--- a/docs/mat-bang-neo-9-be/THUYET_MINH_TINH_TOAN.docx
+++ b/docs/mat-bang-neo-9-be/THUYET_MINH_TINH_TOAN.docx
@@ -12,8 +12,10 @@
           <w:rFonts w:ascii="Times New Roman" w:cs="Times New Roman" w:eastAsia="Times New Roman" w:hAnsi="Times New Roman"/>
           <w:b/>
           <w:bCs/>
+          <w:noProof/>
           <w:sz w:val="32"/>
           <w:szCs w:val="32"/>
+          <w:lang w:val="vi-VN"/>
         </w:rPr>
         <w:t xml:space="preserve">THUYẾT MINH TÍNH TOÁN HỆ NEO BÈ</w:t>
       </w:r>
@@ -28,8 +30,10 @@
           <w:rFonts w:ascii="Times New Roman" w:cs="Times New Roman" w:eastAsia="Times New Roman" w:hAnsi="Times New Roman"/>
           <w:b/>
           <w:bCs/>
+          <w:noProof/>
           <w:sz w:val="26"/>
           <w:szCs w:val="26"/>
+          <w:lang w:val="vi-VN"/>
         </w:rPr>
         <w:t xml:space="preserve">Dự án Điện Mặt Trời Nổi Hồ Huổi Vanh</w:t>
       </w:r>
@@ -42,8 +46,10 @@
       <w:r>
         <w:rPr>
           <w:rFonts w:ascii="Times New Roman" w:cs="Times New Roman" w:eastAsia="Times New Roman" w:hAnsi="Times New Roman"/>
+          <w:noProof/>
           <w:sz w:val="24"/>
           <w:szCs w:val="24"/>
+          <w:lang w:val="vi-VN"/>
         </w:rPr>
         <w:t xml:space="preserve">Phương án chốt: Cọc khoan nhồi D350 ven bờ + đế BTCT giữ bằng vít xoắn dưới đáy hồ</w:t>
       </w:r>
@@ -56,8 +62,10 @@
       <w:r>
         <w:rPr>
           <w:rFonts w:ascii="Times New Roman" w:cs="Times New Roman" w:eastAsia="Times New Roman" w:hAnsi="Times New Roman"/>
+          <w:noProof/>
           <w:sz w:val="24"/>
           <w:szCs w:val="24"/>
+          <w:lang w:val="vi-VN"/>
         </w:rPr>
         <w:t xml:space="preserve">Chủ đầu tư chốt ngày 12/10/2026 · Mã hồ sơ HV-FPV-2026</w:t>
       </w:r>
@@ -65,6 +73,7 @@
     <w:p>
       <w:pPr>
         <w:pStyle w:val="Heading2"/>
+        <w:keepNext/>
         <w:spacing w:after="100" w:before="240"/>
       </w:pPr>
       <w:r>
@@ -72,8 +81,10 @@
           <w:rFonts w:ascii="Times New Roman" w:cs="Times New Roman" w:eastAsia="Times New Roman" w:hAnsi="Times New Roman"/>
           <w:b/>
           <w:bCs/>
+          <w:noProof/>
           <w:sz w:val="26"/>
           <w:szCs w:val="26"/>
+          <w:lang w:val="vi-VN"/>
         </w:rPr>
         <w:t xml:space="preserve">1. Phương án chốt</w:t>
       </w:r>
@@ -90,8 +101,10 @@
       <w:r>
         <w:rPr>
           <w:rFonts w:ascii="Times New Roman" w:cs="Times New Roman" w:eastAsia="Times New Roman" w:hAnsi="Times New Roman"/>
+          <w:noProof/>
           <w:sz w:val="24"/>
           <w:szCs w:val="24"/>
+          <w:lang w:val="vi-VN"/>
         </w:rPr>
         <w:t xml:space="preserve">Chủ đầu tư chốt ngày 12/10/2026: Cọc khoan nhồi D350 ven bờ + đế BTCT giữ bằng vít xoắn dưới đáy hồ.</w:t>
       </w:r>
@@ -108,8 +121,10 @@
       <w:r>
         <w:rPr>
           <w:rFonts w:ascii="Times New Roman" w:cs="Times New Roman" w:eastAsia="Times New Roman" w:hAnsi="Times New Roman"/>
+          <w:noProof/>
           <w:sz w:val="24"/>
           <w:szCs w:val="24"/>
+          <w:lang w:val="vi-VN"/>
         </w:rPr>
         <w:t xml:space="preserve">Hệ neo: 295 tuyến cáp tại 263 điểm neo = 231 cọc khoan nhồi ven bờ + 32 đế đáy hồ (cả 32 đế dùng chung cho hai dây của hai bè đối diện).</w:t>
       </w:r>
@@ -126,8 +141,10 @@
       <w:r>
         <w:rPr>
           <w:rFonts w:ascii="Times New Roman" w:cs="Times New Roman" w:eastAsia="Times New Roman" w:hAnsi="Times New Roman"/>
+          <w:noProof/>
           <w:sz w:val="24"/>
           <w:szCs w:val="24"/>
+          <w:lang w:val="vi-VN"/>
         </w:rPr>
         <w:t xml:space="preserve">Gió tính toán V = 20 m/s là cấp gió vận hành, THẤP HƠN gió tiêu chuẩn TCVN 2737:2023 vùng II-B (V ≈ 29,7 m/s, q0 = 0,54 kN/m²): áp lực gió chỉ bằng 45% mức tiêu chuẩn. Cáp, cọc và đế neo định cỡ ở cấp gió này CHƯA được kiểm tra với bão thiết kế; nhập V = 30 m/s ở Tab 2 để kiểm tra.</w:t>
       </w:r>
@@ -144,8 +161,10 @@
       <w:r>
         <w:rPr>
           <w:rFonts w:ascii="Times New Roman" w:cs="Times New Roman" w:eastAsia="Times New Roman" w:hAnsi="Times New Roman"/>
+          <w:noProof/>
           <w:sz w:val="24"/>
           <w:szCs w:val="24"/>
+          <w:lang w:val="vi-VN"/>
         </w:rPr>
         <w:t xml:space="preserve">Kết quả: 9/9 bè đạt; 231/231 cọc bờ đạt; 32/32 đế đạt.</w:t>
       </w:r>
@@ -153,6 +172,7 @@
     <w:p>
       <w:pPr>
         <w:pStyle w:val="Heading2"/>
+        <w:keepNext/>
         <w:spacing w:after="100" w:before="240"/>
       </w:pPr>
       <w:r>
@@ -160,8 +180,10 @@
           <w:rFonts w:ascii="Times New Roman" w:cs="Times New Roman" w:eastAsia="Times New Roman" w:hAnsi="Times New Roman"/>
           <w:b/>
           <w:bCs/>
+          <w:noProof/>
           <w:sz w:val="26"/>
           <w:szCs w:val="26"/>
+          <w:lang w:val="vi-VN"/>
         </w:rPr>
         <w:t xml:space="preserve">2. Số liệu đầu vào và giả định</w:t>
       </w:r>
@@ -178,8 +200,10 @@
       <w:r>
         <w:rPr>
           <w:rFonts w:ascii="Times New Roman" w:cs="Times New Roman" w:eastAsia="Times New Roman" w:hAnsi="Times New Roman"/>
+          <w:noProof/>
           <w:sz w:val="24"/>
           <w:szCs w:val="24"/>
+          <w:lang w:val="vi-VN"/>
         </w:rPr>
         <w:t xml:space="preserve">Mực nước hồ: MNC 380,0 m; MNDB 384,5 m; MNLKT 386,0 m.</w:t>
       </w:r>
@@ -196,8 +220,10 @@
       <w:r>
         <w:rPr>
           <w:rFonts w:ascii="Times New Roman" w:cs="Times New Roman" w:eastAsia="Times New Roman" w:hAnsi="Times New Roman"/>
+          <w:noProof/>
           <w:sz w:val="24"/>
           <w:szCs w:val="24"/>
+          <w:lang w:val="vi-VN"/>
         </w:rPr>
         <w:t xml:space="preserve">Tấm pin: 2,701 m²/tấm, nghiêng 12°, hệ số cản 1,15, hệ số che chắn giữa các hàng 0,55; sóng và dòng chảy gộp bằng hệ số 1,05.</w:t>
       </w:r>
@@ -214,10 +240,54 @@
       <w:r>
         <w:rPr>
           <w:rFonts w:ascii="Times New Roman" w:cs="Times New Roman" w:eastAsia="Times New Roman" w:hAnsi="Times New Roman"/>
+          <w:noProof/>
           <w:sz w:val="24"/>
           <w:szCs w:val="24"/>
+          <w:lang w:val="vi-VN"/>
         </w:rPr>
-        <w:t xml:space="preserve">Đất bờ (GIẢ ĐỊNH, chưa khảo sát): sét, c_u = 40 kPa. Bùn đáy hồ (GIẢ ĐỊNH): c_u = 20 kPa, γ' = 6 kN/m³.</w:t>
+        <w:t xml:space="preserve">Đất bờ (GIẢ ĐỊNH, chưa khảo sát): sét, c</w:t>
+      </w:r>
+      <w:r>
+        <w:rPr>
+          <w:rFonts w:ascii="Times New Roman" w:cs="Times New Roman" w:eastAsia="Times New Roman" w:hAnsi="Times New Roman"/>
+          <w:noProof/>
+          <w:sz w:val="24"/>
+          <w:szCs w:val="24"/>
+          <w:vertAlign w:val="subscript"/>
+          <w:lang w:val="vi-VN"/>
+        </w:rPr>
+        <w:t xml:space="preserve">u</w:t>
+      </w:r>
+      <w:r>
+        <w:rPr>
+          <w:rFonts w:ascii="Times New Roman" w:cs="Times New Roman" w:eastAsia="Times New Roman" w:hAnsi="Times New Roman"/>
+          <w:noProof/>
+          <w:sz w:val="24"/>
+          <w:szCs w:val="24"/>
+          <w:lang w:val="vi-VN"/>
+        </w:rPr>
+        <w:t xml:space="preserve"> = 40 kPa. Bùn đáy hồ (GIẢ ĐỊNH): c</w:t>
+      </w:r>
+      <w:r>
+        <w:rPr>
+          <w:rFonts w:ascii="Times New Roman" w:cs="Times New Roman" w:eastAsia="Times New Roman" w:hAnsi="Times New Roman"/>
+          <w:noProof/>
+          <w:sz w:val="24"/>
+          <w:szCs w:val="24"/>
+          <w:vertAlign w:val="subscript"/>
+          <w:lang w:val="vi-VN"/>
+        </w:rPr>
+        <w:t xml:space="preserve">u</w:t>
+      </w:r>
+      <w:r>
+        <w:rPr>
+          <w:rFonts w:ascii="Times New Roman" w:cs="Times New Roman" w:eastAsia="Times New Roman" w:hAnsi="Times New Roman"/>
+          <w:noProof/>
+          <w:sz w:val="24"/>
+          <w:szCs w:val="24"/>
+          <w:lang w:val="vi-VN"/>
+        </w:rPr>
+        <w:t xml:space="preserve"> = 20 kPa, γ' = 6 kN/m³.</w:t>
       </w:r>
     </w:p>
     <w:p>
@@ -232,8 +302,10 @@
       <w:r>
         <w:rPr>
           <w:rFonts w:ascii="Times New Roman" w:cs="Times New Roman" w:eastAsia="Times New Roman" w:hAnsi="Times New Roman"/>
+          <w:noProof/>
           <w:sz w:val="24"/>
           <w:szCs w:val="24"/>
+          <w:lang w:val="vi-VN"/>
         </w:rPr>
         <w:t xml:space="preserve">Hệ số an toàn: cáp ≥ 3,0; cọc bờ chịu ngang 2,5; hệ số tải uốn cọc 1,2; đế: trượt 1,5, lật 1,5, nhổ vít 2,0, nền 2,5; trọng lượng đế nhân 0,9 khi chống nhổ.</w:t>
       </w:r>
@@ -241,6 +313,7 @@
     <w:p>
       <w:pPr>
         <w:pStyle w:val="Heading2"/>
+        <w:keepNext/>
         <w:spacing w:after="100" w:before="240"/>
       </w:pPr>
       <w:r>
@@ -248,8 +321,10 @@
           <w:rFonts w:ascii="Times New Roman" w:cs="Times New Roman" w:eastAsia="Times New Roman" w:hAnsi="Times New Roman"/>
           <w:b/>
           <w:bCs/>
+          <w:noProof/>
           <w:sz w:val="26"/>
           <w:szCs w:val="26"/>
+          <w:lang w:val="vi-VN"/>
         </w:rPr>
         <w:t xml:space="preserve">3. Lực gió lên bè (ví dụ BÈ 5A, bè có lực dây lớn nhất)</w:t>
       </w:r>
@@ -266,8 +341,10 @@
       <w:r>
         <w:rPr>
           <w:rFonts w:ascii="Times New Roman" w:cs="Times New Roman" w:eastAsia="Times New Roman" w:hAnsi="Times New Roman"/>
+          <w:noProof/>
           <w:sz w:val="24"/>
           <w:szCs w:val="24"/>
+          <w:lang w:val="vi-VN"/>
         </w:rPr>
         <w:t xml:space="preserve">Áp lực gió: q = 0,5 × ρ × V² = 0,5 × 1,25 × 20² = 250 N/m².</w:t>
       </w:r>
@@ -284,8 +361,10 @@
       <w:r>
         <w:rPr>
           <w:rFonts w:ascii="Times New Roman" w:cs="Times New Roman" w:eastAsia="Times New Roman" w:hAnsi="Times New Roman"/>
+          <w:noProof/>
           <w:sz w:val="24"/>
           <w:szCs w:val="24"/>
+          <w:lang w:val="vi-VN"/>
         </w:rPr>
         <w:t xml:space="preserve">Diện tích đón gió của pin: A = số tấm × diện tích tấm × sin(nghiêng) = 4.410 × 2,701 × sin 12° = 2.477 m².</w:t>
       </w:r>
@@ -302,10 +381,54 @@
       <w:r>
         <w:rPr>
           <w:rFonts w:ascii="Times New Roman" w:cs="Times New Roman" w:eastAsia="Times New Roman" w:hAnsi="Times New Roman"/>
+          <w:noProof/>
           <w:sz w:val="24"/>
           <w:szCs w:val="24"/>
+          <w:lang w:val="vi-VN"/>
         </w:rPr>
-        <w:t xml:space="preserve">Lực gió lên pin: F_pin = q × C_d × A × hệ số che chắn = 250 × 1,15 × 2.477 × 0,55 = 391,6 kN.</w:t>
+        <w:t xml:space="preserve">Lực gió lên pin: F</w:t>
+      </w:r>
+      <w:r>
+        <w:rPr>
+          <w:rFonts w:ascii="Times New Roman" w:cs="Times New Roman" w:eastAsia="Times New Roman" w:hAnsi="Times New Roman"/>
+          <w:noProof/>
+          <w:sz w:val="24"/>
+          <w:szCs w:val="24"/>
+          <w:vertAlign w:val="subscript"/>
+          <w:lang w:val="vi-VN"/>
+        </w:rPr>
+        <w:t xml:space="preserve">pin</w:t>
+      </w:r>
+      <w:r>
+        <w:rPr>
+          <w:rFonts w:ascii="Times New Roman" w:cs="Times New Roman" w:eastAsia="Times New Roman" w:hAnsi="Times New Roman"/>
+          <w:noProof/>
+          <w:sz w:val="24"/>
+          <w:szCs w:val="24"/>
+          <w:lang w:val="vi-VN"/>
+        </w:rPr>
+        <w:t xml:space="preserve"> = q × C</w:t>
+      </w:r>
+      <w:r>
+        <w:rPr>
+          <w:rFonts w:ascii="Times New Roman" w:cs="Times New Roman" w:eastAsia="Times New Roman" w:hAnsi="Times New Roman"/>
+          <w:noProof/>
+          <w:sz w:val="24"/>
+          <w:szCs w:val="24"/>
+          <w:vertAlign w:val="subscript"/>
+          <w:lang w:val="vi-VN"/>
+        </w:rPr>
+        <w:t xml:space="preserve">d</w:t>
+      </w:r>
+      <w:r>
+        <w:rPr>
+          <w:rFonts w:ascii="Times New Roman" w:cs="Times New Roman" w:eastAsia="Times New Roman" w:hAnsi="Times New Roman"/>
+          <w:noProof/>
+          <w:sz w:val="24"/>
+          <w:szCs w:val="24"/>
+          <w:lang w:val="vi-VN"/>
+        </w:rPr>
+        <w:t xml:space="preserve"> × A × hệ số che chắn = 250 × 1,15 × 2.477 × 0,55 = 391,6 kN.</w:t>
       </w:r>
     </w:p>
     <w:p>
@@ -320,10 +443,33 @@
       <w:r>
         <w:rPr>
           <w:rFonts w:ascii="Times New Roman" w:cs="Times New Roman" w:eastAsia="Times New Roman" w:hAnsi="Times New Roman"/>
+          <w:noProof/>
           <w:sz w:val="24"/>
           <w:szCs w:val="24"/>
+          <w:lang w:val="vi-VN"/>
         </w:rPr>
-        <w:t xml:space="preserve">Lực gió lên phao (mạn khô 0,35 m): F_phao = 15,9 kN. Tổng gió: 407,5 kN.</w:t>
+        <w:t xml:space="preserve">Lực gió lên phao (mạn khô 0,35 m): F</w:t>
+      </w:r>
+      <w:r>
+        <w:rPr>
+          <w:rFonts w:ascii="Times New Roman" w:cs="Times New Roman" w:eastAsia="Times New Roman" w:hAnsi="Times New Roman"/>
+          <w:noProof/>
+          <w:sz w:val="24"/>
+          <w:szCs w:val="24"/>
+          <w:vertAlign w:val="subscript"/>
+          <w:lang w:val="vi-VN"/>
+        </w:rPr>
+        <w:t xml:space="preserve">phao</w:t>
+      </w:r>
+      <w:r>
+        <w:rPr>
+          <w:rFonts w:ascii="Times New Roman" w:cs="Times New Roman" w:eastAsia="Times New Roman" w:hAnsi="Times New Roman"/>
+          <w:noProof/>
+          <w:sz w:val="24"/>
+          <w:szCs w:val="24"/>
+          <w:lang w:val="vi-VN"/>
+        </w:rPr>
+        <w:t xml:space="preserve"> = 15,9 kN. Tổng gió: 407,5 kN.</w:t>
       </w:r>
     </w:p>
     <w:p>
@@ -338,8 +484,10 @@
       <w:r>
         <w:rPr>
           <w:rFonts w:ascii="Times New Roman" w:cs="Times New Roman" w:eastAsia="Times New Roman" w:hAnsi="Times New Roman"/>
+          <w:noProof/>
           <w:sz w:val="24"/>
           <w:szCs w:val="24"/>
+          <w:lang w:val="vi-VN"/>
         </w:rPr>
         <w:t xml:space="preserve">Tổng lực môi trường: F = 407,5 × 1,05 = 427,9 kN.</w:t>
       </w:r>
@@ -347,6 +495,7 @@
     <w:p>
       <w:pPr>
         <w:pStyle w:val="Heading2"/>
+        <w:keepNext/>
         <w:spacing w:after="100" w:before="240"/>
       </w:pPr>
       <w:r>
@@ -354,8 +503,10 @@
           <w:rFonts w:ascii="Times New Roman" w:cs="Times New Roman" w:eastAsia="Times New Roman" w:hAnsi="Times New Roman"/>
           <w:b/>
           <w:bCs/>
+          <w:noProof/>
           <w:sz w:val="26"/>
           <w:szCs w:val="26"/>
+          <w:lang w:val="vi-VN"/>
         </w:rPr>
         <w:t xml:space="preserve">4. Lực căng một dây</w:t>
       </w:r>
@@ -372,8 +523,10 @@
       <w:r>
         <w:rPr>
           <w:rFonts w:ascii="Times New Roman" w:cs="Times New Roman" w:eastAsia="Times New Roman" w:hAnsi="Times New Roman"/>
+          <w:noProof/>
           <w:sz w:val="24"/>
           <w:szCs w:val="24"/>
+          <w:lang w:val="vi-VN"/>
         </w:rPr>
         <w:t xml:space="preserve">Tính hai cách, lấy giá trị lớn hơn; mọi dây của bè đều kiểm tra với lực này.</w:t>
       </w:r>
@@ -390,10 +543,33 @@
       <w:r>
         <w:rPr>
           <w:rFonts w:ascii="Times New Roman" w:cs="Times New Roman" w:eastAsia="Times New Roman" w:hAnsi="Times New Roman"/>
+          <w:noProof/>
           <w:sz w:val="24"/>
           <w:szCs w:val="24"/>
+          <w:lang w:val="vi-VN"/>
         </w:rPr>
-        <w:t xml:space="preserve">Cách hệ số tập trung: T = F × k + T_0 = 427,9 × 0,144 + 5 = 66,6 kN.</w:t>
+        <w:t xml:space="preserve">Cách hệ số tập trung: T = F × k + T</w:t>
+      </w:r>
+      <w:r>
+        <w:rPr>
+          <w:rFonts w:ascii="Times New Roman" w:cs="Times New Roman" w:eastAsia="Times New Roman" w:hAnsi="Times New Roman"/>
+          <w:noProof/>
+          <w:sz w:val="24"/>
+          <w:szCs w:val="24"/>
+          <w:vertAlign w:val="subscript"/>
+          <w:lang w:val="vi-VN"/>
+        </w:rPr>
+        <w:t xml:space="preserve">0</w:t>
+      </w:r>
+      <w:r>
+        <w:rPr>
+          <w:rFonts w:ascii="Times New Roman" w:cs="Times New Roman" w:eastAsia="Times New Roman" w:hAnsi="Times New Roman"/>
+          <w:noProof/>
+          <w:sz w:val="24"/>
+          <w:szCs w:val="24"/>
+          <w:lang w:val="vi-VN"/>
+        </w:rPr>
+        <w:t xml:space="preserve"> = 427,9 × 0,144 + 5 = 66,6 kN.</w:t>
       </w:r>
     </w:p>
     <w:p>
@@ -408,10 +584,33 @@
       <w:r>
         <w:rPr>
           <w:rFonts w:ascii="Times New Roman" w:cs="Times New Roman" w:eastAsia="Times New Roman" w:hAnsi="Times New Roman"/>
+          <w:noProof/>
           <w:sz w:val="24"/>
           <w:szCs w:val="24"/>
+          <w:lang w:val="vi-VN"/>
         </w:rPr>
-        <w:t xml:space="preserve">Cách chia cho số dây làm việc: T = F / (n × cos α) + T_0 = 427,9 / (6 × cos 30°) + 5 = 87,3 kN.</w:t>
+        <w:t xml:space="preserve">Cách chia cho số dây làm việc: T = F / (n × cos α) + T</w:t>
+      </w:r>
+      <w:r>
+        <w:rPr>
+          <w:rFonts w:ascii="Times New Roman" w:cs="Times New Roman" w:eastAsia="Times New Roman" w:hAnsi="Times New Roman"/>
+          <w:noProof/>
+          <w:sz w:val="24"/>
+          <w:szCs w:val="24"/>
+          <w:vertAlign w:val="subscript"/>
+          <w:lang w:val="vi-VN"/>
+        </w:rPr>
+        <w:t xml:space="preserve">0</w:t>
+      </w:r>
+      <w:r>
+        <w:rPr>
+          <w:rFonts w:ascii="Times New Roman" w:cs="Times New Roman" w:eastAsia="Times New Roman" w:hAnsi="Times New Roman"/>
+          <w:noProof/>
+          <w:sz w:val="24"/>
+          <w:szCs w:val="24"/>
+          <w:lang w:val="vi-VN"/>
+        </w:rPr>
+        <w:t xml:space="preserve"> = 427,9 / (6 × cos 30°) + 5 = 87,3 kN.</w:t>
       </w:r>
     </w:p>
     <w:p>
@@ -426,8 +625,10 @@
       <w:r>
         <w:rPr>
           <w:rFonts w:ascii="Times New Roman" w:cs="Times New Roman" w:eastAsia="Times New Roman" w:hAnsi="Times New Roman"/>
+          <w:noProof/>
           <w:sz w:val="24"/>
           <w:szCs w:val="24"/>
+          <w:lang w:val="vi-VN"/>
         </w:rPr>
         <w:t xml:space="preserve">Lực dây thiết kế của BÈ 5A: T = 87,3 kN; khi đứt một dây: 103,8 kN.</w:t>
       </w:r>
@@ -444,8 +645,10 @@
       <w:r>
         <w:rPr>
           <w:rFonts w:ascii="Times New Roman" w:cs="Times New Roman" w:eastAsia="Times New Roman" w:hAnsi="Times New Roman"/>
+          <w:noProof/>
           <w:sz w:val="24"/>
           <w:szCs w:val="24"/>
+          <w:lang w:val="vi-VN"/>
         </w:rPr>
         <w:t xml:space="preserve">Cáp PES-32, lực đứt 305 kN: hệ số an toàn 3,49 (yêu cầu ≥ 3,0); khi đứt một dây 2,94 (yêu cầu ≥ 2,0).</w:t>
       </w:r>
@@ -453,6 +656,7 @@
     <w:p>
       <w:pPr>
         <w:pStyle w:val="Heading2"/>
+        <w:keepNext/>
         <w:spacing w:after="100" w:before="240"/>
       </w:pPr>
       <w:r>
@@ -460,8 +664,10 @@
           <w:rFonts w:ascii="Times New Roman" w:cs="Times New Roman" w:eastAsia="Times New Roman" w:hAnsi="Times New Roman"/>
           <w:b/>
           <w:bCs/>
+          <w:noProof/>
           <w:sz w:val="26"/>
           <w:szCs w:val="26"/>
+          <w:lang w:val="vi-VN"/>
         </w:rPr>
         <w:t xml:space="preserve">5. Cọc khoan nhồi ven bờ (ví dụ BÈ 5A)</w:t>
       </w:r>
@@ -478,10 +684,33 @@
       <w:r>
         <w:rPr>
           <w:rFonts w:ascii="Times New Roman" w:cs="Times New Roman" w:eastAsia="Times New Roman" w:hAnsi="Times New Roman"/>
+          <w:noProof/>
           <w:sz w:val="24"/>
           <w:szCs w:val="24"/>
+          <w:lang w:val="vi-VN"/>
         </w:rPr>
-        <w:t xml:space="preserve">Cọc tròn D350 đổ tại chỗ, ngàm L_tk = 6,5 m, dài cả cọc 6,6 m; thép chủ 6Φ32 CB400-V, Đai xoắn Φ8 a150. Cáp móc cách mặt đất 0,1 m.</w:t>
+        <w:t xml:space="preserve">Cọc tròn D350 đổ tại chỗ, ngàm L</w:t>
+      </w:r>
+      <w:r>
+        <w:rPr>
+          <w:rFonts w:ascii="Times New Roman" w:cs="Times New Roman" w:eastAsia="Times New Roman" w:hAnsi="Times New Roman"/>
+          <w:noProof/>
+          <w:sz w:val="24"/>
+          <w:szCs w:val="24"/>
+          <w:vertAlign w:val="subscript"/>
+          <w:lang w:val="vi-VN"/>
+        </w:rPr>
+        <w:t xml:space="preserve">tk</w:t>
+      </w:r>
+      <w:r>
+        <w:rPr>
+          <w:rFonts w:ascii="Times New Roman" w:cs="Times New Roman" w:eastAsia="Times New Roman" w:hAnsi="Times New Roman"/>
+          <w:noProof/>
+          <w:sz w:val="24"/>
+          <w:szCs w:val="24"/>
+          <w:lang w:val="vi-VN"/>
+        </w:rPr>
+        <w:t xml:space="preserve"> = 6,5 m, dài cả cọc 6,6 m; thép chủ 6Φ32 CB400-V, Đai xoắn Φ8 a150. Cáp móc cách mặt đất 0,1 m.</w:t>
       </w:r>
     </w:p>
     <w:p>
@@ -496,10 +725,54 @@
       <w:r>
         <w:rPr>
           <w:rFonts w:ascii="Times New Roman" w:cs="Times New Roman" w:eastAsia="Times New Roman" w:hAnsi="Times New Roman"/>
+          <w:noProof/>
           <w:sz w:val="24"/>
           <w:szCs w:val="24"/>
+          <w:lang w:val="vi-VN"/>
         </w:rPr>
-        <w:t xml:space="preserve">BP-1, sức chịu ngang theo Broms (cọc ngắn trong đất sét): H_u = 290,2 kN; cho phép H_u / 2,5 = 116,1 kN ≥ T = 87,3 kN; mức sử dụng 0,75.</w:t>
+        <w:t xml:space="preserve">BP-1, sức chịu ngang theo Broms (cọc ngắn trong đất sét): H</w:t>
+      </w:r>
+      <w:r>
+        <w:rPr>
+          <w:rFonts w:ascii="Times New Roman" w:cs="Times New Roman" w:eastAsia="Times New Roman" w:hAnsi="Times New Roman"/>
+          <w:noProof/>
+          <w:sz w:val="24"/>
+          <w:szCs w:val="24"/>
+          <w:vertAlign w:val="subscript"/>
+          <w:lang w:val="vi-VN"/>
+        </w:rPr>
+        <w:t xml:space="preserve">u</w:t>
+      </w:r>
+      <w:r>
+        <w:rPr>
+          <w:rFonts w:ascii="Times New Roman" w:cs="Times New Roman" w:eastAsia="Times New Roman" w:hAnsi="Times New Roman"/>
+          <w:noProof/>
+          <w:sz w:val="24"/>
+          <w:szCs w:val="24"/>
+          <w:lang w:val="vi-VN"/>
+        </w:rPr>
+        <w:t xml:space="preserve"> = 290,2 kN; cho phép H</w:t>
+      </w:r>
+      <w:r>
+        <w:rPr>
+          <w:rFonts w:ascii="Times New Roman" w:cs="Times New Roman" w:eastAsia="Times New Roman" w:hAnsi="Times New Roman"/>
+          <w:noProof/>
+          <w:sz w:val="24"/>
+          <w:szCs w:val="24"/>
+          <w:vertAlign w:val="subscript"/>
+          <w:lang w:val="vi-VN"/>
+        </w:rPr>
+        <w:t xml:space="preserve">u</w:t>
+      </w:r>
+      <w:r>
+        <w:rPr>
+          <w:rFonts w:ascii="Times New Roman" w:cs="Times New Roman" w:eastAsia="Times New Roman" w:hAnsi="Times New Roman"/>
+          <w:noProof/>
+          <w:sz w:val="24"/>
+          <w:szCs w:val="24"/>
+          <w:lang w:val="vi-VN"/>
+        </w:rPr>
+        <w:t xml:space="preserve"> / 2,5 = 116,1 kN ≥ T = 87,3 kN; mức sử dụng 0,75.</w:t>
       </w:r>
     </w:p>
     <w:p>
@@ -514,10 +787,54 @@
       <w:r>
         <w:rPr>
           <w:rFonts w:ascii="Times New Roman" w:cs="Times New Roman" w:eastAsia="Times New Roman" w:hAnsi="Times New Roman"/>
+          <w:noProof/>
           <w:sz w:val="24"/>
           <w:szCs w:val="24"/>
+          <w:lang w:val="vi-VN"/>
         </w:rPr>
-        <w:t xml:space="preserve">BP-2, uốn thân cọc (TCVN 5574:2018): 1,2 × M_max = 1,2 × 84,9 = 101,8 kNm ≤ M_rd = 121,9 kNm; mức sử dụng 0,84.</w:t>
+        <w:t xml:space="preserve">BP-2, uốn thân cọc (TCVN 5574:2018): 1,2 × M</w:t>
+      </w:r>
+      <w:r>
+        <w:rPr>
+          <w:rFonts w:ascii="Times New Roman" w:cs="Times New Roman" w:eastAsia="Times New Roman" w:hAnsi="Times New Roman"/>
+          <w:noProof/>
+          <w:sz w:val="24"/>
+          <w:szCs w:val="24"/>
+          <w:vertAlign w:val="subscript"/>
+          <w:lang w:val="vi-VN"/>
+        </w:rPr>
+        <w:t xml:space="preserve">max</w:t>
+      </w:r>
+      <w:r>
+        <w:rPr>
+          <w:rFonts w:ascii="Times New Roman" w:cs="Times New Roman" w:eastAsia="Times New Roman" w:hAnsi="Times New Roman"/>
+          <w:noProof/>
+          <w:sz w:val="24"/>
+          <w:szCs w:val="24"/>
+          <w:lang w:val="vi-VN"/>
+        </w:rPr>
+        <w:t xml:space="preserve"> = 1,2 × 84,9 = 101,8 kNm ≤ M</w:t>
+      </w:r>
+      <w:r>
+        <w:rPr>
+          <w:rFonts w:ascii="Times New Roman" w:cs="Times New Roman" w:eastAsia="Times New Roman" w:hAnsi="Times New Roman"/>
+          <w:noProof/>
+          <w:sz w:val="24"/>
+          <w:szCs w:val="24"/>
+          <w:vertAlign w:val="subscript"/>
+          <w:lang w:val="vi-VN"/>
+        </w:rPr>
+        <w:t xml:space="preserve">rd</w:t>
+      </w:r>
+      <w:r>
+        <w:rPr>
+          <w:rFonts w:ascii="Times New Roman" w:cs="Times New Roman" w:eastAsia="Times New Roman" w:hAnsi="Times New Roman"/>
+          <w:noProof/>
+          <w:sz w:val="24"/>
+          <w:szCs w:val="24"/>
+          <w:lang w:val="vi-VN"/>
+        </w:rPr>
+        <w:t xml:space="preserve"> = 121,9 kNm; mức sử dụng 0,84.</w:t>
       </w:r>
     </w:p>
     <w:p>
@@ -532,8 +849,10 @@
       <w:r>
         <w:rPr>
           <w:rFonts w:ascii="Times New Roman" w:cs="Times New Roman" w:eastAsia="Times New Roman" w:hAnsi="Times New Roman"/>
+          <w:noProof/>
           <w:sz w:val="24"/>
           <w:szCs w:val="24"/>
+          <w:lang w:val="vi-VN"/>
         </w:rPr>
         <w:t xml:space="preserve">Cả hệ: 231 cọc, tổng dài 1.524,6 m, 146,7 m³ bê tông, 38,3 tấn thép. Lực kiểm tra cọc là toàn bộ lực dây (không giảm theo góc xiên), thiên về an toàn.</w:t>
       </w:r>
@@ -541,6 +860,7 @@
     <w:p>
       <w:pPr>
         <w:pStyle w:val="Heading2"/>
+        <w:keepNext/>
         <w:spacing w:after="100" w:before="240"/>
       </w:pPr>
       <w:r>
@@ -548,8 +868,10 @@
           <w:rFonts w:ascii="Times New Roman" w:cs="Times New Roman" w:eastAsia="Times New Roman" w:hAnsi="Times New Roman"/>
           <w:b/>
           <w:bCs/>
+          <w:noProof/>
           <w:sz w:val="26"/>
           <w:szCs w:val="26"/>
+          <w:lang w:val="vi-VN"/>
         </w:rPr>
         <w:t xml:space="preserve">6. Đế BTCT + vít xoắn (ví dụ HV-DV008, đế làm việc nặng nhất)</w:t>
       </w:r>
@@ -566,10 +888,138 @@
       <w:r>
         <w:rPr>
           <w:rFonts w:ascii="Times New Roman" w:cs="Times New Roman" w:eastAsia="Times New Roman" w:hAnsi="Times New Roman"/>
+          <w:noProof/>
           <w:sz w:val="24"/>
           <w:szCs w:val="24"/>
+          <w:lang w:val="vi-VN"/>
         </w:rPr>
-        <w:t xml:space="preserve">Một vít: ống Ø89×5, ren Ø105, ngàm 3,0 m. Sức chịu nhổ cực hạn Q_u = α × c_u × π × D_ren × L = 0,8 × 20 × π × 0,105 × 3,0 = 15,8 kN; cho phép Q_a = Q_u / 2 = 7,9 kN. Sức chịu ngang cực hạn H_u = 15,0 kN.</w:t>
+        <w:t xml:space="preserve">Một vít: ống Ø89×5, ren Ø105, ngàm 3,0 m. Sức chịu nhổ cực hạn Q</w:t>
+      </w:r>
+      <w:r>
+        <w:rPr>
+          <w:rFonts w:ascii="Times New Roman" w:cs="Times New Roman" w:eastAsia="Times New Roman" w:hAnsi="Times New Roman"/>
+          <w:noProof/>
+          <w:sz w:val="24"/>
+          <w:szCs w:val="24"/>
+          <w:vertAlign w:val="subscript"/>
+          <w:lang w:val="vi-VN"/>
+        </w:rPr>
+        <w:t xml:space="preserve">u</w:t>
+      </w:r>
+      <w:r>
+        <w:rPr>
+          <w:rFonts w:ascii="Times New Roman" w:cs="Times New Roman" w:eastAsia="Times New Roman" w:hAnsi="Times New Roman"/>
+          <w:noProof/>
+          <w:sz w:val="24"/>
+          <w:szCs w:val="24"/>
+          <w:lang w:val="vi-VN"/>
+        </w:rPr>
+        <w:t xml:space="preserve"> = α × c</w:t>
+      </w:r>
+      <w:r>
+        <w:rPr>
+          <w:rFonts w:ascii="Times New Roman" w:cs="Times New Roman" w:eastAsia="Times New Roman" w:hAnsi="Times New Roman"/>
+          <w:noProof/>
+          <w:sz w:val="24"/>
+          <w:szCs w:val="24"/>
+          <w:vertAlign w:val="subscript"/>
+          <w:lang w:val="vi-VN"/>
+        </w:rPr>
+        <w:t xml:space="preserve">u</w:t>
+      </w:r>
+      <w:r>
+        <w:rPr>
+          <w:rFonts w:ascii="Times New Roman" w:cs="Times New Roman" w:eastAsia="Times New Roman" w:hAnsi="Times New Roman"/>
+          <w:noProof/>
+          <w:sz w:val="24"/>
+          <w:szCs w:val="24"/>
+          <w:lang w:val="vi-VN"/>
+        </w:rPr>
+        <w:t xml:space="preserve"> × π × D</w:t>
+      </w:r>
+      <w:r>
+        <w:rPr>
+          <w:rFonts w:ascii="Times New Roman" w:cs="Times New Roman" w:eastAsia="Times New Roman" w:hAnsi="Times New Roman"/>
+          <w:noProof/>
+          <w:sz w:val="24"/>
+          <w:szCs w:val="24"/>
+          <w:vertAlign w:val="subscript"/>
+          <w:lang w:val="vi-VN"/>
+        </w:rPr>
+        <w:t xml:space="preserve">ren</w:t>
+      </w:r>
+      <w:r>
+        <w:rPr>
+          <w:rFonts w:ascii="Times New Roman" w:cs="Times New Roman" w:eastAsia="Times New Roman" w:hAnsi="Times New Roman"/>
+          <w:noProof/>
+          <w:sz w:val="24"/>
+          <w:szCs w:val="24"/>
+          <w:lang w:val="vi-VN"/>
+        </w:rPr>
+        <w:t xml:space="preserve"> × L = 0,8 × 20 × π × 0,105 × 3,0 = 15,8 kN; cho phép Q</w:t>
+      </w:r>
+      <w:r>
+        <w:rPr>
+          <w:rFonts w:ascii="Times New Roman" w:cs="Times New Roman" w:eastAsia="Times New Roman" w:hAnsi="Times New Roman"/>
+          <w:noProof/>
+          <w:sz w:val="24"/>
+          <w:szCs w:val="24"/>
+          <w:vertAlign w:val="subscript"/>
+          <w:lang w:val="vi-VN"/>
+        </w:rPr>
+        <w:t xml:space="preserve">a</w:t>
+      </w:r>
+      <w:r>
+        <w:rPr>
+          <w:rFonts w:ascii="Times New Roman" w:cs="Times New Roman" w:eastAsia="Times New Roman" w:hAnsi="Times New Roman"/>
+          <w:noProof/>
+          <w:sz w:val="24"/>
+          <w:szCs w:val="24"/>
+          <w:lang w:val="vi-VN"/>
+        </w:rPr>
+        <w:t xml:space="preserve"> = Q</w:t>
+      </w:r>
+      <w:r>
+        <w:rPr>
+          <w:rFonts w:ascii="Times New Roman" w:cs="Times New Roman" w:eastAsia="Times New Roman" w:hAnsi="Times New Roman"/>
+          <w:noProof/>
+          <w:sz w:val="24"/>
+          <w:szCs w:val="24"/>
+          <w:vertAlign w:val="subscript"/>
+          <w:lang w:val="vi-VN"/>
+        </w:rPr>
+        <w:t xml:space="preserve">u</w:t>
+      </w:r>
+      <w:r>
+        <w:rPr>
+          <w:rFonts w:ascii="Times New Roman" w:cs="Times New Roman" w:eastAsia="Times New Roman" w:hAnsi="Times New Roman"/>
+          <w:noProof/>
+          <w:sz w:val="24"/>
+          <w:szCs w:val="24"/>
+          <w:lang w:val="vi-VN"/>
+        </w:rPr>
+        <w:t xml:space="preserve"> / 2 = 7,9 kN. Sức chịu ngang cực hạn H</w:t>
+      </w:r>
+      <w:r>
+        <w:rPr>
+          <w:rFonts w:ascii="Times New Roman" w:cs="Times New Roman" w:eastAsia="Times New Roman" w:hAnsi="Times New Roman"/>
+          <w:noProof/>
+          <w:sz w:val="24"/>
+          <w:szCs w:val="24"/>
+          <w:vertAlign w:val="subscript"/>
+          <w:lang w:val="vi-VN"/>
+        </w:rPr>
+        <w:t xml:space="preserve">u</w:t>
+      </w:r>
+      <w:r>
+        <w:rPr>
+          <w:rFonts w:ascii="Times New Roman" w:cs="Times New Roman" w:eastAsia="Times New Roman" w:hAnsi="Times New Roman"/>
+          <w:noProof/>
+          <w:sz w:val="24"/>
+          <w:szCs w:val="24"/>
+          <w:lang w:val="vi-VN"/>
+        </w:rPr>
+        <w:t xml:space="preserve"> = 15,0 kN.</w:t>
       </w:r>
     </w:p>
     <w:p>
@@ -584,8 +1034,10 @@
       <w:r>
         <w:rPr>
           <w:rFonts w:ascii="Times New Roman" w:cs="Times New Roman" w:eastAsia="Times New Roman" w:hAnsi="Times New Roman"/>
+          <w:noProof/>
           <w:sz w:val="24"/>
           <w:szCs w:val="24"/>
+          <w:lang w:val="vi-VN"/>
         </w:rPr>
         <w:t xml:space="preserve">Đế HV-DV008 giữ hai dây B3-D20 (BÈ 3, T = 38,6 kN, dài 12,34 m) và B3A-D22 (BÈ 3A, T = 73,7 kN, dài 12,34 m). Bích bè cao hơn mặt nước 0,35 m.</w:t>
       </w:r>
@@ -602,10 +1054,54 @@
       <w:r>
         <w:rPr>
           <w:rFonts w:ascii="Times New Roman" w:cs="Times New Roman" w:eastAsia="Times New Roman" w:hAnsi="Times New Roman"/>
+          <w:noProof/>
           <w:sz w:val="24"/>
           <w:szCs w:val="24"/>
+          <w:lang w:val="vi-VN"/>
         </w:rPr>
-        <w:t xml:space="preserve">Tổ hợp chi phối: cả hai dây căng (MN cao). Lực nhổ T_v = 58,3 kN (hai dây cộng lại), lực ngang T_h = 29,9 kN (cộng véc-tơ).</w:t>
+        <w:t xml:space="preserve">Tổ hợp chi phối: cả hai dây căng (MN cao). Lực nhổ T</w:t>
+      </w:r>
+      <w:r>
+        <w:rPr>
+          <w:rFonts w:ascii="Times New Roman" w:cs="Times New Roman" w:eastAsia="Times New Roman" w:hAnsi="Times New Roman"/>
+          <w:noProof/>
+          <w:sz w:val="24"/>
+          <w:szCs w:val="24"/>
+          <w:vertAlign w:val="subscript"/>
+          <w:lang w:val="vi-VN"/>
+        </w:rPr>
+        <w:t xml:space="preserve">v</w:t>
+      </w:r>
+      <w:r>
+        <w:rPr>
+          <w:rFonts w:ascii="Times New Roman" w:cs="Times New Roman" w:eastAsia="Times New Roman" w:hAnsi="Times New Roman"/>
+          <w:noProof/>
+          <w:sz w:val="24"/>
+          <w:szCs w:val="24"/>
+          <w:lang w:val="vi-VN"/>
+        </w:rPr>
+        <w:t xml:space="preserve"> = 58,3 kN (hai dây cộng lại), lực ngang T</w:t>
+      </w:r>
+      <w:r>
+        <w:rPr>
+          <w:rFonts w:ascii="Times New Roman" w:cs="Times New Roman" w:eastAsia="Times New Roman" w:hAnsi="Times New Roman"/>
+          <w:noProof/>
+          <w:sz w:val="24"/>
+          <w:szCs w:val="24"/>
+          <w:vertAlign w:val="subscript"/>
+          <w:lang w:val="vi-VN"/>
+        </w:rPr>
+        <w:t xml:space="preserve">h</w:t>
+      </w:r>
+      <w:r>
+        <w:rPr>
+          <w:rFonts w:ascii="Times New Roman" w:cs="Times New Roman" w:eastAsia="Times New Roman" w:hAnsi="Times New Roman"/>
+          <w:noProof/>
+          <w:sz w:val="24"/>
+          <w:szCs w:val="24"/>
+          <w:lang w:val="vi-VN"/>
+        </w:rPr>
+        <w:t xml:space="preserve"> = 29,9 kN (cộng véc-tơ).</w:t>
       </w:r>
     </w:p>
     <w:p>
@@ -620,8 +1116,10 @@
       <w:r>
         <w:rPr>
           <w:rFonts w:ascii="Times New Roman" w:cs="Times New Roman" w:eastAsia="Times New Roman" w:hAnsi="Times New Roman"/>
+          <w:noProof/>
           <w:sz w:val="24"/>
           <w:szCs w:val="24"/>
+          <w:lang w:val="vi-VN"/>
         </w:rPr>
         <w:t xml:space="preserve">Đế 2,75 × 2,75 × 0,4 m: thể tích 3,03 m³, nặng 75,6 kN trên cạn, W' = 3,03 × (25 − 10) = 45,4 kN trong nước (đã trừ lực đẩy nổi).</w:t>
       </w:r>
@@ -638,10 +1136,54 @@
       <w:r>
         <w:rPr>
           <w:rFonts w:ascii="Times New Roman" w:cs="Times New Roman" w:eastAsia="Times New Roman" w:hAnsi="Times New Roman"/>
+          <w:noProof/>
           <w:sz w:val="24"/>
           <w:szCs w:val="24"/>
+          <w:lang w:val="vi-VN"/>
         </w:rPr>
-        <w:t xml:space="preserve">SV-1 nhổ: T_v ≤ 0,9 × W' + 4 × Q_a = 72,5 kN; mức sử dụng 0,80.</w:t>
+        <w:t xml:space="preserve">SV-1 nhổ: T</w:t>
+      </w:r>
+      <w:r>
+        <w:rPr>
+          <w:rFonts w:ascii="Times New Roman" w:cs="Times New Roman" w:eastAsia="Times New Roman" w:hAnsi="Times New Roman"/>
+          <w:noProof/>
+          <w:sz w:val="24"/>
+          <w:szCs w:val="24"/>
+          <w:vertAlign w:val="subscript"/>
+          <w:lang w:val="vi-VN"/>
+        </w:rPr>
+        <w:t xml:space="preserve">v</w:t>
+      </w:r>
+      <w:r>
+        <w:rPr>
+          <w:rFonts w:ascii="Times New Roman" w:cs="Times New Roman" w:eastAsia="Times New Roman" w:hAnsi="Times New Roman"/>
+          <w:noProof/>
+          <w:sz w:val="24"/>
+          <w:szCs w:val="24"/>
+          <w:lang w:val="vi-VN"/>
+        </w:rPr>
+        <w:t xml:space="preserve"> ≤ 0,9 × W' + 4 × Q</w:t>
+      </w:r>
+      <w:r>
+        <w:rPr>
+          <w:rFonts w:ascii="Times New Roman" w:cs="Times New Roman" w:eastAsia="Times New Roman" w:hAnsi="Times New Roman"/>
+          <w:noProof/>
+          <w:sz w:val="24"/>
+          <w:szCs w:val="24"/>
+          <w:vertAlign w:val="subscript"/>
+          <w:lang w:val="vi-VN"/>
+        </w:rPr>
+        <w:t xml:space="preserve">a</w:t>
+      </w:r>
+      <w:r>
+        <w:rPr>
+          <w:rFonts w:ascii="Times New Roman" w:cs="Times New Roman" w:eastAsia="Times New Roman" w:hAnsi="Times New Roman"/>
+          <w:noProof/>
+          <w:sz w:val="24"/>
+          <w:szCs w:val="24"/>
+          <w:lang w:val="vi-VN"/>
+        </w:rPr>
+        <w:t xml:space="preserve"> = 72,5 kN; mức sử dụng 0,80.</w:t>
       </w:r>
     </w:p>
     <w:p>
@@ -656,10 +1198,75 @@
       <w:r>
         <w:rPr>
           <w:rFonts w:ascii="Times New Roman" w:cs="Times New Roman" w:eastAsia="Times New Roman" w:hAnsi="Times New Roman"/>
+          <w:noProof/>
           <w:sz w:val="24"/>
           <w:szCs w:val="24"/>
+          <w:lang w:val="vi-VN"/>
         </w:rPr>
-        <w:t xml:space="preserve">SV-2 trượt: 1,5 × T_h ≤ bám dính đáy + gờ + 4 × H_u; mức sử dụng 0,67 (bám dính đáy lấy bằng 0 khi T_v &gt; W').</w:t>
+        <w:t xml:space="preserve">SV-2 trượt: 1,5 × T</w:t>
+      </w:r>
+      <w:r>
+        <w:rPr>
+          <w:rFonts w:ascii="Times New Roman" w:cs="Times New Roman" w:eastAsia="Times New Roman" w:hAnsi="Times New Roman"/>
+          <w:noProof/>
+          <w:sz w:val="24"/>
+          <w:szCs w:val="24"/>
+          <w:vertAlign w:val="subscript"/>
+          <w:lang w:val="vi-VN"/>
+        </w:rPr>
+        <w:t xml:space="preserve">h</w:t>
+      </w:r>
+      <w:r>
+        <w:rPr>
+          <w:rFonts w:ascii="Times New Roman" w:cs="Times New Roman" w:eastAsia="Times New Roman" w:hAnsi="Times New Roman"/>
+          <w:noProof/>
+          <w:sz w:val="24"/>
+          <w:szCs w:val="24"/>
+          <w:lang w:val="vi-VN"/>
+        </w:rPr>
+        <w:t xml:space="preserve"> ≤ bám dính đáy + gờ + 4 × H</w:t>
+      </w:r>
+      <w:r>
+        <w:rPr>
+          <w:rFonts w:ascii="Times New Roman" w:cs="Times New Roman" w:eastAsia="Times New Roman" w:hAnsi="Times New Roman"/>
+          <w:noProof/>
+          <w:sz w:val="24"/>
+          <w:szCs w:val="24"/>
+          <w:vertAlign w:val="subscript"/>
+          <w:lang w:val="vi-VN"/>
+        </w:rPr>
+        <w:t xml:space="preserve">u</w:t>
+      </w:r>
+      <w:r>
+        <w:rPr>
+          <w:rFonts w:ascii="Times New Roman" w:cs="Times New Roman" w:eastAsia="Times New Roman" w:hAnsi="Times New Roman"/>
+          <w:noProof/>
+          <w:sz w:val="24"/>
+          <w:szCs w:val="24"/>
+          <w:lang w:val="vi-VN"/>
+        </w:rPr>
+        <w:t xml:space="preserve">; mức sử dụng 0,67 (bám dính đáy lấy bằng 0 khi T</w:t>
+      </w:r>
+      <w:r>
+        <w:rPr>
+          <w:rFonts w:ascii="Times New Roman" w:cs="Times New Roman" w:eastAsia="Times New Roman" w:hAnsi="Times New Roman"/>
+          <w:noProof/>
+          <w:sz w:val="24"/>
+          <w:szCs w:val="24"/>
+          <w:vertAlign w:val="subscript"/>
+          <w:lang w:val="vi-VN"/>
+        </w:rPr>
+        <w:t xml:space="preserve">v</w:t>
+      </w:r>
+      <w:r>
+        <w:rPr>
+          <w:rFonts w:ascii="Times New Roman" w:cs="Times New Roman" w:eastAsia="Times New Roman" w:hAnsi="Times New Roman"/>
+          <w:noProof/>
+          <w:sz w:val="24"/>
+          <w:szCs w:val="24"/>
+          <w:lang w:val="vi-VN"/>
+        </w:rPr>
+        <w:t xml:space="preserve"> &gt; W').</w:t>
       </w:r>
     </w:p>
     <w:p>
@@ -674,10 +1281,54 @@
       <w:r>
         <w:rPr>
           <w:rFonts w:ascii="Times New Roman" w:cs="Times New Roman" w:eastAsia="Times New Roman" w:hAnsi="Times New Roman"/>
+          <w:noProof/>
           <w:sz w:val="24"/>
           <w:szCs w:val="24"/>
+          <w:lang w:val="vi-VN"/>
         </w:rPr>
-        <w:t xml:space="preserve">SV-3 lật quanh mép đế: 1,5 × M_lật = 1,5 × 96,7 ≤ M_giữ = 149,5 kNm; mức sử dụng 0,97.</w:t>
+        <w:t xml:space="preserve">SV-3 lật quanh mép đế: 1,5 × M</w:t>
+      </w:r>
+      <w:r>
+        <w:rPr>
+          <w:rFonts w:ascii="Times New Roman" w:cs="Times New Roman" w:eastAsia="Times New Roman" w:hAnsi="Times New Roman"/>
+          <w:noProof/>
+          <w:sz w:val="24"/>
+          <w:szCs w:val="24"/>
+          <w:vertAlign w:val="subscript"/>
+          <w:lang w:val="vi-VN"/>
+        </w:rPr>
+        <w:t xml:space="preserve">lật</w:t>
+      </w:r>
+      <w:r>
+        <w:rPr>
+          <w:rFonts w:ascii="Times New Roman" w:cs="Times New Roman" w:eastAsia="Times New Roman" w:hAnsi="Times New Roman"/>
+          <w:noProof/>
+          <w:sz w:val="24"/>
+          <w:szCs w:val="24"/>
+          <w:lang w:val="vi-VN"/>
+        </w:rPr>
+        <w:t xml:space="preserve"> = 1,5 × 96,7 ≤ M</w:t>
+      </w:r>
+      <w:r>
+        <w:rPr>
+          <w:rFonts w:ascii="Times New Roman" w:cs="Times New Roman" w:eastAsia="Times New Roman" w:hAnsi="Times New Roman"/>
+          <w:noProof/>
+          <w:sz w:val="24"/>
+          <w:szCs w:val="24"/>
+          <w:vertAlign w:val="subscript"/>
+          <w:lang w:val="vi-VN"/>
+        </w:rPr>
+        <w:t xml:space="preserve">giữ</w:t>
+      </w:r>
+      <w:r>
+        <w:rPr>
+          <w:rFonts w:ascii="Times New Roman" w:cs="Times New Roman" w:eastAsia="Times New Roman" w:hAnsi="Times New Roman"/>
+          <w:noProof/>
+          <w:sz w:val="24"/>
+          <w:szCs w:val="24"/>
+          <w:lang w:val="vi-VN"/>
+        </w:rPr>
+        <w:t xml:space="preserve"> = 149,5 kNm; mức sử dụng 0,97.</w:t>
       </w:r>
     </w:p>
     <w:p>
@@ -692,10 +1343,54 @@
       <w:r>
         <w:rPr>
           <w:rFonts w:ascii="Times New Roman" w:cs="Times New Roman" w:eastAsia="Times New Roman" w:hAnsi="Times New Roman"/>
+          <w:noProof/>
           <w:sz w:val="24"/>
           <w:szCs w:val="24"/>
+          <w:lang w:val="vi-VN"/>
         </w:rPr>
-        <w:t xml:space="preserve">SV-4 một vít: N_1 = 7,8 kN ≤ Q_a; mức sử dụng 0,98. SV-5 nền: 0,15. SV-6 thép bản (lưới Ø12 a200, hai lớp): 0,62.</w:t>
+        <w:t xml:space="preserve">SV-4 một vít: N</w:t>
+      </w:r>
+      <w:r>
+        <w:rPr>
+          <w:rFonts w:ascii="Times New Roman" w:cs="Times New Roman" w:eastAsia="Times New Roman" w:hAnsi="Times New Roman"/>
+          <w:noProof/>
+          <w:sz w:val="24"/>
+          <w:szCs w:val="24"/>
+          <w:vertAlign w:val="subscript"/>
+          <w:lang w:val="vi-VN"/>
+        </w:rPr>
+        <w:t xml:space="preserve">1</w:t>
+      </w:r>
+      <w:r>
+        <w:rPr>
+          <w:rFonts w:ascii="Times New Roman" w:cs="Times New Roman" w:eastAsia="Times New Roman" w:hAnsi="Times New Roman"/>
+          <w:noProof/>
+          <w:sz w:val="24"/>
+          <w:szCs w:val="24"/>
+          <w:lang w:val="vi-VN"/>
+        </w:rPr>
+        <w:t xml:space="preserve"> = 7,8 kN ≤ Q</w:t>
+      </w:r>
+      <w:r>
+        <w:rPr>
+          <w:rFonts w:ascii="Times New Roman" w:cs="Times New Roman" w:eastAsia="Times New Roman" w:hAnsi="Times New Roman"/>
+          <w:noProof/>
+          <w:sz w:val="24"/>
+          <w:szCs w:val="24"/>
+          <w:vertAlign w:val="subscript"/>
+          <w:lang w:val="vi-VN"/>
+        </w:rPr>
+        <w:t xml:space="preserve">a</w:t>
+      </w:r>
+      <w:r>
+        <w:rPr>
+          <w:rFonts w:ascii="Times New Roman" w:cs="Times New Roman" w:eastAsia="Times New Roman" w:hAnsi="Times New Roman"/>
+          <w:noProof/>
+          <w:sz w:val="24"/>
+          <w:szCs w:val="24"/>
+          <w:lang w:val="vi-VN"/>
+        </w:rPr>
+        <w:t xml:space="preserve">; mức sử dụng 0,98. SV-5 nền: 0,15. SV-6 thép bản (lưới Ø12 a200, hai lớp): 0,62.</w:t>
       </w:r>
     </w:p>
     <w:p>
@@ -710,8 +1405,10 @@
       <w:r>
         <w:rPr>
           <w:rFonts w:ascii="Times New Roman" w:cs="Times New Roman" w:eastAsia="Times New Roman" w:hAnsi="Times New Roman"/>
+          <w:noProof/>
           <w:sz w:val="24"/>
           <w:szCs w:val="24"/>
+          <w:lang w:val="vi-VN"/>
         </w:rPr>
         <w:t xml:space="preserve">Cả hệ: 32 đế (11 đế 2,50 m, 19 đế 2,75 m, 2 đế 3,25 m), 92,8 m³ bê tông, 4,4 tấn thép bản, 128 vít (474 m), đế nặng nhất khi cẩu 10,8 tấn.</w:t>
       </w:r>
@@ -728,8 +1425,10 @@
       <w:r>
         <w:rPr>
           <w:rFonts w:ascii="Times New Roman" w:cs="Times New Roman" w:eastAsia="Times New Roman" w:hAnsi="Times New Roman"/>
+          <w:noProof/>
           <w:sz w:val="24"/>
           <w:szCs w:val="24"/>
+          <w:lang w:val="vi-VN"/>
         </w:rPr>
         <w:t xml:space="preserve">Tổng lực nhổ lên 32 đế 1.643 kN, tổng sức chống nhổ 2.275 kN. Mức sử dụng lớn nhất: nhổ 0,89, trượt 0,85, lật 0,97, một vít 0,99.</w:t>
       </w:r>
@@ -737,6 +1436,7 @@
     <w:p>
       <w:pPr>
         <w:pStyle w:val="Heading2"/>
+        <w:keepNext/>
         <w:spacing w:after="100" w:before="240"/>
       </w:pPr>
       <w:r>
@@ -744,8 +1444,10 @@
           <w:rFonts w:ascii="Times New Roman" w:cs="Times New Roman" w:eastAsia="Times New Roman" w:hAnsi="Times New Roman"/>
           <w:b/>
           <w:bCs/>
+          <w:noProof/>
           <w:sz w:val="26"/>
           <w:szCs w:val="26"/>
+          <w:lang w:val="vi-VN"/>
         </w:rPr>
         <w:t xml:space="preserve">7. Chiều dài cắt cáp</w:t>
       </w:r>
@@ -762,8 +1464,10 @@
       <w:r>
         <w:rPr>
           <w:rFonts w:ascii="Times New Roman" w:cs="Times New Roman" w:eastAsia="Times New Roman" w:hAnsi="Times New Roman"/>
+          <w:noProof/>
           <w:sz w:val="24"/>
           <w:szCs w:val="24"/>
+          <w:lang w:val="vi-VN"/>
         </w:rPr>
         <w:t xml:space="preserve">Cáp không lắp bằng cách kéo căng: mỗi dây cắt theo khoảng cách thẳng từ bích bè tới chốt neo ở mực nước mà khoảng cách đó dài nhất (64 dây đáy ở MNLKT, 231 dây bờ ở MNC).</w:t>
       </w:r>
@@ -780,8 +1484,10 @@
       <w:r>
         <w:rPr>
           <w:rFonts w:ascii="Times New Roman" w:cs="Times New Roman" w:eastAsia="Times New Roman" w:hAnsi="Times New Roman"/>
+          <w:noProof/>
           <w:sz w:val="24"/>
           <w:szCs w:val="24"/>
+          <w:lang w:val="vi-VN"/>
         </w:rPr>
         <w:t xml:space="preserve">Tổng chiều dài cắt: dây bờ 6.509 m, dây đáy 1.129 m, chưa gồm đoạn bện đầu và phụ kiện. Phải đo cao độ đáy từng đế trước khi cắt dây đáy.</w:t>
       </w:r>
@@ -789,6 +1495,7 @@
     <w:p>
       <w:pPr>
         <w:pStyle w:val="Heading2"/>
+        <w:keepNext/>
         <w:spacing w:after="100" w:before="240"/>
       </w:pPr>
       <w:r>
@@ -796,8 +1503,10 @@
           <w:rFonts w:ascii="Times New Roman" w:cs="Times New Roman" w:eastAsia="Times New Roman" w:hAnsi="Times New Roman"/>
           <w:b/>
           <w:bCs/>
+          <w:noProof/>
           <w:sz w:val="26"/>
           <w:szCs w:val="26"/>
+          <w:lang w:val="vi-VN"/>
         </w:rPr>
         <w:t xml:space="preserve">8. Giả định và vấn đề còn mở</w:t>
       </w:r>
@@ -814,10 +1523,75 @@
       <w:r>
         <w:rPr>
           <w:rFonts w:ascii="Times New Roman" w:cs="Times New Roman" w:eastAsia="Times New Roman" w:hAnsi="Times New Roman"/>
+          <w:noProof/>
           <w:sz w:val="24"/>
           <w:szCs w:val="24"/>
+          <w:lang w:val="vi-VN"/>
         </w:rPr>
-        <w:t xml:space="preserve">Chưa có khảo sát địa chất: c_u đất bờ và bùn đáy là giả định. Sức chịu của vít tỷ lệ thuận với c_u; cọc bờ không đạt ở một số bè nếu c_u đất bờ chỉ 20 kPa.</w:t>
+        <w:t xml:space="preserve">Chưa có khảo sát địa chất: c</w:t>
+      </w:r>
+      <w:r>
+        <w:rPr>
+          <w:rFonts w:ascii="Times New Roman" w:cs="Times New Roman" w:eastAsia="Times New Roman" w:hAnsi="Times New Roman"/>
+          <w:noProof/>
+          <w:sz w:val="24"/>
+          <w:szCs w:val="24"/>
+          <w:vertAlign w:val="subscript"/>
+          <w:lang w:val="vi-VN"/>
+        </w:rPr>
+        <w:t xml:space="preserve">u</w:t>
+      </w:r>
+      <w:r>
+        <w:rPr>
+          <w:rFonts w:ascii="Times New Roman" w:cs="Times New Roman" w:eastAsia="Times New Roman" w:hAnsi="Times New Roman"/>
+          <w:noProof/>
+          <w:sz w:val="24"/>
+          <w:szCs w:val="24"/>
+          <w:lang w:val="vi-VN"/>
+        </w:rPr>
+        <w:t xml:space="preserve"> đất bờ và bùn đáy là giả định. Sức chịu của vít tỷ lệ thuận với c</w:t>
+      </w:r>
+      <w:r>
+        <w:rPr>
+          <w:rFonts w:ascii="Times New Roman" w:cs="Times New Roman" w:eastAsia="Times New Roman" w:hAnsi="Times New Roman"/>
+          <w:noProof/>
+          <w:sz w:val="24"/>
+          <w:szCs w:val="24"/>
+          <w:vertAlign w:val="subscript"/>
+          <w:lang w:val="vi-VN"/>
+        </w:rPr>
+        <w:t xml:space="preserve">u</w:t>
+      </w:r>
+      <w:r>
+        <w:rPr>
+          <w:rFonts w:ascii="Times New Roman" w:cs="Times New Roman" w:eastAsia="Times New Roman" w:hAnsi="Times New Roman"/>
+          <w:noProof/>
+          <w:sz w:val="24"/>
+          <w:szCs w:val="24"/>
+          <w:lang w:val="vi-VN"/>
+        </w:rPr>
+        <w:t xml:space="preserve">; cọc bờ không đạt ở một số bè nếu c</w:t>
+      </w:r>
+      <w:r>
+        <w:rPr>
+          <w:rFonts w:ascii="Times New Roman" w:cs="Times New Roman" w:eastAsia="Times New Roman" w:hAnsi="Times New Roman"/>
+          <w:noProof/>
+          <w:sz w:val="24"/>
+          <w:szCs w:val="24"/>
+          <w:vertAlign w:val="subscript"/>
+          <w:lang w:val="vi-VN"/>
+        </w:rPr>
+        <w:t xml:space="preserve">u</w:t>
+      </w:r>
+      <w:r>
+        <w:rPr>
+          <w:rFonts w:ascii="Times New Roman" w:cs="Times New Roman" w:eastAsia="Times New Roman" w:hAnsi="Times New Roman"/>
+          <w:noProof/>
+          <w:sz w:val="24"/>
+          <w:szCs w:val="24"/>
+          <w:lang w:val="vi-VN"/>
+        </w:rPr>
+        <w:t xml:space="preserve"> đất bờ chỉ 20 kPa.</w:t>
       </w:r>
     </w:p>
     <w:p>
@@ -832,8 +1606,10 @@
       <w:r>
         <w:rPr>
           <w:rFonts w:ascii="Times New Roman" w:cs="Times New Roman" w:eastAsia="Times New Roman" w:hAnsi="Times New Roman"/>
+          <w:noProof/>
           <w:sz w:val="24"/>
           <w:szCs w:val="24"/>
+          <w:lang w:val="vi-VN"/>
         </w:rPr>
         <w:t xml:space="preserve">Số dây làm việc lấy bằng 6 và góc dây 30° cho mọi bè là giả định; số dây thực sự căng theo từng hướng gió ở MNC và MNLKT chưa kiểm tra.</w:t>
       </w:r>
@@ -850,8 +1626,10 @@
       <w:r>
         <w:rPr>
           <w:rFonts w:ascii="Times New Roman" w:cs="Times New Roman" w:eastAsia="Times New Roman" w:hAnsi="Times New Roman"/>
+          <w:noProof/>
           <w:sz w:val="24"/>
           <w:szCs w:val="24"/>
+          <w:lang w:val="vi-VN"/>
         </w:rPr>
         <w:t xml:space="preserve">Hệ số che chắn 0,55 và diện tích chiếu của tấm nghiêng quyết định lực gió; lực gió trên một m² bè ở đây thấp hơn một số hồ sơ tham khảo.</w:t>
       </w:r>
@@ -868,8 +1646,10 @@
       <w:r>
         <w:rPr>
           <w:rFonts w:ascii="Times New Roman" w:cs="Times New Roman" w:eastAsia="Times New Roman" w:hAnsi="Times New Roman"/>
+          <w:noProof/>
           <w:sz w:val="24"/>
           <w:szCs w:val="24"/>
+          <w:lang w:val="vi-VN"/>
         </w:rPr>
         <w:t xml:space="preserve">Sức chịu nhổ và sức chịu ngang của vít tính độc lập, chưa xét tương tác. Chưa thiết kế: tai neo đôi của đế, khóa đầu vít, móc cẩu, chống ăn mòn, đài / bích neo đầu cọc.</w:t>
       </w:r>
@@ -886,8 +1666,10 @@
       <w:r>
         <w:rPr>
           <w:rFonts w:ascii="Times New Roman" w:cs="Times New Roman" w:eastAsia="Times New Roman" w:hAnsi="Times New Roman"/>
+          <w:noProof/>
           <w:sz w:val="24"/>
           <w:szCs w:val="24"/>
+          <w:lang w:val="vi-VN"/>
         </w:rPr>
         <w:t xml:space="preserve">Cao độ đáy đặt đế là đáy thiết kế, chưa phải khảo sát; tại 4 đế địa hình IFC cao hơn đáy thiết kế trên 0,5 m. 183/231 cọc bờ đứng ở chỗ mặt đất thấp hơn MNDB (thi công mùa nước thấp, có ống vách).</w:t>
       </w:r>
@@ -904,8 +1686,10 @@
       <w:r>
         <w:rPr>
           <w:rFonts w:ascii="Times New Roman" w:cs="Times New Roman" w:eastAsia="Times New Roman" w:hAnsi="Times New Roman"/>
+          <w:noProof/>
           <w:sz w:val="24"/>
           <w:szCs w:val="24"/>
+          <w:lang w:val="vi-VN"/>
         </w:rPr>
         <w:t xml:space="preserve">Ba dây của cọc bờ đã định vị còn rất xiên so với mép bè: B7-D01, B7-D09, B8-D13.</w:t>
       </w:r>
@@ -922,8 +1706,10 @@
       <w:r>
         <w:rPr>
           <w:rFonts w:ascii="Times New Roman" w:cs="Times New Roman" w:eastAsia="Times New Roman" w:hAnsi="Times New Roman"/>
+          <w:noProof/>
           <w:sz w:val="24"/>
           <w:szCs w:val="24"/>
+          <w:lang w:val="vi-VN"/>
         </w:rPr>
         <w:t xml:space="preserve">Lớp bê tông bảo vệ cọc bờ tới đai chỉ 26–30 mm (tính với 50 mm tới tim thép chủ).</w:t>
       </w:r>
@@ -931,6 +1717,7 @@
     <w:p>
       <w:pPr>
         <w:pStyle w:val="Heading2"/>
+        <w:keepNext/>
         <w:spacing w:after="100" w:before="240"/>
       </w:pPr>
       <w:r>
@@ -938,8 +1725,10 @@
           <w:rFonts w:ascii="Times New Roman" w:cs="Times New Roman" w:eastAsia="Times New Roman" w:hAnsi="Times New Roman"/>
           <w:b/>
           <w:bCs/>
+          <w:noProof/>
           <w:sz w:val="26"/>
           <w:szCs w:val="26"/>
+          <w:lang w:val="vi-VN"/>
         </w:rPr>
         <w:t xml:space="preserve">Bảng A. Lực dây, cáp và cọc khoan nhồi theo bè</w:t>
       </w:r>
@@ -985,8 +1774,10 @@
                 <w:rFonts w:ascii="Times New Roman" w:cs="Times New Roman" w:eastAsia="Times New Roman" w:hAnsi="Times New Roman"/>
                 <w:b/>
                 <w:bCs/>
-                <w:sz w:val="18"/>
-                <w:szCs w:val="18"/>
+                <w:noProof/>
+                <w:sz w:val="18"/>
+                <w:szCs w:val="18"/>
+                <w:lang w:val="vi-VN"/>
               </w:rPr>
               <w:t xml:space="preserve">Bè</w:t>
             </w:r>
@@ -1002,8 +1793,10 @@
                 <w:rFonts w:ascii="Times New Roman" w:cs="Times New Roman" w:eastAsia="Times New Roman" w:hAnsi="Times New Roman"/>
                 <w:b/>
                 <w:bCs/>
-                <w:sz w:val="18"/>
-                <w:szCs w:val="18"/>
+                <w:noProof/>
+                <w:sz w:val="18"/>
+                <w:szCs w:val="18"/>
+                <w:lang w:val="vi-VN"/>
               </w:rPr>
               <w:t xml:space="preserve">Số dây</w:t>
             </w:r>
@@ -1019,8 +1812,10 @@
                 <w:rFonts w:ascii="Times New Roman" w:cs="Times New Roman" w:eastAsia="Times New Roman" w:hAnsi="Times New Roman"/>
                 <w:b/>
                 <w:bCs/>
-                <w:sz w:val="18"/>
-                <w:szCs w:val="18"/>
+                <w:noProof/>
+                <w:sz w:val="18"/>
+                <w:szCs w:val="18"/>
+                <w:lang w:val="vi-VN"/>
               </w:rPr>
               <w:t xml:space="preserve">F (kN)</w:t>
             </w:r>
@@ -1036,8 +1831,10 @@
                 <w:rFonts w:ascii="Times New Roman" w:cs="Times New Roman" w:eastAsia="Times New Roman" w:hAnsi="Times New Roman"/>
                 <w:b/>
                 <w:bCs/>
-                <w:sz w:val="18"/>
-                <w:szCs w:val="18"/>
+                <w:noProof/>
+                <w:sz w:val="18"/>
+                <w:szCs w:val="18"/>
+                <w:lang w:val="vi-VN"/>
               </w:rPr>
               <w:t xml:space="preserve">T dây (kN)</w:t>
             </w:r>
@@ -1053,8 +1850,10 @@
                 <w:rFonts w:ascii="Times New Roman" w:cs="Times New Roman" w:eastAsia="Times New Roman" w:hAnsi="Times New Roman"/>
                 <w:b/>
                 <w:bCs/>
-                <w:sz w:val="18"/>
-                <w:szCs w:val="18"/>
+                <w:noProof/>
+                <w:sz w:val="18"/>
+                <w:szCs w:val="18"/>
+                <w:lang w:val="vi-VN"/>
               </w:rPr>
               <w:t xml:space="preserve">Cáp</w:t>
             </w:r>
@@ -1070,8 +1869,10 @@
                 <w:rFonts w:ascii="Times New Roman" w:cs="Times New Roman" w:eastAsia="Times New Roman" w:hAnsi="Times New Roman"/>
                 <w:b/>
                 <w:bCs/>
-                <w:sz w:val="18"/>
-                <w:szCs w:val="18"/>
+                <w:noProof/>
+                <w:sz w:val="18"/>
+                <w:szCs w:val="18"/>
+                <w:lang w:val="vi-VN"/>
               </w:rPr>
               <w:t xml:space="preserve">HSAT cáp</w:t>
             </w:r>
@@ -1087,8 +1888,10 @@
                 <w:rFonts w:ascii="Times New Roman" w:cs="Times New Roman" w:eastAsia="Times New Roman" w:hAnsi="Times New Roman"/>
                 <w:b/>
                 <w:bCs/>
-                <w:sz w:val="18"/>
-                <w:szCs w:val="18"/>
+                <w:noProof/>
+                <w:sz w:val="18"/>
+                <w:szCs w:val="18"/>
+                <w:lang w:val="vi-VN"/>
               </w:rPr>
               <w:t xml:space="preserve">Số cọc</w:t>
             </w:r>
@@ -1104,8 +1907,10 @@
                 <w:rFonts w:ascii="Times New Roman" w:cs="Times New Roman" w:eastAsia="Times New Roman" w:hAnsi="Times New Roman"/>
                 <w:b/>
                 <w:bCs/>
-                <w:sz w:val="18"/>
-                <w:szCs w:val="18"/>
+                <w:noProof/>
+                <w:sz w:val="18"/>
+                <w:szCs w:val="18"/>
+                <w:lang w:val="vi-VN"/>
               </w:rPr>
               <w:t xml:space="preserve">D (mm)</w:t>
             </w:r>
@@ -1121,44 +1926,37 @@
                 <w:rFonts w:ascii="Times New Roman" w:cs="Times New Roman" w:eastAsia="Times New Roman" w:hAnsi="Times New Roman"/>
                 <w:b/>
                 <w:bCs/>
-                <w:sz w:val="18"/>
-                <w:szCs w:val="18"/>
-              </w:rPr>
-              <w:t xml:space="preserve">L_tk (m)</w:t>
-            </w:r>
-          </w:p>
-        </w:tc>
-        <w:tc>
-          <w:p>
-            <w:pPr>
-              <w:jc w:val="center"/>
-            </w:pPr>
+                <w:noProof/>
+                <w:sz w:val="18"/>
+                <w:szCs w:val="18"/>
+                <w:lang w:val="vi-VN"/>
+              </w:rPr>
+              <w:t xml:space="preserve">L</w:t>
+            </w:r>
             <w:r>
               <w:rPr>
                 <w:rFonts w:ascii="Times New Roman" w:cs="Times New Roman" w:eastAsia="Times New Roman" w:hAnsi="Times New Roman"/>
                 <w:b/>
                 <w:bCs/>
-                <w:sz w:val="18"/>
-                <w:szCs w:val="18"/>
-              </w:rPr>
-              <w:t xml:space="preserve">Thép chủ</w:t>
-            </w:r>
-          </w:p>
-        </w:tc>
-        <w:tc>
-          <w:p>
-            <w:pPr>
-              <w:jc w:val="center"/>
-            </w:pPr>
+                <w:noProof/>
+                <w:sz w:val="18"/>
+                <w:szCs w:val="18"/>
+                <w:vertAlign w:val="subscript"/>
+                <w:lang w:val="vi-VN"/>
+              </w:rPr>
+              <w:t xml:space="preserve">tk</w:t>
+            </w:r>
             <w:r>
               <w:rPr>
                 <w:rFonts w:ascii="Times New Roman" w:cs="Times New Roman" w:eastAsia="Times New Roman" w:hAnsi="Times New Roman"/>
                 <w:b/>
                 <w:bCs/>
-                <w:sz w:val="18"/>
-                <w:szCs w:val="18"/>
-              </w:rPr>
-              <w:t xml:space="preserve">BP-1 ngang</w:t>
+                <w:noProof/>
+                <w:sz w:val="18"/>
+                <w:szCs w:val="18"/>
+                <w:lang w:val="vi-VN"/>
+              </w:rPr>
+              <w:t xml:space="preserve"> (m)</w:t>
             </w:r>
           </w:p>
         </w:tc>
@@ -1172,10 +1970,12 @@
                 <w:rFonts w:ascii="Times New Roman" w:cs="Times New Roman" w:eastAsia="Times New Roman" w:hAnsi="Times New Roman"/>
                 <w:b/>
                 <w:bCs/>
-                <w:sz w:val="18"/>
-                <w:szCs w:val="18"/>
-              </w:rPr>
-              <w:t xml:space="preserve">BP-2 uốn</w:t>
+                <w:noProof/>
+                <w:sz w:val="18"/>
+                <w:szCs w:val="18"/>
+                <w:lang w:val="vi-VN"/>
+              </w:rPr>
+              <w:t xml:space="preserve">Thép chủ</w:t>
             </w:r>
           </w:p>
         </w:tc>
@@ -1189,8 +1989,48 @@
                 <w:rFonts w:ascii="Times New Roman" w:cs="Times New Roman" w:eastAsia="Times New Roman" w:hAnsi="Times New Roman"/>
                 <w:b/>
                 <w:bCs/>
-                <w:sz w:val="18"/>
-                <w:szCs w:val="18"/>
+                <w:noProof/>
+                <w:sz w:val="18"/>
+                <w:szCs w:val="18"/>
+                <w:lang w:val="vi-VN"/>
+              </w:rPr>
+              <w:t xml:space="preserve">BP-1 ngang</w:t>
+            </w:r>
+          </w:p>
+        </w:tc>
+        <w:tc>
+          <w:p>
+            <w:pPr>
+              <w:jc w:val="center"/>
+            </w:pPr>
+            <w:r>
+              <w:rPr>
+                <w:rFonts w:ascii="Times New Roman" w:cs="Times New Roman" w:eastAsia="Times New Roman" w:hAnsi="Times New Roman"/>
+                <w:b/>
+                <w:bCs/>
+                <w:noProof/>
+                <w:sz w:val="18"/>
+                <w:szCs w:val="18"/>
+                <w:lang w:val="vi-VN"/>
+              </w:rPr>
+              <w:t xml:space="preserve">BP-2 uốn</w:t>
+            </w:r>
+          </w:p>
+        </w:tc>
+        <w:tc>
+          <w:p>
+            <w:pPr>
+              <w:jc w:val="center"/>
+            </w:pPr>
+            <w:r>
+              <w:rPr>
+                <w:rFonts w:ascii="Times New Roman" w:cs="Times New Roman" w:eastAsia="Times New Roman" w:hAnsi="Times New Roman"/>
+                <w:b/>
+                <w:bCs/>
+                <w:noProof/>
+                <w:sz w:val="18"/>
+                <w:szCs w:val="18"/>
+                <w:lang w:val="vi-VN"/>
               </w:rPr>
               <w:t xml:space="preserve">Kết luận</w:t>
             </w:r>
@@ -1211,8 +2051,10 @@
                 <w:rFonts w:ascii="Times New Roman" w:cs="Times New Roman" w:eastAsia="Times New Roman" w:hAnsi="Times New Roman"/>
                 <w:b w:val="false"/>
                 <w:bCs w:val="false"/>
-                <w:sz w:val="18"/>
-                <w:szCs w:val="18"/>
+                <w:noProof/>
+                <w:sz w:val="18"/>
+                <w:szCs w:val="18"/>
+                <w:lang w:val="vi-VN"/>
               </w:rPr>
               <w:t xml:space="preserve">BÈ 1</w:t>
             </w:r>
@@ -1228,8 +2070,10 @@
                 <w:rFonts w:ascii="Times New Roman" w:cs="Times New Roman" w:eastAsia="Times New Roman" w:hAnsi="Times New Roman"/>
                 <w:b w:val="false"/>
                 <w:bCs w:val="false"/>
-                <w:sz w:val="18"/>
-                <w:szCs w:val="18"/>
+                <w:noProof/>
+                <w:sz w:val="18"/>
+                <w:szCs w:val="18"/>
+                <w:lang w:val="vi-VN"/>
               </w:rPr>
               <w:t xml:space="preserve">19</w:t>
             </w:r>
@@ -1245,8 +2089,10 @@
                 <w:rFonts w:ascii="Times New Roman" w:cs="Times New Roman" w:eastAsia="Times New Roman" w:hAnsi="Times New Roman"/>
                 <w:b w:val="false"/>
                 <w:bCs w:val="false"/>
-                <w:sz w:val="18"/>
-                <w:szCs w:val="18"/>
+                <w:noProof/>
+                <w:sz w:val="18"/>
+                <w:szCs w:val="18"/>
+                <w:lang w:val="vi-VN"/>
               </w:rPr>
               <w:t xml:space="preserve">82,4</w:t>
             </w:r>
@@ -1262,8 +2108,10 @@
                 <w:rFonts w:ascii="Times New Roman" w:cs="Times New Roman" w:eastAsia="Times New Roman" w:hAnsi="Times New Roman"/>
                 <w:b w:val="false"/>
                 <w:bCs w:val="false"/>
-                <w:sz w:val="18"/>
-                <w:szCs w:val="18"/>
+                <w:noProof/>
+                <w:sz w:val="18"/>
+                <w:szCs w:val="18"/>
+                <w:lang w:val="vi-VN"/>
               </w:rPr>
               <w:t xml:space="preserve">30,2</w:t>
             </w:r>
@@ -1279,8 +2127,10 @@
                 <w:rFonts w:ascii="Times New Roman" w:cs="Times New Roman" w:eastAsia="Times New Roman" w:hAnsi="Times New Roman"/>
                 <w:b w:val="false"/>
                 <w:bCs w:val="false"/>
-                <w:sz w:val="18"/>
-                <w:szCs w:val="18"/>
+                <w:noProof/>
+                <w:sz w:val="18"/>
+                <w:szCs w:val="18"/>
+                <w:lang w:val="vi-VN"/>
               </w:rPr>
               <w:t xml:space="preserve">PES-28</w:t>
             </w:r>
@@ -1296,8 +2146,10 @@
                 <w:rFonts w:ascii="Times New Roman" w:cs="Times New Roman" w:eastAsia="Times New Roman" w:hAnsi="Times New Roman"/>
                 <w:b w:val="false"/>
                 <w:bCs w:val="false"/>
-                <w:sz w:val="18"/>
-                <w:szCs w:val="18"/>
+                <w:noProof/>
+                <w:sz w:val="18"/>
+                <w:szCs w:val="18"/>
+                <w:lang w:val="vi-VN"/>
               </w:rPr>
               <w:t xml:space="preserve">7,77</w:t>
             </w:r>
@@ -1313,8 +2165,10 @@
                 <w:rFonts w:ascii="Times New Roman" w:cs="Times New Roman" w:eastAsia="Times New Roman" w:hAnsi="Times New Roman"/>
                 <w:b w:val="false"/>
                 <w:bCs w:val="false"/>
-                <w:sz w:val="18"/>
-                <w:szCs w:val="18"/>
+                <w:noProof/>
+                <w:sz w:val="18"/>
+                <w:szCs w:val="18"/>
+                <w:lang w:val="vi-VN"/>
               </w:rPr>
               <w:t xml:space="preserve">17</w:t>
             </w:r>
@@ -1330,8 +2184,10 @@
                 <w:rFonts w:ascii="Times New Roman" w:cs="Times New Roman" w:eastAsia="Times New Roman" w:hAnsi="Times New Roman"/>
                 <w:b w:val="false"/>
                 <w:bCs w:val="false"/>
-                <w:sz w:val="18"/>
-                <w:szCs w:val="18"/>
+                <w:noProof/>
+                <w:sz w:val="18"/>
+                <w:szCs w:val="18"/>
+                <w:lang w:val="vi-VN"/>
               </w:rPr>
               <w:t xml:space="preserve">350</w:t>
             </w:r>
@@ -1347,8 +2203,10 @@
                 <w:rFonts w:ascii="Times New Roman" w:cs="Times New Roman" w:eastAsia="Times New Roman" w:hAnsi="Times New Roman"/>
                 <w:b w:val="false"/>
                 <w:bCs w:val="false"/>
-                <w:sz w:val="18"/>
-                <w:szCs w:val="18"/>
+                <w:noProof/>
+                <w:sz w:val="18"/>
+                <w:szCs w:val="18"/>
+                <w:lang w:val="vi-VN"/>
               </w:rPr>
               <w:t xml:space="preserve">6,5</w:t>
             </w:r>
@@ -1364,8 +2222,10 @@
                 <w:rFonts w:ascii="Times New Roman" w:cs="Times New Roman" w:eastAsia="Times New Roman" w:hAnsi="Times New Roman"/>
                 <w:b w:val="false"/>
                 <w:bCs w:val="false"/>
-                <w:sz w:val="18"/>
-                <w:szCs w:val="18"/>
+                <w:noProof/>
+                <w:sz w:val="18"/>
+                <w:szCs w:val="18"/>
+                <w:lang w:val="vi-VN"/>
               </w:rPr>
               <w:t xml:space="preserve">4Φ25 CB400-V</w:t>
             </w:r>
@@ -1381,8 +2241,10 @@
                 <w:rFonts w:ascii="Times New Roman" w:cs="Times New Roman" w:eastAsia="Times New Roman" w:hAnsi="Times New Roman"/>
                 <w:b w:val="false"/>
                 <w:bCs w:val="false"/>
-                <w:sz w:val="18"/>
-                <w:szCs w:val="18"/>
+                <w:noProof/>
+                <w:sz w:val="18"/>
+                <w:szCs w:val="18"/>
+                <w:lang w:val="vi-VN"/>
               </w:rPr>
               <w:t xml:space="preserve">0,26</w:t>
             </w:r>
@@ -1398,8 +2260,10 @@
                 <w:rFonts w:ascii="Times New Roman" w:cs="Times New Roman" w:eastAsia="Times New Roman" w:hAnsi="Times New Roman"/>
                 <w:b w:val="false"/>
                 <w:bCs w:val="false"/>
-                <w:sz w:val="18"/>
-                <w:szCs w:val="18"/>
+                <w:noProof/>
+                <w:sz w:val="18"/>
+                <w:szCs w:val="18"/>
+                <w:lang w:val="vi-VN"/>
               </w:rPr>
               <w:t xml:space="preserve">0,63</w:t>
             </w:r>
@@ -1415,8 +2279,10 @@
                 <w:rFonts w:ascii="Times New Roman" w:cs="Times New Roman" w:eastAsia="Times New Roman" w:hAnsi="Times New Roman"/>
                 <w:b w:val="false"/>
                 <w:bCs w:val="false"/>
-                <w:sz w:val="18"/>
-                <w:szCs w:val="18"/>
+                <w:noProof/>
+                <w:sz w:val="18"/>
+                <w:szCs w:val="18"/>
+                <w:lang w:val="vi-VN"/>
               </w:rPr>
               <w:t xml:space="preserve">ĐẠT</w:t>
             </w:r>
@@ -1437,8 +2303,10 @@
                 <w:rFonts w:ascii="Times New Roman" w:cs="Times New Roman" w:eastAsia="Times New Roman" w:hAnsi="Times New Roman"/>
                 <w:b w:val="false"/>
                 <w:bCs w:val="false"/>
-                <w:sz w:val="18"/>
-                <w:szCs w:val="18"/>
+                <w:noProof/>
+                <w:sz w:val="18"/>
+                <w:szCs w:val="18"/>
+                <w:lang w:val="vi-VN"/>
               </w:rPr>
               <w:t xml:space="preserve">BÈ 2</w:t>
             </w:r>
@@ -1454,8 +2322,10 @@
                 <w:rFonts w:ascii="Times New Roman" w:cs="Times New Roman" w:eastAsia="Times New Roman" w:hAnsi="Times New Roman"/>
                 <w:b w:val="false"/>
                 <w:bCs w:val="false"/>
-                <w:sz w:val="18"/>
-                <w:szCs w:val="18"/>
+                <w:noProof/>
+                <w:sz w:val="18"/>
+                <w:szCs w:val="18"/>
+                <w:lang w:val="vi-VN"/>
               </w:rPr>
               <w:t xml:space="preserve">20</w:t>
             </w:r>
@@ -1471,8 +2341,10 @@
                 <w:rFonts w:ascii="Times New Roman" w:cs="Times New Roman" w:eastAsia="Times New Roman" w:hAnsi="Times New Roman"/>
                 <w:b w:val="false"/>
                 <w:bCs w:val="false"/>
-                <w:sz w:val="18"/>
-                <w:szCs w:val="18"/>
+                <w:noProof/>
+                <w:sz w:val="18"/>
+                <w:szCs w:val="18"/>
+                <w:lang w:val="vi-VN"/>
               </w:rPr>
               <w:t xml:space="preserve">80,7</w:t>
             </w:r>
@@ -1488,8 +2360,10 @@
                 <w:rFonts w:ascii="Times New Roman" w:cs="Times New Roman" w:eastAsia="Times New Roman" w:hAnsi="Times New Roman"/>
                 <w:b w:val="false"/>
                 <w:bCs w:val="false"/>
-                <w:sz w:val="18"/>
-                <w:szCs w:val="18"/>
+                <w:noProof/>
+                <w:sz w:val="18"/>
+                <w:szCs w:val="18"/>
+                <w:lang w:val="vi-VN"/>
               </w:rPr>
               <w:t xml:space="preserve">27,8</w:t>
             </w:r>
@@ -1505,8 +2379,10 @@
                 <w:rFonts w:ascii="Times New Roman" w:cs="Times New Roman" w:eastAsia="Times New Roman" w:hAnsi="Times New Roman"/>
                 <w:b w:val="false"/>
                 <w:bCs w:val="false"/>
-                <w:sz w:val="18"/>
-                <w:szCs w:val="18"/>
+                <w:noProof/>
+                <w:sz w:val="18"/>
+                <w:szCs w:val="18"/>
+                <w:lang w:val="vi-VN"/>
               </w:rPr>
               <w:t xml:space="preserve">PES-28</w:t>
             </w:r>
@@ -1522,8 +2398,10 @@
                 <w:rFonts w:ascii="Times New Roman" w:cs="Times New Roman" w:eastAsia="Times New Roman" w:hAnsi="Times New Roman"/>
                 <w:b w:val="false"/>
                 <w:bCs w:val="false"/>
-                <w:sz w:val="18"/>
-                <w:szCs w:val="18"/>
+                <w:noProof/>
+                <w:sz w:val="18"/>
+                <w:szCs w:val="18"/>
+                <w:lang w:val="vi-VN"/>
               </w:rPr>
               <w:t xml:space="preserve">8,46</w:t>
             </w:r>
@@ -1539,8 +2417,10 @@
                 <w:rFonts w:ascii="Times New Roman" w:cs="Times New Roman" w:eastAsia="Times New Roman" w:hAnsi="Times New Roman"/>
                 <w:b w:val="false"/>
                 <w:bCs w:val="false"/>
-                <w:sz w:val="18"/>
-                <w:szCs w:val="18"/>
+                <w:noProof/>
+                <w:sz w:val="18"/>
+                <w:szCs w:val="18"/>
+                <w:lang w:val="vi-VN"/>
               </w:rPr>
               <w:t xml:space="preserve">15</w:t>
             </w:r>
@@ -1556,8 +2436,10 @@
                 <w:rFonts w:ascii="Times New Roman" w:cs="Times New Roman" w:eastAsia="Times New Roman" w:hAnsi="Times New Roman"/>
                 <w:b w:val="false"/>
                 <w:bCs w:val="false"/>
-                <w:sz w:val="18"/>
-                <w:szCs w:val="18"/>
+                <w:noProof/>
+                <w:sz w:val="18"/>
+                <w:szCs w:val="18"/>
+                <w:lang w:val="vi-VN"/>
               </w:rPr>
               <w:t xml:space="preserve">350</w:t>
             </w:r>
@@ -1573,8 +2455,10 @@
                 <w:rFonts w:ascii="Times New Roman" w:cs="Times New Roman" w:eastAsia="Times New Roman" w:hAnsi="Times New Roman"/>
                 <w:b w:val="false"/>
                 <w:bCs w:val="false"/>
-                <w:sz w:val="18"/>
-                <w:szCs w:val="18"/>
+                <w:noProof/>
+                <w:sz w:val="18"/>
+                <w:szCs w:val="18"/>
+                <w:lang w:val="vi-VN"/>
               </w:rPr>
               <w:t xml:space="preserve">6,5</w:t>
             </w:r>
@@ -1590,8 +2474,10 @@
                 <w:rFonts w:ascii="Times New Roman" w:cs="Times New Roman" w:eastAsia="Times New Roman" w:hAnsi="Times New Roman"/>
                 <w:b w:val="false"/>
                 <w:bCs w:val="false"/>
-                <w:sz w:val="18"/>
-                <w:szCs w:val="18"/>
+                <w:noProof/>
+                <w:sz w:val="18"/>
+                <w:szCs w:val="18"/>
+                <w:lang w:val="vi-VN"/>
               </w:rPr>
               <w:t xml:space="preserve">4Φ25 CB400-V</w:t>
             </w:r>
@@ -1607,8 +2493,10 @@
                 <w:rFonts w:ascii="Times New Roman" w:cs="Times New Roman" w:eastAsia="Times New Roman" w:hAnsi="Times New Roman"/>
                 <w:b w:val="false"/>
                 <w:bCs w:val="false"/>
-                <w:sz w:val="18"/>
-                <w:szCs w:val="18"/>
+                <w:noProof/>
+                <w:sz w:val="18"/>
+                <w:szCs w:val="18"/>
+                <w:lang w:val="vi-VN"/>
               </w:rPr>
               <w:t xml:space="preserve">0,24</w:t>
             </w:r>
@@ -1624,8 +2512,10 @@
                 <w:rFonts w:ascii="Times New Roman" w:cs="Times New Roman" w:eastAsia="Times New Roman" w:hAnsi="Times New Roman"/>
                 <w:b w:val="false"/>
                 <w:bCs w:val="false"/>
-                <w:sz w:val="18"/>
-                <w:szCs w:val="18"/>
+                <w:noProof/>
+                <w:sz w:val="18"/>
+                <w:szCs w:val="18"/>
+                <w:lang w:val="vi-VN"/>
               </w:rPr>
               <w:t xml:space="preserve">0,57</w:t>
             </w:r>
@@ -1641,8 +2531,10 @@
                 <w:rFonts w:ascii="Times New Roman" w:cs="Times New Roman" w:eastAsia="Times New Roman" w:hAnsi="Times New Roman"/>
                 <w:b w:val="false"/>
                 <w:bCs w:val="false"/>
-                <w:sz w:val="18"/>
-                <w:szCs w:val="18"/>
+                <w:noProof/>
+                <w:sz w:val="18"/>
+                <w:szCs w:val="18"/>
+                <w:lang w:val="vi-VN"/>
               </w:rPr>
               <w:t xml:space="preserve">ĐẠT</w:t>
             </w:r>
@@ -1663,8 +2555,10 @@
                 <w:rFonts w:ascii="Times New Roman" w:cs="Times New Roman" w:eastAsia="Times New Roman" w:hAnsi="Times New Roman"/>
                 <w:b w:val="false"/>
                 <w:bCs w:val="false"/>
-                <w:sz w:val="18"/>
-                <w:szCs w:val="18"/>
+                <w:noProof/>
+                <w:sz w:val="18"/>
+                <w:szCs w:val="18"/>
+                <w:lang w:val="vi-VN"/>
               </w:rPr>
               <w:t xml:space="preserve">BÈ 3</w:t>
             </w:r>
@@ -1680,8 +2574,10 @@
                 <w:rFonts w:ascii="Times New Roman" w:cs="Times New Roman" w:eastAsia="Times New Roman" w:hAnsi="Times New Roman"/>
                 <w:b w:val="false"/>
                 <w:bCs w:val="false"/>
-                <w:sz w:val="18"/>
-                <w:szCs w:val="18"/>
+                <w:noProof/>
+                <w:sz w:val="18"/>
+                <w:szCs w:val="18"/>
+                <w:lang w:val="vi-VN"/>
               </w:rPr>
               <w:t xml:space="preserve">22</w:t>
             </w:r>
@@ -1697,8 +2593,10 @@
                 <w:rFonts w:ascii="Times New Roman" w:cs="Times New Roman" w:eastAsia="Times New Roman" w:hAnsi="Times New Roman"/>
                 <w:b w:val="false"/>
                 <w:bCs w:val="false"/>
-                <w:sz w:val="18"/>
-                <w:szCs w:val="18"/>
+                <w:noProof/>
+                <w:sz w:val="18"/>
+                <w:szCs w:val="18"/>
+                <w:lang w:val="vi-VN"/>
               </w:rPr>
               <w:t xml:space="preserve">107,5</w:t>
             </w:r>
@@ -1714,8 +2612,10 @@
                 <w:rFonts w:ascii="Times New Roman" w:cs="Times New Roman" w:eastAsia="Times New Roman" w:hAnsi="Times New Roman"/>
                 <w:b w:val="false"/>
                 <w:bCs w:val="false"/>
-                <w:sz w:val="18"/>
-                <w:szCs w:val="18"/>
+                <w:noProof/>
+                <w:sz w:val="18"/>
+                <w:szCs w:val="18"/>
+                <w:lang w:val="vi-VN"/>
               </w:rPr>
               <w:t xml:space="preserve">38,6</w:t>
             </w:r>
@@ -1731,8 +2631,10 @@
                 <w:rFonts w:ascii="Times New Roman" w:cs="Times New Roman" w:eastAsia="Times New Roman" w:hAnsi="Times New Roman"/>
                 <w:b w:val="false"/>
                 <w:bCs w:val="false"/>
-                <w:sz w:val="18"/>
-                <w:szCs w:val="18"/>
+                <w:noProof/>
+                <w:sz w:val="18"/>
+                <w:szCs w:val="18"/>
+                <w:lang w:val="vi-VN"/>
               </w:rPr>
               <w:t xml:space="preserve">PES-28</w:t>
             </w:r>
@@ -1748,8 +2650,10 @@
                 <w:rFonts w:ascii="Times New Roman" w:cs="Times New Roman" w:eastAsia="Times New Roman" w:hAnsi="Times New Roman"/>
                 <w:b w:val="false"/>
                 <w:bCs w:val="false"/>
-                <w:sz w:val="18"/>
-                <w:szCs w:val="18"/>
+                <w:noProof/>
+                <w:sz w:val="18"/>
+                <w:szCs w:val="18"/>
+                <w:lang w:val="vi-VN"/>
               </w:rPr>
               <w:t xml:space="preserve">6,08</w:t>
             </w:r>
@@ -1765,8 +2669,10 @@
                 <w:rFonts w:ascii="Times New Roman" w:cs="Times New Roman" w:eastAsia="Times New Roman" w:hAnsi="Times New Roman"/>
                 <w:b w:val="false"/>
                 <w:bCs w:val="false"/>
-                <w:sz w:val="18"/>
-                <w:szCs w:val="18"/>
+                <w:noProof/>
+                <w:sz w:val="18"/>
+                <w:szCs w:val="18"/>
+                <w:lang w:val="vi-VN"/>
               </w:rPr>
               <w:t xml:space="preserve">15</w:t>
             </w:r>
@@ -1782,8 +2688,10 @@
                 <w:rFonts w:ascii="Times New Roman" w:cs="Times New Roman" w:eastAsia="Times New Roman" w:hAnsi="Times New Roman"/>
                 <w:b w:val="false"/>
                 <w:bCs w:val="false"/>
-                <w:sz w:val="18"/>
-                <w:szCs w:val="18"/>
+                <w:noProof/>
+                <w:sz w:val="18"/>
+                <w:szCs w:val="18"/>
+                <w:lang w:val="vi-VN"/>
               </w:rPr>
               <w:t xml:space="preserve">350</w:t>
             </w:r>
@@ -1799,8 +2707,10 @@
                 <w:rFonts w:ascii="Times New Roman" w:cs="Times New Roman" w:eastAsia="Times New Roman" w:hAnsi="Times New Roman"/>
                 <w:b w:val="false"/>
                 <w:bCs w:val="false"/>
-                <w:sz w:val="18"/>
-                <w:szCs w:val="18"/>
+                <w:noProof/>
+                <w:sz w:val="18"/>
+                <w:szCs w:val="18"/>
+                <w:lang w:val="vi-VN"/>
               </w:rPr>
               <w:t xml:space="preserve">6,5</w:t>
             </w:r>
@@ -1816,8 +2726,10 @@
                 <w:rFonts w:ascii="Times New Roman" w:cs="Times New Roman" w:eastAsia="Times New Roman" w:hAnsi="Times New Roman"/>
                 <w:b w:val="false"/>
                 <w:bCs w:val="false"/>
-                <w:sz w:val="18"/>
-                <w:szCs w:val="18"/>
+                <w:noProof/>
+                <w:sz w:val="18"/>
+                <w:szCs w:val="18"/>
+                <w:lang w:val="vi-VN"/>
               </w:rPr>
               <w:t xml:space="preserve">4Φ25 CB400-V</w:t>
             </w:r>
@@ -1833,8 +2745,10 @@
                 <w:rFonts w:ascii="Times New Roman" w:cs="Times New Roman" w:eastAsia="Times New Roman" w:hAnsi="Times New Roman"/>
                 <w:b w:val="false"/>
                 <w:bCs w:val="false"/>
-                <w:sz w:val="18"/>
-                <w:szCs w:val="18"/>
+                <w:noProof/>
+                <w:sz w:val="18"/>
+                <w:szCs w:val="18"/>
+                <w:lang w:val="vi-VN"/>
               </w:rPr>
               <w:t xml:space="preserve">0,33</w:t>
             </w:r>
@@ -1850,8 +2764,10 @@
                 <w:rFonts w:ascii="Times New Roman" w:cs="Times New Roman" w:eastAsia="Times New Roman" w:hAnsi="Times New Roman"/>
                 <w:b w:val="false"/>
                 <w:bCs w:val="false"/>
-                <w:sz w:val="18"/>
-                <w:szCs w:val="18"/>
+                <w:noProof/>
+                <w:sz w:val="18"/>
+                <w:szCs w:val="18"/>
+                <w:lang w:val="vi-VN"/>
               </w:rPr>
               <w:t xml:space="preserve">0,84</w:t>
             </w:r>
@@ -1867,8 +2783,10 @@
                 <w:rFonts w:ascii="Times New Roman" w:cs="Times New Roman" w:eastAsia="Times New Roman" w:hAnsi="Times New Roman"/>
                 <w:b w:val="false"/>
                 <w:bCs w:val="false"/>
-                <w:sz w:val="18"/>
-                <w:szCs w:val="18"/>
+                <w:noProof/>
+                <w:sz w:val="18"/>
+                <w:szCs w:val="18"/>
+                <w:lang w:val="vi-VN"/>
               </w:rPr>
               <w:t xml:space="preserve">ĐẠT</w:t>
             </w:r>
@@ -1889,8 +2807,10 @@
                 <w:rFonts w:ascii="Times New Roman" w:cs="Times New Roman" w:eastAsia="Times New Roman" w:hAnsi="Times New Roman"/>
                 <w:b w:val="false"/>
                 <w:bCs w:val="false"/>
-                <w:sz w:val="18"/>
-                <w:szCs w:val="18"/>
+                <w:noProof/>
+                <w:sz w:val="18"/>
+                <w:szCs w:val="18"/>
+                <w:lang w:val="vi-VN"/>
               </w:rPr>
               <w:t xml:space="preserve">BÈ 3A</w:t>
             </w:r>
@@ -1906,8 +2826,10 @@
                 <w:rFonts w:ascii="Times New Roman" w:cs="Times New Roman" w:eastAsia="Times New Roman" w:hAnsi="Times New Roman"/>
                 <w:b w:val="false"/>
                 <w:bCs w:val="false"/>
-                <w:sz w:val="18"/>
-                <w:szCs w:val="18"/>
+                <w:noProof/>
+                <w:sz w:val="18"/>
+                <w:szCs w:val="18"/>
+                <w:lang w:val="vi-VN"/>
               </w:rPr>
               <w:t xml:space="preserve">50</w:t>
             </w:r>
@@ -1923,8 +2845,10 @@
                 <w:rFonts w:ascii="Times New Roman" w:cs="Times New Roman" w:eastAsia="Times New Roman" w:hAnsi="Times New Roman"/>
                 <w:b w:val="false"/>
                 <w:bCs w:val="false"/>
-                <w:sz w:val="18"/>
-                <w:szCs w:val="18"/>
+                <w:noProof/>
+                <w:sz w:val="18"/>
+                <w:szCs w:val="18"/>
+                <w:lang w:val="vi-VN"/>
               </w:rPr>
               <w:t xml:space="preserve">356,8</w:t>
             </w:r>
@@ -1940,8 +2864,10 @@
                 <w:rFonts w:ascii="Times New Roman" w:cs="Times New Roman" w:eastAsia="Times New Roman" w:hAnsi="Times New Roman"/>
                 <w:b w:val="false"/>
                 <w:bCs w:val="false"/>
-                <w:sz w:val="18"/>
-                <w:szCs w:val="18"/>
+                <w:noProof/>
+                <w:sz w:val="18"/>
+                <w:szCs w:val="18"/>
+                <w:lang w:val="vi-VN"/>
               </w:rPr>
               <w:t xml:space="preserve">73,7</w:t>
             </w:r>
@@ -1957,8 +2883,10 @@
                 <w:rFonts w:ascii="Times New Roman" w:cs="Times New Roman" w:eastAsia="Times New Roman" w:hAnsi="Times New Roman"/>
                 <w:b w:val="false"/>
                 <w:bCs w:val="false"/>
-                <w:sz w:val="18"/>
-                <w:szCs w:val="18"/>
+                <w:noProof/>
+                <w:sz w:val="18"/>
+                <w:szCs w:val="18"/>
+                <w:lang w:val="vi-VN"/>
               </w:rPr>
               <w:t xml:space="preserve">PES-28</w:t>
             </w:r>
@@ -1974,8 +2902,10 @@
                 <w:rFonts w:ascii="Times New Roman" w:cs="Times New Roman" w:eastAsia="Times New Roman" w:hAnsi="Times New Roman"/>
                 <w:b w:val="false"/>
                 <w:bCs w:val="false"/>
-                <w:sz w:val="18"/>
-                <w:szCs w:val="18"/>
+                <w:noProof/>
+                <w:sz w:val="18"/>
+                <w:szCs w:val="18"/>
+                <w:lang w:val="vi-VN"/>
               </w:rPr>
               <w:t xml:space="preserve">3,19</w:t>
             </w:r>
@@ -1991,8 +2921,10 @@
                 <w:rFonts w:ascii="Times New Roman" w:cs="Times New Roman" w:eastAsia="Times New Roman" w:hAnsi="Times New Roman"/>
                 <w:b w:val="false"/>
                 <w:bCs w:val="false"/>
-                <w:sz w:val="18"/>
-                <w:szCs w:val="18"/>
+                <w:noProof/>
+                <w:sz w:val="18"/>
+                <w:szCs w:val="18"/>
+                <w:lang w:val="vi-VN"/>
               </w:rPr>
               <w:t xml:space="preserve">31</w:t>
             </w:r>
@@ -2008,8 +2940,10 @@
                 <w:rFonts w:ascii="Times New Roman" w:cs="Times New Roman" w:eastAsia="Times New Roman" w:hAnsi="Times New Roman"/>
                 <w:b w:val="false"/>
                 <w:bCs w:val="false"/>
-                <w:sz w:val="18"/>
-                <w:szCs w:val="18"/>
+                <w:noProof/>
+                <w:sz w:val="18"/>
+                <w:szCs w:val="18"/>
+                <w:lang w:val="vi-VN"/>
               </w:rPr>
               <w:t xml:space="preserve">350</w:t>
             </w:r>
@@ -2025,8 +2959,10 @@
                 <w:rFonts w:ascii="Times New Roman" w:cs="Times New Roman" w:eastAsia="Times New Roman" w:hAnsi="Times New Roman"/>
                 <w:b w:val="false"/>
                 <w:bCs w:val="false"/>
-                <w:sz w:val="18"/>
-                <w:szCs w:val="18"/>
+                <w:noProof/>
+                <w:sz w:val="18"/>
+                <w:szCs w:val="18"/>
+                <w:lang w:val="vi-VN"/>
               </w:rPr>
               <w:t xml:space="preserve">6,5</w:t>
             </w:r>
@@ -2042,8 +2978,10 @@
                 <w:rFonts w:ascii="Times New Roman" w:cs="Times New Roman" w:eastAsia="Times New Roman" w:hAnsi="Times New Roman"/>
                 <w:b w:val="false"/>
                 <w:bCs w:val="false"/>
-                <w:sz w:val="18"/>
-                <w:szCs w:val="18"/>
+                <w:noProof/>
+                <w:sz w:val="18"/>
+                <w:szCs w:val="18"/>
+                <w:lang w:val="vi-VN"/>
               </w:rPr>
               <w:t xml:space="preserve">6Φ28 CB400-V</w:t>
             </w:r>
@@ -2059,8 +2997,10 @@
                 <w:rFonts w:ascii="Times New Roman" w:cs="Times New Roman" w:eastAsia="Times New Roman" w:hAnsi="Times New Roman"/>
                 <w:b w:val="false"/>
                 <w:bCs w:val="false"/>
-                <w:sz w:val="18"/>
-                <w:szCs w:val="18"/>
+                <w:noProof/>
+                <w:sz w:val="18"/>
+                <w:szCs w:val="18"/>
+                <w:lang w:val="vi-VN"/>
               </w:rPr>
               <w:t xml:space="preserve">0,64</w:t>
             </w:r>
@@ -2076,8 +3016,10 @@
                 <w:rFonts w:ascii="Times New Roman" w:cs="Times New Roman" w:eastAsia="Times New Roman" w:hAnsi="Times New Roman"/>
                 <w:b w:val="false"/>
                 <w:bCs w:val="false"/>
-                <w:sz w:val="18"/>
-                <w:szCs w:val="18"/>
+                <w:noProof/>
+                <w:sz w:val="18"/>
+                <w:szCs w:val="18"/>
+                <w:lang w:val="vi-VN"/>
               </w:rPr>
               <w:t xml:space="preserve">0,87</w:t>
             </w:r>
@@ -2093,8 +3035,10 @@
                 <w:rFonts w:ascii="Times New Roman" w:cs="Times New Roman" w:eastAsia="Times New Roman" w:hAnsi="Times New Roman"/>
                 <w:b w:val="false"/>
                 <w:bCs w:val="false"/>
-                <w:sz w:val="18"/>
-                <w:szCs w:val="18"/>
+                <w:noProof/>
+                <w:sz w:val="18"/>
+                <w:szCs w:val="18"/>
+                <w:lang w:val="vi-VN"/>
               </w:rPr>
               <w:t xml:space="preserve">ĐẠT</w:t>
             </w:r>
@@ -2115,8 +3059,10 @@
                 <w:rFonts w:ascii="Times New Roman" w:cs="Times New Roman" w:eastAsia="Times New Roman" w:hAnsi="Times New Roman"/>
                 <w:b w:val="false"/>
                 <w:bCs w:val="false"/>
-                <w:sz w:val="18"/>
-                <w:szCs w:val="18"/>
+                <w:noProof/>
+                <w:sz w:val="18"/>
+                <w:szCs w:val="18"/>
+                <w:lang w:val="vi-VN"/>
               </w:rPr>
               <w:t xml:space="preserve">BÈ 5A</w:t>
             </w:r>
@@ -2132,8 +3078,10 @@
                 <w:rFonts w:ascii="Times New Roman" w:cs="Times New Roman" w:eastAsia="Times New Roman" w:hAnsi="Times New Roman"/>
                 <w:b w:val="false"/>
                 <w:bCs w:val="false"/>
-                <w:sz w:val="18"/>
-                <w:szCs w:val="18"/>
+                <w:noProof/>
+                <w:sz w:val="18"/>
+                <w:szCs w:val="18"/>
+                <w:lang w:val="vi-VN"/>
               </w:rPr>
               <w:t xml:space="preserve">49</w:t>
             </w:r>
@@ -2149,8 +3097,10 @@
                 <w:rFonts w:ascii="Times New Roman" w:cs="Times New Roman" w:eastAsia="Times New Roman" w:hAnsi="Times New Roman"/>
                 <w:b w:val="false"/>
                 <w:bCs w:val="false"/>
-                <w:sz w:val="18"/>
-                <w:szCs w:val="18"/>
+                <w:noProof/>
+                <w:sz w:val="18"/>
+                <w:szCs w:val="18"/>
+                <w:lang w:val="vi-VN"/>
               </w:rPr>
               <w:t xml:space="preserve">427,9</w:t>
             </w:r>
@@ -2166,8 +3116,10 @@
                 <w:rFonts w:ascii="Times New Roman" w:cs="Times New Roman" w:eastAsia="Times New Roman" w:hAnsi="Times New Roman"/>
                 <w:b w:val="false"/>
                 <w:bCs w:val="false"/>
-                <w:sz w:val="18"/>
-                <w:szCs w:val="18"/>
+                <w:noProof/>
+                <w:sz w:val="18"/>
+                <w:szCs w:val="18"/>
+                <w:lang w:val="vi-VN"/>
               </w:rPr>
               <w:t xml:space="preserve">87,3</w:t>
             </w:r>
@@ -2183,8 +3135,10 @@
                 <w:rFonts w:ascii="Times New Roman" w:cs="Times New Roman" w:eastAsia="Times New Roman" w:hAnsi="Times New Roman"/>
                 <w:b w:val="false"/>
                 <w:bCs w:val="false"/>
-                <w:sz w:val="18"/>
-                <w:szCs w:val="18"/>
+                <w:noProof/>
+                <w:sz w:val="18"/>
+                <w:szCs w:val="18"/>
+                <w:lang w:val="vi-VN"/>
               </w:rPr>
               <w:t xml:space="preserve">PES-32</w:t>
             </w:r>
@@ -2200,8 +3154,10 @@
                 <w:rFonts w:ascii="Times New Roman" w:cs="Times New Roman" w:eastAsia="Times New Roman" w:hAnsi="Times New Roman"/>
                 <w:b w:val="false"/>
                 <w:bCs w:val="false"/>
-                <w:sz w:val="18"/>
-                <w:szCs w:val="18"/>
+                <w:noProof/>
+                <w:sz w:val="18"/>
+                <w:szCs w:val="18"/>
+                <w:lang w:val="vi-VN"/>
               </w:rPr>
               <w:t xml:space="preserve">3,49</w:t>
             </w:r>
@@ -2217,8 +3173,10 @@
                 <w:rFonts w:ascii="Times New Roman" w:cs="Times New Roman" w:eastAsia="Times New Roman" w:hAnsi="Times New Roman"/>
                 <w:b w:val="false"/>
                 <w:bCs w:val="false"/>
-                <w:sz w:val="18"/>
-                <w:szCs w:val="18"/>
+                <w:noProof/>
+                <w:sz w:val="18"/>
+                <w:szCs w:val="18"/>
+                <w:lang w:val="vi-VN"/>
               </w:rPr>
               <w:t xml:space="preserve">36</w:t>
             </w:r>
@@ -2234,8 +3192,10 @@
                 <w:rFonts w:ascii="Times New Roman" w:cs="Times New Roman" w:eastAsia="Times New Roman" w:hAnsi="Times New Roman"/>
                 <w:b w:val="false"/>
                 <w:bCs w:val="false"/>
-                <w:sz w:val="18"/>
-                <w:szCs w:val="18"/>
+                <w:noProof/>
+                <w:sz w:val="18"/>
+                <w:szCs w:val="18"/>
+                <w:lang w:val="vi-VN"/>
               </w:rPr>
               <w:t xml:space="preserve">350</w:t>
             </w:r>
@@ -2251,8 +3211,10 @@
                 <w:rFonts w:ascii="Times New Roman" w:cs="Times New Roman" w:eastAsia="Times New Roman" w:hAnsi="Times New Roman"/>
                 <w:b w:val="false"/>
                 <w:bCs w:val="false"/>
-                <w:sz w:val="18"/>
-                <w:szCs w:val="18"/>
+                <w:noProof/>
+                <w:sz w:val="18"/>
+                <w:szCs w:val="18"/>
+                <w:lang w:val="vi-VN"/>
               </w:rPr>
               <w:t xml:space="preserve">6,5</w:t>
             </w:r>
@@ -2268,8 +3230,10 @@
                 <w:rFonts w:ascii="Times New Roman" w:cs="Times New Roman" w:eastAsia="Times New Roman" w:hAnsi="Times New Roman"/>
                 <w:b w:val="false"/>
                 <w:bCs w:val="false"/>
-                <w:sz w:val="18"/>
-                <w:szCs w:val="18"/>
+                <w:noProof/>
+                <w:sz w:val="18"/>
+                <w:szCs w:val="18"/>
+                <w:lang w:val="vi-VN"/>
               </w:rPr>
               <w:t xml:space="preserve">6Φ32 CB400-V</w:t>
             </w:r>
@@ -2285,8 +3249,10 @@
                 <w:rFonts w:ascii="Times New Roman" w:cs="Times New Roman" w:eastAsia="Times New Roman" w:hAnsi="Times New Roman"/>
                 <w:b w:val="false"/>
                 <w:bCs w:val="false"/>
-                <w:sz w:val="18"/>
-                <w:szCs w:val="18"/>
+                <w:noProof/>
+                <w:sz w:val="18"/>
+                <w:szCs w:val="18"/>
+                <w:lang w:val="vi-VN"/>
               </w:rPr>
               <w:t xml:space="preserve">0,75</w:t>
             </w:r>
@@ -2302,8 +3268,10 @@
                 <w:rFonts w:ascii="Times New Roman" w:cs="Times New Roman" w:eastAsia="Times New Roman" w:hAnsi="Times New Roman"/>
                 <w:b w:val="false"/>
                 <w:bCs w:val="false"/>
-                <w:sz w:val="18"/>
-                <w:szCs w:val="18"/>
+                <w:noProof/>
+                <w:sz w:val="18"/>
+                <w:szCs w:val="18"/>
+                <w:lang w:val="vi-VN"/>
               </w:rPr>
               <w:t xml:space="preserve">0,84</w:t>
             </w:r>
@@ -2319,8 +3287,10 @@
                 <w:rFonts w:ascii="Times New Roman" w:cs="Times New Roman" w:eastAsia="Times New Roman" w:hAnsi="Times New Roman"/>
                 <w:b w:val="false"/>
                 <w:bCs w:val="false"/>
-                <w:sz w:val="18"/>
-                <w:szCs w:val="18"/>
+                <w:noProof/>
+                <w:sz w:val="18"/>
+                <w:szCs w:val="18"/>
+                <w:lang w:val="vi-VN"/>
               </w:rPr>
               <w:t xml:space="preserve">ĐẠT</w:t>
             </w:r>
@@ -2341,8 +3311,10 @@
                 <w:rFonts w:ascii="Times New Roman" w:cs="Times New Roman" w:eastAsia="Times New Roman" w:hAnsi="Times New Roman"/>
                 <w:b w:val="false"/>
                 <w:bCs w:val="false"/>
-                <w:sz w:val="18"/>
-                <w:szCs w:val="18"/>
+                <w:noProof/>
+                <w:sz w:val="18"/>
+                <w:szCs w:val="18"/>
+                <w:lang w:val="vi-VN"/>
               </w:rPr>
               <w:t xml:space="preserve">BÈ 6</w:t>
             </w:r>
@@ -2358,8 +3330,10 @@
                 <w:rFonts w:ascii="Times New Roman" w:cs="Times New Roman" w:eastAsia="Times New Roman" w:hAnsi="Times New Roman"/>
                 <w:b w:val="false"/>
                 <w:bCs w:val="false"/>
-                <w:sz w:val="18"/>
-                <w:szCs w:val="18"/>
+                <w:noProof/>
+                <w:sz w:val="18"/>
+                <w:szCs w:val="18"/>
+                <w:lang w:val="vi-VN"/>
               </w:rPr>
               <w:t xml:space="preserve">31</w:t>
             </w:r>
@@ -2375,8 +3349,10 @@
                 <w:rFonts w:ascii="Times New Roman" w:cs="Times New Roman" w:eastAsia="Times New Roman" w:hAnsi="Times New Roman"/>
                 <w:b w:val="false"/>
                 <w:bCs w:val="false"/>
-                <w:sz w:val="18"/>
-                <w:szCs w:val="18"/>
+                <w:noProof/>
+                <w:sz w:val="18"/>
+                <w:szCs w:val="18"/>
+                <w:lang w:val="vi-VN"/>
               </w:rPr>
               <w:t xml:space="preserve">184,6</w:t>
             </w:r>
@@ -2392,8 +3368,10 @@
                 <w:rFonts w:ascii="Times New Roman" w:cs="Times New Roman" w:eastAsia="Times New Roman" w:hAnsi="Times New Roman"/>
                 <w:b w:val="false"/>
                 <w:bCs w:val="false"/>
-                <w:sz w:val="18"/>
-                <w:szCs w:val="18"/>
+                <w:noProof/>
+                <w:sz w:val="18"/>
+                <w:szCs w:val="18"/>
+                <w:lang w:val="vi-VN"/>
               </w:rPr>
               <w:t xml:space="preserve">40,8</w:t>
             </w:r>
@@ -2409,8 +3387,10 @@
                 <w:rFonts w:ascii="Times New Roman" w:cs="Times New Roman" w:eastAsia="Times New Roman" w:hAnsi="Times New Roman"/>
                 <w:b w:val="false"/>
                 <w:bCs w:val="false"/>
-                <w:sz w:val="18"/>
-                <w:szCs w:val="18"/>
+                <w:noProof/>
+                <w:sz w:val="18"/>
+                <w:szCs w:val="18"/>
+                <w:lang w:val="vi-VN"/>
               </w:rPr>
               <w:t xml:space="preserve">PES-28</w:t>
             </w:r>
@@ -2426,8 +3406,10 @@
                 <w:rFonts w:ascii="Times New Roman" w:cs="Times New Roman" w:eastAsia="Times New Roman" w:hAnsi="Times New Roman"/>
                 <w:b w:val="false"/>
                 <w:bCs w:val="false"/>
-                <w:sz w:val="18"/>
-                <w:szCs w:val="18"/>
+                <w:noProof/>
+                <w:sz w:val="18"/>
+                <w:szCs w:val="18"/>
+                <w:lang w:val="vi-VN"/>
               </w:rPr>
               <w:t xml:space="preserve">5,76</w:t>
             </w:r>
@@ -2443,8 +3425,10 @@
                 <w:rFonts w:ascii="Times New Roman" w:cs="Times New Roman" w:eastAsia="Times New Roman" w:hAnsi="Times New Roman"/>
                 <w:b w:val="false"/>
                 <w:bCs w:val="false"/>
-                <w:sz w:val="18"/>
-                <w:szCs w:val="18"/>
+                <w:noProof/>
+                <w:sz w:val="18"/>
+                <w:szCs w:val="18"/>
+                <w:lang w:val="vi-VN"/>
               </w:rPr>
               <w:t xml:space="preserve">28</w:t>
             </w:r>
@@ -2460,8 +3444,10 @@
                 <w:rFonts w:ascii="Times New Roman" w:cs="Times New Roman" w:eastAsia="Times New Roman" w:hAnsi="Times New Roman"/>
                 <w:b w:val="false"/>
                 <w:bCs w:val="false"/>
-                <w:sz w:val="18"/>
-                <w:szCs w:val="18"/>
+                <w:noProof/>
+                <w:sz w:val="18"/>
+                <w:szCs w:val="18"/>
+                <w:lang w:val="vi-VN"/>
               </w:rPr>
               <w:t xml:space="preserve">350</w:t>
             </w:r>
@@ -2477,8 +3463,10 @@
                 <w:rFonts w:ascii="Times New Roman" w:cs="Times New Roman" w:eastAsia="Times New Roman" w:hAnsi="Times New Roman"/>
                 <w:b w:val="false"/>
                 <w:bCs w:val="false"/>
-                <w:sz w:val="18"/>
-                <w:szCs w:val="18"/>
+                <w:noProof/>
+                <w:sz w:val="18"/>
+                <w:szCs w:val="18"/>
+                <w:lang w:val="vi-VN"/>
               </w:rPr>
               <w:t xml:space="preserve">6,5</w:t>
             </w:r>
@@ -2494,8 +3482,10 @@
                 <w:rFonts w:ascii="Times New Roman" w:cs="Times New Roman" w:eastAsia="Times New Roman" w:hAnsi="Times New Roman"/>
                 <w:b w:val="false"/>
                 <w:bCs w:val="false"/>
-                <w:sz w:val="18"/>
-                <w:szCs w:val="18"/>
+                <w:noProof/>
+                <w:sz w:val="18"/>
+                <w:szCs w:val="18"/>
+                <w:lang w:val="vi-VN"/>
               </w:rPr>
               <w:t xml:space="preserve">4Φ25 CB400-V</w:t>
             </w:r>
@@ -2511,8 +3501,10 @@
                 <w:rFonts w:ascii="Times New Roman" w:cs="Times New Roman" w:eastAsia="Times New Roman" w:hAnsi="Times New Roman"/>
                 <w:b w:val="false"/>
                 <w:bCs w:val="false"/>
-                <w:sz w:val="18"/>
-                <w:szCs w:val="18"/>
+                <w:noProof/>
+                <w:sz w:val="18"/>
+                <w:szCs w:val="18"/>
+                <w:lang w:val="vi-VN"/>
               </w:rPr>
               <w:t xml:space="preserve">0,35</w:t>
             </w:r>
@@ -2528,8 +3520,10 @@
                 <w:rFonts w:ascii="Times New Roman" w:cs="Times New Roman" w:eastAsia="Times New Roman" w:hAnsi="Times New Roman"/>
                 <w:b w:val="false"/>
                 <w:bCs w:val="false"/>
-                <w:sz w:val="18"/>
-                <w:szCs w:val="18"/>
+                <w:noProof/>
+                <w:sz w:val="18"/>
+                <w:szCs w:val="18"/>
+                <w:lang w:val="vi-VN"/>
               </w:rPr>
               <w:t xml:space="preserve">0,90</w:t>
             </w:r>
@@ -2545,8 +3539,10 @@
                 <w:rFonts w:ascii="Times New Roman" w:cs="Times New Roman" w:eastAsia="Times New Roman" w:hAnsi="Times New Roman"/>
                 <w:b w:val="false"/>
                 <w:bCs w:val="false"/>
-                <w:sz w:val="18"/>
-                <w:szCs w:val="18"/>
+                <w:noProof/>
+                <w:sz w:val="18"/>
+                <w:szCs w:val="18"/>
+                <w:lang w:val="vi-VN"/>
               </w:rPr>
               <w:t xml:space="preserve">ĐẠT</w:t>
             </w:r>
@@ -2567,8 +3563,10 @@
                 <w:rFonts w:ascii="Times New Roman" w:cs="Times New Roman" w:eastAsia="Times New Roman" w:hAnsi="Times New Roman"/>
                 <w:b w:val="false"/>
                 <w:bCs w:val="false"/>
-                <w:sz w:val="18"/>
-                <w:szCs w:val="18"/>
+                <w:noProof/>
+                <w:sz w:val="18"/>
+                <w:szCs w:val="18"/>
+                <w:lang w:val="vi-VN"/>
               </w:rPr>
               <w:t xml:space="preserve">BÈ 7</w:t>
             </w:r>
@@ -2584,8 +3582,10 @@
                 <w:rFonts w:ascii="Times New Roman" w:cs="Times New Roman" w:eastAsia="Times New Roman" w:hAnsi="Times New Roman"/>
                 <w:b w:val="false"/>
                 <w:bCs w:val="false"/>
-                <w:sz w:val="18"/>
-                <w:szCs w:val="18"/>
+                <w:noProof/>
+                <w:sz w:val="18"/>
+                <w:szCs w:val="18"/>
+                <w:lang w:val="vi-VN"/>
               </w:rPr>
               <w:t xml:space="preserve">33</w:t>
             </w:r>
@@ -2601,8 +3601,10 @@
                 <w:rFonts w:ascii="Times New Roman" w:cs="Times New Roman" w:eastAsia="Times New Roman" w:hAnsi="Times New Roman"/>
                 <w:b w:val="false"/>
                 <w:bCs w:val="false"/>
-                <w:sz w:val="18"/>
-                <w:szCs w:val="18"/>
+                <w:noProof/>
+                <w:sz w:val="18"/>
+                <w:szCs w:val="18"/>
+                <w:lang w:val="vi-VN"/>
               </w:rPr>
               <w:t xml:space="preserve">210,9</w:t>
             </w:r>
@@ -2618,8 +3620,10 @@
                 <w:rFonts w:ascii="Times New Roman" w:cs="Times New Roman" w:eastAsia="Times New Roman" w:hAnsi="Times New Roman"/>
                 <w:b w:val="false"/>
                 <w:bCs w:val="false"/>
-                <w:sz w:val="18"/>
-                <w:szCs w:val="18"/>
+                <w:noProof/>
+                <w:sz w:val="18"/>
+                <w:szCs w:val="18"/>
+                <w:lang w:val="vi-VN"/>
               </w:rPr>
               <w:t xml:space="preserve">45,6</w:t>
             </w:r>
@@ -2635,8 +3639,10 @@
                 <w:rFonts w:ascii="Times New Roman" w:cs="Times New Roman" w:eastAsia="Times New Roman" w:hAnsi="Times New Roman"/>
                 <w:b w:val="false"/>
                 <w:bCs w:val="false"/>
-                <w:sz w:val="18"/>
-                <w:szCs w:val="18"/>
+                <w:noProof/>
+                <w:sz w:val="18"/>
+                <w:szCs w:val="18"/>
+                <w:lang w:val="vi-VN"/>
               </w:rPr>
               <w:t xml:space="preserve">PES-28</w:t>
             </w:r>
@@ -2652,8 +3658,10 @@
                 <w:rFonts w:ascii="Times New Roman" w:cs="Times New Roman" w:eastAsia="Times New Roman" w:hAnsi="Times New Roman"/>
                 <w:b w:val="false"/>
                 <w:bCs w:val="false"/>
-                <w:sz w:val="18"/>
-                <w:szCs w:val="18"/>
+                <w:noProof/>
+                <w:sz w:val="18"/>
+                <w:szCs w:val="18"/>
+                <w:lang w:val="vi-VN"/>
               </w:rPr>
               <w:t xml:space="preserve">5,16</w:t>
             </w:r>
@@ -2669,8 +3677,10 @@
                 <w:rFonts w:ascii="Times New Roman" w:cs="Times New Roman" w:eastAsia="Times New Roman" w:hAnsi="Times New Roman"/>
                 <w:b w:val="false"/>
                 <w:bCs w:val="false"/>
-                <w:sz w:val="18"/>
-                <w:szCs w:val="18"/>
+                <w:noProof/>
+                <w:sz w:val="18"/>
+                <w:szCs w:val="18"/>
+                <w:lang w:val="vi-VN"/>
               </w:rPr>
               <w:t xml:space="preserve">24</w:t>
             </w:r>
@@ -2686,8 +3696,10 @@
                 <w:rFonts w:ascii="Times New Roman" w:cs="Times New Roman" w:eastAsia="Times New Roman" w:hAnsi="Times New Roman"/>
                 <w:b w:val="false"/>
                 <w:bCs w:val="false"/>
-                <w:sz w:val="18"/>
-                <w:szCs w:val="18"/>
+                <w:noProof/>
+                <w:sz w:val="18"/>
+                <w:szCs w:val="18"/>
+                <w:lang w:val="vi-VN"/>
               </w:rPr>
               <w:t xml:space="preserve">350</w:t>
             </w:r>
@@ -2703,8 +3715,10 @@
                 <w:rFonts w:ascii="Times New Roman" w:cs="Times New Roman" w:eastAsia="Times New Roman" w:hAnsi="Times New Roman"/>
                 <w:b w:val="false"/>
                 <w:bCs w:val="false"/>
-                <w:sz w:val="18"/>
-                <w:szCs w:val="18"/>
+                <w:noProof/>
+                <w:sz w:val="18"/>
+                <w:szCs w:val="18"/>
+                <w:lang w:val="vi-VN"/>
               </w:rPr>
               <w:t xml:space="preserve">6,5</w:t>
             </w:r>
@@ -2720,8 +3734,10 @@
                 <w:rFonts w:ascii="Times New Roman" w:cs="Times New Roman" w:eastAsia="Times New Roman" w:hAnsi="Times New Roman"/>
                 <w:b w:val="false"/>
                 <w:bCs w:val="false"/>
-                <w:sz w:val="18"/>
-                <w:szCs w:val="18"/>
+                <w:noProof/>
+                <w:sz w:val="18"/>
+                <w:szCs w:val="18"/>
+                <w:lang w:val="vi-VN"/>
               </w:rPr>
               <w:t xml:space="preserve">4Φ28 CB400-V</w:t>
             </w:r>
@@ -2737,8 +3753,10 @@
                 <w:rFonts w:ascii="Times New Roman" w:cs="Times New Roman" w:eastAsia="Times New Roman" w:hAnsi="Times New Roman"/>
                 <w:b w:val="false"/>
                 <w:bCs w:val="false"/>
-                <w:sz w:val="18"/>
-                <w:szCs w:val="18"/>
+                <w:noProof/>
+                <w:sz w:val="18"/>
+                <w:szCs w:val="18"/>
+                <w:lang w:val="vi-VN"/>
               </w:rPr>
               <w:t xml:space="preserve">0,39</w:t>
             </w:r>
@@ -2754,8 +3772,10 @@
                 <w:rFonts w:ascii="Times New Roman" w:cs="Times New Roman" w:eastAsia="Times New Roman" w:hAnsi="Times New Roman"/>
                 <w:b w:val="false"/>
                 <w:bCs w:val="false"/>
-                <w:sz w:val="18"/>
-                <w:szCs w:val="18"/>
+                <w:noProof/>
+                <w:sz w:val="18"/>
+                <w:szCs w:val="18"/>
+                <w:lang w:val="vi-VN"/>
               </w:rPr>
               <w:t xml:space="preserve">0,82</w:t>
             </w:r>
@@ -2771,8 +3791,10 @@
                 <w:rFonts w:ascii="Times New Roman" w:cs="Times New Roman" w:eastAsia="Times New Roman" w:hAnsi="Times New Roman"/>
                 <w:b w:val="false"/>
                 <w:bCs w:val="false"/>
-                <w:sz w:val="18"/>
-                <w:szCs w:val="18"/>
+                <w:noProof/>
+                <w:sz w:val="18"/>
+                <w:szCs w:val="18"/>
+                <w:lang w:val="vi-VN"/>
               </w:rPr>
               <w:t xml:space="preserve">ĐẠT</w:t>
             </w:r>
@@ -2793,8 +3815,10 @@
                 <w:rFonts w:ascii="Times New Roman" w:cs="Times New Roman" w:eastAsia="Times New Roman" w:hAnsi="Times New Roman"/>
                 <w:b w:val="false"/>
                 <w:bCs w:val="false"/>
-                <w:sz w:val="18"/>
-                <w:szCs w:val="18"/>
+                <w:noProof/>
+                <w:sz w:val="18"/>
+                <w:szCs w:val="18"/>
+                <w:lang w:val="vi-VN"/>
               </w:rPr>
               <w:t xml:space="preserve">BÈ 8</w:t>
             </w:r>
@@ -2810,8 +3834,10 @@
                 <w:rFonts w:ascii="Times New Roman" w:cs="Times New Roman" w:eastAsia="Times New Roman" w:hAnsi="Times New Roman"/>
                 <w:b w:val="false"/>
                 <w:bCs w:val="false"/>
-                <w:sz w:val="18"/>
-                <w:szCs w:val="18"/>
+                <w:noProof/>
+                <w:sz w:val="18"/>
+                <w:szCs w:val="18"/>
+                <w:lang w:val="vi-VN"/>
               </w:rPr>
               <w:t xml:space="preserve">51</w:t>
             </w:r>
@@ -2827,8 +3853,10 @@
                 <w:rFonts w:ascii="Times New Roman" w:cs="Times New Roman" w:eastAsia="Times New Roman" w:hAnsi="Times New Roman"/>
                 <w:b w:val="false"/>
                 <w:bCs w:val="false"/>
-                <w:sz w:val="18"/>
-                <w:szCs w:val="18"/>
+                <w:noProof/>
+                <w:sz w:val="18"/>
+                <w:szCs w:val="18"/>
+                <w:lang w:val="vi-VN"/>
               </w:rPr>
               <w:t xml:space="preserve">281,3</w:t>
             </w:r>
@@ -2844,8 +3872,10 @@
                 <w:rFonts w:ascii="Times New Roman" w:cs="Times New Roman" w:eastAsia="Times New Roman" w:hAnsi="Times New Roman"/>
                 <w:b w:val="false"/>
                 <w:bCs w:val="false"/>
-                <w:sz w:val="18"/>
-                <w:szCs w:val="18"/>
+                <w:noProof/>
+                <w:sz w:val="18"/>
+                <w:szCs w:val="18"/>
+                <w:lang w:val="vi-VN"/>
               </w:rPr>
               <w:t xml:space="preserve">59,1</w:t>
             </w:r>
@@ -2861,8 +3891,10 @@
                 <w:rFonts w:ascii="Times New Roman" w:cs="Times New Roman" w:eastAsia="Times New Roman" w:hAnsi="Times New Roman"/>
                 <w:b w:val="false"/>
                 <w:bCs w:val="false"/>
-                <w:sz w:val="18"/>
-                <w:szCs w:val="18"/>
+                <w:noProof/>
+                <w:sz w:val="18"/>
+                <w:szCs w:val="18"/>
+                <w:lang w:val="vi-VN"/>
               </w:rPr>
               <w:t xml:space="preserve">PES-28</w:t>
             </w:r>
@@ -2878,8 +3910,10 @@
                 <w:rFonts w:ascii="Times New Roman" w:cs="Times New Roman" w:eastAsia="Times New Roman" w:hAnsi="Times New Roman"/>
                 <w:b w:val="false"/>
                 <w:bCs w:val="false"/>
-                <w:sz w:val="18"/>
-                <w:szCs w:val="18"/>
+                <w:noProof/>
+                <w:sz w:val="18"/>
+                <w:szCs w:val="18"/>
+                <w:lang w:val="vi-VN"/>
               </w:rPr>
               <w:t xml:space="preserve">3,97</w:t>
             </w:r>
@@ -2895,8 +3929,10 @@
                 <w:rFonts w:ascii="Times New Roman" w:cs="Times New Roman" w:eastAsia="Times New Roman" w:hAnsi="Times New Roman"/>
                 <w:b w:val="false"/>
                 <w:bCs w:val="false"/>
-                <w:sz w:val="18"/>
-                <w:szCs w:val="18"/>
+                <w:noProof/>
+                <w:sz w:val="18"/>
+                <w:szCs w:val="18"/>
+                <w:lang w:val="vi-VN"/>
               </w:rPr>
               <w:t xml:space="preserve">46</w:t>
             </w:r>
@@ -2912,8 +3948,10 @@
                 <w:rFonts w:ascii="Times New Roman" w:cs="Times New Roman" w:eastAsia="Times New Roman" w:hAnsi="Times New Roman"/>
                 <w:b w:val="false"/>
                 <w:bCs w:val="false"/>
-                <w:sz w:val="18"/>
-                <w:szCs w:val="18"/>
+                <w:noProof/>
+                <w:sz w:val="18"/>
+                <w:szCs w:val="18"/>
+                <w:lang w:val="vi-VN"/>
               </w:rPr>
               <w:t xml:space="preserve">350</w:t>
             </w:r>
@@ -2929,8 +3967,10 @@
                 <w:rFonts w:ascii="Times New Roman" w:cs="Times New Roman" w:eastAsia="Times New Roman" w:hAnsi="Times New Roman"/>
                 <w:b w:val="false"/>
                 <w:bCs w:val="false"/>
-                <w:sz w:val="18"/>
-                <w:szCs w:val="18"/>
+                <w:noProof/>
+                <w:sz w:val="18"/>
+                <w:szCs w:val="18"/>
+                <w:lang w:val="vi-VN"/>
               </w:rPr>
               <w:t xml:space="preserve">6,5</w:t>
             </w:r>
@@ -2946,8 +3986,10 @@
                 <w:rFonts w:ascii="Times New Roman" w:cs="Times New Roman" w:eastAsia="Times New Roman" w:hAnsi="Times New Roman"/>
                 <w:b w:val="false"/>
                 <w:bCs w:val="false"/>
-                <w:sz w:val="18"/>
-                <w:szCs w:val="18"/>
+                <w:noProof/>
+                <w:sz w:val="18"/>
+                <w:szCs w:val="18"/>
+                <w:lang w:val="vi-VN"/>
               </w:rPr>
               <w:t xml:space="preserve">6Φ25 CB400-V</w:t>
             </w:r>
@@ -2963,8 +4005,10 @@
                 <w:rFonts w:ascii="Times New Roman" w:cs="Times New Roman" w:eastAsia="Times New Roman" w:hAnsi="Times New Roman"/>
                 <w:b w:val="false"/>
                 <w:bCs w:val="false"/>
-                <w:sz w:val="18"/>
-                <w:szCs w:val="18"/>
+                <w:noProof/>
+                <w:sz w:val="18"/>
+                <w:szCs w:val="18"/>
+                <w:lang w:val="vi-VN"/>
               </w:rPr>
               <w:t xml:space="preserve">0,51</w:t>
             </w:r>
@@ -2980,8 +4024,10 @@
                 <w:rFonts w:ascii="Times New Roman" w:cs="Times New Roman" w:eastAsia="Times New Roman" w:hAnsi="Times New Roman"/>
                 <w:b w:val="false"/>
                 <w:bCs w:val="false"/>
-                <w:sz w:val="18"/>
-                <w:szCs w:val="18"/>
+                <w:noProof/>
+                <w:sz w:val="18"/>
+                <w:szCs w:val="18"/>
+                <w:lang w:val="vi-VN"/>
               </w:rPr>
               <w:t xml:space="preserve">0,82</w:t>
             </w:r>
@@ -2997,8 +4043,10 @@
                 <w:rFonts w:ascii="Times New Roman" w:cs="Times New Roman" w:eastAsia="Times New Roman" w:hAnsi="Times New Roman"/>
                 <w:b w:val="false"/>
                 <w:bCs w:val="false"/>
-                <w:sz w:val="18"/>
-                <w:szCs w:val="18"/>
+                <w:noProof/>
+                <w:sz w:val="18"/>
+                <w:szCs w:val="18"/>
+                <w:lang w:val="vi-VN"/>
               </w:rPr>
               <w:t xml:space="preserve">ĐẠT</w:t>
             </w:r>
@@ -3019,8 +4067,10 @@
                 <w:rFonts w:ascii="Times New Roman" w:cs="Times New Roman" w:eastAsia="Times New Roman" w:hAnsi="Times New Roman"/>
                 <w:b w:val="false"/>
                 <w:bCs w:val="false"/>
-                <w:sz w:val="18"/>
-                <w:szCs w:val="18"/>
+                <w:noProof/>
+                <w:sz w:val="18"/>
+                <w:szCs w:val="18"/>
+                <w:lang w:val="vi-VN"/>
               </w:rPr>
               <w:t xml:space="preserve">BÈ 9</w:t>
             </w:r>
@@ -3036,8 +4086,10 @@
                 <w:rFonts w:ascii="Times New Roman" w:cs="Times New Roman" w:eastAsia="Times New Roman" w:hAnsi="Times New Roman"/>
                 <w:b w:val="false"/>
                 <w:bCs w:val="false"/>
-                <w:sz w:val="18"/>
-                <w:szCs w:val="18"/>
+                <w:noProof/>
+                <w:sz w:val="18"/>
+                <w:szCs w:val="18"/>
+                <w:lang w:val="vi-VN"/>
               </w:rPr>
               <w:t xml:space="preserve">20</w:t>
             </w:r>
@@ -3053,8 +4105,10 @@
                 <w:rFonts w:ascii="Times New Roman" w:cs="Times New Roman" w:eastAsia="Times New Roman" w:hAnsi="Times New Roman"/>
                 <w:b w:val="false"/>
                 <w:bCs w:val="false"/>
-                <w:sz w:val="18"/>
-                <w:szCs w:val="18"/>
+                <w:noProof/>
+                <w:sz w:val="18"/>
+                <w:szCs w:val="18"/>
+                <w:lang w:val="vi-VN"/>
               </w:rPr>
               <w:t xml:space="preserve">79,1</w:t>
             </w:r>
@@ -3070,8 +4124,10 @@
                 <w:rFonts w:ascii="Times New Roman" w:cs="Times New Roman" w:eastAsia="Times New Roman" w:hAnsi="Times New Roman"/>
                 <w:b w:val="false"/>
                 <w:bCs w:val="false"/>
-                <w:sz w:val="18"/>
-                <w:szCs w:val="18"/>
+                <w:noProof/>
+                <w:sz w:val="18"/>
+                <w:szCs w:val="18"/>
+                <w:lang w:val="vi-VN"/>
               </w:rPr>
               <w:t xml:space="preserve">30,9</w:t>
             </w:r>
@@ -3087,8 +4143,10 @@
                 <w:rFonts w:ascii="Times New Roman" w:cs="Times New Roman" w:eastAsia="Times New Roman" w:hAnsi="Times New Roman"/>
                 <w:b w:val="false"/>
                 <w:bCs w:val="false"/>
-                <w:sz w:val="18"/>
-                <w:szCs w:val="18"/>
+                <w:noProof/>
+                <w:sz w:val="18"/>
+                <w:szCs w:val="18"/>
+                <w:lang w:val="vi-VN"/>
               </w:rPr>
               <w:t xml:space="preserve">PES-28</w:t>
             </w:r>
@@ -3104,8 +4162,10 @@
                 <w:rFonts w:ascii="Times New Roman" w:cs="Times New Roman" w:eastAsia="Times New Roman" w:hAnsi="Times New Roman"/>
                 <w:b w:val="false"/>
                 <w:bCs w:val="false"/>
-                <w:sz w:val="18"/>
-                <w:szCs w:val="18"/>
+                <w:noProof/>
+                <w:sz w:val="18"/>
+                <w:szCs w:val="18"/>
+                <w:lang w:val="vi-VN"/>
               </w:rPr>
               <w:t xml:space="preserve">7,61</w:t>
             </w:r>
@@ -3121,8 +4181,10 @@
                 <w:rFonts w:ascii="Times New Roman" w:cs="Times New Roman" w:eastAsia="Times New Roman" w:hAnsi="Times New Roman"/>
                 <w:b w:val="false"/>
                 <w:bCs w:val="false"/>
-                <w:sz w:val="18"/>
-                <w:szCs w:val="18"/>
+                <w:noProof/>
+                <w:sz w:val="18"/>
+                <w:szCs w:val="18"/>
+                <w:lang w:val="vi-VN"/>
               </w:rPr>
               <w:t xml:space="preserve">19</w:t>
             </w:r>
@@ -3138,8 +4200,10 @@
                 <w:rFonts w:ascii="Times New Roman" w:cs="Times New Roman" w:eastAsia="Times New Roman" w:hAnsi="Times New Roman"/>
                 <w:b w:val="false"/>
                 <w:bCs w:val="false"/>
-                <w:sz w:val="18"/>
-                <w:szCs w:val="18"/>
+                <w:noProof/>
+                <w:sz w:val="18"/>
+                <w:szCs w:val="18"/>
+                <w:lang w:val="vi-VN"/>
               </w:rPr>
               <w:t xml:space="preserve">350</w:t>
             </w:r>
@@ -3155,8 +4219,10 @@
                 <w:rFonts w:ascii="Times New Roman" w:cs="Times New Roman" w:eastAsia="Times New Roman" w:hAnsi="Times New Roman"/>
                 <w:b w:val="false"/>
                 <w:bCs w:val="false"/>
-                <w:sz w:val="18"/>
-                <w:szCs w:val="18"/>
+                <w:noProof/>
+                <w:sz w:val="18"/>
+                <w:szCs w:val="18"/>
+                <w:lang w:val="vi-VN"/>
               </w:rPr>
               <w:t xml:space="preserve">6,5</w:t>
             </w:r>
@@ -3172,8 +4238,10 @@
                 <w:rFonts w:ascii="Times New Roman" w:cs="Times New Roman" w:eastAsia="Times New Roman" w:hAnsi="Times New Roman"/>
                 <w:b w:val="false"/>
                 <w:bCs w:val="false"/>
-                <w:sz w:val="18"/>
-                <w:szCs w:val="18"/>
+                <w:noProof/>
+                <w:sz w:val="18"/>
+                <w:szCs w:val="18"/>
+                <w:lang w:val="vi-VN"/>
               </w:rPr>
               <w:t xml:space="preserve">4Φ25 CB400-V</w:t>
             </w:r>
@@ -3189,8 +4257,10 @@
                 <w:rFonts w:ascii="Times New Roman" w:cs="Times New Roman" w:eastAsia="Times New Roman" w:hAnsi="Times New Roman"/>
                 <w:b w:val="false"/>
                 <w:bCs w:val="false"/>
-                <w:sz w:val="18"/>
-                <w:szCs w:val="18"/>
+                <w:noProof/>
+                <w:sz w:val="18"/>
+                <w:szCs w:val="18"/>
+                <w:lang w:val="vi-VN"/>
               </w:rPr>
               <w:t xml:space="preserve">0,27</w:t>
             </w:r>
@@ -3206,8 +4276,10 @@
                 <w:rFonts w:ascii="Times New Roman" w:cs="Times New Roman" w:eastAsia="Times New Roman" w:hAnsi="Times New Roman"/>
                 <w:b w:val="false"/>
                 <w:bCs w:val="false"/>
-                <w:sz w:val="18"/>
-                <w:szCs w:val="18"/>
+                <w:noProof/>
+                <w:sz w:val="18"/>
+                <w:szCs w:val="18"/>
+                <w:lang w:val="vi-VN"/>
               </w:rPr>
               <w:t xml:space="preserve">0,65</w:t>
             </w:r>
@@ -3223,8 +4295,10 @@
                 <w:rFonts w:ascii="Times New Roman" w:cs="Times New Roman" w:eastAsia="Times New Roman" w:hAnsi="Times New Roman"/>
                 <w:b w:val="false"/>
                 <w:bCs w:val="false"/>
-                <w:sz w:val="18"/>
-                <w:szCs w:val="18"/>
+                <w:noProof/>
+                <w:sz w:val="18"/>
+                <w:szCs w:val="18"/>
+                <w:lang w:val="vi-VN"/>
               </w:rPr>
               <w:t xml:space="preserve">ĐẠT</w:t>
             </w:r>
@@ -3245,8 +4319,10 @@
                 <w:rFonts w:ascii="Times New Roman" w:cs="Times New Roman" w:eastAsia="Times New Roman" w:hAnsi="Times New Roman"/>
                 <w:b w:val="false"/>
                 <w:bCs w:val="false"/>
-                <w:sz w:val="18"/>
-                <w:szCs w:val="18"/>
+                <w:noProof/>
+                <w:sz w:val="18"/>
+                <w:szCs w:val="18"/>
+                <w:lang w:val="vi-VN"/>
               </w:rPr>
               <w:t xml:space="preserve">TỔNG</w:t>
             </w:r>
@@ -3262,8 +4338,10 @@
                 <w:rFonts w:ascii="Times New Roman" w:cs="Times New Roman" w:eastAsia="Times New Roman" w:hAnsi="Times New Roman"/>
                 <w:b w:val="false"/>
                 <w:bCs w:val="false"/>
-                <w:sz w:val="18"/>
-                <w:szCs w:val="18"/>
+                <w:noProof/>
+                <w:sz w:val="18"/>
+                <w:szCs w:val="18"/>
+                <w:lang w:val="vi-VN"/>
               </w:rPr>
               <w:t xml:space="preserve">295</w:t>
             </w:r>
@@ -3279,8 +4357,10 @@
                 <w:rFonts w:ascii="Times New Roman" w:cs="Times New Roman" w:eastAsia="Times New Roman" w:hAnsi="Times New Roman"/>
                 <w:b w:val="false"/>
                 <w:bCs w:val="false"/>
-                <w:sz w:val="18"/>
-                <w:szCs w:val="18"/>
+                <w:noProof/>
+                <w:sz w:val="18"/>
+                <w:szCs w:val="18"/>
+                <w:lang w:val="vi-VN"/>
               </w:rPr>
               <w:t xml:space="preserve"/>
             </w:r>
@@ -3296,8 +4376,10 @@
                 <w:rFonts w:ascii="Times New Roman" w:cs="Times New Roman" w:eastAsia="Times New Roman" w:hAnsi="Times New Roman"/>
                 <w:b w:val="false"/>
                 <w:bCs w:val="false"/>
-                <w:sz w:val="18"/>
-                <w:szCs w:val="18"/>
+                <w:noProof/>
+                <w:sz w:val="18"/>
+                <w:szCs w:val="18"/>
+                <w:lang w:val="vi-VN"/>
               </w:rPr>
               <w:t xml:space="preserve"/>
             </w:r>
@@ -3313,8 +4395,10 @@
                 <w:rFonts w:ascii="Times New Roman" w:cs="Times New Roman" w:eastAsia="Times New Roman" w:hAnsi="Times New Roman"/>
                 <w:b w:val="false"/>
                 <w:bCs w:val="false"/>
-                <w:sz w:val="18"/>
-                <w:szCs w:val="18"/>
+                <w:noProof/>
+                <w:sz w:val="18"/>
+                <w:szCs w:val="18"/>
+                <w:lang w:val="vi-VN"/>
               </w:rPr>
               <w:t xml:space="preserve"/>
             </w:r>
@@ -3330,8 +4414,10 @@
                 <w:rFonts w:ascii="Times New Roman" w:cs="Times New Roman" w:eastAsia="Times New Roman" w:hAnsi="Times New Roman"/>
                 <w:b w:val="false"/>
                 <w:bCs w:val="false"/>
-                <w:sz w:val="18"/>
-                <w:szCs w:val="18"/>
+                <w:noProof/>
+                <w:sz w:val="18"/>
+                <w:szCs w:val="18"/>
+                <w:lang w:val="vi-VN"/>
               </w:rPr>
               <w:t xml:space="preserve"/>
             </w:r>
@@ -3347,8 +4433,10 @@
                 <w:rFonts w:ascii="Times New Roman" w:cs="Times New Roman" w:eastAsia="Times New Roman" w:hAnsi="Times New Roman"/>
                 <w:b w:val="false"/>
                 <w:bCs w:val="false"/>
-                <w:sz w:val="18"/>
-                <w:szCs w:val="18"/>
+                <w:noProof/>
+                <w:sz w:val="18"/>
+                <w:szCs w:val="18"/>
+                <w:lang w:val="vi-VN"/>
               </w:rPr>
               <w:t xml:space="preserve">231</w:t>
             </w:r>
@@ -3364,8 +4452,10 @@
                 <w:rFonts w:ascii="Times New Roman" w:cs="Times New Roman" w:eastAsia="Times New Roman" w:hAnsi="Times New Roman"/>
                 <w:b w:val="false"/>
                 <w:bCs w:val="false"/>
-                <w:sz w:val="18"/>
-                <w:szCs w:val="18"/>
+                <w:noProof/>
+                <w:sz w:val="18"/>
+                <w:szCs w:val="18"/>
+                <w:lang w:val="vi-VN"/>
               </w:rPr>
               <w:t xml:space="preserve"/>
             </w:r>
@@ -3381,8 +4471,10 @@
                 <w:rFonts w:ascii="Times New Roman" w:cs="Times New Roman" w:eastAsia="Times New Roman" w:hAnsi="Times New Roman"/>
                 <w:b w:val="false"/>
                 <w:bCs w:val="false"/>
-                <w:sz w:val="18"/>
-                <w:szCs w:val="18"/>
+                <w:noProof/>
+                <w:sz w:val="18"/>
+                <w:szCs w:val="18"/>
+                <w:lang w:val="vi-VN"/>
               </w:rPr>
               <w:t xml:space="preserve"/>
             </w:r>
@@ -3398,8 +4490,10 @@
                 <w:rFonts w:ascii="Times New Roman" w:cs="Times New Roman" w:eastAsia="Times New Roman" w:hAnsi="Times New Roman"/>
                 <w:b w:val="false"/>
                 <w:bCs w:val="false"/>
-                <w:sz w:val="18"/>
-                <w:szCs w:val="18"/>
+                <w:noProof/>
+                <w:sz w:val="18"/>
+                <w:szCs w:val="18"/>
+                <w:lang w:val="vi-VN"/>
               </w:rPr>
               <w:t xml:space="preserve">1.524,6 m</w:t>
             </w:r>
@@ -3415,8 +4509,10 @@
                 <w:rFonts w:ascii="Times New Roman" w:cs="Times New Roman" w:eastAsia="Times New Roman" w:hAnsi="Times New Roman"/>
                 <w:b w:val="false"/>
                 <w:bCs w:val="false"/>
-                <w:sz w:val="18"/>
-                <w:szCs w:val="18"/>
+                <w:noProof/>
+                <w:sz w:val="18"/>
+                <w:szCs w:val="18"/>
+                <w:lang w:val="vi-VN"/>
               </w:rPr>
               <w:t xml:space="preserve"/>
             </w:r>
@@ -3432,8 +4528,10 @@
                 <w:rFonts w:ascii="Times New Roman" w:cs="Times New Roman" w:eastAsia="Times New Roman" w:hAnsi="Times New Roman"/>
                 <w:b w:val="false"/>
                 <w:bCs w:val="false"/>
-                <w:sz w:val="18"/>
-                <w:szCs w:val="18"/>
+                <w:noProof/>
+                <w:sz w:val="18"/>
+                <w:szCs w:val="18"/>
+                <w:lang w:val="vi-VN"/>
               </w:rPr>
               <w:t xml:space="preserve"/>
             </w:r>
@@ -3449,8 +4547,10 @@
                 <w:rFonts w:ascii="Times New Roman" w:cs="Times New Roman" w:eastAsia="Times New Roman" w:hAnsi="Times New Roman"/>
                 <w:b w:val="false"/>
                 <w:bCs w:val="false"/>
-                <w:sz w:val="18"/>
-                <w:szCs w:val="18"/>
+                <w:noProof/>
+                <w:sz w:val="18"/>
+                <w:szCs w:val="18"/>
+                <w:lang w:val="vi-VN"/>
               </w:rPr>
               <w:t xml:space="preserve"/>
             </w:r>
@@ -3465,8 +4565,10 @@
       <w:r>
         <w:rPr>
           <w:rFonts w:ascii="Times New Roman" w:cs="Times New Roman" w:eastAsia="Times New Roman" w:hAnsi="Times New Roman"/>
+          <w:noProof/>
           <w:sz w:val="20"/>
           <w:szCs w:val="20"/>
+          <w:lang w:val="vi-VN"/>
         </w:rPr>
         <w:t xml:space="preserve">Cọc khoan nhồi: 231 cọc, tổng dài 1.524,6 m, 146,7 m³ bê tông, 38,3 tấn thép. BP-1, BP-2 là mức sử dụng (≤ 1,00 là đạt).</w:t>
       </w:r>
@@ -3474,6 +4576,7 @@
     <w:p>
       <w:pPr>
         <w:pStyle w:val="Heading2"/>
+        <w:keepNext/>
         <w:spacing w:after="100" w:before="240"/>
       </w:pPr>
       <w:r>
@@ -3481,8 +4584,10 @@
           <w:rFonts w:ascii="Times New Roman" w:cs="Times New Roman" w:eastAsia="Times New Roman" w:hAnsi="Times New Roman"/>
           <w:b/>
           <w:bCs/>
+          <w:noProof/>
           <w:sz w:val="26"/>
           <w:szCs w:val="26"/>
+          <w:lang w:val="vi-VN"/>
         </w:rPr>
         <w:t xml:space="preserve">Bảng B. 32 đế BTCT + vít xoắn</w:t>
       </w:r>
@@ -3527,8 +4632,10 @@
                 <w:rFonts w:ascii="Times New Roman" w:cs="Times New Roman" w:eastAsia="Times New Roman" w:hAnsi="Times New Roman"/>
                 <w:b/>
                 <w:bCs/>
-                <w:sz w:val="18"/>
-                <w:szCs w:val="18"/>
+                <w:noProof/>
+                <w:sz w:val="18"/>
+                <w:szCs w:val="18"/>
+                <w:lang w:val="vi-VN"/>
               </w:rPr>
               <w:t xml:space="preserve">Đế</w:t>
             </w:r>
@@ -3544,8 +4651,10 @@
                 <w:rFonts w:ascii="Times New Roman" w:cs="Times New Roman" w:eastAsia="Times New Roman" w:hAnsi="Times New Roman"/>
                 <w:b/>
                 <w:bCs/>
-                <w:sz w:val="18"/>
-                <w:szCs w:val="18"/>
+                <w:noProof/>
+                <w:sz w:val="18"/>
+                <w:szCs w:val="18"/>
+                <w:lang w:val="vi-VN"/>
               </w:rPr>
               <w:t xml:space="preserve">Hai dây neo</w:t>
             </w:r>
@@ -3561,8 +4670,10 @@
                 <w:rFonts w:ascii="Times New Roman" w:cs="Times New Roman" w:eastAsia="Times New Roman" w:hAnsi="Times New Roman"/>
                 <w:b/>
                 <w:bCs/>
-                <w:sz w:val="18"/>
-                <w:szCs w:val="18"/>
+                <w:noProof/>
+                <w:sz w:val="18"/>
+                <w:szCs w:val="18"/>
+                <w:lang w:val="vi-VN"/>
               </w:rPr>
               <w:t xml:space="preserve">B (m)</w:t>
             </w:r>
@@ -3578,8 +4689,10 @@
                 <w:rFonts w:ascii="Times New Roman" w:cs="Times New Roman" w:eastAsia="Times New Roman" w:hAnsi="Times New Roman"/>
                 <w:b/>
                 <w:bCs/>
-                <w:sz w:val="18"/>
-                <w:szCs w:val="18"/>
+                <w:noProof/>
+                <w:sz w:val="18"/>
+                <w:szCs w:val="18"/>
+                <w:lang w:val="vi-VN"/>
               </w:rPr>
               <w:t xml:space="preserve">t (m)</w:t>
             </w:r>
@@ -3595,8 +4708,10 @@
                 <w:rFonts w:ascii="Times New Roman" w:cs="Times New Roman" w:eastAsia="Times New Roman" w:hAnsi="Times New Roman"/>
                 <w:b/>
                 <w:bCs/>
-                <w:sz w:val="18"/>
-                <w:szCs w:val="18"/>
+                <w:noProof/>
+                <w:sz w:val="18"/>
+                <w:szCs w:val="18"/>
+                <w:lang w:val="vi-VN"/>
               </w:rPr>
               <w:t xml:space="preserve">Bê tông (m³)</w:t>
             </w:r>
@@ -3612,8 +4727,10 @@
                 <w:rFonts w:ascii="Times New Roman" w:cs="Times New Roman" w:eastAsia="Times New Roman" w:hAnsi="Times New Roman"/>
                 <w:b/>
                 <w:bCs/>
-                <w:sz w:val="18"/>
-                <w:szCs w:val="18"/>
+                <w:noProof/>
+                <w:sz w:val="18"/>
+                <w:szCs w:val="18"/>
+                <w:lang w:val="vi-VN"/>
               </w:rPr>
               <w:t xml:space="preserve">Cẩu (tấn)</w:t>
             </w:r>
@@ -3629,44 +4746,37 @@
                 <w:rFonts w:ascii="Times New Roman" w:cs="Times New Roman" w:eastAsia="Times New Roman" w:hAnsi="Times New Roman"/>
                 <w:b/>
                 <w:bCs/>
-                <w:sz w:val="18"/>
-                <w:szCs w:val="18"/>
-              </w:rPr>
-              <w:t xml:space="preserve">T_v (kN)</w:t>
-            </w:r>
-          </w:p>
-        </w:tc>
-        <w:tc>
-          <w:p>
-            <w:pPr>
-              <w:jc w:val="center"/>
-            </w:pPr>
+                <w:noProof/>
+                <w:sz w:val="18"/>
+                <w:szCs w:val="18"/>
+                <w:lang w:val="vi-VN"/>
+              </w:rPr>
+              <w:t xml:space="preserve">T</w:t>
+            </w:r>
             <w:r>
               <w:rPr>
                 <w:rFonts w:ascii="Times New Roman" w:cs="Times New Roman" w:eastAsia="Times New Roman" w:hAnsi="Times New Roman"/>
                 <w:b/>
                 <w:bCs/>
-                <w:sz w:val="18"/>
-                <w:szCs w:val="18"/>
-              </w:rPr>
-              <w:t xml:space="preserve">Nhổ</w:t>
-            </w:r>
-          </w:p>
-        </w:tc>
-        <w:tc>
-          <w:p>
-            <w:pPr>
-              <w:jc w:val="center"/>
-            </w:pPr>
+                <w:noProof/>
+                <w:sz w:val="18"/>
+                <w:szCs w:val="18"/>
+                <w:vertAlign w:val="subscript"/>
+                <w:lang w:val="vi-VN"/>
+              </w:rPr>
+              <w:t xml:space="preserve">v</w:t>
+            </w:r>
             <w:r>
               <w:rPr>
                 <w:rFonts w:ascii="Times New Roman" w:cs="Times New Roman" w:eastAsia="Times New Roman" w:hAnsi="Times New Roman"/>
                 <w:b/>
                 <w:bCs/>
-                <w:sz w:val="18"/>
-                <w:szCs w:val="18"/>
-              </w:rPr>
-              <w:t xml:space="preserve">Trượt</w:t>
+                <w:noProof/>
+                <w:sz w:val="18"/>
+                <w:szCs w:val="18"/>
+                <w:lang w:val="vi-VN"/>
+              </w:rPr>
+              <w:t xml:space="preserve"> (kN)</w:t>
             </w:r>
           </w:p>
         </w:tc>
@@ -3680,10 +4790,12 @@
                 <w:rFonts w:ascii="Times New Roman" w:cs="Times New Roman" w:eastAsia="Times New Roman" w:hAnsi="Times New Roman"/>
                 <w:b/>
                 <w:bCs/>
-                <w:sz w:val="18"/>
-                <w:szCs w:val="18"/>
-              </w:rPr>
-              <w:t xml:space="preserve">Lật</w:t>
+                <w:noProof/>
+                <w:sz w:val="18"/>
+                <w:szCs w:val="18"/>
+                <w:lang w:val="vi-VN"/>
+              </w:rPr>
+              <w:t xml:space="preserve">Nhổ</w:t>
             </w:r>
           </w:p>
         </w:tc>
@@ -3697,10 +4809,12 @@
                 <w:rFonts w:ascii="Times New Roman" w:cs="Times New Roman" w:eastAsia="Times New Roman" w:hAnsi="Times New Roman"/>
                 <w:b/>
                 <w:bCs/>
-                <w:sz w:val="18"/>
-                <w:szCs w:val="18"/>
-              </w:rPr>
-              <w:t xml:space="preserve">1 vít</w:t>
+                <w:noProof/>
+                <w:sz w:val="18"/>
+                <w:szCs w:val="18"/>
+                <w:lang w:val="vi-VN"/>
+              </w:rPr>
+              <w:t xml:space="preserve">Trượt</w:t>
             </w:r>
           </w:p>
         </w:tc>
@@ -3714,8 +4828,48 @@
                 <w:rFonts w:ascii="Times New Roman" w:cs="Times New Roman" w:eastAsia="Times New Roman" w:hAnsi="Times New Roman"/>
                 <w:b/>
                 <w:bCs/>
-                <w:sz w:val="18"/>
-                <w:szCs w:val="18"/>
+                <w:noProof/>
+                <w:sz w:val="18"/>
+                <w:szCs w:val="18"/>
+                <w:lang w:val="vi-VN"/>
+              </w:rPr>
+              <w:t xml:space="preserve">Lật</w:t>
+            </w:r>
+          </w:p>
+        </w:tc>
+        <w:tc>
+          <w:p>
+            <w:pPr>
+              <w:jc w:val="center"/>
+            </w:pPr>
+            <w:r>
+              <w:rPr>
+                <w:rFonts w:ascii="Times New Roman" w:cs="Times New Roman" w:eastAsia="Times New Roman" w:hAnsi="Times New Roman"/>
+                <w:b/>
+                <w:bCs/>
+                <w:noProof/>
+                <w:sz w:val="18"/>
+                <w:szCs w:val="18"/>
+                <w:lang w:val="vi-VN"/>
+              </w:rPr>
+              <w:t xml:space="preserve">1 vít</w:t>
+            </w:r>
+          </w:p>
+        </w:tc>
+        <w:tc>
+          <w:p>
+            <w:pPr>
+              <w:jc w:val="center"/>
+            </w:pPr>
+            <w:r>
+              <w:rPr>
+                <w:rFonts w:ascii="Times New Roman" w:cs="Times New Roman" w:eastAsia="Times New Roman" w:hAnsi="Times New Roman"/>
+                <w:b/>
+                <w:bCs/>
+                <w:noProof/>
+                <w:sz w:val="18"/>
+                <w:szCs w:val="18"/>
+                <w:lang w:val="vi-VN"/>
               </w:rPr>
               <w:t xml:space="preserve">Kết luận</w:t>
             </w:r>
@@ -3736,8 +4890,10 @@
                 <w:rFonts w:ascii="Times New Roman" w:cs="Times New Roman" w:eastAsia="Times New Roman" w:hAnsi="Times New Roman"/>
                 <w:b w:val="false"/>
                 <w:bCs w:val="false"/>
-                <w:sz w:val="18"/>
-                <w:szCs w:val="18"/>
+                <w:noProof/>
+                <w:sz w:val="18"/>
+                <w:szCs w:val="18"/>
+                <w:lang w:val="vi-VN"/>
               </w:rPr>
               <w:t xml:space="preserve">HV-DV001</w:t>
             </w:r>
@@ -3753,8 +4909,10 @@
                 <w:rFonts w:ascii="Times New Roman" w:cs="Times New Roman" w:eastAsia="Times New Roman" w:hAnsi="Times New Roman"/>
                 <w:b w:val="false"/>
                 <w:bCs w:val="false"/>
-                <w:sz w:val="18"/>
-                <w:szCs w:val="18"/>
+                <w:noProof/>
+                <w:sz w:val="18"/>
+                <w:szCs w:val="18"/>
+                <w:lang w:val="vi-VN"/>
               </w:rPr>
               <w:t xml:space="preserve">B1-D15 + B2-D13</w:t>
             </w:r>
@@ -3770,8 +4928,10 @@
                 <w:rFonts w:ascii="Times New Roman" w:cs="Times New Roman" w:eastAsia="Times New Roman" w:hAnsi="Times New Roman"/>
                 <w:b w:val="false"/>
                 <w:bCs w:val="false"/>
-                <w:sz w:val="18"/>
-                <w:szCs w:val="18"/>
+                <w:noProof/>
+                <w:sz w:val="18"/>
+                <w:szCs w:val="18"/>
+                <w:lang w:val="vi-VN"/>
               </w:rPr>
               <w:t xml:space="preserve">2,50</w:t>
             </w:r>
@@ -3787,8 +4947,10 @@
                 <w:rFonts w:ascii="Times New Roman" w:cs="Times New Roman" w:eastAsia="Times New Roman" w:hAnsi="Times New Roman"/>
                 <w:b w:val="false"/>
                 <w:bCs w:val="false"/>
-                <w:sz w:val="18"/>
-                <w:szCs w:val="18"/>
+                <w:noProof/>
+                <w:sz w:val="18"/>
+                <w:szCs w:val="18"/>
+                <w:lang w:val="vi-VN"/>
               </w:rPr>
               <w:t xml:space="preserve">0,4</w:t>
             </w:r>
@@ -3804,8 +4966,10 @@
                 <w:rFonts w:ascii="Times New Roman" w:cs="Times New Roman" w:eastAsia="Times New Roman" w:hAnsi="Times New Roman"/>
                 <w:b w:val="false"/>
                 <w:bCs w:val="false"/>
-                <w:sz w:val="18"/>
-                <w:szCs w:val="18"/>
+                <w:noProof/>
+                <w:sz w:val="18"/>
+                <w:szCs w:val="18"/>
+                <w:lang w:val="vi-VN"/>
               </w:rPr>
               <w:t xml:space="preserve">2,48</w:t>
             </w:r>
@@ -3821,8 +4985,10 @@
                 <w:rFonts w:ascii="Times New Roman" w:cs="Times New Roman" w:eastAsia="Times New Roman" w:hAnsi="Times New Roman"/>
                 <w:b w:val="false"/>
                 <w:bCs w:val="false"/>
-                <w:sz w:val="18"/>
-                <w:szCs w:val="18"/>
+                <w:noProof/>
+                <w:sz w:val="18"/>
+                <w:szCs w:val="18"/>
+                <w:lang w:val="vi-VN"/>
               </w:rPr>
               <w:t xml:space="preserve">6,4</w:t>
             </w:r>
@@ -3838,8 +5004,10 @@
                 <w:rFonts w:ascii="Times New Roman" w:cs="Times New Roman" w:eastAsia="Times New Roman" w:hAnsi="Times New Roman"/>
                 <w:b w:val="false"/>
                 <w:bCs w:val="false"/>
-                <w:sz w:val="18"/>
-                <w:szCs w:val="18"/>
+                <w:noProof/>
+                <w:sz w:val="18"/>
+                <w:szCs w:val="18"/>
+                <w:lang w:val="vi-VN"/>
               </w:rPr>
               <w:t xml:space="preserve">29,7</w:t>
             </w:r>
@@ -3855,8 +5023,10 @@
                 <w:rFonts w:ascii="Times New Roman" w:cs="Times New Roman" w:eastAsia="Times New Roman" w:hAnsi="Times New Roman"/>
                 <w:b w:val="false"/>
                 <w:bCs w:val="false"/>
-                <w:sz w:val="18"/>
-                <w:szCs w:val="18"/>
+                <w:noProof/>
+                <w:sz w:val="18"/>
+                <w:szCs w:val="18"/>
+                <w:lang w:val="vi-VN"/>
               </w:rPr>
               <w:t xml:space="preserve">0,45</w:t>
             </w:r>
@@ -3872,8 +5042,10 @@
                 <w:rFonts w:ascii="Times New Roman" w:cs="Times New Roman" w:eastAsia="Times New Roman" w:hAnsi="Times New Roman"/>
                 <w:b w:val="false"/>
                 <w:bCs w:val="false"/>
-                <w:sz w:val="18"/>
-                <w:szCs w:val="18"/>
+                <w:noProof/>
+                <w:sz w:val="18"/>
+                <w:szCs w:val="18"/>
+                <w:lang w:val="vi-VN"/>
               </w:rPr>
               <w:t xml:space="preserve">0,27</w:t>
             </w:r>
@@ -3889,8 +5061,10 @@
                 <w:rFonts w:ascii="Times New Roman" w:cs="Times New Roman" w:eastAsia="Times New Roman" w:hAnsi="Times New Roman"/>
                 <w:b w:val="false"/>
                 <w:bCs w:val="false"/>
-                <w:sz w:val="18"/>
-                <w:szCs w:val="18"/>
+                <w:noProof/>
+                <w:sz w:val="18"/>
+                <w:szCs w:val="18"/>
+                <w:lang w:val="vi-VN"/>
               </w:rPr>
               <w:t xml:space="preserve">0,46</w:t>
             </w:r>
@@ -3906,8 +5080,10 @@
                 <w:rFonts w:ascii="Times New Roman" w:cs="Times New Roman" w:eastAsia="Times New Roman" w:hAnsi="Times New Roman"/>
                 <w:b w:val="false"/>
                 <w:bCs w:val="false"/>
-                <w:sz w:val="18"/>
-                <w:szCs w:val="18"/>
+                <w:noProof/>
+                <w:sz w:val="18"/>
+                <w:szCs w:val="18"/>
+                <w:lang w:val="vi-VN"/>
               </w:rPr>
               <w:t xml:space="preserve">0,00</w:t>
             </w:r>
@@ -3923,8 +5099,10 @@
                 <w:rFonts w:ascii="Times New Roman" w:cs="Times New Roman" w:eastAsia="Times New Roman" w:hAnsi="Times New Roman"/>
                 <w:b w:val="false"/>
                 <w:bCs w:val="false"/>
-                <w:sz w:val="18"/>
-                <w:szCs w:val="18"/>
+                <w:noProof/>
+                <w:sz w:val="18"/>
+                <w:szCs w:val="18"/>
+                <w:lang w:val="vi-VN"/>
               </w:rPr>
               <w:t xml:space="preserve">ĐẠT</w:t>
             </w:r>
@@ -3945,8 +5123,10 @@
                 <w:rFonts w:ascii="Times New Roman" w:cs="Times New Roman" w:eastAsia="Times New Roman" w:hAnsi="Times New Roman"/>
                 <w:b w:val="false"/>
                 <w:bCs w:val="false"/>
-                <w:sz w:val="18"/>
-                <w:szCs w:val="18"/>
+                <w:noProof/>
+                <w:sz w:val="18"/>
+                <w:szCs w:val="18"/>
+                <w:lang w:val="vi-VN"/>
               </w:rPr>
               <w:t xml:space="preserve">HV-DV002</w:t>
             </w:r>
@@ -3962,8 +5142,10 @@
                 <w:rFonts w:ascii="Times New Roman" w:cs="Times New Roman" w:eastAsia="Times New Roman" w:hAnsi="Times New Roman"/>
                 <w:b w:val="false"/>
                 <w:bCs w:val="false"/>
-                <w:sz w:val="18"/>
-                <w:szCs w:val="18"/>
+                <w:noProof/>
+                <w:sz w:val="18"/>
+                <w:szCs w:val="18"/>
+                <w:lang w:val="vi-VN"/>
               </w:rPr>
               <w:t xml:space="preserve">B1-D19 + B2-D20</w:t>
             </w:r>
@@ -3979,8 +5161,10 @@
                 <w:rFonts w:ascii="Times New Roman" w:cs="Times New Roman" w:eastAsia="Times New Roman" w:hAnsi="Times New Roman"/>
                 <w:b w:val="false"/>
                 <w:bCs w:val="false"/>
-                <w:sz w:val="18"/>
-                <w:szCs w:val="18"/>
+                <w:noProof/>
+                <w:sz w:val="18"/>
+                <w:szCs w:val="18"/>
+                <w:lang w:val="vi-VN"/>
               </w:rPr>
               <w:t xml:space="preserve">2,50</w:t>
             </w:r>
@@ -3996,8 +5180,10 @@
                 <w:rFonts w:ascii="Times New Roman" w:cs="Times New Roman" w:eastAsia="Times New Roman" w:hAnsi="Times New Roman"/>
                 <w:b w:val="false"/>
                 <w:bCs w:val="false"/>
-                <w:sz w:val="18"/>
-                <w:szCs w:val="18"/>
+                <w:noProof/>
+                <w:sz w:val="18"/>
+                <w:szCs w:val="18"/>
+                <w:lang w:val="vi-VN"/>
               </w:rPr>
               <w:t xml:space="preserve">0,4</w:t>
             </w:r>
@@ -4013,8 +5199,10 @@
                 <w:rFonts w:ascii="Times New Roman" w:cs="Times New Roman" w:eastAsia="Times New Roman" w:hAnsi="Times New Roman"/>
                 <w:b w:val="false"/>
                 <w:bCs w:val="false"/>
-                <w:sz w:val="18"/>
-                <w:szCs w:val="18"/>
+                <w:noProof/>
+                <w:sz w:val="18"/>
+                <w:szCs w:val="18"/>
+                <w:lang w:val="vi-VN"/>
               </w:rPr>
               <w:t xml:space="preserve">2,48</w:t>
             </w:r>
@@ -4030,8 +5218,10 @@
                 <w:rFonts w:ascii="Times New Roman" w:cs="Times New Roman" w:eastAsia="Times New Roman" w:hAnsi="Times New Roman"/>
                 <w:b w:val="false"/>
                 <w:bCs w:val="false"/>
-                <w:sz w:val="18"/>
-                <w:szCs w:val="18"/>
+                <w:noProof/>
+                <w:sz w:val="18"/>
+                <w:szCs w:val="18"/>
+                <w:lang w:val="vi-VN"/>
               </w:rPr>
               <w:t xml:space="preserve">6,4</w:t>
             </w:r>
@@ -4047,8 +5237,10 @@
                 <w:rFonts w:ascii="Times New Roman" w:cs="Times New Roman" w:eastAsia="Times New Roman" w:hAnsi="Times New Roman"/>
                 <w:b w:val="false"/>
                 <w:bCs w:val="false"/>
-                <w:sz w:val="18"/>
-                <w:szCs w:val="18"/>
+                <w:noProof/>
+                <w:sz w:val="18"/>
+                <w:szCs w:val="18"/>
+                <w:lang w:val="vi-VN"/>
               </w:rPr>
               <w:t xml:space="preserve">32,1</w:t>
             </w:r>
@@ -4064,8 +5256,10 @@
                 <w:rFonts w:ascii="Times New Roman" w:cs="Times New Roman" w:eastAsia="Times New Roman" w:hAnsi="Times New Roman"/>
                 <w:b w:val="false"/>
                 <w:bCs w:val="false"/>
-                <w:sz w:val="18"/>
-                <w:szCs w:val="18"/>
+                <w:noProof/>
+                <w:sz w:val="18"/>
+                <w:szCs w:val="18"/>
+                <w:lang w:val="vi-VN"/>
               </w:rPr>
               <w:t xml:space="preserve">0,49</w:t>
             </w:r>
@@ -4081,8 +5275,10 @@
                 <w:rFonts w:ascii="Times New Roman" w:cs="Times New Roman" w:eastAsia="Times New Roman" w:hAnsi="Times New Roman"/>
                 <w:b w:val="false"/>
                 <w:bCs w:val="false"/>
-                <w:sz w:val="18"/>
-                <w:szCs w:val="18"/>
+                <w:noProof/>
+                <w:sz w:val="18"/>
+                <w:szCs w:val="18"/>
+                <w:lang w:val="vi-VN"/>
               </w:rPr>
               <w:t xml:space="preserve">0,27</w:t>
             </w:r>
@@ -4098,8 +5294,10 @@
                 <w:rFonts w:ascii="Times New Roman" w:cs="Times New Roman" w:eastAsia="Times New Roman" w:hAnsi="Times New Roman"/>
                 <w:b w:val="false"/>
                 <w:bCs w:val="false"/>
-                <w:sz w:val="18"/>
-                <w:szCs w:val="18"/>
+                <w:noProof/>
+                <w:sz w:val="18"/>
+                <w:szCs w:val="18"/>
+                <w:lang w:val="vi-VN"/>
               </w:rPr>
               <w:t xml:space="preserve">0,49</w:t>
             </w:r>
@@ -4115,8 +5313,10 @@
                 <w:rFonts w:ascii="Times New Roman" w:cs="Times New Roman" w:eastAsia="Times New Roman" w:hAnsi="Times New Roman"/>
                 <w:b w:val="false"/>
                 <w:bCs w:val="false"/>
-                <w:sz w:val="18"/>
-                <w:szCs w:val="18"/>
+                <w:noProof/>
+                <w:sz w:val="18"/>
+                <w:szCs w:val="18"/>
+                <w:lang w:val="vi-VN"/>
               </w:rPr>
               <w:t xml:space="preserve">0,00</w:t>
             </w:r>
@@ -4132,8 +5332,10 @@
                 <w:rFonts w:ascii="Times New Roman" w:cs="Times New Roman" w:eastAsia="Times New Roman" w:hAnsi="Times New Roman"/>
                 <w:b w:val="false"/>
                 <w:bCs w:val="false"/>
-                <w:sz w:val="18"/>
-                <w:szCs w:val="18"/>
+                <w:noProof/>
+                <w:sz w:val="18"/>
+                <w:szCs w:val="18"/>
+                <w:lang w:val="vi-VN"/>
               </w:rPr>
               <w:t xml:space="preserve">ĐẠT</w:t>
             </w:r>
@@ -4154,8 +5356,10 @@
                 <w:rFonts w:ascii="Times New Roman" w:cs="Times New Roman" w:eastAsia="Times New Roman" w:hAnsi="Times New Roman"/>
                 <w:b w:val="false"/>
                 <w:bCs w:val="false"/>
-                <w:sz w:val="18"/>
-                <w:szCs w:val="18"/>
+                <w:noProof/>
+                <w:sz w:val="18"/>
+                <w:szCs w:val="18"/>
+                <w:lang w:val="vi-VN"/>
               </w:rPr>
               <w:t xml:space="preserve">HV-DV003</w:t>
             </w:r>
@@ -4171,8 +5375,10 @@
                 <w:rFonts w:ascii="Times New Roman" w:cs="Times New Roman" w:eastAsia="Times New Roman" w:hAnsi="Times New Roman"/>
                 <w:b w:val="false"/>
                 <w:bCs w:val="false"/>
-                <w:sz w:val="18"/>
-                <w:szCs w:val="18"/>
+                <w:noProof/>
+                <w:sz w:val="18"/>
+                <w:szCs w:val="18"/>
+                <w:lang w:val="vi-VN"/>
               </w:rPr>
               <w:t xml:space="preserve">B2-D12 + B3-D22</w:t>
             </w:r>
@@ -4188,8 +5394,10 @@
                 <w:rFonts w:ascii="Times New Roman" w:cs="Times New Roman" w:eastAsia="Times New Roman" w:hAnsi="Times New Roman"/>
                 <w:b w:val="false"/>
                 <w:bCs w:val="false"/>
-                <w:sz w:val="18"/>
-                <w:szCs w:val="18"/>
+                <w:noProof/>
+                <w:sz w:val="18"/>
+                <w:szCs w:val="18"/>
+                <w:lang w:val="vi-VN"/>
               </w:rPr>
               <w:t xml:space="preserve">2,50</w:t>
             </w:r>
@@ -4205,8 +5413,10 @@
                 <w:rFonts w:ascii="Times New Roman" w:cs="Times New Roman" w:eastAsia="Times New Roman" w:hAnsi="Times New Roman"/>
                 <w:b w:val="false"/>
                 <w:bCs w:val="false"/>
-                <w:sz w:val="18"/>
-                <w:szCs w:val="18"/>
+                <w:noProof/>
+                <w:sz w:val="18"/>
+                <w:szCs w:val="18"/>
+                <w:lang w:val="vi-VN"/>
               </w:rPr>
               <w:t xml:space="preserve">0,4</w:t>
             </w:r>
@@ -4222,8 +5432,10 @@
                 <w:rFonts w:ascii="Times New Roman" w:cs="Times New Roman" w:eastAsia="Times New Roman" w:hAnsi="Times New Roman"/>
                 <w:b w:val="false"/>
                 <w:bCs w:val="false"/>
-                <w:sz w:val="18"/>
-                <w:szCs w:val="18"/>
+                <w:noProof/>
+                <w:sz w:val="18"/>
+                <w:szCs w:val="18"/>
+                <w:lang w:val="vi-VN"/>
               </w:rPr>
               <w:t xml:space="preserve">2,48</w:t>
             </w:r>
@@ -4239,8 +5451,10 @@
                 <w:rFonts w:ascii="Times New Roman" w:cs="Times New Roman" w:eastAsia="Times New Roman" w:hAnsi="Times New Roman"/>
                 <w:b w:val="false"/>
                 <w:bCs w:val="false"/>
-                <w:sz w:val="18"/>
-                <w:szCs w:val="18"/>
+                <w:noProof/>
+                <w:sz w:val="18"/>
+                <w:szCs w:val="18"/>
+                <w:lang w:val="vi-VN"/>
               </w:rPr>
               <w:t xml:space="preserve">6,4</w:t>
             </w:r>
@@ -4256,8 +5470,10 @@
                 <w:rFonts w:ascii="Times New Roman" w:cs="Times New Roman" w:eastAsia="Times New Roman" w:hAnsi="Times New Roman"/>
                 <w:b w:val="false"/>
                 <w:bCs w:val="false"/>
-                <w:sz w:val="18"/>
-                <w:szCs w:val="18"/>
+                <w:noProof/>
+                <w:sz w:val="18"/>
+                <w:szCs w:val="18"/>
+                <w:lang w:val="vi-VN"/>
               </w:rPr>
               <w:t xml:space="preserve">39,7</w:t>
             </w:r>
@@ -4273,8 +5489,10 @@
                 <w:rFonts w:ascii="Times New Roman" w:cs="Times New Roman" w:eastAsia="Times New Roman" w:hAnsi="Times New Roman"/>
                 <w:b w:val="false"/>
                 <w:bCs w:val="false"/>
-                <w:sz w:val="18"/>
-                <w:szCs w:val="18"/>
+                <w:noProof/>
+                <w:sz w:val="18"/>
+                <w:szCs w:val="18"/>
+                <w:lang w:val="vi-VN"/>
               </w:rPr>
               <w:t xml:space="preserve">0,61</w:t>
             </w:r>
@@ -4290,8 +5508,10 @@
                 <w:rFonts w:ascii="Times New Roman" w:cs="Times New Roman" w:eastAsia="Times New Roman" w:hAnsi="Times New Roman"/>
                 <w:b w:val="false"/>
                 <w:bCs w:val="false"/>
-                <w:sz w:val="18"/>
-                <w:szCs w:val="18"/>
+                <w:noProof/>
+                <w:sz w:val="18"/>
+                <w:szCs w:val="18"/>
+                <w:lang w:val="vi-VN"/>
               </w:rPr>
               <w:t xml:space="preserve">0,36</w:t>
             </w:r>
@@ -4307,8 +5527,10 @@
                 <w:rFonts w:ascii="Times New Roman" w:cs="Times New Roman" w:eastAsia="Times New Roman" w:hAnsi="Times New Roman"/>
                 <w:b w:val="false"/>
                 <w:bCs w:val="false"/>
-                <w:sz w:val="18"/>
-                <w:szCs w:val="18"/>
+                <w:noProof/>
+                <w:sz w:val="18"/>
+                <w:szCs w:val="18"/>
+                <w:lang w:val="vi-VN"/>
               </w:rPr>
               <w:t xml:space="preserve">0,65</w:t>
             </w:r>
@@ -4324,8 +5546,10 @@
                 <w:rFonts w:ascii="Times New Roman" w:cs="Times New Roman" w:eastAsia="Times New Roman" w:hAnsi="Times New Roman"/>
                 <w:b w:val="false"/>
                 <w:bCs w:val="false"/>
-                <w:sz w:val="18"/>
-                <w:szCs w:val="18"/>
+                <w:noProof/>
+                <w:sz w:val="18"/>
+                <w:szCs w:val="18"/>
+                <w:lang w:val="vi-VN"/>
               </w:rPr>
               <w:t xml:space="preserve">0,33</w:t>
             </w:r>
@@ -4341,8 +5565,10 @@
                 <w:rFonts w:ascii="Times New Roman" w:cs="Times New Roman" w:eastAsia="Times New Roman" w:hAnsi="Times New Roman"/>
                 <w:b w:val="false"/>
                 <w:bCs w:val="false"/>
-                <w:sz w:val="18"/>
-                <w:szCs w:val="18"/>
+                <w:noProof/>
+                <w:sz w:val="18"/>
+                <w:szCs w:val="18"/>
+                <w:lang w:val="vi-VN"/>
               </w:rPr>
               <w:t xml:space="preserve">ĐẠT</w:t>
             </w:r>
@@ -4363,8 +5589,10 @@
                 <w:rFonts w:ascii="Times New Roman" w:cs="Times New Roman" w:eastAsia="Times New Roman" w:hAnsi="Times New Roman"/>
                 <w:b w:val="false"/>
                 <w:bCs w:val="false"/>
-                <w:sz w:val="18"/>
-                <w:szCs w:val="18"/>
+                <w:noProof/>
+                <w:sz w:val="18"/>
+                <w:szCs w:val="18"/>
+                <w:lang w:val="vi-VN"/>
               </w:rPr>
               <w:t xml:space="preserve">HV-DV004</w:t>
             </w:r>
@@ -4380,8 +5608,10 @@
                 <w:rFonts w:ascii="Times New Roman" w:cs="Times New Roman" w:eastAsia="Times New Roman" w:hAnsi="Times New Roman"/>
                 <w:b w:val="false"/>
                 <w:bCs w:val="false"/>
-                <w:sz w:val="18"/>
-                <w:szCs w:val="18"/>
+                <w:noProof/>
+                <w:sz w:val="18"/>
+                <w:szCs w:val="18"/>
+                <w:lang w:val="vi-VN"/>
               </w:rPr>
               <w:t xml:space="preserve">B2-D17 + B3-D17</w:t>
             </w:r>
@@ -4397,8 +5627,10 @@
                 <w:rFonts w:ascii="Times New Roman" w:cs="Times New Roman" w:eastAsia="Times New Roman" w:hAnsi="Times New Roman"/>
                 <w:b w:val="false"/>
                 <w:bCs w:val="false"/>
-                <w:sz w:val="18"/>
-                <w:szCs w:val="18"/>
+                <w:noProof/>
+                <w:sz w:val="18"/>
+                <w:szCs w:val="18"/>
+                <w:lang w:val="vi-VN"/>
               </w:rPr>
               <w:t xml:space="preserve">2,50</w:t>
             </w:r>
@@ -4414,8 +5646,10 @@
                 <w:rFonts w:ascii="Times New Roman" w:cs="Times New Roman" w:eastAsia="Times New Roman" w:hAnsi="Times New Roman"/>
                 <w:b w:val="false"/>
                 <w:bCs w:val="false"/>
-                <w:sz w:val="18"/>
-                <w:szCs w:val="18"/>
+                <w:noProof/>
+                <w:sz w:val="18"/>
+                <w:szCs w:val="18"/>
+                <w:lang w:val="vi-VN"/>
               </w:rPr>
               <w:t xml:space="preserve">0,4</w:t>
             </w:r>
@@ -4431,8 +5665,10 @@
                 <w:rFonts w:ascii="Times New Roman" w:cs="Times New Roman" w:eastAsia="Times New Roman" w:hAnsi="Times New Roman"/>
                 <w:b w:val="false"/>
                 <w:bCs w:val="false"/>
-                <w:sz w:val="18"/>
-                <w:szCs w:val="18"/>
+                <w:noProof/>
+                <w:sz w:val="18"/>
+                <w:szCs w:val="18"/>
+                <w:lang w:val="vi-VN"/>
               </w:rPr>
               <w:t xml:space="preserve">2,48</w:t>
             </w:r>
@@ -4448,8 +5684,10 @@
                 <w:rFonts w:ascii="Times New Roman" w:cs="Times New Roman" w:eastAsia="Times New Roman" w:hAnsi="Times New Roman"/>
                 <w:b w:val="false"/>
                 <w:bCs w:val="false"/>
-                <w:sz w:val="18"/>
-                <w:szCs w:val="18"/>
+                <w:noProof/>
+                <w:sz w:val="18"/>
+                <w:szCs w:val="18"/>
+                <w:lang w:val="vi-VN"/>
               </w:rPr>
               <w:t xml:space="preserve">6,4</w:t>
             </w:r>
@@ -4465,8 +5703,10 @@
                 <w:rFonts w:ascii="Times New Roman" w:cs="Times New Roman" w:eastAsia="Times New Roman" w:hAnsi="Times New Roman"/>
                 <w:b w:val="false"/>
                 <w:bCs w:val="false"/>
-                <w:sz w:val="18"/>
-                <w:szCs w:val="18"/>
+                <w:noProof/>
+                <w:sz w:val="18"/>
+                <w:szCs w:val="18"/>
+                <w:lang w:val="vi-VN"/>
               </w:rPr>
               <w:t xml:space="preserve">42,5</w:t>
             </w:r>
@@ -4482,8 +5722,10 @@
                 <w:rFonts w:ascii="Times New Roman" w:cs="Times New Roman" w:eastAsia="Times New Roman" w:hAnsi="Times New Roman"/>
                 <w:b w:val="false"/>
                 <w:bCs w:val="false"/>
-                <w:sz w:val="18"/>
-                <w:szCs w:val="18"/>
+                <w:noProof/>
+                <w:sz w:val="18"/>
+                <w:szCs w:val="18"/>
+                <w:lang w:val="vi-VN"/>
               </w:rPr>
               <w:t xml:space="preserve">0,65</w:t>
             </w:r>
@@ -4499,8 +5741,10 @@
                 <w:rFonts w:ascii="Times New Roman" w:cs="Times New Roman" w:eastAsia="Times New Roman" w:hAnsi="Times New Roman"/>
                 <w:b w:val="false"/>
                 <w:bCs w:val="false"/>
-                <w:sz w:val="18"/>
-                <w:szCs w:val="18"/>
+                <w:noProof/>
+                <w:sz w:val="18"/>
+                <w:szCs w:val="18"/>
+                <w:lang w:val="vi-VN"/>
               </w:rPr>
               <w:t xml:space="preserve">0,36</w:t>
             </w:r>
@@ -4516,8 +5760,10 @@
                 <w:rFonts w:ascii="Times New Roman" w:cs="Times New Roman" w:eastAsia="Times New Roman" w:hAnsi="Times New Roman"/>
                 <w:b w:val="false"/>
                 <w:bCs w:val="false"/>
-                <w:sz w:val="18"/>
-                <w:szCs w:val="18"/>
+                <w:noProof/>
+                <w:sz w:val="18"/>
+                <w:szCs w:val="18"/>
+                <w:lang w:val="vi-VN"/>
               </w:rPr>
               <w:t xml:space="preserve">0,69</w:t>
             </w:r>
@@ -4533,8 +5779,10 @@
                 <w:rFonts w:ascii="Times New Roman" w:cs="Times New Roman" w:eastAsia="Times New Roman" w:hAnsi="Times New Roman"/>
                 <w:b w:val="false"/>
                 <w:bCs w:val="false"/>
-                <w:sz w:val="18"/>
-                <w:szCs w:val="18"/>
+                <w:noProof/>
+                <w:sz w:val="18"/>
+                <w:szCs w:val="18"/>
+                <w:lang w:val="vi-VN"/>
               </w:rPr>
               <w:t xml:space="preserve">0,42</w:t>
             </w:r>
@@ -4550,8 +5798,10 @@
                 <w:rFonts w:ascii="Times New Roman" w:cs="Times New Roman" w:eastAsia="Times New Roman" w:hAnsi="Times New Roman"/>
                 <w:b w:val="false"/>
                 <w:bCs w:val="false"/>
-                <w:sz w:val="18"/>
-                <w:szCs w:val="18"/>
+                <w:noProof/>
+                <w:sz w:val="18"/>
+                <w:szCs w:val="18"/>
+                <w:lang w:val="vi-VN"/>
               </w:rPr>
               <w:t xml:space="preserve">ĐẠT</w:t>
             </w:r>
@@ -4572,8 +5822,10 @@
                 <w:rFonts w:ascii="Times New Roman" w:cs="Times New Roman" w:eastAsia="Times New Roman" w:hAnsi="Times New Roman"/>
                 <w:b w:val="false"/>
                 <w:bCs w:val="false"/>
-                <w:sz w:val="18"/>
-                <w:szCs w:val="18"/>
+                <w:noProof/>
+                <w:sz w:val="18"/>
+                <w:szCs w:val="18"/>
+                <w:lang w:val="vi-VN"/>
               </w:rPr>
               <w:t xml:space="preserve">HV-DV005</w:t>
             </w:r>
@@ -4589,8 +5841,10 @@
                 <w:rFonts w:ascii="Times New Roman" w:cs="Times New Roman" w:eastAsia="Times New Roman" w:hAnsi="Times New Roman"/>
                 <w:b w:val="false"/>
                 <w:bCs w:val="false"/>
-                <w:sz w:val="18"/>
-                <w:szCs w:val="18"/>
+                <w:noProof/>
+                <w:sz w:val="18"/>
+                <w:szCs w:val="18"/>
+                <w:lang w:val="vi-VN"/>
               </w:rPr>
               <w:t xml:space="preserve">B2-D18 + B3-D13</w:t>
             </w:r>
@@ -4606,8 +5860,10 @@
                 <w:rFonts w:ascii="Times New Roman" w:cs="Times New Roman" w:eastAsia="Times New Roman" w:hAnsi="Times New Roman"/>
                 <w:b w:val="false"/>
                 <w:bCs w:val="false"/>
-                <w:sz w:val="18"/>
-                <w:szCs w:val="18"/>
+                <w:noProof/>
+                <w:sz w:val="18"/>
+                <w:szCs w:val="18"/>
+                <w:lang w:val="vi-VN"/>
               </w:rPr>
               <w:t xml:space="preserve">2,50</w:t>
             </w:r>
@@ -4623,8 +5879,10 @@
                 <w:rFonts w:ascii="Times New Roman" w:cs="Times New Roman" w:eastAsia="Times New Roman" w:hAnsi="Times New Roman"/>
                 <w:b w:val="false"/>
                 <w:bCs w:val="false"/>
-                <w:sz w:val="18"/>
-                <w:szCs w:val="18"/>
+                <w:noProof/>
+                <w:sz w:val="18"/>
+                <w:szCs w:val="18"/>
+                <w:lang w:val="vi-VN"/>
               </w:rPr>
               <w:t xml:space="preserve">0,4</w:t>
             </w:r>
@@ -4640,8 +5898,10 @@
                 <w:rFonts w:ascii="Times New Roman" w:cs="Times New Roman" w:eastAsia="Times New Roman" w:hAnsi="Times New Roman"/>
                 <w:b w:val="false"/>
                 <w:bCs w:val="false"/>
-                <w:sz w:val="18"/>
-                <w:szCs w:val="18"/>
+                <w:noProof/>
+                <w:sz w:val="18"/>
+                <w:szCs w:val="18"/>
+                <w:lang w:val="vi-VN"/>
               </w:rPr>
               <w:t xml:space="preserve">2,48</w:t>
             </w:r>
@@ -4657,8 +5917,10 @@
                 <w:rFonts w:ascii="Times New Roman" w:cs="Times New Roman" w:eastAsia="Times New Roman" w:hAnsi="Times New Roman"/>
                 <w:b w:val="false"/>
                 <w:bCs w:val="false"/>
-                <w:sz w:val="18"/>
-                <w:szCs w:val="18"/>
+                <w:noProof/>
+                <w:sz w:val="18"/>
+                <w:szCs w:val="18"/>
+                <w:lang w:val="vi-VN"/>
               </w:rPr>
               <w:t xml:space="preserve">6,4</w:t>
             </w:r>
@@ -4674,8 +5936,10 @@
                 <w:rFonts w:ascii="Times New Roman" w:cs="Times New Roman" w:eastAsia="Times New Roman" w:hAnsi="Times New Roman"/>
                 <w:b w:val="false"/>
                 <w:bCs w:val="false"/>
-                <w:sz w:val="18"/>
-                <w:szCs w:val="18"/>
+                <w:noProof/>
+                <w:sz w:val="18"/>
+                <w:szCs w:val="18"/>
+                <w:lang w:val="vi-VN"/>
               </w:rPr>
               <w:t xml:space="preserve">31,0</w:t>
             </w:r>
@@ -4691,8 +5955,10 @@
                 <w:rFonts w:ascii="Times New Roman" w:cs="Times New Roman" w:eastAsia="Times New Roman" w:hAnsi="Times New Roman"/>
                 <w:b w:val="false"/>
                 <w:bCs w:val="false"/>
-                <w:sz w:val="18"/>
-                <w:szCs w:val="18"/>
+                <w:noProof/>
+                <w:sz w:val="18"/>
+                <w:szCs w:val="18"/>
+                <w:lang w:val="vi-VN"/>
               </w:rPr>
               <w:t xml:space="preserve">0,47</w:t>
             </w:r>
@@ -4708,8 +5974,10 @@
                 <w:rFonts w:ascii="Times New Roman" w:cs="Times New Roman" w:eastAsia="Times New Roman" w:hAnsi="Times New Roman"/>
                 <w:b w:val="false"/>
                 <w:bCs w:val="false"/>
-                <w:sz w:val="18"/>
-                <w:szCs w:val="18"/>
+                <w:noProof/>
+                <w:sz w:val="18"/>
+                <w:szCs w:val="18"/>
+                <w:lang w:val="vi-VN"/>
               </w:rPr>
               <w:t xml:space="preserve">0,36</w:t>
             </w:r>
@@ -4725,8 +5993,10 @@
                 <w:rFonts w:ascii="Times New Roman" w:cs="Times New Roman" w:eastAsia="Times New Roman" w:hAnsi="Times New Roman"/>
                 <w:b w:val="false"/>
                 <w:bCs w:val="false"/>
-                <w:sz w:val="18"/>
-                <w:szCs w:val="18"/>
+                <w:noProof/>
+                <w:sz w:val="18"/>
+                <w:szCs w:val="18"/>
+                <w:lang w:val="vi-VN"/>
               </w:rPr>
               <w:t xml:space="preserve">0,52</w:t>
             </w:r>
@@ -4742,8 +6012,10 @@
                 <w:rFonts w:ascii="Times New Roman" w:cs="Times New Roman" w:eastAsia="Times New Roman" w:hAnsi="Times New Roman"/>
                 <w:b w:val="false"/>
                 <w:bCs w:val="false"/>
-                <w:sz w:val="18"/>
-                <w:szCs w:val="18"/>
+                <w:noProof/>
+                <w:sz w:val="18"/>
+                <w:szCs w:val="18"/>
+                <w:lang w:val="vi-VN"/>
               </w:rPr>
               <w:t xml:space="preserve">0,05</w:t>
             </w:r>
@@ -4759,8 +6031,10 @@
                 <w:rFonts w:ascii="Times New Roman" w:cs="Times New Roman" w:eastAsia="Times New Roman" w:hAnsi="Times New Roman"/>
                 <w:b w:val="false"/>
                 <w:bCs w:val="false"/>
-                <w:sz w:val="18"/>
-                <w:szCs w:val="18"/>
+                <w:noProof/>
+                <w:sz w:val="18"/>
+                <w:szCs w:val="18"/>
+                <w:lang w:val="vi-VN"/>
               </w:rPr>
               <w:t xml:space="preserve">ĐẠT</w:t>
             </w:r>
@@ -4781,8 +6055,10 @@
                 <w:rFonts w:ascii="Times New Roman" w:cs="Times New Roman" w:eastAsia="Times New Roman" w:hAnsi="Times New Roman"/>
                 <w:b w:val="false"/>
                 <w:bCs w:val="false"/>
-                <w:sz w:val="18"/>
-                <w:szCs w:val="18"/>
+                <w:noProof/>
+                <w:sz w:val="18"/>
+                <w:szCs w:val="18"/>
+                <w:lang w:val="vi-VN"/>
               </w:rPr>
               <w:t xml:space="preserve">HV-DV006</w:t>
             </w:r>
@@ -4798,8 +6074,10 @@
                 <w:rFonts w:ascii="Times New Roman" w:cs="Times New Roman" w:eastAsia="Times New Roman" w:hAnsi="Times New Roman"/>
                 <w:b w:val="false"/>
                 <w:bCs w:val="false"/>
-                <w:sz w:val="18"/>
-                <w:szCs w:val="18"/>
+                <w:noProof/>
+                <w:sz w:val="18"/>
+                <w:szCs w:val="18"/>
+                <w:lang w:val="vi-VN"/>
               </w:rPr>
               <w:t xml:space="preserve">B3-D12 + B3A-D23</w:t>
             </w:r>
@@ -4815,8 +6093,10 @@
                 <w:rFonts w:ascii="Times New Roman" w:cs="Times New Roman" w:eastAsia="Times New Roman" w:hAnsi="Times New Roman"/>
                 <w:b w:val="false"/>
                 <w:bCs w:val="false"/>
-                <w:sz w:val="18"/>
-                <w:szCs w:val="18"/>
+                <w:noProof/>
+                <w:sz w:val="18"/>
+                <w:szCs w:val="18"/>
+                <w:lang w:val="vi-VN"/>
               </w:rPr>
               <w:t xml:space="preserve">3,25</w:t>
             </w:r>
@@ -4832,8 +6112,10 @@
                 <w:rFonts w:ascii="Times New Roman" w:cs="Times New Roman" w:eastAsia="Times New Roman" w:hAnsi="Times New Roman"/>
                 <w:b w:val="false"/>
                 <w:bCs w:val="false"/>
-                <w:sz w:val="18"/>
-                <w:szCs w:val="18"/>
+                <w:noProof/>
+                <w:sz w:val="18"/>
+                <w:szCs w:val="18"/>
+                <w:lang w:val="vi-VN"/>
               </w:rPr>
               <w:t xml:space="preserve">0,4</w:t>
             </w:r>
@@ -4849,8 +6131,10 @@
                 <w:rFonts w:ascii="Times New Roman" w:cs="Times New Roman" w:eastAsia="Times New Roman" w:hAnsi="Times New Roman"/>
                 <w:b w:val="false"/>
                 <w:bCs w:val="false"/>
-                <w:sz w:val="18"/>
-                <w:szCs w:val="18"/>
+                <w:noProof/>
+                <w:sz w:val="18"/>
+                <w:szCs w:val="18"/>
+                <w:lang w:val="vi-VN"/>
               </w:rPr>
               <w:t xml:space="preserve">4,21</w:t>
             </w:r>
@@ -4866,8 +6150,10 @@
                 <w:rFonts w:ascii="Times New Roman" w:cs="Times New Roman" w:eastAsia="Times New Roman" w:hAnsi="Times New Roman"/>
                 <w:b w:val="false"/>
                 <w:bCs w:val="false"/>
-                <w:sz w:val="18"/>
-                <w:szCs w:val="18"/>
+                <w:noProof/>
+                <w:sz w:val="18"/>
+                <w:szCs w:val="18"/>
+                <w:lang w:val="vi-VN"/>
               </w:rPr>
               <w:t xml:space="preserve">10,8</w:t>
             </w:r>
@@ -4883,8 +6169,10 @@
                 <w:rFonts w:ascii="Times New Roman" w:cs="Times New Roman" w:eastAsia="Times New Roman" w:hAnsi="Times New Roman"/>
                 <w:b w:val="false"/>
                 <w:bCs w:val="false"/>
-                <w:sz w:val="18"/>
-                <w:szCs w:val="18"/>
+                <w:noProof/>
+                <w:sz w:val="18"/>
+                <w:szCs w:val="18"/>
+                <w:lang w:val="vi-VN"/>
               </w:rPr>
               <w:t xml:space="preserve">70,3</w:t>
             </w:r>
@@ -4900,8 +6188,10 @@
                 <w:rFonts w:ascii="Times New Roman" w:cs="Times New Roman" w:eastAsia="Times New Roman" w:hAnsi="Times New Roman"/>
                 <w:b w:val="false"/>
                 <w:bCs w:val="false"/>
-                <w:sz w:val="18"/>
-                <w:szCs w:val="18"/>
+                <w:noProof/>
+                <w:sz w:val="18"/>
+                <w:szCs w:val="18"/>
+                <w:lang w:val="vi-VN"/>
               </w:rPr>
               <w:t xml:space="preserve">0,79</w:t>
             </w:r>
@@ -4917,8 +6207,10 @@
                 <w:rFonts w:ascii="Times New Roman" w:cs="Times New Roman" w:eastAsia="Times New Roman" w:hAnsi="Times New Roman"/>
                 <w:b w:val="false"/>
                 <w:bCs w:val="false"/>
-                <w:sz w:val="18"/>
-                <w:szCs w:val="18"/>
+                <w:noProof/>
+                <w:sz w:val="18"/>
+                <w:szCs w:val="18"/>
+                <w:lang w:val="vi-VN"/>
               </w:rPr>
               <w:t xml:space="preserve">0,55</w:t>
             </w:r>
@@ -4934,8 +6226,10 @@
                 <w:rFonts w:ascii="Times New Roman" w:cs="Times New Roman" w:eastAsia="Times New Roman" w:hAnsi="Times New Roman"/>
                 <w:b w:val="false"/>
                 <w:bCs w:val="false"/>
-                <w:sz w:val="18"/>
-                <w:szCs w:val="18"/>
+                <w:noProof/>
+                <w:sz w:val="18"/>
+                <w:szCs w:val="18"/>
+                <w:lang w:val="vi-VN"/>
               </w:rPr>
               <w:t xml:space="preserve">0,94</w:t>
             </w:r>
@@ -4951,8 +6245,10 @@
                 <w:rFonts w:ascii="Times New Roman" w:cs="Times New Roman" w:eastAsia="Times New Roman" w:hAnsi="Times New Roman"/>
                 <w:b w:val="false"/>
                 <w:bCs w:val="false"/>
-                <w:sz w:val="18"/>
-                <w:szCs w:val="18"/>
+                <w:noProof/>
+                <w:sz w:val="18"/>
+                <w:szCs w:val="18"/>
+                <w:lang w:val="vi-VN"/>
               </w:rPr>
               <w:t xml:space="preserve">0,74</w:t>
             </w:r>
@@ -4968,8 +6264,10 @@
                 <w:rFonts w:ascii="Times New Roman" w:cs="Times New Roman" w:eastAsia="Times New Roman" w:hAnsi="Times New Roman"/>
                 <w:b w:val="false"/>
                 <w:bCs w:val="false"/>
-                <w:sz w:val="18"/>
-                <w:szCs w:val="18"/>
+                <w:noProof/>
+                <w:sz w:val="18"/>
+                <w:szCs w:val="18"/>
+                <w:lang w:val="vi-VN"/>
               </w:rPr>
               <w:t xml:space="preserve">ĐẠT</w:t>
             </w:r>
@@ -4990,8 +6288,10 @@
                 <w:rFonts w:ascii="Times New Roman" w:cs="Times New Roman" w:eastAsia="Times New Roman" w:hAnsi="Times New Roman"/>
                 <w:b w:val="false"/>
                 <w:bCs w:val="false"/>
-                <w:sz w:val="18"/>
-                <w:szCs w:val="18"/>
+                <w:noProof/>
+                <w:sz w:val="18"/>
+                <w:szCs w:val="18"/>
+                <w:lang w:val="vi-VN"/>
               </w:rPr>
               <w:t xml:space="preserve">HV-DV007</w:t>
             </w:r>
@@ -5007,8 +6307,10 @@
                 <w:rFonts w:ascii="Times New Roman" w:cs="Times New Roman" w:eastAsia="Times New Roman" w:hAnsi="Times New Roman"/>
                 <w:b w:val="false"/>
                 <w:bCs w:val="false"/>
-                <w:sz w:val="18"/>
-                <w:szCs w:val="18"/>
+                <w:noProof/>
+                <w:sz w:val="18"/>
+                <w:szCs w:val="18"/>
+                <w:lang w:val="vi-VN"/>
               </w:rPr>
               <w:t xml:space="preserve">B3-D14 + B3A-D21</w:t>
             </w:r>
@@ -5024,8 +6326,10 @@
                 <w:rFonts w:ascii="Times New Roman" w:cs="Times New Roman" w:eastAsia="Times New Roman" w:hAnsi="Times New Roman"/>
                 <w:b w:val="false"/>
                 <w:bCs w:val="false"/>
-                <w:sz w:val="18"/>
-                <w:szCs w:val="18"/>
+                <w:noProof/>
+                <w:sz w:val="18"/>
+                <w:szCs w:val="18"/>
+                <w:lang w:val="vi-VN"/>
               </w:rPr>
               <w:t xml:space="preserve">2,50</w:t>
             </w:r>
@@ -5041,8 +6345,10 @@
                 <w:rFonts w:ascii="Times New Roman" w:cs="Times New Roman" w:eastAsia="Times New Roman" w:hAnsi="Times New Roman"/>
                 <w:b w:val="false"/>
                 <w:bCs w:val="false"/>
-                <w:sz w:val="18"/>
-                <w:szCs w:val="18"/>
+                <w:noProof/>
+                <w:sz w:val="18"/>
+                <w:szCs w:val="18"/>
+                <w:lang w:val="vi-VN"/>
               </w:rPr>
               <w:t xml:space="preserve">0,4</w:t>
             </w:r>
@@ -5058,8 +6364,10 @@
                 <w:rFonts w:ascii="Times New Roman" w:cs="Times New Roman" w:eastAsia="Times New Roman" w:hAnsi="Times New Roman"/>
                 <w:b w:val="false"/>
                 <w:bCs w:val="false"/>
-                <w:sz w:val="18"/>
-                <w:szCs w:val="18"/>
+                <w:noProof/>
+                <w:sz w:val="18"/>
+                <w:szCs w:val="18"/>
+                <w:lang w:val="vi-VN"/>
               </w:rPr>
               <w:t xml:space="preserve">2,48</w:t>
             </w:r>
@@ -5075,8 +6383,10 @@
                 <w:rFonts w:ascii="Times New Roman" w:cs="Times New Roman" w:eastAsia="Times New Roman" w:hAnsi="Times New Roman"/>
                 <w:b w:val="false"/>
                 <w:bCs w:val="false"/>
-                <w:sz w:val="18"/>
-                <w:szCs w:val="18"/>
+                <w:noProof/>
+                <w:sz w:val="18"/>
+                <w:szCs w:val="18"/>
+                <w:lang w:val="vi-VN"/>
               </w:rPr>
               <w:t xml:space="preserve">6,4</w:t>
             </w:r>
@@ -5092,8 +6402,10 @@
                 <w:rFonts w:ascii="Times New Roman" w:cs="Times New Roman" w:eastAsia="Times New Roman" w:hAnsi="Times New Roman"/>
                 <w:b w:val="false"/>
                 <w:bCs w:val="false"/>
-                <w:sz w:val="18"/>
-                <w:szCs w:val="18"/>
+                <w:noProof/>
+                <w:sz w:val="18"/>
+                <w:szCs w:val="18"/>
+                <w:lang w:val="vi-VN"/>
               </w:rPr>
               <w:t xml:space="preserve">49,4</w:t>
             </w:r>
@@ -5109,8 +6421,10 @@
                 <w:rFonts w:ascii="Times New Roman" w:cs="Times New Roman" w:eastAsia="Times New Roman" w:hAnsi="Times New Roman"/>
                 <w:b w:val="false"/>
                 <w:bCs w:val="false"/>
-                <w:sz w:val="18"/>
-                <w:szCs w:val="18"/>
+                <w:noProof/>
+                <w:sz w:val="18"/>
+                <w:szCs w:val="18"/>
+                <w:lang w:val="vi-VN"/>
               </w:rPr>
               <w:t xml:space="preserve">0,75</w:t>
             </w:r>
@@ -5126,8 +6440,10 @@
                 <w:rFonts w:ascii="Times New Roman" w:cs="Times New Roman" w:eastAsia="Times New Roman" w:hAnsi="Times New Roman"/>
                 <w:b w:val="false"/>
                 <w:bCs w:val="false"/>
-                <w:sz w:val="18"/>
-                <w:szCs w:val="18"/>
+                <w:noProof/>
+                <w:sz w:val="18"/>
+                <w:szCs w:val="18"/>
+                <w:lang w:val="vi-VN"/>
               </w:rPr>
               <w:t xml:space="preserve">0,74</w:t>
             </w:r>
@@ -5143,8 +6459,10 @@
                 <w:rFonts w:ascii="Times New Roman" w:cs="Times New Roman" w:eastAsia="Times New Roman" w:hAnsi="Times New Roman"/>
                 <w:b w:val="false"/>
                 <w:bCs w:val="false"/>
-                <w:sz w:val="18"/>
-                <w:szCs w:val="18"/>
+                <w:noProof/>
+                <w:sz w:val="18"/>
+                <w:szCs w:val="18"/>
+                <w:lang w:val="vi-VN"/>
               </w:rPr>
               <w:t xml:space="preserve">0,94</w:t>
             </w:r>
@@ -5160,8 +6478,10 @@
                 <w:rFonts w:ascii="Times New Roman" w:cs="Times New Roman" w:eastAsia="Times New Roman" w:hAnsi="Times New Roman"/>
                 <w:b w:val="false"/>
                 <w:bCs w:val="false"/>
-                <w:sz w:val="18"/>
-                <w:szCs w:val="18"/>
+                <w:noProof/>
+                <w:sz w:val="18"/>
+                <w:szCs w:val="18"/>
+                <w:lang w:val="vi-VN"/>
               </w:rPr>
               <w:t xml:space="preserve">0,99</w:t>
             </w:r>
@@ -5177,8 +6497,10 @@
                 <w:rFonts w:ascii="Times New Roman" w:cs="Times New Roman" w:eastAsia="Times New Roman" w:hAnsi="Times New Roman"/>
                 <w:b w:val="false"/>
                 <w:bCs w:val="false"/>
-                <w:sz w:val="18"/>
-                <w:szCs w:val="18"/>
+                <w:noProof/>
+                <w:sz w:val="18"/>
+                <w:szCs w:val="18"/>
+                <w:lang w:val="vi-VN"/>
               </w:rPr>
               <w:t xml:space="preserve">ĐẠT</w:t>
             </w:r>
@@ -5199,8 +6521,10 @@
                 <w:rFonts w:ascii="Times New Roman" w:cs="Times New Roman" w:eastAsia="Times New Roman" w:hAnsi="Times New Roman"/>
                 <w:b w:val="false"/>
                 <w:bCs w:val="false"/>
-                <w:sz w:val="18"/>
-                <w:szCs w:val="18"/>
+                <w:noProof/>
+                <w:sz w:val="18"/>
+                <w:szCs w:val="18"/>
+                <w:lang w:val="vi-VN"/>
               </w:rPr>
               <w:t xml:space="preserve">HV-DV008</w:t>
             </w:r>
@@ -5216,8 +6540,10 @@
                 <w:rFonts w:ascii="Times New Roman" w:cs="Times New Roman" w:eastAsia="Times New Roman" w:hAnsi="Times New Roman"/>
                 <w:b w:val="false"/>
                 <w:bCs w:val="false"/>
-                <w:sz w:val="18"/>
-                <w:szCs w:val="18"/>
+                <w:noProof/>
+                <w:sz w:val="18"/>
+                <w:szCs w:val="18"/>
+                <w:lang w:val="vi-VN"/>
               </w:rPr>
               <w:t xml:space="preserve">B3-D20 + B3A-D22</w:t>
             </w:r>
@@ -5233,8 +6559,10 @@
                 <w:rFonts w:ascii="Times New Roman" w:cs="Times New Roman" w:eastAsia="Times New Roman" w:hAnsi="Times New Roman"/>
                 <w:b w:val="false"/>
                 <w:bCs w:val="false"/>
-                <w:sz w:val="18"/>
-                <w:szCs w:val="18"/>
+                <w:noProof/>
+                <w:sz w:val="18"/>
+                <w:szCs w:val="18"/>
+                <w:lang w:val="vi-VN"/>
               </w:rPr>
               <w:t xml:space="preserve">2,75</w:t>
             </w:r>
@@ -5250,8 +6578,10 @@
                 <w:rFonts w:ascii="Times New Roman" w:cs="Times New Roman" w:eastAsia="Times New Roman" w:hAnsi="Times New Roman"/>
                 <w:b w:val="false"/>
                 <w:bCs w:val="false"/>
-                <w:sz w:val="18"/>
-                <w:szCs w:val="18"/>
+                <w:noProof/>
+                <w:sz w:val="18"/>
+                <w:szCs w:val="18"/>
+                <w:lang w:val="vi-VN"/>
               </w:rPr>
               <w:t xml:space="preserve">0,4</w:t>
             </w:r>
@@ -5267,8 +6597,10 @@
                 <w:rFonts w:ascii="Times New Roman" w:cs="Times New Roman" w:eastAsia="Times New Roman" w:hAnsi="Times New Roman"/>
                 <w:b w:val="false"/>
                 <w:bCs w:val="false"/>
-                <w:sz w:val="18"/>
-                <w:szCs w:val="18"/>
+                <w:noProof/>
+                <w:sz w:val="18"/>
+                <w:szCs w:val="18"/>
+                <w:lang w:val="vi-VN"/>
               </w:rPr>
               <w:t xml:space="preserve">3,01</w:t>
             </w:r>
@@ -5284,8 +6616,10 @@
                 <w:rFonts w:ascii="Times New Roman" w:cs="Times New Roman" w:eastAsia="Times New Roman" w:hAnsi="Times New Roman"/>
                 <w:b w:val="false"/>
                 <w:bCs w:val="false"/>
-                <w:sz w:val="18"/>
-                <w:szCs w:val="18"/>
+                <w:noProof/>
+                <w:sz w:val="18"/>
+                <w:szCs w:val="18"/>
+                <w:lang w:val="vi-VN"/>
               </w:rPr>
               <w:t xml:space="preserve">7,7</w:t>
             </w:r>
@@ -5301,8 +6635,10 @@
                 <w:rFonts w:ascii="Times New Roman" w:cs="Times New Roman" w:eastAsia="Times New Roman" w:hAnsi="Times New Roman"/>
                 <w:b w:val="false"/>
                 <w:bCs w:val="false"/>
-                <w:sz w:val="18"/>
-                <w:szCs w:val="18"/>
+                <w:noProof/>
+                <w:sz w:val="18"/>
+                <w:szCs w:val="18"/>
+                <w:lang w:val="vi-VN"/>
               </w:rPr>
               <w:t xml:space="preserve">58,3</w:t>
             </w:r>
@@ -5318,8 +6654,10 @@
                 <w:rFonts w:ascii="Times New Roman" w:cs="Times New Roman" w:eastAsia="Times New Roman" w:hAnsi="Times New Roman"/>
                 <w:b w:val="false"/>
                 <w:bCs w:val="false"/>
-                <w:sz w:val="18"/>
-                <w:szCs w:val="18"/>
+                <w:noProof/>
+                <w:sz w:val="18"/>
+                <w:szCs w:val="18"/>
+                <w:lang w:val="vi-VN"/>
               </w:rPr>
               <w:t xml:space="preserve">0,80</w:t>
             </w:r>
@@ -5335,8 +6673,10 @@
                 <w:rFonts w:ascii="Times New Roman" w:cs="Times New Roman" w:eastAsia="Times New Roman" w:hAnsi="Times New Roman"/>
                 <w:b w:val="false"/>
                 <w:bCs w:val="false"/>
-                <w:sz w:val="18"/>
-                <w:szCs w:val="18"/>
+                <w:noProof/>
+                <w:sz w:val="18"/>
+                <w:szCs w:val="18"/>
+                <w:lang w:val="vi-VN"/>
               </w:rPr>
               <w:t xml:space="preserve">0,67</w:t>
             </w:r>
@@ -5352,8 +6692,10 @@
                 <w:rFonts w:ascii="Times New Roman" w:cs="Times New Roman" w:eastAsia="Times New Roman" w:hAnsi="Times New Roman"/>
                 <w:b w:val="false"/>
                 <w:bCs w:val="false"/>
-                <w:sz w:val="18"/>
-                <w:szCs w:val="18"/>
+                <w:noProof/>
+                <w:sz w:val="18"/>
+                <w:szCs w:val="18"/>
+                <w:lang w:val="vi-VN"/>
               </w:rPr>
               <w:t xml:space="preserve">0,97</w:t>
             </w:r>
@@ -5369,8 +6711,10 @@
                 <w:rFonts w:ascii="Times New Roman" w:cs="Times New Roman" w:eastAsia="Times New Roman" w:hAnsi="Times New Roman"/>
                 <w:b w:val="false"/>
                 <w:bCs w:val="false"/>
-                <w:sz w:val="18"/>
-                <w:szCs w:val="18"/>
+                <w:noProof/>
+                <w:sz w:val="18"/>
+                <w:szCs w:val="18"/>
+                <w:lang w:val="vi-VN"/>
               </w:rPr>
               <w:t xml:space="preserve">0,98</w:t>
             </w:r>
@@ -5386,8 +6730,10 @@
                 <w:rFonts w:ascii="Times New Roman" w:cs="Times New Roman" w:eastAsia="Times New Roman" w:hAnsi="Times New Roman"/>
                 <w:b w:val="false"/>
                 <w:bCs w:val="false"/>
-                <w:sz w:val="18"/>
-                <w:szCs w:val="18"/>
+                <w:noProof/>
+                <w:sz w:val="18"/>
+                <w:szCs w:val="18"/>
+                <w:lang w:val="vi-VN"/>
               </w:rPr>
               <w:t xml:space="preserve">ĐẠT</w:t>
             </w:r>
@@ -5408,8 +6754,10 @@
                 <w:rFonts w:ascii="Times New Roman" w:cs="Times New Roman" w:eastAsia="Times New Roman" w:hAnsi="Times New Roman"/>
                 <w:b w:val="false"/>
                 <w:bCs w:val="false"/>
-                <w:sz w:val="18"/>
-                <w:szCs w:val="18"/>
+                <w:noProof/>
+                <w:sz w:val="18"/>
+                <w:szCs w:val="18"/>
+                <w:lang w:val="vi-VN"/>
               </w:rPr>
               <w:t xml:space="preserve">HV-DV009</w:t>
             </w:r>
@@ -5425,8 +6773,10 @@
                 <w:rFonts w:ascii="Times New Roman" w:cs="Times New Roman" w:eastAsia="Times New Roman" w:hAnsi="Times New Roman"/>
                 <w:b w:val="false"/>
                 <w:bCs w:val="false"/>
-                <w:sz w:val="18"/>
-                <w:szCs w:val="18"/>
+                <w:noProof/>
+                <w:sz w:val="18"/>
+                <w:szCs w:val="18"/>
+                <w:lang w:val="vi-VN"/>
               </w:rPr>
               <w:t xml:space="preserve">B3-D21 + B3A-D24</w:t>
             </w:r>
@@ -5442,8 +6792,10 @@
                 <w:rFonts w:ascii="Times New Roman" w:cs="Times New Roman" w:eastAsia="Times New Roman" w:hAnsi="Times New Roman"/>
                 <w:b w:val="false"/>
                 <w:bCs w:val="false"/>
-                <w:sz w:val="18"/>
-                <w:szCs w:val="18"/>
+                <w:noProof/>
+                <w:sz w:val="18"/>
+                <w:szCs w:val="18"/>
+                <w:lang w:val="vi-VN"/>
               </w:rPr>
               <w:t xml:space="preserve">3,25</w:t>
             </w:r>
@@ -5459,8 +6811,10 @@
                 <w:rFonts w:ascii="Times New Roman" w:cs="Times New Roman" w:eastAsia="Times New Roman" w:hAnsi="Times New Roman"/>
                 <w:b w:val="false"/>
                 <w:bCs w:val="false"/>
-                <w:sz w:val="18"/>
-                <w:szCs w:val="18"/>
+                <w:noProof/>
+                <w:sz w:val="18"/>
+                <w:szCs w:val="18"/>
+                <w:lang w:val="vi-VN"/>
               </w:rPr>
               <w:t xml:space="preserve">0,4</w:t>
             </w:r>
@@ -5476,8 +6830,10 @@
                 <w:rFonts w:ascii="Times New Roman" w:cs="Times New Roman" w:eastAsia="Times New Roman" w:hAnsi="Times New Roman"/>
                 <w:b w:val="false"/>
                 <w:bCs w:val="false"/>
-                <w:sz w:val="18"/>
-                <w:szCs w:val="18"/>
+                <w:noProof/>
+                <w:sz w:val="18"/>
+                <w:szCs w:val="18"/>
+                <w:lang w:val="vi-VN"/>
               </w:rPr>
               <w:t xml:space="preserve">4,21</w:t>
             </w:r>
@@ -5493,8 +6849,10 @@
                 <w:rFonts w:ascii="Times New Roman" w:cs="Times New Roman" w:eastAsia="Times New Roman" w:hAnsi="Times New Roman"/>
                 <w:b w:val="false"/>
                 <w:bCs w:val="false"/>
-                <w:sz w:val="18"/>
-                <w:szCs w:val="18"/>
+                <w:noProof/>
+                <w:sz w:val="18"/>
+                <w:szCs w:val="18"/>
+                <w:lang w:val="vi-VN"/>
               </w:rPr>
               <w:t xml:space="preserve">10,8</w:t>
             </w:r>
@@ -5510,8 +6868,10 @@
                 <w:rFonts w:ascii="Times New Roman" w:cs="Times New Roman" w:eastAsia="Times New Roman" w:hAnsi="Times New Roman"/>
                 <w:b w:val="false"/>
                 <w:bCs w:val="false"/>
-                <w:sz w:val="18"/>
-                <w:szCs w:val="18"/>
+                <w:noProof/>
+                <w:sz w:val="18"/>
+                <w:szCs w:val="18"/>
+                <w:lang w:val="vi-VN"/>
               </w:rPr>
               <w:t xml:space="preserve">69,2</w:t>
             </w:r>
@@ -5527,8 +6887,10 @@
                 <w:rFonts w:ascii="Times New Roman" w:cs="Times New Roman" w:eastAsia="Times New Roman" w:hAnsi="Times New Roman"/>
                 <w:b w:val="false"/>
                 <w:bCs w:val="false"/>
-                <w:sz w:val="18"/>
-                <w:szCs w:val="18"/>
+                <w:noProof/>
+                <w:sz w:val="18"/>
+                <w:szCs w:val="18"/>
+                <w:lang w:val="vi-VN"/>
               </w:rPr>
               <w:t xml:space="preserve">0,78</w:t>
             </w:r>
@@ -5544,8 +6906,10 @@
                 <w:rFonts w:ascii="Times New Roman" w:cs="Times New Roman" w:eastAsia="Times New Roman" w:hAnsi="Times New Roman"/>
                 <w:b w:val="false"/>
                 <w:bCs w:val="false"/>
-                <w:sz w:val="18"/>
-                <w:szCs w:val="18"/>
+                <w:noProof/>
+                <w:sz w:val="18"/>
+                <w:szCs w:val="18"/>
+                <w:lang w:val="vi-VN"/>
               </w:rPr>
               <w:t xml:space="preserve">0,55</w:t>
             </w:r>
@@ -5561,8 +6925,10 @@
                 <w:rFonts w:ascii="Times New Roman" w:cs="Times New Roman" w:eastAsia="Times New Roman" w:hAnsi="Times New Roman"/>
                 <w:b w:val="false"/>
                 <w:bCs w:val="false"/>
-                <w:sz w:val="18"/>
-                <w:szCs w:val="18"/>
+                <w:noProof/>
+                <w:sz w:val="18"/>
+                <w:szCs w:val="18"/>
+                <w:lang w:val="vi-VN"/>
               </w:rPr>
               <w:t xml:space="preserve">0,93</w:t>
             </w:r>
@@ -5578,8 +6944,10 @@
                 <w:rFonts w:ascii="Times New Roman" w:cs="Times New Roman" w:eastAsia="Times New Roman" w:hAnsi="Times New Roman"/>
                 <w:b w:val="false"/>
                 <w:bCs w:val="false"/>
-                <w:sz w:val="18"/>
-                <w:szCs w:val="18"/>
+                <w:noProof/>
+                <w:sz w:val="18"/>
+                <w:szCs w:val="18"/>
+                <w:lang w:val="vi-VN"/>
               </w:rPr>
               <w:t xml:space="preserve">0,71</w:t>
             </w:r>
@@ -5595,8 +6963,10 @@
                 <w:rFonts w:ascii="Times New Roman" w:cs="Times New Roman" w:eastAsia="Times New Roman" w:hAnsi="Times New Roman"/>
                 <w:b w:val="false"/>
                 <w:bCs w:val="false"/>
-                <w:sz w:val="18"/>
-                <w:szCs w:val="18"/>
+                <w:noProof/>
+                <w:sz w:val="18"/>
+                <w:szCs w:val="18"/>
+                <w:lang w:val="vi-VN"/>
               </w:rPr>
               <w:t xml:space="preserve">ĐẠT</w:t>
             </w:r>
@@ -5617,8 +6987,10 @@
                 <w:rFonts w:ascii="Times New Roman" w:cs="Times New Roman" w:eastAsia="Times New Roman" w:hAnsi="Times New Roman"/>
                 <w:b w:val="false"/>
                 <w:bCs w:val="false"/>
-                <w:sz w:val="18"/>
-                <w:szCs w:val="18"/>
+                <w:noProof/>
+                <w:sz w:val="18"/>
+                <w:szCs w:val="18"/>
+                <w:lang w:val="vi-VN"/>
               </w:rPr>
               <w:t xml:space="preserve">HV-DV010</w:t>
             </w:r>
@@ -5634,8 +7006,10 @@
                 <w:rFonts w:ascii="Times New Roman" w:cs="Times New Roman" w:eastAsia="Times New Roman" w:hAnsi="Times New Roman"/>
                 <w:b w:val="false"/>
                 <w:bCs w:val="false"/>
-                <w:sz w:val="18"/>
-                <w:szCs w:val="18"/>
+                <w:noProof/>
+                <w:sz w:val="18"/>
+                <w:szCs w:val="18"/>
+                <w:lang w:val="vi-VN"/>
               </w:rPr>
               <w:t xml:space="preserve">B3A-D36 + B5A-D32</w:t>
             </w:r>
@@ -5651,8 +7025,10 @@
                 <w:rFonts w:ascii="Times New Roman" w:cs="Times New Roman" w:eastAsia="Times New Roman" w:hAnsi="Times New Roman"/>
                 <w:b w:val="false"/>
                 <w:bCs w:val="false"/>
-                <w:sz w:val="18"/>
-                <w:szCs w:val="18"/>
+                <w:noProof/>
+                <w:sz w:val="18"/>
+                <w:szCs w:val="18"/>
+                <w:lang w:val="vi-VN"/>
               </w:rPr>
               <w:t xml:space="preserve">2,75</w:t>
             </w:r>
@@ -5668,8 +7044,10 @@
                 <w:rFonts w:ascii="Times New Roman" w:cs="Times New Roman" w:eastAsia="Times New Roman" w:hAnsi="Times New Roman"/>
                 <w:b w:val="false"/>
                 <w:bCs w:val="false"/>
-                <w:sz w:val="18"/>
-                <w:szCs w:val="18"/>
+                <w:noProof/>
+                <w:sz w:val="18"/>
+                <w:szCs w:val="18"/>
+                <w:lang w:val="vi-VN"/>
               </w:rPr>
               <w:t xml:space="preserve">0,4</w:t>
             </w:r>
@@ -5685,8 +7063,10 @@
                 <w:rFonts w:ascii="Times New Roman" w:cs="Times New Roman" w:eastAsia="Times New Roman" w:hAnsi="Times New Roman"/>
                 <w:b w:val="false"/>
                 <w:bCs w:val="false"/>
-                <w:sz w:val="18"/>
-                <w:szCs w:val="18"/>
+                <w:noProof/>
+                <w:sz w:val="18"/>
+                <w:szCs w:val="18"/>
+                <w:lang w:val="vi-VN"/>
               </w:rPr>
               <w:t xml:space="preserve">3,01</w:t>
             </w:r>
@@ -5702,8 +7082,10 @@
                 <w:rFonts w:ascii="Times New Roman" w:cs="Times New Roman" w:eastAsia="Times New Roman" w:hAnsi="Times New Roman"/>
                 <w:b w:val="false"/>
                 <w:bCs w:val="false"/>
-                <w:sz w:val="18"/>
-                <w:szCs w:val="18"/>
+                <w:noProof/>
+                <w:sz w:val="18"/>
+                <w:szCs w:val="18"/>
+                <w:lang w:val="vi-VN"/>
               </w:rPr>
               <w:t xml:space="preserve">7,7</w:t>
             </w:r>
@@ -5719,8 +7101,10 @@
                 <w:rFonts w:ascii="Times New Roman" w:cs="Times New Roman" w:eastAsia="Times New Roman" w:hAnsi="Times New Roman"/>
                 <w:b w:val="false"/>
                 <w:bCs w:val="false"/>
-                <w:sz w:val="18"/>
-                <w:szCs w:val="18"/>
+                <w:noProof/>
+                <w:sz w:val="18"/>
+                <w:szCs w:val="18"/>
+                <w:lang w:val="vi-VN"/>
               </w:rPr>
               <w:t xml:space="preserve">54,3</w:t>
             </w:r>
@@ -5736,8 +7120,10 @@
                 <w:rFonts w:ascii="Times New Roman" w:cs="Times New Roman" w:eastAsia="Times New Roman" w:hAnsi="Times New Roman"/>
                 <w:b w:val="false"/>
                 <w:bCs w:val="false"/>
-                <w:sz w:val="18"/>
-                <w:szCs w:val="18"/>
+                <w:noProof/>
+                <w:sz w:val="18"/>
+                <w:szCs w:val="18"/>
+                <w:lang w:val="vi-VN"/>
               </w:rPr>
               <w:t xml:space="preserve">0,75</w:t>
             </w:r>
@@ -5753,8 +7139,10 @@
                 <w:rFonts w:ascii="Times New Roman" w:cs="Times New Roman" w:eastAsia="Times New Roman" w:hAnsi="Times New Roman"/>
                 <w:b w:val="false"/>
                 <w:bCs w:val="false"/>
-                <w:sz w:val="18"/>
-                <w:szCs w:val="18"/>
+                <w:noProof/>
+                <w:sz w:val="18"/>
+                <w:szCs w:val="18"/>
+                <w:lang w:val="vi-VN"/>
               </w:rPr>
               <w:t xml:space="preserve">0,81</w:t>
             </w:r>
@@ -5770,8 +7158,10 @@
                 <w:rFonts w:ascii="Times New Roman" w:cs="Times New Roman" w:eastAsia="Times New Roman" w:hAnsi="Times New Roman"/>
                 <w:b w:val="false"/>
                 <w:bCs w:val="false"/>
-                <w:sz w:val="18"/>
-                <w:szCs w:val="18"/>
+                <w:noProof/>
+                <w:sz w:val="18"/>
+                <w:szCs w:val="18"/>
+                <w:lang w:val="vi-VN"/>
               </w:rPr>
               <w:t xml:space="preserve">0,86</w:t>
             </w:r>
@@ -5787,8 +7177,10 @@
                 <w:rFonts w:ascii="Times New Roman" w:cs="Times New Roman" w:eastAsia="Times New Roman" w:hAnsi="Times New Roman"/>
                 <w:b w:val="false"/>
                 <w:bCs w:val="false"/>
-                <w:sz w:val="18"/>
-                <w:szCs w:val="18"/>
+                <w:noProof/>
+                <w:sz w:val="18"/>
+                <w:szCs w:val="18"/>
+                <w:lang w:val="vi-VN"/>
               </w:rPr>
               <w:t xml:space="preserve">0,71</w:t>
             </w:r>
@@ -5804,8 +7196,10 @@
                 <w:rFonts w:ascii="Times New Roman" w:cs="Times New Roman" w:eastAsia="Times New Roman" w:hAnsi="Times New Roman"/>
                 <w:b w:val="false"/>
                 <w:bCs w:val="false"/>
-                <w:sz w:val="18"/>
-                <w:szCs w:val="18"/>
+                <w:noProof/>
+                <w:sz w:val="18"/>
+                <w:szCs w:val="18"/>
+                <w:lang w:val="vi-VN"/>
               </w:rPr>
               <w:t xml:space="preserve">ĐẠT</w:t>
             </w:r>
@@ -5826,8 +7220,10 @@
                 <w:rFonts w:ascii="Times New Roman" w:cs="Times New Roman" w:eastAsia="Times New Roman" w:hAnsi="Times New Roman"/>
                 <w:b w:val="false"/>
                 <w:bCs w:val="false"/>
-                <w:sz w:val="18"/>
-                <w:szCs w:val="18"/>
+                <w:noProof/>
+                <w:sz w:val="18"/>
+                <w:szCs w:val="18"/>
+                <w:lang w:val="vi-VN"/>
               </w:rPr>
               <w:t xml:space="preserve">HV-DV011</w:t>
             </w:r>
@@ -5843,8 +7239,10 @@
                 <w:rFonts w:ascii="Times New Roman" w:cs="Times New Roman" w:eastAsia="Times New Roman" w:hAnsi="Times New Roman"/>
                 <w:b w:val="false"/>
                 <w:bCs w:val="false"/>
-                <w:sz w:val="18"/>
-                <w:szCs w:val="18"/>
+                <w:noProof/>
+                <w:sz w:val="18"/>
+                <w:szCs w:val="18"/>
+                <w:lang w:val="vi-VN"/>
               </w:rPr>
               <w:t xml:space="preserve">B3A-D37 + B5A-D31</w:t>
             </w:r>
@@ -5860,8 +7258,10 @@
                 <w:rFonts w:ascii="Times New Roman" w:cs="Times New Roman" w:eastAsia="Times New Roman" w:hAnsi="Times New Roman"/>
                 <w:b w:val="false"/>
                 <w:bCs w:val="false"/>
-                <w:sz w:val="18"/>
-                <w:szCs w:val="18"/>
+                <w:noProof/>
+                <w:sz w:val="18"/>
+                <w:szCs w:val="18"/>
+                <w:lang w:val="vi-VN"/>
               </w:rPr>
               <w:t xml:space="preserve">2,75</w:t>
             </w:r>
@@ -5877,8 +7277,10 @@
                 <w:rFonts w:ascii="Times New Roman" w:cs="Times New Roman" w:eastAsia="Times New Roman" w:hAnsi="Times New Roman"/>
                 <w:b w:val="false"/>
                 <w:bCs w:val="false"/>
-                <w:sz w:val="18"/>
-                <w:szCs w:val="18"/>
+                <w:noProof/>
+                <w:sz w:val="18"/>
+                <w:szCs w:val="18"/>
+                <w:lang w:val="vi-VN"/>
               </w:rPr>
               <w:t xml:space="preserve">0,4</w:t>
             </w:r>
@@ -5894,8 +7296,10 @@
                 <w:rFonts w:ascii="Times New Roman" w:cs="Times New Roman" w:eastAsia="Times New Roman" w:hAnsi="Times New Roman"/>
                 <w:b w:val="false"/>
                 <w:bCs w:val="false"/>
-                <w:sz w:val="18"/>
-                <w:szCs w:val="18"/>
+                <w:noProof/>
+                <w:sz w:val="18"/>
+                <w:szCs w:val="18"/>
+                <w:lang w:val="vi-VN"/>
               </w:rPr>
               <w:t xml:space="preserve">3,01</w:t>
             </w:r>
@@ -5911,8 +7315,10 @@
                 <w:rFonts w:ascii="Times New Roman" w:cs="Times New Roman" w:eastAsia="Times New Roman" w:hAnsi="Times New Roman"/>
                 <w:b w:val="false"/>
                 <w:bCs w:val="false"/>
-                <w:sz w:val="18"/>
-                <w:szCs w:val="18"/>
+                <w:noProof/>
+                <w:sz w:val="18"/>
+                <w:szCs w:val="18"/>
+                <w:lang w:val="vi-VN"/>
               </w:rPr>
               <w:t xml:space="preserve">7,7</w:t>
             </w:r>
@@ -5928,8 +7334,10 @@
                 <w:rFonts w:ascii="Times New Roman" w:cs="Times New Roman" w:eastAsia="Times New Roman" w:hAnsi="Times New Roman"/>
                 <w:b w:val="false"/>
                 <w:bCs w:val="false"/>
-                <w:sz w:val="18"/>
-                <w:szCs w:val="18"/>
+                <w:noProof/>
+                <w:sz w:val="18"/>
+                <w:szCs w:val="18"/>
+                <w:lang w:val="vi-VN"/>
               </w:rPr>
               <w:t xml:space="preserve">54,3</w:t>
             </w:r>
@@ -5945,8 +7353,10 @@
                 <w:rFonts w:ascii="Times New Roman" w:cs="Times New Roman" w:eastAsia="Times New Roman" w:hAnsi="Times New Roman"/>
                 <w:b w:val="false"/>
                 <w:bCs w:val="false"/>
-                <w:sz w:val="18"/>
-                <w:szCs w:val="18"/>
+                <w:noProof/>
+                <w:sz w:val="18"/>
+                <w:szCs w:val="18"/>
+                <w:lang w:val="vi-VN"/>
               </w:rPr>
               <w:t xml:space="preserve">0,75</w:t>
             </w:r>
@@ -5962,8 +7372,10 @@
                 <w:rFonts w:ascii="Times New Roman" w:cs="Times New Roman" w:eastAsia="Times New Roman" w:hAnsi="Times New Roman"/>
                 <w:b w:val="false"/>
                 <w:bCs w:val="false"/>
-                <w:sz w:val="18"/>
-                <w:szCs w:val="18"/>
+                <w:noProof/>
+                <w:sz w:val="18"/>
+                <w:szCs w:val="18"/>
+                <w:lang w:val="vi-VN"/>
               </w:rPr>
               <w:t xml:space="preserve">0,81</w:t>
             </w:r>
@@ -5979,8 +7391,10 @@
                 <w:rFonts w:ascii="Times New Roman" w:cs="Times New Roman" w:eastAsia="Times New Roman" w:hAnsi="Times New Roman"/>
                 <w:b w:val="false"/>
                 <w:bCs w:val="false"/>
-                <w:sz w:val="18"/>
-                <w:szCs w:val="18"/>
+                <w:noProof/>
+                <w:sz w:val="18"/>
+                <w:szCs w:val="18"/>
+                <w:lang w:val="vi-VN"/>
               </w:rPr>
               <w:t xml:space="preserve">0,86</w:t>
             </w:r>
@@ -5996,8 +7410,10 @@
                 <w:rFonts w:ascii="Times New Roman" w:cs="Times New Roman" w:eastAsia="Times New Roman" w:hAnsi="Times New Roman"/>
                 <w:b w:val="false"/>
                 <w:bCs w:val="false"/>
-                <w:sz w:val="18"/>
-                <w:szCs w:val="18"/>
+                <w:noProof/>
+                <w:sz w:val="18"/>
+                <w:szCs w:val="18"/>
+                <w:lang w:val="vi-VN"/>
               </w:rPr>
               <w:t xml:space="preserve">0,71</w:t>
             </w:r>
@@ -6013,8 +7429,10 @@
                 <w:rFonts w:ascii="Times New Roman" w:cs="Times New Roman" w:eastAsia="Times New Roman" w:hAnsi="Times New Roman"/>
                 <w:b w:val="false"/>
                 <w:bCs w:val="false"/>
-                <w:sz w:val="18"/>
-                <w:szCs w:val="18"/>
+                <w:noProof/>
+                <w:sz w:val="18"/>
+                <w:szCs w:val="18"/>
+                <w:lang w:val="vi-VN"/>
               </w:rPr>
               <w:t xml:space="preserve">ĐẠT</w:t>
             </w:r>
@@ -6035,8 +7453,10 @@
                 <w:rFonts w:ascii="Times New Roman" w:cs="Times New Roman" w:eastAsia="Times New Roman" w:hAnsi="Times New Roman"/>
                 <w:b w:val="false"/>
                 <w:bCs w:val="false"/>
-                <w:sz w:val="18"/>
-                <w:szCs w:val="18"/>
+                <w:noProof/>
+                <w:sz w:val="18"/>
+                <w:szCs w:val="18"/>
+                <w:lang w:val="vi-VN"/>
               </w:rPr>
               <w:t xml:space="preserve">HV-DV012</w:t>
             </w:r>
@@ -6052,8 +7472,10 @@
                 <w:rFonts w:ascii="Times New Roman" w:cs="Times New Roman" w:eastAsia="Times New Roman" w:hAnsi="Times New Roman"/>
                 <w:b w:val="false"/>
                 <w:bCs w:val="false"/>
-                <w:sz w:val="18"/>
-                <w:szCs w:val="18"/>
+                <w:noProof/>
+                <w:sz w:val="18"/>
+                <w:szCs w:val="18"/>
+                <w:lang w:val="vi-VN"/>
               </w:rPr>
               <w:t xml:space="preserve">B3A-D38 + B5A-D30</w:t>
             </w:r>
@@ -6069,8 +7491,10 @@
                 <w:rFonts w:ascii="Times New Roman" w:cs="Times New Roman" w:eastAsia="Times New Roman" w:hAnsi="Times New Roman"/>
                 <w:b w:val="false"/>
                 <w:bCs w:val="false"/>
-                <w:sz w:val="18"/>
-                <w:szCs w:val="18"/>
+                <w:noProof/>
+                <w:sz w:val="18"/>
+                <w:szCs w:val="18"/>
+                <w:lang w:val="vi-VN"/>
               </w:rPr>
               <w:t xml:space="preserve">2,75</w:t>
             </w:r>
@@ -6086,8 +7510,10 @@
                 <w:rFonts w:ascii="Times New Roman" w:cs="Times New Roman" w:eastAsia="Times New Roman" w:hAnsi="Times New Roman"/>
                 <w:b w:val="false"/>
                 <w:bCs w:val="false"/>
-                <w:sz w:val="18"/>
-                <w:szCs w:val="18"/>
+                <w:noProof/>
+                <w:sz w:val="18"/>
+                <w:szCs w:val="18"/>
+                <w:lang w:val="vi-VN"/>
               </w:rPr>
               <w:t xml:space="preserve">0,4</w:t>
             </w:r>
@@ -6103,8 +7529,10 @@
                 <w:rFonts w:ascii="Times New Roman" w:cs="Times New Roman" w:eastAsia="Times New Roman" w:hAnsi="Times New Roman"/>
                 <w:b w:val="false"/>
                 <w:bCs w:val="false"/>
-                <w:sz w:val="18"/>
-                <w:szCs w:val="18"/>
+                <w:noProof/>
+                <w:sz w:val="18"/>
+                <w:szCs w:val="18"/>
+                <w:lang w:val="vi-VN"/>
               </w:rPr>
               <w:t xml:space="preserve">3,01</w:t>
             </w:r>
@@ -6120,8 +7548,10 @@
                 <w:rFonts w:ascii="Times New Roman" w:cs="Times New Roman" w:eastAsia="Times New Roman" w:hAnsi="Times New Roman"/>
                 <w:b w:val="false"/>
                 <w:bCs w:val="false"/>
-                <w:sz w:val="18"/>
-                <w:szCs w:val="18"/>
+                <w:noProof/>
+                <w:sz w:val="18"/>
+                <w:szCs w:val="18"/>
+                <w:lang w:val="vi-VN"/>
               </w:rPr>
               <w:t xml:space="preserve">7,7</w:t>
             </w:r>
@@ -6137,8 +7567,10 @@
                 <w:rFonts w:ascii="Times New Roman" w:cs="Times New Roman" w:eastAsia="Times New Roman" w:hAnsi="Times New Roman"/>
                 <w:b w:val="false"/>
                 <w:bCs w:val="false"/>
-                <w:sz w:val="18"/>
-                <w:szCs w:val="18"/>
+                <w:noProof/>
+                <w:sz w:val="18"/>
+                <w:szCs w:val="18"/>
+                <w:lang w:val="vi-VN"/>
               </w:rPr>
               <w:t xml:space="preserve">54,3</w:t>
             </w:r>
@@ -6154,8 +7586,10 @@
                 <w:rFonts w:ascii="Times New Roman" w:cs="Times New Roman" w:eastAsia="Times New Roman" w:hAnsi="Times New Roman"/>
                 <w:b w:val="false"/>
                 <w:bCs w:val="false"/>
-                <w:sz w:val="18"/>
-                <w:szCs w:val="18"/>
+                <w:noProof/>
+                <w:sz w:val="18"/>
+                <w:szCs w:val="18"/>
+                <w:lang w:val="vi-VN"/>
               </w:rPr>
               <w:t xml:space="preserve">0,75</w:t>
             </w:r>
@@ -6171,8 +7605,10 @@
                 <w:rFonts w:ascii="Times New Roman" w:cs="Times New Roman" w:eastAsia="Times New Roman" w:hAnsi="Times New Roman"/>
                 <w:b w:val="false"/>
                 <w:bCs w:val="false"/>
-                <w:sz w:val="18"/>
-                <w:szCs w:val="18"/>
+                <w:noProof/>
+                <w:sz w:val="18"/>
+                <w:szCs w:val="18"/>
+                <w:lang w:val="vi-VN"/>
               </w:rPr>
               <w:t xml:space="preserve">0,81</w:t>
             </w:r>
@@ -6188,8 +7624,10 @@
                 <w:rFonts w:ascii="Times New Roman" w:cs="Times New Roman" w:eastAsia="Times New Roman" w:hAnsi="Times New Roman"/>
                 <w:b w:val="false"/>
                 <w:bCs w:val="false"/>
-                <w:sz w:val="18"/>
-                <w:szCs w:val="18"/>
+                <w:noProof/>
+                <w:sz w:val="18"/>
+                <w:szCs w:val="18"/>
+                <w:lang w:val="vi-VN"/>
               </w:rPr>
               <w:t xml:space="preserve">0,86</w:t>
             </w:r>
@@ -6205,8 +7643,10 @@
                 <w:rFonts w:ascii="Times New Roman" w:cs="Times New Roman" w:eastAsia="Times New Roman" w:hAnsi="Times New Roman"/>
                 <w:b w:val="false"/>
                 <w:bCs w:val="false"/>
-                <w:sz w:val="18"/>
-                <w:szCs w:val="18"/>
+                <w:noProof/>
+                <w:sz w:val="18"/>
+                <w:szCs w:val="18"/>
+                <w:lang w:val="vi-VN"/>
               </w:rPr>
               <w:t xml:space="preserve">0,72</w:t>
             </w:r>
@@ -6222,8 +7662,10 @@
                 <w:rFonts w:ascii="Times New Roman" w:cs="Times New Roman" w:eastAsia="Times New Roman" w:hAnsi="Times New Roman"/>
                 <w:b w:val="false"/>
                 <w:bCs w:val="false"/>
-                <w:sz w:val="18"/>
-                <w:szCs w:val="18"/>
+                <w:noProof/>
+                <w:sz w:val="18"/>
+                <w:szCs w:val="18"/>
+                <w:lang w:val="vi-VN"/>
               </w:rPr>
               <w:t xml:space="preserve">ĐẠT</w:t>
             </w:r>
@@ -6244,8 +7686,10 @@
                 <w:rFonts w:ascii="Times New Roman" w:cs="Times New Roman" w:eastAsia="Times New Roman" w:hAnsi="Times New Roman"/>
                 <w:b w:val="false"/>
                 <w:bCs w:val="false"/>
-                <w:sz w:val="18"/>
-                <w:szCs w:val="18"/>
+                <w:noProof/>
+                <w:sz w:val="18"/>
+                <w:szCs w:val="18"/>
+                <w:lang w:val="vi-VN"/>
               </w:rPr>
               <w:t xml:space="preserve">HV-DV013</w:t>
             </w:r>
@@ -6261,8 +7705,10 @@
                 <w:rFonts w:ascii="Times New Roman" w:cs="Times New Roman" w:eastAsia="Times New Roman" w:hAnsi="Times New Roman"/>
                 <w:b w:val="false"/>
                 <w:bCs w:val="false"/>
-                <w:sz w:val="18"/>
-                <w:szCs w:val="18"/>
+                <w:noProof/>
+                <w:sz w:val="18"/>
+                <w:szCs w:val="18"/>
+                <w:lang w:val="vi-VN"/>
               </w:rPr>
               <w:t xml:space="preserve">B3A-D39 + B5A-D29</w:t>
             </w:r>
@@ -6278,8 +7724,10 @@
                 <w:rFonts w:ascii="Times New Roman" w:cs="Times New Roman" w:eastAsia="Times New Roman" w:hAnsi="Times New Roman"/>
                 <w:b w:val="false"/>
                 <w:bCs w:val="false"/>
-                <w:sz w:val="18"/>
-                <w:szCs w:val="18"/>
+                <w:noProof/>
+                <w:sz w:val="18"/>
+                <w:szCs w:val="18"/>
+                <w:lang w:val="vi-VN"/>
               </w:rPr>
               <w:t xml:space="preserve">2,75</w:t>
             </w:r>
@@ -6295,8 +7743,10 @@
                 <w:rFonts w:ascii="Times New Roman" w:cs="Times New Roman" w:eastAsia="Times New Roman" w:hAnsi="Times New Roman"/>
                 <w:b w:val="false"/>
                 <w:bCs w:val="false"/>
-                <w:sz w:val="18"/>
-                <w:szCs w:val="18"/>
+                <w:noProof/>
+                <w:sz w:val="18"/>
+                <w:szCs w:val="18"/>
+                <w:lang w:val="vi-VN"/>
               </w:rPr>
               <w:t xml:space="preserve">0,4</w:t>
             </w:r>
@@ -6312,8 +7762,10 @@
                 <w:rFonts w:ascii="Times New Roman" w:cs="Times New Roman" w:eastAsia="Times New Roman" w:hAnsi="Times New Roman"/>
                 <w:b w:val="false"/>
                 <w:bCs w:val="false"/>
-                <w:sz w:val="18"/>
-                <w:szCs w:val="18"/>
+                <w:noProof/>
+                <w:sz w:val="18"/>
+                <w:szCs w:val="18"/>
+                <w:lang w:val="vi-VN"/>
               </w:rPr>
               <w:t xml:space="preserve">3,01</w:t>
             </w:r>
@@ -6329,8 +7781,10 @@
                 <w:rFonts w:ascii="Times New Roman" w:cs="Times New Roman" w:eastAsia="Times New Roman" w:hAnsi="Times New Roman"/>
                 <w:b w:val="false"/>
                 <w:bCs w:val="false"/>
-                <w:sz w:val="18"/>
-                <w:szCs w:val="18"/>
+                <w:noProof/>
+                <w:sz w:val="18"/>
+                <w:szCs w:val="18"/>
+                <w:lang w:val="vi-VN"/>
               </w:rPr>
               <w:t xml:space="preserve">7,7</w:t>
             </w:r>
@@ -6346,8 +7800,10 @@
                 <w:rFonts w:ascii="Times New Roman" w:cs="Times New Roman" w:eastAsia="Times New Roman" w:hAnsi="Times New Roman"/>
                 <w:b w:val="false"/>
                 <w:bCs w:val="false"/>
-                <w:sz w:val="18"/>
-                <w:szCs w:val="18"/>
+                <w:noProof/>
+                <w:sz w:val="18"/>
+                <w:szCs w:val="18"/>
+                <w:lang w:val="vi-VN"/>
               </w:rPr>
               <w:t xml:space="preserve">54,3</w:t>
             </w:r>
@@ -6363,8 +7819,10 @@
                 <w:rFonts w:ascii="Times New Roman" w:cs="Times New Roman" w:eastAsia="Times New Roman" w:hAnsi="Times New Roman"/>
                 <w:b w:val="false"/>
                 <w:bCs w:val="false"/>
-                <w:sz w:val="18"/>
-                <w:szCs w:val="18"/>
+                <w:noProof/>
+                <w:sz w:val="18"/>
+                <w:szCs w:val="18"/>
+                <w:lang w:val="vi-VN"/>
               </w:rPr>
               <w:t xml:space="preserve">0,75</w:t>
             </w:r>
@@ -6380,8 +7838,10 @@
                 <w:rFonts w:ascii="Times New Roman" w:cs="Times New Roman" w:eastAsia="Times New Roman" w:hAnsi="Times New Roman"/>
                 <w:b w:val="false"/>
                 <w:bCs w:val="false"/>
-                <w:sz w:val="18"/>
-                <w:szCs w:val="18"/>
+                <w:noProof/>
+                <w:sz w:val="18"/>
+                <w:szCs w:val="18"/>
+                <w:lang w:val="vi-VN"/>
               </w:rPr>
               <w:t xml:space="preserve">0,81</w:t>
             </w:r>
@@ -6397,8 +7857,10 @@
                 <w:rFonts w:ascii="Times New Roman" w:cs="Times New Roman" w:eastAsia="Times New Roman" w:hAnsi="Times New Roman"/>
                 <w:b w:val="false"/>
                 <w:bCs w:val="false"/>
-                <w:sz w:val="18"/>
-                <w:szCs w:val="18"/>
+                <w:noProof/>
+                <w:sz w:val="18"/>
+                <w:szCs w:val="18"/>
+                <w:lang w:val="vi-VN"/>
               </w:rPr>
               <w:t xml:space="preserve">0,86</w:t>
             </w:r>
@@ -6414,8 +7876,10 @@
                 <w:rFonts w:ascii="Times New Roman" w:cs="Times New Roman" w:eastAsia="Times New Roman" w:hAnsi="Times New Roman"/>
                 <w:b w:val="false"/>
                 <w:bCs w:val="false"/>
-                <w:sz w:val="18"/>
-                <w:szCs w:val="18"/>
+                <w:noProof/>
+                <w:sz w:val="18"/>
+                <w:szCs w:val="18"/>
+                <w:lang w:val="vi-VN"/>
               </w:rPr>
               <w:t xml:space="preserve">0,72</w:t>
             </w:r>
@@ -6431,8 +7895,10 @@
                 <w:rFonts w:ascii="Times New Roman" w:cs="Times New Roman" w:eastAsia="Times New Roman" w:hAnsi="Times New Roman"/>
                 <w:b w:val="false"/>
                 <w:bCs w:val="false"/>
-                <w:sz w:val="18"/>
-                <w:szCs w:val="18"/>
+                <w:noProof/>
+                <w:sz w:val="18"/>
+                <w:szCs w:val="18"/>
+                <w:lang w:val="vi-VN"/>
               </w:rPr>
               <w:t xml:space="preserve">ĐẠT</w:t>
             </w:r>
@@ -6453,8 +7919,10 @@
                 <w:rFonts w:ascii="Times New Roman" w:cs="Times New Roman" w:eastAsia="Times New Roman" w:hAnsi="Times New Roman"/>
                 <w:b w:val="false"/>
                 <w:bCs w:val="false"/>
-                <w:sz w:val="18"/>
-                <w:szCs w:val="18"/>
+                <w:noProof/>
+                <w:sz w:val="18"/>
+                <w:szCs w:val="18"/>
+                <w:lang w:val="vi-VN"/>
               </w:rPr>
               <w:t xml:space="preserve">HV-DV014</w:t>
             </w:r>
@@ -6470,8 +7938,10 @@
                 <w:rFonts w:ascii="Times New Roman" w:cs="Times New Roman" w:eastAsia="Times New Roman" w:hAnsi="Times New Roman"/>
                 <w:b w:val="false"/>
                 <w:bCs w:val="false"/>
-                <w:sz w:val="18"/>
-                <w:szCs w:val="18"/>
+                <w:noProof/>
+                <w:sz w:val="18"/>
+                <w:szCs w:val="18"/>
+                <w:lang w:val="vi-VN"/>
               </w:rPr>
               <w:t xml:space="preserve">B3A-D40 + B5A-D28</w:t>
             </w:r>
@@ -6487,8 +7957,10 @@
                 <w:rFonts w:ascii="Times New Roman" w:cs="Times New Roman" w:eastAsia="Times New Roman" w:hAnsi="Times New Roman"/>
                 <w:b w:val="false"/>
                 <w:bCs w:val="false"/>
-                <w:sz w:val="18"/>
-                <w:szCs w:val="18"/>
+                <w:noProof/>
+                <w:sz w:val="18"/>
+                <w:szCs w:val="18"/>
+                <w:lang w:val="vi-VN"/>
               </w:rPr>
               <w:t xml:space="preserve">2,75</w:t>
             </w:r>
@@ -6504,8 +7976,10 @@
                 <w:rFonts w:ascii="Times New Roman" w:cs="Times New Roman" w:eastAsia="Times New Roman" w:hAnsi="Times New Roman"/>
                 <w:b w:val="false"/>
                 <w:bCs w:val="false"/>
-                <w:sz w:val="18"/>
-                <w:szCs w:val="18"/>
+                <w:noProof/>
+                <w:sz w:val="18"/>
+                <w:szCs w:val="18"/>
+                <w:lang w:val="vi-VN"/>
               </w:rPr>
               <w:t xml:space="preserve">0,4</w:t>
             </w:r>
@@ -6521,8 +7995,10 @@
                 <w:rFonts w:ascii="Times New Roman" w:cs="Times New Roman" w:eastAsia="Times New Roman" w:hAnsi="Times New Roman"/>
                 <w:b w:val="false"/>
                 <w:bCs w:val="false"/>
-                <w:sz w:val="18"/>
-                <w:szCs w:val="18"/>
+                <w:noProof/>
+                <w:sz w:val="18"/>
+                <w:szCs w:val="18"/>
+                <w:lang w:val="vi-VN"/>
               </w:rPr>
               <w:t xml:space="preserve">3,01</w:t>
             </w:r>
@@ -6538,8 +8014,10 @@
                 <w:rFonts w:ascii="Times New Roman" w:cs="Times New Roman" w:eastAsia="Times New Roman" w:hAnsi="Times New Roman"/>
                 <w:b w:val="false"/>
                 <w:bCs w:val="false"/>
-                <w:sz w:val="18"/>
-                <w:szCs w:val="18"/>
+                <w:noProof/>
+                <w:sz w:val="18"/>
+                <w:szCs w:val="18"/>
+                <w:lang w:val="vi-VN"/>
               </w:rPr>
               <w:t xml:space="preserve">7,7</w:t>
             </w:r>
@@ -6555,8 +8033,10 @@
                 <w:rFonts w:ascii="Times New Roman" w:cs="Times New Roman" w:eastAsia="Times New Roman" w:hAnsi="Times New Roman"/>
                 <w:b w:val="false"/>
                 <w:bCs w:val="false"/>
-                <w:sz w:val="18"/>
-                <w:szCs w:val="18"/>
+                <w:noProof/>
+                <w:sz w:val="18"/>
+                <w:szCs w:val="18"/>
+                <w:lang w:val="vi-VN"/>
               </w:rPr>
               <w:t xml:space="preserve">54,3</w:t>
             </w:r>
@@ -6572,8 +8052,10 @@
                 <w:rFonts w:ascii="Times New Roman" w:cs="Times New Roman" w:eastAsia="Times New Roman" w:hAnsi="Times New Roman"/>
                 <w:b w:val="false"/>
                 <w:bCs w:val="false"/>
-                <w:sz w:val="18"/>
-                <w:szCs w:val="18"/>
+                <w:noProof/>
+                <w:sz w:val="18"/>
+                <w:szCs w:val="18"/>
+                <w:lang w:val="vi-VN"/>
               </w:rPr>
               <w:t xml:space="preserve">0,75</w:t>
             </w:r>
@@ -6589,8 +8071,10 @@
                 <w:rFonts w:ascii="Times New Roman" w:cs="Times New Roman" w:eastAsia="Times New Roman" w:hAnsi="Times New Roman"/>
                 <w:b w:val="false"/>
                 <w:bCs w:val="false"/>
-                <w:sz w:val="18"/>
-                <w:szCs w:val="18"/>
+                <w:noProof/>
+                <w:sz w:val="18"/>
+                <w:szCs w:val="18"/>
+                <w:lang w:val="vi-VN"/>
               </w:rPr>
               <w:t xml:space="preserve">0,81</w:t>
             </w:r>
@@ -6606,8 +8090,10 @@
                 <w:rFonts w:ascii="Times New Roman" w:cs="Times New Roman" w:eastAsia="Times New Roman" w:hAnsi="Times New Roman"/>
                 <w:b w:val="false"/>
                 <w:bCs w:val="false"/>
-                <w:sz w:val="18"/>
-                <w:szCs w:val="18"/>
+                <w:noProof/>
+                <w:sz w:val="18"/>
+                <w:szCs w:val="18"/>
+                <w:lang w:val="vi-VN"/>
               </w:rPr>
               <w:t xml:space="preserve">0,86</w:t>
             </w:r>
@@ -6623,8 +8109,10 @@
                 <w:rFonts w:ascii="Times New Roman" w:cs="Times New Roman" w:eastAsia="Times New Roman" w:hAnsi="Times New Roman"/>
                 <w:b w:val="false"/>
                 <w:bCs w:val="false"/>
-                <w:sz w:val="18"/>
-                <w:szCs w:val="18"/>
+                <w:noProof/>
+                <w:sz w:val="18"/>
+                <w:szCs w:val="18"/>
+                <w:lang w:val="vi-VN"/>
               </w:rPr>
               <w:t xml:space="preserve">0,71</w:t>
             </w:r>
@@ -6640,8 +8128,10 @@
                 <w:rFonts w:ascii="Times New Roman" w:cs="Times New Roman" w:eastAsia="Times New Roman" w:hAnsi="Times New Roman"/>
                 <w:b w:val="false"/>
                 <w:bCs w:val="false"/>
-                <w:sz w:val="18"/>
-                <w:szCs w:val="18"/>
+                <w:noProof/>
+                <w:sz w:val="18"/>
+                <w:szCs w:val="18"/>
+                <w:lang w:val="vi-VN"/>
               </w:rPr>
               <w:t xml:space="preserve">ĐẠT</w:t>
             </w:r>
@@ -6662,8 +8152,10 @@
                 <w:rFonts w:ascii="Times New Roman" w:cs="Times New Roman" w:eastAsia="Times New Roman" w:hAnsi="Times New Roman"/>
                 <w:b w:val="false"/>
                 <w:bCs w:val="false"/>
-                <w:sz w:val="18"/>
-                <w:szCs w:val="18"/>
+                <w:noProof/>
+                <w:sz w:val="18"/>
+                <w:szCs w:val="18"/>
+                <w:lang w:val="vi-VN"/>
               </w:rPr>
               <w:t xml:space="preserve">HV-DV015</w:t>
             </w:r>
@@ -6679,8 +8171,10 @@
                 <w:rFonts w:ascii="Times New Roman" w:cs="Times New Roman" w:eastAsia="Times New Roman" w:hAnsi="Times New Roman"/>
                 <w:b w:val="false"/>
                 <w:bCs w:val="false"/>
-                <w:sz w:val="18"/>
-                <w:szCs w:val="18"/>
+                <w:noProof/>
+                <w:sz w:val="18"/>
+                <w:szCs w:val="18"/>
+                <w:lang w:val="vi-VN"/>
               </w:rPr>
               <w:t xml:space="preserve">B3A-D41 + B5A-D27</w:t>
             </w:r>
@@ -6696,8 +8190,10 @@
                 <w:rFonts w:ascii="Times New Roman" w:cs="Times New Roman" w:eastAsia="Times New Roman" w:hAnsi="Times New Roman"/>
                 <w:b w:val="false"/>
                 <w:bCs w:val="false"/>
-                <w:sz w:val="18"/>
-                <w:szCs w:val="18"/>
+                <w:noProof/>
+                <w:sz w:val="18"/>
+                <w:szCs w:val="18"/>
+                <w:lang w:val="vi-VN"/>
               </w:rPr>
               <w:t xml:space="preserve">2,75</w:t>
             </w:r>
@@ -6713,8 +8209,10 @@
                 <w:rFonts w:ascii="Times New Roman" w:cs="Times New Roman" w:eastAsia="Times New Roman" w:hAnsi="Times New Roman"/>
                 <w:b w:val="false"/>
                 <w:bCs w:val="false"/>
-                <w:sz w:val="18"/>
-                <w:szCs w:val="18"/>
+                <w:noProof/>
+                <w:sz w:val="18"/>
+                <w:szCs w:val="18"/>
+                <w:lang w:val="vi-VN"/>
               </w:rPr>
               <w:t xml:space="preserve">0,4</w:t>
             </w:r>
@@ -6730,8 +8228,10 @@
                 <w:rFonts w:ascii="Times New Roman" w:cs="Times New Roman" w:eastAsia="Times New Roman" w:hAnsi="Times New Roman"/>
                 <w:b w:val="false"/>
                 <w:bCs w:val="false"/>
-                <w:sz w:val="18"/>
-                <w:szCs w:val="18"/>
+                <w:noProof/>
+                <w:sz w:val="18"/>
+                <w:szCs w:val="18"/>
+                <w:lang w:val="vi-VN"/>
               </w:rPr>
               <w:t xml:space="preserve">3,01</w:t>
             </w:r>
@@ -6747,8 +8247,10 @@
                 <w:rFonts w:ascii="Times New Roman" w:cs="Times New Roman" w:eastAsia="Times New Roman" w:hAnsi="Times New Roman"/>
                 <w:b w:val="false"/>
                 <w:bCs w:val="false"/>
-                <w:sz w:val="18"/>
-                <w:szCs w:val="18"/>
+                <w:noProof/>
+                <w:sz w:val="18"/>
+                <w:szCs w:val="18"/>
+                <w:lang w:val="vi-VN"/>
               </w:rPr>
               <w:t xml:space="preserve">7,7</w:t>
             </w:r>
@@ -6764,8 +8266,10 @@
                 <w:rFonts w:ascii="Times New Roman" w:cs="Times New Roman" w:eastAsia="Times New Roman" w:hAnsi="Times New Roman"/>
                 <w:b w:val="false"/>
                 <w:bCs w:val="false"/>
-                <w:sz w:val="18"/>
-                <w:szCs w:val="18"/>
+                <w:noProof/>
+                <w:sz w:val="18"/>
+                <w:szCs w:val="18"/>
+                <w:lang w:val="vi-VN"/>
               </w:rPr>
               <w:t xml:space="preserve">54,3</w:t>
             </w:r>
@@ -6781,8 +8285,10 @@
                 <w:rFonts w:ascii="Times New Roman" w:cs="Times New Roman" w:eastAsia="Times New Roman" w:hAnsi="Times New Roman"/>
                 <w:b w:val="false"/>
                 <w:bCs w:val="false"/>
-                <w:sz w:val="18"/>
-                <w:szCs w:val="18"/>
+                <w:noProof/>
+                <w:sz w:val="18"/>
+                <w:szCs w:val="18"/>
+                <w:lang w:val="vi-VN"/>
               </w:rPr>
               <w:t xml:space="preserve">0,75</w:t>
             </w:r>
@@ -6798,8 +8304,10 @@
                 <w:rFonts w:ascii="Times New Roman" w:cs="Times New Roman" w:eastAsia="Times New Roman" w:hAnsi="Times New Roman"/>
                 <w:b w:val="false"/>
                 <w:bCs w:val="false"/>
-                <w:sz w:val="18"/>
-                <w:szCs w:val="18"/>
+                <w:noProof/>
+                <w:sz w:val="18"/>
+                <w:szCs w:val="18"/>
+                <w:lang w:val="vi-VN"/>
               </w:rPr>
               <w:t xml:space="preserve">0,81</w:t>
             </w:r>
@@ -6815,8 +8323,10 @@
                 <w:rFonts w:ascii="Times New Roman" w:cs="Times New Roman" w:eastAsia="Times New Roman" w:hAnsi="Times New Roman"/>
                 <w:b w:val="false"/>
                 <w:bCs w:val="false"/>
-                <w:sz w:val="18"/>
-                <w:szCs w:val="18"/>
+                <w:noProof/>
+                <w:sz w:val="18"/>
+                <w:szCs w:val="18"/>
+                <w:lang w:val="vi-VN"/>
               </w:rPr>
               <w:t xml:space="preserve">0,86</w:t>
             </w:r>
@@ -6832,8 +8342,10 @@
                 <w:rFonts w:ascii="Times New Roman" w:cs="Times New Roman" w:eastAsia="Times New Roman" w:hAnsi="Times New Roman"/>
                 <w:b w:val="false"/>
                 <w:bCs w:val="false"/>
-                <w:sz w:val="18"/>
-                <w:szCs w:val="18"/>
+                <w:noProof/>
+                <w:sz w:val="18"/>
+                <w:szCs w:val="18"/>
+                <w:lang w:val="vi-VN"/>
               </w:rPr>
               <w:t xml:space="preserve">0,71</w:t>
             </w:r>
@@ -6849,8 +8361,10 @@
                 <w:rFonts w:ascii="Times New Roman" w:cs="Times New Roman" w:eastAsia="Times New Roman" w:hAnsi="Times New Roman"/>
                 <w:b w:val="false"/>
                 <w:bCs w:val="false"/>
-                <w:sz w:val="18"/>
-                <w:szCs w:val="18"/>
+                <w:noProof/>
+                <w:sz w:val="18"/>
+                <w:szCs w:val="18"/>
+                <w:lang w:val="vi-VN"/>
               </w:rPr>
               <w:t xml:space="preserve">ĐẠT</w:t>
             </w:r>
@@ -6871,8 +8385,10 @@
                 <w:rFonts w:ascii="Times New Roman" w:cs="Times New Roman" w:eastAsia="Times New Roman" w:hAnsi="Times New Roman"/>
                 <w:b w:val="false"/>
                 <w:bCs w:val="false"/>
-                <w:sz w:val="18"/>
-                <w:szCs w:val="18"/>
+                <w:noProof/>
+                <w:sz w:val="18"/>
+                <w:szCs w:val="18"/>
+                <w:lang w:val="vi-VN"/>
               </w:rPr>
               <w:t xml:space="preserve">HV-DV016</w:t>
             </w:r>
@@ -6888,8 +8404,10 @@
                 <w:rFonts w:ascii="Times New Roman" w:cs="Times New Roman" w:eastAsia="Times New Roman" w:hAnsi="Times New Roman"/>
                 <w:b w:val="false"/>
                 <w:bCs w:val="false"/>
-                <w:sz w:val="18"/>
-                <w:szCs w:val="18"/>
+                <w:noProof/>
+                <w:sz w:val="18"/>
+                <w:szCs w:val="18"/>
+                <w:lang w:val="vi-VN"/>
               </w:rPr>
               <w:t xml:space="preserve">B3A-D42 + B5A-D26</w:t>
             </w:r>
@@ -6905,8 +8423,10 @@
                 <w:rFonts w:ascii="Times New Roman" w:cs="Times New Roman" w:eastAsia="Times New Roman" w:hAnsi="Times New Roman"/>
                 <w:b w:val="false"/>
                 <w:bCs w:val="false"/>
-                <w:sz w:val="18"/>
-                <w:szCs w:val="18"/>
+                <w:noProof/>
+                <w:sz w:val="18"/>
+                <w:szCs w:val="18"/>
+                <w:lang w:val="vi-VN"/>
               </w:rPr>
               <w:t xml:space="preserve">2,75</w:t>
             </w:r>
@@ -6922,8 +8442,10 @@
                 <w:rFonts w:ascii="Times New Roman" w:cs="Times New Roman" w:eastAsia="Times New Roman" w:hAnsi="Times New Roman"/>
                 <w:b w:val="false"/>
                 <w:bCs w:val="false"/>
-                <w:sz w:val="18"/>
-                <w:szCs w:val="18"/>
+                <w:noProof/>
+                <w:sz w:val="18"/>
+                <w:szCs w:val="18"/>
+                <w:lang w:val="vi-VN"/>
               </w:rPr>
               <w:t xml:space="preserve">0,4</w:t>
             </w:r>
@@ -6939,8 +8461,10 @@
                 <w:rFonts w:ascii="Times New Roman" w:cs="Times New Roman" w:eastAsia="Times New Roman" w:hAnsi="Times New Roman"/>
                 <w:b w:val="false"/>
                 <w:bCs w:val="false"/>
-                <w:sz w:val="18"/>
-                <w:szCs w:val="18"/>
+                <w:noProof/>
+                <w:sz w:val="18"/>
+                <w:szCs w:val="18"/>
+                <w:lang w:val="vi-VN"/>
               </w:rPr>
               <w:t xml:space="preserve">3,01</w:t>
             </w:r>
@@ -6956,8 +8480,10 @@
                 <w:rFonts w:ascii="Times New Roman" w:cs="Times New Roman" w:eastAsia="Times New Roman" w:hAnsi="Times New Roman"/>
                 <w:b w:val="false"/>
                 <w:bCs w:val="false"/>
-                <w:sz w:val="18"/>
-                <w:szCs w:val="18"/>
+                <w:noProof/>
+                <w:sz w:val="18"/>
+                <w:szCs w:val="18"/>
+                <w:lang w:val="vi-VN"/>
               </w:rPr>
               <w:t xml:space="preserve">7,7</w:t>
             </w:r>
@@ -6973,8 +8499,10 @@
                 <w:rFonts w:ascii="Times New Roman" w:cs="Times New Roman" w:eastAsia="Times New Roman" w:hAnsi="Times New Roman"/>
                 <w:b w:val="false"/>
                 <w:bCs w:val="false"/>
-                <w:sz w:val="18"/>
-                <w:szCs w:val="18"/>
+                <w:noProof/>
+                <w:sz w:val="18"/>
+                <w:szCs w:val="18"/>
+                <w:lang w:val="vi-VN"/>
               </w:rPr>
               <w:t xml:space="preserve">54,3</w:t>
             </w:r>
@@ -6990,8 +8518,10 @@
                 <w:rFonts w:ascii="Times New Roman" w:cs="Times New Roman" w:eastAsia="Times New Roman" w:hAnsi="Times New Roman"/>
                 <w:b w:val="false"/>
                 <w:bCs w:val="false"/>
-                <w:sz w:val="18"/>
-                <w:szCs w:val="18"/>
+                <w:noProof/>
+                <w:sz w:val="18"/>
+                <w:szCs w:val="18"/>
+                <w:lang w:val="vi-VN"/>
               </w:rPr>
               <w:t xml:space="preserve">0,75</w:t>
             </w:r>
@@ -7007,8 +8537,10 @@
                 <w:rFonts w:ascii="Times New Roman" w:cs="Times New Roman" w:eastAsia="Times New Roman" w:hAnsi="Times New Roman"/>
                 <w:b w:val="false"/>
                 <w:bCs w:val="false"/>
-                <w:sz w:val="18"/>
-                <w:szCs w:val="18"/>
+                <w:noProof/>
+                <w:sz w:val="18"/>
+                <w:szCs w:val="18"/>
+                <w:lang w:val="vi-VN"/>
               </w:rPr>
               <w:t xml:space="preserve">0,81</w:t>
             </w:r>
@@ -7024,8 +8556,10 @@
                 <w:rFonts w:ascii="Times New Roman" w:cs="Times New Roman" w:eastAsia="Times New Roman" w:hAnsi="Times New Roman"/>
                 <w:b w:val="false"/>
                 <w:bCs w:val="false"/>
-                <w:sz w:val="18"/>
-                <w:szCs w:val="18"/>
+                <w:noProof/>
+                <w:sz w:val="18"/>
+                <w:szCs w:val="18"/>
+                <w:lang w:val="vi-VN"/>
               </w:rPr>
               <w:t xml:space="preserve">0,86</w:t>
             </w:r>
@@ -7041,8 +8575,10 @@
                 <w:rFonts w:ascii="Times New Roman" w:cs="Times New Roman" w:eastAsia="Times New Roman" w:hAnsi="Times New Roman"/>
                 <w:b w:val="false"/>
                 <w:bCs w:val="false"/>
-                <w:sz w:val="18"/>
-                <w:szCs w:val="18"/>
+                <w:noProof/>
+                <w:sz w:val="18"/>
+                <w:szCs w:val="18"/>
+                <w:lang w:val="vi-VN"/>
               </w:rPr>
               <w:t xml:space="preserve">0,71</w:t>
             </w:r>
@@ -7058,8 +8594,10 @@
                 <w:rFonts w:ascii="Times New Roman" w:cs="Times New Roman" w:eastAsia="Times New Roman" w:hAnsi="Times New Roman"/>
                 <w:b w:val="false"/>
                 <w:bCs w:val="false"/>
-                <w:sz w:val="18"/>
-                <w:szCs w:val="18"/>
+                <w:noProof/>
+                <w:sz w:val="18"/>
+                <w:szCs w:val="18"/>
+                <w:lang w:val="vi-VN"/>
               </w:rPr>
               <w:t xml:space="preserve">ĐẠT</w:t>
             </w:r>
@@ -7080,8 +8618,10 @@
                 <w:rFonts w:ascii="Times New Roman" w:cs="Times New Roman" w:eastAsia="Times New Roman" w:hAnsi="Times New Roman"/>
                 <w:b w:val="false"/>
                 <w:bCs w:val="false"/>
-                <w:sz w:val="18"/>
-                <w:szCs w:val="18"/>
+                <w:noProof/>
+                <w:sz w:val="18"/>
+                <w:szCs w:val="18"/>
+                <w:lang w:val="vi-VN"/>
               </w:rPr>
               <w:t xml:space="preserve">HV-DV017</w:t>
             </w:r>
@@ -7097,8 +8637,10 @@
                 <w:rFonts w:ascii="Times New Roman" w:cs="Times New Roman" w:eastAsia="Times New Roman" w:hAnsi="Times New Roman"/>
                 <w:b w:val="false"/>
                 <w:bCs w:val="false"/>
-                <w:sz w:val="18"/>
-                <w:szCs w:val="18"/>
+                <w:noProof/>
+                <w:sz w:val="18"/>
+                <w:szCs w:val="18"/>
+                <w:lang w:val="vi-VN"/>
               </w:rPr>
               <w:t xml:space="preserve">B3A-D43 + B5A-D25</w:t>
             </w:r>
@@ -7114,8 +8656,10 @@
                 <w:rFonts w:ascii="Times New Roman" w:cs="Times New Roman" w:eastAsia="Times New Roman" w:hAnsi="Times New Roman"/>
                 <w:b w:val="false"/>
                 <w:bCs w:val="false"/>
-                <w:sz w:val="18"/>
-                <w:szCs w:val="18"/>
+                <w:noProof/>
+                <w:sz w:val="18"/>
+                <w:szCs w:val="18"/>
+                <w:lang w:val="vi-VN"/>
               </w:rPr>
               <w:t xml:space="preserve">2,75</w:t>
             </w:r>
@@ -7131,8 +8675,10 @@
                 <w:rFonts w:ascii="Times New Roman" w:cs="Times New Roman" w:eastAsia="Times New Roman" w:hAnsi="Times New Roman"/>
                 <w:b w:val="false"/>
                 <w:bCs w:val="false"/>
-                <w:sz w:val="18"/>
-                <w:szCs w:val="18"/>
+                <w:noProof/>
+                <w:sz w:val="18"/>
+                <w:szCs w:val="18"/>
+                <w:lang w:val="vi-VN"/>
               </w:rPr>
               <w:t xml:space="preserve">0,4</w:t>
             </w:r>
@@ -7148,8 +8694,10 @@
                 <w:rFonts w:ascii="Times New Roman" w:cs="Times New Roman" w:eastAsia="Times New Roman" w:hAnsi="Times New Roman"/>
                 <w:b w:val="false"/>
                 <w:bCs w:val="false"/>
-                <w:sz w:val="18"/>
-                <w:szCs w:val="18"/>
+                <w:noProof/>
+                <w:sz w:val="18"/>
+                <w:szCs w:val="18"/>
+                <w:lang w:val="vi-VN"/>
               </w:rPr>
               <w:t xml:space="preserve">3,01</w:t>
             </w:r>
@@ -7165,8 +8713,10 @@
                 <w:rFonts w:ascii="Times New Roman" w:cs="Times New Roman" w:eastAsia="Times New Roman" w:hAnsi="Times New Roman"/>
                 <w:b w:val="false"/>
                 <w:bCs w:val="false"/>
-                <w:sz w:val="18"/>
-                <w:szCs w:val="18"/>
+                <w:noProof/>
+                <w:sz w:val="18"/>
+                <w:szCs w:val="18"/>
+                <w:lang w:val="vi-VN"/>
               </w:rPr>
               <w:t xml:space="preserve">7,7</w:t>
             </w:r>
@@ -7182,8 +8732,10 @@
                 <w:rFonts w:ascii="Times New Roman" w:cs="Times New Roman" w:eastAsia="Times New Roman" w:hAnsi="Times New Roman"/>
                 <w:b w:val="false"/>
                 <w:bCs w:val="false"/>
-                <w:sz w:val="18"/>
-                <w:szCs w:val="18"/>
+                <w:noProof/>
+                <w:sz w:val="18"/>
+                <w:szCs w:val="18"/>
+                <w:lang w:val="vi-VN"/>
               </w:rPr>
               <w:t xml:space="preserve">54,2</w:t>
             </w:r>
@@ -7199,8 +8751,10 @@
                 <w:rFonts w:ascii="Times New Roman" w:cs="Times New Roman" w:eastAsia="Times New Roman" w:hAnsi="Times New Roman"/>
                 <w:b w:val="false"/>
                 <w:bCs w:val="false"/>
-                <w:sz w:val="18"/>
-                <w:szCs w:val="18"/>
+                <w:noProof/>
+                <w:sz w:val="18"/>
+                <w:szCs w:val="18"/>
+                <w:lang w:val="vi-VN"/>
               </w:rPr>
               <w:t xml:space="preserve">0,75</w:t>
             </w:r>
@@ -7216,8 +8770,10 @@
                 <w:rFonts w:ascii="Times New Roman" w:cs="Times New Roman" w:eastAsia="Times New Roman" w:hAnsi="Times New Roman"/>
                 <w:b w:val="false"/>
                 <w:bCs w:val="false"/>
-                <w:sz w:val="18"/>
-                <w:szCs w:val="18"/>
+                <w:noProof/>
+                <w:sz w:val="18"/>
+                <w:szCs w:val="18"/>
+                <w:lang w:val="vi-VN"/>
               </w:rPr>
               <w:t xml:space="preserve">0,81</w:t>
             </w:r>
@@ -7233,8 +8789,10 @@
                 <w:rFonts w:ascii="Times New Roman" w:cs="Times New Roman" w:eastAsia="Times New Roman" w:hAnsi="Times New Roman"/>
                 <w:b w:val="false"/>
                 <w:bCs w:val="false"/>
-                <w:sz w:val="18"/>
-                <w:szCs w:val="18"/>
+                <w:noProof/>
+                <w:sz w:val="18"/>
+                <w:szCs w:val="18"/>
+                <w:lang w:val="vi-VN"/>
               </w:rPr>
               <w:t xml:space="preserve">0,86</w:t>
             </w:r>
@@ -7250,8 +8808,10 @@
                 <w:rFonts w:ascii="Times New Roman" w:cs="Times New Roman" w:eastAsia="Times New Roman" w:hAnsi="Times New Roman"/>
                 <w:b w:val="false"/>
                 <w:bCs w:val="false"/>
-                <w:sz w:val="18"/>
-                <w:szCs w:val="18"/>
+                <w:noProof/>
+                <w:sz w:val="18"/>
+                <w:szCs w:val="18"/>
+                <w:lang w:val="vi-VN"/>
               </w:rPr>
               <w:t xml:space="preserve">0,71</w:t>
             </w:r>
@@ -7267,8 +8827,10 @@
                 <w:rFonts w:ascii="Times New Roman" w:cs="Times New Roman" w:eastAsia="Times New Roman" w:hAnsi="Times New Roman"/>
                 <w:b w:val="false"/>
                 <w:bCs w:val="false"/>
-                <w:sz w:val="18"/>
-                <w:szCs w:val="18"/>
+                <w:noProof/>
+                <w:sz w:val="18"/>
+                <w:szCs w:val="18"/>
+                <w:lang w:val="vi-VN"/>
               </w:rPr>
               <w:t xml:space="preserve">ĐẠT</w:t>
             </w:r>
@@ -7289,8 +8851,10 @@
                 <w:rFonts w:ascii="Times New Roman" w:cs="Times New Roman" w:eastAsia="Times New Roman" w:hAnsi="Times New Roman"/>
                 <w:b w:val="false"/>
                 <w:bCs w:val="false"/>
-                <w:sz w:val="18"/>
-                <w:szCs w:val="18"/>
+                <w:noProof/>
+                <w:sz w:val="18"/>
+                <w:szCs w:val="18"/>
+                <w:lang w:val="vi-VN"/>
               </w:rPr>
               <w:t xml:space="preserve">HV-DV018</w:t>
             </w:r>
@@ -7306,8 +8870,10 @@
                 <w:rFonts w:ascii="Times New Roman" w:cs="Times New Roman" w:eastAsia="Times New Roman" w:hAnsi="Times New Roman"/>
                 <w:b w:val="false"/>
                 <w:bCs w:val="false"/>
-                <w:sz w:val="18"/>
-                <w:szCs w:val="18"/>
+                <w:noProof/>
+                <w:sz w:val="18"/>
+                <w:szCs w:val="18"/>
+                <w:lang w:val="vi-VN"/>
               </w:rPr>
               <w:t xml:space="preserve">B3A-D44 + B5A-D24</w:t>
             </w:r>
@@ -7323,8 +8889,10 @@
                 <w:rFonts w:ascii="Times New Roman" w:cs="Times New Roman" w:eastAsia="Times New Roman" w:hAnsi="Times New Roman"/>
                 <w:b w:val="false"/>
                 <w:bCs w:val="false"/>
-                <w:sz w:val="18"/>
-                <w:szCs w:val="18"/>
+                <w:noProof/>
+                <w:sz w:val="18"/>
+                <w:szCs w:val="18"/>
+                <w:lang w:val="vi-VN"/>
               </w:rPr>
               <w:t xml:space="preserve">2,75</w:t>
             </w:r>
@@ -7340,8 +8908,10 @@
                 <w:rFonts w:ascii="Times New Roman" w:cs="Times New Roman" w:eastAsia="Times New Roman" w:hAnsi="Times New Roman"/>
                 <w:b w:val="false"/>
                 <w:bCs w:val="false"/>
-                <w:sz w:val="18"/>
-                <w:szCs w:val="18"/>
+                <w:noProof/>
+                <w:sz w:val="18"/>
+                <w:szCs w:val="18"/>
+                <w:lang w:val="vi-VN"/>
               </w:rPr>
               <w:t xml:space="preserve">0,4</w:t>
             </w:r>
@@ -7357,8 +8927,10 @@
                 <w:rFonts w:ascii="Times New Roman" w:cs="Times New Roman" w:eastAsia="Times New Roman" w:hAnsi="Times New Roman"/>
                 <w:b w:val="false"/>
                 <w:bCs w:val="false"/>
-                <w:sz w:val="18"/>
-                <w:szCs w:val="18"/>
+                <w:noProof/>
+                <w:sz w:val="18"/>
+                <w:szCs w:val="18"/>
+                <w:lang w:val="vi-VN"/>
               </w:rPr>
               <w:t xml:space="preserve">3,01</w:t>
             </w:r>
@@ -7374,8 +8946,10 @@
                 <w:rFonts w:ascii="Times New Roman" w:cs="Times New Roman" w:eastAsia="Times New Roman" w:hAnsi="Times New Roman"/>
                 <w:b w:val="false"/>
                 <w:bCs w:val="false"/>
-                <w:sz w:val="18"/>
-                <w:szCs w:val="18"/>
+                <w:noProof/>
+                <w:sz w:val="18"/>
+                <w:szCs w:val="18"/>
+                <w:lang w:val="vi-VN"/>
               </w:rPr>
               <w:t xml:space="preserve">7,7</w:t>
             </w:r>
@@ -7391,8 +8965,10 @@
                 <w:rFonts w:ascii="Times New Roman" w:cs="Times New Roman" w:eastAsia="Times New Roman" w:hAnsi="Times New Roman"/>
                 <w:b w:val="false"/>
                 <w:bCs w:val="false"/>
-                <w:sz w:val="18"/>
-                <w:szCs w:val="18"/>
+                <w:noProof/>
+                <w:sz w:val="18"/>
+                <w:szCs w:val="18"/>
+                <w:lang w:val="vi-VN"/>
               </w:rPr>
               <w:t xml:space="preserve">54,2</w:t>
             </w:r>
@@ -7408,8 +8984,10 @@
                 <w:rFonts w:ascii="Times New Roman" w:cs="Times New Roman" w:eastAsia="Times New Roman" w:hAnsi="Times New Roman"/>
                 <w:b w:val="false"/>
                 <w:bCs w:val="false"/>
-                <w:sz w:val="18"/>
-                <w:szCs w:val="18"/>
+                <w:noProof/>
+                <w:sz w:val="18"/>
+                <w:szCs w:val="18"/>
+                <w:lang w:val="vi-VN"/>
               </w:rPr>
               <w:t xml:space="preserve">0,75</w:t>
             </w:r>
@@ -7425,8 +9003,10 @@
                 <w:rFonts w:ascii="Times New Roman" w:cs="Times New Roman" w:eastAsia="Times New Roman" w:hAnsi="Times New Roman"/>
                 <w:b w:val="false"/>
                 <w:bCs w:val="false"/>
-                <w:sz w:val="18"/>
-                <w:szCs w:val="18"/>
+                <w:noProof/>
+                <w:sz w:val="18"/>
+                <w:szCs w:val="18"/>
+                <w:lang w:val="vi-VN"/>
               </w:rPr>
               <w:t xml:space="preserve">0,81</w:t>
             </w:r>
@@ -7442,8 +9022,10 @@
                 <w:rFonts w:ascii="Times New Roman" w:cs="Times New Roman" w:eastAsia="Times New Roman" w:hAnsi="Times New Roman"/>
                 <w:b w:val="false"/>
                 <w:bCs w:val="false"/>
-                <w:sz w:val="18"/>
-                <w:szCs w:val="18"/>
+                <w:noProof/>
+                <w:sz w:val="18"/>
+                <w:szCs w:val="18"/>
+                <w:lang w:val="vi-VN"/>
               </w:rPr>
               <w:t xml:space="preserve">0,86</w:t>
             </w:r>
@@ -7459,8 +9041,10 @@
                 <w:rFonts w:ascii="Times New Roman" w:cs="Times New Roman" w:eastAsia="Times New Roman" w:hAnsi="Times New Roman"/>
                 <w:b w:val="false"/>
                 <w:bCs w:val="false"/>
-                <w:sz w:val="18"/>
-                <w:szCs w:val="18"/>
+                <w:noProof/>
+                <w:sz w:val="18"/>
+                <w:szCs w:val="18"/>
+                <w:lang w:val="vi-VN"/>
               </w:rPr>
               <w:t xml:space="preserve">0,71</w:t>
             </w:r>
@@ -7476,8 +9060,10 @@
                 <w:rFonts w:ascii="Times New Roman" w:cs="Times New Roman" w:eastAsia="Times New Roman" w:hAnsi="Times New Roman"/>
                 <w:b w:val="false"/>
                 <w:bCs w:val="false"/>
-                <w:sz w:val="18"/>
-                <w:szCs w:val="18"/>
+                <w:noProof/>
+                <w:sz w:val="18"/>
+                <w:szCs w:val="18"/>
+                <w:lang w:val="vi-VN"/>
               </w:rPr>
               <w:t xml:space="preserve">ĐẠT</w:t>
             </w:r>
@@ -7498,8 +9084,10 @@
                 <w:rFonts w:ascii="Times New Roman" w:cs="Times New Roman" w:eastAsia="Times New Roman" w:hAnsi="Times New Roman"/>
                 <w:b w:val="false"/>
                 <w:bCs w:val="false"/>
-                <w:sz w:val="18"/>
-                <w:szCs w:val="18"/>
+                <w:noProof/>
+                <w:sz w:val="18"/>
+                <w:szCs w:val="18"/>
+                <w:lang w:val="vi-VN"/>
               </w:rPr>
               <w:t xml:space="preserve">HV-DV019</w:t>
             </w:r>
@@ -7515,8 +9103,10 @@
                 <w:rFonts w:ascii="Times New Roman" w:cs="Times New Roman" w:eastAsia="Times New Roman" w:hAnsi="Times New Roman"/>
                 <w:b w:val="false"/>
                 <w:bCs w:val="false"/>
-                <w:sz w:val="18"/>
-                <w:szCs w:val="18"/>
+                <w:noProof/>
+                <w:sz w:val="18"/>
+                <w:szCs w:val="18"/>
+                <w:lang w:val="vi-VN"/>
               </w:rPr>
               <w:t xml:space="preserve">B3A-D45 + B5A-D23</w:t>
             </w:r>
@@ -7532,8 +9122,10 @@
                 <w:rFonts w:ascii="Times New Roman" w:cs="Times New Roman" w:eastAsia="Times New Roman" w:hAnsi="Times New Roman"/>
                 <w:b w:val="false"/>
                 <w:bCs w:val="false"/>
-                <w:sz w:val="18"/>
-                <w:szCs w:val="18"/>
+                <w:noProof/>
+                <w:sz w:val="18"/>
+                <w:szCs w:val="18"/>
+                <w:lang w:val="vi-VN"/>
               </w:rPr>
               <w:t xml:space="preserve">2,75</w:t>
             </w:r>
@@ -7549,8 +9141,10 @@
                 <w:rFonts w:ascii="Times New Roman" w:cs="Times New Roman" w:eastAsia="Times New Roman" w:hAnsi="Times New Roman"/>
                 <w:b w:val="false"/>
                 <w:bCs w:val="false"/>
-                <w:sz w:val="18"/>
-                <w:szCs w:val="18"/>
+                <w:noProof/>
+                <w:sz w:val="18"/>
+                <w:szCs w:val="18"/>
+                <w:lang w:val="vi-VN"/>
               </w:rPr>
               <w:t xml:space="preserve">0,4</w:t>
             </w:r>
@@ -7566,8 +9160,10 @@
                 <w:rFonts w:ascii="Times New Roman" w:cs="Times New Roman" w:eastAsia="Times New Roman" w:hAnsi="Times New Roman"/>
                 <w:b w:val="false"/>
                 <w:bCs w:val="false"/>
-                <w:sz w:val="18"/>
-                <w:szCs w:val="18"/>
+                <w:noProof/>
+                <w:sz w:val="18"/>
+                <w:szCs w:val="18"/>
+                <w:lang w:val="vi-VN"/>
               </w:rPr>
               <w:t xml:space="preserve">3,01</w:t>
             </w:r>
@@ -7583,8 +9179,10 @@
                 <w:rFonts w:ascii="Times New Roman" w:cs="Times New Roman" w:eastAsia="Times New Roman" w:hAnsi="Times New Roman"/>
                 <w:b w:val="false"/>
                 <w:bCs w:val="false"/>
-                <w:sz w:val="18"/>
-                <w:szCs w:val="18"/>
+                <w:noProof/>
+                <w:sz w:val="18"/>
+                <w:szCs w:val="18"/>
+                <w:lang w:val="vi-VN"/>
               </w:rPr>
               <w:t xml:space="preserve">7,7</w:t>
             </w:r>
@@ -7600,8 +9198,10 @@
                 <w:rFonts w:ascii="Times New Roman" w:cs="Times New Roman" w:eastAsia="Times New Roman" w:hAnsi="Times New Roman"/>
                 <w:b w:val="false"/>
                 <w:bCs w:val="false"/>
-                <w:sz w:val="18"/>
-                <w:szCs w:val="18"/>
+                <w:noProof/>
+                <w:sz w:val="18"/>
+                <w:szCs w:val="18"/>
+                <w:lang w:val="vi-VN"/>
               </w:rPr>
               <w:t xml:space="preserve">54,2</w:t>
             </w:r>
@@ -7617,8 +9217,10 @@
                 <w:rFonts w:ascii="Times New Roman" w:cs="Times New Roman" w:eastAsia="Times New Roman" w:hAnsi="Times New Roman"/>
                 <w:b w:val="false"/>
                 <w:bCs w:val="false"/>
-                <w:sz w:val="18"/>
-                <w:szCs w:val="18"/>
+                <w:noProof/>
+                <w:sz w:val="18"/>
+                <w:szCs w:val="18"/>
+                <w:lang w:val="vi-VN"/>
               </w:rPr>
               <w:t xml:space="preserve">0,75</w:t>
             </w:r>
@@ -7634,8 +9236,10 @@
                 <w:rFonts w:ascii="Times New Roman" w:cs="Times New Roman" w:eastAsia="Times New Roman" w:hAnsi="Times New Roman"/>
                 <w:b w:val="false"/>
                 <w:bCs w:val="false"/>
-                <w:sz w:val="18"/>
-                <w:szCs w:val="18"/>
+                <w:noProof/>
+                <w:sz w:val="18"/>
+                <w:szCs w:val="18"/>
+                <w:lang w:val="vi-VN"/>
               </w:rPr>
               <w:t xml:space="preserve">0,81</w:t>
             </w:r>
@@ -7651,8 +9255,10 @@
                 <w:rFonts w:ascii="Times New Roman" w:cs="Times New Roman" w:eastAsia="Times New Roman" w:hAnsi="Times New Roman"/>
                 <w:b w:val="false"/>
                 <w:bCs w:val="false"/>
-                <w:sz w:val="18"/>
-                <w:szCs w:val="18"/>
+                <w:noProof/>
+                <w:sz w:val="18"/>
+                <w:szCs w:val="18"/>
+                <w:lang w:val="vi-VN"/>
               </w:rPr>
               <w:t xml:space="preserve">0,86</w:t>
             </w:r>
@@ -7668,8 +9274,10 @@
                 <w:rFonts w:ascii="Times New Roman" w:cs="Times New Roman" w:eastAsia="Times New Roman" w:hAnsi="Times New Roman"/>
                 <w:b w:val="false"/>
                 <w:bCs w:val="false"/>
-                <w:sz w:val="18"/>
-                <w:szCs w:val="18"/>
+                <w:noProof/>
+                <w:sz w:val="18"/>
+                <w:szCs w:val="18"/>
+                <w:lang w:val="vi-VN"/>
               </w:rPr>
               <w:t xml:space="preserve">0,71</w:t>
             </w:r>
@@ -7685,8 +9293,10 @@
                 <w:rFonts w:ascii="Times New Roman" w:cs="Times New Roman" w:eastAsia="Times New Roman" w:hAnsi="Times New Roman"/>
                 <w:b w:val="false"/>
                 <w:bCs w:val="false"/>
-                <w:sz w:val="18"/>
-                <w:szCs w:val="18"/>
+                <w:noProof/>
+                <w:sz w:val="18"/>
+                <w:szCs w:val="18"/>
+                <w:lang w:val="vi-VN"/>
               </w:rPr>
               <w:t xml:space="preserve">ĐẠT</w:t>
             </w:r>
@@ -7707,8 +9317,10 @@
                 <w:rFonts w:ascii="Times New Roman" w:cs="Times New Roman" w:eastAsia="Times New Roman" w:hAnsi="Times New Roman"/>
                 <w:b w:val="false"/>
                 <w:bCs w:val="false"/>
-                <w:sz w:val="18"/>
-                <w:szCs w:val="18"/>
+                <w:noProof/>
+                <w:sz w:val="18"/>
+                <w:szCs w:val="18"/>
+                <w:lang w:val="vi-VN"/>
               </w:rPr>
               <w:t xml:space="preserve">HV-DV020</w:t>
             </w:r>
@@ -7724,8 +9336,10 @@
                 <w:rFonts w:ascii="Times New Roman" w:cs="Times New Roman" w:eastAsia="Times New Roman" w:hAnsi="Times New Roman"/>
                 <w:b w:val="false"/>
                 <w:bCs w:val="false"/>
-                <w:sz w:val="18"/>
-                <w:szCs w:val="18"/>
+                <w:noProof/>
+                <w:sz w:val="18"/>
+                <w:szCs w:val="18"/>
+                <w:lang w:val="vi-VN"/>
               </w:rPr>
               <w:t xml:space="preserve">B3A-D46 + B7-D23</w:t>
             </w:r>
@@ -7741,8 +9355,10 @@
                 <w:rFonts w:ascii="Times New Roman" w:cs="Times New Roman" w:eastAsia="Times New Roman" w:hAnsi="Times New Roman"/>
                 <w:b w:val="false"/>
                 <w:bCs w:val="false"/>
-                <w:sz w:val="18"/>
-                <w:szCs w:val="18"/>
+                <w:noProof/>
+                <w:sz w:val="18"/>
+                <w:szCs w:val="18"/>
+                <w:lang w:val="vi-VN"/>
               </w:rPr>
               <w:t xml:space="preserve">2,75</w:t>
             </w:r>
@@ -7758,8 +9374,10 @@
                 <w:rFonts w:ascii="Times New Roman" w:cs="Times New Roman" w:eastAsia="Times New Roman" w:hAnsi="Times New Roman"/>
                 <w:b w:val="false"/>
                 <w:bCs w:val="false"/>
-                <w:sz w:val="18"/>
-                <w:szCs w:val="18"/>
+                <w:noProof/>
+                <w:sz w:val="18"/>
+                <w:szCs w:val="18"/>
+                <w:lang w:val="vi-VN"/>
               </w:rPr>
               <w:t xml:space="preserve">0,4</w:t>
             </w:r>
@@ -7775,8 +9393,10 @@
                 <w:rFonts w:ascii="Times New Roman" w:cs="Times New Roman" w:eastAsia="Times New Roman" w:hAnsi="Times New Roman"/>
                 <w:b w:val="false"/>
                 <w:bCs w:val="false"/>
-                <w:sz w:val="18"/>
-                <w:szCs w:val="18"/>
+                <w:noProof/>
+                <w:sz w:val="18"/>
+                <w:szCs w:val="18"/>
+                <w:lang w:val="vi-VN"/>
               </w:rPr>
               <w:t xml:space="preserve">3,01</w:t>
             </w:r>
@@ -7792,8 +9412,10 @@
                 <w:rFonts w:ascii="Times New Roman" w:cs="Times New Roman" w:eastAsia="Times New Roman" w:hAnsi="Times New Roman"/>
                 <w:b w:val="false"/>
                 <w:bCs w:val="false"/>
-                <w:sz w:val="18"/>
-                <w:szCs w:val="18"/>
+                <w:noProof/>
+                <w:sz w:val="18"/>
+                <w:szCs w:val="18"/>
+                <w:lang w:val="vi-VN"/>
               </w:rPr>
               <w:t xml:space="preserve">7,7</w:t>
             </w:r>
@@ -7809,8 +9431,10 @@
                 <w:rFonts w:ascii="Times New Roman" w:cs="Times New Roman" w:eastAsia="Times New Roman" w:hAnsi="Times New Roman"/>
                 <w:b w:val="false"/>
                 <w:bCs w:val="false"/>
-                <w:sz w:val="18"/>
-                <w:szCs w:val="18"/>
+                <w:noProof/>
+                <w:sz w:val="18"/>
+                <w:szCs w:val="18"/>
+                <w:lang w:val="vi-VN"/>
               </w:rPr>
               <w:t xml:space="preserve">55,3</w:t>
             </w:r>
@@ -7826,8 +9450,10 @@
                 <w:rFonts w:ascii="Times New Roman" w:cs="Times New Roman" w:eastAsia="Times New Roman" w:hAnsi="Times New Roman"/>
                 <w:b w:val="false"/>
                 <w:bCs w:val="false"/>
-                <w:sz w:val="18"/>
-                <w:szCs w:val="18"/>
+                <w:noProof/>
+                <w:sz w:val="18"/>
+                <w:szCs w:val="18"/>
+                <w:lang w:val="vi-VN"/>
               </w:rPr>
               <w:t xml:space="preserve">0,76</w:t>
             </w:r>
@@ -7843,8 +9469,10 @@
                 <w:rFonts w:ascii="Times New Roman" w:cs="Times New Roman" w:eastAsia="Times New Roman" w:hAnsi="Times New Roman"/>
                 <w:b w:val="false"/>
                 <w:bCs w:val="false"/>
-                <w:sz w:val="18"/>
-                <w:szCs w:val="18"/>
+                <w:noProof/>
+                <w:sz w:val="18"/>
+                <w:szCs w:val="18"/>
+                <w:lang w:val="vi-VN"/>
               </w:rPr>
               <w:t xml:space="preserve">0,67</w:t>
             </w:r>
@@ -7860,8 +9488,10 @@
                 <w:rFonts w:ascii="Times New Roman" w:cs="Times New Roman" w:eastAsia="Times New Roman" w:hAnsi="Times New Roman"/>
                 <w:b w:val="false"/>
                 <w:bCs w:val="false"/>
-                <w:sz w:val="18"/>
-                <w:szCs w:val="18"/>
+                <w:noProof/>
+                <w:sz w:val="18"/>
+                <w:szCs w:val="18"/>
+                <w:lang w:val="vi-VN"/>
               </w:rPr>
               <w:t xml:space="preserve">0,90</w:t>
             </w:r>
@@ -7877,8 +9507,10 @@
                 <w:rFonts w:ascii="Times New Roman" w:cs="Times New Roman" w:eastAsia="Times New Roman" w:hAnsi="Times New Roman"/>
                 <w:b w:val="false"/>
                 <w:bCs w:val="false"/>
-                <w:sz w:val="18"/>
-                <w:szCs w:val="18"/>
+                <w:noProof/>
+                <w:sz w:val="18"/>
+                <w:szCs w:val="18"/>
+                <w:lang w:val="vi-VN"/>
               </w:rPr>
               <w:t xml:space="preserve">0,81</w:t>
             </w:r>
@@ -7894,8 +9526,10 @@
                 <w:rFonts w:ascii="Times New Roman" w:cs="Times New Roman" w:eastAsia="Times New Roman" w:hAnsi="Times New Roman"/>
                 <w:b w:val="false"/>
                 <w:bCs w:val="false"/>
-                <w:sz w:val="18"/>
-                <w:szCs w:val="18"/>
+                <w:noProof/>
+                <w:sz w:val="18"/>
+                <w:szCs w:val="18"/>
+                <w:lang w:val="vi-VN"/>
               </w:rPr>
               <w:t xml:space="preserve">ĐẠT</w:t>
             </w:r>
@@ -7916,8 +9550,10 @@
                 <w:rFonts w:ascii="Times New Roman" w:cs="Times New Roman" w:eastAsia="Times New Roman" w:hAnsi="Times New Roman"/>
                 <w:b w:val="false"/>
                 <w:bCs w:val="false"/>
-                <w:sz w:val="18"/>
-                <w:szCs w:val="18"/>
+                <w:noProof/>
+                <w:sz w:val="18"/>
+                <w:szCs w:val="18"/>
+                <w:lang w:val="vi-VN"/>
               </w:rPr>
               <w:t xml:space="preserve">HV-DV021</w:t>
             </w:r>
@@ -7933,8 +9569,10 @@
                 <w:rFonts w:ascii="Times New Roman" w:cs="Times New Roman" w:eastAsia="Times New Roman" w:hAnsi="Times New Roman"/>
                 <w:b w:val="false"/>
                 <w:bCs w:val="false"/>
-                <w:sz w:val="18"/>
-                <w:szCs w:val="18"/>
+                <w:noProof/>
+                <w:sz w:val="18"/>
+                <w:szCs w:val="18"/>
+                <w:lang w:val="vi-VN"/>
               </w:rPr>
               <w:t xml:space="preserve">B3A-D47 + B7-D32</w:t>
             </w:r>
@@ -7950,8 +9588,10 @@
                 <w:rFonts w:ascii="Times New Roman" w:cs="Times New Roman" w:eastAsia="Times New Roman" w:hAnsi="Times New Roman"/>
                 <w:b w:val="false"/>
                 <w:bCs w:val="false"/>
-                <w:sz w:val="18"/>
-                <w:szCs w:val="18"/>
+                <w:noProof/>
+                <w:sz w:val="18"/>
+                <w:szCs w:val="18"/>
+                <w:lang w:val="vi-VN"/>
               </w:rPr>
               <w:t xml:space="preserve">2,75</w:t>
             </w:r>
@@ -7967,8 +9607,10 @@
                 <w:rFonts w:ascii="Times New Roman" w:cs="Times New Roman" w:eastAsia="Times New Roman" w:hAnsi="Times New Roman"/>
                 <w:b w:val="false"/>
                 <w:bCs w:val="false"/>
-                <w:sz w:val="18"/>
-                <w:szCs w:val="18"/>
+                <w:noProof/>
+                <w:sz w:val="18"/>
+                <w:szCs w:val="18"/>
+                <w:lang w:val="vi-VN"/>
               </w:rPr>
               <w:t xml:space="preserve">0,4</w:t>
             </w:r>
@@ -7984,8 +9626,10 @@
                 <w:rFonts w:ascii="Times New Roman" w:cs="Times New Roman" w:eastAsia="Times New Roman" w:hAnsi="Times New Roman"/>
                 <w:b w:val="false"/>
                 <w:bCs w:val="false"/>
-                <w:sz w:val="18"/>
-                <w:szCs w:val="18"/>
+                <w:noProof/>
+                <w:sz w:val="18"/>
+                <w:szCs w:val="18"/>
+                <w:lang w:val="vi-VN"/>
               </w:rPr>
               <w:t xml:space="preserve">3,01</w:t>
             </w:r>
@@ -8001,8 +9645,10 @@
                 <w:rFonts w:ascii="Times New Roman" w:cs="Times New Roman" w:eastAsia="Times New Roman" w:hAnsi="Times New Roman"/>
                 <w:b w:val="false"/>
                 <w:bCs w:val="false"/>
-                <w:sz w:val="18"/>
-                <w:szCs w:val="18"/>
+                <w:noProof/>
+                <w:sz w:val="18"/>
+                <w:szCs w:val="18"/>
+                <w:lang w:val="vi-VN"/>
               </w:rPr>
               <w:t xml:space="preserve">7,7</w:t>
             </w:r>
@@ -8018,8 +9664,10 @@
                 <w:rFonts w:ascii="Times New Roman" w:cs="Times New Roman" w:eastAsia="Times New Roman" w:hAnsi="Times New Roman"/>
                 <w:b w:val="false"/>
                 <w:bCs w:val="false"/>
-                <w:sz w:val="18"/>
-                <w:szCs w:val="18"/>
+                <w:noProof/>
+                <w:sz w:val="18"/>
+                <w:szCs w:val="18"/>
+                <w:lang w:val="vi-VN"/>
               </w:rPr>
               <w:t xml:space="preserve">55,2</w:t>
             </w:r>
@@ -8035,8 +9683,10 @@
                 <w:rFonts w:ascii="Times New Roman" w:cs="Times New Roman" w:eastAsia="Times New Roman" w:hAnsi="Times New Roman"/>
                 <w:b w:val="false"/>
                 <w:bCs w:val="false"/>
-                <w:sz w:val="18"/>
-                <w:szCs w:val="18"/>
+                <w:noProof/>
+                <w:sz w:val="18"/>
+                <w:szCs w:val="18"/>
+                <w:lang w:val="vi-VN"/>
               </w:rPr>
               <w:t xml:space="preserve">0,76</w:t>
             </w:r>
@@ -8052,8 +9702,10 @@
                 <w:rFonts w:ascii="Times New Roman" w:cs="Times New Roman" w:eastAsia="Times New Roman" w:hAnsi="Times New Roman"/>
                 <w:b w:val="false"/>
                 <w:bCs w:val="false"/>
-                <w:sz w:val="18"/>
-                <w:szCs w:val="18"/>
+                <w:noProof/>
+                <w:sz w:val="18"/>
+                <w:szCs w:val="18"/>
+                <w:lang w:val="vi-VN"/>
               </w:rPr>
               <w:t xml:space="preserve">0,67</w:t>
             </w:r>
@@ -8069,8 +9721,10 @@
                 <w:rFonts w:ascii="Times New Roman" w:cs="Times New Roman" w:eastAsia="Times New Roman" w:hAnsi="Times New Roman"/>
                 <w:b w:val="false"/>
                 <w:bCs w:val="false"/>
-                <w:sz w:val="18"/>
-                <w:szCs w:val="18"/>
+                <w:noProof/>
+                <w:sz w:val="18"/>
+                <w:szCs w:val="18"/>
+                <w:lang w:val="vi-VN"/>
               </w:rPr>
               <w:t xml:space="preserve">0,90</w:t>
             </w:r>
@@ -8086,8 +9740,10 @@
                 <w:rFonts w:ascii="Times New Roman" w:cs="Times New Roman" w:eastAsia="Times New Roman" w:hAnsi="Times New Roman"/>
                 <w:b w:val="false"/>
                 <w:bCs w:val="false"/>
-                <w:sz w:val="18"/>
-                <w:szCs w:val="18"/>
+                <w:noProof/>
+                <w:sz w:val="18"/>
+                <w:szCs w:val="18"/>
+                <w:lang w:val="vi-VN"/>
               </w:rPr>
               <w:t xml:space="preserve">0,81</w:t>
             </w:r>
@@ -8103,8 +9759,10 @@
                 <w:rFonts w:ascii="Times New Roman" w:cs="Times New Roman" w:eastAsia="Times New Roman" w:hAnsi="Times New Roman"/>
                 <w:b w:val="false"/>
                 <w:bCs w:val="false"/>
-                <w:sz w:val="18"/>
-                <w:szCs w:val="18"/>
+                <w:noProof/>
+                <w:sz w:val="18"/>
+                <w:szCs w:val="18"/>
+                <w:lang w:val="vi-VN"/>
               </w:rPr>
               <w:t xml:space="preserve">ĐẠT</w:t>
             </w:r>
@@ -8125,8 +9783,10 @@
                 <w:rFonts w:ascii="Times New Roman" w:cs="Times New Roman" w:eastAsia="Times New Roman" w:hAnsi="Times New Roman"/>
                 <w:b w:val="false"/>
                 <w:bCs w:val="false"/>
-                <w:sz w:val="18"/>
-                <w:szCs w:val="18"/>
+                <w:noProof/>
+                <w:sz w:val="18"/>
+                <w:szCs w:val="18"/>
+                <w:lang w:val="vi-VN"/>
               </w:rPr>
               <w:t xml:space="preserve">HV-DV022</w:t>
             </w:r>
@@ -8142,8 +9802,10 @@
                 <w:rFonts w:ascii="Times New Roman" w:cs="Times New Roman" w:eastAsia="Times New Roman" w:hAnsi="Times New Roman"/>
                 <w:b w:val="false"/>
                 <w:bCs w:val="false"/>
-                <w:sz w:val="18"/>
-                <w:szCs w:val="18"/>
+                <w:noProof/>
+                <w:sz w:val="18"/>
+                <w:szCs w:val="18"/>
+                <w:lang w:val="vi-VN"/>
               </w:rPr>
               <w:t xml:space="preserve">B3A-D48 + B7-D19</w:t>
             </w:r>
@@ -8159,8 +9821,10 @@
                 <w:rFonts w:ascii="Times New Roman" w:cs="Times New Roman" w:eastAsia="Times New Roman" w:hAnsi="Times New Roman"/>
                 <w:b w:val="false"/>
                 <w:bCs w:val="false"/>
-                <w:sz w:val="18"/>
-                <w:szCs w:val="18"/>
+                <w:noProof/>
+                <w:sz w:val="18"/>
+                <w:szCs w:val="18"/>
+                <w:lang w:val="vi-VN"/>
               </w:rPr>
               <w:t xml:space="preserve">2,75</w:t>
             </w:r>
@@ -8176,8 +9840,10 @@
                 <w:rFonts w:ascii="Times New Roman" w:cs="Times New Roman" w:eastAsia="Times New Roman" w:hAnsi="Times New Roman"/>
                 <w:b w:val="false"/>
                 <w:bCs w:val="false"/>
-                <w:sz w:val="18"/>
-                <w:szCs w:val="18"/>
+                <w:noProof/>
+                <w:sz w:val="18"/>
+                <w:szCs w:val="18"/>
+                <w:lang w:val="vi-VN"/>
               </w:rPr>
               <w:t xml:space="preserve">0,4</w:t>
             </w:r>
@@ -8193,8 +9859,10 @@
                 <w:rFonts w:ascii="Times New Roman" w:cs="Times New Roman" w:eastAsia="Times New Roman" w:hAnsi="Times New Roman"/>
                 <w:b w:val="false"/>
                 <w:bCs w:val="false"/>
-                <w:sz w:val="18"/>
-                <w:szCs w:val="18"/>
+                <w:noProof/>
+                <w:sz w:val="18"/>
+                <w:szCs w:val="18"/>
+                <w:lang w:val="vi-VN"/>
               </w:rPr>
               <w:t xml:space="preserve">3,01</w:t>
             </w:r>
@@ -8210,8 +9878,10 @@
                 <w:rFonts w:ascii="Times New Roman" w:cs="Times New Roman" w:eastAsia="Times New Roman" w:hAnsi="Times New Roman"/>
                 <w:b w:val="false"/>
                 <w:bCs w:val="false"/>
-                <w:sz w:val="18"/>
-                <w:szCs w:val="18"/>
+                <w:noProof/>
+                <w:sz w:val="18"/>
+                <w:szCs w:val="18"/>
+                <w:lang w:val="vi-VN"/>
               </w:rPr>
               <w:t xml:space="preserve">7,7</w:t>
             </w:r>
@@ -8227,8 +9897,10 @@
                 <w:rFonts w:ascii="Times New Roman" w:cs="Times New Roman" w:eastAsia="Times New Roman" w:hAnsi="Times New Roman"/>
                 <w:b w:val="false"/>
                 <w:bCs w:val="false"/>
-                <w:sz w:val="18"/>
-                <w:szCs w:val="18"/>
+                <w:noProof/>
+                <w:sz w:val="18"/>
+                <w:szCs w:val="18"/>
+                <w:lang w:val="vi-VN"/>
               </w:rPr>
               <w:t xml:space="preserve">55,3</w:t>
             </w:r>
@@ -8244,8 +9916,10 @@
                 <w:rFonts w:ascii="Times New Roman" w:cs="Times New Roman" w:eastAsia="Times New Roman" w:hAnsi="Times New Roman"/>
                 <w:b w:val="false"/>
                 <w:bCs w:val="false"/>
-                <w:sz w:val="18"/>
-                <w:szCs w:val="18"/>
+                <w:noProof/>
+                <w:sz w:val="18"/>
+                <w:szCs w:val="18"/>
+                <w:lang w:val="vi-VN"/>
               </w:rPr>
               <w:t xml:space="preserve">0,76</w:t>
             </w:r>
@@ -8261,8 +9935,10 @@
                 <w:rFonts w:ascii="Times New Roman" w:cs="Times New Roman" w:eastAsia="Times New Roman" w:hAnsi="Times New Roman"/>
                 <w:b w:val="false"/>
                 <w:bCs w:val="false"/>
-                <w:sz w:val="18"/>
-                <w:szCs w:val="18"/>
+                <w:noProof/>
+                <w:sz w:val="18"/>
+                <w:szCs w:val="18"/>
+                <w:lang w:val="vi-VN"/>
               </w:rPr>
               <w:t xml:space="preserve">0,67</w:t>
             </w:r>
@@ -8278,8 +9954,10 @@
                 <w:rFonts w:ascii="Times New Roman" w:cs="Times New Roman" w:eastAsia="Times New Roman" w:hAnsi="Times New Roman"/>
                 <w:b w:val="false"/>
                 <w:bCs w:val="false"/>
-                <w:sz w:val="18"/>
-                <w:szCs w:val="18"/>
+                <w:noProof/>
+                <w:sz w:val="18"/>
+                <w:szCs w:val="18"/>
+                <w:lang w:val="vi-VN"/>
               </w:rPr>
               <w:t xml:space="preserve">0,90</w:t>
             </w:r>
@@ -8295,8 +9973,10 @@
                 <w:rFonts w:ascii="Times New Roman" w:cs="Times New Roman" w:eastAsia="Times New Roman" w:hAnsi="Times New Roman"/>
                 <w:b w:val="false"/>
                 <w:bCs w:val="false"/>
-                <w:sz w:val="18"/>
-                <w:szCs w:val="18"/>
+                <w:noProof/>
+                <w:sz w:val="18"/>
+                <w:szCs w:val="18"/>
+                <w:lang w:val="vi-VN"/>
               </w:rPr>
               <w:t xml:space="preserve">0,82</w:t>
             </w:r>
@@ -8312,8 +9992,10 @@
                 <w:rFonts w:ascii="Times New Roman" w:cs="Times New Roman" w:eastAsia="Times New Roman" w:hAnsi="Times New Roman"/>
                 <w:b w:val="false"/>
                 <w:bCs w:val="false"/>
-                <w:sz w:val="18"/>
-                <w:szCs w:val="18"/>
+                <w:noProof/>
+                <w:sz w:val="18"/>
+                <w:szCs w:val="18"/>
+                <w:lang w:val="vi-VN"/>
               </w:rPr>
               <w:t xml:space="preserve">ĐẠT</w:t>
             </w:r>
@@ -8334,8 +10016,10 @@
                 <w:rFonts w:ascii="Times New Roman" w:cs="Times New Roman" w:eastAsia="Times New Roman" w:hAnsi="Times New Roman"/>
                 <w:b w:val="false"/>
                 <w:bCs w:val="false"/>
-                <w:sz w:val="18"/>
-                <w:szCs w:val="18"/>
+                <w:noProof/>
+                <w:sz w:val="18"/>
+                <w:szCs w:val="18"/>
+                <w:lang w:val="vi-VN"/>
               </w:rPr>
               <w:t xml:space="preserve">HV-DV023</w:t>
             </w:r>
@@ -8351,8 +10035,10 @@
                 <w:rFonts w:ascii="Times New Roman" w:cs="Times New Roman" w:eastAsia="Times New Roman" w:hAnsi="Times New Roman"/>
                 <w:b w:val="false"/>
                 <w:bCs w:val="false"/>
-                <w:sz w:val="18"/>
-                <w:szCs w:val="18"/>
+                <w:noProof/>
+                <w:sz w:val="18"/>
+                <w:szCs w:val="18"/>
+                <w:lang w:val="vi-VN"/>
               </w:rPr>
               <w:t xml:space="preserve">B3A-D49 + B7-D31</w:t>
             </w:r>
@@ -8368,8 +10054,10 @@
                 <w:rFonts w:ascii="Times New Roman" w:cs="Times New Roman" w:eastAsia="Times New Roman" w:hAnsi="Times New Roman"/>
                 <w:b w:val="false"/>
                 <w:bCs w:val="false"/>
-                <w:sz w:val="18"/>
-                <w:szCs w:val="18"/>
+                <w:noProof/>
+                <w:sz w:val="18"/>
+                <w:szCs w:val="18"/>
+                <w:lang w:val="vi-VN"/>
               </w:rPr>
               <w:t xml:space="preserve">2,75</w:t>
             </w:r>
@@ -8385,8 +10073,10 @@
                 <w:rFonts w:ascii="Times New Roman" w:cs="Times New Roman" w:eastAsia="Times New Roman" w:hAnsi="Times New Roman"/>
                 <w:b w:val="false"/>
                 <w:bCs w:val="false"/>
-                <w:sz w:val="18"/>
-                <w:szCs w:val="18"/>
+                <w:noProof/>
+                <w:sz w:val="18"/>
+                <w:szCs w:val="18"/>
+                <w:lang w:val="vi-VN"/>
               </w:rPr>
               <w:t xml:space="preserve">0,4</w:t>
             </w:r>
@@ -8402,8 +10092,10 @@
                 <w:rFonts w:ascii="Times New Roman" w:cs="Times New Roman" w:eastAsia="Times New Roman" w:hAnsi="Times New Roman"/>
                 <w:b w:val="false"/>
                 <w:bCs w:val="false"/>
-                <w:sz w:val="18"/>
-                <w:szCs w:val="18"/>
+                <w:noProof/>
+                <w:sz w:val="18"/>
+                <w:szCs w:val="18"/>
+                <w:lang w:val="vi-VN"/>
               </w:rPr>
               <w:t xml:space="preserve">3,01</w:t>
             </w:r>
@@ -8419,8 +10111,10 @@
                 <w:rFonts w:ascii="Times New Roman" w:cs="Times New Roman" w:eastAsia="Times New Roman" w:hAnsi="Times New Roman"/>
                 <w:b w:val="false"/>
                 <w:bCs w:val="false"/>
-                <w:sz w:val="18"/>
-                <w:szCs w:val="18"/>
+                <w:noProof/>
+                <w:sz w:val="18"/>
+                <w:szCs w:val="18"/>
+                <w:lang w:val="vi-VN"/>
               </w:rPr>
               <w:t xml:space="preserve">7,7</w:t>
             </w:r>
@@ -8436,8 +10130,10 @@
                 <w:rFonts w:ascii="Times New Roman" w:cs="Times New Roman" w:eastAsia="Times New Roman" w:hAnsi="Times New Roman"/>
                 <w:b w:val="false"/>
                 <w:bCs w:val="false"/>
-                <w:sz w:val="18"/>
-                <w:szCs w:val="18"/>
+                <w:noProof/>
+                <w:sz w:val="18"/>
+                <w:szCs w:val="18"/>
+                <w:lang w:val="vi-VN"/>
               </w:rPr>
               <w:t xml:space="preserve">55,3</w:t>
             </w:r>
@@ -8453,8 +10149,10 @@
                 <w:rFonts w:ascii="Times New Roman" w:cs="Times New Roman" w:eastAsia="Times New Roman" w:hAnsi="Times New Roman"/>
                 <w:b w:val="false"/>
                 <w:bCs w:val="false"/>
-                <w:sz w:val="18"/>
-                <w:szCs w:val="18"/>
+                <w:noProof/>
+                <w:sz w:val="18"/>
+                <w:szCs w:val="18"/>
+                <w:lang w:val="vi-VN"/>
               </w:rPr>
               <w:t xml:space="preserve">0,76</w:t>
             </w:r>
@@ -8470,8 +10168,10 @@
                 <w:rFonts w:ascii="Times New Roman" w:cs="Times New Roman" w:eastAsia="Times New Roman" w:hAnsi="Times New Roman"/>
                 <w:b w:val="false"/>
                 <w:bCs w:val="false"/>
-                <w:sz w:val="18"/>
-                <w:szCs w:val="18"/>
+                <w:noProof/>
+                <w:sz w:val="18"/>
+                <w:szCs w:val="18"/>
+                <w:lang w:val="vi-VN"/>
               </w:rPr>
               <w:t xml:space="preserve">0,67</w:t>
             </w:r>
@@ -8487,8 +10187,10 @@
                 <w:rFonts w:ascii="Times New Roman" w:cs="Times New Roman" w:eastAsia="Times New Roman" w:hAnsi="Times New Roman"/>
                 <w:b w:val="false"/>
                 <w:bCs w:val="false"/>
-                <w:sz w:val="18"/>
-                <w:szCs w:val="18"/>
+                <w:noProof/>
+                <w:sz w:val="18"/>
+                <w:szCs w:val="18"/>
+                <w:lang w:val="vi-VN"/>
               </w:rPr>
               <w:t xml:space="preserve">0,90</w:t>
             </w:r>
@@ -8504,8 +10206,10 @@
                 <w:rFonts w:ascii="Times New Roman" w:cs="Times New Roman" w:eastAsia="Times New Roman" w:hAnsi="Times New Roman"/>
                 <w:b w:val="false"/>
                 <w:bCs w:val="false"/>
-                <w:sz w:val="18"/>
-                <w:szCs w:val="18"/>
+                <w:noProof/>
+                <w:sz w:val="18"/>
+                <w:szCs w:val="18"/>
+                <w:lang w:val="vi-VN"/>
               </w:rPr>
               <w:t xml:space="preserve">0,81</w:t>
             </w:r>
@@ -8521,8 +10225,10 @@
                 <w:rFonts w:ascii="Times New Roman" w:cs="Times New Roman" w:eastAsia="Times New Roman" w:hAnsi="Times New Roman"/>
                 <w:b w:val="false"/>
                 <w:bCs w:val="false"/>
-                <w:sz w:val="18"/>
-                <w:szCs w:val="18"/>
+                <w:noProof/>
+                <w:sz w:val="18"/>
+                <w:szCs w:val="18"/>
+                <w:lang w:val="vi-VN"/>
               </w:rPr>
               <w:t xml:space="preserve">ĐẠT</w:t>
             </w:r>
@@ -8543,8 +10249,10 @@
                 <w:rFonts w:ascii="Times New Roman" w:cs="Times New Roman" w:eastAsia="Times New Roman" w:hAnsi="Times New Roman"/>
                 <w:b w:val="false"/>
                 <w:bCs w:val="false"/>
-                <w:sz w:val="18"/>
-                <w:szCs w:val="18"/>
+                <w:noProof/>
+                <w:sz w:val="18"/>
+                <w:szCs w:val="18"/>
+                <w:lang w:val="vi-VN"/>
               </w:rPr>
               <w:t xml:space="preserve">HV-DV024</w:t>
             </w:r>
@@ -8560,8 +10268,10 @@
                 <w:rFonts w:ascii="Times New Roman" w:cs="Times New Roman" w:eastAsia="Times New Roman" w:hAnsi="Times New Roman"/>
                 <w:b w:val="false"/>
                 <w:bCs w:val="false"/>
-                <w:sz w:val="18"/>
-                <w:szCs w:val="18"/>
+                <w:noProof/>
+                <w:sz w:val="18"/>
+                <w:szCs w:val="18"/>
+                <w:lang w:val="vi-VN"/>
               </w:rPr>
               <w:t xml:space="preserve">B3A-D50 + B7-D22</w:t>
             </w:r>
@@ -8577,8 +10287,10 @@
                 <w:rFonts w:ascii="Times New Roman" w:cs="Times New Roman" w:eastAsia="Times New Roman" w:hAnsi="Times New Roman"/>
                 <w:b w:val="false"/>
                 <w:bCs w:val="false"/>
-                <w:sz w:val="18"/>
-                <w:szCs w:val="18"/>
+                <w:noProof/>
+                <w:sz w:val="18"/>
+                <w:szCs w:val="18"/>
+                <w:lang w:val="vi-VN"/>
               </w:rPr>
               <w:t xml:space="preserve">2,75</w:t>
             </w:r>
@@ -8594,8 +10306,10 @@
                 <w:rFonts w:ascii="Times New Roman" w:cs="Times New Roman" w:eastAsia="Times New Roman" w:hAnsi="Times New Roman"/>
                 <w:b w:val="false"/>
                 <w:bCs w:val="false"/>
-                <w:sz w:val="18"/>
-                <w:szCs w:val="18"/>
+                <w:noProof/>
+                <w:sz w:val="18"/>
+                <w:szCs w:val="18"/>
+                <w:lang w:val="vi-VN"/>
               </w:rPr>
               <w:t xml:space="preserve">0,4</w:t>
             </w:r>
@@ -8611,8 +10325,10 @@
                 <w:rFonts w:ascii="Times New Roman" w:cs="Times New Roman" w:eastAsia="Times New Roman" w:hAnsi="Times New Roman"/>
                 <w:b w:val="false"/>
                 <w:bCs w:val="false"/>
-                <w:sz w:val="18"/>
-                <w:szCs w:val="18"/>
+                <w:noProof/>
+                <w:sz w:val="18"/>
+                <w:szCs w:val="18"/>
+                <w:lang w:val="vi-VN"/>
               </w:rPr>
               <w:t xml:space="preserve">3,01</w:t>
             </w:r>
@@ -8628,8 +10344,10 @@
                 <w:rFonts w:ascii="Times New Roman" w:cs="Times New Roman" w:eastAsia="Times New Roman" w:hAnsi="Times New Roman"/>
                 <w:b w:val="false"/>
                 <w:bCs w:val="false"/>
-                <w:sz w:val="18"/>
-                <w:szCs w:val="18"/>
+                <w:noProof/>
+                <w:sz w:val="18"/>
+                <w:szCs w:val="18"/>
+                <w:lang w:val="vi-VN"/>
               </w:rPr>
               <w:t xml:space="preserve">7,7</w:t>
             </w:r>
@@ -8645,8 +10363,10 @@
                 <w:rFonts w:ascii="Times New Roman" w:cs="Times New Roman" w:eastAsia="Times New Roman" w:hAnsi="Times New Roman"/>
                 <w:b w:val="false"/>
                 <w:bCs w:val="false"/>
-                <w:sz w:val="18"/>
-                <w:szCs w:val="18"/>
+                <w:noProof/>
+                <w:sz w:val="18"/>
+                <w:szCs w:val="18"/>
+                <w:lang w:val="vi-VN"/>
               </w:rPr>
               <w:t xml:space="preserve">55,4</w:t>
             </w:r>
@@ -8662,8 +10382,10 @@
                 <w:rFonts w:ascii="Times New Roman" w:cs="Times New Roman" w:eastAsia="Times New Roman" w:hAnsi="Times New Roman"/>
                 <w:b w:val="false"/>
                 <w:bCs w:val="false"/>
-                <w:sz w:val="18"/>
-                <w:szCs w:val="18"/>
+                <w:noProof/>
+                <w:sz w:val="18"/>
+                <w:szCs w:val="18"/>
+                <w:lang w:val="vi-VN"/>
               </w:rPr>
               <w:t xml:space="preserve">0,76</w:t>
             </w:r>
@@ -8679,8 +10401,10 @@
                 <w:rFonts w:ascii="Times New Roman" w:cs="Times New Roman" w:eastAsia="Times New Roman" w:hAnsi="Times New Roman"/>
                 <w:b w:val="false"/>
                 <w:bCs w:val="false"/>
-                <w:sz w:val="18"/>
-                <w:szCs w:val="18"/>
+                <w:noProof/>
+                <w:sz w:val="18"/>
+                <w:szCs w:val="18"/>
+                <w:lang w:val="vi-VN"/>
               </w:rPr>
               <w:t xml:space="preserve">0,67</w:t>
             </w:r>
@@ -8696,8 +10420,10 @@
                 <w:rFonts w:ascii="Times New Roman" w:cs="Times New Roman" w:eastAsia="Times New Roman" w:hAnsi="Times New Roman"/>
                 <w:b w:val="false"/>
                 <w:bCs w:val="false"/>
-                <w:sz w:val="18"/>
-                <w:szCs w:val="18"/>
+                <w:noProof/>
+                <w:sz w:val="18"/>
+                <w:szCs w:val="18"/>
+                <w:lang w:val="vi-VN"/>
               </w:rPr>
               <w:t xml:space="preserve">0,90</w:t>
             </w:r>
@@ -8713,8 +10439,10 @@
                 <w:rFonts w:ascii="Times New Roman" w:cs="Times New Roman" w:eastAsia="Times New Roman" w:hAnsi="Times New Roman"/>
                 <w:b w:val="false"/>
                 <w:bCs w:val="false"/>
-                <w:sz w:val="18"/>
-                <w:szCs w:val="18"/>
+                <w:noProof/>
+                <w:sz w:val="18"/>
+                <w:szCs w:val="18"/>
+                <w:lang w:val="vi-VN"/>
               </w:rPr>
               <w:t xml:space="preserve">0,82</w:t>
             </w:r>
@@ -8730,8 +10458,10 @@
                 <w:rFonts w:ascii="Times New Roman" w:cs="Times New Roman" w:eastAsia="Times New Roman" w:hAnsi="Times New Roman"/>
                 <w:b w:val="false"/>
                 <w:bCs w:val="false"/>
-                <w:sz w:val="18"/>
-                <w:szCs w:val="18"/>
+                <w:noProof/>
+                <w:sz w:val="18"/>
+                <w:szCs w:val="18"/>
+                <w:lang w:val="vi-VN"/>
               </w:rPr>
               <w:t xml:space="preserve">ĐẠT</w:t>
             </w:r>
@@ -8752,8 +10482,10 @@
                 <w:rFonts w:ascii="Times New Roman" w:cs="Times New Roman" w:eastAsia="Times New Roman" w:hAnsi="Times New Roman"/>
                 <w:b w:val="false"/>
                 <w:bCs w:val="false"/>
-                <w:sz w:val="18"/>
-                <w:szCs w:val="18"/>
+                <w:noProof/>
+                <w:sz w:val="18"/>
+                <w:szCs w:val="18"/>
+                <w:lang w:val="vi-VN"/>
               </w:rPr>
               <w:t xml:space="preserve">HV-DV025</w:t>
             </w:r>
@@ -8769,8 +10501,10 @@
                 <w:rFonts w:ascii="Times New Roman" w:cs="Times New Roman" w:eastAsia="Times New Roman" w:hAnsi="Times New Roman"/>
                 <w:b w:val="false"/>
                 <w:bCs w:val="false"/>
-                <w:sz w:val="18"/>
-                <w:szCs w:val="18"/>
+                <w:noProof/>
+                <w:sz w:val="18"/>
+                <w:szCs w:val="18"/>
+                <w:lang w:val="vi-VN"/>
               </w:rPr>
               <w:t xml:space="preserve">B5A-D13 + B6-D27</w:t>
             </w:r>
@@ -8786,8 +10520,10 @@
                 <w:rFonts w:ascii="Times New Roman" w:cs="Times New Roman" w:eastAsia="Times New Roman" w:hAnsi="Times New Roman"/>
                 <w:b w:val="false"/>
                 <w:bCs w:val="false"/>
-                <w:sz w:val="18"/>
-                <w:szCs w:val="18"/>
+                <w:noProof/>
+                <w:sz w:val="18"/>
+                <w:szCs w:val="18"/>
+                <w:lang w:val="vi-VN"/>
               </w:rPr>
               <w:t xml:space="preserve">2,75</w:t>
             </w:r>
@@ -8803,8 +10539,10 @@
                 <w:rFonts w:ascii="Times New Roman" w:cs="Times New Roman" w:eastAsia="Times New Roman" w:hAnsi="Times New Roman"/>
                 <w:b w:val="false"/>
                 <w:bCs w:val="false"/>
-                <w:sz w:val="18"/>
-                <w:szCs w:val="18"/>
+                <w:noProof/>
+                <w:sz w:val="18"/>
+                <w:szCs w:val="18"/>
+                <w:lang w:val="vi-VN"/>
               </w:rPr>
               <w:t xml:space="preserve">0,4</w:t>
             </w:r>
@@ -8820,8 +10558,10 @@
                 <w:rFonts w:ascii="Times New Roman" w:cs="Times New Roman" w:eastAsia="Times New Roman" w:hAnsi="Times New Roman"/>
                 <w:b w:val="false"/>
                 <w:bCs w:val="false"/>
-                <w:sz w:val="18"/>
-                <w:szCs w:val="18"/>
+                <w:noProof/>
+                <w:sz w:val="18"/>
+                <w:szCs w:val="18"/>
+                <w:lang w:val="vi-VN"/>
               </w:rPr>
               <w:t xml:space="preserve">3,01</w:t>
             </w:r>
@@ -8837,8 +10577,10 @@
                 <w:rFonts w:ascii="Times New Roman" w:cs="Times New Roman" w:eastAsia="Times New Roman" w:hAnsi="Times New Roman"/>
                 <w:b w:val="false"/>
                 <w:bCs w:val="false"/>
-                <w:sz w:val="18"/>
-                <w:szCs w:val="18"/>
+                <w:noProof/>
+                <w:sz w:val="18"/>
+                <w:szCs w:val="18"/>
+                <w:lang w:val="vi-VN"/>
               </w:rPr>
               <w:t xml:space="preserve">7,7</w:t>
             </w:r>
@@ -8854,8 +10596,10 @@
                 <w:rFonts w:ascii="Times New Roman" w:cs="Times New Roman" w:eastAsia="Times New Roman" w:hAnsi="Times New Roman"/>
                 <w:b w:val="false"/>
                 <w:bCs w:val="false"/>
-                <w:sz w:val="18"/>
-                <w:szCs w:val="18"/>
+                <w:noProof/>
+                <w:sz w:val="18"/>
+                <w:szCs w:val="18"/>
+                <w:lang w:val="vi-VN"/>
               </w:rPr>
               <w:t xml:space="preserve">42,6</w:t>
             </w:r>
@@ -8871,8 +10615,10 @@
                 <w:rFonts w:ascii="Times New Roman" w:cs="Times New Roman" w:eastAsia="Times New Roman" w:hAnsi="Times New Roman"/>
                 <w:b w:val="false"/>
                 <w:bCs w:val="false"/>
-                <w:sz w:val="18"/>
-                <w:szCs w:val="18"/>
+                <w:noProof/>
+                <w:sz w:val="18"/>
+                <w:szCs w:val="18"/>
+                <w:lang w:val="vi-VN"/>
               </w:rPr>
               <w:t xml:space="preserve">0,59</w:t>
             </w:r>
@@ -8888,8 +10634,10 @@
                 <w:rFonts w:ascii="Times New Roman" w:cs="Times New Roman" w:eastAsia="Times New Roman" w:hAnsi="Times New Roman"/>
                 <w:b w:val="false"/>
                 <w:bCs w:val="false"/>
-                <w:sz w:val="18"/>
-                <w:szCs w:val="18"/>
+                <w:noProof/>
+                <w:sz w:val="18"/>
+                <w:szCs w:val="18"/>
+                <w:lang w:val="vi-VN"/>
               </w:rPr>
               <w:t xml:space="preserve">0,81</w:t>
             </w:r>
@@ -8905,8 +10653,10 @@
                 <w:rFonts w:ascii="Times New Roman" w:cs="Times New Roman" w:eastAsia="Times New Roman" w:hAnsi="Times New Roman"/>
                 <w:b w:val="false"/>
                 <w:bCs w:val="false"/>
-                <w:sz w:val="18"/>
-                <w:szCs w:val="18"/>
+                <w:noProof/>
+                <w:sz w:val="18"/>
+                <w:szCs w:val="18"/>
+                <w:lang w:val="vi-VN"/>
               </w:rPr>
               <w:t xml:space="preserve">0,85</w:t>
             </w:r>
@@ -8922,8 +10672,10 @@
                 <w:rFonts w:ascii="Times New Roman" w:cs="Times New Roman" w:eastAsia="Times New Roman" w:hAnsi="Times New Roman"/>
                 <w:b w:val="false"/>
                 <w:bCs w:val="false"/>
-                <w:sz w:val="18"/>
-                <w:szCs w:val="18"/>
+                <w:noProof/>
+                <w:sz w:val="18"/>
+                <w:szCs w:val="18"/>
+                <w:lang w:val="vi-VN"/>
               </w:rPr>
               <w:t xml:space="preserve">0,70</w:t>
             </w:r>
@@ -8939,8 +10691,10 @@
                 <w:rFonts w:ascii="Times New Roman" w:cs="Times New Roman" w:eastAsia="Times New Roman" w:hAnsi="Times New Roman"/>
                 <w:b w:val="false"/>
                 <w:bCs w:val="false"/>
-                <w:sz w:val="18"/>
-                <w:szCs w:val="18"/>
+                <w:noProof/>
+                <w:sz w:val="18"/>
+                <w:szCs w:val="18"/>
+                <w:lang w:val="vi-VN"/>
               </w:rPr>
               <w:t xml:space="preserve">ĐẠT</w:t>
             </w:r>
@@ -8961,8 +10715,10 @@
                 <w:rFonts w:ascii="Times New Roman" w:cs="Times New Roman" w:eastAsia="Times New Roman" w:hAnsi="Times New Roman"/>
                 <w:b w:val="false"/>
                 <w:bCs w:val="false"/>
-                <w:sz w:val="18"/>
-                <w:szCs w:val="18"/>
+                <w:noProof/>
+                <w:sz w:val="18"/>
+                <w:szCs w:val="18"/>
+                <w:lang w:val="vi-VN"/>
               </w:rPr>
               <w:t xml:space="preserve">HV-DV026</w:t>
             </w:r>
@@ -8978,8 +10734,10 @@
                 <w:rFonts w:ascii="Times New Roman" w:cs="Times New Roman" w:eastAsia="Times New Roman" w:hAnsi="Times New Roman"/>
                 <w:b w:val="false"/>
                 <w:bCs w:val="false"/>
-                <w:sz w:val="18"/>
-                <w:szCs w:val="18"/>
+                <w:noProof/>
+                <w:sz w:val="18"/>
+                <w:szCs w:val="18"/>
+                <w:lang w:val="vi-VN"/>
               </w:rPr>
               <w:t xml:space="preserve">B5A-D14 + B6-D31</w:t>
             </w:r>
@@ -8995,8 +10753,10 @@
                 <w:rFonts w:ascii="Times New Roman" w:cs="Times New Roman" w:eastAsia="Times New Roman" w:hAnsi="Times New Roman"/>
                 <w:b w:val="false"/>
                 <w:bCs w:val="false"/>
-                <w:sz w:val="18"/>
-                <w:szCs w:val="18"/>
+                <w:noProof/>
+                <w:sz w:val="18"/>
+                <w:szCs w:val="18"/>
+                <w:lang w:val="vi-VN"/>
               </w:rPr>
               <w:t xml:space="preserve">2,75</w:t>
             </w:r>
@@ -9012,8 +10772,10 @@
                 <w:rFonts w:ascii="Times New Roman" w:cs="Times New Roman" w:eastAsia="Times New Roman" w:hAnsi="Times New Roman"/>
                 <w:b w:val="false"/>
                 <w:bCs w:val="false"/>
-                <w:sz w:val="18"/>
-                <w:szCs w:val="18"/>
+                <w:noProof/>
+                <w:sz w:val="18"/>
+                <w:szCs w:val="18"/>
+                <w:lang w:val="vi-VN"/>
               </w:rPr>
               <w:t xml:space="preserve">0,4</w:t>
             </w:r>
@@ -9029,8 +10791,10 @@
                 <w:rFonts w:ascii="Times New Roman" w:cs="Times New Roman" w:eastAsia="Times New Roman" w:hAnsi="Times New Roman"/>
                 <w:b w:val="false"/>
                 <w:bCs w:val="false"/>
-                <w:sz w:val="18"/>
-                <w:szCs w:val="18"/>
+                <w:noProof/>
+                <w:sz w:val="18"/>
+                <w:szCs w:val="18"/>
+                <w:lang w:val="vi-VN"/>
               </w:rPr>
               <w:t xml:space="preserve">3,01</w:t>
             </w:r>
@@ -9046,8 +10810,10 @@
                 <w:rFonts w:ascii="Times New Roman" w:cs="Times New Roman" w:eastAsia="Times New Roman" w:hAnsi="Times New Roman"/>
                 <w:b w:val="false"/>
                 <w:bCs w:val="false"/>
-                <w:sz w:val="18"/>
-                <w:szCs w:val="18"/>
+                <w:noProof/>
+                <w:sz w:val="18"/>
+                <w:szCs w:val="18"/>
+                <w:lang w:val="vi-VN"/>
               </w:rPr>
               <w:t xml:space="preserve">7,7</w:t>
             </w:r>
@@ -9063,8 +10829,10 @@
                 <w:rFonts w:ascii="Times New Roman" w:cs="Times New Roman" w:eastAsia="Times New Roman" w:hAnsi="Times New Roman"/>
                 <w:b w:val="false"/>
                 <w:bCs w:val="false"/>
-                <w:sz w:val="18"/>
-                <w:szCs w:val="18"/>
+                <w:noProof/>
+                <w:sz w:val="18"/>
+                <w:szCs w:val="18"/>
+                <w:lang w:val="vi-VN"/>
               </w:rPr>
               <w:t xml:space="preserve">46,4</w:t>
             </w:r>
@@ -9080,8 +10848,10 @@
                 <w:rFonts w:ascii="Times New Roman" w:cs="Times New Roman" w:eastAsia="Times New Roman" w:hAnsi="Times New Roman"/>
                 <w:b w:val="false"/>
                 <w:bCs w:val="false"/>
-                <w:sz w:val="18"/>
-                <w:szCs w:val="18"/>
+                <w:noProof/>
+                <w:sz w:val="18"/>
+                <w:szCs w:val="18"/>
+                <w:lang w:val="vi-VN"/>
               </w:rPr>
               <w:t xml:space="preserve">0,64</w:t>
             </w:r>
@@ -9097,8 +10867,10 @@
                 <w:rFonts w:ascii="Times New Roman" w:cs="Times New Roman" w:eastAsia="Times New Roman" w:hAnsi="Times New Roman"/>
                 <w:b w:val="false"/>
                 <w:bCs w:val="false"/>
-                <w:sz w:val="18"/>
-                <w:szCs w:val="18"/>
+                <w:noProof/>
+                <w:sz w:val="18"/>
+                <w:szCs w:val="18"/>
+                <w:lang w:val="vi-VN"/>
               </w:rPr>
               <w:t xml:space="preserve">0,85</w:t>
             </w:r>
@@ -9114,8 +10886,10 @@
                 <w:rFonts w:ascii="Times New Roman" w:cs="Times New Roman" w:eastAsia="Times New Roman" w:hAnsi="Times New Roman"/>
                 <w:b w:val="false"/>
                 <w:bCs w:val="false"/>
-                <w:sz w:val="18"/>
-                <w:szCs w:val="18"/>
+                <w:noProof/>
+                <w:sz w:val="18"/>
+                <w:szCs w:val="18"/>
+                <w:lang w:val="vi-VN"/>
               </w:rPr>
               <w:t xml:space="preserve">0,89</w:t>
             </w:r>
@@ -9131,8 +10905,10 @@
                 <w:rFonts w:ascii="Times New Roman" w:cs="Times New Roman" w:eastAsia="Times New Roman" w:hAnsi="Times New Roman"/>
                 <w:b w:val="false"/>
                 <w:bCs w:val="false"/>
-                <w:sz w:val="18"/>
-                <w:szCs w:val="18"/>
+                <w:noProof/>
+                <w:sz w:val="18"/>
+                <w:szCs w:val="18"/>
+                <w:lang w:val="vi-VN"/>
               </w:rPr>
               <w:t xml:space="preserve">0,78</w:t>
             </w:r>
@@ -9148,8 +10924,10 @@
                 <w:rFonts w:ascii="Times New Roman" w:cs="Times New Roman" w:eastAsia="Times New Roman" w:hAnsi="Times New Roman"/>
                 <w:b w:val="false"/>
                 <w:bCs w:val="false"/>
-                <w:sz w:val="18"/>
-                <w:szCs w:val="18"/>
+                <w:noProof/>
+                <w:sz w:val="18"/>
+                <w:szCs w:val="18"/>
+                <w:lang w:val="vi-VN"/>
               </w:rPr>
               <w:t xml:space="preserve">ĐẠT</w:t>
             </w:r>
@@ -9170,8 +10948,10 @@
                 <w:rFonts w:ascii="Times New Roman" w:cs="Times New Roman" w:eastAsia="Times New Roman" w:hAnsi="Times New Roman"/>
                 <w:b w:val="false"/>
                 <w:bCs w:val="false"/>
-                <w:sz w:val="18"/>
-                <w:szCs w:val="18"/>
+                <w:noProof/>
+                <w:sz w:val="18"/>
+                <w:szCs w:val="18"/>
+                <w:lang w:val="vi-VN"/>
               </w:rPr>
               <w:t xml:space="preserve">HV-DV027</w:t>
             </w:r>
@@ -9187,8 +10967,10 @@
                 <w:rFonts w:ascii="Times New Roman" w:cs="Times New Roman" w:eastAsia="Times New Roman" w:hAnsi="Times New Roman"/>
                 <w:b w:val="false"/>
                 <w:bCs w:val="false"/>
-                <w:sz w:val="18"/>
-                <w:szCs w:val="18"/>
+                <w:noProof/>
+                <w:sz w:val="18"/>
+                <w:szCs w:val="18"/>
+                <w:lang w:val="vi-VN"/>
               </w:rPr>
               <w:t xml:space="preserve">B5A-D15 + B6-D17</w:t>
             </w:r>
@@ -9204,8 +10986,10 @@
                 <w:rFonts w:ascii="Times New Roman" w:cs="Times New Roman" w:eastAsia="Times New Roman" w:hAnsi="Times New Roman"/>
                 <w:b w:val="false"/>
                 <w:bCs w:val="false"/>
-                <w:sz w:val="18"/>
-                <w:szCs w:val="18"/>
+                <w:noProof/>
+                <w:sz w:val="18"/>
+                <w:szCs w:val="18"/>
+                <w:lang w:val="vi-VN"/>
               </w:rPr>
               <w:t xml:space="preserve">2,75</w:t>
             </w:r>
@@ -9221,8 +11005,10 @@
                 <w:rFonts w:ascii="Times New Roman" w:cs="Times New Roman" w:eastAsia="Times New Roman" w:hAnsi="Times New Roman"/>
                 <w:b w:val="false"/>
                 <w:bCs w:val="false"/>
-                <w:sz w:val="18"/>
-                <w:szCs w:val="18"/>
+                <w:noProof/>
+                <w:sz w:val="18"/>
+                <w:szCs w:val="18"/>
+                <w:lang w:val="vi-VN"/>
               </w:rPr>
               <w:t xml:space="preserve">0,4</w:t>
             </w:r>
@@ -9238,8 +11024,10 @@
                 <w:rFonts w:ascii="Times New Roman" w:cs="Times New Roman" w:eastAsia="Times New Roman" w:hAnsi="Times New Roman"/>
                 <w:b w:val="false"/>
                 <w:bCs w:val="false"/>
-                <w:sz w:val="18"/>
-                <w:szCs w:val="18"/>
+                <w:noProof/>
+                <w:sz w:val="18"/>
+                <w:szCs w:val="18"/>
+                <w:lang w:val="vi-VN"/>
               </w:rPr>
               <w:t xml:space="preserve">3,01</w:t>
             </w:r>
@@ -9255,8 +11043,10 @@
                 <w:rFonts w:ascii="Times New Roman" w:cs="Times New Roman" w:eastAsia="Times New Roman" w:hAnsi="Times New Roman"/>
                 <w:b w:val="false"/>
                 <w:bCs w:val="false"/>
-                <w:sz w:val="18"/>
-                <w:szCs w:val="18"/>
+                <w:noProof/>
+                <w:sz w:val="18"/>
+                <w:szCs w:val="18"/>
+                <w:lang w:val="vi-VN"/>
               </w:rPr>
               <w:t xml:space="preserve">7,7</w:t>
             </w:r>
@@ -9272,8 +11062,10 @@
                 <w:rFonts w:ascii="Times New Roman" w:cs="Times New Roman" w:eastAsia="Times New Roman" w:hAnsi="Times New Roman"/>
                 <w:b w:val="false"/>
                 <w:bCs w:val="false"/>
-                <w:sz w:val="18"/>
-                <w:szCs w:val="18"/>
+                <w:noProof/>
+                <w:sz w:val="18"/>
+                <w:szCs w:val="18"/>
+                <w:lang w:val="vi-VN"/>
               </w:rPr>
               <w:t xml:space="preserve">42,3</w:t>
             </w:r>
@@ -9289,8 +11081,10 @@
                 <w:rFonts w:ascii="Times New Roman" w:cs="Times New Roman" w:eastAsia="Times New Roman" w:hAnsi="Times New Roman"/>
                 <w:b w:val="false"/>
                 <w:bCs w:val="false"/>
-                <w:sz w:val="18"/>
-                <w:szCs w:val="18"/>
+                <w:noProof/>
+                <w:sz w:val="18"/>
+                <w:szCs w:val="18"/>
+                <w:lang w:val="vi-VN"/>
               </w:rPr>
               <w:t xml:space="preserve">0,58</w:t>
             </w:r>
@@ -9306,8 +11100,10 @@
                 <w:rFonts w:ascii="Times New Roman" w:cs="Times New Roman" w:eastAsia="Times New Roman" w:hAnsi="Times New Roman"/>
                 <w:b w:val="false"/>
                 <w:bCs w:val="false"/>
-                <w:sz w:val="18"/>
-                <w:szCs w:val="18"/>
+                <w:noProof/>
+                <w:sz w:val="18"/>
+                <w:szCs w:val="18"/>
+                <w:lang w:val="vi-VN"/>
               </w:rPr>
               <w:t xml:space="preserve">0,81</w:t>
             </w:r>
@@ -9323,8 +11119,10 @@
                 <w:rFonts w:ascii="Times New Roman" w:cs="Times New Roman" w:eastAsia="Times New Roman" w:hAnsi="Times New Roman"/>
                 <w:b w:val="false"/>
                 <w:bCs w:val="false"/>
-                <w:sz w:val="18"/>
-                <w:szCs w:val="18"/>
+                <w:noProof/>
+                <w:sz w:val="18"/>
+                <w:szCs w:val="18"/>
+                <w:lang w:val="vi-VN"/>
               </w:rPr>
               <w:t xml:space="preserve">0,85</w:t>
             </w:r>
@@ -9340,8 +11138,10 @@
                 <w:rFonts w:ascii="Times New Roman" w:cs="Times New Roman" w:eastAsia="Times New Roman" w:hAnsi="Times New Roman"/>
                 <w:b w:val="false"/>
                 <w:bCs w:val="false"/>
-                <w:sz w:val="18"/>
-                <w:szCs w:val="18"/>
+                <w:noProof/>
+                <w:sz w:val="18"/>
+                <w:szCs w:val="18"/>
+                <w:lang w:val="vi-VN"/>
               </w:rPr>
               <w:t xml:space="preserve">0,69</w:t>
             </w:r>
@@ -9357,8 +11157,10 @@
                 <w:rFonts w:ascii="Times New Roman" w:cs="Times New Roman" w:eastAsia="Times New Roman" w:hAnsi="Times New Roman"/>
                 <w:b w:val="false"/>
                 <w:bCs w:val="false"/>
-                <w:sz w:val="18"/>
-                <w:szCs w:val="18"/>
+                <w:noProof/>
+                <w:sz w:val="18"/>
+                <w:szCs w:val="18"/>
+                <w:lang w:val="vi-VN"/>
               </w:rPr>
               <w:t xml:space="preserve">ĐẠT</w:t>
             </w:r>
@@ -9379,8 +11181,10 @@
                 <w:rFonts w:ascii="Times New Roman" w:cs="Times New Roman" w:eastAsia="Times New Roman" w:hAnsi="Times New Roman"/>
                 <w:b w:val="false"/>
                 <w:bCs w:val="false"/>
-                <w:sz w:val="18"/>
-                <w:szCs w:val="18"/>
+                <w:noProof/>
+                <w:sz w:val="18"/>
+                <w:szCs w:val="18"/>
+                <w:lang w:val="vi-VN"/>
               </w:rPr>
               <w:t xml:space="preserve">HV-DV028</w:t>
             </w:r>
@@ -9396,8 +11200,10 @@
                 <w:rFonts w:ascii="Times New Roman" w:cs="Times New Roman" w:eastAsia="Times New Roman" w:hAnsi="Times New Roman"/>
                 <w:b w:val="false"/>
                 <w:bCs w:val="false"/>
-                <w:sz w:val="18"/>
-                <w:szCs w:val="18"/>
+                <w:noProof/>
+                <w:sz w:val="18"/>
+                <w:szCs w:val="18"/>
+                <w:lang w:val="vi-VN"/>
               </w:rPr>
               <w:t xml:space="preserve">B7-D20 + B8-D31</w:t>
             </w:r>
@@ -9413,8 +11219,10 @@
                 <w:rFonts w:ascii="Times New Roman" w:cs="Times New Roman" w:eastAsia="Times New Roman" w:hAnsi="Times New Roman"/>
                 <w:b w:val="false"/>
                 <w:bCs w:val="false"/>
-                <w:sz w:val="18"/>
-                <w:szCs w:val="18"/>
+                <w:noProof/>
+                <w:sz w:val="18"/>
+                <w:szCs w:val="18"/>
+                <w:lang w:val="vi-VN"/>
               </w:rPr>
               <w:t xml:space="preserve">2,50</w:t>
             </w:r>
@@ -9430,8 +11238,10 @@
                 <w:rFonts w:ascii="Times New Roman" w:cs="Times New Roman" w:eastAsia="Times New Roman" w:hAnsi="Times New Roman"/>
                 <w:b w:val="false"/>
                 <w:bCs w:val="false"/>
-                <w:sz w:val="18"/>
-                <w:szCs w:val="18"/>
+                <w:noProof/>
+                <w:sz w:val="18"/>
+                <w:szCs w:val="18"/>
+                <w:lang w:val="vi-VN"/>
               </w:rPr>
               <w:t xml:space="preserve">0,4</w:t>
             </w:r>
@@ -9447,8 +11257,10 @@
                 <w:rFonts w:ascii="Times New Roman" w:cs="Times New Roman" w:eastAsia="Times New Roman" w:hAnsi="Times New Roman"/>
                 <w:b w:val="false"/>
                 <w:bCs w:val="false"/>
-                <w:sz w:val="18"/>
-                <w:szCs w:val="18"/>
+                <w:noProof/>
+                <w:sz w:val="18"/>
+                <w:szCs w:val="18"/>
+                <w:lang w:val="vi-VN"/>
               </w:rPr>
               <w:t xml:space="preserve">2,48</w:t>
             </w:r>
@@ -9464,8 +11276,10 @@
                 <w:rFonts w:ascii="Times New Roman" w:cs="Times New Roman" w:eastAsia="Times New Roman" w:hAnsi="Times New Roman"/>
                 <w:b w:val="false"/>
                 <w:bCs w:val="false"/>
-                <w:sz w:val="18"/>
-                <w:szCs w:val="18"/>
+                <w:noProof/>
+                <w:sz w:val="18"/>
+                <w:szCs w:val="18"/>
+                <w:lang w:val="vi-VN"/>
               </w:rPr>
               <w:t xml:space="preserve">6,4</w:t>
             </w:r>
@@ -9481,8 +11295,10 @@
                 <w:rFonts w:ascii="Times New Roman" w:cs="Times New Roman" w:eastAsia="Times New Roman" w:hAnsi="Times New Roman"/>
                 <w:b w:val="false"/>
                 <w:bCs w:val="false"/>
-                <w:sz w:val="18"/>
-                <w:szCs w:val="18"/>
+                <w:noProof/>
+                <w:sz w:val="18"/>
+                <w:szCs w:val="18"/>
+                <w:lang w:val="vi-VN"/>
               </w:rPr>
               <w:t xml:space="preserve">57,1</w:t>
             </w:r>
@@ -9498,8 +11314,10 @@
                 <w:rFonts w:ascii="Times New Roman" w:cs="Times New Roman" w:eastAsia="Times New Roman" w:hAnsi="Times New Roman"/>
                 <w:b w:val="false"/>
                 <w:bCs w:val="false"/>
-                <w:sz w:val="18"/>
-                <w:szCs w:val="18"/>
+                <w:noProof/>
+                <w:sz w:val="18"/>
+                <w:szCs w:val="18"/>
+                <w:lang w:val="vi-VN"/>
               </w:rPr>
               <w:t xml:space="preserve">0,87</w:t>
             </w:r>
@@ -9515,8 +11333,10 @@
                 <w:rFonts w:ascii="Times New Roman" w:cs="Times New Roman" w:eastAsia="Times New Roman" w:hAnsi="Times New Roman"/>
                 <w:b w:val="false"/>
                 <w:bCs w:val="false"/>
-                <w:sz w:val="18"/>
-                <w:szCs w:val="18"/>
+                <w:noProof/>
+                <w:sz w:val="18"/>
+                <w:szCs w:val="18"/>
+                <w:lang w:val="vi-VN"/>
               </w:rPr>
               <w:t xml:space="preserve">0,59</w:t>
             </w:r>
@@ -9532,8 +11352,10 @@
                 <w:rFonts w:ascii="Times New Roman" w:cs="Times New Roman" w:eastAsia="Times New Roman" w:hAnsi="Times New Roman"/>
                 <w:b w:val="false"/>
                 <w:bCs w:val="false"/>
-                <w:sz w:val="18"/>
-                <w:szCs w:val="18"/>
+                <w:noProof/>
+                <w:sz w:val="18"/>
+                <w:szCs w:val="18"/>
+                <w:lang w:val="vi-VN"/>
               </w:rPr>
               <w:t xml:space="preserve">0,92</w:t>
             </w:r>
@@ -9549,8 +11371,10 @@
                 <w:rFonts w:ascii="Times New Roman" w:cs="Times New Roman" w:eastAsia="Times New Roman" w:hAnsi="Times New Roman"/>
                 <w:b w:val="false"/>
                 <w:bCs w:val="false"/>
-                <w:sz w:val="18"/>
-                <w:szCs w:val="18"/>
+                <w:noProof/>
+                <w:sz w:val="18"/>
+                <w:szCs w:val="18"/>
+                <w:lang w:val="vi-VN"/>
               </w:rPr>
               <w:t xml:space="preserve">0,95</w:t>
             </w:r>
@@ -9566,8 +11390,10 @@
                 <w:rFonts w:ascii="Times New Roman" w:cs="Times New Roman" w:eastAsia="Times New Roman" w:hAnsi="Times New Roman"/>
                 <w:b w:val="false"/>
                 <w:bCs w:val="false"/>
-                <w:sz w:val="18"/>
-                <w:szCs w:val="18"/>
+                <w:noProof/>
+                <w:sz w:val="18"/>
+                <w:szCs w:val="18"/>
+                <w:lang w:val="vi-VN"/>
               </w:rPr>
               <w:t xml:space="preserve">ĐẠT</w:t>
             </w:r>
@@ -9588,8 +11414,10 @@
                 <w:rFonts w:ascii="Times New Roman" w:cs="Times New Roman" w:eastAsia="Times New Roman" w:hAnsi="Times New Roman"/>
                 <w:b w:val="false"/>
                 <w:bCs w:val="false"/>
-                <w:sz w:val="18"/>
-                <w:szCs w:val="18"/>
+                <w:noProof/>
+                <w:sz w:val="18"/>
+                <w:szCs w:val="18"/>
+                <w:lang w:val="vi-VN"/>
               </w:rPr>
               <w:t xml:space="preserve">HV-DV029</w:t>
             </w:r>
@@ -9605,8 +11433,10 @@
                 <w:rFonts w:ascii="Times New Roman" w:cs="Times New Roman" w:eastAsia="Times New Roman" w:hAnsi="Times New Roman"/>
                 <w:b w:val="false"/>
                 <w:bCs w:val="false"/>
-                <w:sz w:val="18"/>
-                <w:szCs w:val="18"/>
+                <w:noProof/>
+                <w:sz w:val="18"/>
+                <w:szCs w:val="18"/>
+                <w:lang w:val="vi-VN"/>
               </w:rPr>
               <w:t xml:space="preserve">B7-D24 + B8-D32</w:t>
             </w:r>
@@ -9622,8 +11452,10 @@
                 <w:rFonts w:ascii="Times New Roman" w:cs="Times New Roman" w:eastAsia="Times New Roman" w:hAnsi="Times New Roman"/>
                 <w:b w:val="false"/>
                 <w:bCs w:val="false"/>
-                <w:sz w:val="18"/>
-                <w:szCs w:val="18"/>
+                <w:noProof/>
+                <w:sz w:val="18"/>
+                <w:szCs w:val="18"/>
+                <w:lang w:val="vi-VN"/>
               </w:rPr>
               <w:t xml:space="preserve">2,50</w:t>
             </w:r>
@@ -9639,8 +11471,10 @@
                 <w:rFonts w:ascii="Times New Roman" w:cs="Times New Roman" w:eastAsia="Times New Roman" w:hAnsi="Times New Roman"/>
                 <w:b w:val="false"/>
                 <w:bCs w:val="false"/>
-                <w:sz w:val="18"/>
-                <w:szCs w:val="18"/>
+                <w:noProof/>
+                <w:sz w:val="18"/>
+                <w:szCs w:val="18"/>
+                <w:lang w:val="vi-VN"/>
               </w:rPr>
               <w:t xml:space="preserve">0,4</w:t>
             </w:r>
@@ -9656,8 +11490,10 @@
                 <w:rFonts w:ascii="Times New Roman" w:cs="Times New Roman" w:eastAsia="Times New Roman" w:hAnsi="Times New Roman"/>
                 <w:b w:val="false"/>
                 <w:bCs w:val="false"/>
-                <w:sz w:val="18"/>
-                <w:szCs w:val="18"/>
+                <w:noProof/>
+                <w:sz w:val="18"/>
+                <w:szCs w:val="18"/>
+                <w:lang w:val="vi-VN"/>
               </w:rPr>
               <w:t xml:space="preserve">2,48</w:t>
             </w:r>
@@ -9673,8 +11509,10 @@
                 <w:rFonts w:ascii="Times New Roman" w:cs="Times New Roman" w:eastAsia="Times New Roman" w:hAnsi="Times New Roman"/>
                 <w:b w:val="false"/>
                 <w:bCs w:val="false"/>
-                <w:sz w:val="18"/>
-                <w:szCs w:val="18"/>
+                <w:noProof/>
+                <w:sz w:val="18"/>
+                <w:szCs w:val="18"/>
+                <w:lang w:val="vi-VN"/>
               </w:rPr>
               <w:t xml:space="preserve">6,4</w:t>
             </w:r>
@@ -9690,8 +11528,10 @@
                 <w:rFonts w:ascii="Times New Roman" w:cs="Times New Roman" w:eastAsia="Times New Roman" w:hAnsi="Times New Roman"/>
                 <w:b w:val="false"/>
                 <w:bCs w:val="false"/>
-                <w:sz w:val="18"/>
-                <w:szCs w:val="18"/>
+                <w:noProof/>
+                <w:sz w:val="18"/>
+                <w:szCs w:val="18"/>
+                <w:lang w:val="vi-VN"/>
               </w:rPr>
               <w:t xml:space="preserve">49,5</w:t>
             </w:r>
@@ -9707,8 +11547,10 @@
                 <w:rFonts w:ascii="Times New Roman" w:cs="Times New Roman" w:eastAsia="Times New Roman" w:hAnsi="Times New Roman"/>
                 <w:b w:val="false"/>
                 <w:bCs w:val="false"/>
-                <w:sz w:val="18"/>
-                <w:szCs w:val="18"/>
+                <w:noProof/>
+                <w:sz w:val="18"/>
+                <w:szCs w:val="18"/>
+                <w:lang w:val="vi-VN"/>
               </w:rPr>
               <w:t xml:space="preserve">0,76</w:t>
             </w:r>
@@ -9724,8 +11566,10 @@
                 <w:rFonts w:ascii="Times New Roman" w:cs="Times New Roman" w:eastAsia="Times New Roman" w:hAnsi="Times New Roman"/>
                 <w:b w:val="false"/>
                 <w:bCs w:val="false"/>
-                <w:sz w:val="18"/>
-                <w:szCs w:val="18"/>
+                <w:noProof/>
+                <w:sz w:val="18"/>
+                <w:szCs w:val="18"/>
+                <w:lang w:val="vi-VN"/>
               </w:rPr>
               <w:t xml:space="preserve">0,59</w:t>
             </w:r>
@@ -9741,8 +11585,10 @@
                 <w:rFonts w:ascii="Times New Roman" w:cs="Times New Roman" w:eastAsia="Times New Roman" w:hAnsi="Times New Roman"/>
                 <w:b w:val="false"/>
                 <w:bCs w:val="false"/>
-                <w:sz w:val="18"/>
-                <w:szCs w:val="18"/>
+                <w:noProof/>
+                <w:sz w:val="18"/>
+                <w:szCs w:val="18"/>
+                <w:lang w:val="vi-VN"/>
               </w:rPr>
               <w:t xml:space="preserve">0,81</w:t>
             </w:r>
@@ -9758,8 +11604,10 @@
                 <w:rFonts w:ascii="Times New Roman" w:cs="Times New Roman" w:eastAsia="Times New Roman" w:hAnsi="Times New Roman"/>
                 <w:b w:val="false"/>
                 <w:bCs w:val="false"/>
-                <w:sz w:val="18"/>
-                <w:szCs w:val="18"/>
+                <w:noProof/>
+                <w:sz w:val="18"/>
+                <w:szCs w:val="18"/>
+                <w:lang w:val="vi-VN"/>
               </w:rPr>
               <w:t xml:space="preserve">0,71</w:t>
             </w:r>
@@ -9775,8 +11623,10 @@
                 <w:rFonts w:ascii="Times New Roman" w:cs="Times New Roman" w:eastAsia="Times New Roman" w:hAnsi="Times New Roman"/>
                 <w:b w:val="false"/>
                 <w:bCs w:val="false"/>
-                <w:sz w:val="18"/>
-                <w:szCs w:val="18"/>
+                <w:noProof/>
+                <w:sz w:val="18"/>
+                <w:szCs w:val="18"/>
+                <w:lang w:val="vi-VN"/>
               </w:rPr>
               <w:t xml:space="preserve">ĐẠT</w:t>
             </w:r>
@@ -9797,8 +11647,10 @@
                 <w:rFonts w:ascii="Times New Roman" w:cs="Times New Roman" w:eastAsia="Times New Roman" w:hAnsi="Times New Roman"/>
                 <w:b w:val="false"/>
                 <w:bCs w:val="false"/>
-                <w:sz w:val="18"/>
-                <w:szCs w:val="18"/>
+                <w:noProof/>
+                <w:sz w:val="18"/>
+                <w:szCs w:val="18"/>
+                <w:lang w:val="vi-VN"/>
               </w:rPr>
               <w:t xml:space="preserve">HV-DV030</w:t>
             </w:r>
@@ -9814,8 +11666,10 @@
                 <w:rFonts w:ascii="Times New Roman" w:cs="Times New Roman" w:eastAsia="Times New Roman" w:hAnsi="Times New Roman"/>
                 <w:b w:val="false"/>
                 <w:bCs w:val="false"/>
-                <w:sz w:val="18"/>
-                <w:szCs w:val="18"/>
+                <w:noProof/>
+                <w:sz w:val="18"/>
+                <w:szCs w:val="18"/>
+                <w:lang w:val="vi-VN"/>
               </w:rPr>
               <w:t xml:space="preserve">B7-D25 + B8-D29</w:t>
             </w:r>
@@ -9831,8 +11685,10 @@
                 <w:rFonts w:ascii="Times New Roman" w:cs="Times New Roman" w:eastAsia="Times New Roman" w:hAnsi="Times New Roman"/>
                 <w:b w:val="false"/>
                 <w:bCs w:val="false"/>
-                <w:sz w:val="18"/>
-                <w:szCs w:val="18"/>
+                <w:noProof/>
+                <w:sz w:val="18"/>
+                <w:szCs w:val="18"/>
+                <w:lang w:val="vi-VN"/>
               </w:rPr>
               <w:t xml:space="preserve">2,50</w:t>
             </w:r>
@@ -9848,8 +11704,10 @@
                 <w:rFonts w:ascii="Times New Roman" w:cs="Times New Roman" w:eastAsia="Times New Roman" w:hAnsi="Times New Roman"/>
                 <w:b w:val="false"/>
                 <w:bCs w:val="false"/>
-                <w:sz w:val="18"/>
-                <w:szCs w:val="18"/>
+                <w:noProof/>
+                <w:sz w:val="18"/>
+                <w:szCs w:val="18"/>
+                <w:lang w:val="vi-VN"/>
               </w:rPr>
               <w:t xml:space="preserve">0,4</w:t>
             </w:r>
@@ -9865,8 +11723,10 @@
                 <w:rFonts w:ascii="Times New Roman" w:cs="Times New Roman" w:eastAsia="Times New Roman" w:hAnsi="Times New Roman"/>
                 <w:b w:val="false"/>
                 <w:bCs w:val="false"/>
-                <w:sz w:val="18"/>
-                <w:szCs w:val="18"/>
+                <w:noProof/>
+                <w:sz w:val="18"/>
+                <w:szCs w:val="18"/>
+                <w:lang w:val="vi-VN"/>
               </w:rPr>
               <w:t xml:space="preserve">2,48</w:t>
             </w:r>
@@ -9882,8 +11742,10 @@
                 <w:rFonts w:ascii="Times New Roman" w:cs="Times New Roman" w:eastAsia="Times New Roman" w:hAnsi="Times New Roman"/>
                 <w:b w:val="false"/>
                 <w:bCs w:val="false"/>
-                <w:sz w:val="18"/>
-                <w:szCs w:val="18"/>
+                <w:noProof/>
+                <w:sz w:val="18"/>
+                <w:szCs w:val="18"/>
+                <w:lang w:val="vi-VN"/>
               </w:rPr>
               <w:t xml:space="preserve">6,4</w:t>
             </w:r>
@@ -9899,8 +11761,10 @@
                 <w:rFonts w:ascii="Times New Roman" w:cs="Times New Roman" w:eastAsia="Times New Roman" w:hAnsi="Times New Roman"/>
                 <w:b w:val="false"/>
                 <w:bCs w:val="false"/>
-                <w:sz w:val="18"/>
-                <w:szCs w:val="18"/>
+                <w:noProof/>
+                <w:sz w:val="18"/>
+                <w:szCs w:val="18"/>
+                <w:lang w:val="vi-VN"/>
               </w:rPr>
               <w:t xml:space="preserve">56,3</w:t>
             </w:r>
@@ -9916,8 +11780,10 @@
                 <w:rFonts w:ascii="Times New Roman" w:cs="Times New Roman" w:eastAsia="Times New Roman" w:hAnsi="Times New Roman"/>
                 <w:b w:val="false"/>
                 <w:bCs w:val="false"/>
-                <w:sz w:val="18"/>
-                <w:szCs w:val="18"/>
+                <w:noProof/>
+                <w:sz w:val="18"/>
+                <w:szCs w:val="18"/>
+                <w:lang w:val="vi-VN"/>
               </w:rPr>
               <w:t xml:space="preserve">0,86</w:t>
             </w:r>
@@ -9933,8 +11799,10 @@
                 <w:rFonts w:ascii="Times New Roman" w:cs="Times New Roman" w:eastAsia="Times New Roman" w:hAnsi="Times New Roman"/>
                 <w:b w:val="false"/>
                 <w:bCs w:val="false"/>
-                <w:sz w:val="18"/>
-                <w:szCs w:val="18"/>
+                <w:noProof/>
+                <w:sz w:val="18"/>
+                <w:szCs w:val="18"/>
+                <w:lang w:val="vi-VN"/>
               </w:rPr>
               <w:t xml:space="preserve">0,59</w:t>
             </w:r>
@@ -9950,8 +11818,10 @@
                 <w:rFonts w:ascii="Times New Roman" w:cs="Times New Roman" w:eastAsia="Times New Roman" w:hAnsi="Times New Roman"/>
                 <w:b w:val="false"/>
                 <w:bCs w:val="false"/>
-                <w:sz w:val="18"/>
-                <w:szCs w:val="18"/>
+                <w:noProof/>
+                <w:sz w:val="18"/>
+                <w:szCs w:val="18"/>
+                <w:lang w:val="vi-VN"/>
               </w:rPr>
               <w:t xml:space="preserve">0,91</w:t>
             </w:r>
@@ -9967,8 +11837,10 @@
                 <w:rFonts w:ascii="Times New Roman" w:cs="Times New Roman" w:eastAsia="Times New Roman" w:hAnsi="Times New Roman"/>
                 <w:b w:val="false"/>
                 <w:bCs w:val="false"/>
-                <w:sz w:val="18"/>
-                <w:szCs w:val="18"/>
+                <w:noProof/>
+                <w:sz w:val="18"/>
+                <w:szCs w:val="18"/>
+                <w:lang w:val="vi-VN"/>
               </w:rPr>
               <w:t xml:space="preserve">0,93</w:t>
             </w:r>
@@ -9984,8 +11856,10 @@
                 <w:rFonts w:ascii="Times New Roman" w:cs="Times New Roman" w:eastAsia="Times New Roman" w:hAnsi="Times New Roman"/>
                 <w:b w:val="false"/>
                 <w:bCs w:val="false"/>
-                <w:sz w:val="18"/>
-                <w:szCs w:val="18"/>
+                <w:noProof/>
+                <w:sz w:val="18"/>
+                <w:szCs w:val="18"/>
+                <w:lang w:val="vi-VN"/>
               </w:rPr>
               <w:t xml:space="preserve">ĐẠT</w:t>
             </w:r>
@@ -10006,8 +11880,10 @@
                 <w:rFonts w:ascii="Times New Roman" w:cs="Times New Roman" w:eastAsia="Times New Roman" w:hAnsi="Times New Roman"/>
                 <w:b w:val="false"/>
                 <w:bCs w:val="false"/>
-                <w:sz w:val="18"/>
-                <w:szCs w:val="18"/>
+                <w:noProof/>
+                <w:sz w:val="18"/>
+                <w:szCs w:val="18"/>
+                <w:lang w:val="vi-VN"/>
               </w:rPr>
               <w:t xml:space="preserve">HV-DV031</w:t>
             </w:r>
@@ -10023,8 +11899,10 @@
                 <w:rFonts w:ascii="Times New Roman" w:cs="Times New Roman" w:eastAsia="Times New Roman" w:hAnsi="Times New Roman"/>
                 <w:b w:val="false"/>
                 <w:bCs w:val="false"/>
-                <w:sz w:val="18"/>
-                <w:szCs w:val="18"/>
+                <w:noProof/>
+                <w:sz w:val="18"/>
+                <w:szCs w:val="18"/>
+                <w:lang w:val="vi-VN"/>
               </w:rPr>
               <w:t xml:space="preserve">B7-D33 + B8-D30</w:t>
             </w:r>
@@ -10040,8 +11918,10 @@
                 <w:rFonts w:ascii="Times New Roman" w:cs="Times New Roman" w:eastAsia="Times New Roman" w:hAnsi="Times New Roman"/>
                 <w:b w:val="false"/>
                 <w:bCs w:val="false"/>
-                <w:sz w:val="18"/>
-                <w:szCs w:val="18"/>
+                <w:noProof/>
+                <w:sz w:val="18"/>
+                <w:szCs w:val="18"/>
+                <w:lang w:val="vi-VN"/>
               </w:rPr>
               <w:t xml:space="preserve">2,50</w:t>
             </w:r>
@@ -10057,8 +11937,10 @@
                 <w:rFonts w:ascii="Times New Roman" w:cs="Times New Roman" w:eastAsia="Times New Roman" w:hAnsi="Times New Roman"/>
                 <w:b w:val="false"/>
                 <w:bCs w:val="false"/>
-                <w:sz w:val="18"/>
-                <w:szCs w:val="18"/>
+                <w:noProof/>
+                <w:sz w:val="18"/>
+                <w:szCs w:val="18"/>
+                <w:lang w:val="vi-VN"/>
               </w:rPr>
               <w:t xml:space="preserve">0,4</w:t>
             </w:r>
@@ -10074,8 +11956,10 @@
                 <w:rFonts w:ascii="Times New Roman" w:cs="Times New Roman" w:eastAsia="Times New Roman" w:hAnsi="Times New Roman"/>
                 <w:b w:val="false"/>
                 <w:bCs w:val="false"/>
-                <w:sz w:val="18"/>
-                <w:szCs w:val="18"/>
+                <w:noProof/>
+                <w:sz w:val="18"/>
+                <w:szCs w:val="18"/>
+                <w:lang w:val="vi-VN"/>
               </w:rPr>
               <w:t xml:space="preserve">2,48</w:t>
             </w:r>
@@ -10091,8 +11975,10 @@
                 <w:rFonts w:ascii="Times New Roman" w:cs="Times New Roman" w:eastAsia="Times New Roman" w:hAnsi="Times New Roman"/>
                 <w:b w:val="false"/>
                 <w:bCs w:val="false"/>
-                <w:sz w:val="18"/>
-                <w:szCs w:val="18"/>
+                <w:noProof/>
+                <w:sz w:val="18"/>
+                <w:szCs w:val="18"/>
+                <w:lang w:val="vi-VN"/>
               </w:rPr>
               <w:t xml:space="preserve">6,4</w:t>
             </w:r>
@@ -10108,8 +11994,10 @@
                 <w:rFonts w:ascii="Times New Roman" w:cs="Times New Roman" w:eastAsia="Times New Roman" w:hAnsi="Times New Roman"/>
                 <w:b w:val="false"/>
                 <w:bCs w:val="false"/>
-                <w:sz w:val="18"/>
-                <w:szCs w:val="18"/>
+                <w:noProof/>
+                <w:sz w:val="18"/>
+                <w:szCs w:val="18"/>
+                <w:lang w:val="vi-VN"/>
               </w:rPr>
               <w:t xml:space="preserve">57,9</w:t>
             </w:r>
@@ -10125,8 +12013,10 @@
                 <w:rFonts w:ascii="Times New Roman" w:cs="Times New Roman" w:eastAsia="Times New Roman" w:hAnsi="Times New Roman"/>
                 <w:b w:val="false"/>
                 <w:bCs w:val="false"/>
-                <w:sz w:val="18"/>
-                <w:szCs w:val="18"/>
+                <w:noProof/>
+                <w:sz w:val="18"/>
+                <w:szCs w:val="18"/>
+                <w:lang w:val="vi-VN"/>
               </w:rPr>
               <w:t xml:space="preserve">0,89</w:t>
             </w:r>
@@ -10142,8 +12032,10 @@
                 <w:rFonts w:ascii="Times New Roman" w:cs="Times New Roman" w:eastAsia="Times New Roman" w:hAnsi="Times New Roman"/>
                 <w:b w:val="false"/>
                 <w:bCs w:val="false"/>
-                <w:sz w:val="18"/>
-                <w:szCs w:val="18"/>
+                <w:noProof/>
+                <w:sz w:val="18"/>
+                <w:szCs w:val="18"/>
+                <w:lang w:val="vi-VN"/>
               </w:rPr>
               <w:t xml:space="preserve">0,58</w:t>
             </w:r>
@@ -10159,8 +12051,10 @@
                 <w:rFonts w:ascii="Times New Roman" w:cs="Times New Roman" w:eastAsia="Times New Roman" w:hAnsi="Times New Roman"/>
                 <w:b w:val="false"/>
                 <w:bCs w:val="false"/>
-                <w:sz w:val="18"/>
-                <w:szCs w:val="18"/>
+                <w:noProof/>
+                <w:sz w:val="18"/>
+                <w:szCs w:val="18"/>
+                <w:lang w:val="vi-VN"/>
               </w:rPr>
               <w:t xml:space="preserve">0,94</w:t>
             </w:r>
@@ -10176,8 +12070,10 @@
                 <w:rFonts w:ascii="Times New Roman" w:cs="Times New Roman" w:eastAsia="Times New Roman" w:hAnsi="Times New Roman"/>
                 <w:b w:val="false"/>
                 <w:bCs w:val="false"/>
-                <w:sz w:val="18"/>
-                <w:szCs w:val="18"/>
+                <w:noProof/>
+                <w:sz w:val="18"/>
+                <w:szCs w:val="18"/>
+                <w:lang w:val="vi-VN"/>
               </w:rPr>
               <w:t xml:space="preserve">0,98</w:t>
             </w:r>
@@ -10193,8 +12089,10 @@
                 <w:rFonts w:ascii="Times New Roman" w:cs="Times New Roman" w:eastAsia="Times New Roman" w:hAnsi="Times New Roman"/>
                 <w:b w:val="false"/>
                 <w:bCs w:val="false"/>
-                <w:sz w:val="18"/>
-                <w:szCs w:val="18"/>
+                <w:noProof/>
+                <w:sz w:val="18"/>
+                <w:szCs w:val="18"/>
+                <w:lang w:val="vi-VN"/>
               </w:rPr>
               <w:t xml:space="preserve">ĐẠT</w:t>
             </w:r>
@@ -10215,8 +12113,10 @@
                 <w:rFonts w:ascii="Times New Roman" w:cs="Times New Roman" w:eastAsia="Times New Roman" w:hAnsi="Times New Roman"/>
                 <w:b w:val="false"/>
                 <w:bCs w:val="false"/>
-                <w:sz w:val="18"/>
-                <w:szCs w:val="18"/>
+                <w:noProof/>
+                <w:sz w:val="18"/>
+                <w:szCs w:val="18"/>
+                <w:lang w:val="vi-VN"/>
               </w:rPr>
               <w:t xml:space="preserve">HV-DV032</w:t>
             </w:r>
@@ -10232,8 +12132,10 @@
                 <w:rFonts w:ascii="Times New Roman" w:cs="Times New Roman" w:eastAsia="Times New Roman" w:hAnsi="Times New Roman"/>
                 <w:b w:val="false"/>
                 <w:bCs w:val="false"/>
-                <w:sz w:val="18"/>
-                <w:szCs w:val="18"/>
+                <w:noProof/>
+                <w:sz w:val="18"/>
+                <w:szCs w:val="18"/>
+                <w:lang w:val="vi-VN"/>
               </w:rPr>
               <w:t xml:space="preserve">B8-D48 + B9-D16</w:t>
             </w:r>
@@ -10249,8 +12151,10 @@
                 <w:rFonts w:ascii="Times New Roman" w:cs="Times New Roman" w:eastAsia="Times New Roman" w:hAnsi="Times New Roman"/>
                 <w:b w:val="false"/>
                 <w:bCs w:val="false"/>
-                <w:sz w:val="18"/>
-                <w:szCs w:val="18"/>
+                <w:noProof/>
+                <w:sz w:val="18"/>
+                <w:szCs w:val="18"/>
+                <w:lang w:val="vi-VN"/>
               </w:rPr>
               <w:t xml:space="preserve">2,50</w:t>
             </w:r>
@@ -10266,8 +12170,10 @@
                 <w:rFonts w:ascii="Times New Roman" w:cs="Times New Roman" w:eastAsia="Times New Roman" w:hAnsi="Times New Roman"/>
                 <w:b w:val="false"/>
                 <w:bCs w:val="false"/>
-                <w:sz w:val="18"/>
-                <w:szCs w:val="18"/>
+                <w:noProof/>
+                <w:sz w:val="18"/>
+                <w:szCs w:val="18"/>
+                <w:lang w:val="vi-VN"/>
               </w:rPr>
               <w:t xml:space="preserve">0,4</w:t>
             </w:r>
@@ -10283,8 +12189,10 @@
                 <w:rFonts w:ascii="Times New Roman" w:cs="Times New Roman" w:eastAsia="Times New Roman" w:hAnsi="Times New Roman"/>
                 <w:b w:val="false"/>
                 <w:bCs w:val="false"/>
-                <w:sz w:val="18"/>
-                <w:szCs w:val="18"/>
+                <w:noProof/>
+                <w:sz w:val="18"/>
+                <w:szCs w:val="18"/>
+                <w:lang w:val="vi-VN"/>
               </w:rPr>
               <w:t xml:space="preserve">2,48</w:t>
             </w:r>
@@ -10300,8 +12208,10 @@
                 <w:rFonts w:ascii="Times New Roman" w:cs="Times New Roman" w:eastAsia="Times New Roman" w:hAnsi="Times New Roman"/>
                 <w:b w:val="false"/>
                 <w:bCs w:val="false"/>
-                <w:sz w:val="18"/>
-                <w:szCs w:val="18"/>
+                <w:noProof/>
+                <w:sz w:val="18"/>
+                <w:szCs w:val="18"/>
+                <w:lang w:val="vi-VN"/>
               </w:rPr>
               <w:t xml:space="preserve">6,4</w:t>
             </w:r>
@@ -10317,8 +12227,10 @@
                 <w:rFonts w:ascii="Times New Roman" w:cs="Times New Roman" w:eastAsia="Times New Roman" w:hAnsi="Times New Roman"/>
                 <w:b w:val="false"/>
                 <w:bCs w:val="false"/>
-                <w:sz w:val="18"/>
-                <w:szCs w:val="18"/>
+                <w:noProof/>
+                <w:sz w:val="18"/>
+                <w:szCs w:val="18"/>
+                <w:lang w:val="vi-VN"/>
               </w:rPr>
               <w:t xml:space="preserve">49,2</w:t>
             </w:r>
@@ -10334,8 +12246,10 @@
                 <w:rFonts w:ascii="Times New Roman" w:cs="Times New Roman" w:eastAsia="Times New Roman" w:hAnsi="Times New Roman"/>
                 <w:b w:val="false"/>
                 <w:bCs w:val="false"/>
-                <w:sz w:val="18"/>
-                <w:szCs w:val="18"/>
+                <w:noProof/>
+                <w:sz w:val="18"/>
+                <w:szCs w:val="18"/>
+                <w:lang w:val="vi-VN"/>
               </w:rPr>
               <w:t xml:space="preserve">0,75</w:t>
             </w:r>
@@ -10351,8 +12265,10 @@
                 <w:rFonts w:ascii="Times New Roman" w:cs="Times New Roman" w:eastAsia="Times New Roman" w:hAnsi="Times New Roman"/>
                 <w:b w:val="false"/>
                 <w:bCs w:val="false"/>
-                <w:sz w:val="18"/>
-                <w:szCs w:val="18"/>
+                <w:noProof/>
+                <w:sz w:val="18"/>
+                <w:szCs w:val="18"/>
+                <w:lang w:val="vi-VN"/>
               </w:rPr>
               <w:t xml:space="preserve">0,59</w:t>
             </w:r>
@@ -10368,8 +12284,10 @@
                 <w:rFonts w:ascii="Times New Roman" w:cs="Times New Roman" w:eastAsia="Times New Roman" w:hAnsi="Times New Roman"/>
                 <w:b w:val="false"/>
                 <w:bCs w:val="false"/>
-                <w:sz w:val="18"/>
-                <w:szCs w:val="18"/>
+                <w:noProof/>
+                <w:sz w:val="18"/>
+                <w:szCs w:val="18"/>
+                <w:lang w:val="vi-VN"/>
               </w:rPr>
               <w:t xml:space="preserve">0,89</w:t>
             </w:r>
@@ -10385,8 +12303,10 @@
                 <w:rFonts w:ascii="Times New Roman" w:cs="Times New Roman" w:eastAsia="Times New Roman" w:hAnsi="Times New Roman"/>
                 <w:b w:val="false"/>
                 <w:bCs w:val="false"/>
-                <w:sz w:val="18"/>
-                <w:szCs w:val="18"/>
+                <w:noProof/>
+                <w:sz w:val="18"/>
+                <w:szCs w:val="18"/>
+                <w:lang w:val="vi-VN"/>
               </w:rPr>
               <w:t xml:space="preserve">0,87</w:t>
             </w:r>
@@ -10402,8 +12322,10 @@
                 <w:rFonts w:ascii="Times New Roman" w:cs="Times New Roman" w:eastAsia="Times New Roman" w:hAnsi="Times New Roman"/>
                 <w:b w:val="false"/>
                 <w:bCs w:val="false"/>
-                <w:sz w:val="18"/>
-                <w:szCs w:val="18"/>
+                <w:noProof/>
+                <w:sz w:val="18"/>
+                <w:szCs w:val="18"/>
+                <w:lang w:val="vi-VN"/>
               </w:rPr>
               <w:t xml:space="preserve">ĐẠT</w:t>
             </w:r>
@@ -10424,8 +12346,10 @@
                 <w:rFonts w:ascii="Times New Roman" w:cs="Times New Roman" w:eastAsia="Times New Roman" w:hAnsi="Times New Roman"/>
                 <w:b w:val="false"/>
                 <w:bCs w:val="false"/>
-                <w:sz w:val="18"/>
-                <w:szCs w:val="18"/>
+                <w:noProof/>
+                <w:sz w:val="18"/>
+                <w:szCs w:val="18"/>
+                <w:lang w:val="vi-VN"/>
               </w:rPr>
               <w:t xml:space="preserve">TỔNG</w:t>
             </w:r>
@@ -10441,8 +12365,10 @@
                 <w:rFonts w:ascii="Times New Roman" w:cs="Times New Roman" w:eastAsia="Times New Roman" w:hAnsi="Times New Roman"/>
                 <w:b w:val="false"/>
                 <w:bCs w:val="false"/>
-                <w:sz w:val="18"/>
-                <w:szCs w:val="18"/>
+                <w:noProof/>
+                <w:sz w:val="18"/>
+                <w:szCs w:val="18"/>
+                <w:lang w:val="vi-VN"/>
               </w:rPr>
               <w:t xml:space="preserve">32 đế, 128 vít</w:t>
             </w:r>
@@ -10458,8 +12384,10 @@
                 <w:rFonts w:ascii="Times New Roman" w:cs="Times New Roman" w:eastAsia="Times New Roman" w:hAnsi="Times New Roman"/>
                 <w:b w:val="false"/>
                 <w:bCs w:val="false"/>
-                <w:sz w:val="18"/>
-                <w:szCs w:val="18"/>
+                <w:noProof/>
+                <w:sz w:val="18"/>
+                <w:szCs w:val="18"/>
+                <w:lang w:val="vi-VN"/>
               </w:rPr>
               <w:t xml:space="preserve"/>
             </w:r>
@@ -10475,8 +12403,10 @@
                 <w:rFonts w:ascii="Times New Roman" w:cs="Times New Roman" w:eastAsia="Times New Roman" w:hAnsi="Times New Roman"/>
                 <w:b w:val="false"/>
                 <w:bCs w:val="false"/>
-                <w:sz w:val="18"/>
-                <w:szCs w:val="18"/>
+                <w:noProof/>
+                <w:sz w:val="18"/>
+                <w:szCs w:val="18"/>
+                <w:lang w:val="vi-VN"/>
               </w:rPr>
               <w:t xml:space="preserve"/>
             </w:r>
@@ -10492,8 +12422,10 @@
                 <w:rFonts w:ascii="Times New Roman" w:cs="Times New Roman" w:eastAsia="Times New Roman" w:hAnsi="Times New Roman"/>
                 <w:b w:val="false"/>
                 <w:bCs w:val="false"/>
-                <w:sz w:val="18"/>
-                <w:szCs w:val="18"/>
+                <w:noProof/>
+                <w:sz w:val="18"/>
+                <w:szCs w:val="18"/>
+                <w:lang w:val="vi-VN"/>
               </w:rPr>
               <w:t xml:space="preserve">92,8</w:t>
             </w:r>
@@ -10509,8 +12441,10 @@
                 <w:rFonts w:ascii="Times New Roman" w:cs="Times New Roman" w:eastAsia="Times New Roman" w:hAnsi="Times New Roman"/>
                 <w:b w:val="false"/>
                 <w:bCs w:val="false"/>
-                <w:sz w:val="18"/>
-                <w:szCs w:val="18"/>
+                <w:noProof/>
+                <w:sz w:val="18"/>
+                <w:szCs w:val="18"/>
+                <w:lang w:val="vi-VN"/>
               </w:rPr>
               <w:t xml:space="preserve"/>
             </w:r>
@@ -10526,8 +12460,10 @@
                 <w:rFonts w:ascii="Times New Roman" w:cs="Times New Roman" w:eastAsia="Times New Roman" w:hAnsi="Times New Roman"/>
                 <w:b w:val="false"/>
                 <w:bCs w:val="false"/>
-                <w:sz w:val="18"/>
-                <w:szCs w:val="18"/>
+                <w:noProof/>
+                <w:sz w:val="18"/>
+                <w:szCs w:val="18"/>
+                <w:lang w:val="vi-VN"/>
               </w:rPr>
               <w:t xml:space="preserve">1.643</w:t>
             </w:r>
@@ -10543,8 +12479,10 @@
                 <w:rFonts w:ascii="Times New Roman" w:cs="Times New Roman" w:eastAsia="Times New Roman" w:hAnsi="Times New Roman"/>
                 <w:b w:val="false"/>
                 <w:bCs w:val="false"/>
-                <w:sz w:val="18"/>
-                <w:szCs w:val="18"/>
+                <w:noProof/>
+                <w:sz w:val="18"/>
+                <w:szCs w:val="18"/>
+                <w:lang w:val="vi-VN"/>
               </w:rPr>
               <w:t xml:space="preserve"/>
             </w:r>
@@ -10560,8 +12498,10 @@
                 <w:rFonts w:ascii="Times New Roman" w:cs="Times New Roman" w:eastAsia="Times New Roman" w:hAnsi="Times New Roman"/>
                 <w:b w:val="false"/>
                 <w:bCs w:val="false"/>
-                <w:sz w:val="18"/>
-                <w:szCs w:val="18"/>
+                <w:noProof/>
+                <w:sz w:val="18"/>
+                <w:szCs w:val="18"/>
+                <w:lang w:val="vi-VN"/>
               </w:rPr>
               <w:t xml:space="preserve"/>
             </w:r>
@@ -10577,8 +12517,10 @@
                 <w:rFonts w:ascii="Times New Roman" w:cs="Times New Roman" w:eastAsia="Times New Roman" w:hAnsi="Times New Roman"/>
                 <w:b w:val="false"/>
                 <w:bCs w:val="false"/>
-                <w:sz w:val="18"/>
-                <w:szCs w:val="18"/>
+                <w:noProof/>
+                <w:sz w:val="18"/>
+                <w:szCs w:val="18"/>
+                <w:lang w:val="vi-VN"/>
               </w:rPr>
               <w:t xml:space="preserve"/>
             </w:r>
@@ -10594,8 +12536,10 @@
                 <w:rFonts w:ascii="Times New Roman" w:cs="Times New Roman" w:eastAsia="Times New Roman" w:hAnsi="Times New Roman"/>
                 <w:b w:val="false"/>
                 <w:bCs w:val="false"/>
-                <w:sz w:val="18"/>
-                <w:szCs w:val="18"/>
+                <w:noProof/>
+                <w:sz w:val="18"/>
+                <w:szCs w:val="18"/>
+                <w:lang w:val="vi-VN"/>
               </w:rPr>
               <w:t xml:space="preserve"/>
             </w:r>
@@ -10611,8 +12555,10 @@
                 <w:rFonts w:ascii="Times New Roman" w:cs="Times New Roman" w:eastAsia="Times New Roman" w:hAnsi="Times New Roman"/>
                 <w:b w:val="false"/>
                 <w:bCs w:val="false"/>
-                <w:sz w:val="18"/>
-                <w:szCs w:val="18"/>
+                <w:noProof/>
+                <w:sz w:val="18"/>
+                <w:szCs w:val="18"/>
+                <w:lang w:val="vi-VN"/>
               </w:rPr>
               <w:t xml:space="preserve"/>
             </w:r>
@@ -10627,8 +12573,10 @@
       <w:r>
         <w:rPr>
           <w:rFonts w:ascii="Times New Roman" w:cs="Times New Roman" w:eastAsia="Times New Roman" w:hAnsi="Times New Roman"/>
+          <w:noProof/>
           <w:sz w:val="20"/>
           <w:szCs w:val="20"/>
+          <w:lang w:val="vi-VN"/>
         </w:rPr>
         <w:t xml:space="preserve">Mỗi đế có 4 vít ống Ø89×5 ren Ø105, ngàm 3 m; tổng 128 vít, 474 m. Tổng sức chống nhổ 2.275 kN. Các cột Nhổ, Trượt, Lật, 1 vít là mức sử dụng lớn nhất trên mọi tổ hợp.</w:t>
       </w:r>
@@ -10636,6 +12584,7 @@
     <w:p>
       <w:pPr>
         <w:pStyle w:val="Heading2"/>
+        <w:keepNext/>
         <w:spacing w:after="100" w:before="240"/>
       </w:pPr>
       <w:r>
@@ -10643,8 +12592,10 @@
           <w:rFonts w:ascii="Times New Roman" w:cs="Times New Roman" w:eastAsia="Times New Roman" w:hAnsi="Times New Roman"/>
           <w:b/>
           <w:bCs/>
+          <w:noProof/>
           <w:sz w:val="26"/>
           <w:szCs w:val="26"/>
+          <w:lang w:val="vi-VN"/>
         </w:rPr>
         <w:t xml:space="preserve">Bảng C. Khối lượng và báo giá thi công</w:t>
       </w:r>
@@ -10684,8 +12635,10 @@
                 <w:rFonts w:ascii="Times New Roman" w:cs="Times New Roman" w:eastAsia="Times New Roman" w:hAnsi="Times New Roman"/>
                 <w:b/>
                 <w:bCs/>
-                <w:sz w:val="18"/>
-                <w:szCs w:val="18"/>
+                <w:noProof/>
+                <w:sz w:val="18"/>
+                <w:szCs w:val="18"/>
+                <w:lang w:val="vi-VN"/>
               </w:rPr>
               <w:t xml:space="preserve">STT</w:t>
             </w:r>
@@ -10701,8 +12654,10 @@
                 <w:rFonts w:ascii="Times New Roman" w:cs="Times New Roman" w:eastAsia="Times New Roman" w:hAnsi="Times New Roman"/>
                 <w:b/>
                 <w:bCs/>
-                <w:sz w:val="18"/>
-                <w:szCs w:val="18"/>
+                <w:noProof/>
+                <w:sz w:val="18"/>
+                <w:szCs w:val="18"/>
+                <w:lang w:val="vi-VN"/>
               </w:rPr>
               <w:t xml:space="preserve">Hạng mục</w:t>
             </w:r>
@@ -10718,8 +12673,10 @@
                 <w:rFonts w:ascii="Times New Roman" w:cs="Times New Roman" w:eastAsia="Times New Roman" w:hAnsi="Times New Roman"/>
                 <w:b/>
                 <w:bCs/>
-                <w:sz w:val="18"/>
-                <w:szCs w:val="18"/>
+                <w:noProof/>
+                <w:sz w:val="18"/>
+                <w:szCs w:val="18"/>
+                <w:lang w:val="vi-VN"/>
               </w:rPr>
               <w:t xml:space="preserve">Đơn vị</w:t>
             </w:r>
@@ -10735,8 +12692,10 @@
                 <w:rFonts w:ascii="Times New Roman" w:cs="Times New Roman" w:eastAsia="Times New Roman" w:hAnsi="Times New Roman"/>
                 <w:b/>
                 <w:bCs/>
-                <w:sz w:val="18"/>
-                <w:szCs w:val="18"/>
+                <w:noProof/>
+                <w:sz w:val="18"/>
+                <w:szCs w:val="18"/>
+                <w:lang w:val="vi-VN"/>
               </w:rPr>
               <w:t xml:space="preserve">Khối lượng</w:t>
             </w:r>
@@ -10752,8 +12711,10 @@
                 <w:rFonts w:ascii="Times New Roman" w:cs="Times New Roman" w:eastAsia="Times New Roman" w:hAnsi="Times New Roman"/>
                 <w:b/>
                 <w:bCs/>
-                <w:sz w:val="18"/>
-                <w:szCs w:val="18"/>
+                <w:noProof/>
+                <w:sz w:val="18"/>
+                <w:szCs w:val="18"/>
+                <w:lang w:val="vi-VN"/>
               </w:rPr>
               <w:t xml:space="preserve">Đơn giá (VNĐ)</w:t>
             </w:r>
@@ -10769,8 +12730,10 @@
                 <w:rFonts w:ascii="Times New Roman" w:cs="Times New Roman" w:eastAsia="Times New Roman" w:hAnsi="Times New Roman"/>
                 <w:b/>
                 <w:bCs/>
-                <w:sz w:val="18"/>
-                <w:szCs w:val="18"/>
+                <w:noProof/>
+                <w:sz w:val="18"/>
+                <w:szCs w:val="18"/>
+                <w:lang w:val="vi-VN"/>
               </w:rPr>
               <w:t xml:space="preserve">Thành tiền (VNĐ)</w:t>
             </w:r>
@@ -10786,8 +12749,10 @@
                 <w:rFonts w:ascii="Times New Roman" w:cs="Times New Roman" w:eastAsia="Times New Roman" w:hAnsi="Times New Roman"/>
                 <w:b/>
                 <w:bCs/>
-                <w:sz w:val="18"/>
-                <w:szCs w:val="18"/>
+                <w:noProof/>
+                <w:sz w:val="18"/>
+                <w:szCs w:val="18"/>
+                <w:lang w:val="vi-VN"/>
               </w:rPr>
               <w:t xml:space="preserve">Ghi chú</w:t>
             </w:r>
@@ -10808,8 +12773,10 @@
                 <w:rFonts w:ascii="Times New Roman" w:cs="Times New Roman" w:eastAsia="Times New Roman" w:hAnsi="Times New Roman"/>
                 <w:b w:val="false"/>
                 <w:bCs w:val="false"/>
-                <w:sz w:val="18"/>
-                <w:szCs w:val="18"/>
+                <w:noProof/>
+                <w:sz w:val="18"/>
+                <w:szCs w:val="18"/>
+                <w:lang w:val="vi-VN"/>
               </w:rPr>
               <w:t xml:space="preserve">A</w:t>
             </w:r>
@@ -10825,8 +12792,10 @@
                 <w:rFonts w:ascii="Times New Roman" w:cs="Times New Roman" w:eastAsia="Times New Roman" w:hAnsi="Times New Roman"/>
                 <w:b w:val="false"/>
                 <w:bCs w:val="false"/>
-                <w:sz w:val="18"/>
-                <w:szCs w:val="18"/>
+                <w:noProof/>
+                <w:sz w:val="18"/>
+                <w:szCs w:val="18"/>
+                <w:lang w:val="vi-VN"/>
               </w:rPr>
               <w:t xml:space="preserve">Cọc khoan nhồi trên bờ (đổ bê tông tại chỗ)</w:t>
             </w:r>
@@ -10842,8 +12811,10 @@
                 <w:rFonts w:ascii="Times New Roman" w:cs="Times New Roman" w:eastAsia="Times New Roman" w:hAnsi="Times New Roman"/>
                 <w:b w:val="false"/>
                 <w:bCs w:val="false"/>
-                <w:sz w:val="18"/>
-                <w:szCs w:val="18"/>
+                <w:noProof/>
+                <w:sz w:val="18"/>
+                <w:szCs w:val="18"/>
+                <w:lang w:val="vi-VN"/>
               </w:rPr>
               <w:t xml:space="preserve">md</w:t>
             </w:r>
@@ -10859,8 +12830,10 @@
                 <w:rFonts w:ascii="Times New Roman" w:cs="Times New Roman" w:eastAsia="Times New Roman" w:hAnsi="Times New Roman"/>
                 <w:b w:val="false"/>
                 <w:bCs w:val="false"/>
-                <w:sz w:val="18"/>
-                <w:szCs w:val="18"/>
+                <w:noProof/>
+                <w:sz w:val="18"/>
+                <w:szCs w:val="18"/>
+                <w:lang w:val="vi-VN"/>
               </w:rPr>
               <w:t xml:space="preserve">1.524,6</w:t>
             </w:r>
@@ -10876,8 +12849,10 @@
                 <w:rFonts w:ascii="Times New Roman" w:cs="Times New Roman" w:eastAsia="Times New Roman" w:hAnsi="Times New Roman"/>
                 <w:b w:val="false"/>
                 <w:bCs w:val="false"/>
-                <w:sz w:val="18"/>
-                <w:szCs w:val="18"/>
+                <w:noProof/>
+                <w:sz w:val="18"/>
+                <w:szCs w:val="18"/>
+                <w:lang w:val="vi-VN"/>
               </w:rPr>
               <w:t xml:space="preserve">480.000</w:t>
             </w:r>
@@ -10893,8 +12868,10 @@
                 <w:rFonts w:ascii="Times New Roman" w:cs="Times New Roman" w:eastAsia="Times New Roman" w:hAnsi="Times New Roman"/>
                 <w:b w:val="false"/>
                 <w:bCs w:val="false"/>
-                <w:sz w:val="18"/>
-                <w:szCs w:val="18"/>
+                <w:noProof/>
+                <w:sz w:val="18"/>
+                <w:szCs w:val="18"/>
+                <w:lang w:val="vi-VN"/>
               </w:rPr>
               <w:t xml:space="preserve">731.808.000</w:t>
             </w:r>
@@ -10910,8 +12887,10 @@
                 <w:rFonts w:ascii="Times New Roman" w:cs="Times New Roman" w:eastAsia="Times New Roman" w:hAnsi="Times New Roman"/>
                 <w:b w:val="false"/>
                 <w:bCs w:val="false"/>
-                <w:sz w:val="18"/>
-                <w:szCs w:val="18"/>
+                <w:noProof/>
+                <w:sz w:val="18"/>
+                <w:szCs w:val="18"/>
+                <w:lang w:val="vi-VN"/>
               </w:rPr>
               <w:t xml:space="preserve">Đơn giá trọn gói vật tư + nhân công; 231 cọc</w:t>
             </w:r>
@@ -10932,8 +12911,10 @@
                 <w:rFonts w:ascii="Times New Roman" w:cs="Times New Roman" w:eastAsia="Times New Roman" w:hAnsi="Times New Roman"/>
                 <w:b w:val="false"/>
                 <w:bCs w:val="false"/>
-                <w:sz w:val="18"/>
-                <w:szCs w:val="18"/>
+                <w:noProof/>
+                <w:sz w:val="18"/>
+                <w:szCs w:val="18"/>
+                <w:lang w:val="vi-VN"/>
               </w:rPr>
               <w:t xml:space="preserve">B.1</w:t>
             </w:r>
@@ -10949,8 +12930,10 @@
                 <w:rFonts w:ascii="Times New Roman" w:cs="Times New Roman" w:eastAsia="Times New Roman" w:hAnsi="Times New Roman"/>
                 <w:b w:val="false"/>
                 <w:bCs w:val="false"/>
-                <w:sz w:val="18"/>
-                <w:szCs w:val="18"/>
+                <w:noProof/>
+                <w:sz w:val="18"/>
+                <w:szCs w:val="18"/>
+                <w:lang w:val="vi-VN"/>
               </w:rPr>
               <w:t xml:space="preserve">Đế BTCT neo đáy: bê tông B25 đúc sẵn (gồm ván khuôn, lỗ chờ, gờ chống trượt)</w:t>
             </w:r>
@@ -10966,8 +12949,10 @@
                 <w:rFonts w:ascii="Times New Roman" w:cs="Times New Roman" w:eastAsia="Times New Roman" w:hAnsi="Times New Roman"/>
                 <w:b w:val="false"/>
                 <w:bCs w:val="false"/>
-                <w:sz w:val="18"/>
-                <w:szCs w:val="18"/>
+                <w:noProof/>
+                <w:sz w:val="18"/>
+                <w:szCs w:val="18"/>
+                <w:lang w:val="vi-VN"/>
               </w:rPr>
               <w:t xml:space="preserve">m³</w:t>
             </w:r>
@@ -10983,8 +12968,10 @@
                 <w:rFonts w:ascii="Times New Roman" w:cs="Times New Roman" w:eastAsia="Times New Roman" w:hAnsi="Times New Roman"/>
                 <w:b w:val="false"/>
                 <w:bCs w:val="false"/>
-                <w:sz w:val="18"/>
-                <w:szCs w:val="18"/>
+                <w:noProof/>
+                <w:sz w:val="18"/>
+                <w:szCs w:val="18"/>
+                <w:lang w:val="vi-VN"/>
               </w:rPr>
               <w:t xml:space="preserve">92,8</w:t>
             </w:r>
@@ -11000,8 +12987,10 @@
                 <w:rFonts w:ascii="Times New Roman" w:cs="Times New Roman" w:eastAsia="Times New Roman" w:hAnsi="Times New Roman"/>
                 <w:b w:val="false"/>
                 <w:bCs w:val="false"/>
-                <w:sz w:val="18"/>
-                <w:szCs w:val="18"/>
+                <w:noProof/>
+                <w:sz w:val="18"/>
+                <w:szCs w:val="18"/>
+                <w:lang w:val="vi-VN"/>
               </w:rPr>
               <w:t xml:space="preserve">-</w:t>
             </w:r>
@@ -11017,8 +13006,10 @@
                 <w:rFonts w:ascii="Times New Roman" w:cs="Times New Roman" w:eastAsia="Times New Roman" w:hAnsi="Times New Roman"/>
                 <w:b w:val="false"/>
                 <w:bCs w:val="false"/>
-                <w:sz w:val="18"/>
-                <w:szCs w:val="18"/>
+                <w:noProof/>
+                <w:sz w:val="18"/>
+                <w:szCs w:val="18"/>
+                <w:lang w:val="vi-VN"/>
               </w:rPr>
               <w:t xml:space="preserve">-</w:t>
             </w:r>
@@ -11034,8 +13025,10 @@
                 <w:rFonts w:ascii="Times New Roman" w:cs="Times New Roman" w:eastAsia="Times New Roman" w:hAnsi="Times New Roman"/>
                 <w:b w:val="false"/>
                 <w:bCs w:val="false"/>
-                <w:sz w:val="18"/>
-                <w:szCs w:val="18"/>
+                <w:noProof/>
+                <w:sz w:val="18"/>
+                <w:szCs w:val="18"/>
+                <w:lang w:val="vi-VN"/>
               </w:rPr>
               <w:t xml:space="preserve">CHƯA CÓ ĐƠN GIÁ — nhập để tính</w:t>
             </w:r>
@@ -11056,8 +13049,10 @@
                 <w:rFonts w:ascii="Times New Roman" w:cs="Times New Roman" w:eastAsia="Times New Roman" w:hAnsi="Times New Roman"/>
                 <w:b w:val="false"/>
                 <w:bCs w:val="false"/>
-                <w:sz w:val="18"/>
-                <w:szCs w:val="18"/>
+                <w:noProof/>
+                <w:sz w:val="18"/>
+                <w:szCs w:val="18"/>
+                <w:lang w:val="vi-VN"/>
               </w:rPr>
               <w:t xml:space="preserve">B.2</w:t>
             </w:r>
@@ -11073,8 +13068,10 @@
                 <w:rFonts w:ascii="Times New Roman" w:cs="Times New Roman" w:eastAsia="Times New Roman" w:hAnsi="Times New Roman"/>
                 <w:b w:val="false"/>
                 <w:bCs w:val="false"/>
-                <w:sz w:val="18"/>
-                <w:szCs w:val="18"/>
+                <w:noProof/>
+                <w:sz w:val="18"/>
+                <w:szCs w:val="18"/>
+                <w:lang w:val="vi-VN"/>
               </w:rPr>
               <w:t xml:space="preserve">Đế BTCT neo đáy: cốt thép lưới 2 lớp</w:t>
             </w:r>
@@ -11090,8 +13087,10 @@
                 <w:rFonts w:ascii="Times New Roman" w:cs="Times New Roman" w:eastAsia="Times New Roman" w:hAnsi="Times New Roman"/>
                 <w:b w:val="false"/>
                 <w:bCs w:val="false"/>
-                <w:sz w:val="18"/>
-                <w:szCs w:val="18"/>
+                <w:noProof/>
+                <w:sz w:val="18"/>
+                <w:szCs w:val="18"/>
+                <w:lang w:val="vi-VN"/>
               </w:rPr>
               <w:t xml:space="preserve">kg</w:t>
             </w:r>
@@ -11107,8 +13106,10 @@
                 <w:rFonts w:ascii="Times New Roman" w:cs="Times New Roman" w:eastAsia="Times New Roman" w:hAnsi="Times New Roman"/>
                 <w:b w:val="false"/>
                 <w:bCs w:val="false"/>
-                <w:sz w:val="18"/>
-                <w:szCs w:val="18"/>
+                <w:noProof/>
+                <w:sz w:val="18"/>
+                <w:szCs w:val="18"/>
+                <w:lang w:val="vi-VN"/>
               </w:rPr>
               <w:t xml:space="preserve">4.400,6</w:t>
             </w:r>
@@ -11124,8 +13125,10 @@
                 <w:rFonts w:ascii="Times New Roman" w:cs="Times New Roman" w:eastAsia="Times New Roman" w:hAnsi="Times New Roman"/>
                 <w:b w:val="false"/>
                 <w:bCs w:val="false"/>
-                <w:sz w:val="18"/>
-                <w:szCs w:val="18"/>
+                <w:noProof/>
+                <w:sz w:val="18"/>
+                <w:szCs w:val="18"/>
+                <w:lang w:val="vi-VN"/>
               </w:rPr>
               <w:t xml:space="preserve">-</w:t>
             </w:r>
@@ -11141,8 +13144,10 @@
                 <w:rFonts w:ascii="Times New Roman" w:cs="Times New Roman" w:eastAsia="Times New Roman" w:hAnsi="Times New Roman"/>
                 <w:b w:val="false"/>
                 <w:bCs w:val="false"/>
-                <w:sz w:val="18"/>
-                <w:szCs w:val="18"/>
+                <w:noProof/>
+                <w:sz w:val="18"/>
+                <w:szCs w:val="18"/>
+                <w:lang w:val="vi-VN"/>
               </w:rPr>
               <w:t xml:space="preserve">-</w:t>
             </w:r>
@@ -11158,8 +13163,10 @@
                 <w:rFonts w:ascii="Times New Roman" w:cs="Times New Roman" w:eastAsia="Times New Roman" w:hAnsi="Times New Roman"/>
                 <w:b w:val="false"/>
                 <w:bCs w:val="false"/>
-                <w:sz w:val="18"/>
-                <w:szCs w:val="18"/>
+                <w:noProof/>
+                <w:sz w:val="18"/>
+                <w:szCs w:val="18"/>
+                <w:lang w:val="vi-VN"/>
               </w:rPr>
               <w:t xml:space="preserve">CHƯA CÓ ĐƠN GIÁ — nhập để tính</w:t>
             </w:r>
@@ -11180,8 +13187,10 @@
                 <w:rFonts w:ascii="Times New Roman" w:cs="Times New Roman" w:eastAsia="Times New Roman" w:hAnsi="Times New Roman"/>
                 <w:b w:val="false"/>
                 <w:bCs w:val="false"/>
-                <w:sz w:val="18"/>
-                <w:szCs w:val="18"/>
+                <w:noProof/>
+                <w:sz w:val="18"/>
+                <w:szCs w:val="18"/>
+                <w:lang w:val="vi-VN"/>
               </w:rPr>
               <w:t xml:space="preserve">B.3</w:t>
             </w:r>
@@ -11197,8 +13206,10 @@
                 <w:rFonts w:ascii="Times New Roman" w:cs="Times New Roman" w:eastAsia="Times New Roman" w:hAnsi="Times New Roman"/>
                 <w:b w:val="false"/>
                 <w:bCs w:val="false"/>
-                <w:sz w:val="18"/>
-                <w:szCs w:val="18"/>
+                <w:noProof/>
+                <w:sz w:val="18"/>
+                <w:szCs w:val="18"/>
+                <w:lang w:val="vi-VN"/>
               </w:rPr>
               <w:t xml:space="preserve">Vít xoắn ống thép Ø89×5, ren Ø105, mạ kẽm nhúng nóng</w:t>
             </w:r>
@@ -11214,8 +13225,10 @@
                 <w:rFonts w:ascii="Times New Roman" w:cs="Times New Roman" w:eastAsia="Times New Roman" w:hAnsi="Times New Roman"/>
                 <w:b w:val="false"/>
                 <w:bCs w:val="false"/>
-                <w:sz w:val="18"/>
-                <w:szCs w:val="18"/>
+                <w:noProof/>
+                <w:sz w:val="18"/>
+                <w:szCs w:val="18"/>
+                <w:lang w:val="vi-VN"/>
               </w:rPr>
               <w:t xml:space="preserve">md</w:t>
             </w:r>
@@ -11231,8 +13244,10 @@
                 <w:rFonts w:ascii="Times New Roman" w:cs="Times New Roman" w:eastAsia="Times New Roman" w:hAnsi="Times New Roman"/>
                 <w:b w:val="false"/>
                 <w:bCs w:val="false"/>
-                <w:sz w:val="18"/>
-                <w:szCs w:val="18"/>
+                <w:noProof/>
+                <w:sz w:val="18"/>
+                <w:szCs w:val="18"/>
+                <w:lang w:val="vi-VN"/>
               </w:rPr>
               <w:t xml:space="preserve">473,6</w:t>
             </w:r>
@@ -11248,8 +13263,10 @@
                 <w:rFonts w:ascii="Times New Roman" w:cs="Times New Roman" w:eastAsia="Times New Roman" w:hAnsi="Times New Roman"/>
                 <w:b w:val="false"/>
                 <w:bCs w:val="false"/>
-                <w:sz w:val="18"/>
-                <w:szCs w:val="18"/>
+                <w:noProof/>
+                <w:sz w:val="18"/>
+                <w:szCs w:val="18"/>
+                <w:lang w:val="vi-VN"/>
               </w:rPr>
               <w:t xml:space="preserve">-</w:t>
             </w:r>
@@ -11265,8 +13282,10 @@
                 <w:rFonts w:ascii="Times New Roman" w:cs="Times New Roman" w:eastAsia="Times New Roman" w:hAnsi="Times New Roman"/>
                 <w:b w:val="false"/>
                 <w:bCs w:val="false"/>
-                <w:sz w:val="18"/>
-                <w:szCs w:val="18"/>
+                <w:noProof/>
+                <w:sz w:val="18"/>
+                <w:szCs w:val="18"/>
+                <w:lang w:val="vi-VN"/>
               </w:rPr>
               <w:t xml:space="preserve">-</w:t>
             </w:r>
@@ -11282,8 +13301,10 @@
                 <w:rFonts w:ascii="Times New Roman" w:cs="Times New Roman" w:eastAsia="Times New Roman" w:hAnsi="Times New Roman"/>
                 <w:b w:val="false"/>
                 <w:bCs w:val="false"/>
-                <w:sz w:val="18"/>
-                <w:szCs w:val="18"/>
+                <w:noProof/>
+                <w:sz w:val="18"/>
+                <w:szCs w:val="18"/>
+                <w:lang w:val="vi-VN"/>
               </w:rPr>
               <w:t xml:space="preserve">CHƯA CÓ ĐƠN GIÁ — nhập để tính</w:t>
             </w:r>
@@ -11304,8 +13325,10 @@
                 <w:rFonts w:ascii="Times New Roman" w:cs="Times New Roman" w:eastAsia="Times New Roman" w:hAnsi="Times New Roman"/>
                 <w:b w:val="false"/>
                 <w:bCs w:val="false"/>
-                <w:sz w:val="18"/>
-                <w:szCs w:val="18"/>
+                <w:noProof/>
+                <w:sz w:val="18"/>
+                <w:szCs w:val="18"/>
+                <w:lang w:val="vi-VN"/>
               </w:rPr>
               <w:t xml:space="preserve">B.4</w:t>
             </w:r>
@@ -11321,8 +13344,10 @@
                 <w:rFonts w:ascii="Times New Roman" w:cs="Times New Roman" w:eastAsia="Times New Roman" w:hAnsi="Times New Roman"/>
                 <w:b w:val="false"/>
                 <w:bCs w:val="false"/>
-                <w:sz w:val="18"/>
-                <w:szCs w:val="18"/>
+                <w:noProof/>
+                <w:sz w:val="18"/>
+                <w:szCs w:val="18"/>
+                <w:lang w:val="vi-VN"/>
               </w:rPr>
               <w:t xml:space="preserve">Hạ đế xuống đáy hồ, vặn vít, khóa đầu vít (cẩu trên sà lan, thợ lặn)</w:t>
             </w:r>
@@ -11338,8 +13363,10 @@
                 <w:rFonts w:ascii="Times New Roman" w:cs="Times New Roman" w:eastAsia="Times New Roman" w:hAnsi="Times New Roman"/>
                 <w:b w:val="false"/>
                 <w:bCs w:val="false"/>
-                <w:sz w:val="18"/>
-                <w:szCs w:val="18"/>
+                <w:noProof/>
+                <w:sz w:val="18"/>
+                <w:szCs w:val="18"/>
+                <w:lang w:val="vi-VN"/>
               </w:rPr>
               <w:t xml:space="preserve">đế</w:t>
             </w:r>
@@ -11355,8 +13382,10 @@
                 <w:rFonts w:ascii="Times New Roman" w:cs="Times New Roman" w:eastAsia="Times New Roman" w:hAnsi="Times New Roman"/>
                 <w:b w:val="false"/>
                 <w:bCs w:val="false"/>
-                <w:sz w:val="18"/>
-                <w:szCs w:val="18"/>
+                <w:noProof/>
+                <w:sz w:val="18"/>
+                <w:szCs w:val="18"/>
+                <w:lang w:val="vi-VN"/>
               </w:rPr>
               <w:t xml:space="preserve">32,0</w:t>
             </w:r>
@@ -11372,8 +13401,10 @@
                 <w:rFonts w:ascii="Times New Roman" w:cs="Times New Roman" w:eastAsia="Times New Roman" w:hAnsi="Times New Roman"/>
                 <w:b w:val="false"/>
                 <w:bCs w:val="false"/>
-                <w:sz w:val="18"/>
-                <w:szCs w:val="18"/>
+                <w:noProof/>
+                <w:sz w:val="18"/>
+                <w:szCs w:val="18"/>
+                <w:lang w:val="vi-VN"/>
               </w:rPr>
               <w:t xml:space="preserve">-</w:t>
             </w:r>
@@ -11389,8 +13420,10 @@
                 <w:rFonts w:ascii="Times New Roman" w:cs="Times New Roman" w:eastAsia="Times New Roman" w:hAnsi="Times New Roman"/>
                 <w:b w:val="false"/>
                 <w:bCs w:val="false"/>
-                <w:sz w:val="18"/>
-                <w:szCs w:val="18"/>
+                <w:noProof/>
+                <w:sz w:val="18"/>
+                <w:szCs w:val="18"/>
+                <w:lang w:val="vi-VN"/>
               </w:rPr>
               <w:t xml:space="preserve">-</w:t>
             </w:r>
@@ -11406,8 +13439,10 @@
                 <w:rFonts w:ascii="Times New Roman" w:cs="Times New Roman" w:eastAsia="Times New Roman" w:hAnsi="Times New Roman"/>
                 <w:b w:val="false"/>
                 <w:bCs w:val="false"/>
-                <w:sz w:val="18"/>
-                <w:szCs w:val="18"/>
+                <w:noProof/>
+                <w:sz w:val="18"/>
+                <w:szCs w:val="18"/>
+                <w:lang w:val="vi-VN"/>
               </w:rPr>
               <w:t xml:space="preserve">CHƯA CÓ ĐƠN GIÁ — nhập để tính</w:t>
             </w:r>
@@ -11428,8 +13463,10 @@
                 <w:rFonts w:ascii="Times New Roman" w:cs="Times New Roman" w:eastAsia="Times New Roman" w:hAnsi="Times New Roman"/>
                 <w:b w:val="false"/>
                 <w:bCs w:val="false"/>
-                <w:sz w:val="18"/>
-                <w:szCs w:val="18"/>
+                <w:noProof/>
+                <w:sz w:val="18"/>
+                <w:szCs w:val="18"/>
+                <w:lang w:val="vi-VN"/>
               </w:rPr>
               <w:t xml:space="preserve">B.5</w:t>
             </w:r>
@@ -11445,8 +13482,10 @@
                 <w:rFonts w:ascii="Times New Roman" w:cs="Times New Roman" w:eastAsia="Times New Roman" w:hAnsi="Times New Roman"/>
                 <w:b w:val="false"/>
                 <w:bCs w:val="false"/>
-                <w:sz w:val="18"/>
-                <w:szCs w:val="18"/>
+                <w:noProof/>
+                <w:sz w:val="18"/>
+                <w:szCs w:val="18"/>
+                <w:lang w:val="vi-VN"/>
               </w:rPr>
               <w:t xml:space="preserve">Khấu hao lắp đặt sàn đạo nổi / sà lan</w:t>
             </w:r>
@@ -11462,8 +13501,10 @@
                 <w:rFonts w:ascii="Times New Roman" w:cs="Times New Roman" w:eastAsia="Times New Roman" w:hAnsi="Times New Roman"/>
                 <w:b w:val="false"/>
                 <w:bCs w:val="false"/>
-                <w:sz w:val="18"/>
-                <w:szCs w:val="18"/>
+                <w:noProof/>
+                <w:sz w:val="18"/>
+                <w:szCs w:val="18"/>
+                <w:lang w:val="vi-VN"/>
               </w:rPr>
               <w:t xml:space="preserve">chiến dịch</w:t>
             </w:r>
@@ -11479,8 +13520,10 @@
                 <w:rFonts w:ascii="Times New Roman" w:cs="Times New Roman" w:eastAsia="Times New Roman" w:hAnsi="Times New Roman"/>
                 <w:b w:val="false"/>
                 <w:bCs w:val="false"/>
-                <w:sz w:val="18"/>
-                <w:szCs w:val="18"/>
+                <w:noProof/>
+                <w:sz w:val="18"/>
+                <w:szCs w:val="18"/>
+                <w:lang w:val="vi-VN"/>
               </w:rPr>
               <w:t xml:space="preserve">1,0</w:t>
             </w:r>
@@ -11496,8 +13539,10 @@
                 <w:rFonts w:ascii="Times New Roman" w:cs="Times New Roman" w:eastAsia="Times New Roman" w:hAnsi="Times New Roman"/>
                 <w:b w:val="false"/>
                 <w:bCs w:val="false"/>
-                <w:sz w:val="18"/>
-                <w:szCs w:val="18"/>
+                <w:noProof/>
+                <w:sz w:val="18"/>
+                <w:szCs w:val="18"/>
+                <w:lang w:val="vi-VN"/>
               </w:rPr>
               <w:t xml:space="preserve">50.000.000</w:t>
             </w:r>
@@ -11513,8 +13558,10 @@
                 <w:rFonts w:ascii="Times New Roman" w:cs="Times New Roman" w:eastAsia="Times New Roman" w:hAnsi="Times New Roman"/>
                 <w:b w:val="false"/>
                 <w:bCs w:val="false"/>
-                <w:sz w:val="18"/>
-                <w:szCs w:val="18"/>
+                <w:noProof/>
+                <w:sz w:val="18"/>
+                <w:szCs w:val="18"/>
+                <w:lang w:val="vi-VN"/>
               </w:rPr>
               <w:t xml:space="preserve">50.000.000</w:t>
             </w:r>
@@ -11530,8 +13577,10 @@
                 <w:rFonts w:ascii="Times New Roman" w:cs="Times New Roman" w:eastAsia="Times New Roman" w:hAnsi="Times New Roman"/>
                 <w:b w:val="false"/>
                 <w:bCs w:val="false"/>
-                <w:sz w:val="18"/>
-                <w:szCs w:val="18"/>
+                <w:noProof/>
+                <w:sz w:val="18"/>
+                <w:szCs w:val="18"/>
+                <w:lang w:val="vi-VN"/>
               </w:rPr>
               <w:t xml:space="preserve">Cho cả chiến dịch lắp đế neo đáy</w:t>
             </w:r>
@@ -11552,8 +13601,10 @@
                 <w:rFonts w:ascii="Times New Roman" w:cs="Times New Roman" w:eastAsia="Times New Roman" w:hAnsi="Times New Roman"/>
                 <w:b w:val="false"/>
                 <w:bCs w:val="false"/>
-                <w:sz w:val="18"/>
-                <w:szCs w:val="18"/>
+                <w:noProof/>
+                <w:sz w:val="18"/>
+                <w:szCs w:val="18"/>
+                <w:lang w:val="vi-VN"/>
               </w:rPr>
               <w:t xml:space="preserve"/>
             </w:r>
@@ -11569,8 +13620,10 @@
                 <w:rFonts w:ascii="Times New Roman" w:cs="Times New Roman" w:eastAsia="Times New Roman" w:hAnsi="Times New Roman"/>
                 <w:b w:val="false"/>
                 <w:bCs w:val="false"/>
-                <w:sz w:val="18"/>
-                <w:szCs w:val="18"/>
+                <w:noProof/>
+                <w:sz w:val="18"/>
+                <w:szCs w:val="18"/>
+                <w:lang w:val="vi-VN"/>
               </w:rPr>
               <w:t xml:space="preserve">Cộng chi phí trực tiếp</w:t>
             </w:r>
@@ -11586,8 +13639,10 @@
                 <w:rFonts w:ascii="Times New Roman" w:cs="Times New Roman" w:eastAsia="Times New Roman" w:hAnsi="Times New Roman"/>
                 <w:b w:val="false"/>
                 <w:bCs w:val="false"/>
-                <w:sz w:val="18"/>
-                <w:szCs w:val="18"/>
+                <w:noProof/>
+                <w:sz w:val="18"/>
+                <w:szCs w:val="18"/>
+                <w:lang w:val="vi-VN"/>
               </w:rPr>
               <w:t xml:space="preserve"/>
             </w:r>
@@ -11603,8 +13658,10 @@
                 <w:rFonts w:ascii="Times New Roman" w:cs="Times New Roman" w:eastAsia="Times New Roman" w:hAnsi="Times New Roman"/>
                 <w:b w:val="false"/>
                 <w:bCs w:val="false"/>
-                <w:sz w:val="18"/>
-                <w:szCs w:val="18"/>
+                <w:noProof/>
+                <w:sz w:val="18"/>
+                <w:szCs w:val="18"/>
+                <w:lang w:val="vi-VN"/>
               </w:rPr>
               <w:t xml:space="preserve"/>
             </w:r>
@@ -11620,8 +13677,10 @@
                 <w:rFonts w:ascii="Times New Roman" w:cs="Times New Roman" w:eastAsia="Times New Roman" w:hAnsi="Times New Roman"/>
                 <w:b w:val="false"/>
                 <w:bCs w:val="false"/>
-                <w:sz w:val="18"/>
-                <w:szCs w:val="18"/>
+                <w:noProof/>
+                <w:sz w:val="18"/>
+                <w:szCs w:val="18"/>
+                <w:lang w:val="vi-VN"/>
               </w:rPr>
               <w:t xml:space="preserve"/>
             </w:r>
@@ -11637,8 +13696,10 @@
                 <w:rFonts w:ascii="Times New Roman" w:cs="Times New Roman" w:eastAsia="Times New Roman" w:hAnsi="Times New Roman"/>
                 <w:b w:val="false"/>
                 <w:bCs w:val="false"/>
-                <w:sz w:val="18"/>
-                <w:szCs w:val="18"/>
+                <w:noProof/>
+                <w:sz w:val="18"/>
+                <w:szCs w:val="18"/>
+                <w:lang w:val="vi-VN"/>
               </w:rPr>
               <w:t xml:space="preserve">781.808.000</w:t>
             </w:r>
@@ -11654,8 +13715,10 @@
                 <w:rFonts w:ascii="Times New Roman" w:cs="Times New Roman" w:eastAsia="Times New Roman" w:hAnsi="Times New Roman"/>
                 <w:b w:val="false"/>
                 <w:bCs w:val="false"/>
-                <w:sz w:val="18"/>
-                <w:szCs w:val="18"/>
+                <w:noProof/>
+                <w:sz w:val="18"/>
+                <w:szCs w:val="18"/>
+                <w:lang w:val="vi-VN"/>
               </w:rPr>
               <w:t xml:space="preserve"/>
             </w:r>
@@ -11676,8 +13739,10 @@
                 <w:rFonts w:ascii="Times New Roman" w:cs="Times New Roman" w:eastAsia="Times New Roman" w:hAnsi="Times New Roman"/>
                 <w:b w:val="false"/>
                 <w:bCs w:val="false"/>
-                <w:sz w:val="18"/>
-                <w:szCs w:val="18"/>
+                <w:noProof/>
+                <w:sz w:val="18"/>
+                <w:szCs w:val="18"/>
+                <w:lang w:val="vi-VN"/>
               </w:rPr>
               <w:t xml:space="preserve"/>
             </w:r>
@@ -11693,8 +13758,10 @@
                 <w:rFonts w:ascii="Times New Roman" w:cs="Times New Roman" w:eastAsia="Times New Roman" w:hAnsi="Times New Roman"/>
                 <w:b w:val="false"/>
                 <w:bCs w:val="false"/>
-                <w:sz w:val="18"/>
-                <w:szCs w:val="18"/>
+                <w:noProof/>
+                <w:sz w:val="18"/>
+                <w:szCs w:val="18"/>
+                <w:lang w:val="vi-VN"/>
               </w:rPr>
               <w:t xml:space="preserve">Dự phòng phí 5%</w:t>
             </w:r>
@@ -11710,8 +13777,10 @@
                 <w:rFonts w:ascii="Times New Roman" w:cs="Times New Roman" w:eastAsia="Times New Roman" w:hAnsi="Times New Roman"/>
                 <w:b w:val="false"/>
                 <w:bCs w:val="false"/>
-                <w:sz w:val="18"/>
-                <w:szCs w:val="18"/>
+                <w:noProof/>
+                <w:sz w:val="18"/>
+                <w:szCs w:val="18"/>
+                <w:lang w:val="vi-VN"/>
               </w:rPr>
               <w:t xml:space="preserve"/>
             </w:r>
@@ -11727,8 +13796,10 @@
                 <w:rFonts w:ascii="Times New Roman" w:cs="Times New Roman" w:eastAsia="Times New Roman" w:hAnsi="Times New Roman"/>
                 <w:b w:val="false"/>
                 <w:bCs w:val="false"/>
-                <w:sz w:val="18"/>
-                <w:szCs w:val="18"/>
+                <w:noProof/>
+                <w:sz w:val="18"/>
+                <w:szCs w:val="18"/>
+                <w:lang w:val="vi-VN"/>
               </w:rPr>
               <w:t xml:space="preserve"/>
             </w:r>
@@ -11744,8 +13815,10 @@
                 <w:rFonts w:ascii="Times New Roman" w:cs="Times New Roman" w:eastAsia="Times New Roman" w:hAnsi="Times New Roman"/>
                 <w:b w:val="false"/>
                 <w:bCs w:val="false"/>
-                <w:sz w:val="18"/>
-                <w:szCs w:val="18"/>
+                <w:noProof/>
+                <w:sz w:val="18"/>
+                <w:szCs w:val="18"/>
+                <w:lang w:val="vi-VN"/>
               </w:rPr>
               <w:t xml:space="preserve"/>
             </w:r>
@@ -11761,8 +13834,10 @@
                 <w:rFonts w:ascii="Times New Roman" w:cs="Times New Roman" w:eastAsia="Times New Roman" w:hAnsi="Times New Roman"/>
                 <w:b w:val="false"/>
                 <w:bCs w:val="false"/>
-                <w:sz w:val="18"/>
-                <w:szCs w:val="18"/>
+                <w:noProof/>
+                <w:sz w:val="18"/>
+                <w:szCs w:val="18"/>
+                <w:lang w:val="vi-VN"/>
               </w:rPr>
               <w:t xml:space="preserve">39.090.400</w:t>
             </w:r>
@@ -11778,8 +13853,10 @@
                 <w:rFonts w:ascii="Times New Roman" w:cs="Times New Roman" w:eastAsia="Times New Roman" w:hAnsi="Times New Roman"/>
                 <w:b w:val="false"/>
                 <w:bCs w:val="false"/>
-                <w:sz w:val="18"/>
-                <w:szCs w:val="18"/>
+                <w:noProof/>
+                <w:sz w:val="18"/>
+                <w:szCs w:val="18"/>
+                <w:lang w:val="vi-VN"/>
               </w:rPr>
               <w:t xml:space="preserve"/>
             </w:r>
@@ -11800,8 +13877,10 @@
                 <w:rFonts w:ascii="Times New Roman" w:cs="Times New Roman" w:eastAsia="Times New Roman" w:hAnsi="Times New Roman"/>
                 <w:b w:val="false"/>
                 <w:bCs w:val="false"/>
-                <w:sz w:val="18"/>
-                <w:szCs w:val="18"/>
+                <w:noProof/>
+                <w:sz w:val="18"/>
+                <w:szCs w:val="18"/>
+                <w:lang w:val="vi-VN"/>
               </w:rPr>
               <w:t xml:space="preserve"/>
             </w:r>
@@ -11817,8 +13896,10 @@
                 <w:rFonts w:ascii="Times New Roman" w:cs="Times New Roman" w:eastAsia="Times New Roman" w:hAnsi="Times New Roman"/>
                 <w:b w:val="false"/>
                 <w:bCs w:val="false"/>
-                <w:sz w:val="18"/>
-                <w:szCs w:val="18"/>
+                <w:noProof/>
+                <w:sz w:val="18"/>
+                <w:szCs w:val="18"/>
+                <w:lang w:val="vi-VN"/>
               </w:rPr>
               <w:t xml:space="preserve">Thuế VAT 8%</w:t>
             </w:r>
@@ -11834,8 +13915,10 @@
                 <w:rFonts w:ascii="Times New Roman" w:cs="Times New Roman" w:eastAsia="Times New Roman" w:hAnsi="Times New Roman"/>
                 <w:b w:val="false"/>
                 <w:bCs w:val="false"/>
-                <w:sz w:val="18"/>
-                <w:szCs w:val="18"/>
+                <w:noProof/>
+                <w:sz w:val="18"/>
+                <w:szCs w:val="18"/>
+                <w:lang w:val="vi-VN"/>
               </w:rPr>
               <w:t xml:space="preserve"/>
             </w:r>
@@ -11851,8 +13934,10 @@
                 <w:rFonts w:ascii="Times New Roman" w:cs="Times New Roman" w:eastAsia="Times New Roman" w:hAnsi="Times New Roman"/>
                 <w:b w:val="false"/>
                 <w:bCs w:val="false"/>
-                <w:sz w:val="18"/>
-                <w:szCs w:val="18"/>
+                <w:noProof/>
+                <w:sz w:val="18"/>
+                <w:szCs w:val="18"/>
+                <w:lang w:val="vi-VN"/>
               </w:rPr>
               <w:t xml:space="preserve"/>
             </w:r>
@@ -11868,8 +13953,10 @@
                 <w:rFonts w:ascii="Times New Roman" w:cs="Times New Roman" w:eastAsia="Times New Roman" w:hAnsi="Times New Roman"/>
                 <w:b w:val="false"/>
                 <w:bCs w:val="false"/>
-                <w:sz w:val="18"/>
-                <w:szCs w:val="18"/>
+                <w:noProof/>
+                <w:sz w:val="18"/>
+                <w:szCs w:val="18"/>
+                <w:lang w:val="vi-VN"/>
               </w:rPr>
               <w:t xml:space="preserve"/>
             </w:r>
@@ -11885,8 +13972,10 @@
                 <w:rFonts w:ascii="Times New Roman" w:cs="Times New Roman" w:eastAsia="Times New Roman" w:hAnsi="Times New Roman"/>
                 <w:b w:val="false"/>
                 <w:bCs w:val="false"/>
-                <w:sz w:val="18"/>
-                <w:szCs w:val="18"/>
+                <w:noProof/>
+                <w:sz w:val="18"/>
+                <w:szCs w:val="18"/>
+                <w:lang w:val="vi-VN"/>
               </w:rPr>
               <w:t xml:space="preserve">65.671.872</w:t>
             </w:r>
@@ -11902,8 +13991,10 @@
                 <w:rFonts w:ascii="Times New Roman" w:cs="Times New Roman" w:eastAsia="Times New Roman" w:hAnsi="Times New Roman"/>
                 <w:b w:val="false"/>
                 <w:bCs w:val="false"/>
-                <w:sz w:val="18"/>
-                <w:szCs w:val="18"/>
+                <w:noProof/>
+                <w:sz w:val="18"/>
+                <w:szCs w:val="18"/>
+                <w:lang w:val="vi-VN"/>
               </w:rPr>
               <w:t xml:space="preserve"/>
             </w:r>
@@ -11924,8 +14015,10 @@
                 <w:rFonts w:ascii="Times New Roman" w:cs="Times New Roman" w:eastAsia="Times New Roman" w:hAnsi="Times New Roman"/>
                 <w:b w:val="false"/>
                 <w:bCs w:val="false"/>
-                <w:sz w:val="18"/>
-                <w:szCs w:val="18"/>
+                <w:noProof/>
+                <w:sz w:val="18"/>
+                <w:szCs w:val="18"/>
+                <w:lang w:val="vi-VN"/>
               </w:rPr>
               <w:t xml:space="preserve"/>
             </w:r>
@@ -11941,8 +14034,10 @@
                 <w:rFonts w:ascii="Times New Roman" w:cs="Times New Roman" w:eastAsia="Times New Roman" w:hAnsi="Times New Roman"/>
                 <w:b w:val="false"/>
                 <w:bCs w:val="false"/>
-                <w:sz w:val="18"/>
-                <w:szCs w:val="18"/>
+                <w:noProof/>
+                <w:sz w:val="18"/>
+                <w:szCs w:val="18"/>
+                <w:lang w:val="vi-VN"/>
               </w:rPr>
               <w:t xml:space="preserve">TỔNG CỘNG (chưa gồm hạng mục chưa có đơn giá)</w:t>
             </w:r>
@@ -11958,8 +14053,10 @@
                 <w:rFonts w:ascii="Times New Roman" w:cs="Times New Roman" w:eastAsia="Times New Roman" w:hAnsi="Times New Roman"/>
                 <w:b w:val="false"/>
                 <w:bCs w:val="false"/>
-                <w:sz w:val="18"/>
-                <w:szCs w:val="18"/>
+                <w:noProof/>
+                <w:sz w:val="18"/>
+                <w:szCs w:val="18"/>
+                <w:lang w:val="vi-VN"/>
               </w:rPr>
               <w:t xml:space="preserve"/>
             </w:r>
@@ -11975,8 +14072,10 @@
                 <w:rFonts w:ascii="Times New Roman" w:cs="Times New Roman" w:eastAsia="Times New Roman" w:hAnsi="Times New Roman"/>
                 <w:b w:val="false"/>
                 <w:bCs w:val="false"/>
-                <w:sz w:val="18"/>
-                <w:szCs w:val="18"/>
+                <w:noProof/>
+                <w:sz w:val="18"/>
+                <w:szCs w:val="18"/>
+                <w:lang w:val="vi-VN"/>
               </w:rPr>
               <w:t xml:space="preserve"/>
             </w:r>
@@ -11992,8 +14091,10 @@
                 <w:rFonts w:ascii="Times New Roman" w:cs="Times New Roman" w:eastAsia="Times New Roman" w:hAnsi="Times New Roman"/>
                 <w:b w:val="false"/>
                 <w:bCs w:val="false"/>
-                <w:sz w:val="18"/>
-                <w:szCs w:val="18"/>
+                <w:noProof/>
+                <w:sz w:val="18"/>
+                <w:szCs w:val="18"/>
+                <w:lang w:val="vi-VN"/>
               </w:rPr>
               <w:t xml:space="preserve"/>
             </w:r>
@@ -12009,8 +14110,10 @@
                 <w:rFonts w:ascii="Times New Roman" w:cs="Times New Roman" w:eastAsia="Times New Roman" w:hAnsi="Times New Roman"/>
                 <w:b w:val="false"/>
                 <w:bCs w:val="false"/>
-                <w:sz w:val="18"/>
-                <w:szCs w:val="18"/>
+                <w:noProof/>
+                <w:sz w:val="18"/>
+                <w:szCs w:val="18"/>
+                <w:lang w:val="vi-VN"/>
               </w:rPr>
               <w:t xml:space="preserve">886.570.272</w:t>
             </w:r>
@@ -12026,8 +14129,10 @@
                 <w:rFonts w:ascii="Times New Roman" w:cs="Times New Roman" w:eastAsia="Times New Roman" w:hAnsi="Times New Roman"/>
                 <w:b w:val="false"/>
                 <w:bCs w:val="false"/>
-                <w:sz w:val="18"/>
-                <w:szCs w:val="18"/>
+                <w:noProof/>
+                <w:sz w:val="18"/>
+                <w:szCs w:val="18"/>
+                <w:lang w:val="vi-VN"/>
               </w:rPr>
               <w:t xml:space="preserve"/>
             </w:r>
@@ -12042,8 +14147,10 @@
       <w:r>
         <w:rPr>
           <w:rFonts w:ascii="Times New Roman" w:cs="Times New Roman" w:eastAsia="Times New Roman" w:hAnsi="Times New Roman"/>
+          <w:noProof/>
           <w:sz w:val="20"/>
           <w:szCs w:val="20"/>
+          <w:lang w:val="vi-VN"/>
         </w:rPr>
         <w:t xml:space="preserve">Đơn giá cọc khoan nhồi và sà lan là giá tham khảo thị trường do Chủ đầu tư cung cấp, không phải báo giá nhà thầu. 4 hạng mục của đế và vít xoắn CHƯA CÓ ĐƠN GIÁ nên chưa nằm trong tổng. Chưa gồm: cáp neo và phụ kiện, tai neo và khóa đầu vít của đế, bích neo đầu cọc, khảo sát, thử tải.</w:t>
       </w:r>
@@ -12055,8 +14162,10 @@
       <w:r>
         <w:rPr>
           <w:rFonts w:ascii="Times New Roman" w:cs="Times New Roman" w:eastAsia="Times New Roman" w:hAnsi="Times New Roman"/>
+          <w:noProof/>
           <w:sz w:val="20"/>
           <w:szCs w:val="20"/>
+          <w:lang w:val="vi-VN"/>
         </w:rPr>
         <w:t xml:space="preserve">Bảng từng cọc khoan nhồi (231 cọc), từng bước tính của mỗi đế và chiều dài cắt 295 dây: xem file HOHUOIVANH_BANG_TINH_PHUONG_AN_CHOT.xlsx.</w:t>
       </w:r>
@@ -12247,7 +14356,12 @@
 <file path=word/styles.xml><?xml version="1.0" encoding="utf-8"?>
 <w:styles xmlns:mc="http://schemas.openxmlformats.org/markup-compatibility/2006" xmlns:r="http://schemas.openxmlformats.org/officeDocument/2006/relationships" xmlns:w="http://schemas.openxmlformats.org/wordprocessingml/2006/main" xmlns:w14="http://schemas.microsoft.com/office/word/2010/wordml" xmlns:w15="http://schemas.microsoft.com/office/word/2012/wordml" mc:Ignorable="w14 w15">
   <w:docDefaults>
-    <w:rPrDefault/>
+    <w:rPrDefault>
+      <w:rPr>
+        <w:rFonts w:ascii="Times New Roman" w:cs="Times New Roman" w:eastAsia="Times New Roman" w:hAnsi="Times New Roman"/>
+        <w:lang w:val="vi-VN"/>
+      </w:rPr>
+    </w:rPrDefault>
     <w:pPrDefault/>
   </w:docDefaults>
   <w:style w:type="paragraph" w:styleId="Title">

--- a/docs/mat-bang-neo-9-be/THUYET_MINH_TINH_TOAN.docx
+++ b/docs/mat-bang-neo-9-be/THUYET_MINH_TINH_TOAN.docx
@@ -106,7 +106,7 @@
           <w:szCs w:val="24"/>
           <w:lang w:val="vi-VN"/>
         </w:rPr>
-        <w:t xml:space="preserve">Chủ đầu tư chốt ngày 12/10/2026: Cọc khoan nhồi D350 ven bờ + đế BTCT giữ bằng vít xoắn dưới đáy hồ.</w:t>
+        <w:t xml:space="preserve">Chủ đầu tư chốt ngày 12/10/2026: Cọc khoan nhồi D350 ven bờ + đế BTCT giữ bằng vít xoắn dưới đáy hồ. Lực dây tính lại ngày 23/10/2026 bằng cân bằng tĩnh của bè trên từng dây theo mực nước (thay cách góc dây 30° + hệ số tập trung); cáp, cọc, đế định cỡ lại theo lực này.</w:t>
       </w:r>
     </w:p>
     <w:p>
@@ -126,7 +126,7 @@
           <w:szCs w:val="24"/>
           <w:lang w:val="vi-VN"/>
         </w:rPr>
-        <w:t xml:space="preserve">Hệ neo: 295 tuyến cáp tại 263 điểm neo = 231 cọc khoan nhồi ven bờ + 32 đế đáy hồ (cả 32 đế dùng chung cho hai dây của hai bè đối diện).</w:t>
+        <w:t xml:space="preserve">Hệ neo: 295 tuyến cáp tại 263 điểm neo = 231 cọc khoan nhồi ven bờ + 32 đế đáy hồ (32 đế dùng chung hai bè).</w:t>
       </w:r>
     </w:p>
     <w:p>
@@ -147,6 +147,26 @@
           <w:lang w:val="vi-VN"/>
         </w:rPr>
         <w:t xml:space="preserve">Gió tính toán V = 20 m/s là cấp gió vận hành, THẤP HƠN gió tiêu chuẩn TCVN 2737:2023 vùng II-B (V ≈ 29,7 m/s, q0 = 0,54 kN/m²): áp lực gió chỉ bằng 45% mức tiêu chuẩn. Cáp, cọc và đế neo định cỡ ở cấp gió này CHƯA được kiểm tra với bão thiết kế; nhập V = 30 m/s ở Tab 2 để kiểm tra.</w:t>
+      </w:r>
+    </w:p>
+    <w:p>
+      <w:pPr>
+        <w:pStyle w:val="ListParagraph"/>
+        <w:numPr>
+          <w:ilvl w:val="0"/>
+          <w:numId w:val="1"/>
+        </w:numPr>
+        <w:spacing w:after="60"/>
+      </w:pPr>
+      <w:r>
+        <w:rPr>
+          <w:rFonts w:ascii="Times New Roman" w:cs="Times New Roman" w:eastAsia="Times New Roman" w:hAnsi="Times New Roman"/>
+          <w:noProof/>
+          <w:sz w:val="24"/>
+          <w:szCs w:val="24"/>
+          <w:lang w:val="vi-VN"/>
+        </w:rPr>
+        <w:t xml:space="preserve">Vận hành dây: căng chỉnh lại dây mỗi khi mực nước thay đổi 1,0 m (trong mỗi khoảng, dây đặt bằng khoảng cách bích – chốt dài nhất của khoảng).</w:t>
       </w:r>
     </w:p>
     <w:p>
@@ -205,7 +225,7 @@
           <w:szCs w:val="24"/>
           <w:lang w:val="vi-VN"/>
         </w:rPr>
-        <w:t xml:space="preserve">Mực nước hồ: MNC 380,0 m; MNDB 384,5 m; MNLKT 386,0 m.</w:t>
+        <w:t xml:space="preserve">Mực nước hồ: MNC 380,00 m; MNDB 384,50 m; MNLKT 386,00 m.</w:t>
       </w:r>
     </w:p>
     <w:p>
@@ -326,7 +346,7 @@
           <w:szCs w:val="26"/>
           <w:lang w:val="vi-VN"/>
         </w:rPr>
-        <w:t xml:space="preserve">3. Lực gió lên bè (ví dụ BÈ 5A, bè có lực dây lớn nhất)</w:t>
+        <w:t xml:space="preserve">3. Lực gió lên bè (ví dụ BÈ 3A, bè có lực dây lớn nhất)</w:t>
       </w:r>
     </w:p>
     <w:p>
@@ -366,7 +386,7 @@
           <w:szCs w:val="24"/>
           <w:lang w:val="vi-VN"/>
         </w:rPr>
-        <w:t xml:space="preserve">Diện tích đón gió của pin: A = số tấm × diện tích tấm × sin(nghiêng) = 4.410 × 2,701 × sin 12° = 2.477 m².</w:t>
+        <w:t xml:space="preserve">Diện tích đón gió của pin: A = số tấm × diện tích tấm × sin(nghiêng) = 3.657 × 2,701 × sin 12° = 2.054 m².</w:t>
       </w:r>
     </w:p>
     <w:p>
@@ -428,7 +448,7 @@
           <w:szCs w:val="24"/>
           <w:lang w:val="vi-VN"/>
         </w:rPr>
-        <w:t xml:space="preserve"> × A × hệ số che chắn = 250 × 1,15 × 2.477 × 0,55 = 391,6 kN.</w:t>
+        <w:t xml:space="preserve"> × A × hệ số che chắn = 250 × 1,15 × 2.054 × 0,55 = 324,7 kN.</w:t>
       </w:r>
     </w:p>
     <w:p>
@@ -469,7 +489,7 @@
           <w:szCs w:val="24"/>
           <w:lang w:val="vi-VN"/>
         </w:rPr>
-        <w:t xml:space="preserve"> = 15,9 kN. Tổng gió: 407,5 kN.</w:t>
+        <w:t xml:space="preserve"> = 15,0 kN. Tổng gió: 339,8 kN.</w:t>
       </w:r>
     </w:p>
     <w:p>
@@ -489,7 +509,7 @@
           <w:szCs w:val="24"/>
           <w:lang w:val="vi-VN"/>
         </w:rPr>
-        <w:t xml:space="preserve">Tổng lực môi trường: F = 407,5 × 1,05 = 427,9 kN.</w:t>
+        <w:t xml:space="preserve">Tổng lực môi trường: F = 339,8 × 1,05 = 356,8 kN.</w:t>
       </w:r>
     </w:p>
     <w:p>
@@ -508,7 +528,7 @@
           <w:szCs w:val="26"/>
           <w:lang w:val="vi-VN"/>
         </w:rPr>
-        <w:t xml:space="preserve">4. Lực căng một dây</w:t>
+        <w:t xml:space="preserve">4. Lực căng dây — phân tích cân bằng tĩnh theo mực nước</w:t>
       </w:r>
     </w:p>
     <w:p>
@@ -528,7 +548,7 @@
           <w:szCs w:val="24"/>
           <w:lang w:val="vi-VN"/>
         </w:rPr>
-        <w:t xml:space="preserve">Tính hai cách, lấy giá trị lớn hơn; mọi dây của bè đều kiểm tra với lực này.</w:t>
+        <w:t xml:space="preserve">Mực nước dao động 6,00 m trong khi dây đáy chỉ dài 9,0–21,5 m: chiều dài cần của dây đổi theo mực nước, dây chùng – căng khác nhau, nên số dây thật sự chịu lực thay đổi theo hướng tải và mực nước. Cách góc dây 30° + hệ số tập trung (coi mọi dây cùng làm việc) cho lực dây thấp hơn thực tế nên không dùng nữa.</w:t>
       </w:r>
     </w:p>
     <w:p>
@@ -548,28 +568,7 @@
           <w:szCs w:val="24"/>
           <w:lang w:val="vi-VN"/>
         </w:rPr>
-        <w:t xml:space="preserve">Cách hệ số tập trung: T = F × k + T</w:t>
-      </w:r>
-      <w:r>
-        <w:rPr>
-          <w:rFonts w:ascii="Times New Roman" w:cs="Times New Roman" w:eastAsia="Times New Roman" w:hAnsi="Times New Roman"/>
-          <w:noProof/>
-          <w:sz w:val="24"/>
-          <w:szCs w:val="24"/>
-          <w:vertAlign w:val="subscript"/>
-          <w:lang w:val="vi-VN"/>
-        </w:rPr>
-        <w:t xml:space="preserve">0</w:t>
-      </w:r>
-      <w:r>
-        <w:rPr>
-          <w:rFonts w:ascii="Times New Roman" w:cs="Times New Roman" w:eastAsia="Times New Roman" w:hAnsi="Times New Roman"/>
-          <w:noProof/>
-          <w:sz w:val="24"/>
-          <w:szCs w:val="24"/>
-          <w:lang w:val="vi-VN"/>
-        </w:rPr>
-        <w:t xml:space="preserve"> = 427,9 × 0,144 + 5 = 66,6 kN.</w:t>
+        <w:t xml:space="preserve">Mỗi bè: tải môi trường F đặt lần lượt theo 24 hướng (15°/hướng), ở mọi mực nước từ mức bè còn nổi tới MNLKT (bước 1 m, thêm MNDB và MNLKT). Bè tịnh tiến tới khi tổng lực các dây đang căng cân bằng F. Dây thẳng, đàn hồi EA = 15 × lực đứt (GIẢ ĐỊNH cho polyester), dây chùng không chịu lực; không xét xoay bè và tải động.</w:t>
       </w:r>
     </w:p>
     <w:p>
@@ -589,28 +588,7 @@
           <w:szCs w:val="24"/>
           <w:lang w:val="vi-VN"/>
         </w:rPr>
-        <w:t xml:space="preserve">Cách chia cho số dây làm việc: T = F / (n × cos α) + T</w:t>
-      </w:r>
-      <w:r>
-        <w:rPr>
-          <w:rFonts w:ascii="Times New Roman" w:cs="Times New Roman" w:eastAsia="Times New Roman" w:hAnsi="Times New Roman"/>
-          <w:noProof/>
-          <w:sz w:val="24"/>
-          <w:szCs w:val="24"/>
-          <w:vertAlign w:val="subscript"/>
-          <w:lang w:val="vi-VN"/>
-        </w:rPr>
-        <w:t xml:space="preserve">0</w:t>
-      </w:r>
-      <w:r>
-        <w:rPr>
-          <w:rFonts w:ascii="Times New Roman" w:cs="Times New Roman" w:eastAsia="Times New Roman" w:hAnsi="Times New Roman"/>
-          <w:noProof/>
-          <w:sz w:val="24"/>
-          <w:szCs w:val="24"/>
-          <w:lang w:val="vi-VN"/>
-        </w:rPr>
-        <w:t xml:space="preserve"> = 427,9 / (6 × cos 30°) + 5 = 87,3 kN.</w:t>
+        <w:t xml:space="preserve">BÈ 3A (bè có lực dây lớn nhất): F = 356,8 kN; chi phối ở mực nước 385,00 m, tải đẩy về hướng 180°, dây B3A-D01 chịu 145,3 kN, 14 dây cùng căng; bè trôi 0,54 m. Mất dây B3A-D01: dây lớn nhất còn lại 147,3 kN.</w:t>
       </w:r>
     </w:p>
     <w:p>
@@ -630,7 +608,7 @@
           <w:szCs w:val="24"/>
           <w:lang w:val="vi-VN"/>
         </w:rPr>
-        <w:t xml:space="preserve">Lực dây thiết kế của BÈ 5A: T = 87,3 kN; khi đứt một dây: 103,8 kN.</w:t>
+        <w:t xml:space="preserve">Lực dây thiết kế của BÈ 3A: T = 150,3 kN (đã cộng lực căng trước 5 kN; không nhỏ hơn F / (n × cos α) = 73,7 kN); khi đứt một dây: 152,3 kN. Cáp và cọc bờ của bè kiểm tra với lực này; mỗi đế vít xoắn kiểm tra với lực lớn nhất của chính (các) dây nối vào nó (bao mọi hướng, mọi mực nước).</w:t>
       </w:r>
     </w:p>
     <w:p>
@@ -650,7 +628,47 @@
           <w:szCs w:val="24"/>
           <w:lang w:val="vi-VN"/>
         </w:rPr>
-        <w:t xml:space="preserve">Cáp PES-32, lực đứt 305 kN: hệ số an toàn 3,49 (yêu cầu ≥ 3,0); khi đứt một dây 2,94 (yêu cầu ≥ 2,0).</w:t>
+        <w:t xml:space="preserve">Cáp PES-40, lực đứt 475 kN: hệ số an toàn 3,16 (yêu cầu ≥ 3,0); khi đứt một dây 3,12 (yêu cầu ≥ 2,0).</w:t>
+      </w:r>
+    </w:p>
+    <w:p>
+      <w:pPr>
+        <w:pStyle w:val="ListParagraph"/>
+        <w:numPr>
+          <w:ilvl w:val="0"/>
+          <w:numId w:val="1"/>
+        </w:numPr>
+        <w:spacing w:after="60"/>
+      </w:pPr>
+      <w:r>
+        <w:rPr>
+          <w:rFonts w:ascii="Times New Roman" w:cs="Times New Roman" w:eastAsia="Times New Roman" w:hAnsi="Times New Roman"/>
+          <w:noProof/>
+          <w:sz w:val="24"/>
+          <w:szCs w:val="24"/>
+          <w:lang w:val="vi-VN"/>
+        </w:rPr>
+        <w:t xml:space="preserve">Độ trôi bè lớn nhất (mọi hướng, mọi mực nước): 0,3 – 0,9 m tùy bè (kiểm tra C12: ≤ nửa khoảng hở nhỏ nhất tới bè bên cạnh).</w:t>
+      </w:r>
+    </w:p>
+    <w:p>
+      <w:pPr>
+        <w:pStyle w:val="ListParagraph"/>
+        <w:numPr>
+          <w:ilvl w:val="0"/>
+          <w:numId w:val="1"/>
+        </w:numPr>
+        <w:spacing w:after="60"/>
+      </w:pPr>
+      <w:r>
+        <w:rPr>
+          <w:rFonts w:ascii="Times New Roman" w:cs="Times New Roman" w:eastAsia="Times New Roman" w:hAnsi="Times New Roman"/>
+          <w:noProof/>
+          <w:sz w:val="24"/>
+          <w:szCs w:val="24"/>
+          <w:lang w:val="vi-VN"/>
+        </w:rPr>
+        <w:t xml:space="preserve">Dây ngắn hơn 4 m (B6-D04, B6-D29) không tính vào cân bằng: lắp làm dây dự phòng, cắt dài thêm 0,5 m — bè trôi chưa tới 0,5 m nên chúng không chịu lực.</w:t>
       </w:r>
     </w:p>
     <w:p>
@@ -669,7 +687,7 @@
           <w:szCs w:val="26"/>
           <w:lang w:val="vi-VN"/>
         </w:rPr>
-        <w:t xml:space="preserve">5. Cọc khoan nhồi ven bờ (ví dụ BÈ 5A)</w:t>
+        <w:t xml:space="preserve">5. Cọc khoan nhồi ven bờ (ví dụ BÈ 3A)</w:t>
       </w:r>
     </w:p>
     <w:p>
@@ -710,7 +728,27 @@
           <w:szCs w:val="24"/>
           <w:lang w:val="vi-VN"/>
         </w:rPr>
-        <w:t xml:space="preserve"> = 6,5 m, dài cả cọc 6,6 m; thép chủ 6Φ32 CB400-V, Đai xoắn Φ8 a150. Cáp móc cách mặt đất 0,1 m.</w:t>
+        <w:t xml:space="preserve"> = 6,5 m, dài cả cọc 6,6 m; thép chủ 8Φ25 CB400-V, Đai xoắn Φ8 a150. Cáp móc cách mặt đất 0,1 m.</w:t>
+      </w:r>
+    </w:p>
+    <w:p>
+      <w:pPr>
+        <w:pStyle w:val="ListParagraph"/>
+        <w:numPr>
+          <w:ilvl w:val="0"/>
+          <w:numId w:val="1"/>
+        </w:numPr>
+        <w:spacing w:after="60"/>
+      </w:pPr>
+      <w:r>
+        <w:rPr>
+          <w:rFonts w:ascii="Times New Roman" w:cs="Times New Roman" w:eastAsia="Times New Roman" w:hAnsi="Times New Roman"/>
+          <w:noProof/>
+          <w:sz w:val="24"/>
+          <w:szCs w:val="24"/>
+          <w:lang w:val="vi-VN"/>
+        </w:rPr>
+        <w:t xml:space="preserve">Điểm neo CỌC ĐÔI: 2 cọc cạnh nhau, vuông góc phương cáp, cách nhau ≥ 3D; mỗi cọc chịu P = T / (2 × 0,9) = 83,5 kN (hệ số nhóm là GIẢ ĐỊNH); đài BTCT nối hai đầu cọc: thiết kế sơ bộ ở bảng thống kê vật tư neo (twinPileCap.ts).</w:t>
       </w:r>
     </w:p>
     <w:p>
@@ -772,7 +810,7 @@
           <w:szCs w:val="24"/>
           <w:lang w:val="vi-VN"/>
         </w:rPr>
-        <w:t xml:space="preserve"> / 2,5 = 116,1 kN ≥ T = 87,3 kN; mức sử dụng 0,75.</w:t>
+        <w:t xml:space="preserve"> / 2,5 = 116,1 kN ≥ P = 83,5 kN; mức sử dụng 0,72.</w:t>
       </w:r>
     </w:p>
     <w:p>
@@ -813,7 +851,7 @@
           <w:szCs w:val="24"/>
           <w:lang w:val="vi-VN"/>
         </w:rPr>
-        <w:t xml:space="preserve"> = 1,2 × 84,9 = 101,8 kNm ≤ M</w:t>
+        <w:t xml:space="preserve"> = 1,2 × 79,9 = 95,8 kNm ≤ M</w:t>
       </w:r>
       <w:r>
         <w:rPr>
@@ -834,7 +872,7 @@
           <w:szCs w:val="24"/>
           <w:lang w:val="vi-VN"/>
         </w:rPr>
-        <w:t xml:space="preserve"> = 121,9 kNm; mức sử dụng 0,84.</w:t>
+        <w:t xml:space="preserve"> = 103,7 kNm; mức sử dụng 0,92.</w:t>
       </w:r>
     </w:p>
     <w:p>
@@ -854,7 +892,7 @@
           <w:szCs w:val="24"/>
           <w:lang w:val="vi-VN"/>
         </w:rPr>
-        <w:t xml:space="preserve">Cả hệ: 231 cọc, tổng dài 1.524,6 m, 146,7 m³ bê tông, 38,3 tấn thép. Lực kiểm tra cọc là toàn bộ lực dây (không giảm theo góc xiên), thiên về an toàn.</w:t>
+        <w:t xml:space="preserve">Cả hệ: 262 cọc, tổng dài 1.729,2 m, 166,4 m³ bê tông, 57,7 tấn thép. Lực kiểm tra cọc là toàn bộ lực dây (không giảm theo góc xiên), thiên về an toàn.</w:t>
       </w:r>
     </w:p>
     <w:p>
@@ -873,7 +911,7 @@
           <w:szCs w:val="26"/>
           <w:lang w:val="vi-VN"/>
         </w:rPr>
-        <w:t xml:space="preserve">6. Đế BTCT + vít xoắn (ví dụ HV-DV008, đế làm việc nặng nhất)</w:t>
+        <w:t xml:space="preserve">6. Đế BTCT + vít xoắn (ví dụ HV-DV028, đế làm việc nặng nhất)</w:t>
       </w:r>
     </w:p>
     <w:p>
@@ -1039,7 +1077,7 @@
           <w:szCs w:val="24"/>
           <w:lang w:val="vi-VN"/>
         </w:rPr>
-        <w:t xml:space="preserve">Đế HV-DV008 giữ hai dây B3-D20 (BÈ 3, T = 38,6 kN, dài 12,34 m) và B3A-D22 (BÈ 3A, T = 73,7 kN, dài 12,34 m). Bích bè cao hơn mặt nước 0,35 m.</w:t>
+        <w:t xml:space="preserve">Đế HV-DV028 giữ hai dây B7-D20 (BÈ 7, T = 67,0 kN, dài 11,52 m) và B8-D31 (BÈ 8, T = 52,7 kN, dài 11,52 m). Bích bè cao hơn mặt nước 0,35 m.</w:t>
       </w:r>
     </w:p>
     <w:p>
@@ -1080,7 +1118,7 @@
           <w:szCs w:val="24"/>
           <w:lang w:val="vi-VN"/>
         </w:rPr>
-        <w:t xml:space="preserve"> = 58,3 kN (hai dây cộng lại), lực ngang T</w:t>
+        <w:t xml:space="preserve"> = 65,3 kN (hai dây cộng lại), lực ngang T</w:t>
       </w:r>
       <w:r>
         <w:rPr>
@@ -1101,7 +1139,7 @@
           <w:szCs w:val="24"/>
           <w:lang w:val="vi-VN"/>
         </w:rPr>
-        <w:t xml:space="preserve"> = 29,9 kN (cộng véc-tơ).</w:t>
+        <w:t xml:space="preserve"> = 12,0 kN (cộng véc-tơ).</w:t>
       </w:r>
     </w:p>
     <w:p>
@@ -1183,7 +1221,7 @@
           <w:szCs w:val="24"/>
           <w:lang w:val="vi-VN"/>
         </w:rPr>
-        <w:t xml:space="preserve"> = 72,5 kN; mức sử dụng 0,80.</w:t>
+        <w:t xml:space="preserve"> = 72,5 kN; mức sử dụng 0,90.</w:t>
       </w:r>
     </w:p>
     <w:p>
@@ -1245,7 +1283,7 @@
           <w:szCs w:val="24"/>
           <w:lang w:val="vi-VN"/>
         </w:rPr>
-        <w:t xml:space="preserve">; mức sử dụng 0,67 (bám dính đáy lấy bằng 0 khi T</w:t>
+        <w:t xml:space="preserve">; mức sử dụng 0,61 (bám dính đáy lấy bằng 0 khi T</w:t>
       </w:r>
       <w:r>
         <w:rPr>
@@ -1307,7 +1345,7 @@
           <w:szCs w:val="24"/>
           <w:lang w:val="vi-VN"/>
         </w:rPr>
-        <w:t xml:space="preserve"> = 1,5 × 96,7 ≤ M</w:t>
+        <w:t xml:space="preserve"> = 1,5 × 96,4 ≤ M</w:t>
       </w:r>
       <w:r>
         <w:rPr>
@@ -1369,7 +1407,7 @@
           <w:szCs w:val="24"/>
           <w:lang w:val="vi-VN"/>
         </w:rPr>
-        <w:t xml:space="preserve"> = 7,8 kN ≤ Q</w:t>
+        <w:t xml:space="preserve"> = 7,7 kN ≤ Q</w:t>
       </w:r>
       <w:r>
         <w:rPr>
@@ -1410,7 +1448,7 @@
           <w:szCs w:val="24"/>
           <w:lang w:val="vi-VN"/>
         </w:rPr>
-        <w:t xml:space="preserve">Cả hệ: 32 đế (11 đế 2,50 m, 19 đế 2,75 m, 2 đế 3,25 m), 92,8 m³ bê tông, 4,4 tấn thép bản, 128 vít (474 m), đế nặng nhất khi cẩu 10,8 tấn.</w:t>
+        <w:t xml:space="preserve">Cả hệ: 32 đế (28 đế 2,50 m, 2 đế 2,75 m, 1 đế 3,00 m, 1 đế 3,75 m), 84,7 m³ bê tông, 4,1 tấn thép bản, 128 vít (474 m), đế nặng nhất khi cẩu 14,3 tấn.</w:t>
       </w:r>
     </w:p>
     <w:p>
@@ -1430,7 +1468,7 @@
           <w:szCs w:val="24"/>
           <w:lang w:val="vi-VN"/>
         </w:rPr>
-        <w:t xml:space="preserve">Tổng lực nhổ lên 32 đế 1.643 kN, tổng sức chống nhổ 2.275 kN. Mức sử dụng lớn nhất: nhổ 0,89, trượt 0,85, lật 0,97, một vít 0,99.</w:t>
+        <w:t xml:space="preserve">Tổng lực nhổ lên 32 đế 1.368 kN, tổng sức chống nhổ 2.165 kN. Mức sử dụng lớn nhất: nhổ 0,90, trượt 0,65, lật 0,97, một vít 0,98.</w:t>
       </w:r>
     </w:p>
     <w:p>
@@ -1449,7 +1487,7 @@
           <w:szCs w:val="26"/>
           <w:lang w:val="vi-VN"/>
         </w:rPr>
-        <w:t xml:space="preserve">7. Chiều dài cắt cáp</w:t>
+        <w:t xml:space="preserve">7. Chiều dài cắt cáp và điều chỉnh dây</w:t>
       </w:r>
     </w:p>
     <w:p>
@@ -1469,7 +1507,7 @@
           <w:szCs w:val="24"/>
           <w:lang w:val="vi-VN"/>
         </w:rPr>
-        <w:t xml:space="preserve">Cáp không lắp bằng cách kéo căng: mỗi dây cắt theo khoảng cách thẳng từ bích bè tới chốt neo ở mực nước mà khoảng cách đó dài nhất (64 dây đáy ở MNLKT, 231 dây bờ ở MNC).</w:t>
+        <w:t xml:space="preserve">Mỗi dây cắt đủ dài cho mực nước làm khoảng cách bích – chốt dài nhất (64 dây đáy ở MNLKT, 231 dây bờ ở MNC). Tổng chiều dài cắt: dây bờ 6.510 m, dây đáy 1.129 m, chưa gồm đoạn bện đầu và phụ kiện.</w:t>
       </w:r>
     </w:p>
     <w:p>
@@ -1489,7 +1527,7 @@
           <w:szCs w:val="24"/>
           <w:lang w:val="vi-VN"/>
         </w:rPr>
-        <w:t xml:space="preserve">Tổng chiều dài cắt: dây bờ 6.509 m, dây đáy 1.129 m, chưa gồm đoạn bện đầu và phụ kiện. Phải đo cao độ đáy từng đế trước khi cắt dây đáy.</w:t>
+        <w:t xml:space="preserve">QUY TRÌNH VẬN HÀNH BẮT BUỘC: chỉnh lại mọi dây cho vừa căng mỗi khi mực nước thay đổi 1,0 m (đo từ MNC). Đầu dây phải chỉnh được: dây đáy tới 2,6 m cả mùa (đoạn xích chỉnh), dây bờ tới 3,5 m (tăng đơ, thêm đoạn xích ở dây ngắn).</w:t>
       </w:r>
     </w:p>
     <w:p>
@@ -1509,6 +1547,66 @@
           <w:lang w:val="vi-VN"/>
         </w:rPr>
         <w:t xml:space="preserve">8. Giả định và vấn đề còn mở</w:t>
+      </w:r>
+    </w:p>
+    <w:p>
+      <w:pPr>
+        <w:pStyle w:val="ListParagraph"/>
+        <w:numPr>
+          <w:ilvl w:val="0"/>
+          <w:numId w:val="1"/>
+        </w:numPr>
+        <w:spacing w:after="60"/>
+      </w:pPr>
+      <w:r>
+        <w:rPr>
+          <w:rFonts w:ascii="Times New Roman" w:cs="Times New Roman" w:eastAsia="Times New Roman" w:hAnsi="Times New Roman"/>
+          <w:noProof/>
+          <w:sz w:val="24"/>
+          <w:szCs w:val="24"/>
+          <w:lang w:val="vi-VN"/>
+        </w:rPr>
+        <w:t xml:space="preserve">Lực dây tính bằng cân bằng tĩnh của bè trên từng dây theo mực nước (380,0–386,0 m), với QUY TRÌNH VẬN HÀNH BẮT BUỘC: chỉnh lại độ căng mọi dây mỗi khi mực nước thay đổi 1,0 m. Nếu cáp cắt một lần rồi để nguyên, dây đáy chùng khi nước thấp và lực dồn vào ít dây: lực dây tới 93–190 kN; 8/9 bè khi đó không còn đủ hệ số an toàn cáp (thấp nhất 1,6, yêu cầu ≥ 3).</w:t>
+      </w:r>
+    </w:p>
+    <w:p>
+      <w:pPr>
+        <w:pStyle w:val="ListParagraph"/>
+        <w:numPr>
+          <w:ilvl w:val="0"/>
+          <w:numId w:val="1"/>
+        </w:numPr>
+        <w:spacing w:after="60"/>
+      </w:pPr>
+      <w:r>
+        <w:rPr>
+          <w:rFonts w:ascii="Times New Roman" w:cs="Times New Roman" w:eastAsia="Times New Roman" w:hAnsi="Times New Roman"/>
+          <w:noProof/>
+          <w:sz w:val="24"/>
+          <w:szCs w:val="24"/>
+          <w:lang w:val="vi-VN"/>
+        </w:rPr>
+        <w:t xml:space="preserve">2 dây quá ngắn (B6-D04, B6-D29) lắp làm DÂY DỰ PHÒNG: cắt dài thêm 0,5 m, không tính chịu lực (dây ngắn như vậy cứng tới mức hút gần hết tải của bè).</w:t>
+      </w:r>
+    </w:p>
+    <w:p>
+      <w:pPr>
+        <w:pStyle w:val="ListParagraph"/>
+        <w:numPr>
+          <w:ilvl w:val="0"/>
+          <w:numId w:val="1"/>
+        </w:numPr>
+        <w:spacing w:after="60"/>
+      </w:pPr>
+      <w:r>
+        <w:rPr>
+          <w:rFonts w:ascii="Times New Roman" w:cs="Times New Roman" w:eastAsia="Times New Roman" w:hAnsi="Times New Roman"/>
+          <w:noProof/>
+          <w:sz w:val="24"/>
+          <w:szCs w:val="24"/>
+          <w:lang w:val="vi-VN"/>
+        </w:rPr>
+        <w:t xml:space="preserve">Mô hình cân bằng không xét phân bố tải không đều trên bè lớn và tải động khi dây đang chùng bị giật căng. Độ cứng dây EA = 15 × lực đứt là giả định.</w:t>
       </w:r>
     </w:p>
     <w:p>
@@ -1611,26 +1709,6 @@
           <w:szCs w:val="24"/>
           <w:lang w:val="vi-VN"/>
         </w:rPr>
-        <w:t xml:space="preserve">Số dây làm việc lấy bằng 6 và góc dây 30° cho mọi bè là giả định; số dây thực sự căng theo từng hướng gió ở MNC và MNLKT chưa kiểm tra.</w:t>
-      </w:r>
-    </w:p>
-    <w:p>
-      <w:pPr>
-        <w:pStyle w:val="ListParagraph"/>
-        <w:numPr>
-          <w:ilvl w:val="0"/>
-          <w:numId w:val="1"/>
-        </w:numPr>
-        <w:spacing w:after="60"/>
-      </w:pPr>
-      <w:r>
-        <w:rPr>
-          <w:rFonts w:ascii="Times New Roman" w:cs="Times New Roman" w:eastAsia="Times New Roman" w:hAnsi="Times New Roman"/>
-          <w:noProof/>
-          <w:sz w:val="24"/>
-          <w:szCs w:val="24"/>
-          <w:lang w:val="vi-VN"/>
-        </w:rPr>
         <w:t xml:space="preserve">Hệ số che chắn 0,55 và diện tích chiếu của tấm nghiêng quyết định lực gió; lực gió trên một m² bè ở đây thấp hơn một số hồ sơ tham khảo.</w:t>
       </w:r>
     </w:p>
@@ -1651,7 +1729,7 @@
           <w:szCs w:val="24"/>
           <w:lang w:val="vi-VN"/>
         </w:rPr>
-        <w:t xml:space="preserve">Sức chịu nhổ và sức chịu ngang của vít tính độc lập, chưa xét tương tác. Chưa thiết kế: tai neo đôi của đế, khóa đầu vít, móc cẩu, chống ăn mòn, đài / bích neo đầu cọc.</w:t>
+        <w:t xml:space="preserve">Sức chịu nhổ và sức chịu ngang của vít tính độc lập, chưa xét tương tác. Đầu cọc, đài cọc đôi, tai neo mặt đế mới có thiết kế sơ bộ (bảng thống kê vật tư neo, sheet KiemTra_DauCoc_De); chưa thiết kế: khóa đầu vít, móc cẩu, chống ăn mòn.</w:t>
       </w:r>
     </w:p>
     <w:p>
@@ -2113,7 +2191,7 @@
                 <w:szCs w:val="18"/>
                 <w:lang w:val="vi-VN"/>
               </w:rPr>
-              <w:t xml:space="preserve">30,2</w:t>
+              <w:t xml:space="preserve">64,0</w:t>
             </w:r>
           </w:p>
         </w:tc>
@@ -2151,7 +2229,7 @@
                 <w:szCs w:val="18"/>
                 <w:lang w:val="vi-VN"/>
               </w:rPr>
-              <w:t xml:space="preserve">7,77</w:t>
+              <w:t xml:space="preserve">3,67</w:t>
             </w:r>
           </w:p>
         </w:tc>
@@ -2227,45 +2305,45 @@
                 <w:szCs w:val="18"/>
                 <w:lang w:val="vi-VN"/>
               </w:rPr>
-              <w:t xml:space="preserve">4Φ25 CB400-V</w:t>
-            </w:r>
-          </w:p>
-        </w:tc>
-        <w:tc>
-          <w:p>
-            <w:pPr>
-              <w:jc w:val="center"/>
-            </w:pPr>
-            <w:r>
-              <w:rPr>
-                <w:rFonts w:ascii="Times New Roman" w:cs="Times New Roman" w:eastAsia="Times New Roman" w:hAnsi="Times New Roman"/>
-                <w:b w:val="false"/>
-                <w:bCs w:val="false"/>
-                <w:noProof/>
-                <w:sz w:val="18"/>
-                <w:szCs w:val="18"/>
-                <w:lang w:val="vi-VN"/>
-              </w:rPr>
-              <w:t xml:space="preserve">0,26</w:t>
-            </w:r>
-          </w:p>
-        </w:tc>
-        <w:tc>
-          <w:p>
-            <w:pPr>
-              <w:jc w:val="center"/>
-            </w:pPr>
-            <w:r>
-              <w:rPr>
-                <w:rFonts w:ascii="Times New Roman" w:cs="Times New Roman" w:eastAsia="Times New Roman" w:hAnsi="Times New Roman"/>
-                <w:b w:val="false"/>
-                <w:bCs w:val="false"/>
-                <w:noProof/>
-                <w:sz w:val="18"/>
-                <w:szCs w:val="18"/>
-                <w:lang w:val="vi-VN"/>
-              </w:rPr>
-              <w:t xml:space="preserve">0,63</w:t>
+              <w:t xml:space="preserve">6Φ25 CB400-V</w:t>
+            </w:r>
+          </w:p>
+        </w:tc>
+        <w:tc>
+          <w:p>
+            <w:pPr>
+              <w:jc w:val="center"/>
+            </w:pPr>
+            <w:r>
+              <w:rPr>
+                <w:rFonts w:ascii="Times New Roman" w:cs="Times New Roman" w:eastAsia="Times New Roman" w:hAnsi="Times New Roman"/>
+                <w:b w:val="false"/>
+                <w:bCs w:val="false"/>
+                <w:noProof/>
+                <w:sz w:val="18"/>
+                <w:szCs w:val="18"/>
+                <w:lang w:val="vi-VN"/>
+              </w:rPr>
+              <w:t xml:space="preserve">0,55</w:t>
+            </w:r>
+          </w:p>
+        </w:tc>
+        <w:tc>
+          <w:p>
+            <w:pPr>
+              <w:jc w:val="center"/>
+            </w:pPr>
+            <w:r>
+              <w:rPr>
+                <w:rFonts w:ascii="Times New Roman" w:cs="Times New Roman" w:eastAsia="Times New Roman" w:hAnsi="Times New Roman"/>
+                <w:b w:val="false"/>
+                <w:bCs w:val="false"/>
+                <w:noProof/>
+                <w:sz w:val="18"/>
+                <w:szCs w:val="18"/>
+                <w:lang w:val="vi-VN"/>
+              </w:rPr>
+              <w:t xml:space="preserve">0,91</w:t>
             </w:r>
           </w:p>
         </w:tc>
@@ -2365,7 +2443,7 @@
                 <w:szCs w:val="18"/>
                 <w:lang w:val="vi-VN"/>
               </w:rPr>
-              <w:t xml:space="preserve">27,8</w:t>
+              <w:t xml:space="preserve">67,5</w:t>
             </w:r>
           </w:p>
         </w:tc>
@@ -2403,7 +2481,7 @@
                 <w:szCs w:val="18"/>
                 <w:lang w:val="vi-VN"/>
               </w:rPr>
-              <w:t xml:space="preserve">8,46</w:t>
+              <w:t xml:space="preserve">3,48</w:t>
             </w:r>
           </w:p>
         </w:tc>
@@ -2479,45 +2557,45 @@
                 <w:szCs w:val="18"/>
                 <w:lang w:val="vi-VN"/>
               </w:rPr>
-              <w:t xml:space="preserve">4Φ25 CB400-V</w:t>
-            </w:r>
-          </w:p>
-        </w:tc>
-        <w:tc>
-          <w:p>
-            <w:pPr>
-              <w:jc w:val="center"/>
-            </w:pPr>
-            <w:r>
-              <w:rPr>
-                <w:rFonts w:ascii="Times New Roman" w:cs="Times New Roman" w:eastAsia="Times New Roman" w:hAnsi="Times New Roman"/>
-                <w:b w:val="false"/>
-                <w:bCs w:val="false"/>
-                <w:noProof/>
-                <w:sz w:val="18"/>
-                <w:szCs w:val="18"/>
-                <w:lang w:val="vi-VN"/>
-              </w:rPr>
-              <w:t xml:space="preserve">0,24</w:t>
-            </w:r>
-          </w:p>
-        </w:tc>
-        <w:tc>
-          <w:p>
-            <w:pPr>
-              <w:jc w:val="center"/>
-            </w:pPr>
-            <w:r>
-              <w:rPr>
-                <w:rFonts w:ascii="Times New Roman" w:cs="Times New Roman" w:eastAsia="Times New Roman" w:hAnsi="Times New Roman"/>
-                <w:b w:val="false"/>
-                <w:bCs w:val="false"/>
-                <w:noProof/>
-                <w:sz w:val="18"/>
-                <w:szCs w:val="18"/>
-                <w:lang w:val="vi-VN"/>
-              </w:rPr>
-              <w:t xml:space="preserve">0,57</w:t>
+              <w:t xml:space="preserve">6Φ28 CB400-V</w:t>
+            </w:r>
+          </w:p>
+        </w:tc>
+        <w:tc>
+          <w:p>
+            <w:pPr>
+              <w:jc w:val="center"/>
+            </w:pPr>
+            <w:r>
+              <w:rPr>
+                <w:rFonts w:ascii="Times New Roman" w:cs="Times New Roman" w:eastAsia="Times New Roman" w:hAnsi="Times New Roman"/>
+                <w:b w:val="false"/>
+                <w:bCs w:val="false"/>
+                <w:noProof/>
+                <w:sz w:val="18"/>
+                <w:szCs w:val="18"/>
+                <w:lang w:val="vi-VN"/>
+              </w:rPr>
+              <w:t xml:space="preserve">0,58</w:t>
+            </w:r>
+          </w:p>
+        </w:tc>
+        <w:tc>
+          <w:p>
+            <w:pPr>
+              <w:jc w:val="center"/>
+            </w:pPr>
+            <w:r>
+              <w:rPr>
+                <w:rFonts w:ascii="Times New Roman" w:cs="Times New Roman" w:eastAsia="Times New Roman" w:hAnsi="Times New Roman"/>
+                <w:b w:val="false"/>
+                <w:bCs w:val="false"/>
+                <w:noProof/>
+                <w:sz w:val="18"/>
+                <w:szCs w:val="18"/>
+                <w:lang w:val="vi-VN"/>
+              </w:rPr>
+              <w:t xml:space="preserve">0,78</w:t>
             </w:r>
           </w:p>
         </w:tc>
@@ -2617,7 +2695,7 @@
                 <w:szCs w:val="18"/>
                 <w:lang w:val="vi-VN"/>
               </w:rPr>
-              <w:t xml:space="preserve">38,6</w:t>
+              <w:t xml:space="preserve">70,5</w:t>
             </w:r>
           </w:p>
         </w:tc>
@@ -2655,7 +2733,7 @@
                 <w:szCs w:val="18"/>
                 <w:lang w:val="vi-VN"/>
               </w:rPr>
-              <w:t xml:space="preserve">6,08</w:t>
+              <w:t xml:space="preserve">3,33</w:t>
             </w:r>
           </w:p>
         </w:tc>
@@ -2731,45 +2809,45 @@
                 <w:szCs w:val="18"/>
                 <w:lang w:val="vi-VN"/>
               </w:rPr>
-              <w:t xml:space="preserve">4Φ25 CB400-V</w:t>
-            </w:r>
-          </w:p>
-        </w:tc>
-        <w:tc>
-          <w:p>
-            <w:pPr>
-              <w:jc w:val="center"/>
-            </w:pPr>
-            <w:r>
-              <w:rPr>
-                <w:rFonts w:ascii="Times New Roman" w:cs="Times New Roman" w:eastAsia="Times New Roman" w:hAnsi="Times New Roman"/>
-                <w:b w:val="false"/>
-                <w:bCs w:val="false"/>
-                <w:noProof/>
-                <w:sz w:val="18"/>
-                <w:szCs w:val="18"/>
-                <w:lang w:val="vi-VN"/>
-              </w:rPr>
-              <w:t xml:space="preserve">0,33</w:t>
-            </w:r>
-          </w:p>
-        </w:tc>
-        <w:tc>
-          <w:p>
-            <w:pPr>
-              <w:jc w:val="center"/>
-            </w:pPr>
-            <w:r>
-              <w:rPr>
-                <w:rFonts w:ascii="Times New Roman" w:cs="Times New Roman" w:eastAsia="Times New Roman" w:hAnsi="Times New Roman"/>
-                <w:b w:val="false"/>
-                <w:bCs w:val="false"/>
-                <w:noProof/>
-                <w:sz w:val="18"/>
-                <w:szCs w:val="18"/>
-                <w:lang w:val="vi-VN"/>
-              </w:rPr>
-              <w:t xml:space="preserve">0,84</w:t>
+              <w:t xml:space="preserve">6Φ28 CB400-V</w:t>
+            </w:r>
+          </w:p>
+        </w:tc>
+        <w:tc>
+          <w:p>
+            <w:pPr>
+              <w:jc w:val="center"/>
+            </w:pPr>
+            <w:r>
+              <w:rPr>
+                <w:rFonts w:ascii="Times New Roman" w:cs="Times New Roman" w:eastAsia="Times New Roman" w:hAnsi="Times New Roman"/>
+                <w:b w:val="false"/>
+                <w:bCs w:val="false"/>
+                <w:noProof/>
+                <w:sz w:val="18"/>
+                <w:szCs w:val="18"/>
+                <w:lang w:val="vi-VN"/>
+              </w:rPr>
+              <w:t xml:space="preserve">0,61</w:t>
+            </w:r>
+          </w:p>
+        </w:tc>
+        <w:tc>
+          <w:p>
+            <w:pPr>
+              <w:jc w:val="center"/>
+            </w:pPr>
+            <w:r>
+              <w:rPr>
+                <w:rFonts w:ascii="Times New Roman" w:cs="Times New Roman" w:eastAsia="Times New Roman" w:hAnsi="Times New Roman"/>
+                <w:b w:val="false"/>
+                <w:bCs w:val="false"/>
+                <w:noProof/>
+                <w:sz w:val="18"/>
+                <w:szCs w:val="18"/>
+                <w:lang w:val="vi-VN"/>
+              </w:rPr>
+              <w:t xml:space="preserve">0,82</w:t>
             </w:r>
           </w:p>
         </w:tc>
@@ -2869,64 +2947,64 @@
                 <w:szCs w:val="18"/>
                 <w:lang w:val="vi-VN"/>
               </w:rPr>
-              <w:t xml:space="preserve">73,7</w:t>
-            </w:r>
-          </w:p>
-        </w:tc>
-        <w:tc>
-          <w:p>
-            <w:pPr>
-              <w:jc w:val="center"/>
-            </w:pPr>
-            <w:r>
-              <w:rPr>
-                <w:rFonts w:ascii="Times New Roman" w:cs="Times New Roman" w:eastAsia="Times New Roman" w:hAnsi="Times New Roman"/>
-                <w:b w:val="false"/>
-                <w:bCs w:val="false"/>
-                <w:noProof/>
-                <w:sz w:val="18"/>
-                <w:szCs w:val="18"/>
-                <w:lang w:val="vi-VN"/>
-              </w:rPr>
-              <w:t xml:space="preserve">PES-28</w:t>
-            </w:r>
-          </w:p>
-        </w:tc>
-        <w:tc>
-          <w:p>
-            <w:pPr>
-              <w:jc w:val="center"/>
-            </w:pPr>
-            <w:r>
-              <w:rPr>
-                <w:rFonts w:ascii="Times New Roman" w:cs="Times New Roman" w:eastAsia="Times New Roman" w:hAnsi="Times New Roman"/>
-                <w:b w:val="false"/>
-                <w:bCs w:val="false"/>
-                <w:noProof/>
-                <w:sz w:val="18"/>
-                <w:szCs w:val="18"/>
-                <w:lang w:val="vi-VN"/>
-              </w:rPr>
-              <w:t xml:space="preserve">3,19</w:t>
-            </w:r>
-          </w:p>
-        </w:tc>
-        <w:tc>
-          <w:p>
-            <w:pPr>
-              <w:jc w:val="center"/>
-            </w:pPr>
-            <w:r>
-              <w:rPr>
-                <w:rFonts w:ascii="Times New Roman" w:cs="Times New Roman" w:eastAsia="Times New Roman" w:hAnsi="Times New Roman"/>
-                <w:b w:val="false"/>
-                <w:bCs w:val="false"/>
-                <w:noProof/>
-                <w:sz w:val="18"/>
-                <w:szCs w:val="18"/>
-                <w:lang w:val="vi-VN"/>
-              </w:rPr>
-              <w:t xml:space="preserve">31</w:t>
+              <w:t xml:space="preserve">150,3</w:t>
+            </w:r>
+          </w:p>
+        </w:tc>
+        <w:tc>
+          <w:p>
+            <w:pPr>
+              <w:jc w:val="center"/>
+            </w:pPr>
+            <w:r>
+              <w:rPr>
+                <w:rFonts w:ascii="Times New Roman" w:cs="Times New Roman" w:eastAsia="Times New Roman" w:hAnsi="Times New Roman"/>
+                <w:b w:val="false"/>
+                <w:bCs w:val="false"/>
+                <w:noProof/>
+                <w:sz w:val="18"/>
+                <w:szCs w:val="18"/>
+                <w:lang w:val="vi-VN"/>
+              </w:rPr>
+              <w:t xml:space="preserve">PES-40</w:t>
+            </w:r>
+          </w:p>
+        </w:tc>
+        <w:tc>
+          <w:p>
+            <w:pPr>
+              <w:jc w:val="center"/>
+            </w:pPr>
+            <w:r>
+              <w:rPr>
+                <w:rFonts w:ascii="Times New Roman" w:cs="Times New Roman" w:eastAsia="Times New Roman" w:hAnsi="Times New Roman"/>
+                <w:b w:val="false"/>
+                <w:bCs w:val="false"/>
+                <w:noProof/>
+                <w:sz w:val="18"/>
+                <w:szCs w:val="18"/>
+                <w:lang w:val="vi-VN"/>
+              </w:rPr>
+              <w:t xml:space="preserve">3,16</w:t>
+            </w:r>
+          </w:p>
+        </w:tc>
+        <w:tc>
+          <w:p>
+            <w:pPr>
+              <w:jc w:val="center"/>
+            </w:pPr>
+            <w:r>
+              <w:rPr>
+                <w:rFonts w:ascii="Times New Roman" w:cs="Times New Roman" w:eastAsia="Times New Roman" w:hAnsi="Times New Roman"/>
+                <w:b w:val="false"/>
+                <w:bCs w:val="false"/>
+                <w:noProof/>
+                <w:sz w:val="18"/>
+                <w:szCs w:val="18"/>
+                <w:lang w:val="vi-VN"/>
+              </w:rPr>
+              <w:t xml:space="preserve">62</w:t>
             </w:r>
           </w:p>
         </w:tc>
@@ -2983,45 +3061,45 @@
                 <w:szCs w:val="18"/>
                 <w:lang w:val="vi-VN"/>
               </w:rPr>
-              <w:t xml:space="preserve">6Φ28 CB400-V</w:t>
-            </w:r>
-          </w:p>
-        </w:tc>
-        <w:tc>
-          <w:p>
-            <w:pPr>
-              <w:jc w:val="center"/>
-            </w:pPr>
-            <w:r>
-              <w:rPr>
-                <w:rFonts w:ascii="Times New Roman" w:cs="Times New Roman" w:eastAsia="Times New Roman" w:hAnsi="Times New Roman"/>
-                <w:b w:val="false"/>
-                <w:bCs w:val="false"/>
-                <w:noProof/>
-                <w:sz w:val="18"/>
-                <w:szCs w:val="18"/>
-                <w:lang w:val="vi-VN"/>
-              </w:rPr>
-              <w:t xml:space="preserve">0,64</w:t>
-            </w:r>
-          </w:p>
-        </w:tc>
-        <w:tc>
-          <w:p>
-            <w:pPr>
-              <w:jc w:val="center"/>
-            </w:pPr>
-            <w:r>
-              <w:rPr>
-                <w:rFonts w:ascii="Times New Roman" w:cs="Times New Roman" w:eastAsia="Times New Roman" w:hAnsi="Times New Roman"/>
-                <w:b w:val="false"/>
-                <w:bCs w:val="false"/>
-                <w:noProof/>
-                <w:sz w:val="18"/>
-                <w:szCs w:val="18"/>
-                <w:lang w:val="vi-VN"/>
-              </w:rPr>
-              <w:t xml:space="preserve">0,87</w:t>
+              <w:t xml:space="preserve">8Φ25 CB400-V</w:t>
+            </w:r>
+          </w:p>
+        </w:tc>
+        <w:tc>
+          <w:p>
+            <w:pPr>
+              <w:jc w:val="center"/>
+            </w:pPr>
+            <w:r>
+              <w:rPr>
+                <w:rFonts w:ascii="Times New Roman" w:cs="Times New Roman" w:eastAsia="Times New Roman" w:hAnsi="Times New Roman"/>
+                <w:b w:val="false"/>
+                <w:bCs w:val="false"/>
+                <w:noProof/>
+                <w:sz w:val="18"/>
+                <w:szCs w:val="18"/>
+                <w:lang w:val="vi-VN"/>
+              </w:rPr>
+              <w:t xml:space="preserve">0,72</w:t>
+            </w:r>
+          </w:p>
+        </w:tc>
+        <w:tc>
+          <w:p>
+            <w:pPr>
+              <w:jc w:val="center"/>
+            </w:pPr>
+            <w:r>
+              <w:rPr>
+                <w:rFonts w:ascii="Times New Roman" w:cs="Times New Roman" w:eastAsia="Times New Roman" w:hAnsi="Times New Roman"/>
+                <w:b w:val="false"/>
+                <w:bCs w:val="false"/>
+                <w:noProof/>
+                <w:sz w:val="18"/>
+                <w:szCs w:val="18"/>
+                <w:lang w:val="vi-VN"/>
+              </w:rPr>
+              <w:t xml:space="preserve">0,92</w:t>
             </w:r>
           </w:p>
         </w:tc>
@@ -3373,45 +3451,45 @@
                 <w:szCs w:val="18"/>
                 <w:lang w:val="vi-VN"/>
               </w:rPr>
-              <w:t xml:space="preserve">40,8</w:t>
-            </w:r>
-          </w:p>
-        </w:tc>
-        <w:tc>
-          <w:p>
-            <w:pPr>
-              <w:jc w:val="center"/>
-            </w:pPr>
-            <w:r>
-              <w:rPr>
-                <w:rFonts w:ascii="Times New Roman" w:cs="Times New Roman" w:eastAsia="Times New Roman" w:hAnsi="Times New Roman"/>
-                <w:b w:val="false"/>
-                <w:bCs w:val="false"/>
-                <w:noProof/>
-                <w:sz w:val="18"/>
-                <w:szCs w:val="18"/>
-                <w:lang w:val="vi-VN"/>
-              </w:rPr>
-              <w:t xml:space="preserve">PES-28</w:t>
-            </w:r>
-          </w:p>
-        </w:tc>
-        <w:tc>
-          <w:p>
-            <w:pPr>
-              <w:jc w:val="center"/>
-            </w:pPr>
-            <w:r>
-              <w:rPr>
-                <w:rFonts w:ascii="Times New Roman" w:cs="Times New Roman" w:eastAsia="Times New Roman" w:hAnsi="Times New Roman"/>
-                <w:b w:val="false"/>
-                <w:bCs w:val="false"/>
-                <w:noProof/>
-                <w:sz w:val="18"/>
-                <w:szCs w:val="18"/>
-                <w:lang w:val="vi-VN"/>
-              </w:rPr>
-              <w:t xml:space="preserve">5,76</w:t>
+              <w:t xml:space="preserve">86,0</w:t>
+            </w:r>
+          </w:p>
+        </w:tc>
+        <w:tc>
+          <w:p>
+            <w:pPr>
+              <w:jc w:val="center"/>
+            </w:pPr>
+            <w:r>
+              <w:rPr>
+                <w:rFonts w:ascii="Times New Roman" w:cs="Times New Roman" w:eastAsia="Times New Roman" w:hAnsi="Times New Roman"/>
+                <w:b w:val="false"/>
+                <w:bCs w:val="false"/>
+                <w:noProof/>
+                <w:sz w:val="18"/>
+                <w:szCs w:val="18"/>
+                <w:lang w:val="vi-VN"/>
+              </w:rPr>
+              <w:t xml:space="preserve">PES-32</w:t>
+            </w:r>
+          </w:p>
+        </w:tc>
+        <w:tc>
+          <w:p>
+            <w:pPr>
+              <w:jc w:val="center"/>
+            </w:pPr>
+            <w:r>
+              <w:rPr>
+                <w:rFonts w:ascii="Times New Roman" w:cs="Times New Roman" w:eastAsia="Times New Roman" w:hAnsi="Times New Roman"/>
+                <w:b w:val="false"/>
+                <w:bCs w:val="false"/>
+                <w:noProof/>
+                <w:sz w:val="18"/>
+                <w:szCs w:val="18"/>
+                <w:lang w:val="vi-VN"/>
+              </w:rPr>
+              <w:t xml:space="preserve">3,54</w:t>
             </w:r>
           </w:p>
         </w:tc>
@@ -3487,45 +3565,45 @@
                 <w:szCs w:val="18"/>
                 <w:lang w:val="vi-VN"/>
               </w:rPr>
-              <w:t xml:space="preserve">4Φ25 CB400-V</w:t>
-            </w:r>
-          </w:p>
-        </w:tc>
-        <w:tc>
-          <w:p>
-            <w:pPr>
-              <w:jc w:val="center"/>
-            </w:pPr>
-            <w:r>
-              <w:rPr>
-                <w:rFonts w:ascii="Times New Roman" w:cs="Times New Roman" w:eastAsia="Times New Roman" w:hAnsi="Times New Roman"/>
-                <w:b w:val="false"/>
-                <w:bCs w:val="false"/>
-                <w:noProof/>
-                <w:sz w:val="18"/>
-                <w:szCs w:val="18"/>
-                <w:lang w:val="vi-VN"/>
-              </w:rPr>
-              <w:t xml:space="preserve">0,35</w:t>
-            </w:r>
-          </w:p>
-        </w:tc>
-        <w:tc>
-          <w:p>
-            <w:pPr>
-              <w:jc w:val="center"/>
-            </w:pPr>
-            <w:r>
-              <w:rPr>
-                <w:rFonts w:ascii="Times New Roman" w:cs="Times New Roman" w:eastAsia="Times New Roman" w:hAnsi="Times New Roman"/>
-                <w:b w:val="false"/>
-                <w:bCs w:val="false"/>
-                <w:noProof/>
-                <w:sz w:val="18"/>
-                <w:szCs w:val="18"/>
-                <w:lang w:val="vi-VN"/>
-              </w:rPr>
-              <w:t xml:space="preserve">0,90</w:t>
+              <w:t xml:space="preserve">6Φ32 CB400-V</w:t>
+            </w:r>
+          </w:p>
+        </w:tc>
+        <w:tc>
+          <w:p>
+            <w:pPr>
+              <w:jc w:val="center"/>
+            </w:pPr>
+            <w:r>
+              <w:rPr>
+                <w:rFonts w:ascii="Times New Roman" w:cs="Times New Roman" w:eastAsia="Times New Roman" w:hAnsi="Times New Roman"/>
+                <w:b w:val="false"/>
+                <w:bCs w:val="false"/>
+                <w:noProof/>
+                <w:sz w:val="18"/>
+                <w:szCs w:val="18"/>
+                <w:lang w:val="vi-VN"/>
+              </w:rPr>
+              <w:t xml:space="preserve">0,74</w:t>
+            </w:r>
+          </w:p>
+        </w:tc>
+        <w:tc>
+          <w:p>
+            <w:pPr>
+              <w:jc w:val="center"/>
+            </w:pPr>
+            <w:r>
+              <w:rPr>
+                <w:rFonts w:ascii="Times New Roman" w:cs="Times New Roman" w:eastAsia="Times New Roman" w:hAnsi="Times New Roman"/>
+                <w:b w:val="false"/>
+                <w:bCs w:val="false"/>
+                <w:noProof/>
+                <w:sz w:val="18"/>
+                <w:szCs w:val="18"/>
+                <w:lang w:val="vi-VN"/>
+              </w:rPr>
+              <w:t xml:space="preserve">0,82</w:t>
             </w:r>
           </w:p>
         </w:tc>
@@ -3625,7 +3703,7 @@
                 <w:szCs w:val="18"/>
                 <w:lang w:val="vi-VN"/>
               </w:rPr>
-              <w:t xml:space="preserve">45,6</w:t>
+              <w:t xml:space="preserve">69,1</w:t>
             </w:r>
           </w:p>
         </w:tc>
@@ -3663,7 +3741,7 @@
                 <w:szCs w:val="18"/>
                 <w:lang w:val="vi-VN"/>
               </w:rPr>
-              <w:t xml:space="preserve">5,16</w:t>
+              <w:t xml:space="preserve">3,40</w:t>
             </w:r>
           </w:p>
         </w:tc>
@@ -3739,45 +3817,45 @@
                 <w:szCs w:val="18"/>
                 <w:lang w:val="vi-VN"/>
               </w:rPr>
-              <w:t xml:space="preserve">4Φ28 CB400-V</w:t>
-            </w:r>
-          </w:p>
-        </w:tc>
-        <w:tc>
-          <w:p>
-            <w:pPr>
-              <w:jc w:val="center"/>
-            </w:pPr>
-            <w:r>
-              <w:rPr>
-                <w:rFonts w:ascii="Times New Roman" w:cs="Times New Roman" w:eastAsia="Times New Roman" w:hAnsi="Times New Roman"/>
-                <w:b w:val="false"/>
-                <w:bCs w:val="false"/>
-                <w:noProof/>
-                <w:sz w:val="18"/>
-                <w:szCs w:val="18"/>
-                <w:lang w:val="vi-VN"/>
-              </w:rPr>
-              <w:t xml:space="preserve">0,39</w:t>
-            </w:r>
-          </w:p>
-        </w:tc>
-        <w:tc>
-          <w:p>
-            <w:pPr>
-              <w:jc w:val="center"/>
-            </w:pPr>
-            <w:r>
-              <w:rPr>
-                <w:rFonts w:ascii="Times New Roman" w:cs="Times New Roman" w:eastAsia="Times New Roman" w:hAnsi="Times New Roman"/>
-                <w:b w:val="false"/>
-                <w:bCs w:val="false"/>
-                <w:noProof/>
-                <w:sz w:val="18"/>
-                <w:szCs w:val="18"/>
-                <w:lang w:val="vi-VN"/>
-              </w:rPr>
-              <w:t xml:space="preserve">0,82</w:t>
+              <w:t xml:space="preserve">6Φ28 CB400-V</w:t>
+            </w:r>
+          </w:p>
+        </w:tc>
+        <w:tc>
+          <w:p>
+            <w:pPr>
+              <w:jc w:val="center"/>
+            </w:pPr>
+            <w:r>
+              <w:rPr>
+                <w:rFonts w:ascii="Times New Roman" w:cs="Times New Roman" w:eastAsia="Times New Roman" w:hAnsi="Times New Roman"/>
+                <w:b w:val="false"/>
+                <w:bCs w:val="false"/>
+                <w:noProof/>
+                <w:sz w:val="18"/>
+                <w:szCs w:val="18"/>
+                <w:lang w:val="vi-VN"/>
+              </w:rPr>
+              <w:t xml:space="preserve">0,60</w:t>
+            </w:r>
+          </w:p>
+        </w:tc>
+        <w:tc>
+          <w:p>
+            <w:pPr>
+              <w:jc w:val="center"/>
+            </w:pPr>
+            <w:r>
+              <w:rPr>
+                <w:rFonts w:ascii="Times New Roman" w:cs="Times New Roman" w:eastAsia="Times New Roman" w:hAnsi="Times New Roman"/>
+                <w:b w:val="false"/>
+                <w:bCs w:val="false"/>
+                <w:noProof/>
+                <w:sz w:val="18"/>
+                <w:szCs w:val="18"/>
+                <w:lang w:val="vi-VN"/>
+              </w:rPr>
+              <w:t xml:space="preserve">0,80</w:t>
             </w:r>
           </w:p>
         </w:tc>
@@ -3877,7 +3955,7 @@
                 <w:szCs w:val="18"/>
                 <w:lang w:val="vi-VN"/>
               </w:rPr>
-              <w:t xml:space="preserve">59,1</w:t>
+              <w:t xml:space="preserve">65,6</w:t>
             </w:r>
           </w:p>
         </w:tc>
@@ -3915,7 +3993,7 @@
                 <w:szCs w:val="18"/>
                 <w:lang w:val="vi-VN"/>
               </w:rPr>
-              <w:t xml:space="preserve">3,97</w:t>
+              <w:t xml:space="preserve">3,58</w:t>
             </w:r>
           </w:p>
         </w:tc>
@@ -4010,26 +4088,26 @@
                 <w:szCs w:val="18"/>
                 <w:lang w:val="vi-VN"/>
               </w:rPr>
-              <w:t xml:space="preserve">0,51</w:t>
-            </w:r>
-          </w:p>
-        </w:tc>
-        <w:tc>
-          <w:p>
-            <w:pPr>
-              <w:jc w:val="center"/>
-            </w:pPr>
-            <w:r>
-              <w:rPr>
-                <w:rFonts w:ascii="Times New Roman" w:cs="Times New Roman" w:eastAsia="Times New Roman" w:hAnsi="Times New Roman"/>
-                <w:b w:val="false"/>
-                <w:bCs w:val="false"/>
-                <w:noProof/>
-                <w:sz w:val="18"/>
-                <w:szCs w:val="18"/>
-                <w:lang w:val="vi-VN"/>
-              </w:rPr>
-              <w:t xml:space="preserve">0,82</w:t>
+              <w:t xml:space="preserve">0,57</w:t>
+            </w:r>
+          </w:p>
+        </w:tc>
+        <w:tc>
+          <w:p>
+            <w:pPr>
+              <w:jc w:val="center"/>
+            </w:pPr>
+            <w:r>
+              <w:rPr>
+                <w:rFonts w:ascii="Times New Roman" w:cs="Times New Roman" w:eastAsia="Times New Roman" w:hAnsi="Times New Roman"/>
+                <w:b w:val="false"/>
+                <w:bCs w:val="false"/>
+                <w:noProof/>
+                <w:sz w:val="18"/>
+                <w:szCs w:val="18"/>
+                <w:lang w:val="vi-VN"/>
+              </w:rPr>
+              <w:t xml:space="preserve">0,94</w:t>
             </w:r>
           </w:p>
         </w:tc>
@@ -4129,45 +4207,45 @@
                 <w:szCs w:val="18"/>
                 <w:lang w:val="vi-VN"/>
               </w:rPr>
-              <w:t xml:space="preserve">30,9</w:t>
-            </w:r>
-          </w:p>
-        </w:tc>
-        <w:tc>
-          <w:p>
-            <w:pPr>
-              <w:jc w:val="center"/>
-            </w:pPr>
-            <w:r>
-              <w:rPr>
-                <w:rFonts w:ascii="Times New Roman" w:cs="Times New Roman" w:eastAsia="Times New Roman" w:hAnsi="Times New Roman"/>
-                <w:b w:val="false"/>
-                <w:bCs w:val="false"/>
-                <w:noProof/>
-                <w:sz w:val="18"/>
-                <w:szCs w:val="18"/>
-                <w:lang w:val="vi-VN"/>
-              </w:rPr>
-              <w:t xml:space="preserve">PES-28</w:t>
-            </w:r>
-          </w:p>
-        </w:tc>
-        <w:tc>
-          <w:p>
-            <w:pPr>
-              <w:jc w:val="center"/>
-            </w:pPr>
-            <w:r>
-              <w:rPr>
-                <w:rFonts w:ascii="Times New Roman" w:cs="Times New Roman" w:eastAsia="Times New Roman" w:hAnsi="Times New Roman"/>
-                <w:b w:val="false"/>
-                <w:bCs w:val="false"/>
-                <w:noProof/>
-                <w:sz w:val="18"/>
-                <w:szCs w:val="18"/>
-                <w:lang w:val="vi-VN"/>
-              </w:rPr>
-              <w:t xml:space="preserve">7,61</w:t>
+              <w:t xml:space="preserve">100,3</w:t>
+            </w:r>
+          </w:p>
+        </w:tc>
+        <w:tc>
+          <w:p>
+            <w:pPr>
+              <w:jc w:val="center"/>
+            </w:pPr>
+            <w:r>
+              <w:rPr>
+                <w:rFonts w:ascii="Times New Roman" w:cs="Times New Roman" w:eastAsia="Times New Roman" w:hAnsi="Times New Roman"/>
+                <w:b w:val="false"/>
+                <w:bCs w:val="false"/>
+                <w:noProof/>
+                <w:sz w:val="18"/>
+                <w:szCs w:val="18"/>
+                <w:lang w:val="vi-VN"/>
+              </w:rPr>
+              <w:t xml:space="preserve">PES-36</w:t>
+            </w:r>
+          </w:p>
+        </w:tc>
+        <w:tc>
+          <w:p>
+            <w:pPr>
+              <w:jc w:val="center"/>
+            </w:pPr>
+            <w:r>
+              <w:rPr>
+                <w:rFonts w:ascii="Times New Roman" w:cs="Times New Roman" w:eastAsia="Times New Roman" w:hAnsi="Times New Roman"/>
+                <w:b w:val="false"/>
+                <w:bCs w:val="false"/>
+                <w:noProof/>
+                <w:sz w:val="18"/>
+                <w:szCs w:val="18"/>
+                <w:lang w:val="vi-VN"/>
+              </w:rPr>
+              <w:t xml:space="preserve">3,84</w:t>
             </w:r>
           </w:p>
         </w:tc>
@@ -4243,45 +4321,45 @@
                 <w:szCs w:val="18"/>
                 <w:lang w:val="vi-VN"/>
               </w:rPr>
-              <w:t xml:space="preserve">4Φ25 CB400-V</w:t>
-            </w:r>
-          </w:p>
-        </w:tc>
-        <w:tc>
-          <w:p>
-            <w:pPr>
-              <w:jc w:val="center"/>
-            </w:pPr>
-            <w:r>
-              <w:rPr>
-                <w:rFonts w:ascii="Times New Roman" w:cs="Times New Roman" w:eastAsia="Times New Roman" w:hAnsi="Times New Roman"/>
-                <w:b w:val="false"/>
-                <w:bCs w:val="false"/>
-                <w:noProof/>
-                <w:sz w:val="18"/>
-                <w:szCs w:val="18"/>
-                <w:lang w:val="vi-VN"/>
-              </w:rPr>
-              <w:t xml:space="preserve">0,27</w:t>
-            </w:r>
-          </w:p>
-        </w:tc>
-        <w:tc>
-          <w:p>
-            <w:pPr>
-              <w:jc w:val="center"/>
-            </w:pPr>
-            <w:r>
-              <w:rPr>
-                <w:rFonts w:ascii="Times New Roman" w:cs="Times New Roman" w:eastAsia="Times New Roman" w:hAnsi="Times New Roman"/>
-                <w:b w:val="false"/>
-                <w:bCs w:val="false"/>
-                <w:noProof/>
-                <w:sz w:val="18"/>
-                <w:szCs w:val="18"/>
-                <w:lang w:val="vi-VN"/>
-              </w:rPr>
-              <w:t xml:space="preserve">0,65</w:t>
+              <w:t xml:space="preserve">8Φ28 CB400-V</w:t>
+            </w:r>
+          </w:p>
+        </w:tc>
+        <w:tc>
+          <w:p>
+            <w:pPr>
+              <w:jc w:val="center"/>
+            </w:pPr>
+            <w:r>
+              <w:rPr>
+                <w:rFonts w:ascii="Times New Roman" w:cs="Times New Roman" w:eastAsia="Times New Roman" w:hAnsi="Times New Roman"/>
+                <w:b w:val="false"/>
+                <w:bCs w:val="false"/>
+                <w:noProof/>
+                <w:sz w:val="18"/>
+                <w:szCs w:val="18"/>
+                <w:lang w:val="vi-VN"/>
+              </w:rPr>
+              <w:t xml:space="preserve">0,86</w:t>
+            </w:r>
+          </w:p>
+        </w:tc>
+        <w:tc>
+          <w:p>
+            <w:pPr>
+              <w:jc w:val="center"/>
+            </w:pPr>
+            <w:r>
+              <w:rPr>
+                <w:rFonts w:ascii="Times New Roman" w:cs="Times New Roman" w:eastAsia="Times New Roman" w:hAnsi="Times New Roman"/>
+                <w:b w:val="false"/>
+                <w:bCs w:val="false"/>
+                <w:noProof/>
+                <w:sz w:val="18"/>
+                <w:szCs w:val="18"/>
+                <w:lang w:val="vi-VN"/>
+              </w:rPr>
+              <w:t xml:space="preserve">0,95</w:t>
             </w:r>
           </w:p>
         </w:tc>
@@ -4438,7 +4516,7 @@
                 <w:szCs w:val="18"/>
                 <w:lang w:val="vi-VN"/>
               </w:rPr>
-              <w:t xml:space="preserve">231</w:t>
+              <w:t xml:space="preserve">262</w:t>
             </w:r>
           </w:p>
         </w:tc>
@@ -4495,7 +4573,7 @@
                 <w:szCs w:val="18"/>
                 <w:lang w:val="vi-VN"/>
               </w:rPr>
-              <w:t xml:space="preserve">1.524,6 m</w:t>
+              <w:t xml:space="preserve">1.729,2 m</w:t>
             </w:r>
           </w:p>
         </w:tc>
@@ -4570,7 +4648,7 @@
           <w:szCs w:val="20"/>
           <w:lang w:val="vi-VN"/>
         </w:rPr>
-        <w:t xml:space="preserve">Cọc khoan nhồi: 231 cọc, tổng dài 1.524,6 m, 146,7 m³ bê tông, 38,3 tấn thép. BP-1, BP-2 là mức sử dụng (≤ 1,00 là đạt).</w:t>
+        <w:t xml:space="preserve">Cọc khoan nhồi: 262 cọc, tổng dài 1.729,2 m, 166,4 m³ bê tông, 57,7 tấn thép. BP-1, BP-2 là mức sử dụng (≤ 1,00 là đạt).</w:t>
       </w:r>
     </w:p>
     <w:p>
@@ -5009,83 +5087,83 @@
                 <w:szCs w:val="18"/>
                 <w:lang w:val="vi-VN"/>
               </w:rPr>
-              <w:t xml:space="preserve">29,7</w:t>
-            </w:r>
-          </w:p>
-        </w:tc>
-        <w:tc>
-          <w:p>
-            <w:pPr>
-              <w:jc w:val="center"/>
-            </w:pPr>
-            <w:r>
-              <w:rPr>
-                <w:rFonts w:ascii="Times New Roman" w:cs="Times New Roman" w:eastAsia="Times New Roman" w:hAnsi="Times New Roman"/>
-                <w:b w:val="false"/>
-                <w:bCs w:val="false"/>
-                <w:noProof/>
-                <w:sz w:val="18"/>
-                <w:szCs w:val="18"/>
-                <w:lang w:val="vi-VN"/>
-              </w:rPr>
-              <w:t xml:space="preserve">0,45</w:t>
-            </w:r>
-          </w:p>
-        </w:tc>
-        <w:tc>
-          <w:p>
-            <w:pPr>
-              <w:jc w:val="center"/>
-            </w:pPr>
-            <w:r>
-              <w:rPr>
-                <w:rFonts w:ascii="Times New Roman" w:cs="Times New Roman" w:eastAsia="Times New Roman" w:hAnsi="Times New Roman"/>
-                <w:b w:val="false"/>
-                <w:bCs w:val="false"/>
-                <w:noProof/>
-                <w:sz w:val="18"/>
-                <w:szCs w:val="18"/>
-                <w:lang w:val="vi-VN"/>
-              </w:rPr>
-              <w:t xml:space="preserve">0,27</w:t>
-            </w:r>
-          </w:p>
-        </w:tc>
-        <w:tc>
-          <w:p>
-            <w:pPr>
-              <w:jc w:val="center"/>
-            </w:pPr>
-            <w:r>
-              <w:rPr>
-                <w:rFonts w:ascii="Times New Roman" w:cs="Times New Roman" w:eastAsia="Times New Roman" w:hAnsi="Times New Roman"/>
-                <w:b w:val="false"/>
-                <w:bCs w:val="false"/>
-                <w:noProof/>
-                <w:sz w:val="18"/>
-                <w:szCs w:val="18"/>
-                <w:lang w:val="vi-VN"/>
-              </w:rPr>
-              <w:t xml:space="preserve">0,46</w:t>
-            </w:r>
-          </w:p>
-        </w:tc>
-        <w:tc>
-          <w:p>
-            <w:pPr>
-              <w:jc w:val="center"/>
-            </w:pPr>
-            <w:r>
-              <w:rPr>
-                <w:rFonts w:ascii="Times New Roman" w:cs="Times New Roman" w:eastAsia="Times New Roman" w:hAnsi="Times New Roman"/>
-                <w:b w:val="false"/>
-                <w:bCs w:val="false"/>
-                <w:noProof/>
-                <w:sz w:val="18"/>
-                <w:szCs w:val="18"/>
-                <w:lang w:val="vi-VN"/>
-              </w:rPr>
-              <w:t xml:space="preserve">0,00</w:t>
+              <w:t xml:space="preserve">39,2</w:t>
+            </w:r>
+          </w:p>
+        </w:tc>
+        <w:tc>
+          <w:p>
+            <w:pPr>
+              <w:jc w:val="center"/>
+            </w:pPr>
+            <w:r>
+              <w:rPr>
+                <w:rFonts w:ascii="Times New Roman" w:cs="Times New Roman" w:eastAsia="Times New Roman" w:hAnsi="Times New Roman"/>
+                <w:b w:val="false"/>
+                <w:bCs w:val="false"/>
+                <w:noProof/>
+                <w:sz w:val="18"/>
+                <w:szCs w:val="18"/>
+                <w:lang w:val="vi-VN"/>
+              </w:rPr>
+              <w:t xml:space="preserve">0,60</w:t>
+            </w:r>
+          </w:p>
+        </w:tc>
+        <w:tc>
+          <w:p>
+            <w:pPr>
+              <w:jc w:val="center"/>
+            </w:pPr>
+            <w:r>
+              <w:rPr>
+                <w:rFonts w:ascii="Times New Roman" w:cs="Times New Roman" w:eastAsia="Times New Roman" w:hAnsi="Times New Roman"/>
+                <w:b w:val="false"/>
+                <w:bCs w:val="false"/>
+                <w:noProof/>
+                <w:sz w:val="18"/>
+                <w:szCs w:val="18"/>
+                <w:lang w:val="vi-VN"/>
+              </w:rPr>
+              <w:t xml:space="preserve">0,44</w:t>
+            </w:r>
+          </w:p>
+        </w:tc>
+        <w:tc>
+          <w:p>
+            <w:pPr>
+              <w:jc w:val="center"/>
+            </w:pPr>
+            <w:r>
+              <w:rPr>
+                <w:rFonts w:ascii="Times New Roman" w:cs="Times New Roman" w:eastAsia="Times New Roman" w:hAnsi="Times New Roman"/>
+                <w:b w:val="false"/>
+                <w:bCs w:val="false"/>
+                <w:noProof/>
+                <w:sz w:val="18"/>
+                <w:szCs w:val="18"/>
+                <w:lang w:val="vi-VN"/>
+              </w:rPr>
+              <w:t xml:space="preserve">0,67</w:t>
+            </w:r>
+          </w:p>
+        </w:tc>
+        <w:tc>
+          <w:p>
+            <w:pPr>
+              <w:jc w:val="center"/>
+            </w:pPr>
+            <w:r>
+              <w:rPr>
+                <w:rFonts w:ascii="Times New Roman" w:cs="Times New Roman" w:eastAsia="Times New Roman" w:hAnsi="Times New Roman"/>
+                <w:b w:val="false"/>
+                <w:bCs w:val="false"/>
+                <w:noProof/>
+                <w:sz w:val="18"/>
+                <w:szCs w:val="18"/>
+                <w:lang w:val="vi-VN"/>
+              </w:rPr>
+              <w:t xml:space="preserve">0,38</w:t>
             </w:r>
           </w:p>
         </w:tc>
@@ -5242,7 +5320,26 @@
                 <w:szCs w:val="18"/>
                 <w:lang w:val="vi-VN"/>
               </w:rPr>
-              <w:t xml:space="preserve">32,1</w:t>
+              <w:t xml:space="preserve">46,6</w:t>
+            </w:r>
+          </w:p>
+        </w:tc>
+        <w:tc>
+          <w:p>
+            <w:pPr>
+              <w:jc w:val="center"/>
+            </w:pPr>
+            <w:r>
+              <w:rPr>
+                <w:rFonts w:ascii="Times New Roman" w:cs="Times New Roman" w:eastAsia="Times New Roman" w:hAnsi="Times New Roman"/>
+                <w:b w:val="false"/>
+                <w:bCs w:val="false"/>
+                <w:noProof/>
+                <w:sz w:val="18"/>
+                <w:szCs w:val="18"/>
+                <w:lang w:val="vi-VN"/>
+              </w:rPr>
+              <w:t xml:space="preserve">0,71</w:t>
             </w:r>
           </w:p>
         </w:tc>
@@ -5280,45 +5377,26 @@
                 <w:szCs w:val="18"/>
                 <w:lang w:val="vi-VN"/>
               </w:rPr>
-              <w:t xml:space="preserve">0,27</w:t>
-            </w:r>
-          </w:p>
-        </w:tc>
-        <w:tc>
-          <w:p>
-            <w:pPr>
-              <w:jc w:val="center"/>
-            </w:pPr>
-            <w:r>
-              <w:rPr>
-                <w:rFonts w:ascii="Times New Roman" w:cs="Times New Roman" w:eastAsia="Times New Roman" w:hAnsi="Times New Roman"/>
-                <w:b w:val="false"/>
-                <w:bCs w:val="false"/>
-                <w:noProof/>
-                <w:sz w:val="18"/>
-                <w:szCs w:val="18"/>
-                <w:lang w:val="vi-VN"/>
-              </w:rPr>
-              <w:t xml:space="preserve">0,49</w:t>
-            </w:r>
-          </w:p>
-        </w:tc>
-        <w:tc>
-          <w:p>
-            <w:pPr>
-              <w:jc w:val="center"/>
-            </w:pPr>
-            <w:r>
-              <w:rPr>
-                <w:rFonts w:ascii="Times New Roman" w:cs="Times New Roman" w:eastAsia="Times New Roman" w:hAnsi="Times New Roman"/>
-                <w:b w:val="false"/>
-                <w:bCs w:val="false"/>
-                <w:noProof/>
-                <w:sz w:val="18"/>
-                <w:szCs w:val="18"/>
-                <w:lang w:val="vi-VN"/>
-              </w:rPr>
-              <w:t xml:space="preserve">0,00</w:t>
+              <w:t xml:space="preserve">0,78</w:t>
+            </w:r>
+          </w:p>
+        </w:tc>
+        <w:tc>
+          <w:p>
+            <w:pPr>
+              <w:jc w:val="center"/>
+            </w:pPr>
+            <w:r>
+              <w:rPr>
+                <w:rFonts w:ascii="Times New Roman" w:cs="Times New Roman" w:eastAsia="Times New Roman" w:hAnsi="Times New Roman"/>
+                <w:b w:val="false"/>
+                <w:bCs w:val="false"/>
+                <w:noProof/>
+                <w:sz w:val="18"/>
+                <w:szCs w:val="18"/>
+                <w:lang w:val="vi-VN"/>
+              </w:rPr>
+              <w:t xml:space="preserve">0,64</w:t>
             </w:r>
           </w:p>
         </w:tc>
@@ -5475,83 +5553,83 @@
                 <w:szCs w:val="18"/>
                 <w:lang w:val="vi-VN"/>
               </w:rPr>
-              <w:t xml:space="preserve">39,7</w:t>
-            </w:r>
-          </w:p>
-        </w:tc>
-        <w:tc>
-          <w:p>
-            <w:pPr>
-              <w:jc w:val="center"/>
-            </w:pPr>
-            <w:r>
-              <w:rPr>
-                <w:rFonts w:ascii="Times New Roman" w:cs="Times New Roman" w:eastAsia="Times New Roman" w:hAnsi="Times New Roman"/>
-                <w:b w:val="false"/>
-                <w:bCs w:val="false"/>
-                <w:noProof/>
-                <w:sz w:val="18"/>
-                <w:szCs w:val="18"/>
-                <w:lang w:val="vi-VN"/>
-              </w:rPr>
-              <w:t xml:space="preserve">0,61</w:t>
-            </w:r>
-          </w:p>
-        </w:tc>
-        <w:tc>
-          <w:p>
-            <w:pPr>
-              <w:jc w:val="center"/>
-            </w:pPr>
-            <w:r>
-              <w:rPr>
-                <w:rFonts w:ascii="Times New Roman" w:cs="Times New Roman" w:eastAsia="Times New Roman" w:hAnsi="Times New Roman"/>
-                <w:b w:val="false"/>
-                <w:bCs w:val="false"/>
-                <w:noProof/>
-                <w:sz w:val="18"/>
-                <w:szCs w:val="18"/>
-                <w:lang w:val="vi-VN"/>
-              </w:rPr>
-              <w:t xml:space="preserve">0,36</w:t>
-            </w:r>
-          </w:p>
-        </w:tc>
-        <w:tc>
-          <w:p>
-            <w:pPr>
-              <w:jc w:val="center"/>
-            </w:pPr>
-            <w:r>
-              <w:rPr>
-                <w:rFonts w:ascii="Times New Roman" w:cs="Times New Roman" w:eastAsia="Times New Roman" w:hAnsi="Times New Roman"/>
-                <w:b w:val="false"/>
-                <w:bCs w:val="false"/>
-                <w:noProof/>
-                <w:sz w:val="18"/>
-                <w:szCs w:val="18"/>
-                <w:lang w:val="vi-VN"/>
-              </w:rPr>
-              <w:t xml:space="preserve">0,65</w:t>
-            </w:r>
-          </w:p>
-        </w:tc>
-        <w:tc>
-          <w:p>
-            <w:pPr>
-              <w:jc w:val="center"/>
-            </w:pPr>
-            <w:r>
-              <w:rPr>
-                <w:rFonts w:ascii="Times New Roman" w:cs="Times New Roman" w:eastAsia="Times New Roman" w:hAnsi="Times New Roman"/>
-                <w:b w:val="false"/>
-                <w:bCs w:val="false"/>
-                <w:noProof/>
-                <w:sz w:val="18"/>
-                <w:szCs w:val="18"/>
-                <w:lang w:val="vi-VN"/>
-              </w:rPr>
-              <w:t xml:space="preserve">0,33</w:t>
+              <w:t xml:space="preserve">49,6</w:t>
+            </w:r>
+          </w:p>
+        </w:tc>
+        <w:tc>
+          <w:p>
+            <w:pPr>
+              <w:jc w:val="center"/>
+            </w:pPr>
+            <w:r>
+              <w:rPr>
+                <w:rFonts w:ascii="Times New Roman" w:cs="Times New Roman" w:eastAsia="Times New Roman" w:hAnsi="Times New Roman"/>
+                <w:b w:val="false"/>
+                <w:bCs w:val="false"/>
+                <w:noProof/>
+                <w:sz w:val="18"/>
+                <w:szCs w:val="18"/>
+                <w:lang w:val="vi-VN"/>
+              </w:rPr>
+              <w:t xml:space="preserve">0,76</w:t>
+            </w:r>
+          </w:p>
+        </w:tc>
+        <w:tc>
+          <w:p>
+            <w:pPr>
+              <w:jc w:val="center"/>
+            </w:pPr>
+            <w:r>
+              <w:rPr>
+                <w:rFonts w:ascii="Times New Roman" w:cs="Times New Roman" w:eastAsia="Times New Roman" w:hAnsi="Times New Roman"/>
+                <w:b w:val="false"/>
+                <w:bCs w:val="false"/>
+                <w:noProof/>
+                <w:sz w:val="18"/>
+                <w:szCs w:val="18"/>
+                <w:lang w:val="vi-VN"/>
+              </w:rPr>
+              <w:t xml:space="preserve">0,52</w:t>
+            </w:r>
+          </w:p>
+        </w:tc>
+        <w:tc>
+          <w:p>
+            <w:pPr>
+              <w:jc w:val="center"/>
+            </w:pPr>
+            <w:r>
+              <w:rPr>
+                <w:rFonts w:ascii="Times New Roman" w:cs="Times New Roman" w:eastAsia="Times New Roman" w:hAnsi="Times New Roman"/>
+                <w:b w:val="false"/>
+                <w:bCs w:val="false"/>
+                <w:noProof/>
+                <w:sz w:val="18"/>
+                <w:szCs w:val="18"/>
+                <w:lang w:val="vi-VN"/>
+              </w:rPr>
+              <w:t xml:space="preserve">0,86</w:t>
+            </w:r>
+          </w:p>
+        </w:tc>
+        <w:tc>
+          <w:p>
+            <w:pPr>
+              <w:jc w:val="center"/>
+            </w:pPr>
+            <w:r>
+              <w:rPr>
+                <w:rFonts w:ascii="Times New Roman" w:cs="Times New Roman" w:eastAsia="Times New Roman" w:hAnsi="Times New Roman"/>
+                <w:b w:val="false"/>
+                <w:bCs w:val="false"/>
+                <w:noProof/>
+                <w:sz w:val="18"/>
+                <w:szCs w:val="18"/>
+                <w:lang w:val="vi-VN"/>
+              </w:rPr>
+              <w:t xml:space="preserve">0,80</w:t>
             </w:r>
           </w:p>
         </w:tc>
@@ -5708,83 +5786,83 @@
                 <w:szCs w:val="18"/>
                 <w:lang w:val="vi-VN"/>
               </w:rPr>
-              <w:t xml:space="preserve">42,5</w:t>
-            </w:r>
-          </w:p>
-        </w:tc>
-        <w:tc>
-          <w:p>
-            <w:pPr>
-              <w:jc w:val="center"/>
-            </w:pPr>
-            <w:r>
-              <w:rPr>
-                <w:rFonts w:ascii="Times New Roman" w:cs="Times New Roman" w:eastAsia="Times New Roman" w:hAnsi="Times New Roman"/>
-                <w:b w:val="false"/>
-                <w:bCs w:val="false"/>
-                <w:noProof/>
-                <w:sz w:val="18"/>
-                <w:szCs w:val="18"/>
-                <w:lang w:val="vi-VN"/>
-              </w:rPr>
-              <w:t xml:space="preserve">0,65</w:t>
-            </w:r>
-          </w:p>
-        </w:tc>
-        <w:tc>
-          <w:p>
-            <w:pPr>
-              <w:jc w:val="center"/>
-            </w:pPr>
-            <w:r>
-              <w:rPr>
-                <w:rFonts w:ascii="Times New Roman" w:cs="Times New Roman" w:eastAsia="Times New Roman" w:hAnsi="Times New Roman"/>
-                <w:b w:val="false"/>
-                <w:bCs w:val="false"/>
-                <w:noProof/>
-                <w:sz w:val="18"/>
-                <w:szCs w:val="18"/>
-                <w:lang w:val="vi-VN"/>
-              </w:rPr>
-              <w:t xml:space="preserve">0,36</w:t>
-            </w:r>
-          </w:p>
-        </w:tc>
-        <w:tc>
-          <w:p>
-            <w:pPr>
-              <w:jc w:val="center"/>
-            </w:pPr>
-            <w:r>
-              <w:rPr>
-                <w:rFonts w:ascii="Times New Roman" w:cs="Times New Roman" w:eastAsia="Times New Roman" w:hAnsi="Times New Roman"/>
-                <w:b w:val="false"/>
-                <w:bCs w:val="false"/>
-                <w:noProof/>
-                <w:sz w:val="18"/>
-                <w:szCs w:val="18"/>
-                <w:lang w:val="vi-VN"/>
-              </w:rPr>
-              <w:t xml:space="preserve">0,69</w:t>
-            </w:r>
-          </w:p>
-        </w:tc>
-        <w:tc>
-          <w:p>
-            <w:pPr>
-              <w:jc w:val="center"/>
-            </w:pPr>
-            <w:r>
-              <w:rPr>
-                <w:rFonts w:ascii="Times New Roman" w:cs="Times New Roman" w:eastAsia="Times New Roman" w:hAnsi="Times New Roman"/>
-                <w:b w:val="false"/>
-                <w:bCs w:val="false"/>
-                <w:noProof/>
-                <w:sz w:val="18"/>
-                <w:szCs w:val="18"/>
-                <w:lang w:val="vi-VN"/>
-              </w:rPr>
-              <w:t xml:space="preserve">0,42</w:t>
+              <w:t xml:space="preserve">51,7</w:t>
+            </w:r>
+          </w:p>
+        </w:tc>
+        <w:tc>
+          <w:p>
+            <w:pPr>
+              <w:jc w:val="center"/>
+            </w:pPr>
+            <w:r>
+              <w:rPr>
+                <w:rFonts w:ascii="Times New Roman" w:cs="Times New Roman" w:eastAsia="Times New Roman" w:hAnsi="Times New Roman"/>
+                <w:b w:val="false"/>
+                <w:bCs w:val="false"/>
+                <w:noProof/>
+                <w:sz w:val="18"/>
+                <w:szCs w:val="18"/>
+                <w:lang w:val="vi-VN"/>
+              </w:rPr>
+              <w:t xml:space="preserve">0,79</w:t>
+            </w:r>
+          </w:p>
+        </w:tc>
+        <w:tc>
+          <w:p>
+            <w:pPr>
+              <w:jc w:val="center"/>
+            </w:pPr>
+            <w:r>
+              <w:rPr>
+                <w:rFonts w:ascii="Times New Roman" w:cs="Times New Roman" w:eastAsia="Times New Roman" w:hAnsi="Times New Roman"/>
+                <w:b w:val="false"/>
+                <w:bCs w:val="false"/>
+                <w:noProof/>
+                <w:sz w:val="18"/>
+                <w:szCs w:val="18"/>
+                <w:lang w:val="vi-VN"/>
+              </w:rPr>
+              <w:t xml:space="preserve">0,39</w:t>
+            </w:r>
+          </w:p>
+        </w:tc>
+        <w:tc>
+          <w:p>
+            <w:pPr>
+              <w:jc w:val="center"/>
+            </w:pPr>
+            <w:r>
+              <w:rPr>
+                <w:rFonts w:ascii="Times New Roman" w:cs="Times New Roman" w:eastAsia="Times New Roman" w:hAnsi="Times New Roman"/>
+                <w:b w:val="false"/>
+                <w:bCs w:val="false"/>
+                <w:noProof/>
+                <w:sz w:val="18"/>
+                <w:szCs w:val="18"/>
+                <w:lang w:val="vi-VN"/>
+              </w:rPr>
+              <w:t xml:space="preserve">0,78</w:t>
+            </w:r>
+          </w:p>
+        </w:tc>
+        <w:tc>
+          <w:p>
+            <w:pPr>
+              <w:jc w:val="center"/>
+            </w:pPr>
+            <w:r>
+              <w:rPr>
+                <w:rFonts w:ascii="Times New Roman" w:cs="Times New Roman" w:eastAsia="Times New Roman" w:hAnsi="Times New Roman"/>
+                <w:b w:val="false"/>
+                <w:bCs w:val="false"/>
+                <w:noProof/>
+                <w:sz w:val="18"/>
+                <w:szCs w:val="18"/>
+                <w:lang w:val="vi-VN"/>
+              </w:rPr>
+              <w:t xml:space="preserve">0,62</w:t>
             </w:r>
           </w:p>
         </w:tc>
@@ -5941,83 +6019,83 @@
                 <w:szCs w:val="18"/>
                 <w:lang w:val="vi-VN"/>
               </w:rPr>
-              <w:t xml:space="preserve">31,0</w:t>
-            </w:r>
-          </w:p>
-        </w:tc>
-        <w:tc>
-          <w:p>
-            <w:pPr>
-              <w:jc w:val="center"/>
-            </w:pPr>
-            <w:r>
-              <w:rPr>
-                <w:rFonts w:ascii="Times New Roman" w:cs="Times New Roman" w:eastAsia="Times New Roman" w:hAnsi="Times New Roman"/>
-                <w:b w:val="false"/>
-                <w:bCs w:val="false"/>
-                <w:noProof/>
-                <w:sz w:val="18"/>
-                <w:szCs w:val="18"/>
-                <w:lang w:val="vi-VN"/>
-              </w:rPr>
-              <w:t xml:space="preserve">0,47</w:t>
-            </w:r>
-          </w:p>
-        </w:tc>
-        <w:tc>
-          <w:p>
-            <w:pPr>
-              <w:jc w:val="center"/>
-            </w:pPr>
-            <w:r>
-              <w:rPr>
-                <w:rFonts w:ascii="Times New Roman" w:cs="Times New Roman" w:eastAsia="Times New Roman" w:hAnsi="Times New Roman"/>
-                <w:b w:val="false"/>
-                <w:bCs w:val="false"/>
-                <w:noProof/>
-                <w:sz w:val="18"/>
-                <w:szCs w:val="18"/>
-                <w:lang w:val="vi-VN"/>
-              </w:rPr>
-              <w:t xml:space="preserve">0,36</w:t>
-            </w:r>
-          </w:p>
-        </w:tc>
-        <w:tc>
-          <w:p>
-            <w:pPr>
-              <w:jc w:val="center"/>
-            </w:pPr>
-            <w:r>
-              <w:rPr>
-                <w:rFonts w:ascii="Times New Roman" w:cs="Times New Roman" w:eastAsia="Times New Roman" w:hAnsi="Times New Roman"/>
-                <w:b w:val="false"/>
-                <w:bCs w:val="false"/>
-                <w:noProof/>
-                <w:sz w:val="18"/>
-                <w:szCs w:val="18"/>
-                <w:lang w:val="vi-VN"/>
-              </w:rPr>
-              <w:t xml:space="preserve">0,52</w:t>
-            </w:r>
-          </w:p>
-        </w:tc>
-        <w:tc>
-          <w:p>
-            <w:pPr>
-              <w:jc w:val="center"/>
-            </w:pPr>
-            <w:r>
-              <w:rPr>
-                <w:rFonts w:ascii="Times New Roman" w:cs="Times New Roman" w:eastAsia="Times New Roman" w:hAnsi="Times New Roman"/>
-                <w:b w:val="false"/>
-                <w:bCs w:val="false"/>
-                <w:noProof/>
-                <w:sz w:val="18"/>
-                <w:szCs w:val="18"/>
-                <w:lang w:val="vi-VN"/>
-              </w:rPr>
-              <w:t xml:space="preserve">0,05</w:t>
+              <w:t xml:space="preserve">42,9</w:t>
+            </w:r>
+          </w:p>
+        </w:tc>
+        <w:tc>
+          <w:p>
+            <w:pPr>
+              <w:jc w:val="center"/>
+            </w:pPr>
+            <w:r>
+              <w:rPr>
+                <w:rFonts w:ascii="Times New Roman" w:cs="Times New Roman" w:eastAsia="Times New Roman" w:hAnsi="Times New Roman"/>
+                <w:b w:val="false"/>
+                <w:bCs w:val="false"/>
+                <w:noProof/>
+                <w:sz w:val="18"/>
+                <w:szCs w:val="18"/>
+                <w:lang w:val="vi-VN"/>
+              </w:rPr>
+              <w:t xml:space="preserve">0,66</w:t>
+            </w:r>
+          </w:p>
+        </w:tc>
+        <w:tc>
+          <w:p>
+            <w:pPr>
+              <w:jc w:val="center"/>
+            </w:pPr>
+            <w:r>
+              <w:rPr>
+                <w:rFonts w:ascii="Times New Roman" w:cs="Times New Roman" w:eastAsia="Times New Roman" w:hAnsi="Times New Roman"/>
+                <w:b w:val="false"/>
+                <w:bCs w:val="false"/>
+                <w:noProof/>
+                <w:sz w:val="18"/>
+                <w:szCs w:val="18"/>
+                <w:lang w:val="vi-VN"/>
+              </w:rPr>
+              <w:t xml:space="preserve">0,57</w:t>
+            </w:r>
+          </w:p>
+        </w:tc>
+        <w:tc>
+          <w:p>
+            <w:pPr>
+              <w:jc w:val="center"/>
+            </w:pPr>
+            <w:r>
+              <w:rPr>
+                <w:rFonts w:ascii="Times New Roman" w:cs="Times New Roman" w:eastAsia="Times New Roman" w:hAnsi="Times New Roman"/>
+                <w:b w:val="false"/>
+                <w:bCs w:val="false"/>
+                <w:noProof/>
+                <w:sz w:val="18"/>
+                <w:szCs w:val="18"/>
+                <w:lang w:val="vi-VN"/>
+              </w:rPr>
+              <w:t xml:space="preserve">0,77</w:t>
+            </w:r>
+          </w:p>
+        </w:tc>
+        <w:tc>
+          <w:p>
+            <w:pPr>
+              <w:jc w:val="center"/>
+            </w:pPr>
+            <w:r>
+              <w:rPr>
+                <w:rFonts w:ascii="Times New Roman" w:cs="Times New Roman" w:eastAsia="Times New Roman" w:hAnsi="Times New Roman"/>
+                <w:b w:val="false"/>
+                <w:bCs w:val="false"/>
+                <w:noProof/>
+                <w:sz w:val="18"/>
+                <w:szCs w:val="18"/>
+                <w:lang w:val="vi-VN"/>
+              </w:rPr>
+              <w:t xml:space="preserve">0,61</w:t>
             </w:r>
           </w:p>
         </w:tc>
@@ -6098,7 +6176,7 @@
                 <w:szCs w:val="18"/>
                 <w:lang w:val="vi-VN"/>
               </w:rPr>
-              <w:t xml:space="preserve">3,25</w:t>
+              <w:t xml:space="preserve">2,50</w:t>
             </w:r>
           </w:p>
         </w:tc>
@@ -6136,121 +6214,121 @@
                 <w:szCs w:val="18"/>
                 <w:lang w:val="vi-VN"/>
               </w:rPr>
-              <w:t xml:space="preserve">4,21</w:t>
-            </w:r>
-          </w:p>
-        </w:tc>
-        <w:tc>
-          <w:p>
-            <w:pPr>
-              <w:jc w:val="center"/>
-            </w:pPr>
-            <w:r>
-              <w:rPr>
-                <w:rFonts w:ascii="Times New Roman" w:cs="Times New Roman" w:eastAsia="Times New Roman" w:hAnsi="Times New Roman"/>
-                <w:b w:val="false"/>
-                <w:bCs w:val="false"/>
-                <w:noProof/>
-                <w:sz w:val="18"/>
-                <w:szCs w:val="18"/>
-                <w:lang w:val="vi-VN"/>
-              </w:rPr>
-              <w:t xml:space="preserve">10,8</w:t>
-            </w:r>
-          </w:p>
-        </w:tc>
-        <w:tc>
-          <w:p>
-            <w:pPr>
-              <w:jc w:val="center"/>
-            </w:pPr>
-            <w:r>
-              <w:rPr>
-                <w:rFonts w:ascii="Times New Roman" w:cs="Times New Roman" w:eastAsia="Times New Roman" w:hAnsi="Times New Roman"/>
-                <w:b w:val="false"/>
-                <w:bCs w:val="false"/>
-                <w:noProof/>
-                <w:sz w:val="18"/>
-                <w:szCs w:val="18"/>
-                <w:lang w:val="vi-VN"/>
-              </w:rPr>
-              <w:t xml:space="preserve">70,3</w:t>
-            </w:r>
-          </w:p>
-        </w:tc>
-        <w:tc>
-          <w:p>
-            <w:pPr>
-              <w:jc w:val="center"/>
-            </w:pPr>
-            <w:r>
-              <w:rPr>
-                <w:rFonts w:ascii="Times New Roman" w:cs="Times New Roman" w:eastAsia="Times New Roman" w:hAnsi="Times New Roman"/>
-                <w:b w:val="false"/>
-                <w:bCs w:val="false"/>
-                <w:noProof/>
-                <w:sz w:val="18"/>
-                <w:szCs w:val="18"/>
-                <w:lang w:val="vi-VN"/>
-              </w:rPr>
-              <w:t xml:space="preserve">0,79</w:t>
-            </w:r>
-          </w:p>
-        </w:tc>
-        <w:tc>
-          <w:p>
-            <w:pPr>
-              <w:jc w:val="center"/>
-            </w:pPr>
-            <w:r>
-              <w:rPr>
-                <w:rFonts w:ascii="Times New Roman" w:cs="Times New Roman" w:eastAsia="Times New Roman" w:hAnsi="Times New Roman"/>
-                <w:b w:val="false"/>
-                <w:bCs w:val="false"/>
-                <w:noProof/>
-                <w:sz w:val="18"/>
-                <w:szCs w:val="18"/>
-                <w:lang w:val="vi-VN"/>
-              </w:rPr>
-              <w:t xml:space="preserve">0,55</w:t>
-            </w:r>
-          </w:p>
-        </w:tc>
-        <w:tc>
-          <w:p>
-            <w:pPr>
-              <w:jc w:val="center"/>
-            </w:pPr>
-            <w:r>
-              <w:rPr>
-                <w:rFonts w:ascii="Times New Roman" w:cs="Times New Roman" w:eastAsia="Times New Roman" w:hAnsi="Times New Roman"/>
-                <w:b w:val="false"/>
-                <w:bCs w:val="false"/>
-                <w:noProof/>
-                <w:sz w:val="18"/>
-                <w:szCs w:val="18"/>
-                <w:lang w:val="vi-VN"/>
-              </w:rPr>
-              <w:t xml:space="preserve">0,94</w:t>
-            </w:r>
-          </w:p>
-        </w:tc>
-        <w:tc>
-          <w:p>
-            <w:pPr>
-              <w:jc w:val="center"/>
-            </w:pPr>
-            <w:r>
-              <w:rPr>
-                <w:rFonts w:ascii="Times New Roman" w:cs="Times New Roman" w:eastAsia="Times New Roman" w:hAnsi="Times New Roman"/>
-                <w:b w:val="false"/>
-                <w:bCs w:val="false"/>
-                <w:noProof/>
-                <w:sz w:val="18"/>
-                <w:szCs w:val="18"/>
-                <w:lang w:val="vi-VN"/>
-              </w:rPr>
-              <w:t xml:space="preserve">0,74</w:t>
+              <w:t xml:space="preserve">2,48</w:t>
+            </w:r>
+          </w:p>
+        </w:tc>
+        <w:tc>
+          <w:p>
+            <w:pPr>
+              <w:jc w:val="center"/>
+            </w:pPr>
+            <w:r>
+              <w:rPr>
+                <w:rFonts w:ascii="Times New Roman" w:cs="Times New Roman" w:eastAsia="Times New Roman" w:hAnsi="Times New Roman"/>
+                <w:b w:val="false"/>
+                <w:bCs w:val="false"/>
+                <w:noProof/>
+                <w:sz w:val="18"/>
+                <w:szCs w:val="18"/>
+                <w:lang w:val="vi-VN"/>
+              </w:rPr>
+              <w:t xml:space="preserve">6,4</w:t>
+            </w:r>
+          </w:p>
+        </w:tc>
+        <w:tc>
+          <w:p>
+            <w:pPr>
+              <w:jc w:val="center"/>
+            </w:pPr>
+            <w:r>
+              <w:rPr>
+                <w:rFonts w:ascii="Times New Roman" w:cs="Times New Roman" w:eastAsia="Times New Roman" w:hAnsi="Times New Roman"/>
+                <w:b w:val="false"/>
+                <w:bCs w:val="false"/>
+                <w:noProof/>
+                <w:sz w:val="18"/>
+                <w:szCs w:val="18"/>
+                <w:lang w:val="vi-VN"/>
+              </w:rPr>
+              <w:t xml:space="preserve">55,5</w:t>
+            </w:r>
+          </w:p>
+        </w:tc>
+        <w:tc>
+          <w:p>
+            <w:pPr>
+              <w:jc w:val="center"/>
+            </w:pPr>
+            <w:r>
+              <w:rPr>
+                <w:rFonts w:ascii="Times New Roman" w:cs="Times New Roman" w:eastAsia="Times New Roman" w:hAnsi="Times New Roman"/>
+                <w:b w:val="false"/>
+                <w:bCs w:val="false"/>
+                <w:noProof/>
+                <w:sz w:val="18"/>
+                <w:szCs w:val="18"/>
+                <w:lang w:val="vi-VN"/>
+              </w:rPr>
+              <w:t xml:space="preserve">0,85</w:t>
+            </w:r>
+          </w:p>
+        </w:tc>
+        <w:tc>
+          <w:p>
+            <w:pPr>
+              <w:jc w:val="center"/>
+            </w:pPr>
+            <w:r>
+              <w:rPr>
+                <w:rFonts w:ascii="Times New Roman" w:cs="Times New Roman" w:eastAsia="Times New Roman" w:hAnsi="Times New Roman"/>
+                <w:b w:val="false"/>
+                <w:bCs w:val="false"/>
+                <w:noProof/>
+                <w:sz w:val="18"/>
+                <w:szCs w:val="18"/>
+                <w:lang w:val="vi-VN"/>
+              </w:rPr>
+              <w:t xml:space="preserve">0,47</w:t>
+            </w:r>
+          </w:p>
+        </w:tc>
+        <w:tc>
+          <w:p>
+            <w:pPr>
+              <w:jc w:val="center"/>
+            </w:pPr>
+            <w:r>
+              <w:rPr>
+                <w:rFonts w:ascii="Times New Roman" w:cs="Times New Roman" w:eastAsia="Times New Roman" w:hAnsi="Times New Roman"/>
+                <w:b w:val="false"/>
+                <w:bCs w:val="false"/>
+                <w:noProof/>
+                <w:sz w:val="18"/>
+                <w:szCs w:val="18"/>
+                <w:lang w:val="vi-VN"/>
+              </w:rPr>
+              <w:t xml:space="preserve">0,87</w:t>
+            </w:r>
+          </w:p>
+        </w:tc>
+        <w:tc>
+          <w:p>
+            <w:pPr>
+              <w:jc w:val="center"/>
+            </w:pPr>
+            <w:r>
+              <w:rPr>
+                <w:rFonts w:ascii="Times New Roman" w:cs="Times New Roman" w:eastAsia="Times New Roman" w:hAnsi="Times New Roman"/>
+                <w:b w:val="false"/>
+                <w:bCs w:val="false"/>
+                <w:noProof/>
+                <w:sz w:val="18"/>
+                <w:szCs w:val="18"/>
+                <w:lang w:val="vi-VN"/>
+              </w:rPr>
+              <w:t xml:space="preserve">0,84</w:t>
             </w:r>
           </w:p>
         </w:tc>
@@ -6407,83 +6485,83 @@
                 <w:szCs w:val="18"/>
                 <w:lang w:val="vi-VN"/>
               </w:rPr>
-              <w:t xml:space="preserve">49,4</w:t>
-            </w:r>
-          </w:p>
-        </w:tc>
-        <w:tc>
-          <w:p>
-            <w:pPr>
-              <w:jc w:val="center"/>
-            </w:pPr>
-            <w:r>
-              <w:rPr>
-                <w:rFonts w:ascii="Times New Roman" w:cs="Times New Roman" w:eastAsia="Times New Roman" w:hAnsi="Times New Roman"/>
-                <w:b w:val="false"/>
-                <w:bCs w:val="false"/>
-                <w:noProof/>
-                <w:sz w:val="18"/>
-                <w:szCs w:val="18"/>
-                <w:lang w:val="vi-VN"/>
-              </w:rPr>
-              <w:t xml:space="preserve">0,75</w:t>
-            </w:r>
-          </w:p>
-        </w:tc>
-        <w:tc>
-          <w:p>
-            <w:pPr>
-              <w:jc w:val="center"/>
-            </w:pPr>
-            <w:r>
-              <w:rPr>
-                <w:rFonts w:ascii="Times New Roman" w:cs="Times New Roman" w:eastAsia="Times New Roman" w:hAnsi="Times New Roman"/>
-                <w:b w:val="false"/>
-                <w:bCs w:val="false"/>
-                <w:noProof/>
-                <w:sz w:val="18"/>
-                <w:szCs w:val="18"/>
-                <w:lang w:val="vi-VN"/>
-              </w:rPr>
-              <w:t xml:space="preserve">0,74</w:t>
-            </w:r>
-          </w:p>
-        </w:tc>
-        <w:tc>
-          <w:p>
-            <w:pPr>
-              <w:jc w:val="center"/>
-            </w:pPr>
-            <w:r>
-              <w:rPr>
-                <w:rFonts w:ascii="Times New Roman" w:cs="Times New Roman" w:eastAsia="Times New Roman" w:hAnsi="Times New Roman"/>
-                <w:b w:val="false"/>
-                <w:bCs w:val="false"/>
-                <w:noProof/>
-                <w:sz w:val="18"/>
-                <w:szCs w:val="18"/>
-                <w:lang w:val="vi-VN"/>
-              </w:rPr>
-              <w:t xml:space="preserve">0,94</w:t>
-            </w:r>
-          </w:p>
-        </w:tc>
-        <w:tc>
-          <w:p>
-            <w:pPr>
-              <w:jc w:val="center"/>
-            </w:pPr>
-            <w:r>
-              <w:rPr>
-                <w:rFonts w:ascii="Times New Roman" w:cs="Times New Roman" w:eastAsia="Times New Roman" w:hAnsi="Times New Roman"/>
-                <w:b w:val="false"/>
-                <w:bCs w:val="false"/>
-                <w:noProof/>
-                <w:sz w:val="18"/>
-                <w:szCs w:val="18"/>
-                <w:lang w:val="vi-VN"/>
-              </w:rPr>
-              <w:t xml:space="preserve">0,99</w:t>
+              <w:t xml:space="preserve">43,8</w:t>
+            </w:r>
+          </w:p>
+        </w:tc>
+        <w:tc>
+          <w:p>
+            <w:pPr>
+              <w:jc w:val="center"/>
+            </w:pPr>
+            <w:r>
+              <w:rPr>
+                <w:rFonts w:ascii="Times New Roman" w:cs="Times New Roman" w:eastAsia="Times New Roman" w:hAnsi="Times New Roman"/>
+                <w:b w:val="false"/>
+                <w:bCs w:val="false"/>
+                <w:noProof/>
+                <w:sz w:val="18"/>
+                <w:szCs w:val="18"/>
+                <w:lang w:val="vi-VN"/>
+              </w:rPr>
+              <w:t xml:space="preserve">0,67</w:t>
+            </w:r>
+          </w:p>
+        </w:tc>
+        <w:tc>
+          <w:p>
+            <w:pPr>
+              <w:jc w:val="center"/>
+            </w:pPr>
+            <w:r>
+              <w:rPr>
+                <w:rFonts w:ascii="Times New Roman" w:cs="Times New Roman" w:eastAsia="Times New Roman" w:hAnsi="Times New Roman"/>
+                <w:b w:val="false"/>
+                <w:bCs w:val="false"/>
+                <w:noProof/>
+                <w:sz w:val="18"/>
+                <w:szCs w:val="18"/>
+                <w:lang w:val="vi-VN"/>
+              </w:rPr>
+              <w:t xml:space="preserve">0,59</w:t>
+            </w:r>
+          </w:p>
+        </w:tc>
+        <w:tc>
+          <w:p>
+            <w:pPr>
+              <w:jc w:val="center"/>
+            </w:pPr>
+            <w:r>
+              <w:rPr>
+                <w:rFonts w:ascii="Times New Roman" w:cs="Times New Roman" w:eastAsia="Times New Roman" w:hAnsi="Times New Roman"/>
+                <w:b w:val="false"/>
+                <w:bCs w:val="false"/>
+                <w:noProof/>
+                <w:sz w:val="18"/>
+                <w:szCs w:val="18"/>
+                <w:lang w:val="vi-VN"/>
+              </w:rPr>
+              <w:t xml:space="preserve">0,76</w:t>
+            </w:r>
+          </w:p>
+        </w:tc>
+        <w:tc>
+          <w:p>
+            <w:pPr>
+              <w:jc w:val="center"/>
+            </w:pPr>
+            <w:r>
+              <w:rPr>
+                <w:rFonts w:ascii="Times New Roman" w:cs="Times New Roman" w:eastAsia="Times New Roman" w:hAnsi="Times New Roman"/>
+                <w:b w:val="false"/>
+                <w:bCs w:val="false"/>
+                <w:noProof/>
+                <w:sz w:val="18"/>
+                <w:szCs w:val="18"/>
+                <w:lang w:val="vi-VN"/>
+              </w:rPr>
+              <w:t xml:space="preserve">0,59</w:t>
             </w:r>
           </w:p>
         </w:tc>
@@ -6564,7 +6642,7 @@
                 <w:szCs w:val="18"/>
                 <w:lang w:val="vi-VN"/>
               </w:rPr>
-              <w:t xml:space="preserve">2,75</w:t>
+              <w:t xml:space="preserve">2,50</w:t>
             </w:r>
           </w:p>
         </w:tc>
@@ -6602,121 +6680,121 @@
                 <w:szCs w:val="18"/>
                 <w:lang w:val="vi-VN"/>
               </w:rPr>
-              <w:t xml:space="preserve">3,01</w:t>
-            </w:r>
-          </w:p>
-        </w:tc>
-        <w:tc>
-          <w:p>
-            <w:pPr>
-              <w:jc w:val="center"/>
-            </w:pPr>
-            <w:r>
-              <w:rPr>
-                <w:rFonts w:ascii="Times New Roman" w:cs="Times New Roman" w:eastAsia="Times New Roman" w:hAnsi="Times New Roman"/>
-                <w:b w:val="false"/>
-                <w:bCs w:val="false"/>
-                <w:noProof/>
-                <w:sz w:val="18"/>
-                <w:szCs w:val="18"/>
-                <w:lang w:val="vi-VN"/>
-              </w:rPr>
-              <w:t xml:space="preserve">7,7</w:t>
-            </w:r>
-          </w:p>
-        </w:tc>
-        <w:tc>
-          <w:p>
-            <w:pPr>
-              <w:jc w:val="center"/>
-            </w:pPr>
-            <w:r>
-              <w:rPr>
-                <w:rFonts w:ascii="Times New Roman" w:cs="Times New Roman" w:eastAsia="Times New Roman" w:hAnsi="Times New Roman"/>
-                <w:b w:val="false"/>
-                <w:bCs w:val="false"/>
-                <w:noProof/>
-                <w:sz w:val="18"/>
-                <w:szCs w:val="18"/>
-                <w:lang w:val="vi-VN"/>
-              </w:rPr>
-              <w:t xml:space="preserve">58,3</w:t>
-            </w:r>
-          </w:p>
-        </w:tc>
-        <w:tc>
-          <w:p>
-            <w:pPr>
-              <w:jc w:val="center"/>
-            </w:pPr>
-            <w:r>
-              <w:rPr>
-                <w:rFonts w:ascii="Times New Roman" w:cs="Times New Roman" w:eastAsia="Times New Roman" w:hAnsi="Times New Roman"/>
-                <w:b w:val="false"/>
-                <w:bCs w:val="false"/>
-                <w:noProof/>
-                <w:sz w:val="18"/>
-                <w:szCs w:val="18"/>
-                <w:lang w:val="vi-VN"/>
-              </w:rPr>
-              <w:t xml:space="preserve">0,80</w:t>
-            </w:r>
-          </w:p>
-        </w:tc>
-        <w:tc>
-          <w:p>
-            <w:pPr>
-              <w:jc w:val="center"/>
-            </w:pPr>
-            <w:r>
-              <w:rPr>
-                <w:rFonts w:ascii="Times New Roman" w:cs="Times New Roman" w:eastAsia="Times New Roman" w:hAnsi="Times New Roman"/>
-                <w:b w:val="false"/>
-                <w:bCs w:val="false"/>
-                <w:noProof/>
-                <w:sz w:val="18"/>
-                <w:szCs w:val="18"/>
-                <w:lang w:val="vi-VN"/>
-              </w:rPr>
-              <w:t xml:space="preserve">0,67</w:t>
-            </w:r>
-          </w:p>
-        </w:tc>
-        <w:tc>
-          <w:p>
-            <w:pPr>
-              <w:jc w:val="center"/>
-            </w:pPr>
-            <w:r>
-              <w:rPr>
-                <w:rFonts w:ascii="Times New Roman" w:cs="Times New Roman" w:eastAsia="Times New Roman" w:hAnsi="Times New Roman"/>
-                <w:b w:val="false"/>
-                <w:bCs w:val="false"/>
-                <w:noProof/>
-                <w:sz w:val="18"/>
-                <w:szCs w:val="18"/>
-                <w:lang w:val="vi-VN"/>
-              </w:rPr>
-              <w:t xml:space="preserve">0,97</w:t>
-            </w:r>
-          </w:p>
-        </w:tc>
-        <w:tc>
-          <w:p>
-            <w:pPr>
-              <w:jc w:val="center"/>
-            </w:pPr>
-            <w:r>
-              <w:rPr>
-                <w:rFonts w:ascii="Times New Roman" w:cs="Times New Roman" w:eastAsia="Times New Roman" w:hAnsi="Times New Roman"/>
-                <w:b w:val="false"/>
-                <w:bCs w:val="false"/>
-                <w:noProof/>
-                <w:sz w:val="18"/>
-                <w:szCs w:val="18"/>
-                <w:lang w:val="vi-VN"/>
-              </w:rPr>
-              <w:t xml:space="preserve">0,98</w:t>
+              <w:t xml:space="preserve">2,48</w:t>
+            </w:r>
+          </w:p>
+        </w:tc>
+        <w:tc>
+          <w:p>
+            <w:pPr>
+              <w:jc w:val="center"/>
+            </w:pPr>
+            <w:r>
+              <w:rPr>
+                <w:rFonts w:ascii="Times New Roman" w:cs="Times New Roman" w:eastAsia="Times New Roman" w:hAnsi="Times New Roman"/>
+                <w:b w:val="false"/>
+                <w:bCs w:val="false"/>
+                <w:noProof/>
+                <w:sz w:val="18"/>
+                <w:szCs w:val="18"/>
+                <w:lang w:val="vi-VN"/>
+              </w:rPr>
+              <w:t xml:space="preserve">6,4</w:t>
+            </w:r>
+          </w:p>
+        </w:tc>
+        <w:tc>
+          <w:p>
+            <w:pPr>
+              <w:jc w:val="center"/>
+            </w:pPr>
+            <w:r>
+              <w:rPr>
+                <w:rFonts w:ascii="Times New Roman" w:cs="Times New Roman" w:eastAsia="Times New Roman" w:hAnsi="Times New Roman"/>
+                <w:b w:val="false"/>
+                <w:bCs w:val="false"/>
+                <w:noProof/>
+                <w:sz w:val="18"/>
+                <w:szCs w:val="18"/>
+                <w:lang w:val="vi-VN"/>
+              </w:rPr>
+              <w:t xml:space="preserve">46,1</w:t>
+            </w:r>
+          </w:p>
+        </w:tc>
+        <w:tc>
+          <w:p>
+            <w:pPr>
+              <w:jc w:val="center"/>
+            </w:pPr>
+            <w:r>
+              <w:rPr>
+                <w:rFonts w:ascii="Times New Roman" w:cs="Times New Roman" w:eastAsia="Times New Roman" w:hAnsi="Times New Roman"/>
+                <w:b w:val="false"/>
+                <w:bCs w:val="false"/>
+                <w:noProof/>
+                <w:sz w:val="18"/>
+                <w:szCs w:val="18"/>
+                <w:lang w:val="vi-VN"/>
+              </w:rPr>
+              <w:t xml:space="preserve">0,70</w:t>
+            </w:r>
+          </w:p>
+        </w:tc>
+        <w:tc>
+          <w:p>
+            <w:pPr>
+              <w:jc w:val="center"/>
+            </w:pPr>
+            <w:r>
+              <w:rPr>
+                <w:rFonts w:ascii="Times New Roman" w:cs="Times New Roman" w:eastAsia="Times New Roman" w:hAnsi="Times New Roman"/>
+                <w:b w:val="false"/>
+                <w:bCs w:val="false"/>
+                <w:noProof/>
+                <w:sz w:val="18"/>
+                <w:szCs w:val="18"/>
+                <w:lang w:val="vi-VN"/>
+              </w:rPr>
+              <w:t xml:space="preserve">0,43</w:t>
+            </w:r>
+          </w:p>
+        </w:tc>
+        <w:tc>
+          <w:p>
+            <w:pPr>
+              <w:jc w:val="center"/>
+            </w:pPr>
+            <w:r>
+              <w:rPr>
+                <w:rFonts w:ascii="Times New Roman" w:cs="Times New Roman" w:eastAsia="Times New Roman" w:hAnsi="Times New Roman"/>
+                <w:b w:val="false"/>
+                <w:bCs w:val="false"/>
+                <w:noProof/>
+                <w:sz w:val="18"/>
+                <w:szCs w:val="18"/>
+                <w:lang w:val="vi-VN"/>
+              </w:rPr>
+              <w:t xml:space="preserve">0,69</w:t>
+            </w:r>
+          </w:p>
+        </w:tc>
+        <w:tc>
+          <w:p>
+            <w:pPr>
+              <w:jc w:val="center"/>
+            </w:pPr>
+            <w:r>
+              <w:rPr>
+                <w:rFonts w:ascii="Times New Roman" w:cs="Times New Roman" w:eastAsia="Times New Roman" w:hAnsi="Times New Roman"/>
+                <w:b w:val="false"/>
+                <w:bCs w:val="false"/>
+                <w:noProof/>
+                <w:sz w:val="18"/>
+                <w:szCs w:val="18"/>
+                <w:lang w:val="vi-VN"/>
+              </w:rPr>
+              <w:t xml:space="preserve">0,43</w:t>
             </w:r>
           </w:p>
         </w:tc>
@@ -6797,7 +6875,7 @@
                 <w:szCs w:val="18"/>
                 <w:lang w:val="vi-VN"/>
               </w:rPr>
-              <w:t xml:space="preserve">3,25</w:t>
+              <w:t xml:space="preserve">2,50</w:t>
             </w:r>
           </w:p>
         </w:tc>
@@ -6835,121 +6913,121 @@
                 <w:szCs w:val="18"/>
                 <w:lang w:val="vi-VN"/>
               </w:rPr>
-              <w:t xml:space="preserve">4,21</w:t>
-            </w:r>
-          </w:p>
-        </w:tc>
-        <w:tc>
-          <w:p>
-            <w:pPr>
-              <w:jc w:val="center"/>
-            </w:pPr>
-            <w:r>
-              <w:rPr>
-                <w:rFonts w:ascii="Times New Roman" w:cs="Times New Roman" w:eastAsia="Times New Roman" w:hAnsi="Times New Roman"/>
-                <w:b w:val="false"/>
-                <w:bCs w:val="false"/>
-                <w:noProof/>
-                <w:sz w:val="18"/>
-                <w:szCs w:val="18"/>
-                <w:lang w:val="vi-VN"/>
-              </w:rPr>
-              <w:t xml:space="preserve">10,8</w:t>
-            </w:r>
-          </w:p>
-        </w:tc>
-        <w:tc>
-          <w:p>
-            <w:pPr>
-              <w:jc w:val="center"/>
-            </w:pPr>
-            <w:r>
-              <w:rPr>
-                <w:rFonts w:ascii="Times New Roman" w:cs="Times New Roman" w:eastAsia="Times New Roman" w:hAnsi="Times New Roman"/>
-                <w:b w:val="false"/>
-                <w:bCs w:val="false"/>
-                <w:noProof/>
-                <w:sz w:val="18"/>
-                <w:szCs w:val="18"/>
-                <w:lang w:val="vi-VN"/>
-              </w:rPr>
-              <w:t xml:space="preserve">69,2</w:t>
-            </w:r>
-          </w:p>
-        </w:tc>
-        <w:tc>
-          <w:p>
-            <w:pPr>
-              <w:jc w:val="center"/>
-            </w:pPr>
-            <w:r>
-              <w:rPr>
-                <w:rFonts w:ascii="Times New Roman" w:cs="Times New Roman" w:eastAsia="Times New Roman" w:hAnsi="Times New Roman"/>
-                <w:b w:val="false"/>
-                <w:bCs w:val="false"/>
-                <w:noProof/>
-                <w:sz w:val="18"/>
-                <w:szCs w:val="18"/>
-                <w:lang w:val="vi-VN"/>
-              </w:rPr>
-              <w:t xml:space="preserve">0,78</w:t>
-            </w:r>
-          </w:p>
-        </w:tc>
-        <w:tc>
-          <w:p>
-            <w:pPr>
-              <w:jc w:val="center"/>
-            </w:pPr>
-            <w:r>
-              <w:rPr>
-                <w:rFonts w:ascii="Times New Roman" w:cs="Times New Roman" w:eastAsia="Times New Roman" w:hAnsi="Times New Roman"/>
-                <w:b w:val="false"/>
-                <w:bCs w:val="false"/>
-                <w:noProof/>
-                <w:sz w:val="18"/>
-                <w:szCs w:val="18"/>
-                <w:lang w:val="vi-VN"/>
-              </w:rPr>
-              <w:t xml:space="preserve">0,55</w:t>
-            </w:r>
-          </w:p>
-        </w:tc>
-        <w:tc>
-          <w:p>
-            <w:pPr>
-              <w:jc w:val="center"/>
-            </w:pPr>
-            <w:r>
-              <w:rPr>
-                <w:rFonts w:ascii="Times New Roman" w:cs="Times New Roman" w:eastAsia="Times New Roman" w:hAnsi="Times New Roman"/>
-                <w:b w:val="false"/>
-                <w:bCs w:val="false"/>
-                <w:noProof/>
-                <w:sz w:val="18"/>
-                <w:szCs w:val="18"/>
-                <w:lang w:val="vi-VN"/>
-              </w:rPr>
-              <w:t xml:space="preserve">0,93</w:t>
-            </w:r>
-          </w:p>
-        </w:tc>
-        <w:tc>
-          <w:p>
-            <w:pPr>
-              <w:jc w:val="center"/>
-            </w:pPr>
-            <w:r>
-              <w:rPr>
-                <w:rFonts w:ascii="Times New Roman" w:cs="Times New Roman" w:eastAsia="Times New Roman" w:hAnsi="Times New Roman"/>
-                <w:b w:val="false"/>
-                <w:bCs w:val="false"/>
-                <w:noProof/>
-                <w:sz w:val="18"/>
-                <w:szCs w:val="18"/>
-                <w:lang w:val="vi-VN"/>
-              </w:rPr>
-              <w:t xml:space="preserve">0,71</w:t>
+              <w:t xml:space="preserve">2,48</w:t>
+            </w:r>
+          </w:p>
+        </w:tc>
+        <w:tc>
+          <w:p>
+            <w:pPr>
+              <w:jc w:val="center"/>
+            </w:pPr>
+            <w:r>
+              <w:rPr>
+                <w:rFonts w:ascii="Times New Roman" w:cs="Times New Roman" w:eastAsia="Times New Roman" w:hAnsi="Times New Roman"/>
+                <w:b w:val="false"/>
+                <w:bCs w:val="false"/>
+                <w:noProof/>
+                <w:sz w:val="18"/>
+                <w:szCs w:val="18"/>
+                <w:lang w:val="vi-VN"/>
+              </w:rPr>
+              <w:t xml:space="preserve">6,4</w:t>
+            </w:r>
+          </w:p>
+        </w:tc>
+        <w:tc>
+          <w:p>
+            <w:pPr>
+              <w:jc w:val="center"/>
+            </w:pPr>
+            <w:r>
+              <w:rPr>
+                <w:rFonts w:ascii="Times New Roman" w:cs="Times New Roman" w:eastAsia="Times New Roman" w:hAnsi="Times New Roman"/>
+                <w:b w:val="false"/>
+                <w:bCs w:val="false"/>
+                <w:noProof/>
+                <w:sz w:val="18"/>
+                <w:szCs w:val="18"/>
+                <w:lang w:val="vi-VN"/>
+              </w:rPr>
+              <w:t xml:space="preserve">54,2</w:t>
+            </w:r>
+          </w:p>
+        </w:tc>
+        <w:tc>
+          <w:p>
+            <w:pPr>
+              <w:jc w:val="center"/>
+            </w:pPr>
+            <w:r>
+              <w:rPr>
+                <w:rFonts w:ascii="Times New Roman" w:cs="Times New Roman" w:eastAsia="Times New Roman" w:hAnsi="Times New Roman"/>
+                <w:b w:val="false"/>
+                <w:bCs w:val="false"/>
+                <w:noProof/>
+                <w:sz w:val="18"/>
+                <w:szCs w:val="18"/>
+                <w:lang w:val="vi-VN"/>
+              </w:rPr>
+              <w:t xml:space="preserve">0,83</w:t>
+            </w:r>
+          </w:p>
+        </w:tc>
+        <w:tc>
+          <w:p>
+            <w:pPr>
+              <w:jc w:val="center"/>
+            </w:pPr>
+            <w:r>
+              <w:rPr>
+                <w:rFonts w:ascii="Times New Roman" w:cs="Times New Roman" w:eastAsia="Times New Roman" w:hAnsi="Times New Roman"/>
+                <w:b w:val="false"/>
+                <w:bCs w:val="false"/>
+                <w:noProof/>
+                <w:sz w:val="18"/>
+                <w:szCs w:val="18"/>
+                <w:lang w:val="vi-VN"/>
+              </w:rPr>
+              <w:t xml:space="preserve">0,47</w:t>
+            </w:r>
+          </w:p>
+        </w:tc>
+        <w:tc>
+          <w:p>
+            <w:pPr>
+              <w:jc w:val="center"/>
+            </w:pPr>
+            <w:r>
+              <w:rPr>
+                <w:rFonts w:ascii="Times New Roman" w:cs="Times New Roman" w:eastAsia="Times New Roman" w:hAnsi="Times New Roman"/>
+                <w:b w:val="false"/>
+                <w:bCs w:val="false"/>
+                <w:noProof/>
+                <w:sz w:val="18"/>
+                <w:szCs w:val="18"/>
+                <w:lang w:val="vi-VN"/>
+              </w:rPr>
+              <w:t xml:space="preserve">0,86</w:t>
+            </w:r>
+          </w:p>
+        </w:tc>
+        <w:tc>
+          <w:p>
+            <w:pPr>
+              <w:jc w:val="center"/>
+            </w:pPr>
+            <w:r>
+              <w:rPr>
+                <w:rFonts w:ascii="Times New Roman" w:cs="Times New Roman" w:eastAsia="Times New Roman" w:hAnsi="Times New Roman"/>
+                <w:b w:val="false"/>
+                <w:bCs w:val="false"/>
+                <w:noProof/>
+                <w:sz w:val="18"/>
+                <w:szCs w:val="18"/>
+                <w:lang w:val="vi-VN"/>
+              </w:rPr>
+              <w:t xml:space="preserve">0,80</w:t>
             </w:r>
           </w:p>
         </w:tc>
@@ -7030,7 +7108,7 @@
                 <w:szCs w:val="18"/>
                 <w:lang w:val="vi-VN"/>
               </w:rPr>
-              <w:t xml:space="preserve">2,75</w:t>
+              <w:t xml:space="preserve">2,50</w:t>
             </w:r>
           </w:p>
         </w:tc>
@@ -7068,121 +7146,121 @@
                 <w:szCs w:val="18"/>
                 <w:lang w:val="vi-VN"/>
               </w:rPr>
-              <w:t xml:space="preserve">3,01</w:t>
-            </w:r>
-          </w:p>
-        </w:tc>
-        <w:tc>
-          <w:p>
-            <w:pPr>
-              <w:jc w:val="center"/>
-            </w:pPr>
-            <w:r>
-              <w:rPr>
-                <w:rFonts w:ascii="Times New Roman" w:cs="Times New Roman" w:eastAsia="Times New Roman" w:hAnsi="Times New Roman"/>
-                <w:b w:val="false"/>
-                <w:bCs w:val="false"/>
-                <w:noProof/>
-                <w:sz w:val="18"/>
-                <w:szCs w:val="18"/>
-                <w:lang w:val="vi-VN"/>
-              </w:rPr>
-              <w:t xml:space="preserve">7,7</w:t>
-            </w:r>
-          </w:p>
-        </w:tc>
-        <w:tc>
-          <w:p>
-            <w:pPr>
-              <w:jc w:val="center"/>
-            </w:pPr>
-            <w:r>
-              <w:rPr>
-                <w:rFonts w:ascii="Times New Roman" w:cs="Times New Roman" w:eastAsia="Times New Roman" w:hAnsi="Times New Roman"/>
-                <w:b w:val="false"/>
-                <w:bCs w:val="false"/>
-                <w:noProof/>
-                <w:sz w:val="18"/>
-                <w:szCs w:val="18"/>
-                <w:lang w:val="vi-VN"/>
-              </w:rPr>
-              <w:t xml:space="preserve">54,3</w:t>
-            </w:r>
-          </w:p>
-        </w:tc>
-        <w:tc>
-          <w:p>
-            <w:pPr>
-              <w:jc w:val="center"/>
-            </w:pPr>
-            <w:r>
-              <w:rPr>
-                <w:rFonts w:ascii="Times New Roman" w:cs="Times New Roman" w:eastAsia="Times New Roman" w:hAnsi="Times New Roman"/>
-                <w:b w:val="false"/>
-                <w:bCs w:val="false"/>
-                <w:noProof/>
-                <w:sz w:val="18"/>
-                <w:szCs w:val="18"/>
-                <w:lang w:val="vi-VN"/>
-              </w:rPr>
-              <w:t xml:space="preserve">0,75</w:t>
-            </w:r>
-          </w:p>
-        </w:tc>
-        <w:tc>
-          <w:p>
-            <w:pPr>
-              <w:jc w:val="center"/>
-            </w:pPr>
-            <w:r>
-              <w:rPr>
-                <w:rFonts w:ascii="Times New Roman" w:cs="Times New Roman" w:eastAsia="Times New Roman" w:hAnsi="Times New Roman"/>
-                <w:b w:val="false"/>
-                <w:bCs w:val="false"/>
-                <w:noProof/>
-                <w:sz w:val="18"/>
-                <w:szCs w:val="18"/>
-                <w:lang w:val="vi-VN"/>
-              </w:rPr>
-              <w:t xml:space="preserve">0,81</w:t>
-            </w:r>
-          </w:p>
-        </w:tc>
-        <w:tc>
-          <w:p>
-            <w:pPr>
-              <w:jc w:val="center"/>
-            </w:pPr>
-            <w:r>
-              <w:rPr>
-                <w:rFonts w:ascii="Times New Roman" w:cs="Times New Roman" w:eastAsia="Times New Roman" w:hAnsi="Times New Roman"/>
-                <w:b w:val="false"/>
-                <w:bCs w:val="false"/>
-                <w:noProof/>
-                <w:sz w:val="18"/>
-                <w:szCs w:val="18"/>
-                <w:lang w:val="vi-VN"/>
-              </w:rPr>
-              <w:t xml:space="preserve">0,86</w:t>
-            </w:r>
-          </w:p>
-        </w:tc>
-        <w:tc>
-          <w:p>
-            <w:pPr>
-              <w:jc w:val="center"/>
-            </w:pPr>
-            <w:r>
-              <w:rPr>
-                <w:rFonts w:ascii="Times New Roman" w:cs="Times New Roman" w:eastAsia="Times New Roman" w:hAnsi="Times New Roman"/>
-                <w:b w:val="false"/>
-                <w:bCs w:val="false"/>
-                <w:noProof/>
-                <w:sz w:val="18"/>
-                <w:szCs w:val="18"/>
-                <w:lang w:val="vi-VN"/>
-              </w:rPr>
-              <w:t xml:space="preserve">0,71</w:t>
+              <w:t xml:space="preserve">2,48</w:t>
+            </w:r>
+          </w:p>
+        </w:tc>
+        <w:tc>
+          <w:p>
+            <w:pPr>
+              <w:jc w:val="center"/>
+            </w:pPr>
+            <w:r>
+              <w:rPr>
+                <w:rFonts w:ascii="Times New Roman" w:cs="Times New Roman" w:eastAsia="Times New Roman" w:hAnsi="Times New Roman"/>
+                <w:b w:val="false"/>
+                <w:bCs w:val="false"/>
+                <w:noProof/>
+                <w:sz w:val="18"/>
+                <w:szCs w:val="18"/>
+                <w:lang w:val="vi-VN"/>
+              </w:rPr>
+              <w:t xml:space="preserve">6,4</w:t>
+            </w:r>
+          </w:p>
+        </w:tc>
+        <w:tc>
+          <w:p>
+            <w:pPr>
+              <w:jc w:val="center"/>
+            </w:pPr>
+            <w:r>
+              <w:rPr>
+                <w:rFonts w:ascii="Times New Roman" w:cs="Times New Roman" w:eastAsia="Times New Roman" w:hAnsi="Times New Roman"/>
+                <w:b w:val="false"/>
+                <w:bCs w:val="false"/>
+                <w:noProof/>
+                <w:sz w:val="18"/>
+                <w:szCs w:val="18"/>
+                <w:lang w:val="vi-VN"/>
+              </w:rPr>
+              <w:t xml:space="preserve">30,4</w:t>
+            </w:r>
+          </w:p>
+        </w:tc>
+        <w:tc>
+          <w:p>
+            <w:pPr>
+              <w:jc w:val="center"/>
+            </w:pPr>
+            <w:r>
+              <w:rPr>
+                <w:rFonts w:ascii="Times New Roman" w:cs="Times New Roman" w:eastAsia="Times New Roman" w:hAnsi="Times New Roman"/>
+                <w:b w:val="false"/>
+                <w:bCs w:val="false"/>
+                <w:noProof/>
+                <w:sz w:val="18"/>
+                <w:szCs w:val="18"/>
+                <w:lang w:val="vi-VN"/>
+              </w:rPr>
+              <w:t xml:space="preserve">0,46</w:t>
+            </w:r>
+          </w:p>
+        </w:tc>
+        <w:tc>
+          <w:p>
+            <w:pPr>
+              <w:jc w:val="center"/>
+            </w:pPr>
+            <w:r>
+              <w:rPr>
+                <w:rFonts w:ascii="Times New Roman" w:cs="Times New Roman" w:eastAsia="Times New Roman" w:hAnsi="Times New Roman"/>
+                <w:b w:val="false"/>
+                <w:bCs w:val="false"/>
+                <w:noProof/>
+                <w:sz w:val="18"/>
+                <w:szCs w:val="18"/>
+                <w:lang w:val="vi-VN"/>
+              </w:rPr>
+              <w:t xml:space="preserve">0,46</w:t>
+            </w:r>
+          </w:p>
+        </w:tc>
+        <w:tc>
+          <w:p>
+            <w:pPr>
+              <w:jc w:val="center"/>
+            </w:pPr>
+            <w:r>
+              <w:rPr>
+                <w:rFonts w:ascii="Times New Roman" w:cs="Times New Roman" w:eastAsia="Times New Roman" w:hAnsi="Times New Roman"/>
+                <w:b w:val="false"/>
+                <w:bCs w:val="false"/>
+                <w:noProof/>
+                <w:sz w:val="18"/>
+                <w:szCs w:val="18"/>
+                <w:lang w:val="vi-VN"/>
+              </w:rPr>
+              <w:t xml:space="preserve">0,53</w:t>
+            </w:r>
+          </w:p>
+        </w:tc>
+        <w:tc>
+          <w:p>
+            <w:pPr>
+              <w:jc w:val="center"/>
+            </w:pPr>
+            <w:r>
+              <w:rPr>
+                <w:rFonts w:ascii="Times New Roman" w:cs="Times New Roman" w:eastAsia="Times New Roman" w:hAnsi="Times New Roman"/>
+                <w:b w:val="false"/>
+                <w:bCs w:val="false"/>
+                <w:noProof/>
+                <w:sz w:val="18"/>
+                <w:szCs w:val="18"/>
+                <w:lang w:val="vi-VN"/>
+              </w:rPr>
+              <w:t xml:space="preserve">0,06</w:t>
             </w:r>
           </w:p>
         </w:tc>
@@ -7263,7 +7341,7 @@
                 <w:szCs w:val="18"/>
                 <w:lang w:val="vi-VN"/>
               </w:rPr>
-              <w:t xml:space="preserve">2,75</w:t>
+              <w:t xml:space="preserve">2,50</w:t>
             </w:r>
           </w:p>
         </w:tc>
@@ -7301,121 +7379,121 @@
                 <w:szCs w:val="18"/>
                 <w:lang w:val="vi-VN"/>
               </w:rPr>
-              <w:t xml:space="preserve">3,01</w:t>
-            </w:r>
-          </w:p>
-        </w:tc>
-        <w:tc>
-          <w:p>
-            <w:pPr>
-              <w:jc w:val="center"/>
-            </w:pPr>
-            <w:r>
-              <w:rPr>
-                <w:rFonts w:ascii="Times New Roman" w:cs="Times New Roman" w:eastAsia="Times New Roman" w:hAnsi="Times New Roman"/>
-                <w:b w:val="false"/>
-                <w:bCs w:val="false"/>
-                <w:noProof/>
-                <w:sz w:val="18"/>
-                <w:szCs w:val="18"/>
-                <w:lang w:val="vi-VN"/>
-              </w:rPr>
-              <w:t xml:space="preserve">7,7</w:t>
-            </w:r>
-          </w:p>
-        </w:tc>
-        <w:tc>
-          <w:p>
-            <w:pPr>
-              <w:jc w:val="center"/>
-            </w:pPr>
-            <w:r>
-              <w:rPr>
-                <w:rFonts w:ascii="Times New Roman" w:cs="Times New Roman" w:eastAsia="Times New Roman" w:hAnsi="Times New Roman"/>
-                <w:b w:val="false"/>
-                <w:bCs w:val="false"/>
-                <w:noProof/>
-                <w:sz w:val="18"/>
-                <w:szCs w:val="18"/>
-                <w:lang w:val="vi-VN"/>
-              </w:rPr>
-              <w:t xml:space="preserve">54,3</w:t>
-            </w:r>
-          </w:p>
-        </w:tc>
-        <w:tc>
-          <w:p>
-            <w:pPr>
-              <w:jc w:val="center"/>
-            </w:pPr>
-            <w:r>
-              <w:rPr>
-                <w:rFonts w:ascii="Times New Roman" w:cs="Times New Roman" w:eastAsia="Times New Roman" w:hAnsi="Times New Roman"/>
-                <w:b w:val="false"/>
-                <w:bCs w:val="false"/>
-                <w:noProof/>
-                <w:sz w:val="18"/>
-                <w:szCs w:val="18"/>
-                <w:lang w:val="vi-VN"/>
-              </w:rPr>
-              <w:t xml:space="preserve">0,75</w:t>
-            </w:r>
-          </w:p>
-        </w:tc>
-        <w:tc>
-          <w:p>
-            <w:pPr>
-              <w:jc w:val="center"/>
-            </w:pPr>
-            <w:r>
-              <w:rPr>
-                <w:rFonts w:ascii="Times New Roman" w:cs="Times New Roman" w:eastAsia="Times New Roman" w:hAnsi="Times New Roman"/>
-                <w:b w:val="false"/>
-                <w:bCs w:val="false"/>
-                <w:noProof/>
-                <w:sz w:val="18"/>
-                <w:szCs w:val="18"/>
-                <w:lang w:val="vi-VN"/>
-              </w:rPr>
-              <w:t xml:space="preserve">0,81</w:t>
-            </w:r>
-          </w:p>
-        </w:tc>
-        <w:tc>
-          <w:p>
-            <w:pPr>
-              <w:jc w:val="center"/>
-            </w:pPr>
-            <w:r>
-              <w:rPr>
-                <w:rFonts w:ascii="Times New Roman" w:cs="Times New Roman" w:eastAsia="Times New Roman" w:hAnsi="Times New Roman"/>
-                <w:b w:val="false"/>
-                <w:bCs w:val="false"/>
-                <w:noProof/>
-                <w:sz w:val="18"/>
-                <w:szCs w:val="18"/>
-                <w:lang w:val="vi-VN"/>
-              </w:rPr>
-              <w:t xml:space="preserve">0,86</w:t>
-            </w:r>
-          </w:p>
-        </w:tc>
-        <w:tc>
-          <w:p>
-            <w:pPr>
-              <w:jc w:val="center"/>
-            </w:pPr>
-            <w:r>
-              <w:rPr>
-                <w:rFonts w:ascii="Times New Roman" w:cs="Times New Roman" w:eastAsia="Times New Roman" w:hAnsi="Times New Roman"/>
-                <w:b w:val="false"/>
-                <w:bCs w:val="false"/>
-                <w:noProof/>
-                <w:sz w:val="18"/>
-                <w:szCs w:val="18"/>
-                <w:lang w:val="vi-VN"/>
-              </w:rPr>
-              <w:t xml:space="preserve">0,71</w:t>
+              <w:t xml:space="preserve">2,48</w:t>
+            </w:r>
+          </w:p>
+        </w:tc>
+        <w:tc>
+          <w:p>
+            <w:pPr>
+              <w:jc w:val="center"/>
+            </w:pPr>
+            <w:r>
+              <w:rPr>
+                <w:rFonts w:ascii="Times New Roman" w:cs="Times New Roman" w:eastAsia="Times New Roman" w:hAnsi="Times New Roman"/>
+                <w:b w:val="false"/>
+                <w:bCs w:val="false"/>
+                <w:noProof/>
+                <w:sz w:val="18"/>
+                <w:szCs w:val="18"/>
+                <w:lang w:val="vi-VN"/>
+              </w:rPr>
+              <w:t xml:space="preserve">6,4</w:t>
+            </w:r>
+          </w:p>
+        </w:tc>
+        <w:tc>
+          <w:p>
+            <w:pPr>
+              <w:jc w:val="center"/>
+            </w:pPr>
+            <w:r>
+              <w:rPr>
+                <w:rFonts w:ascii="Times New Roman" w:cs="Times New Roman" w:eastAsia="Times New Roman" w:hAnsi="Times New Roman"/>
+                <w:b w:val="false"/>
+                <w:bCs w:val="false"/>
+                <w:noProof/>
+                <w:sz w:val="18"/>
+                <w:szCs w:val="18"/>
+                <w:lang w:val="vi-VN"/>
+              </w:rPr>
+              <w:t xml:space="preserve">30,4</w:t>
+            </w:r>
+          </w:p>
+        </w:tc>
+        <w:tc>
+          <w:p>
+            <w:pPr>
+              <w:jc w:val="center"/>
+            </w:pPr>
+            <w:r>
+              <w:rPr>
+                <w:rFonts w:ascii="Times New Roman" w:cs="Times New Roman" w:eastAsia="Times New Roman" w:hAnsi="Times New Roman"/>
+                <w:b w:val="false"/>
+                <w:bCs w:val="false"/>
+                <w:noProof/>
+                <w:sz w:val="18"/>
+                <w:szCs w:val="18"/>
+                <w:lang w:val="vi-VN"/>
+              </w:rPr>
+              <w:t xml:space="preserve">0,46</w:t>
+            </w:r>
+          </w:p>
+        </w:tc>
+        <w:tc>
+          <w:p>
+            <w:pPr>
+              <w:jc w:val="center"/>
+            </w:pPr>
+            <w:r>
+              <w:rPr>
+                <w:rFonts w:ascii="Times New Roman" w:cs="Times New Roman" w:eastAsia="Times New Roman" w:hAnsi="Times New Roman"/>
+                <w:b w:val="false"/>
+                <w:bCs w:val="false"/>
+                <w:noProof/>
+                <w:sz w:val="18"/>
+                <w:szCs w:val="18"/>
+                <w:lang w:val="vi-VN"/>
+              </w:rPr>
+              <w:t xml:space="preserve">0,46</w:t>
+            </w:r>
+          </w:p>
+        </w:tc>
+        <w:tc>
+          <w:p>
+            <w:pPr>
+              <w:jc w:val="center"/>
+            </w:pPr>
+            <w:r>
+              <w:rPr>
+                <w:rFonts w:ascii="Times New Roman" w:cs="Times New Roman" w:eastAsia="Times New Roman" w:hAnsi="Times New Roman"/>
+                <w:b w:val="false"/>
+                <w:bCs w:val="false"/>
+                <w:noProof/>
+                <w:sz w:val="18"/>
+                <w:szCs w:val="18"/>
+                <w:lang w:val="vi-VN"/>
+              </w:rPr>
+              <w:t xml:space="preserve">0,53</w:t>
+            </w:r>
+          </w:p>
+        </w:tc>
+        <w:tc>
+          <w:p>
+            <w:pPr>
+              <w:jc w:val="center"/>
+            </w:pPr>
+            <w:r>
+              <w:rPr>
+                <w:rFonts w:ascii="Times New Roman" w:cs="Times New Roman" w:eastAsia="Times New Roman" w:hAnsi="Times New Roman"/>
+                <w:b w:val="false"/>
+                <w:bCs w:val="false"/>
+                <w:noProof/>
+                <w:sz w:val="18"/>
+                <w:szCs w:val="18"/>
+                <w:lang w:val="vi-VN"/>
+              </w:rPr>
+              <w:t xml:space="preserve">0,06</w:t>
             </w:r>
           </w:p>
         </w:tc>
@@ -7496,7 +7574,7 @@
                 <w:szCs w:val="18"/>
                 <w:lang w:val="vi-VN"/>
               </w:rPr>
-              <w:t xml:space="preserve">2,75</w:t>
+              <w:t xml:space="preserve">2,50</w:t>
             </w:r>
           </w:p>
         </w:tc>
@@ -7534,121 +7612,121 @@
                 <w:szCs w:val="18"/>
                 <w:lang w:val="vi-VN"/>
               </w:rPr>
-              <w:t xml:space="preserve">3,01</w:t>
-            </w:r>
-          </w:p>
-        </w:tc>
-        <w:tc>
-          <w:p>
-            <w:pPr>
-              <w:jc w:val="center"/>
-            </w:pPr>
-            <w:r>
-              <w:rPr>
-                <w:rFonts w:ascii="Times New Roman" w:cs="Times New Roman" w:eastAsia="Times New Roman" w:hAnsi="Times New Roman"/>
-                <w:b w:val="false"/>
-                <w:bCs w:val="false"/>
-                <w:noProof/>
-                <w:sz w:val="18"/>
-                <w:szCs w:val="18"/>
-                <w:lang w:val="vi-VN"/>
-              </w:rPr>
-              <w:t xml:space="preserve">7,7</w:t>
-            </w:r>
-          </w:p>
-        </w:tc>
-        <w:tc>
-          <w:p>
-            <w:pPr>
-              <w:jc w:val="center"/>
-            </w:pPr>
-            <w:r>
-              <w:rPr>
-                <w:rFonts w:ascii="Times New Roman" w:cs="Times New Roman" w:eastAsia="Times New Roman" w:hAnsi="Times New Roman"/>
-                <w:b w:val="false"/>
-                <w:bCs w:val="false"/>
-                <w:noProof/>
-                <w:sz w:val="18"/>
-                <w:szCs w:val="18"/>
-                <w:lang w:val="vi-VN"/>
-              </w:rPr>
-              <w:t xml:space="preserve">54,3</w:t>
-            </w:r>
-          </w:p>
-        </w:tc>
-        <w:tc>
-          <w:p>
-            <w:pPr>
-              <w:jc w:val="center"/>
-            </w:pPr>
-            <w:r>
-              <w:rPr>
-                <w:rFonts w:ascii="Times New Roman" w:cs="Times New Roman" w:eastAsia="Times New Roman" w:hAnsi="Times New Roman"/>
-                <w:b w:val="false"/>
-                <w:bCs w:val="false"/>
-                <w:noProof/>
-                <w:sz w:val="18"/>
-                <w:szCs w:val="18"/>
-                <w:lang w:val="vi-VN"/>
-              </w:rPr>
-              <w:t xml:space="preserve">0,75</w:t>
-            </w:r>
-          </w:p>
-        </w:tc>
-        <w:tc>
-          <w:p>
-            <w:pPr>
-              <w:jc w:val="center"/>
-            </w:pPr>
-            <w:r>
-              <w:rPr>
-                <w:rFonts w:ascii="Times New Roman" w:cs="Times New Roman" w:eastAsia="Times New Roman" w:hAnsi="Times New Roman"/>
-                <w:b w:val="false"/>
-                <w:bCs w:val="false"/>
-                <w:noProof/>
-                <w:sz w:val="18"/>
-                <w:szCs w:val="18"/>
-                <w:lang w:val="vi-VN"/>
-              </w:rPr>
-              <w:t xml:space="preserve">0,81</w:t>
-            </w:r>
-          </w:p>
-        </w:tc>
-        <w:tc>
-          <w:p>
-            <w:pPr>
-              <w:jc w:val="center"/>
-            </w:pPr>
-            <w:r>
-              <w:rPr>
-                <w:rFonts w:ascii="Times New Roman" w:cs="Times New Roman" w:eastAsia="Times New Roman" w:hAnsi="Times New Roman"/>
-                <w:b w:val="false"/>
-                <w:bCs w:val="false"/>
-                <w:noProof/>
-                <w:sz w:val="18"/>
-                <w:szCs w:val="18"/>
-                <w:lang w:val="vi-VN"/>
-              </w:rPr>
-              <w:t xml:space="preserve">0,86</w:t>
-            </w:r>
-          </w:p>
-        </w:tc>
-        <w:tc>
-          <w:p>
-            <w:pPr>
-              <w:jc w:val="center"/>
-            </w:pPr>
-            <w:r>
-              <w:rPr>
-                <w:rFonts w:ascii="Times New Roman" w:cs="Times New Roman" w:eastAsia="Times New Roman" w:hAnsi="Times New Roman"/>
-                <w:b w:val="false"/>
-                <w:bCs w:val="false"/>
-                <w:noProof/>
-                <w:sz w:val="18"/>
-                <w:szCs w:val="18"/>
-                <w:lang w:val="vi-VN"/>
-              </w:rPr>
-              <w:t xml:space="preserve">0,72</w:t>
+              <w:t xml:space="preserve">2,48</w:t>
+            </w:r>
+          </w:p>
+        </w:tc>
+        <w:tc>
+          <w:p>
+            <w:pPr>
+              <w:jc w:val="center"/>
+            </w:pPr>
+            <w:r>
+              <w:rPr>
+                <w:rFonts w:ascii="Times New Roman" w:cs="Times New Roman" w:eastAsia="Times New Roman" w:hAnsi="Times New Roman"/>
+                <w:b w:val="false"/>
+                <w:bCs w:val="false"/>
+                <w:noProof/>
+                <w:sz w:val="18"/>
+                <w:szCs w:val="18"/>
+                <w:lang w:val="vi-VN"/>
+              </w:rPr>
+              <w:t xml:space="preserve">6,4</w:t>
+            </w:r>
+          </w:p>
+        </w:tc>
+        <w:tc>
+          <w:p>
+            <w:pPr>
+              <w:jc w:val="center"/>
+            </w:pPr>
+            <w:r>
+              <w:rPr>
+                <w:rFonts w:ascii="Times New Roman" w:cs="Times New Roman" w:eastAsia="Times New Roman" w:hAnsi="Times New Roman"/>
+                <w:b w:val="false"/>
+                <w:bCs w:val="false"/>
+                <w:noProof/>
+                <w:sz w:val="18"/>
+                <w:szCs w:val="18"/>
+                <w:lang w:val="vi-VN"/>
+              </w:rPr>
+              <w:t xml:space="preserve">30,4</w:t>
+            </w:r>
+          </w:p>
+        </w:tc>
+        <w:tc>
+          <w:p>
+            <w:pPr>
+              <w:jc w:val="center"/>
+            </w:pPr>
+            <w:r>
+              <w:rPr>
+                <w:rFonts w:ascii="Times New Roman" w:cs="Times New Roman" w:eastAsia="Times New Roman" w:hAnsi="Times New Roman"/>
+                <w:b w:val="false"/>
+                <w:bCs w:val="false"/>
+                <w:noProof/>
+                <w:sz w:val="18"/>
+                <w:szCs w:val="18"/>
+                <w:lang w:val="vi-VN"/>
+              </w:rPr>
+              <w:t xml:space="preserve">0,46</w:t>
+            </w:r>
+          </w:p>
+        </w:tc>
+        <w:tc>
+          <w:p>
+            <w:pPr>
+              <w:jc w:val="center"/>
+            </w:pPr>
+            <w:r>
+              <w:rPr>
+                <w:rFonts w:ascii="Times New Roman" w:cs="Times New Roman" w:eastAsia="Times New Roman" w:hAnsi="Times New Roman"/>
+                <w:b w:val="false"/>
+                <w:bCs w:val="false"/>
+                <w:noProof/>
+                <w:sz w:val="18"/>
+                <w:szCs w:val="18"/>
+                <w:lang w:val="vi-VN"/>
+              </w:rPr>
+              <w:t xml:space="preserve">0,47</w:t>
+            </w:r>
+          </w:p>
+        </w:tc>
+        <w:tc>
+          <w:p>
+            <w:pPr>
+              <w:jc w:val="center"/>
+            </w:pPr>
+            <w:r>
+              <w:rPr>
+                <w:rFonts w:ascii="Times New Roman" w:cs="Times New Roman" w:eastAsia="Times New Roman" w:hAnsi="Times New Roman"/>
+                <w:b w:val="false"/>
+                <w:bCs w:val="false"/>
+                <w:noProof/>
+                <w:sz w:val="18"/>
+                <w:szCs w:val="18"/>
+                <w:lang w:val="vi-VN"/>
+              </w:rPr>
+              <w:t xml:space="preserve">0,53</w:t>
+            </w:r>
+          </w:p>
+        </w:tc>
+        <w:tc>
+          <w:p>
+            <w:pPr>
+              <w:jc w:val="center"/>
+            </w:pPr>
+            <w:r>
+              <w:rPr>
+                <w:rFonts w:ascii="Times New Roman" w:cs="Times New Roman" w:eastAsia="Times New Roman" w:hAnsi="Times New Roman"/>
+                <w:b w:val="false"/>
+                <w:bCs w:val="false"/>
+                <w:noProof/>
+                <w:sz w:val="18"/>
+                <w:szCs w:val="18"/>
+                <w:lang w:val="vi-VN"/>
+              </w:rPr>
+              <w:t xml:space="preserve">0,07</w:t>
             </w:r>
           </w:p>
         </w:tc>
@@ -7729,7 +7807,7 @@
                 <w:szCs w:val="18"/>
                 <w:lang w:val="vi-VN"/>
               </w:rPr>
-              <w:t xml:space="preserve">2,75</w:t>
+              <w:t xml:space="preserve">2,50</w:t>
             </w:r>
           </w:p>
         </w:tc>
@@ -7767,121 +7845,121 @@
                 <w:szCs w:val="18"/>
                 <w:lang w:val="vi-VN"/>
               </w:rPr>
-              <w:t xml:space="preserve">3,01</w:t>
-            </w:r>
-          </w:p>
-        </w:tc>
-        <w:tc>
-          <w:p>
-            <w:pPr>
-              <w:jc w:val="center"/>
-            </w:pPr>
-            <w:r>
-              <w:rPr>
-                <w:rFonts w:ascii="Times New Roman" w:cs="Times New Roman" w:eastAsia="Times New Roman" w:hAnsi="Times New Roman"/>
-                <w:b w:val="false"/>
-                <w:bCs w:val="false"/>
-                <w:noProof/>
-                <w:sz w:val="18"/>
-                <w:szCs w:val="18"/>
-                <w:lang w:val="vi-VN"/>
-              </w:rPr>
-              <w:t xml:space="preserve">7,7</w:t>
-            </w:r>
-          </w:p>
-        </w:tc>
-        <w:tc>
-          <w:p>
-            <w:pPr>
-              <w:jc w:val="center"/>
-            </w:pPr>
-            <w:r>
-              <w:rPr>
-                <w:rFonts w:ascii="Times New Roman" w:cs="Times New Roman" w:eastAsia="Times New Roman" w:hAnsi="Times New Roman"/>
-                <w:b w:val="false"/>
-                <w:bCs w:val="false"/>
-                <w:noProof/>
-                <w:sz w:val="18"/>
-                <w:szCs w:val="18"/>
-                <w:lang w:val="vi-VN"/>
-              </w:rPr>
-              <w:t xml:space="preserve">54,3</w:t>
-            </w:r>
-          </w:p>
-        </w:tc>
-        <w:tc>
-          <w:p>
-            <w:pPr>
-              <w:jc w:val="center"/>
-            </w:pPr>
-            <w:r>
-              <w:rPr>
-                <w:rFonts w:ascii="Times New Roman" w:cs="Times New Roman" w:eastAsia="Times New Roman" w:hAnsi="Times New Roman"/>
-                <w:b w:val="false"/>
-                <w:bCs w:val="false"/>
-                <w:noProof/>
-                <w:sz w:val="18"/>
-                <w:szCs w:val="18"/>
-                <w:lang w:val="vi-VN"/>
-              </w:rPr>
-              <w:t xml:space="preserve">0,75</w:t>
-            </w:r>
-          </w:p>
-        </w:tc>
-        <w:tc>
-          <w:p>
-            <w:pPr>
-              <w:jc w:val="center"/>
-            </w:pPr>
-            <w:r>
-              <w:rPr>
-                <w:rFonts w:ascii="Times New Roman" w:cs="Times New Roman" w:eastAsia="Times New Roman" w:hAnsi="Times New Roman"/>
-                <w:b w:val="false"/>
-                <w:bCs w:val="false"/>
-                <w:noProof/>
-                <w:sz w:val="18"/>
-                <w:szCs w:val="18"/>
-                <w:lang w:val="vi-VN"/>
-              </w:rPr>
-              <w:t xml:space="preserve">0,81</w:t>
-            </w:r>
-          </w:p>
-        </w:tc>
-        <w:tc>
-          <w:p>
-            <w:pPr>
-              <w:jc w:val="center"/>
-            </w:pPr>
-            <w:r>
-              <w:rPr>
-                <w:rFonts w:ascii="Times New Roman" w:cs="Times New Roman" w:eastAsia="Times New Roman" w:hAnsi="Times New Roman"/>
-                <w:b w:val="false"/>
-                <w:bCs w:val="false"/>
-                <w:noProof/>
-                <w:sz w:val="18"/>
-                <w:szCs w:val="18"/>
-                <w:lang w:val="vi-VN"/>
-              </w:rPr>
-              <w:t xml:space="preserve">0,86</w:t>
-            </w:r>
-          </w:p>
-        </w:tc>
-        <w:tc>
-          <w:p>
-            <w:pPr>
-              <w:jc w:val="center"/>
-            </w:pPr>
-            <w:r>
-              <w:rPr>
-                <w:rFonts w:ascii="Times New Roman" w:cs="Times New Roman" w:eastAsia="Times New Roman" w:hAnsi="Times New Roman"/>
-                <w:b w:val="false"/>
-                <w:bCs w:val="false"/>
-                <w:noProof/>
-                <w:sz w:val="18"/>
-                <w:szCs w:val="18"/>
-                <w:lang w:val="vi-VN"/>
-              </w:rPr>
-              <w:t xml:space="preserve">0,72</w:t>
+              <w:t xml:space="preserve">2,48</w:t>
+            </w:r>
+          </w:p>
+        </w:tc>
+        <w:tc>
+          <w:p>
+            <w:pPr>
+              <w:jc w:val="center"/>
+            </w:pPr>
+            <w:r>
+              <w:rPr>
+                <w:rFonts w:ascii="Times New Roman" w:cs="Times New Roman" w:eastAsia="Times New Roman" w:hAnsi="Times New Roman"/>
+                <w:b w:val="false"/>
+                <w:bCs w:val="false"/>
+                <w:noProof/>
+                <w:sz w:val="18"/>
+                <w:szCs w:val="18"/>
+                <w:lang w:val="vi-VN"/>
+              </w:rPr>
+              <w:t xml:space="preserve">6,4</w:t>
+            </w:r>
+          </w:p>
+        </w:tc>
+        <w:tc>
+          <w:p>
+            <w:pPr>
+              <w:jc w:val="center"/>
+            </w:pPr>
+            <w:r>
+              <w:rPr>
+                <w:rFonts w:ascii="Times New Roman" w:cs="Times New Roman" w:eastAsia="Times New Roman" w:hAnsi="Times New Roman"/>
+                <w:b w:val="false"/>
+                <w:bCs w:val="false"/>
+                <w:noProof/>
+                <w:sz w:val="18"/>
+                <w:szCs w:val="18"/>
+                <w:lang w:val="vi-VN"/>
+              </w:rPr>
+              <w:t xml:space="preserve">30,4</w:t>
+            </w:r>
+          </w:p>
+        </w:tc>
+        <w:tc>
+          <w:p>
+            <w:pPr>
+              <w:jc w:val="center"/>
+            </w:pPr>
+            <w:r>
+              <w:rPr>
+                <w:rFonts w:ascii="Times New Roman" w:cs="Times New Roman" w:eastAsia="Times New Roman" w:hAnsi="Times New Roman"/>
+                <w:b w:val="false"/>
+                <w:bCs w:val="false"/>
+                <w:noProof/>
+                <w:sz w:val="18"/>
+                <w:szCs w:val="18"/>
+                <w:lang w:val="vi-VN"/>
+              </w:rPr>
+              <w:t xml:space="preserve">0,46</w:t>
+            </w:r>
+          </w:p>
+        </w:tc>
+        <w:tc>
+          <w:p>
+            <w:pPr>
+              <w:jc w:val="center"/>
+            </w:pPr>
+            <w:r>
+              <w:rPr>
+                <w:rFonts w:ascii="Times New Roman" w:cs="Times New Roman" w:eastAsia="Times New Roman" w:hAnsi="Times New Roman"/>
+                <w:b w:val="false"/>
+                <w:bCs w:val="false"/>
+                <w:noProof/>
+                <w:sz w:val="18"/>
+                <w:szCs w:val="18"/>
+                <w:lang w:val="vi-VN"/>
+              </w:rPr>
+              <w:t xml:space="preserve">0,47</w:t>
+            </w:r>
+          </w:p>
+        </w:tc>
+        <w:tc>
+          <w:p>
+            <w:pPr>
+              <w:jc w:val="center"/>
+            </w:pPr>
+            <w:r>
+              <w:rPr>
+                <w:rFonts w:ascii="Times New Roman" w:cs="Times New Roman" w:eastAsia="Times New Roman" w:hAnsi="Times New Roman"/>
+                <w:b w:val="false"/>
+                <w:bCs w:val="false"/>
+                <w:noProof/>
+                <w:sz w:val="18"/>
+                <w:szCs w:val="18"/>
+                <w:lang w:val="vi-VN"/>
+              </w:rPr>
+              <w:t xml:space="preserve">0,53</w:t>
+            </w:r>
+          </w:p>
+        </w:tc>
+        <w:tc>
+          <w:p>
+            <w:pPr>
+              <w:jc w:val="center"/>
+            </w:pPr>
+            <w:r>
+              <w:rPr>
+                <w:rFonts w:ascii="Times New Roman" w:cs="Times New Roman" w:eastAsia="Times New Roman" w:hAnsi="Times New Roman"/>
+                <w:b w:val="false"/>
+                <w:bCs w:val="false"/>
+                <w:noProof/>
+                <w:sz w:val="18"/>
+                <w:szCs w:val="18"/>
+                <w:lang w:val="vi-VN"/>
+              </w:rPr>
+              <w:t xml:space="preserve">0,07</w:t>
             </w:r>
           </w:p>
         </w:tc>
@@ -7962,7 +8040,7 @@
                 <w:szCs w:val="18"/>
                 <w:lang w:val="vi-VN"/>
               </w:rPr>
-              <w:t xml:space="preserve">2,75</w:t>
+              <w:t xml:space="preserve">2,50</w:t>
             </w:r>
           </w:p>
         </w:tc>
@@ -8000,121 +8078,121 @@
                 <w:szCs w:val="18"/>
                 <w:lang w:val="vi-VN"/>
               </w:rPr>
-              <w:t xml:space="preserve">3,01</w:t>
-            </w:r>
-          </w:p>
-        </w:tc>
-        <w:tc>
-          <w:p>
-            <w:pPr>
-              <w:jc w:val="center"/>
-            </w:pPr>
-            <w:r>
-              <w:rPr>
-                <w:rFonts w:ascii="Times New Roman" w:cs="Times New Roman" w:eastAsia="Times New Roman" w:hAnsi="Times New Roman"/>
-                <w:b w:val="false"/>
-                <w:bCs w:val="false"/>
-                <w:noProof/>
-                <w:sz w:val="18"/>
-                <w:szCs w:val="18"/>
-                <w:lang w:val="vi-VN"/>
-              </w:rPr>
-              <w:t xml:space="preserve">7,7</w:t>
-            </w:r>
-          </w:p>
-        </w:tc>
-        <w:tc>
-          <w:p>
-            <w:pPr>
-              <w:jc w:val="center"/>
-            </w:pPr>
-            <w:r>
-              <w:rPr>
-                <w:rFonts w:ascii="Times New Roman" w:cs="Times New Roman" w:eastAsia="Times New Roman" w:hAnsi="Times New Roman"/>
-                <w:b w:val="false"/>
-                <w:bCs w:val="false"/>
-                <w:noProof/>
-                <w:sz w:val="18"/>
-                <w:szCs w:val="18"/>
-                <w:lang w:val="vi-VN"/>
-              </w:rPr>
-              <w:t xml:space="preserve">54,3</w:t>
-            </w:r>
-          </w:p>
-        </w:tc>
-        <w:tc>
-          <w:p>
-            <w:pPr>
-              <w:jc w:val="center"/>
-            </w:pPr>
-            <w:r>
-              <w:rPr>
-                <w:rFonts w:ascii="Times New Roman" w:cs="Times New Roman" w:eastAsia="Times New Roman" w:hAnsi="Times New Roman"/>
-                <w:b w:val="false"/>
-                <w:bCs w:val="false"/>
-                <w:noProof/>
-                <w:sz w:val="18"/>
-                <w:szCs w:val="18"/>
-                <w:lang w:val="vi-VN"/>
-              </w:rPr>
-              <w:t xml:space="preserve">0,75</w:t>
-            </w:r>
-          </w:p>
-        </w:tc>
-        <w:tc>
-          <w:p>
-            <w:pPr>
-              <w:jc w:val="center"/>
-            </w:pPr>
-            <w:r>
-              <w:rPr>
-                <w:rFonts w:ascii="Times New Roman" w:cs="Times New Roman" w:eastAsia="Times New Roman" w:hAnsi="Times New Roman"/>
-                <w:b w:val="false"/>
-                <w:bCs w:val="false"/>
-                <w:noProof/>
-                <w:sz w:val="18"/>
-                <w:szCs w:val="18"/>
-                <w:lang w:val="vi-VN"/>
-              </w:rPr>
-              <w:t xml:space="preserve">0,81</w:t>
-            </w:r>
-          </w:p>
-        </w:tc>
-        <w:tc>
-          <w:p>
-            <w:pPr>
-              <w:jc w:val="center"/>
-            </w:pPr>
-            <w:r>
-              <w:rPr>
-                <w:rFonts w:ascii="Times New Roman" w:cs="Times New Roman" w:eastAsia="Times New Roman" w:hAnsi="Times New Roman"/>
-                <w:b w:val="false"/>
-                <w:bCs w:val="false"/>
-                <w:noProof/>
-                <w:sz w:val="18"/>
-                <w:szCs w:val="18"/>
-                <w:lang w:val="vi-VN"/>
-              </w:rPr>
-              <w:t xml:space="preserve">0,86</w:t>
-            </w:r>
-          </w:p>
-        </w:tc>
-        <w:tc>
-          <w:p>
-            <w:pPr>
-              <w:jc w:val="center"/>
-            </w:pPr>
-            <w:r>
-              <w:rPr>
-                <w:rFonts w:ascii="Times New Roman" w:cs="Times New Roman" w:eastAsia="Times New Roman" w:hAnsi="Times New Roman"/>
-                <w:b w:val="false"/>
-                <w:bCs w:val="false"/>
-                <w:noProof/>
-                <w:sz w:val="18"/>
-                <w:szCs w:val="18"/>
-                <w:lang w:val="vi-VN"/>
-              </w:rPr>
-              <w:t xml:space="preserve">0,71</w:t>
+              <w:t xml:space="preserve">2,48</w:t>
+            </w:r>
+          </w:p>
+        </w:tc>
+        <w:tc>
+          <w:p>
+            <w:pPr>
+              <w:jc w:val="center"/>
+            </w:pPr>
+            <w:r>
+              <w:rPr>
+                <w:rFonts w:ascii="Times New Roman" w:cs="Times New Roman" w:eastAsia="Times New Roman" w:hAnsi="Times New Roman"/>
+                <w:b w:val="false"/>
+                <w:bCs w:val="false"/>
+                <w:noProof/>
+                <w:sz w:val="18"/>
+                <w:szCs w:val="18"/>
+                <w:lang w:val="vi-VN"/>
+              </w:rPr>
+              <w:t xml:space="preserve">6,4</w:t>
+            </w:r>
+          </w:p>
+        </w:tc>
+        <w:tc>
+          <w:p>
+            <w:pPr>
+              <w:jc w:val="center"/>
+            </w:pPr>
+            <w:r>
+              <w:rPr>
+                <w:rFonts w:ascii="Times New Roman" w:cs="Times New Roman" w:eastAsia="Times New Roman" w:hAnsi="Times New Roman"/>
+                <w:b w:val="false"/>
+                <w:bCs w:val="false"/>
+                <w:noProof/>
+                <w:sz w:val="18"/>
+                <w:szCs w:val="18"/>
+                <w:lang w:val="vi-VN"/>
+              </w:rPr>
+              <w:t xml:space="preserve">30,3</w:t>
+            </w:r>
+          </w:p>
+        </w:tc>
+        <w:tc>
+          <w:p>
+            <w:pPr>
+              <w:jc w:val="center"/>
+            </w:pPr>
+            <w:r>
+              <w:rPr>
+                <w:rFonts w:ascii="Times New Roman" w:cs="Times New Roman" w:eastAsia="Times New Roman" w:hAnsi="Times New Roman"/>
+                <w:b w:val="false"/>
+                <w:bCs w:val="false"/>
+                <w:noProof/>
+                <w:sz w:val="18"/>
+                <w:szCs w:val="18"/>
+                <w:lang w:val="vi-VN"/>
+              </w:rPr>
+              <w:t xml:space="preserve">0,46</w:t>
+            </w:r>
+          </w:p>
+        </w:tc>
+        <w:tc>
+          <w:p>
+            <w:pPr>
+              <w:jc w:val="center"/>
+            </w:pPr>
+            <w:r>
+              <w:rPr>
+                <w:rFonts w:ascii="Times New Roman" w:cs="Times New Roman" w:eastAsia="Times New Roman" w:hAnsi="Times New Roman"/>
+                <w:b w:val="false"/>
+                <w:bCs w:val="false"/>
+                <w:noProof/>
+                <w:sz w:val="18"/>
+                <w:szCs w:val="18"/>
+                <w:lang w:val="vi-VN"/>
+              </w:rPr>
+              <w:t xml:space="preserve">0,46</w:t>
+            </w:r>
+          </w:p>
+        </w:tc>
+        <w:tc>
+          <w:p>
+            <w:pPr>
+              <w:jc w:val="center"/>
+            </w:pPr>
+            <w:r>
+              <w:rPr>
+                <w:rFonts w:ascii="Times New Roman" w:cs="Times New Roman" w:eastAsia="Times New Roman" w:hAnsi="Times New Roman"/>
+                <w:b w:val="false"/>
+                <w:bCs w:val="false"/>
+                <w:noProof/>
+                <w:sz w:val="18"/>
+                <w:szCs w:val="18"/>
+                <w:lang w:val="vi-VN"/>
+              </w:rPr>
+              <w:t xml:space="preserve">0,53</w:t>
+            </w:r>
+          </w:p>
+        </w:tc>
+        <w:tc>
+          <w:p>
+            <w:pPr>
+              <w:jc w:val="center"/>
+            </w:pPr>
+            <w:r>
+              <w:rPr>
+                <w:rFonts w:ascii="Times New Roman" w:cs="Times New Roman" w:eastAsia="Times New Roman" w:hAnsi="Times New Roman"/>
+                <w:b w:val="false"/>
+                <w:bCs w:val="false"/>
+                <w:noProof/>
+                <w:sz w:val="18"/>
+                <w:szCs w:val="18"/>
+                <w:lang w:val="vi-VN"/>
+              </w:rPr>
+              <w:t xml:space="preserve">0,06</w:t>
             </w:r>
           </w:p>
         </w:tc>
@@ -8195,7 +8273,7 @@
                 <w:szCs w:val="18"/>
                 <w:lang w:val="vi-VN"/>
               </w:rPr>
-              <w:t xml:space="preserve">2,75</w:t>
+              <w:t xml:space="preserve">2,50</w:t>
             </w:r>
           </w:p>
         </w:tc>
@@ -8233,121 +8311,121 @@
                 <w:szCs w:val="18"/>
                 <w:lang w:val="vi-VN"/>
               </w:rPr>
-              <w:t xml:space="preserve">3,01</w:t>
-            </w:r>
-          </w:p>
-        </w:tc>
-        <w:tc>
-          <w:p>
-            <w:pPr>
-              <w:jc w:val="center"/>
-            </w:pPr>
-            <w:r>
-              <w:rPr>
-                <w:rFonts w:ascii="Times New Roman" w:cs="Times New Roman" w:eastAsia="Times New Roman" w:hAnsi="Times New Roman"/>
-                <w:b w:val="false"/>
-                <w:bCs w:val="false"/>
-                <w:noProof/>
-                <w:sz w:val="18"/>
-                <w:szCs w:val="18"/>
-                <w:lang w:val="vi-VN"/>
-              </w:rPr>
-              <w:t xml:space="preserve">7,7</w:t>
-            </w:r>
-          </w:p>
-        </w:tc>
-        <w:tc>
-          <w:p>
-            <w:pPr>
-              <w:jc w:val="center"/>
-            </w:pPr>
-            <w:r>
-              <w:rPr>
-                <w:rFonts w:ascii="Times New Roman" w:cs="Times New Roman" w:eastAsia="Times New Roman" w:hAnsi="Times New Roman"/>
-                <w:b w:val="false"/>
-                <w:bCs w:val="false"/>
-                <w:noProof/>
-                <w:sz w:val="18"/>
-                <w:szCs w:val="18"/>
-                <w:lang w:val="vi-VN"/>
-              </w:rPr>
-              <w:t xml:space="preserve">54,3</w:t>
-            </w:r>
-          </w:p>
-        </w:tc>
-        <w:tc>
-          <w:p>
-            <w:pPr>
-              <w:jc w:val="center"/>
-            </w:pPr>
-            <w:r>
-              <w:rPr>
-                <w:rFonts w:ascii="Times New Roman" w:cs="Times New Roman" w:eastAsia="Times New Roman" w:hAnsi="Times New Roman"/>
-                <w:b w:val="false"/>
-                <w:bCs w:val="false"/>
-                <w:noProof/>
-                <w:sz w:val="18"/>
-                <w:szCs w:val="18"/>
-                <w:lang w:val="vi-VN"/>
-              </w:rPr>
-              <w:t xml:space="preserve">0,75</w:t>
-            </w:r>
-          </w:p>
-        </w:tc>
-        <w:tc>
-          <w:p>
-            <w:pPr>
-              <w:jc w:val="center"/>
-            </w:pPr>
-            <w:r>
-              <w:rPr>
-                <w:rFonts w:ascii="Times New Roman" w:cs="Times New Roman" w:eastAsia="Times New Roman" w:hAnsi="Times New Roman"/>
-                <w:b w:val="false"/>
-                <w:bCs w:val="false"/>
-                <w:noProof/>
-                <w:sz w:val="18"/>
-                <w:szCs w:val="18"/>
-                <w:lang w:val="vi-VN"/>
-              </w:rPr>
-              <w:t xml:space="preserve">0,81</w:t>
-            </w:r>
-          </w:p>
-        </w:tc>
-        <w:tc>
-          <w:p>
-            <w:pPr>
-              <w:jc w:val="center"/>
-            </w:pPr>
-            <w:r>
-              <w:rPr>
-                <w:rFonts w:ascii="Times New Roman" w:cs="Times New Roman" w:eastAsia="Times New Roman" w:hAnsi="Times New Roman"/>
-                <w:b w:val="false"/>
-                <w:bCs w:val="false"/>
-                <w:noProof/>
-                <w:sz w:val="18"/>
-                <w:szCs w:val="18"/>
-                <w:lang w:val="vi-VN"/>
-              </w:rPr>
-              <w:t xml:space="preserve">0,86</w:t>
-            </w:r>
-          </w:p>
-        </w:tc>
-        <w:tc>
-          <w:p>
-            <w:pPr>
-              <w:jc w:val="center"/>
-            </w:pPr>
-            <w:r>
-              <w:rPr>
-                <w:rFonts w:ascii="Times New Roman" w:cs="Times New Roman" w:eastAsia="Times New Roman" w:hAnsi="Times New Roman"/>
-                <w:b w:val="false"/>
-                <w:bCs w:val="false"/>
-                <w:noProof/>
-                <w:sz w:val="18"/>
-                <w:szCs w:val="18"/>
-                <w:lang w:val="vi-VN"/>
-              </w:rPr>
-              <w:t xml:space="preserve">0,71</w:t>
+              <w:t xml:space="preserve">2,48</w:t>
+            </w:r>
+          </w:p>
+        </w:tc>
+        <w:tc>
+          <w:p>
+            <w:pPr>
+              <w:jc w:val="center"/>
+            </w:pPr>
+            <w:r>
+              <w:rPr>
+                <w:rFonts w:ascii="Times New Roman" w:cs="Times New Roman" w:eastAsia="Times New Roman" w:hAnsi="Times New Roman"/>
+                <w:b w:val="false"/>
+                <w:bCs w:val="false"/>
+                <w:noProof/>
+                <w:sz w:val="18"/>
+                <w:szCs w:val="18"/>
+                <w:lang w:val="vi-VN"/>
+              </w:rPr>
+              <w:t xml:space="preserve">6,4</w:t>
+            </w:r>
+          </w:p>
+        </w:tc>
+        <w:tc>
+          <w:p>
+            <w:pPr>
+              <w:jc w:val="center"/>
+            </w:pPr>
+            <w:r>
+              <w:rPr>
+                <w:rFonts w:ascii="Times New Roman" w:cs="Times New Roman" w:eastAsia="Times New Roman" w:hAnsi="Times New Roman"/>
+                <w:b w:val="false"/>
+                <w:bCs w:val="false"/>
+                <w:noProof/>
+                <w:sz w:val="18"/>
+                <w:szCs w:val="18"/>
+                <w:lang w:val="vi-VN"/>
+              </w:rPr>
+              <w:t xml:space="preserve">30,4</w:t>
+            </w:r>
+          </w:p>
+        </w:tc>
+        <w:tc>
+          <w:p>
+            <w:pPr>
+              <w:jc w:val="center"/>
+            </w:pPr>
+            <w:r>
+              <w:rPr>
+                <w:rFonts w:ascii="Times New Roman" w:cs="Times New Roman" w:eastAsia="Times New Roman" w:hAnsi="Times New Roman"/>
+                <w:b w:val="false"/>
+                <w:bCs w:val="false"/>
+                <w:noProof/>
+                <w:sz w:val="18"/>
+                <w:szCs w:val="18"/>
+                <w:lang w:val="vi-VN"/>
+              </w:rPr>
+              <w:t xml:space="preserve">0,47</w:t>
+            </w:r>
+          </w:p>
+        </w:tc>
+        <w:tc>
+          <w:p>
+            <w:pPr>
+              <w:jc w:val="center"/>
+            </w:pPr>
+            <w:r>
+              <w:rPr>
+                <w:rFonts w:ascii="Times New Roman" w:cs="Times New Roman" w:eastAsia="Times New Roman" w:hAnsi="Times New Roman"/>
+                <w:b w:val="false"/>
+                <w:bCs w:val="false"/>
+                <w:noProof/>
+                <w:sz w:val="18"/>
+                <w:szCs w:val="18"/>
+                <w:lang w:val="vi-VN"/>
+              </w:rPr>
+              <w:t xml:space="preserve">0,47</w:t>
+            </w:r>
+          </w:p>
+        </w:tc>
+        <w:tc>
+          <w:p>
+            <w:pPr>
+              <w:jc w:val="center"/>
+            </w:pPr>
+            <w:r>
+              <w:rPr>
+                <w:rFonts w:ascii="Times New Roman" w:cs="Times New Roman" w:eastAsia="Times New Roman" w:hAnsi="Times New Roman"/>
+                <w:b w:val="false"/>
+                <w:bCs w:val="false"/>
+                <w:noProof/>
+                <w:sz w:val="18"/>
+                <w:szCs w:val="18"/>
+                <w:lang w:val="vi-VN"/>
+              </w:rPr>
+              <w:t xml:space="preserve">0,53</w:t>
+            </w:r>
+          </w:p>
+        </w:tc>
+        <w:tc>
+          <w:p>
+            <w:pPr>
+              <w:jc w:val="center"/>
+            </w:pPr>
+            <w:r>
+              <w:rPr>
+                <w:rFonts w:ascii="Times New Roman" w:cs="Times New Roman" w:eastAsia="Times New Roman" w:hAnsi="Times New Roman"/>
+                <w:b w:val="false"/>
+                <w:bCs w:val="false"/>
+                <w:noProof/>
+                <w:sz w:val="18"/>
+                <w:szCs w:val="18"/>
+                <w:lang w:val="vi-VN"/>
+              </w:rPr>
+              <w:t xml:space="preserve">0,06</w:t>
             </w:r>
           </w:p>
         </w:tc>
@@ -8428,7 +8506,7 @@
                 <w:szCs w:val="18"/>
                 <w:lang w:val="vi-VN"/>
               </w:rPr>
-              <w:t xml:space="preserve">2,75</w:t>
+              <w:t xml:space="preserve">2,50</w:t>
             </w:r>
           </w:p>
         </w:tc>
@@ -8466,121 +8544,121 @@
                 <w:szCs w:val="18"/>
                 <w:lang w:val="vi-VN"/>
               </w:rPr>
-              <w:t xml:space="preserve">3,01</w:t>
-            </w:r>
-          </w:p>
-        </w:tc>
-        <w:tc>
-          <w:p>
-            <w:pPr>
-              <w:jc w:val="center"/>
-            </w:pPr>
-            <w:r>
-              <w:rPr>
-                <w:rFonts w:ascii="Times New Roman" w:cs="Times New Roman" w:eastAsia="Times New Roman" w:hAnsi="Times New Roman"/>
-                <w:b w:val="false"/>
-                <w:bCs w:val="false"/>
-                <w:noProof/>
-                <w:sz w:val="18"/>
-                <w:szCs w:val="18"/>
-                <w:lang w:val="vi-VN"/>
-              </w:rPr>
-              <w:t xml:space="preserve">7,7</w:t>
-            </w:r>
-          </w:p>
-        </w:tc>
-        <w:tc>
-          <w:p>
-            <w:pPr>
-              <w:jc w:val="center"/>
-            </w:pPr>
-            <w:r>
-              <w:rPr>
-                <w:rFonts w:ascii="Times New Roman" w:cs="Times New Roman" w:eastAsia="Times New Roman" w:hAnsi="Times New Roman"/>
-                <w:b w:val="false"/>
-                <w:bCs w:val="false"/>
-                <w:noProof/>
-                <w:sz w:val="18"/>
-                <w:szCs w:val="18"/>
-                <w:lang w:val="vi-VN"/>
-              </w:rPr>
-              <w:t xml:space="preserve">54,3</w:t>
-            </w:r>
-          </w:p>
-        </w:tc>
-        <w:tc>
-          <w:p>
-            <w:pPr>
-              <w:jc w:val="center"/>
-            </w:pPr>
-            <w:r>
-              <w:rPr>
-                <w:rFonts w:ascii="Times New Roman" w:cs="Times New Roman" w:eastAsia="Times New Roman" w:hAnsi="Times New Roman"/>
-                <w:b w:val="false"/>
-                <w:bCs w:val="false"/>
-                <w:noProof/>
-                <w:sz w:val="18"/>
-                <w:szCs w:val="18"/>
-                <w:lang w:val="vi-VN"/>
-              </w:rPr>
-              <w:t xml:space="preserve">0,75</w:t>
-            </w:r>
-          </w:p>
-        </w:tc>
-        <w:tc>
-          <w:p>
-            <w:pPr>
-              <w:jc w:val="center"/>
-            </w:pPr>
-            <w:r>
-              <w:rPr>
-                <w:rFonts w:ascii="Times New Roman" w:cs="Times New Roman" w:eastAsia="Times New Roman" w:hAnsi="Times New Roman"/>
-                <w:b w:val="false"/>
-                <w:bCs w:val="false"/>
-                <w:noProof/>
-                <w:sz w:val="18"/>
-                <w:szCs w:val="18"/>
-                <w:lang w:val="vi-VN"/>
-              </w:rPr>
-              <w:t xml:space="preserve">0,81</w:t>
-            </w:r>
-          </w:p>
-        </w:tc>
-        <w:tc>
-          <w:p>
-            <w:pPr>
-              <w:jc w:val="center"/>
-            </w:pPr>
-            <w:r>
-              <w:rPr>
-                <w:rFonts w:ascii="Times New Roman" w:cs="Times New Roman" w:eastAsia="Times New Roman" w:hAnsi="Times New Roman"/>
-                <w:b w:val="false"/>
-                <w:bCs w:val="false"/>
-                <w:noProof/>
-                <w:sz w:val="18"/>
-                <w:szCs w:val="18"/>
-                <w:lang w:val="vi-VN"/>
-              </w:rPr>
-              <w:t xml:space="preserve">0,86</w:t>
-            </w:r>
-          </w:p>
-        </w:tc>
-        <w:tc>
-          <w:p>
-            <w:pPr>
-              <w:jc w:val="center"/>
-            </w:pPr>
-            <w:r>
-              <w:rPr>
-                <w:rFonts w:ascii="Times New Roman" w:cs="Times New Roman" w:eastAsia="Times New Roman" w:hAnsi="Times New Roman"/>
-                <w:b w:val="false"/>
-                <w:bCs w:val="false"/>
-                <w:noProof/>
-                <w:sz w:val="18"/>
-                <w:szCs w:val="18"/>
-                <w:lang w:val="vi-VN"/>
-              </w:rPr>
-              <w:t xml:space="preserve">0,71</w:t>
+              <w:t xml:space="preserve">2,48</w:t>
+            </w:r>
+          </w:p>
+        </w:tc>
+        <w:tc>
+          <w:p>
+            <w:pPr>
+              <w:jc w:val="center"/>
+            </w:pPr>
+            <w:r>
+              <w:rPr>
+                <w:rFonts w:ascii="Times New Roman" w:cs="Times New Roman" w:eastAsia="Times New Roman" w:hAnsi="Times New Roman"/>
+                <w:b w:val="false"/>
+                <w:bCs w:val="false"/>
+                <w:noProof/>
+                <w:sz w:val="18"/>
+                <w:szCs w:val="18"/>
+                <w:lang w:val="vi-VN"/>
+              </w:rPr>
+              <w:t xml:space="preserve">6,4</w:t>
+            </w:r>
+          </w:p>
+        </w:tc>
+        <w:tc>
+          <w:p>
+            <w:pPr>
+              <w:jc w:val="center"/>
+            </w:pPr>
+            <w:r>
+              <w:rPr>
+                <w:rFonts w:ascii="Times New Roman" w:cs="Times New Roman" w:eastAsia="Times New Roman" w:hAnsi="Times New Roman"/>
+                <w:b w:val="false"/>
+                <w:bCs w:val="false"/>
+                <w:noProof/>
+                <w:sz w:val="18"/>
+                <w:szCs w:val="18"/>
+                <w:lang w:val="vi-VN"/>
+              </w:rPr>
+              <w:t xml:space="preserve">30,6</w:t>
+            </w:r>
+          </w:p>
+        </w:tc>
+        <w:tc>
+          <w:p>
+            <w:pPr>
+              <w:jc w:val="center"/>
+            </w:pPr>
+            <w:r>
+              <w:rPr>
+                <w:rFonts w:ascii="Times New Roman" w:cs="Times New Roman" w:eastAsia="Times New Roman" w:hAnsi="Times New Roman"/>
+                <w:b w:val="false"/>
+                <w:bCs w:val="false"/>
+                <w:noProof/>
+                <w:sz w:val="18"/>
+                <w:szCs w:val="18"/>
+                <w:lang w:val="vi-VN"/>
+              </w:rPr>
+              <w:t xml:space="preserve">0,47</w:t>
+            </w:r>
+          </w:p>
+        </w:tc>
+        <w:tc>
+          <w:p>
+            <w:pPr>
+              <w:jc w:val="center"/>
+            </w:pPr>
+            <w:r>
+              <w:rPr>
+                <w:rFonts w:ascii="Times New Roman" w:cs="Times New Roman" w:eastAsia="Times New Roman" w:hAnsi="Times New Roman"/>
+                <w:b w:val="false"/>
+                <w:bCs w:val="false"/>
+                <w:noProof/>
+                <w:sz w:val="18"/>
+                <w:szCs w:val="18"/>
+                <w:lang w:val="vi-VN"/>
+              </w:rPr>
+              <w:t xml:space="preserve">0,47</w:t>
+            </w:r>
+          </w:p>
+        </w:tc>
+        <w:tc>
+          <w:p>
+            <w:pPr>
+              <w:jc w:val="center"/>
+            </w:pPr>
+            <w:r>
+              <w:rPr>
+                <w:rFonts w:ascii="Times New Roman" w:cs="Times New Roman" w:eastAsia="Times New Roman" w:hAnsi="Times New Roman"/>
+                <w:b w:val="false"/>
+                <w:bCs w:val="false"/>
+                <w:noProof/>
+                <w:sz w:val="18"/>
+                <w:szCs w:val="18"/>
+                <w:lang w:val="vi-VN"/>
+              </w:rPr>
+              <w:t xml:space="preserve">0,54</w:t>
+            </w:r>
+          </w:p>
+        </w:tc>
+        <w:tc>
+          <w:p>
+            <w:pPr>
+              <w:jc w:val="center"/>
+            </w:pPr>
+            <w:r>
+              <w:rPr>
+                <w:rFonts w:ascii="Times New Roman" w:cs="Times New Roman" w:eastAsia="Times New Roman" w:hAnsi="Times New Roman"/>
+                <w:b w:val="false"/>
+                <w:bCs w:val="false"/>
+                <w:noProof/>
+                <w:sz w:val="18"/>
+                <w:szCs w:val="18"/>
+                <w:lang w:val="vi-VN"/>
+              </w:rPr>
+              <w:t xml:space="preserve">0,08</w:t>
             </w:r>
           </w:p>
         </w:tc>
@@ -8661,7 +8739,7 @@
                 <w:szCs w:val="18"/>
                 <w:lang w:val="vi-VN"/>
               </w:rPr>
-              <w:t xml:space="preserve">2,75</w:t>
+              <w:t xml:space="preserve">2,50</w:t>
             </w:r>
           </w:p>
         </w:tc>
@@ -8699,121 +8777,121 @@
                 <w:szCs w:val="18"/>
                 <w:lang w:val="vi-VN"/>
               </w:rPr>
-              <w:t xml:space="preserve">3,01</w:t>
-            </w:r>
-          </w:p>
-        </w:tc>
-        <w:tc>
-          <w:p>
-            <w:pPr>
-              <w:jc w:val="center"/>
-            </w:pPr>
-            <w:r>
-              <w:rPr>
-                <w:rFonts w:ascii="Times New Roman" w:cs="Times New Roman" w:eastAsia="Times New Roman" w:hAnsi="Times New Roman"/>
-                <w:b w:val="false"/>
-                <w:bCs w:val="false"/>
-                <w:noProof/>
-                <w:sz w:val="18"/>
-                <w:szCs w:val="18"/>
-                <w:lang w:val="vi-VN"/>
-              </w:rPr>
-              <w:t xml:space="preserve">7,7</w:t>
-            </w:r>
-          </w:p>
-        </w:tc>
-        <w:tc>
-          <w:p>
-            <w:pPr>
-              <w:jc w:val="center"/>
-            </w:pPr>
-            <w:r>
-              <w:rPr>
-                <w:rFonts w:ascii="Times New Roman" w:cs="Times New Roman" w:eastAsia="Times New Roman" w:hAnsi="Times New Roman"/>
-                <w:b w:val="false"/>
-                <w:bCs w:val="false"/>
-                <w:noProof/>
-                <w:sz w:val="18"/>
-                <w:szCs w:val="18"/>
-                <w:lang w:val="vi-VN"/>
-              </w:rPr>
-              <w:t xml:space="preserve">54,2</w:t>
-            </w:r>
-          </w:p>
-        </w:tc>
-        <w:tc>
-          <w:p>
-            <w:pPr>
-              <w:jc w:val="center"/>
-            </w:pPr>
-            <w:r>
-              <w:rPr>
-                <w:rFonts w:ascii="Times New Roman" w:cs="Times New Roman" w:eastAsia="Times New Roman" w:hAnsi="Times New Roman"/>
-                <w:b w:val="false"/>
-                <w:bCs w:val="false"/>
-                <w:noProof/>
-                <w:sz w:val="18"/>
-                <w:szCs w:val="18"/>
-                <w:lang w:val="vi-VN"/>
-              </w:rPr>
-              <w:t xml:space="preserve">0,75</w:t>
-            </w:r>
-          </w:p>
-        </w:tc>
-        <w:tc>
-          <w:p>
-            <w:pPr>
-              <w:jc w:val="center"/>
-            </w:pPr>
-            <w:r>
-              <w:rPr>
-                <w:rFonts w:ascii="Times New Roman" w:cs="Times New Roman" w:eastAsia="Times New Roman" w:hAnsi="Times New Roman"/>
-                <w:b w:val="false"/>
-                <w:bCs w:val="false"/>
-                <w:noProof/>
-                <w:sz w:val="18"/>
-                <w:szCs w:val="18"/>
-                <w:lang w:val="vi-VN"/>
-              </w:rPr>
-              <w:t xml:space="preserve">0,81</w:t>
-            </w:r>
-          </w:p>
-        </w:tc>
-        <w:tc>
-          <w:p>
-            <w:pPr>
-              <w:jc w:val="center"/>
-            </w:pPr>
-            <w:r>
-              <w:rPr>
-                <w:rFonts w:ascii="Times New Roman" w:cs="Times New Roman" w:eastAsia="Times New Roman" w:hAnsi="Times New Roman"/>
-                <w:b w:val="false"/>
-                <w:bCs w:val="false"/>
-                <w:noProof/>
-                <w:sz w:val="18"/>
-                <w:szCs w:val="18"/>
-                <w:lang w:val="vi-VN"/>
-              </w:rPr>
-              <w:t xml:space="preserve">0,86</w:t>
-            </w:r>
-          </w:p>
-        </w:tc>
-        <w:tc>
-          <w:p>
-            <w:pPr>
-              <w:jc w:val="center"/>
-            </w:pPr>
-            <w:r>
-              <w:rPr>
-                <w:rFonts w:ascii="Times New Roman" w:cs="Times New Roman" w:eastAsia="Times New Roman" w:hAnsi="Times New Roman"/>
-                <w:b w:val="false"/>
-                <w:bCs w:val="false"/>
-                <w:noProof/>
-                <w:sz w:val="18"/>
-                <w:szCs w:val="18"/>
-                <w:lang w:val="vi-VN"/>
-              </w:rPr>
-              <w:t xml:space="preserve">0,71</w:t>
+              <w:t xml:space="preserve">2,48</w:t>
+            </w:r>
+          </w:p>
+        </w:tc>
+        <w:tc>
+          <w:p>
+            <w:pPr>
+              <w:jc w:val="center"/>
+            </w:pPr>
+            <w:r>
+              <w:rPr>
+                <w:rFonts w:ascii="Times New Roman" w:cs="Times New Roman" w:eastAsia="Times New Roman" w:hAnsi="Times New Roman"/>
+                <w:b w:val="false"/>
+                <w:bCs w:val="false"/>
+                <w:noProof/>
+                <w:sz w:val="18"/>
+                <w:szCs w:val="18"/>
+                <w:lang w:val="vi-VN"/>
+              </w:rPr>
+              <w:t xml:space="preserve">6,4</w:t>
+            </w:r>
+          </w:p>
+        </w:tc>
+        <w:tc>
+          <w:p>
+            <w:pPr>
+              <w:jc w:val="center"/>
+            </w:pPr>
+            <w:r>
+              <w:rPr>
+                <w:rFonts w:ascii="Times New Roman" w:cs="Times New Roman" w:eastAsia="Times New Roman" w:hAnsi="Times New Roman"/>
+                <w:b w:val="false"/>
+                <w:bCs w:val="false"/>
+                <w:noProof/>
+                <w:sz w:val="18"/>
+                <w:szCs w:val="18"/>
+                <w:lang w:val="vi-VN"/>
+              </w:rPr>
+              <w:t xml:space="preserve">30,8</w:t>
+            </w:r>
+          </w:p>
+        </w:tc>
+        <w:tc>
+          <w:p>
+            <w:pPr>
+              <w:jc w:val="center"/>
+            </w:pPr>
+            <w:r>
+              <w:rPr>
+                <w:rFonts w:ascii="Times New Roman" w:cs="Times New Roman" w:eastAsia="Times New Roman" w:hAnsi="Times New Roman"/>
+                <w:b w:val="false"/>
+                <w:bCs w:val="false"/>
+                <w:noProof/>
+                <w:sz w:val="18"/>
+                <w:szCs w:val="18"/>
+                <w:lang w:val="vi-VN"/>
+              </w:rPr>
+              <w:t xml:space="preserve">0,47</w:t>
+            </w:r>
+          </w:p>
+        </w:tc>
+        <w:tc>
+          <w:p>
+            <w:pPr>
+              <w:jc w:val="center"/>
+            </w:pPr>
+            <w:r>
+              <w:rPr>
+                <w:rFonts w:ascii="Times New Roman" w:cs="Times New Roman" w:eastAsia="Times New Roman" w:hAnsi="Times New Roman"/>
+                <w:b w:val="false"/>
+                <w:bCs w:val="false"/>
+                <w:noProof/>
+                <w:sz w:val="18"/>
+                <w:szCs w:val="18"/>
+                <w:lang w:val="vi-VN"/>
+              </w:rPr>
+              <w:t xml:space="preserve">0,48</w:t>
+            </w:r>
+          </w:p>
+        </w:tc>
+        <w:tc>
+          <w:p>
+            <w:pPr>
+              <w:jc w:val="center"/>
+            </w:pPr>
+            <w:r>
+              <w:rPr>
+                <w:rFonts w:ascii="Times New Roman" w:cs="Times New Roman" w:eastAsia="Times New Roman" w:hAnsi="Times New Roman"/>
+                <w:b w:val="false"/>
+                <w:bCs w:val="false"/>
+                <w:noProof/>
+                <w:sz w:val="18"/>
+                <w:szCs w:val="18"/>
+                <w:lang w:val="vi-VN"/>
+              </w:rPr>
+              <w:t xml:space="preserve">0,54</w:t>
+            </w:r>
+          </w:p>
+        </w:tc>
+        <w:tc>
+          <w:p>
+            <w:pPr>
+              <w:jc w:val="center"/>
+            </w:pPr>
+            <w:r>
+              <w:rPr>
+                <w:rFonts w:ascii="Times New Roman" w:cs="Times New Roman" w:eastAsia="Times New Roman" w:hAnsi="Times New Roman"/>
+                <w:b w:val="false"/>
+                <w:bCs w:val="false"/>
+                <w:noProof/>
+                <w:sz w:val="18"/>
+                <w:szCs w:val="18"/>
+                <w:lang w:val="vi-VN"/>
+              </w:rPr>
+              <w:t xml:space="preserve">0,09</w:t>
             </w:r>
           </w:p>
         </w:tc>
@@ -8894,7 +8972,7 @@
                 <w:szCs w:val="18"/>
                 <w:lang w:val="vi-VN"/>
               </w:rPr>
-              <w:t xml:space="preserve">2,75</w:t>
+              <w:t xml:space="preserve">2,50</w:t>
             </w:r>
           </w:p>
         </w:tc>
@@ -8932,121 +9010,121 @@
                 <w:szCs w:val="18"/>
                 <w:lang w:val="vi-VN"/>
               </w:rPr>
-              <w:t xml:space="preserve">3,01</w:t>
-            </w:r>
-          </w:p>
-        </w:tc>
-        <w:tc>
-          <w:p>
-            <w:pPr>
-              <w:jc w:val="center"/>
-            </w:pPr>
-            <w:r>
-              <w:rPr>
-                <w:rFonts w:ascii="Times New Roman" w:cs="Times New Roman" w:eastAsia="Times New Roman" w:hAnsi="Times New Roman"/>
-                <w:b w:val="false"/>
-                <w:bCs w:val="false"/>
-                <w:noProof/>
-                <w:sz w:val="18"/>
-                <w:szCs w:val="18"/>
-                <w:lang w:val="vi-VN"/>
-              </w:rPr>
-              <w:t xml:space="preserve">7,7</w:t>
-            </w:r>
-          </w:p>
-        </w:tc>
-        <w:tc>
-          <w:p>
-            <w:pPr>
-              <w:jc w:val="center"/>
-            </w:pPr>
-            <w:r>
-              <w:rPr>
-                <w:rFonts w:ascii="Times New Roman" w:cs="Times New Roman" w:eastAsia="Times New Roman" w:hAnsi="Times New Roman"/>
-                <w:b w:val="false"/>
-                <w:bCs w:val="false"/>
-                <w:noProof/>
-                <w:sz w:val="18"/>
-                <w:szCs w:val="18"/>
-                <w:lang w:val="vi-VN"/>
-              </w:rPr>
-              <w:t xml:space="preserve">54,2</w:t>
-            </w:r>
-          </w:p>
-        </w:tc>
-        <w:tc>
-          <w:p>
-            <w:pPr>
-              <w:jc w:val="center"/>
-            </w:pPr>
-            <w:r>
-              <w:rPr>
-                <w:rFonts w:ascii="Times New Roman" w:cs="Times New Roman" w:eastAsia="Times New Roman" w:hAnsi="Times New Roman"/>
-                <w:b w:val="false"/>
-                <w:bCs w:val="false"/>
-                <w:noProof/>
-                <w:sz w:val="18"/>
-                <w:szCs w:val="18"/>
-                <w:lang w:val="vi-VN"/>
-              </w:rPr>
-              <w:t xml:space="preserve">0,75</w:t>
-            </w:r>
-          </w:p>
-        </w:tc>
-        <w:tc>
-          <w:p>
-            <w:pPr>
-              <w:jc w:val="center"/>
-            </w:pPr>
-            <w:r>
-              <w:rPr>
-                <w:rFonts w:ascii="Times New Roman" w:cs="Times New Roman" w:eastAsia="Times New Roman" w:hAnsi="Times New Roman"/>
-                <w:b w:val="false"/>
-                <w:bCs w:val="false"/>
-                <w:noProof/>
-                <w:sz w:val="18"/>
-                <w:szCs w:val="18"/>
-                <w:lang w:val="vi-VN"/>
-              </w:rPr>
-              <w:t xml:space="preserve">0,81</w:t>
-            </w:r>
-          </w:p>
-        </w:tc>
-        <w:tc>
-          <w:p>
-            <w:pPr>
-              <w:jc w:val="center"/>
-            </w:pPr>
-            <w:r>
-              <w:rPr>
-                <w:rFonts w:ascii="Times New Roman" w:cs="Times New Roman" w:eastAsia="Times New Roman" w:hAnsi="Times New Roman"/>
-                <w:b w:val="false"/>
-                <w:bCs w:val="false"/>
-                <w:noProof/>
-                <w:sz w:val="18"/>
-                <w:szCs w:val="18"/>
-                <w:lang w:val="vi-VN"/>
-              </w:rPr>
-              <w:t xml:space="preserve">0,86</w:t>
-            </w:r>
-          </w:p>
-        </w:tc>
-        <w:tc>
-          <w:p>
-            <w:pPr>
-              <w:jc w:val="center"/>
-            </w:pPr>
-            <w:r>
-              <w:rPr>
-                <w:rFonts w:ascii="Times New Roman" w:cs="Times New Roman" w:eastAsia="Times New Roman" w:hAnsi="Times New Roman"/>
-                <w:b w:val="false"/>
-                <w:bCs w:val="false"/>
-                <w:noProof/>
-                <w:sz w:val="18"/>
-                <w:szCs w:val="18"/>
-                <w:lang w:val="vi-VN"/>
-              </w:rPr>
-              <w:t xml:space="preserve">0,71</w:t>
+              <w:t xml:space="preserve">2,48</w:t>
+            </w:r>
+          </w:p>
+        </w:tc>
+        <w:tc>
+          <w:p>
+            <w:pPr>
+              <w:jc w:val="center"/>
+            </w:pPr>
+            <w:r>
+              <w:rPr>
+                <w:rFonts w:ascii="Times New Roman" w:cs="Times New Roman" w:eastAsia="Times New Roman" w:hAnsi="Times New Roman"/>
+                <w:b w:val="false"/>
+                <w:bCs w:val="false"/>
+                <w:noProof/>
+                <w:sz w:val="18"/>
+                <w:szCs w:val="18"/>
+                <w:lang w:val="vi-VN"/>
+              </w:rPr>
+              <w:t xml:space="preserve">6,4</w:t>
+            </w:r>
+          </w:p>
+        </w:tc>
+        <w:tc>
+          <w:p>
+            <w:pPr>
+              <w:jc w:val="center"/>
+            </w:pPr>
+            <w:r>
+              <w:rPr>
+                <w:rFonts w:ascii="Times New Roman" w:cs="Times New Roman" w:eastAsia="Times New Roman" w:hAnsi="Times New Roman"/>
+                <w:b w:val="false"/>
+                <w:bCs w:val="false"/>
+                <w:noProof/>
+                <w:sz w:val="18"/>
+                <w:szCs w:val="18"/>
+                <w:lang w:val="vi-VN"/>
+              </w:rPr>
+              <w:t xml:space="preserve">31,1</w:t>
+            </w:r>
+          </w:p>
+        </w:tc>
+        <w:tc>
+          <w:p>
+            <w:pPr>
+              <w:jc w:val="center"/>
+            </w:pPr>
+            <w:r>
+              <w:rPr>
+                <w:rFonts w:ascii="Times New Roman" w:cs="Times New Roman" w:eastAsia="Times New Roman" w:hAnsi="Times New Roman"/>
+                <w:b w:val="false"/>
+                <w:bCs w:val="false"/>
+                <w:noProof/>
+                <w:sz w:val="18"/>
+                <w:szCs w:val="18"/>
+                <w:lang w:val="vi-VN"/>
+              </w:rPr>
+              <w:t xml:space="preserve">0,48</w:t>
+            </w:r>
+          </w:p>
+        </w:tc>
+        <w:tc>
+          <w:p>
+            <w:pPr>
+              <w:jc w:val="center"/>
+            </w:pPr>
+            <w:r>
+              <w:rPr>
+                <w:rFonts w:ascii="Times New Roman" w:cs="Times New Roman" w:eastAsia="Times New Roman" w:hAnsi="Times New Roman"/>
+                <w:b w:val="false"/>
+                <w:bCs w:val="false"/>
+                <w:noProof/>
+                <w:sz w:val="18"/>
+                <w:szCs w:val="18"/>
+                <w:lang w:val="vi-VN"/>
+              </w:rPr>
+              <w:t xml:space="preserve">0,48</w:t>
+            </w:r>
+          </w:p>
+        </w:tc>
+        <w:tc>
+          <w:p>
+            <w:pPr>
+              <w:jc w:val="center"/>
+            </w:pPr>
+            <w:r>
+              <w:rPr>
+                <w:rFonts w:ascii="Times New Roman" w:cs="Times New Roman" w:eastAsia="Times New Roman" w:hAnsi="Times New Roman"/>
+                <w:b w:val="false"/>
+                <w:bCs w:val="false"/>
+                <w:noProof/>
+                <w:sz w:val="18"/>
+                <w:szCs w:val="18"/>
+                <w:lang w:val="vi-VN"/>
+              </w:rPr>
+              <w:t xml:space="preserve">0,54</w:t>
+            </w:r>
+          </w:p>
+        </w:tc>
+        <w:tc>
+          <w:p>
+            <w:pPr>
+              <w:jc w:val="center"/>
+            </w:pPr>
+            <w:r>
+              <w:rPr>
+                <w:rFonts w:ascii="Times New Roman" w:cs="Times New Roman" w:eastAsia="Times New Roman" w:hAnsi="Times New Roman"/>
+                <w:b w:val="false"/>
+                <w:bCs w:val="false"/>
+                <w:noProof/>
+                <w:sz w:val="18"/>
+                <w:szCs w:val="18"/>
+                <w:lang w:val="vi-VN"/>
+              </w:rPr>
+              <w:t xml:space="preserve">0,09</w:t>
             </w:r>
           </w:p>
         </w:tc>
@@ -9127,7 +9205,7 @@
                 <w:szCs w:val="18"/>
                 <w:lang w:val="vi-VN"/>
               </w:rPr>
-              <w:t xml:space="preserve">2,75</w:t>
+              <w:t xml:space="preserve">2,50</w:t>
             </w:r>
           </w:p>
         </w:tc>
@@ -9165,121 +9243,121 @@
                 <w:szCs w:val="18"/>
                 <w:lang w:val="vi-VN"/>
               </w:rPr>
-              <w:t xml:space="preserve">3,01</w:t>
-            </w:r>
-          </w:p>
-        </w:tc>
-        <w:tc>
-          <w:p>
-            <w:pPr>
-              <w:jc w:val="center"/>
-            </w:pPr>
-            <w:r>
-              <w:rPr>
-                <w:rFonts w:ascii="Times New Roman" w:cs="Times New Roman" w:eastAsia="Times New Roman" w:hAnsi="Times New Roman"/>
-                <w:b w:val="false"/>
-                <w:bCs w:val="false"/>
-                <w:noProof/>
-                <w:sz w:val="18"/>
-                <w:szCs w:val="18"/>
-                <w:lang w:val="vi-VN"/>
-              </w:rPr>
-              <w:t xml:space="preserve">7,7</w:t>
-            </w:r>
-          </w:p>
-        </w:tc>
-        <w:tc>
-          <w:p>
-            <w:pPr>
-              <w:jc w:val="center"/>
-            </w:pPr>
-            <w:r>
-              <w:rPr>
-                <w:rFonts w:ascii="Times New Roman" w:cs="Times New Roman" w:eastAsia="Times New Roman" w:hAnsi="Times New Roman"/>
-                <w:b w:val="false"/>
-                <w:bCs w:val="false"/>
-                <w:noProof/>
-                <w:sz w:val="18"/>
-                <w:szCs w:val="18"/>
-                <w:lang w:val="vi-VN"/>
-              </w:rPr>
-              <w:t xml:space="preserve">54,2</w:t>
-            </w:r>
-          </w:p>
-        </w:tc>
-        <w:tc>
-          <w:p>
-            <w:pPr>
-              <w:jc w:val="center"/>
-            </w:pPr>
-            <w:r>
-              <w:rPr>
-                <w:rFonts w:ascii="Times New Roman" w:cs="Times New Roman" w:eastAsia="Times New Roman" w:hAnsi="Times New Roman"/>
-                <w:b w:val="false"/>
-                <w:bCs w:val="false"/>
-                <w:noProof/>
-                <w:sz w:val="18"/>
-                <w:szCs w:val="18"/>
-                <w:lang w:val="vi-VN"/>
-              </w:rPr>
-              <w:t xml:space="preserve">0,75</w:t>
-            </w:r>
-          </w:p>
-        </w:tc>
-        <w:tc>
-          <w:p>
-            <w:pPr>
-              <w:jc w:val="center"/>
-            </w:pPr>
-            <w:r>
-              <w:rPr>
-                <w:rFonts w:ascii="Times New Roman" w:cs="Times New Roman" w:eastAsia="Times New Roman" w:hAnsi="Times New Roman"/>
-                <w:b w:val="false"/>
-                <w:bCs w:val="false"/>
-                <w:noProof/>
-                <w:sz w:val="18"/>
-                <w:szCs w:val="18"/>
-                <w:lang w:val="vi-VN"/>
-              </w:rPr>
-              <w:t xml:space="preserve">0,81</w:t>
-            </w:r>
-          </w:p>
-        </w:tc>
-        <w:tc>
-          <w:p>
-            <w:pPr>
-              <w:jc w:val="center"/>
-            </w:pPr>
-            <w:r>
-              <w:rPr>
-                <w:rFonts w:ascii="Times New Roman" w:cs="Times New Roman" w:eastAsia="Times New Roman" w:hAnsi="Times New Roman"/>
-                <w:b w:val="false"/>
-                <w:bCs w:val="false"/>
-                <w:noProof/>
-                <w:sz w:val="18"/>
-                <w:szCs w:val="18"/>
-                <w:lang w:val="vi-VN"/>
-              </w:rPr>
-              <w:t xml:space="preserve">0,86</w:t>
-            </w:r>
-          </w:p>
-        </w:tc>
-        <w:tc>
-          <w:p>
-            <w:pPr>
-              <w:jc w:val="center"/>
-            </w:pPr>
-            <w:r>
-              <w:rPr>
-                <w:rFonts w:ascii="Times New Roman" w:cs="Times New Roman" w:eastAsia="Times New Roman" w:hAnsi="Times New Roman"/>
-                <w:b w:val="false"/>
-                <w:bCs w:val="false"/>
-                <w:noProof/>
-                <w:sz w:val="18"/>
-                <w:szCs w:val="18"/>
-                <w:lang w:val="vi-VN"/>
-              </w:rPr>
-              <w:t xml:space="preserve">0,71</w:t>
+              <w:t xml:space="preserve">2,48</w:t>
+            </w:r>
+          </w:p>
+        </w:tc>
+        <w:tc>
+          <w:p>
+            <w:pPr>
+              <w:jc w:val="center"/>
+            </w:pPr>
+            <w:r>
+              <w:rPr>
+                <w:rFonts w:ascii="Times New Roman" w:cs="Times New Roman" w:eastAsia="Times New Roman" w:hAnsi="Times New Roman"/>
+                <w:b w:val="false"/>
+                <w:bCs w:val="false"/>
+                <w:noProof/>
+                <w:sz w:val="18"/>
+                <w:szCs w:val="18"/>
+                <w:lang w:val="vi-VN"/>
+              </w:rPr>
+              <w:t xml:space="preserve">6,4</w:t>
+            </w:r>
+          </w:p>
+        </w:tc>
+        <w:tc>
+          <w:p>
+            <w:pPr>
+              <w:jc w:val="center"/>
+            </w:pPr>
+            <w:r>
+              <w:rPr>
+                <w:rFonts w:ascii="Times New Roman" w:cs="Times New Roman" w:eastAsia="Times New Roman" w:hAnsi="Times New Roman"/>
+                <w:b w:val="false"/>
+                <w:bCs w:val="false"/>
+                <w:noProof/>
+                <w:sz w:val="18"/>
+                <w:szCs w:val="18"/>
+                <w:lang w:val="vi-VN"/>
+              </w:rPr>
+              <w:t xml:space="preserve">31,3</w:t>
+            </w:r>
+          </w:p>
+        </w:tc>
+        <w:tc>
+          <w:p>
+            <w:pPr>
+              <w:jc w:val="center"/>
+            </w:pPr>
+            <w:r>
+              <w:rPr>
+                <w:rFonts w:ascii="Times New Roman" w:cs="Times New Roman" w:eastAsia="Times New Roman" w:hAnsi="Times New Roman"/>
+                <w:b w:val="false"/>
+                <w:bCs w:val="false"/>
+                <w:noProof/>
+                <w:sz w:val="18"/>
+                <w:szCs w:val="18"/>
+                <w:lang w:val="vi-VN"/>
+              </w:rPr>
+              <w:t xml:space="preserve">0,48</w:t>
+            </w:r>
+          </w:p>
+        </w:tc>
+        <w:tc>
+          <w:p>
+            <w:pPr>
+              <w:jc w:val="center"/>
+            </w:pPr>
+            <w:r>
+              <w:rPr>
+                <w:rFonts w:ascii="Times New Roman" w:cs="Times New Roman" w:eastAsia="Times New Roman" w:hAnsi="Times New Roman"/>
+                <w:b w:val="false"/>
+                <w:bCs w:val="false"/>
+                <w:noProof/>
+                <w:sz w:val="18"/>
+                <w:szCs w:val="18"/>
+                <w:lang w:val="vi-VN"/>
+              </w:rPr>
+              <w:t xml:space="preserve">0,48</w:t>
+            </w:r>
+          </w:p>
+        </w:tc>
+        <w:tc>
+          <w:p>
+            <w:pPr>
+              <w:jc w:val="center"/>
+            </w:pPr>
+            <w:r>
+              <w:rPr>
+                <w:rFonts w:ascii="Times New Roman" w:cs="Times New Roman" w:eastAsia="Times New Roman" w:hAnsi="Times New Roman"/>
+                <w:b w:val="false"/>
+                <w:bCs w:val="false"/>
+                <w:noProof/>
+                <w:sz w:val="18"/>
+                <w:szCs w:val="18"/>
+                <w:lang w:val="vi-VN"/>
+              </w:rPr>
+              <w:t xml:space="preserve">0,55</w:t>
+            </w:r>
+          </w:p>
+        </w:tc>
+        <w:tc>
+          <w:p>
+            <w:pPr>
+              <w:jc w:val="center"/>
+            </w:pPr>
+            <w:r>
+              <w:rPr>
+                <w:rFonts w:ascii="Times New Roman" w:cs="Times New Roman" w:eastAsia="Times New Roman" w:hAnsi="Times New Roman"/>
+                <w:b w:val="false"/>
+                <w:bCs w:val="false"/>
+                <w:noProof/>
+                <w:sz w:val="18"/>
+                <w:szCs w:val="18"/>
+                <w:lang w:val="vi-VN"/>
+              </w:rPr>
+              <w:t xml:space="preserve">0,10</w:t>
             </w:r>
           </w:p>
         </w:tc>
@@ -9360,7 +9438,7 @@
                 <w:szCs w:val="18"/>
                 <w:lang w:val="vi-VN"/>
               </w:rPr>
-              <w:t xml:space="preserve">2,75</w:t>
+              <w:t xml:space="preserve">2,50</w:t>
             </w:r>
           </w:p>
         </w:tc>
@@ -9398,64 +9476,45 @@
                 <w:szCs w:val="18"/>
                 <w:lang w:val="vi-VN"/>
               </w:rPr>
-              <w:t xml:space="preserve">3,01</w:t>
-            </w:r>
-          </w:p>
-        </w:tc>
-        <w:tc>
-          <w:p>
-            <w:pPr>
-              <w:jc w:val="center"/>
-            </w:pPr>
-            <w:r>
-              <w:rPr>
-                <w:rFonts w:ascii="Times New Roman" w:cs="Times New Roman" w:eastAsia="Times New Roman" w:hAnsi="Times New Roman"/>
-                <w:b w:val="false"/>
-                <w:bCs w:val="false"/>
-                <w:noProof/>
-                <w:sz w:val="18"/>
-                <w:szCs w:val="18"/>
-                <w:lang w:val="vi-VN"/>
-              </w:rPr>
-              <w:t xml:space="preserve">7,7</w:t>
-            </w:r>
-          </w:p>
-        </w:tc>
-        <w:tc>
-          <w:p>
-            <w:pPr>
-              <w:jc w:val="center"/>
-            </w:pPr>
-            <w:r>
-              <w:rPr>
-                <w:rFonts w:ascii="Times New Roman" w:cs="Times New Roman" w:eastAsia="Times New Roman" w:hAnsi="Times New Roman"/>
-                <w:b w:val="false"/>
-                <w:bCs w:val="false"/>
-                <w:noProof/>
-                <w:sz w:val="18"/>
-                <w:szCs w:val="18"/>
-                <w:lang w:val="vi-VN"/>
-              </w:rPr>
-              <w:t xml:space="preserve">55,3</w:t>
-            </w:r>
-          </w:p>
-        </w:tc>
-        <w:tc>
-          <w:p>
-            <w:pPr>
-              <w:jc w:val="center"/>
-            </w:pPr>
-            <w:r>
-              <w:rPr>
-                <w:rFonts w:ascii="Times New Roman" w:cs="Times New Roman" w:eastAsia="Times New Roman" w:hAnsi="Times New Roman"/>
-                <w:b w:val="false"/>
-                <w:bCs w:val="false"/>
-                <w:noProof/>
-                <w:sz w:val="18"/>
-                <w:szCs w:val="18"/>
-                <w:lang w:val="vi-VN"/>
-              </w:rPr>
-              <w:t xml:space="preserve">0,76</w:t>
+              <w:t xml:space="preserve">2,48</w:t>
+            </w:r>
+          </w:p>
+        </w:tc>
+        <w:tc>
+          <w:p>
+            <w:pPr>
+              <w:jc w:val="center"/>
+            </w:pPr>
+            <w:r>
+              <w:rPr>
+                <w:rFonts w:ascii="Times New Roman" w:cs="Times New Roman" w:eastAsia="Times New Roman" w:hAnsi="Times New Roman"/>
+                <w:b w:val="false"/>
+                <w:bCs w:val="false"/>
+                <w:noProof/>
+                <w:sz w:val="18"/>
+                <w:szCs w:val="18"/>
+                <w:lang w:val="vi-VN"/>
+              </w:rPr>
+              <w:t xml:space="preserve">6,4</w:t>
+            </w:r>
+          </w:p>
+        </w:tc>
+        <w:tc>
+          <w:p>
+            <w:pPr>
+              <w:jc w:val="center"/>
+            </w:pPr>
+            <w:r>
+              <w:rPr>
+                <w:rFonts w:ascii="Times New Roman" w:cs="Times New Roman" w:eastAsia="Times New Roman" w:hAnsi="Times New Roman"/>
+                <w:b w:val="false"/>
+                <w:bCs w:val="false"/>
+                <w:noProof/>
+                <w:sz w:val="18"/>
+                <w:szCs w:val="18"/>
+                <w:lang w:val="vi-VN"/>
+              </w:rPr>
+              <w:t xml:space="preserve">44,1</w:t>
             </w:r>
           </w:p>
         </w:tc>
@@ -9493,26 +9552,45 @@
                 <w:szCs w:val="18"/>
                 <w:lang w:val="vi-VN"/>
               </w:rPr>
-              <w:t xml:space="preserve">0,90</w:t>
-            </w:r>
-          </w:p>
-        </w:tc>
-        <w:tc>
-          <w:p>
-            <w:pPr>
-              <w:jc w:val="center"/>
-            </w:pPr>
-            <w:r>
-              <w:rPr>
-                <w:rFonts w:ascii="Times New Roman" w:cs="Times New Roman" w:eastAsia="Times New Roman" w:hAnsi="Times New Roman"/>
-                <w:b w:val="false"/>
-                <w:bCs w:val="false"/>
-                <w:noProof/>
-                <w:sz w:val="18"/>
-                <w:szCs w:val="18"/>
-                <w:lang w:val="vi-VN"/>
-              </w:rPr>
-              <w:t xml:space="preserve">0,81</w:t>
+              <w:t xml:space="preserve">0,48</w:t>
+            </w:r>
+          </w:p>
+        </w:tc>
+        <w:tc>
+          <w:p>
+            <w:pPr>
+              <w:jc w:val="center"/>
+            </w:pPr>
+            <w:r>
+              <w:rPr>
+                <w:rFonts w:ascii="Times New Roman" w:cs="Times New Roman" w:eastAsia="Times New Roman" w:hAnsi="Times New Roman"/>
+                <w:b w:val="false"/>
+                <w:bCs w:val="false"/>
+                <w:noProof/>
+                <w:sz w:val="18"/>
+                <w:szCs w:val="18"/>
+                <w:lang w:val="vi-VN"/>
+              </w:rPr>
+              <w:t xml:space="preserve">0,68</w:t>
+            </w:r>
+          </w:p>
+        </w:tc>
+        <w:tc>
+          <w:p>
+            <w:pPr>
+              <w:jc w:val="center"/>
+            </w:pPr>
+            <w:r>
+              <w:rPr>
+                <w:rFonts w:ascii="Times New Roman" w:cs="Times New Roman" w:eastAsia="Times New Roman" w:hAnsi="Times New Roman"/>
+                <w:b w:val="false"/>
+                <w:bCs w:val="false"/>
+                <w:noProof/>
+                <w:sz w:val="18"/>
+                <w:szCs w:val="18"/>
+                <w:lang w:val="vi-VN"/>
+              </w:rPr>
+              <w:t xml:space="preserve">0,39</w:t>
             </w:r>
           </w:p>
         </w:tc>
@@ -9593,7 +9671,7 @@
                 <w:szCs w:val="18"/>
                 <w:lang w:val="vi-VN"/>
               </w:rPr>
-              <w:t xml:space="preserve">2,75</w:t>
+              <w:t xml:space="preserve">2,50</w:t>
             </w:r>
           </w:p>
         </w:tc>
@@ -9631,64 +9709,45 @@
                 <w:szCs w:val="18"/>
                 <w:lang w:val="vi-VN"/>
               </w:rPr>
-              <w:t xml:space="preserve">3,01</w:t>
-            </w:r>
-          </w:p>
-        </w:tc>
-        <w:tc>
-          <w:p>
-            <w:pPr>
-              <w:jc w:val="center"/>
-            </w:pPr>
-            <w:r>
-              <w:rPr>
-                <w:rFonts w:ascii="Times New Roman" w:cs="Times New Roman" w:eastAsia="Times New Roman" w:hAnsi="Times New Roman"/>
-                <w:b w:val="false"/>
-                <w:bCs w:val="false"/>
-                <w:noProof/>
-                <w:sz w:val="18"/>
-                <w:szCs w:val="18"/>
-                <w:lang w:val="vi-VN"/>
-              </w:rPr>
-              <w:t xml:space="preserve">7,7</w:t>
-            </w:r>
-          </w:p>
-        </w:tc>
-        <w:tc>
-          <w:p>
-            <w:pPr>
-              <w:jc w:val="center"/>
-            </w:pPr>
-            <w:r>
-              <w:rPr>
-                <w:rFonts w:ascii="Times New Roman" w:cs="Times New Roman" w:eastAsia="Times New Roman" w:hAnsi="Times New Roman"/>
-                <w:b w:val="false"/>
-                <w:bCs w:val="false"/>
-                <w:noProof/>
-                <w:sz w:val="18"/>
-                <w:szCs w:val="18"/>
-                <w:lang w:val="vi-VN"/>
-              </w:rPr>
-              <w:t xml:space="preserve">55,2</w:t>
-            </w:r>
-          </w:p>
-        </w:tc>
-        <w:tc>
-          <w:p>
-            <w:pPr>
-              <w:jc w:val="center"/>
-            </w:pPr>
-            <w:r>
-              <w:rPr>
-                <w:rFonts w:ascii="Times New Roman" w:cs="Times New Roman" w:eastAsia="Times New Roman" w:hAnsi="Times New Roman"/>
-                <w:b w:val="false"/>
-                <w:bCs w:val="false"/>
-                <w:noProof/>
-                <w:sz w:val="18"/>
-                <w:szCs w:val="18"/>
-                <w:lang w:val="vi-VN"/>
-              </w:rPr>
-              <w:t xml:space="preserve">0,76</w:t>
+              <w:t xml:space="preserve">2,48</w:t>
+            </w:r>
+          </w:p>
+        </w:tc>
+        <w:tc>
+          <w:p>
+            <w:pPr>
+              <w:jc w:val="center"/>
+            </w:pPr>
+            <w:r>
+              <w:rPr>
+                <w:rFonts w:ascii="Times New Roman" w:cs="Times New Roman" w:eastAsia="Times New Roman" w:hAnsi="Times New Roman"/>
+                <w:b w:val="false"/>
+                <w:bCs w:val="false"/>
+                <w:noProof/>
+                <w:sz w:val="18"/>
+                <w:szCs w:val="18"/>
+                <w:lang w:val="vi-VN"/>
+              </w:rPr>
+              <w:t xml:space="preserve">6,4</w:t>
+            </w:r>
+          </w:p>
+        </w:tc>
+        <w:tc>
+          <w:p>
+            <w:pPr>
+              <w:jc w:val="center"/>
+            </w:pPr>
+            <w:r>
+              <w:rPr>
+                <w:rFonts w:ascii="Times New Roman" w:cs="Times New Roman" w:eastAsia="Times New Roman" w:hAnsi="Times New Roman"/>
+                <w:b w:val="false"/>
+                <w:bCs w:val="false"/>
+                <w:noProof/>
+                <w:sz w:val="18"/>
+                <w:szCs w:val="18"/>
+                <w:lang w:val="vi-VN"/>
+              </w:rPr>
+              <w:t xml:space="preserve">44,0</w:t>
             </w:r>
           </w:p>
         </w:tc>
@@ -9726,26 +9785,45 @@
                 <w:szCs w:val="18"/>
                 <w:lang w:val="vi-VN"/>
               </w:rPr>
-              <w:t xml:space="preserve">0,90</w:t>
-            </w:r>
-          </w:p>
-        </w:tc>
-        <w:tc>
-          <w:p>
-            <w:pPr>
-              <w:jc w:val="center"/>
-            </w:pPr>
-            <w:r>
-              <w:rPr>
-                <w:rFonts w:ascii="Times New Roman" w:cs="Times New Roman" w:eastAsia="Times New Roman" w:hAnsi="Times New Roman"/>
-                <w:b w:val="false"/>
-                <w:bCs w:val="false"/>
-                <w:noProof/>
-                <w:sz w:val="18"/>
-                <w:szCs w:val="18"/>
-                <w:lang w:val="vi-VN"/>
-              </w:rPr>
-              <w:t xml:space="preserve">0,81</w:t>
+              <w:t xml:space="preserve">0,48</w:t>
+            </w:r>
+          </w:p>
+        </w:tc>
+        <w:tc>
+          <w:p>
+            <w:pPr>
+              <w:jc w:val="center"/>
+            </w:pPr>
+            <w:r>
+              <w:rPr>
+                <w:rFonts w:ascii="Times New Roman" w:cs="Times New Roman" w:eastAsia="Times New Roman" w:hAnsi="Times New Roman"/>
+                <w:b w:val="false"/>
+                <w:bCs w:val="false"/>
+                <w:noProof/>
+                <w:sz w:val="18"/>
+                <w:szCs w:val="18"/>
+                <w:lang w:val="vi-VN"/>
+              </w:rPr>
+              <w:t xml:space="preserve">0,67</w:t>
+            </w:r>
+          </w:p>
+        </w:tc>
+        <w:tc>
+          <w:p>
+            <w:pPr>
+              <w:jc w:val="center"/>
+            </w:pPr>
+            <w:r>
+              <w:rPr>
+                <w:rFonts w:ascii="Times New Roman" w:cs="Times New Roman" w:eastAsia="Times New Roman" w:hAnsi="Times New Roman"/>
+                <w:b w:val="false"/>
+                <w:bCs w:val="false"/>
+                <w:noProof/>
+                <w:sz w:val="18"/>
+                <w:szCs w:val="18"/>
+                <w:lang w:val="vi-VN"/>
+              </w:rPr>
+              <w:t xml:space="preserve">0,39</w:t>
             </w:r>
           </w:p>
         </w:tc>
@@ -9826,7 +9904,7 @@
                 <w:szCs w:val="18"/>
                 <w:lang w:val="vi-VN"/>
               </w:rPr>
-              <w:t xml:space="preserve">2,75</w:t>
+              <w:t xml:space="preserve">2,50</w:t>
             </w:r>
           </w:p>
         </w:tc>
@@ -9864,121 +9942,121 @@
                 <w:szCs w:val="18"/>
                 <w:lang w:val="vi-VN"/>
               </w:rPr>
-              <w:t xml:space="preserve">3,01</w:t>
-            </w:r>
-          </w:p>
-        </w:tc>
-        <w:tc>
-          <w:p>
-            <w:pPr>
-              <w:jc w:val="center"/>
-            </w:pPr>
-            <w:r>
-              <w:rPr>
-                <w:rFonts w:ascii="Times New Roman" w:cs="Times New Roman" w:eastAsia="Times New Roman" w:hAnsi="Times New Roman"/>
-                <w:b w:val="false"/>
-                <w:bCs w:val="false"/>
-                <w:noProof/>
-                <w:sz w:val="18"/>
-                <w:szCs w:val="18"/>
-                <w:lang w:val="vi-VN"/>
-              </w:rPr>
-              <w:t xml:space="preserve">7,7</w:t>
-            </w:r>
-          </w:p>
-        </w:tc>
-        <w:tc>
-          <w:p>
-            <w:pPr>
-              <w:jc w:val="center"/>
-            </w:pPr>
-            <w:r>
-              <w:rPr>
-                <w:rFonts w:ascii="Times New Roman" w:cs="Times New Roman" w:eastAsia="Times New Roman" w:hAnsi="Times New Roman"/>
-                <w:b w:val="false"/>
-                <w:bCs w:val="false"/>
-                <w:noProof/>
-                <w:sz w:val="18"/>
-                <w:szCs w:val="18"/>
-                <w:lang w:val="vi-VN"/>
-              </w:rPr>
-              <w:t xml:space="preserve">55,3</w:t>
-            </w:r>
-          </w:p>
-        </w:tc>
-        <w:tc>
-          <w:p>
-            <w:pPr>
-              <w:jc w:val="center"/>
-            </w:pPr>
-            <w:r>
-              <w:rPr>
-                <w:rFonts w:ascii="Times New Roman" w:cs="Times New Roman" w:eastAsia="Times New Roman" w:hAnsi="Times New Roman"/>
-                <w:b w:val="false"/>
-                <w:bCs w:val="false"/>
-                <w:noProof/>
-                <w:sz w:val="18"/>
-                <w:szCs w:val="18"/>
-                <w:lang w:val="vi-VN"/>
-              </w:rPr>
-              <w:t xml:space="preserve">0,76</w:t>
-            </w:r>
-          </w:p>
-        </w:tc>
-        <w:tc>
-          <w:p>
-            <w:pPr>
-              <w:jc w:val="center"/>
-            </w:pPr>
-            <w:r>
-              <w:rPr>
-                <w:rFonts w:ascii="Times New Roman" w:cs="Times New Roman" w:eastAsia="Times New Roman" w:hAnsi="Times New Roman"/>
-                <w:b w:val="false"/>
-                <w:bCs w:val="false"/>
-                <w:noProof/>
-                <w:sz w:val="18"/>
-                <w:szCs w:val="18"/>
-                <w:lang w:val="vi-VN"/>
-              </w:rPr>
-              <w:t xml:space="preserve">0,67</w:t>
-            </w:r>
-          </w:p>
-        </w:tc>
-        <w:tc>
-          <w:p>
-            <w:pPr>
-              <w:jc w:val="center"/>
-            </w:pPr>
-            <w:r>
-              <w:rPr>
-                <w:rFonts w:ascii="Times New Roman" w:cs="Times New Roman" w:eastAsia="Times New Roman" w:hAnsi="Times New Roman"/>
-                <w:b w:val="false"/>
-                <w:bCs w:val="false"/>
-                <w:noProof/>
-                <w:sz w:val="18"/>
-                <w:szCs w:val="18"/>
-                <w:lang w:val="vi-VN"/>
-              </w:rPr>
-              <w:t xml:space="preserve">0,90</w:t>
-            </w:r>
-          </w:p>
-        </w:tc>
-        <w:tc>
-          <w:p>
-            <w:pPr>
-              <w:jc w:val="center"/>
-            </w:pPr>
-            <w:r>
-              <w:rPr>
-                <w:rFonts w:ascii="Times New Roman" w:cs="Times New Roman" w:eastAsia="Times New Roman" w:hAnsi="Times New Roman"/>
-                <w:b w:val="false"/>
-                <w:bCs w:val="false"/>
-                <w:noProof/>
-                <w:sz w:val="18"/>
-                <w:szCs w:val="18"/>
-                <w:lang w:val="vi-VN"/>
-              </w:rPr>
-              <w:t xml:space="preserve">0,82</w:t>
+              <w:t xml:space="preserve">2,48</w:t>
+            </w:r>
+          </w:p>
+        </w:tc>
+        <w:tc>
+          <w:p>
+            <w:pPr>
+              <w:jc w:val="center"/>
+            </w:pPr>
+            <w:r>
+              <w:rPr>
+                <w:rFonts w:ascii="Times New Roman" w:cs="Times New Roman" w:eastAsia="Times New Roman" w:hAnsi="Times New Roman"/>
+                <w:b w:val="false"/>
+                <w:bCs w:val="false"/>
+                <w:noProof/>
+                <w:sz w:val="18"/>
+                <w:szCs w:val="18"/>
+                <w:lang w:val="vi-VN"/>
+              </w:rPr>
+              <w:t xml:space="preserve">6,4</w:t>
+            </w:r>
+          </w:p>
+        </w:tc>
+        <w:tc>
+          <w:p>
+            <w:pPr>
+              <w:jc w:val="center"/>
+            </w:pPr>
+            <w:r>
+              <w:rPr>
+                <w:rFonts w:ascii="Times New Roman" w:cs="Times New Roman" w:eastAsia="Times New Roman" w:hAnsi="Times New Roman"/>
+                <w:b w:val="false"/>
+                <w:bCs w:val="false"/>
+                <w:noProof/>
+                <w:sz w:val="18"/>
+                <w:szCs w:val="18"/>
+                <w:lang w:val="vi-VN"/>
+              </w:rPr>
+              <w:t xml:space="preserve">44,3</w:t>
+            </w:r>
+          </w:p>
+        </w:tc>
+        <w:tc>
+          <w:p>
+            <w:pPr>
+              <w:jc w:val="center"/>
+            </w:pPr>
+            <w:r>
+              <w:rPr>
+                <w:rFonts w:ascii="Times New Roman" w:cs="Times New Roman" w:eastAsia="Times New Roman" w:hAnsi="Times New Roman"/>
+                <w:b w:val="false"/>
+                <w:bCs w:val="false"/>
+                <w:noProof/>
+                <w:sz w:val="18"/>
+                <w:szCs w:val="18"/>
+                <w:lang w:val="vi-VN"/>
+              </w:rPr>
+              <w:t xml:space="preserve">0,68</w:t>
+            </w:r>
+          </w:p>
+        </w:tc>
+        <w:tc>
+          <w:p>
+            <w:pPr>
+              <w:jc w:val="center"/>
+            </w:pPr>
+            <w:r>
+              <w:rPr>
+                <w:rFonts w:ascii="Times New Roman" w:cs="Times New Roman" w:eastAsia="Times New Roman" w:hAnsi="Times New Roman"/>
+                <w:b w:val="false"/>
+                <w:bCs w:val="false"/>
+                <w:noProof/>
+                <w:sz w:val="18"/>
+                <w:szCs w:val="18"/>
+                <w:lang w:val="vi-VN"/>
+              </w:rPr>
+              <w:t xml:space="preserve">0,48</w:t>
+            </w:r>
+          </w:p>
+        </w:tc>
+        <w:tc>
+          <w:p>
+            <w:pPr>
+              <w:jc w:val="center"/>
+            </w:pPr>
+            <w:r>
+              <w:rPr>
+                <w:rFonts w:ascii="Times New Roman" w:cs="Times New Roman" w:eastAsia="Times New Roman" w:hAnsi="Times New Roman"/>
+                <w:b w:val="false"/>
+                <w:bCs w:val="false"/>
+                <w:noProof/>
+                <w:sz w:val="18"/>
+                <w:szCs w:val="18"/>
+                <w:lang w:val="vi-VN"/>
+              </w:rPr>
+              <w:t xml:space="preserve">0,68</w:t>
+            </w:r>
+          </w:p>
+        </w:tc>
+        <w:tc>
+          <w:p>
+            <w:pPr>
+              <w:jc w:val="center"/>
+            </w:pPr>
+            <w:r>
+              <w:rPr>
+                <w:rFonts w:ascii="Times New Roman" w:cs="Times New Roman" w:eastAsia="Times New Roman" w:hAnsi="Times New Roman"/>
+                <w:b w:val="false"/>
+                <w:bCs w:val="false"/>
+                <w:noProof/>
+                <w:sz w:val="18"/>
+                <w:szCs w:val="18"/>
+                <w:lang w:val="vi-VN"/>
+              </w:rPr>
+              <w:t xml:space="preserve">0,40</w:t>
             </w:r>
           </w:p>
         </w:tc>
@@ -10059,7 +10137,7 @@
                 <w:szCs w:val="18"/>
                 <w:lang w:val="vi-VN"/>
               </w:rPr>
-              <w:t xml:space="preserve">2,75</w:t>
+              <w:t xml:space="preserve">2,50</w:t>
             </w:r>
           </w:p>
         </w:tc>
@@ -10097,64 +10175,45 @@
                 <w:szCs w:val="18"/>
                 <w:lang w:val="vi-VN"/>
               </w:rPr>
-              <w:t xml:space="preserve">3,01</w:t>
-            </w:r>
-          </w:p>
-        </w:tc>
-        <w:tc>
-          <w:p>
-            <w:pPr>
-              <w:jc w:val="center"/>
-            </w:pPr>
-            <w:r>
-              <w:rPr>
-                <w:rFonts w:ascii="Times New Roman" w:cs="Times New Roman" w:eastAsia="Times New Roman" w:hAnsi="Times New Roman"/>
-                <w:b w:val="false"/>
-                <w:bCs w:val="false"/>
-                <w:noProof/>
-                <w:sz w:val="18"/>
-                <w:szCs w:val="18"/>
-                <w:lang w:val="vi-VN"/>
-              </w:rPr>
-              <w:t xml:space="preserve">7,7</w:t>
-            </w:r>
-          </w:p>
-        </w:tc>
-        <w:tc>
-          <w:p>
-            <w:pPr>
-              <w:jc w:val="center"/>
-            </w:pPr>
-            <w:r>
-              <w:rPr>
-                <w:rFonts w:ascii="Times New Roman" w:cs="Times New Roman" w:eastAsia="Times New Roman" w:hAnsi="Times New Roman"/>
-                <w:b w:val="false"/>
-                <w:bCs w:val="false"/>
-                <w:noProof/>
-                <w:sz w:val="18"/>
-                <w:szCs w:val="18"/>
-                <w:lang w:val="vi-VN"/>
-              </w:rPr>
-              <w:t xml:space="preserve">55,3</w:t>
-            </w:r>
-          </w:p>
-        </w:tc>
-        <w:tc>
-          <w:p>
-            <w:pPr>
-              <w:jc w:val="center"/>
-            </w:pPr>
-            <w:r>
-              <w:rPr>
-                <w:rFonts w:ascii="Times New Roman" w:cs="Times New Roman" w:eastAsia="Times New Roman" w:hAnsi="Times New Roman"/>
-                <w:b w:val="false"/>
-                <w:bCs w:val="false"/>
-                <w:noProof/>
-                <w:sz w:val="18"/>
-                <w:szCs w:val="18"/>
-                <w:lang w:val="vi-VN"/>
-              </w:rPr>
-              <w:t xml:space="preserve">0,76</w:t>
+              <w:t xml:space="preserve">2,48</w:t>
+            </w:r>
+          </w:p>
+        </w:tc>
+        <w:tc>
+          <w:p>
+            <w:pPr>
+              <w:jc w:val="center"/>
+            </w:pPr>
+            <w:r>
+              <w:rPr>
+                <w:rFonts w:ascii="Times New Roman" w:cs="Times New Roman" w:eastAsia="Times New Roman" w:hAnsi="Times New Roman"/>
+                <w:b w:val="false"/>
+                <w:bCs w:val="false"/>
+                <w:noProof/>
+                <w:sz w:val="18"/>
+                <w:szCs w:val="18"/>
+                <w:lang w:val="vi-VN"/>
+              </w:rPr>
+              <w:t xml:space="preserve">6,4</w:t>
+            </w:r>
+          </w:p>
+        </w:tc>
+        <w:tc>
+          <w:p>
+            <w:pPr>
+              <w:jc w:val="center"/>
+            </w:pPr>
+            <w:r>
+              <w:rPr>
+                <w:rFonts w:ascii="Times New Roman" w:cs="Times New Roman" w:eastAsia="Times New Roman" w:hAnsi="Times New Roman"/>
+                <w:b w:val="false"/>
+                <w:bCs w:val="false"/>
+                <w:noProof/>
+                <w:sz w:val="18"/>
+                <w:szCs w:val="18"/>
+                <w:lang w:val="vi-VN"/>
+              </w:rPr>
+              <w:t xml:space="preserve">44,1</w:t>
             </w:r>
           </w:p>
         </w:tc>
@@ -10192,26 +10251,45 @@
                 <w:szCs w:val="18"/>
                 <w:lang w:val="vi-VN"/>
               </w:rPr>
-              <w:t xml:space="preserve">0,90</w:t>
-            </w:r>
-          </w:p>
-        </w:tc>
-        <w:tc>
-          <w:p>
-            <w:pPr>
-              <w:jc w:val="center"/>
-            </w:pPr>
-            <w:r>
-              <w:rPr>
-                <w:rFonts w:ascii="Times New Roman" w:cs="Times New Roman" w:eastAsia="Times New Roman" w:hAnsi="Times New Roman"/>
-                <w:b w:val="false"/>
-                <w:bCs w:val="false"/>
-                <w:noProof/>
-                <w:sz w:val="18"/>
-                <w:szCs w:val="18"/>
-                <w:lang w:val="vi-VN"/>
-              </w:rPr>
-              <w:t xml:space="preserve">0,81</w:t>
+              <w:t xml:space="preserve">0,48</w:t>
+            </w:r>
+          </w:p>
+        </w:tc>
+        <w:tc>
+          <w:p>
+            <w:pPr>
+              <w:jc w:val="center"/>
+            </w:pPr>
+            <w:r>
+              <w:rPr>
+                <w:rFonts w:ascii="Times New Roman" w:cs="Times New Roman" w:eastAsia="Times New Roman" w:hAnsi="Times New Roman"/>
+                <w:b w:val="false"/>
+                <w:bCs w:val="false"/>
+                <w:noProof/>
+                <w:sz w:val="18"/>
+                <w:szCs w:val="18"/>
+                <w:lang w:val="vi-VN"/>
+              </w:rPr>
+              <w:t xml:space="preserve">0,68</w:t>
+            </w:r>
+          </w:p>
+        </w:tc>
+        <w:tc>
+          <w:p>
+            <w:pPr>
+              <w:jc w:val="center"/>
+            </w:pPr>
+            <w:r>
+              <w:rPr>
+                <w:rFonts w:ascii="Times New Roman" w:cs="Times New Roman" w:eastAsia="Times New Roman" w:hAnsi="Times New Roman"/>
+                <w:b w:val="false"/>
+                <w:bCs w:val="false"/>
+                <w:noProof/>
+                <w:sz w:val="18"/>
+                <w:szCs w:val="18"/>
+                <w:lang w:val="vi-VN"/>
+              </w:rPr>
+              <w:t xml:space="preserve">0,39</w:t>
             </w:r>
           </w:p>
         </w:tc>
@@ -10292,7 +10370,7 @@
                 <w:szCs w:val="18"/>
                 <w:lang w:val="vi-VN"/>
               </w:rPr>
-              <w:t xml:space="preserve">2,75</w:t>
+              <w:t xml:space="preserve">2,50</w:t>
             </w:r>
           </w:p>
         </w:tc>
@@ -10330,121 +10408,121 @@
                 <w:szCs w:val="18"/>
                 <w:lang w:val="vi-VN"/>
               </w:rPr>
-              <w:t xml:space="preserve">3,01</w:t>
-            </w:r>
-          </w:p>
-        </w:tc>
-        <w:tc>
-          <w:p>
-            <w:pPr>
-              <w:jc w:val="center"/>
-            </w:pPr>
-            <w:r>
-              <w:rPr>
-                <w:rFonts w:ascii="Times New Roman" w:cs="Times New Roman" w:eastAsia="Times New Roman" w:hAnsi="Times New Roman"/>
-                <w:b w:val="false"/>
-                <w:bCs w:val="false"/>
-                <w:noProof/>
-                <w:sz w:val="18"/>
-                <w:szCs w:val="18"/>
-                <w:lang w:val="vi-VN"/>
-              </w:rPr>
-              <w:t xml:space="preserve">7,7</w:t>
-            </w:r>
-          </w:p>
-        </w:tc>
-        <w:tc>
-          <w:p>
-            <w:pPr>
-              <w:jc w:val="center"/>
-            </w:pPr>
-            <w:r>
-              <w:rPr>
-                <w:rFonts w:ascii="Times New Roman" w:cs="Times New Roman" w:eastAsia="Times New Roman" w:hAnsi="Times New Roman"/>
-                <w:b w:val="false"/>
-                <w:bCs w:val="false"/>
-                <w:noProof/>
-                <w:sz w:val="18"/>
-                <w:szCs w:val="18"/>
-                <w:lang w:val="vi-VN"/>
-              </w:rPr>
-              <w:t xml:space="preserve">55,4</w:t>
-            </w:r>
-          </w:p>
-        </w:tc>
-        <w:tc>
-          <w:p>
-            <w:pPr>
-              <w:jc w:val="center"/>
-            </w:pPr>
-            <w:r>
-              <w:rPr>
-                <w:rFonts w:ascii="Times New Roman" w:cs="Times New Roman" w:eastAsia="Times New Roman" w:hAnsi="Times New Roman"/>
-                <w:b w:val="false"/>
-                <w:bCs w:val="false"/>
-                <w:noProof/>
-                <w:sz w:val="18"/>
-                <w:szCs w:val="18"/>
-                <w:lang w:val="vi-VN"/>
-              </w:rPr>
-              <w:t xml:space="preserve">0,76</w:t>
-            </w:r>
-          </w:p>
-        </w:tc>
-        <w:tc>
-          <w:p>
-            <w:pPr>
-              <w:jc w:val="center"/>
-            </w:pPr>
-            <w:r>
-              <w:rPr>
-                <w:rFonts w:ascii="Times New Roman" w:cs="Times New Roman" w:eastAsia="Times New Roman" w:hAnsi="Times New Roman"/>
-                <w:b w:val="false"/>
-                <w:bCs w:val="false"/>
-                <w:noProof/>
-                <w:sz w:val="18"/>
-                <w:szCs w:val="18"/>
-                <w:lang w:val="vi-VN"/>
-              </w:rPr>
-              <w:t xml:space="preserve">0,67</w:t>
-            </w:r>
-          </w:p>
-        </w:tc>
-        <w:tc>
-          <w:p>
-            <w:pPr>
-              <w:jc w:val="center"/>
-            </w:pPr>
-            <w:r>
-              <w:rPr>
-                <w:rFonts w:ascii="Times New Roman" w:cs="Times New Roman" w:eastAsia="Times New Roman" w:hAnsi="Times New Roman"/>
-                <w:b w:val="false"/>
-                <w:bCs w:val="false"/>
-                <w:noProof/>
-                <w:sz w:val="18"/>
-                <w:szCs w:val="18"/>
-                <w:lang w:val="vi-VN"/>
-              </w:rPr>
-              <w:t xml:space="preserve">0,90</w:t>
-            </w:r>
-          </w:p>
-        </w:tc>
-        <w:tc>
-          <w:p>
-            <w:pPr>
-              <w:jc w:val="center"/>
-            </w:pPr>
-            <w:r>
-              <w:rPr>
-                <w:rFonts w:ascii="Times New Roman" w:cs="Times New Roman" w:eastAsia="Times New Roman" w:hAnsi="Times New Roman"/>
-                <w:b w:val="false"/>
-                <w:bCs w:val="false"/>
-                <w:noProof/>
-                <w:sz w:val="18"/>
-                <w:szCs w:val="18"/>
-                <w:lang w:val="vi-VN"/>
-              </w:rPr>
-              <w:t xml:space="preserve">0,82</w:t>
+              <w:t xml:space="preserve">2,48</w:t>
+            </w:r>
+          </w:p>
+        </w:tc>
+        <w:tc>
+          <w:p>
+            <w:pPr>
+              <w:jc w:val="center"/>
+            </w:pPr>
+            <w:r>
+              <w:rPr>
+                <w:rFonts w:ascii="Times New Roman" w:cs="Times New Roman" w:eastAsia="Times New Roman" w:hAnsi="Times New Roman"/>
+                <w:b w:val="false"/>
+                <w:bCs w:val="false"/>
+                <w:noProof/>
+                <w:sz w:val="18"/>
+                <w:szCs w:val="18"/>
+                <w:lang w:val="vi-VN"/>
+              </w:rPr>
+              <w:t xml:space="preserve">6,4</w:t>
+            </w:r>
+          </w:p>
+        </w:tc>
+        <w:tc>
+          <w:p>
+            <w:pPr>
+              <w:jc w:val="center"/>
+            </w:pPr>
+            <w:r>
+              <w:rPr>
+                <w:rFonts w:ascii="Times New Roman" w:cs="Times New Roman" w:eastAsia="Times New Roman" w:hAnsi="Times New Roman"/>
+                <w:b w:val="false"/>
+                <w:bCs w:val="false"/>
+                <w:noProof/>
+                <w:sz w:val="18"/>
+                <w:szCs w:val="18"/>
+                <w:lang w:val="vi-VN"/>
+              </w:rPr>
+              <w:t xml:space="preserve">44,4</w:t>
+            </w:r>
+          </w:p>
+        </w:tc>
+        <w:tc>
+          <w:p>
+            <w:pPr>
+              <w:jc w:val="center"/>
+            </w:pPr>
+            <w:r>
+              <w:rPr>
+                <w:rFonts w:ascii="Times New Roman" w:cs="Times New Roman" w:eastAsia="Times New Roman" w:hAnsi="Times New Roman"/>
+                <w:b w:val="false"/>
+                <w:bCs w:val="false"/>
+                <w:noProof/>
+                <w:sz w:val="18"/>
+                <w:szCs w:val="18"/>
+                <w:lang w:val="vi-VN"/>
+              </w:rPr>
+              <w:t xml:space="preserve">0,68</w:t>
+            </w:r>
+          </w:p>
+        </w:tc>
+        <w:tc>
+          <w:p>
+            <w:pPr>
+              <w:jc w:val="center"/>
+            </w:pPr>
+            <w:r>
+              <w:rPr>
+                <w:rFonts w:ascii="Times New Roman" w:cs="Times New Roman" w:eastAsia="Times New Roman" w:hAnsi="Times New Roman"/>
+                <w:b w:val="false"/>
+                <w:bCs w:val="false"/>
+                <w:noProof/>
+                <w:sz w:val="18"/>
+                <w:szCs w:val="18"/>
+                <w:lang w:val="vi-VN"/>
+              </w:rPr>
+              <w:t xml:space="preserve">0,48</w:t>
+            </w:r>
+          </w:p>
+        </w:tc>
+        <w:tc>
+          <w:p>
+            <w:pPr>
+              <w:jc w:val="center"/>
+            </w:pPr>
+            <w:r>
+              <w:rPr>
+                <w:rFonts w:ascii="Times New Roman" w:cs="Times New Roman" w:eastAsia="Times New Roman" w:hAnsi="Times New Roman"/>
+                <w:b w:val="false"/>
+                <w:bCs w:val="false"/>
+                <w:noProof/>
+                <w:sz w:val="18"/>
+                <w:szCs w:val="18"/>
+                <w:lang w:val="vi-VN"/>
+              </w:rPr>
+              <w:t xml:space="preserve">0,68</w:t>
+            </w:r>
+          </w:p>
+        </w:tc>
+        <w:tc>
+          <w:p>
+            <w:pPr>
+              <w:jc w:val="center"/>
+            </w:pPr>
+            <w:r>
+              <w:rPr>
+                <w:rFonts w:ascii="Times New Roman" w:cs="Times New Roman" w:eastAsia="Times New Roman" w:hAnsi="Times New Roman"/>
+                <w:b w:val="false"/>
+                <w:bCs w:val="false"/>
+                <w:noProof/>
+                <w:sz w:val="18"/>
+                <w:szCs w:val="18"/>
+                <w:lang w:val="vi-VN"/>
+              </w:rPr>
+              <w:t xml:space="preserve">0,41</w:t>
             </w:r>
           </w:p>
         </w:tc>
@@ -10525,7 +10603,7 @@
                 <w:szCs w:val="18"/>
                 <w:lang w:val="vi-VN"/>
               </w:rPr>
-              <w:t xml:space="preserve">2,75</w:t>
+              <w:t xml:space="preserve">2,50</w:t>
             </w:r>
           </w:p>
         </w:tc>
@@ -10563,121 +10641,121 @@
                 <w:szCs w:val="18"/>
                 <w:lang w:val="vi-VN"/>
               </w:rPr>
-              <w:t xml:space="preserve">3,01</w:t>
-            </w:r>
-          </w:p>
-        </w:tc>
-        <w:tc>
-          <w:p>
-            <w:pPr>
-              <w:jc w:val="center"/>
-            </w:pPr>
-            <w:r>
-              <w:rPr>
-                <w:rFonts w:ascii="Times New Roman" w:cs="Times New Roman" w:eastAsia="Times New Roman" w:hAnsi="Times New Roman"/>
-                <w:b w:val="false"/>
-                <w:bCs w:val="false"/>
-                <w:noProof/>
-                <w:sz w:val="18"/>
-                <w:szCs w:val="18"/>
-                <w:lang w:val="vi-VN"/>
-              </w:rPr>
-              <w:t xml:space="preserve">7,7</w:t>
-            </w:r>
-          </w:p>
-        </w:tc>
-        <w:tc>
-          <w:p>
-            <w:pPr>
-              <w:jc w:val="center"/>
-            </w:pPr>
-            <w:r>
-              <w:rPr>
-                <w:rFonts w:ascii="Times New Roman" w:cs="Times New Roman" w:eastAsia="Times New Roman" w:hAnsi="Times New Roman"/>
-                <w:b w:val="false"/>
-                <w:bCs w:val="false"/>
-                <w:noProof/>
-                <w:sz w:val="18"/>
-                <w:szCs w:val="18"/>
-                <w:lang w:val="vi-VN"/>
-              </w:rPr>
-              <w:t xml:space="preserve">42,6</w:t>
-            </w:r>
-          </w:p>
-        </w:tc>
-        <w:tc>
-          <w:p>
-            <w:pPr>
-              <w:jc w:val="center"/>
-            </w:pPr>
-            <w:r>
-              <w:rPr>
-                <w:rFonts w:ascii="Times New Roman" w:cs="Times New Roman" w:eastAsia="Times New Roman" w:hAnsi="Times New Roman"/>
-                <w:b w:val="false"/>
-                <w:bCs w:val="false"/>
-                <w:noProof/>
-                <w:sz w:val="18"/>
-                <w:szCs w:val="18"/>
-                <w:lang w:val="vi-VN"/>
-              </w:rPr>
-              <w:t xml:space="preserve">0,59</w:t>
-            </w:r>
-          </w:p>
-        </w:tc>
-        <w:tc>
-          <w:p>
-            <w:pPr>
-              <w:jc w:val="center"/>
-            </w:pPr>
-            <w:r>
-              <w:rPr>
-                <w:rFonts w:ascii="Times New Roman" w:cs="Times New Roman" w:eastAsia="Times New Roman" w:hAnsi="Times New Roman"/>
-                <w:b w:val="false"/>
-                <w:bCs w:val="false"/>
-                <w:noProof/>
-                <w:sz w:val="18"/>
-                <w:szCs w:val="18"/>
-                <w:lang w:val="vi-VN"/>
-              </w:rPr>
-              <w:t xml:space="preserve">0,81</w:t>
-            </w:r>
-          </w:p>
-        </w:tc>
-        <w:tc>
-          <w:p>
-            <w:pPr>
-              <w:jc w:val="center"/>
-            </w:pPr>
-            <w:r>
-              <w:rPr>
-                <w:rFonts w:ascii="Times New Roman" w:cs="Times New Roman" w:eastAsia="Times New Roman" w:hAnsi="Times New Roman"/>
-                <w:b w:val="false"/>
-                <w:bCs w:val="false"/>
-                <w:noProof/>
-                <w:sz w:val="18"/>
-                <w:szCs w:val="18"/>
-                <w:lang w:val="vi-VN"/>
-              </w:rPr>
-              <w:t xml:space="preserve">0,85</w:t>
-            </w:r>
-          </w:p>
-        </w:tc>
-        <w:tc>
-          <w:p>
-            <w:pPr>
-              <w:jc w:val="center"/>
-            </w:pPr>
-            <w:r>
-              <w:rPr>
-                <w:rFonts w:ascii="Times New Roman" w:cs="Times New Roman" w:eastAsia="Times New Roman" w:hAnsi="Times New Roman"/>
-                <w:b w:val="false"/>
-                <w:bCs w:val="false"/>
-                <w:noProof/>
-                <w:sz w:val="18"/>
-                <w:szCs w:val="18"/>
-                <w:lang w:val="vi-VN"/>
-              </w:rPr>
-              <w:t xml:space="preserve">0,70</w:t>
+              <w:t xml:space="preserve">2,48</w:t>
+            </w:r>
+          </w:p>
+        </w:tc>
+        <w:tc>
+          <w:p>
+            <w:pPr>
+              <w:jc w:val="center"/>
+            </w:pPr>
+            <w:r>
+              <w:rPr>
+                <w:rFonts w:ascii="Times New Roman" w:cs="Times New Roman" w:eastAsia="Times New Roman" w:hAnsi="Times New Roman"/>
+                <w:b w:val="false"/>
+                <w:bCs w:val="false"/>
+                <w:noProof/>
+                <w:sz w:val="18"/>
+                <w:szCs w:val="18"/>
+                <w:lang w:val="vi-VN"/>
+              </w:rPr>
+              <w:t xml:space="preserve">6,4</w:t>
+            </w:r>
+          </w:p>
+        </w:tc>
+        <w:tc>
+          <w:p>
+            <w:pPr>
+              <w:jc w:val="center"/>
+            </w:pPr>
+            <w:r>
+              <w:rPr>
+                <w:rFonts w:ascii="Times New Roman" w:cs="Times New Roman" w:eastAsia="Times New Roman" w:hAnsi="Times New Roman"/>
+                <w:b w:val="false"/>
+                <w:bCs w:val="false"/>
+                <w:noProof/>
+                <w:sz w:val="18"/>
+                <w:szCs w:val="18"/>
+                <w:lang w:val="vi-VN"/>
+              </w:rPr>
+              <w:t xml:space="preserve">29,1</w:t>
+            </w:r>
+          </w:p>
+        </w:tc>
+        <w:tc>
+          <w:p>
+            <w:pPr>
+              <w:jc w:val="center"/>
+            </w:pPr>
+            <w:r>
+              <w:rPr>
+                <w:rFonts w:ascii="Times New Roman" w:cs="Times New Roman" w:eastAsia="Times New Roman" w:hAnsi="Times New Roman"/>
+                <w:b w:val="false"/>
+                <w:bCs w:val="false"/>
+                <w:noProof/>
+                <w:sz w:val="18"/>
+                <w:szCs w:val="18"/>
+                <w:lang w:val="vi-VN"/>
+              </w:rPr>
+              <w:t xml:space="preserve">0,44</w:t>
+            </w:r>
+          </w:p>
+        </w:tc>
+        <w:tc>
+          <w:p>
+            <w:pPr>
+              <w:jc w:val="center"/>
+            </w:pPr>
+            <w:r>
+              <w:rPr>
+                <w:rFonts w:ascii="Times New Roman" w:cs="Times New Roman" w:eastAsia="Times New Roman" w:hAnsi="Times New Roman"/>
+                <w:b w:val="false"/>
+                <w:bCs w:val="false"/>
+                <w:noProof/>
+                <w:sz w:val="18"/>
+                <w:szCs w:val="18"/>
+                <w:lang w:val="vi-VN"/>
+              </w:rPr>
+              <w:t xml:space="preserve">0,61</w:t>
+            </w:r>
+          </w:p>
+        </w:tc>
+        <w:tc>
+          <w:p>
+            <w:pPr>
+              <w:jc w:val="center"/>
+            </w:pPr>
+            <w:r>
+              <w:rPr>
+                <w:rFonts w:ascii="Times New Roman" w:cs="Times New Roman" w:eastAsia="Times New Roman" w:hAnsi="Times New Roman"/>
+                <w:b w:val="false"/>
+                <w:bCs w:val="false"/>
+                <w:noProof/>
+                <w:sz w:val="18"/>
+                <w:szCs w:val="18"/>
+                <w:lang w:val="vi-VN"/>
+              </w:rPr>
+              <w:t xml:space="preserve">0,67</w:t>
+            </w:r>
+          </w:p>
+        </w:tc>
+        <w:tc>
+          <w:p>
+            <w:pPr>
+              <w:jc w:val="center"/>
+            </w:pPr>
+            <w:r>
+              <w:rPr>
+                <w:rFonts w:ascii="Times New Roman" w:cs="Times New Roman" w:eastAsia="Times New Roman" w:hAnsi="Times New Roman"/>
+                <w:b w:val="false"/>
+                <w:bCs w:val="false"/>
+                <w:noProof/>
+                <w:sz w:val="18"/>
+                <w:szCs w:val="18"/>
+                <w:lang w:val="vi-VN"/>
+              </w:rPr>
+              <w:t xml:space="preserve">0,38</w:t>
             </w:r>
           </w:p>
         </w:tc>
@@ -10758,7 +10836,7 @@
                 <w:szCs w:val="18"/>
                 <w:lang w:val="vi-VN"/>
               </w:rPr>
-              <w:t xml:space="preserve">2,75</w:t>
+              <w:t xml:space="preserve">2,50</w:t>
             </w:r>
           </w:p>
         </w:tc>
@@ -10796,121 +10874,121 @@
                 <w:szCs w:val="18"/>
                 <w:lang w:val="vi-VN"/>
               </w:rPr>
-              <w:t xml:space="preserve">3,01</w:t>
-            </w:r>
-          </w:p>
-        </w:tc>
-        <w:tc>
-          <w:p>
-            <w:pPr>
-              <w:jc w:val="center"/>
-            </w:pPr>
-            <w:r>
-              <w:rPr>
-                <w:rFonts w:ascii="Times New Roman" w:cs="Times New Roman" w:eastAsia="Times New Roman" w:hAnsi="Times New Roman"/>
-                <w:b w:val="false"/>
-                <w:bCs w:val="false"/>
-                <w:noProof/>
-                <w:sz w:val="18"/>
-                <w:szCs w:val="18"/>
-                <w:lang w:val="vi-VN"/>
-              </w:rPr>
-              <w:t xml:space="preserve">7,7</w:t>
-            </w:r>
-          </w:p>
-        </w:tc>
-        <w:tc>
-          <w:p>
-            <w:pPr>
-              <w:jc w:val="center"/>
-            </w:pPr>
-            <w:r>
-              <w:rPr>
-                <w:rFonts w:ascii="Times New Roman" w:cs="Times New Roman" w:eastAsia="Times New Roman" w:hAnsi="Times New Roman"/>
-                <w:b w:val="false"/>
-                <w:bCs w:val="false"/>
-                <w:noProof/>
-                <w:sz w:val="18"/>
-                <w:szCs w:val="18"/>
-                <w:lang w:val="vi-VN"/>
-              </w:rPr>
-              <w:t xml:space="preserve">46,4</w:t>
-            </w:r>
-          </w:p>
-        </w:tc>
-        <w:tc>
-          <w:p>
-            <w:pPr>
-              <w:jc w:val="center"/>
-            </w:pPr>
-            <w:r>
-              <w:rPr>
-                <w:rFonts w:ascii="Times New Roman" w:cs="Times New Roman" w:eastAsia="Times New Roman" w:hAnsi="Times New Roman"/>
-                <w:b w:val="false"/>
-                <w:bCs w:val="false"/>
-                <w:noProof/>
-                <w:sz w:val="18"/>
-                <w:szCs w:val="18"/>
-                <w:lang w:val="vi-VN"/>
-              </w:rPr>
-              <w:t xml:space="preserve">0,64</w:t>
-            </w:r>
-          </w:p>
-        </w:tc>
-        <w:tc>
-          <w:p>
-            <w:pPr>
-              <w:jc w:val="center"/>
-            </w:pPr>
-            <w:r>
-              <w:rPr>
-                <w:rFonts w:ascii="Times New Roman" w:cs="Times New Roman" w:eastAsia="Times New Roman" w:hAnsi="Times New Roman"/>
-                <w:b w:val="false"/>
-                <w:bCs w:val="false"/>
-                <w:noProof/>
-                <w:sz w:val="18"/>
-                <w:szCs w:val="18"/>
-                <w:lang w:val="vi-VN"/>
-              </w:rPr>
-              <w:t xml:space="preserve">0,85</w:t>
-            </w:r>
-          </w:p>
-        </w:tc>
-        <w:tc>
-          <w:p>
-            <w:pPr>
-              <w:jc w:val="center"/>
-            </w:pPr>
-            <w:r>
-              <w:rPr>
-                <w:rFonts w:ascii="Times New Roman" w:cs="Times New Roman" w:eastAsia="Times New Roman" w:hAnsi="Times New Roman"/>
-                <w:b w:val="false"/>
-                <w:bCs w:val="false"/>
-                <w:noProof/>
-                <w:sz w:val="18"/>
-                <w:szCs w:val="18"/>
-                <w:lang w:val="vi-VN"/>
-              </w:rPr>
-              <w:t xml:space="preserve">0,89</w:t>
-            </w:r>
-          </w:p>
-        </w:tc>
-        <w:tc>
-          <w:p>
-            <w:pPr>
-              <w:jc w:val="center"/>
-            </w:pPr>
-            <w:r>
-              <w:rPr>
-                <w:rFonts w:ascii="Times New Roman" w:cs="Times New Roman" w:eastAsia="Times New Roman" w:hAnsi="Times New Roman"/>
-                <w:b w:val="false"/>
-                <w:bCs w:val="false"/>
-                <w:noProof/>
-                <w:sz w:val="18"/>
-                <w:szCs w:val="18"/>
-                <w:lang w:val="vi-VN"/>
-              </w:rPr>
-              <w:t xml:space="preserve">0,78</w:t>
+              <w:t xml:space="preserve">2,48</w:t>
+            </w:r>
+          </w:p>
+        </w:tc>
+        <w:tc>
+          <w:p>
+            <w:pPr>
+              <w:jc w:val="center"/>
+            </w:pPr>
+            <w:r>
+              <w:rPr>
+                <w:rFonts w:ascii="Times New Roman" w:cs="Times New Roman" w:eastAsia="Times New Roman" w:hAnsi="Times New Roman"/>
+                <w:b w:val="false"/>
+                <w:bCs w:val="false"/>
+                <w:noProof/>
+                <w:sz w:val="18"/>
+                <w:szCs w:val="18"/>
+                <w:lang w:val="vi-VN"/>
+              </w:rPr>
+              <w:t xml:space="preserve">6,4</w:t>
+            </w:r>
+          </w:p>
+        </w:tc>
+        <w:tc>
+          <w:p>
+            <w:pPr>
+              <w:jc w:val="center"/>
+            </w:pPr>
+            <w:r>
+              <w:rPr>
+                <w:rFonts w:ascii="Times New Roman" w:cs="Times New Roman" w:eastAsia="Times New Roman" w:hAnsi="Times New Roman"/>
+                <w:b w:val="false"/>
+                <w:bCs w:val="false"/>
+                <w:noProof/>
+                <w:sz w:val="18"/>
+                <w:szCs w:val="18"/>
+                <w:lang w:val="vi-VN"/>
+              </w:rPr>
+              <w:t xml:space="preserve">33,8</w:t>
+            </w:r>
+          </w:p>
+        </w:tc>
+        <w:tc>
+          <w:p>
+            <w:pPr>
+              <w:jc w:val="center"/>
+            </w:pPr>
+            <w:r>
+              <w:rPr>
+                <w:rFonts w:ascii="Times New Roman" w:cs="Times New Roman" w:eastAsia="Times New Roman" w:hAnsi="Times New Roman"/>
+                <w:b w:val="false"/>
+                <w:bCs w:val="false"/>
+                <w:noProof/>
+                <w:sz w:val="18"/>
+                <w:szCs w:val="18"/>
+                <w:lang w:val="vi-VN"/>
+              </w:rPr>
+              <w:t xml:space="preserve">0,52</w:t>
+            </w:r>
+          </w:p>
+        </w:tc>
+        <w:tc>
+          <w:p>
+            <w:pPr>
+              <w:jc w:val="center"/>
+            </w:pPr>
+            <w:r>
+              <w:rPr>
+                <w:rFonts w:ascii="Times New Roman" w:cs="Times New Roman" w:eastAsia="Times New Roman" w:hAnsi="Times New Roman"/>
+                <w:b w:val="false"/>
+                <w:bCs w:val="false"/>
+                <w:noProof/>
+                <w:sz w:val="18"/>
+                <w:szCs w:val="18"/>
+                <w:lang w:val="vi-VN"/>
+              </w:rPr>
+              <w:t xml:space="preserve">0,65</w:t>
+            </w:r>
+          </w:p>
+        </w:tc>
+        <w:tc>
+          <w:p>
+            <w:pPr>
+              <w:jc w:val="center"/>
+            </w:pPr>
+            <w:r>
+              <w:rPr>
+                <w:rFonts w:ascii="Times New Roman" w:cs="Times New Roman" w:eastAsia="Times New Roman" w:hAnsi="Times New Roman"/>
+                <w:b w:val="false"/>
+                <w:bCs w:val="false"/>
+                <w:noProof/>
+                <w:sz w:val="18"/>
+                <w:szCs w:val="18"/>
+                <w:lang w:val="vi-VN"/>
+              </w:rPr>
+              <w:t xml:space="preserve">0,74</w:t>
+            </w:r>
+          </w:p>
+        </w:tc>
+        <w:tc>
+          <w:p>
+            <w:pPr>
+              <w:jc w:val="center"/>
+            </w:pPr>
+            <w:r>
+              <w:rPr>
+                <w:rFonts w:ascii="Times New Roman" w:cs="Times New Roman" w:eastAsia="Times New Roman" w:hAnsi="Times New Roman"/>
+                <w:b w:val="false"/>
+                <w:bCs w:val="false"/>
+                <w:noProof/>
+                <w:sz w:val="18"/>
+                <w:szCs w:val="18"/>
+                <w:lang w:val="vi-VN"/>
+              </w:rPr>
+              <w:t xml:space="preserve">0,54</w:t>
             </w:r>
           </w:p>
         </w:tc>
@@ -10991,7 +11069,7 @@
                 <w:szCs w:val="18"/>
                 <w:lang w:val="vi-VN"/>
               </w:rPr>
-              <w:t xml:space="preserve">2,75</w:t>
+              <w:t xml:space="preserve">2,50</w:t>
             </w:r>
           </w:p>
         </w:tc>
@@ -11029,121 +11107,121 @@
                 <w:szCs w:val="18"/>
                 <w:lang w:val="vi-VN"/>
               </w:rPr>
-              <w:t xml:space="preserve">3,01</w:t>
-            </w:r>
-          </w:p>
-        </w:tc>
-        <w:tc>
-          <w:p>
-            <w:pPr>
-              <w:jc w:val="center"/>
-            </w:pPr>
-            <w:r>
-              <w:rPr>
-                <w:rFonts w:ascii="Times New Roman" w:cs="Times New Roman" w:eastAsia="Times New Roman" w:hAnsi="Times New Roman"/>
-                <w:b w:val="false"/>
-                <w:bCs w:val="false"/>
-                <w:noProof/>
-                <w:sz w:val="18"/>
-                <w:szCs w:val="18"/>
-                <w:lang w:val="vi-VN"/>
-              </w:rPr>
-              <w:t xml:space="preserve">7,7</w:t>
-            </w:r>
-          </w:p>
-        </w:tc>
-        <w:tc>
-          <w:p>
-            <w:pPr>
-              <w:jc w:val="center"/>
-            </w:pPr>
-            <w:r>
-              <w:rPr>
-                <w:rFonts w:ascii="Times New Roman" w:cs="Times New Roman" w:eastAsia="Times New Roman" w:hAnsi="Times New Roman"/>
-                <w:b w:val="false"/>
-                <w:bCs w:val="false"/>
-                <w:noProof/>
-                <w:sz w:val="18"/>
-                <w:szCs w:val="18"/>
-                <w:lang w:val="vi-VN"/>
-              </w:rPr>
-              <w:t xml:space="preserve">42,3</w:t>
-            </w:r>
-          </w:p>
-        </w:tc>
-        <w:tc>
-          <w:p>
-            <w:pPr>
-              <w:jc w:val="center"/>
-            </w:pPr>
-            <w:r>
-              <w:rPr>
-                <w:rFonts w:ascii="Times New Roman" w:cs="Times New Roman" w:eastAsia="Times New Roman" w:hAnsi="Times New Roman"/>
-                <w:b w:val="false"/>
-                <w:bCs w:val="false"/>
-                <w:noProof/>
-                <w:sz w:val="18"/>
-                <w:szCs w:val="18"/>
-                <w:lang w:val="vi-VN"/>
-              </w:rPr>
-              <w:t xml:space="preserve">0,58</w:t>
-            </w:r>
-          </w:p>
-        </w:tc>
-        <w:tc>
-          <w:p>
-            <w:pPr>
-              <w:jc w:val="center"/>
-            </w:pPr>
-            <w:r>
-              <w:rPr>
-                <w:rFonts w:ascii="Times New Roman" w:cs="Times New Roman" w:eastAsia="Times New Roman" w:hAnsi="Times New Roman"/>
-                <w:b w:val="false"/>
-                <w:bCs w:val="false"/>
-                <w:noProof/>
-                <w:sz w:val="18"/>
-                <w:szCs w:val="18"/>
-                <w:lang w:val="vi-VN"/>
-              </w:rPr>
-              <w:t xml:space="preserve">0,81</w:t>
-            </w:r>
-          </w:p>
-        </w:tc>
-        <w:tc>
-          <w:p>
-            <w:pPr>
-              <w:jc w:val="center"/>
-            </w:pPr>
-            <w:r>
-              <w:rPr>
-                <w:rFonts w:ascii="Times New Roman" w:cs="Times New Roman" w:eastAsia="Times New Roman" w:hAnsi="Times New Roman"/>
-                <w:b w:val="false"/>
-                <w:bCs w:val="false"/>
-                <w:noProof/>
-                <w:sz w:val="18"/>
-                <w:szCs w:val="18"/>
-                <w:lang w:val="vi-VN"/>
-              </w:rPr>
-              <w:t xml:space="preserve">0,85</w:t>
-            </w:r>
-          </w:p>
-        </w:tc>
-        <w:tc>
-          <w:p>
-            <w:pPr>
-              <w:jc w:val="center"/>
-            </w:pPr>
-            <w:r>
-              <w:rPr>
-                <w:rFonts w:ascii="Times New Roman" w:cs="Times New Roman" w:eastAsia="Times New Roman" w:hAnsi="Times New Roman"/>
-                <w:b w:val="false"/>
-                <w:bCs w:val="false"/>
-                <w:noProof/>
-                <w:sz w:val="18"/>
-                <w:szCs w:val="18"/>
-                <w:lang w:val="vi-VN"/>
-              </w:rPr>
-              <w:t xml:space="preserve">0,69</w:t>
+              <w:t xml:space="preserve">2,48</w:t>
+            </w:r>
+          </w:p>
+        </w:tc>
+        <w:tc>
+          <w:p>
+            <w:pPr>
+              <w:jc w:val="center"/>
+            </w:pPr>
+            <w:r>
+              <w:rPr>
+                <w:rFonts w:ascii="Times New Roman" w:cs="Times New Roman" w:eastAsia="Times New Roman" w:hAnsi="Times New Roman"/>
+                <w:b w:val="false"/>
+                <w:bCs w:val="false"/>
+                <w:noProof/>
+                <w:sz w:val="18"/>
+                <w:szCs w:val="18"/>
+                <w:lang w:val="vi-VN"/>
+              </w:rPr>
+              <w:t xml:space="preserve">6,4</w:t>
+            </w:r>
+          </w:p>
+        </w:tc>
+        <w:tc>
+          <w:p>
+            <w:pPr>
+              <w:jc w:val="center"/>
+            </w:pPr>
+            <w:r>
+              <w:rPr>
+                <w:rFonts w:ascii="Times New Roman" w:cs="Times New Roman" w:eastAsia="Times New Roman" w:hAnsi="Times New Roman"/>
+                <w:b w:val="false"/>
+                <w:bCs w:val="false"/>
+                <w:noProof/>
+                <w:sz w:val="18"/>
+                <w:szCs w:val="18"/>
+                <w:lang w:val="vi-VN"/>
+              </w:rPr>
+              <w:t xml:space="preserve">26,7</w:t>
+            </w:r>
+          </w:p>
+        </w:tc>
+        <w:tc>
+          <w:p>
+            <w:pPr>
+              <w:jc w:val="center"/>
+            </w:pPr>
+            <w:r>
+              <w:rPr>
+                <w:rFonts w:ascii="Times New Roman" w:cs="Times New Roman" w:eastAsia="Times New Roman" w:hAnsi="Times New Roman"/>
+                <w:b w:val="false"/>
+                <w:bCs w:val="false"/>
+                <w:noProof/>
+                <w:sz w:val="18"/>
+                <w:szCs w:val="18"/>
+                <w:lang w:val="vi-VN"/>
+              </w:rPr>
+              <w:t xml:space="preserve">0,41</w:t>
+            </w:r>
+          </w:p>
+        </w:tc>
+        <w:tc>
+          <w:p>
+            <w:pPr>
+              <w:jc w:val="center"/>
+            </w:pPr>
+            <w:r>
+              <w:rPr>
+                <w:rFonts w:ascii="Times New Roman" w:cs="Times New Roman" w:eastAsia="Times New Roman" w:hAnsi="Times New Roman"/>
+                <w:b w:val="false"/>
+                <w:bCs w:val="false"/>
+                <w:noProof/>
+                <w:sz w:val="18"/>
+                <w:szCs w:val="18"/>
+                <w:lang w:val="vi-VN"/>
+              </w:rPr>
+              <w:t xml:space="preserve">0,55</w:t>
+            </w:r>
+          </w:p>
+        </w:tc>
+        <w:tc>
+          <w:p>
+            <w:pPr>
+              <w:jc w:val="center"/>
+            </w:pPr>
+            <w:r>
+              <w:rPr>
+                <w:rFonts w:ascii="Times New Roman" w:cs="Times New Roman" w:eastAsia="Times New Roman" w:hAnsi="Times New Roman"/>
+                <w:b w:val="false"/>
+                <w:bCs w:val="false"/>
+                <w:noProof/>
+                <w:sz w:val="18"/>
+                <w:szCs w:val="18"/>
+                <w:lang w:val="vi-VN"/>
+              </w:rPr>
+              <w:t xml:space="preserve">0,61</w:t>
+            </w:r>
+          </w:p>
+        </w:tc>
+        <w:tc>
+          <w:p>
+            <w:pPr>
+              <w:jc w:val="center"/>
+            </w:pPr>
+            <w:r>
+              <w:rPr>
+                <w:rFonts w:ascii="Times New Roman" w:cs="Times New Roman" w:eastAsia="Times New Roman" w:hAnsi="Times New Roman"/>
+                <w:b w:val="false"/>
+                <w:bCs w:val="false"/>
+                <w:noProof/>
+                <w:sz w:val="18"/>
+                <w:szCs w:val="18"/>
+                <w:lang w:val="vi-VN"/>
+              </w:rPr>
+              <w:t xml:space="preserve">0,25</w:t>
             </w:r>
           </w:p>
         </w:tc>
@@ -11224,7 +11302,7 @@
                 <w:szCs w:val="18"/>
                 <w:lang w:val="vi-VN"/>
               </w:rPr>
-              <w:t xml:space="preserve">2,50</w:t>
+              <w:t xml:space="preserve">2,75</w:t>
             </w:r>
           </w:p>
         </w:tc>
@@ -11262,121 +11340,121 @@
                 <w:szCs w:val="18"/>
                 <w:lang w:val="vi-VN"/>
               </w:rPr>
-              <w:t xml:space="preserve">2,48</w:t>
-            </w:r>
-          </w:p>
-        </w:tc>
-        <w:tc>
-          <w:p>
-            <w:pPr>
-              <w:jc w:val="center"/>
-            </w:pPr>
-            <w:r>
-              <w:rPr>
-                <w:rFonts w:ascii="Times New Roman" w:cs="Times New Roman" w:eastAsia="Times New Roman" w:hAnsi="Times New Roman"/>
-                <w:b w:val="false"/>
-                <w:bCs w:val="false"/>
-                <w:noProof/>
-                <w:sz w:val="18"/>
-                <w:szCs w:val="18"/>
-                <w:lang w:val="vi-VN"/>
-              </w:rPr>
-              <w:t xml:space="preserve">6,4</w:t>
-            </w:r>
-          </w:p>
-        </w:tc>
-        <w:tc>
-          <w:p>
-            <w:pPr>
-              <w:jc w:val="center"/>
-            </w:pPr>
-            <w:r>
-              <w:rPr>
-                <w:rFonts w:ascii="Times New Roman" w:cs="Times New Roman" w:eastAsia="Times New Roman" w:hAnsi="Times New Roman"/>
-                <w:b w:val="false"/>
-                <w:bCs w:val="false"/>
-                <w:noProof/>
-                <w:sz w:val="18"/>
-                <w:szCs w:val="18"/>
-                <w:lang w:val="vi-VN"/>
-              </w:rPr>
-              <w:t xml:space="preserve">57,1</w:t>
-            </w:r>
-          </w:p>
-        </w:tc>
-        <w:tc>
-          <w:p>
-            <w:pPr>
-              <w:jc w:val="center"/>
-            </w:pPr>
-            <w:r>
-              <w:rPr>
-                <w:rFonts w:ascii="Times New Roman" w:cs="Times New Roman" w:eastAsia="Times New Roman" w:hAnsi="Times New Roman"/>
-                <w:b w:val="false"/>
-                <w:bCs w:val="false"/>
-                <w:noProof/>
-                <w:sz w:val="18"/>
-                <w:szCs w:val="18"/>
-                <w:lang w:val="vi-VN"/>
-              </w:rPr>
-              <w:t xml:space="preserve">0,87</w:t>
-            </w:r>
-          </w:p>
-        </w:tc>
-        <w:tc>
-          <w:p>
-            <w:pPr>
-              <w:jc w:val="center"/>
-            </w:pPr>
-            <w:r>
-              <w:rPr>
-                <w:rFonts w:ascii="Times New Roman" w:cs="Times New Roman" w:eastAsia="Times New Roman" w:hAnsi="Times New Roman"/>
-                <w:b w:val="false"/>
-                <w:bCs w:val="false"/>
-                <w:noProof/>
-                <w:sz w:val="18"/>
-                <w:szCs w:val="18"/>
-                <w:lang w:val="vi-VN"/>
-              </w:rPr>
-              <w:t xml:space="preserve">0,59</w:t>
-            </w:r>
-          </w:p>
-        </w:tc>
-        <w:tc>
-          <w:p>
-            <w:pPr>
-              <w:jc w:val="center"/>
-            </w:pPr>
-            <w:r>
-              <w:rPr>
-                <w:rFonts w:ascii="Times New Roman" w:cs="Times New Roman" w:eastAsia="Times New Roman" w:hAnsi="Times New Roman"/>
-                <w:b w:val="false"/>
-                <w:bCs w:val="false"/>
-                <w:noProof/>
-                <w:sz w:val="18"/>
-                <w:szCs w:val="18"/>
-                <w:lang w:val="vi-VN"/>
-              </w:rPr>
-              <w:t xml:space="preserve">0,92</w:t>
-            </w:r>
-          </w:p>
-        </w:tc>
-        <w:tc>
-          <w:p>
-            <w:pPr>
-              <w:jc w:val="center"/>
-            </w:pPr>
-            <w:r>
-              <w:rPr>
-                <w:rFonts w:ascii="Times New Roman" w:cs="Times New Roman" w:eastAsia="Times New Roman" w:hAnsi="Times New Roman"/>
-                <w:b w:val="false"/>
-                <w:bCs w:val="false"/>
-                <w:noProof/>
-                <w:sz w:val="18"/>
-                <w:szCs w:val="18"/>
-                <w:lang w:val="vi-VN"/>
-              </w:rPr>
-              <w:t xml:space="preserve">0,95</w:t>
+              <w:t xml:space="preserve">3,01</w:t>
+            </w:r>
+          </w:p>
+        </w:tc>
+        <w:tc>
+          <w:p>
+            <w:pPr>
+              <w:jc w:val="center"/>
+            </w:pPr>
+            <w:r>
+              <w:rPr>
+                <w:rFonts w:ascii="Times New Roman" w:cs="Times New Roman" w:eastAsia="Times New Roman" w:hAnsi="Times New Roman"/>
+                <w:b w:val="false"/>
+                <w:bCs w:val="false"/>
+                <w:noProof/>
+                <w:sz w:val="18"/>
+                <w:szCs w:val="18"/>
+                <w:lang w:val="vi-VN"/>
+              </w:rPr>
+              <w:t xml:space="preserve">7,7</w:t>
+            </w:r>
+          </w:p>
+        </w:tc>
+        <w:tc>
+          <w:p>
+            <w:pPr>
+              <w:jc w:val="center"/>
+            </w:pPr>
+            <w:r>
+              <w:rPr>
+                <w:rFonts w:ascii="Times New Roman" w:cs="Times New Roman" w:eastAsia="Times New Roman" w:hAnsi="Times New Roman"/>
+                <w:b w:val="false"/>
+                <w:bCs w:val="false"/>
+                <w:noProof/>
+                <w:sz w:val="18"/>
+                <w:szCs w:val="18"/>
+                <w:lang w:val="vi-VN"/>
+              </w:rPr>
+              <w:t xml:space="preserve">65,3</w:t>
+            </w:r>
+          </w:p>
+        </w:tc>
+        <w:tc>
+          <w:p>
+            <w:pPr>
+              <w:jc w:val="center"/>
+            </w:pPr>
+            <w:r>
+              <w:rPr>
+                <w:rFonts w:ascii="Times New Roman" w:cs="Times New Roman" w:eastAsia="Times New Roman" w:hAnsi="Times New Roman"/>
+                <w:b w:val="false"/>
+                <w:bCs w:val="false"/>
+                <w:noProof/>
+                <w:sz w:val="18"/>
+                <w:szCs w:val="18"/>
+                <w:lang w:val="vi-VN"/>
+              </w:rPr>
+              <w:t xml:space="preserve">0,90</w:t>
+            </w:r>
+          </w:p>
+        </w:tc>
+        <w:tc>
+          <w:p>
+            <w:pPr>
+              <w:jc w:val="center"/>
+            </w:pPr>
+            <w:r>
+              <w:rPr>
+                <w:rFonts w:ascii="Times New Roman" w:cs="Times New Roman" w:eastAsia="Times New Roman" w:hAnsi="Times New Roman"/>
+                <w:b w:val="false"/>
+                <w:bCs w:val="false"/>
+                <w:noProof/>
+                <w:sz w:val="18"/>
+                <w:szCs w:val="18"/>
+                <w:lang w:val="vi-VN"/>
+              </w:rPr>
+              <w:t xml:space="preserve">0,61</w:t>
+            </w:r>
+          </w:p>
+        </w:tc>
+        <w:tc>
+          <w:p>
+            <w:pPr>
+              <w:jc w:val="center"/>
+            </w:pPr>
+            <w:r>
+              <w:rPr>
+                <w:rFonts w:ascii="Times New Roman" w:cs="Times New Roman" w:eastAsia="Times New Roman" w:hAnsi="Times New Roman"/>
+                <w:b w:val="false"/>
+                <w:bCs w:val="false"/>
+                <w:noProof/>
+                <w:sz w:val="18"/>
+                <w:szCs w:val="18"/>
+                <w:lang w:val="vi-VN"/>
+              </w:rPr>
+              <w:t xml:space="preserve">0,97</w:t>
+            </w:r>
+          </w:p>
+        </w:tc>
+        <w:tc>
+          <w:p>
+            <w:pPr>
+              <w:jc w:val="center"/>
+            </w:pPr>
+            <w:r>
+              <w:rPr>
+                <w:rFonts w:ascii="Times New Roman" w:cs="Times New Roman" w:eastAsia="Times New Roman" w:hAnsi="Times New Roman"/>
+                <w:b w:val="false"/>
+                <w:bCs w:val="false"/>
+                <w:noProof/>
+                <w:sz w:val="18"/>
+                <w:szCs w:val="18"/>
+                <w:lang w:val="vi-VN"/>
+              </w:rPr>
+              <w:t xml:space="preserve">0,98</w:t>
             </w:r>
           </w:p>
         </w:tc>
@@ -11533,83 +11611,83 @@
                 <w:szCs w:val="18"/>
                 <w:lang w:val="vi-VN"/>
               </w:rPr>
-              <w:t xml:space="preserve">49,5</w:t>
-            </w:r>
-          </w:p>
-        </w:tc>
-        <w:tc>
-          <w:p>
-            <w:pPr>
-              <w:jc w:val="center"/>
-            </w:pPr>
-            <w:r>
-              <w:rPr>
-                <w:rFonts w:ascii="Times New Roman" w:cs="Times New Roman" w:eastAsia="Times New Roman" w:hAnsi="Times New Roman"/>
-                <w:b w:val="false"/>
-                <w:bCs w:val="false"/>
-                <w:noProof/>
-                <w:sz w:val="18"/>
-                <w:szCs w:val="18"/>
-                <w:lang w:val="vi-VN"/>
-              </w:rPr>
-              <w:t xml:space="preserve">0,76</w:t>
-            </w:r>
-          </w:p>
-        </w:tc>
-        <w:tc>
-          <w:p>
-            <w:pPr>
-              <w:jc w:val="center"/>
-            </w:pPr>
-            <w:r>
-              <w:rPr>
-                <w:rFonts w:ascii="Times New Roman" w:cs="Times New Roman" w:eastAsia="Times New Roman" w:hAnsi="Times New Roman"/>
-                <w:b w:val="false"/>
-                <w:bCs w:val="false"/>
-                <w:noProof/>
-                <w:sz w:val="18"/>
-                <w:szCs w:val="18"/>
-                <w:lang w:val="vi-VN"/>
-              </w:rPr>
-              <w:t xml:space="preserve">0,59</w:t>
-            </w:r>
-          </w:p>
-        </w:tc>
-        <w:tc>
-          <w:p>
-            <w:pPr>
-              <w:jc w:val="center"/>
-            </w:pPr>
-            <w:r>
-              <w:rPr>
-                <w:rFonts w:ascii="Times New Roman" w:cs="Times New Roman" w:eastAsia="Times New Roman" w:hAnsi="Times New Roman"/>
-                <w:b w:val="false"/>
-                <w:bCs w:val="false"/>
-                <w:noProof/>
-                <w:sz w:val="18"/>
-                <w:szCs w:val="18"/>
-                <w:lang w:val="vi-VN"/>
-              </w:rPr>
-              <w:t xml:space="preserve">0,81</w:t>
-            </w:r>
-          </w:p>
-        </w:tc>
-        <w:tc>
-          <w:p>
-            <w:pPr>
-              <w:jc w:val="center"/>
-            </w:pPr>
-            <w:r>
-              <w:rPr>
-                <w:rFonts w:ascii="Times New Roman" w:cs="Times New Roman" w:eastAsia="Times New Roman" w:hAnsi="Times New Roman"/>
-                <w:b w:val="false"/>
-                <w:bCs w:val="false"/>
-                <w:noProof/>
-                <w:sz w:val="18"/>
-                <w:szCs w:val="18"/>
-                <w:lang w:val="vi-VN"/>
-              </w:rPr>
-              <w:t xml:space="preserve">0,71</w:t>
+              <w:t xml:space="preserve">42,4</w:t>
+            </w:r>
+          </w:p>
+        </w:tc>
+        <w:tc>
+          <w:p>
+            <w:pPr>
+              <w:jc w:val="center"/>
+            </w:pPr>
+            <w:r>
+              <w:rPr>
+                <w:rFonts w:ascii="Times New Roman" w:cs="Times New Roman" w:eastAsia="Times New Roman" w:hAnsi="Times New Roman"/>
+                <w:b w:val="false"/>
+                <w:bCs w:val="false"/>
+                <w:noProof/>
+                <w:sz w:val="18"/>
+                <w:szCs w:val="18"/>
+                <w:lang w:val="vi-VN"/>
+              </w:rPr>
+              <w:t xml:space="preserve">0,65</w:t>
+            </w:r>
+          </w:p>
+        </w:tc>
+        <w:tc>
+          <w:p>
+            <w:pPr>
+              <w:jc w:val="center"/>
+            </w:pPr>
+            <w:r>
+              <w:rPr>
+                <w:rFonts w:ascii="Times New Roman" w:cs="Times New Roman" w:eastAsia="Times New Roman" w:hAnsi="Times New Roman"/>
+                <w:b w:val="false"/>
+                <w:bCs w:val="false"/>
+                <w:noProof/>
+                <w:sz w:val="18"/>
+                <w:szCs w:val="18"/>
+                <w:lang w:val="vi-VN"/>
+              </w:rPr>
+              <w:t xml:space="preserve">0,52</w:t>
+            </w:r>
+          </w:p>
+        </w:tc>
+        <w:tc>
+          <w:p>
+            <w:pPr>
+              <w:jc w:val="center"/>
+            </w:pPr>
+            <w:r>
+              <w:rPr>
+                <w:rFonts w:ascii="Times New Roman" w:cs="Times New Roman" w:eastAsia="Times New Roman" w:hAnsi="Times New Roman"/>
+                <w:b w:val="false"/>
+                <w:bCs w:val="false"/>
+                <w:noProof/>
+                <w:sz w:val="18"/>
+                <w:szCs w:val="18"/>
+                <w:lang w:val="vi-VN"/>
+              </w:rPr>
+              <w:t xml:space="preserve">0,72</w:t>
+            </w:r>
+          </w:p>
+        </w:tc>
+        <w:tc>
+          <w:p>
+            <w:pPr>
+              <w:jc w:val="center"/>
+            </w:pPr>
+            <w:r>
+              <w:rPr>
+                <w:rFonts w:ascii="Times New Roman" w:cs="Times New Roman" w:eastAsia="Times New Roman" w:hAnsi="Times New Roman"/>
+                <w:b w:val="false"/>
+                <w:bCs w:val="false"/>
+                <w:noProof/>
+                <w:sz w:val="18"/>
+                <w:szCs w:val="18"/>
+                <w:lang w:val="vi-VN"/>
+              </w:rPr>
+              <w:t xml:space="preserve">0,49</w:t>
             </w:r>
           </w:p>
         </w:tc>
@@ -11690,7 +11768,7 @@
                 <w:szCs w:val="18"/>
                 <w:lang w:val="vi-VN"/>
               </w:rPr>
-              <w:t xml:space="preserve">2,50</w:t>
+              <w:t xml:space="preserve">2,75</w:t>
             </w:r>
           </w:p>
         </w:tc>
@@ -11728,45 +11806,45 @@
                 <w:szCs w:val="18"/>
                 <w:lang w:val="vi-VN"/>
               </w:rPr>
-              <w:t xml:space="preserve">2,48</w:t>
-            </w:r>
-          </w:p>
-        </w:tc>
-        <w:tc>
-          <w:p>
-            <w:pPr>
-              <w:jc w:val="center"/>
-            </w:pPr>
-            <w:r>
-              <w:rPr>
-                <w:rFonts w:ascii="Times New Roman" w:cs="Times New Roman" w:eastAsia="Times New Roman" w:hAnsi="Times New Roman"/>
-                <w:b w:val="false"/>
-                <w:bCs w:val="false"/>
-                <w:noProof/>
-                <w:sz w:val="18"/>
-                <w:szCs w:val="18"/>
-                <w:lang w:val="vi-VN"/>
-              </w:rPr>
-              <w:t xml:space="preserve">6,4</w:t>
-            </w:r>
-          </w:p>
-        </w:tc>
-        <w:tc>
-          <w:p>
-            <w:pPr>
-              <w:jc w:val="center"/>
-            </w:pPr>
-            <w:r>
-              <w:rPr>
-                <w:rFonts w:ascii="Times New Roman" w:cs="Times New Roman" w:eastAsia="Times New Roman" w:hAnsi="Times New Roman"/>
-                <w:b w:val="false"/>
-                <w:bCs w:val="false"/>
-                <w:noProof/>
-                <w:sz w:val="18"/>
-                <w:szCs w:val="18"/>
-                <w:lang w:val="vi-VN"/>
-              </w:rPr>
-              <w:t xml:space="preserve">56,3</w:t>
+              <w:t xml:space="preserve">3,01</w:t>
+            </w:r>
+          </w:p>
+        </w:tc>
+        <w:tc>
+          <w:p>
+            <w:pPr>
+              <w:jc w:val="center"/>
+            </w:pPr>
+            <w:r>
+              <w:rPr>
+                <w:rFonts w:ascii="Times New Roman" w:cs="Times New Roman" w:eastAsia="Times New Roman" w:hAnsi="Times New Roman"/>
+                <w:b w:val="false"/>
+                <w:bCs w:val="false"/>
+                <w:noProof/>
+                <w:sz w:val="18"/>
+                <w:szCs w:val="18"/>
+                <w:lang w:val="vi-VN"/>
+              </w:rPr>
+              <w:t xml:space="preserve">7,7</w:t>
+            </w:r>
+          </w:p>
+        </w:tc>
+        <w:tc>
+          <w:p>
+            <w:pPr>
+              <w:jc w:val="center"/>
+            </w:pPr>
+            <w:r>
+              <w:rPr>
+                <w:rFonts w:ascii="Times New Roman" w:cs="Times New Roman" w:eastAsia="Times New Roman" w:hAnsi="Times New Roman"/>
+                <w:b w:val="false"/>
+                <w:bCs w:val="false"/>
+                <w:noProof/>
+                <w:sz w:val="18"/>
+                <w:szCs w:val="18"/>
+                <w:lang w:val="vi-VN"/>
+              </w:rPr>
+              <w:t xml:space="preserve">62,2</w:t>
             </w:r>
           </w:p>
         </w:tc>
@@ -11823,26 +11901,26 @@
                 <w:szCs w:val="18"/>
                 <w:lang w:val="vi-VN"/>
               </w:rPr>
-              <w:t xml:space="preserve">0,91</w:t>
-            </w:r>
-          </w:p>
-        </w:tc>
-        <w:tc>
-          <w:p>
-            <w:pPr>
-              <w:jc w:val="center"/>
-            </w:pPr>
-            <w:r>
-              <w:rPr>
-                <w:rFonts w:ascii="Times New Roman" w:cs="Times New Roman" w:eastAsia="Times New Roman" w:hAnsi="Times New Roman"/>
-                <w:b w:val="false"/>
-                <w:bCs w:val="false"/>
-                <w:noProof/>
-                <w:sz w:val="18"/>
-                <w:szCs w:val="18"/>
-                <w:lang w:val="vi-VN"/>
-              </w:rPr>
               <w:t xml:space="preserve">0,93</w:t>
+            </w:r>
+          </w:p>
+        </w:tc>
+        <w:tc>
+          <w:p>
+            <w:pPr>
+              <w:jc w:val="center"/>
+            </w:pPr>
+            <w:r>
+              <w:rPr>
+                <w:rFonts w:ascii="Times New Roman" w:cs="Times New Roman" w:eastAsia="Times New Roman" w:hAnsi="Times New Roman"/>
+                <w:b w:val="false"/>
+                <w:bCs w:val="false"/>
+                <w:noProof/>
+                <w:sz w:val="18"/>
+                <w:szCs w:val="18"/>
+                <w:lang w:val="vi-VN"/>
+              </w:rPr>
+              <w:t xml:space="preserve">0,88</w:t>
             </w:r>
           </w:p>
         </w:tc>
@@ -11923,7 +12001,7 @@
                 <w:szCs w:val="18"/>
                 <w:lang w:val="vi-VN"/>
               </w:rPr>
-              <w:t xml:space="preserve">2,50</w:t>
+              <w:t xml:space="preserve">3,00</w:t>
             </w:r>
           </w:p>
         </w:tc>
@@ -11961,83 +12039,83 @@
                 <w:szCs w:val="18"/>
                 <w:lang w:val="vi-VN"/>
               </w:rPr>
-              <w:t xml:space="preserve">2,48</w:t>
-            </w:r>
-          </w:p>
-        </w:tc>
-        <w:tc>
-          <w:p>
-            <w:pPr>
-              <w:jc w:val="center"/>
-            </w:pPr>
-            <w:r>
-              <w:rPr>
-                <w:rFonts w:ascii="Times New Roman" w:cs="Times New Roman" w:eastAsia="Times New Roman" w:hAnsi="Times New Roman"/>
-                <w:b w:val="false"/>
-                <w:bCs w:val="false"/>
-                <w:noProof/>
-                <w:sz w:val="18"/>
-                <w:szCs w:val="18"/>
-                <w:lang w:val="vi-VN"/>
-              </w:rPr>
-              <w:t xml:space="preserve">6,4</w:t>
-            </w:r>
-          </w:p>
-        </w:tc>
-        <w:tc>
-          <w:p>
-            <w:pPr>
-              <w:jc w:val="center"/>
-            </w:pPr>
-            <w:r>
-              <w:rPr>
-                <w:rFonts w:ascii="Times New Roman" w:cs="Times New Roman" w:eastAsia="Times New Roman" w:hAnsi="Times New Roman"/>
-                <w:b w:val="false"/>
-                <w:bCs w:val="false"/>
-                <w:noProof/>
-                <w:sz w:val="18"/>
-                <w:szCs w:val="18"/>
-                <w:lang w:val="vi-VN"/>
-              </w:rPr>
-              <w:t xml:space="preserve">57,9</w:t>
-            </w:r>
-          </w:p>
-        </w:tc>
-        <w:tc>
-          <w:p>
-            <w:pPr>
-              <w:jc w:val="center"/>
-            </w:pPr>
-            <w:r>
-              <w:rPr>
-                <w:rFonts w:ascii="Times New Roman" w:cs="Times New Roman" w:eastAsia="Times New Roman" w:hAnsi="Times New Roman"/>
-                <w:b w:val="false"/>
-                <w:bCs w:val="false"/>
-                <w:noProof/>
-                <w:sz w:val="18"/>
-                <w:szCs w:val="18"/>
-                <w:lang w:val="vi-VN"/>
-              </w:rPr>
-              <w:t xml:space="preserve">0,89</w:t>
-            </w:r>
-          </w:p>
-        </w:tc>
-        <w:tc>
-          <w:p>
-            <w:pPr>
-              <w:jc w:val="center"/>
-            </w:pPr>
-            <w:r>
-              <w:rPr>
-                <w:rFonts w:ascii="Times New Roman" w:cs="Times New Roman" w:eastAsia="Times New Roman" w:hAnsi="Times New Roman"/>
-                <w:b w:val="false"/>
-                <w:bCs w:val="false"/>
-                <w:noProof/>
-                <w:sz w:val="18"/>
-                <w:szCs w:val="18"/>
-                <w:lang w:val="vi-VN"/>
-              </w:rPr>
-              <w:t xml:space="preserve">0,58</w:t>
+              <w:t xml:space="preserve">3,58</w:t>
+            </w:r>
+          </w:p>
+        </w:tc>
+        <w:tc>
+          <w:p>
+            <w:pPr>
+              <w:jc w:val="center"/>
+            </w:pPr>
+            <w:r>
+              <w:rPr>
+                <w:rFonts w:ascii="Times New Roman" w:cs="Times New Roman" w:eastAsia="Times New Roman" w:hAnsi="Times New Roman"/>
+                <w:b w:val="false"/>
+                <w:bCs w:val="false"/>
+                <w:noProof/>
+                <w:sz w:val="18"/>
+                <w:szCs w:val="18"/>
+                <w:lang w:val="vi-VN"/>
+              </w:rPr>
+              <w:t xml:space="preserve">9,2</w:t>
+            </w:r>
+          </w:p>
+        </w:tc>
+        <w:tc>
+          <w:p>
+            <w:pPr>
+              <w:jc w:val="center"/>
+            </w:pPr>
+            <w:r>
+              <w:rPr>
+                <w:rFonts w:ascii="Times New Roman" w:cs="Times New Roman" w:eastAsia="Times New Roman" w:hAnsi="Times New Roman"/>
+                <w:b w:val="false"/>
+                <w:bCs w:val="false"/>
+                <w:noProof/>
+                <w:sz w:val="18"/>
+                <w:szCs w:val="18"/>
+                <w:lang w:val="vi-VN"/>
+              </w:rPr>
+              <w:t xml:space="preserve">69,6</w:t>
+            </w:r>
+          </w:p>
+        </w:tc>
+        <w:tc>
+          <w:p>
+            <w:pPr>
+              <w:jc w:val="center"/>
+            </w:pPr>
+            <w:r>
+              <w:rPr>
+                <w:rFonts w:ascii="Times New Roman" w:cs="Times New Roman" w:eastAsia="Times New Roman" w:hAnsi="Times New Roman"/>
+                <w:b w:val="false"/>
+                <w:bCs w:val="false"/>
+                <w:noProof/>
+                <w:sz w:val="18"/>
+                <w:szCs w:val="18"/>
+                <w:lang w:val="vi-VN"/>
+              </w:rPr>
+              <w:t xml:space="preserve">0,87</w:t>
+            </w:r>
+          </w:p>
+        </w:tc>
+        <w:tc>
+          <w:p>
+            <w:pPr>
+              <w:jc w:val="center"/>
+            </w:pPr>
+            <w:r>
+              <w:rPr>
+                <w:rFonts w:ascii="Times New Roman" w:cs="Times New Roman" w:eastAsia="Times New Roman" w:hAnsi="Times New Roman"/>
+                <w:b w:val="false"/>
+                <w:bCs w:val="false"/>
+                <w:noProof/>
+                <w:sz w:val="18"/>
+                <w:szCs w:val="18"/>
+                <w:lang w:val="vi-VN"/>
+              </w:rPr>
+              <w:t xml:space="preserve">0,57</w:t>
             </w:r>
           </w:p>
         </w:tc>
@@ -12075,7 +12153,7 @@
                 <w:szCs w:val="18"/>
                 <w:lang w:val="vi-VN"/>
               </w:rPr>
-              <w:t xml:space="preserve">0,98</w:t>
+              <w:t xml:space="preserve">0,82</w:t>
             </w:r>
           </w:p>
         </w:tc>
@@ -12156,7 +12234,7 @@
                 <w:szCs w:val="18"/>
                 <w:lang w:val="vi-VN"/>
               </w:rPr>
-              <w:t xml:space="preserve">2,50</w:t>
+              <w:t xml:space="preserve">3,75</w:t>
             </w:r>
           </w:p>
         </w:tc>
@@ -12194,121 +12272,121 @@
                 <w:szCs w:val="18"/>
                 <w:lang w:val="vi-VN"/>
               </w:rPr>
-              <w:t xml:space="preserve">2,48</w:t>
-            </w:r>
-          </w:p>
-        </w:tc>
-        <w:tc>
-          <w:p>
-            <w:pPr>
-              <w:jc w:val="center"/>
-            </w:pPr>
-            <w:r>
-              <w:rPr>
-                <w:rFonts w:ascii="Times New Roman" w:cs="Times New Roman" w:eastAsia="Times New Roman" w:hAnsi="Times New Roman"/>
-                <w:b w:val="false"/>
-                <w:bCs w:val="false"/>
-                <w:noProof/>
-                <w:sz w:val="18"/>
-                <w:szCs w:val="18"/>
-                <w:lang w:val="vi-VN"/>
-              </w:rPr>
-              <w:t xml:space="preserve">6,4</w:t>
-            </w:r>
-          </w:p>
-        </w:tc>
-        <w:tc>
-          <w:p>
-            <w:pPr>
-              <w:jc w:val="center"/>
-            </w:pPr>
-            <w:r>
-              <w:rPr>
-                <w:rFonts w:ascii="Times New Roman" w:cs="Times New Roman" w:eastAsia="Times New Roman" w:hAnsi="Times New Roman"/>
-                <w:b w:val="false"/>
-                <w:bCs w:val="false"/>
-                <w:noProof/>
-                <w:sz w:val="18"/>
-                <w:szCs w:val="18"/>
-                <w:lang w:val="vi-VN"/>
-              </w:rPr>
-              <w:t xml:space="preserve">49,2</w:t>
-            </w:r>
-          </w:p>
-        </w:tc>
-        <w:tc>
-          <w:p>
-            <w:pPr>
-              <w:jc w:val="center"/>
-            </w:pPr>
-            <w:r>
-              <w:rPr>
-                <w:rFonts w:ascii="Times New Roman" w:cs="Times New Roman" w:eastAsia="Times New Roman" w:hAnsi="Times New Roman"/>
-                <w:b w:val="false"/>
-                <w:bCs w:val="false"/>
-                <w:noProof/>
-                <w:sz w:val="18"/>
-                <w:szCs w:val="18"/>
-                <w:lang w:val="vi-VN"/>
-              </w:rPr>
-              <w:t xml:space="preserve">0,75</w:t>
-            </w:r>
-          </w:p>
-        </w:tc>
-        <w:tc>
-          <w:p>
-            <w:pPr>
-              <w:jc w:val="center"/>
-            </w:pPr>
-            <w:r>
-              <w:rPr>
-                <w:rFonts w:ascii="Times New Roman" w:cs="Times New Roman" w:eastAsia="Times New Roman" w:hAnsi="Times New Roman"/>
-                <w:b w:val="false"/>
-                <w:bCs w:val="false"/>
-                <w:noProof/>
-                <w:sz w:val="18"/>
-                <w:szCs w:val="18"/>
-                <w:lang w:val="vi-VN"/>
-              </w:rPr>
-              <w:t xml:space="preserve">0,59</w:t>
-            </w:r>
-          </w:p>
-        </w:tc>
-        <w:tc>
-          <w:p>
-            <w:pPr>
-              <w:jc w:val="center"/>
-            </w:pPr>
-            <w:r>
-              <w:rPr>
-                <w:rFonts w:ascii="Times New Roman" w:cs="Times New Roman" w:eastAsia="Times New Roman" w:hAnsi="Times New Roman"/>
-                <w:b w:val="false"/>
-                <w:bCs w:val="false"/>
-                <w:noProof/>
-                <w:sz w:val="18"/>
-                <w:szCs w:val="18"/>
-                <w:lang w:val="vi-VN"/>
-              </w:rPr>
-              <w:t xml:space="preserve">0,89</w:t>
-            </w:r>
-          </w:p>
-        </w:tc>
-        <w:tc>
-          <w:p>
-            <w:pPr>
-              <w:jc w:val="center"/>
-            </w:pPr>
-            <w:r>
-              <w:rPr>
-                <w:rFonts w:ascii="Times New Roman" w:cs="Times New Roman" w:eastAsia="Times New Roman" w:hAnsi="Times New Roman"/>
-                <w:b w:val="false"/>
-                <w:bCs w:val="false"/>
-                <w:noProof/>
-                <w:sz w:val="18"/>
-                <w:szCs w:val="18"/>
-                <w:lang w:val="vi-VN"/>
-              </w:rPr>
-              <w:t xml:space="preserve">0,87</w:t>
+              <w:t xml:space="preserve">5,61</w:t>
+            </w:r>
+          </w:p>
+        </w:tc>
+        <w:tc>
+          <w:p>
+            <w:pPr>
+              <w:jc w:val="center"/>
+            </w:pPr>
+            <w:r>
+              <w:rPr>
+                <w:rFonts w:ascii="Times New Roman" w:cs="Times New Roman" w:eastAsia="Times New Roman" w:hAnsi="Times New Roman"/>
+                <w:b w:val="false"/>
+                <w:bCs w:val="false"/>
+                <w:noProof/>
+                <w:sz w:val="18"/>
+                <w:szCs w:val="18"/>
+                <w:lang w:val="vi-VN"/>
+              </w:rPr>
+              <w:t xml:space="preserve">14,3</w:t>
+            </w:r>
+          </w:p>
+        </w:tc>
+        <w:tc>
+          <w:p>
+            <w:pPr>
+              <w:jc w:val="center"/>
+            </w:pPr>
+            <w:r>
+              <w:rPr>
+                <w:rFonts w:ascii="Times New Roman" w:cs="Times New Roman" w:eastAsia="Times New Roman" w:hAnsi="Times New Roman"/>
+                <w:b w:val="false"/>
+                <w:bCs w:val="false"/>
+                <w:noProof/>
+                <w:sz w:val="18"/>
+                <w:szCs w:val="18"/>
+                <w:lang w:val="vi-VN"/>
+              </w:rPr>
+              <w:t xml:space="preserve">82,5</w:t>
+            </w:r>
+          </w:p>
+        </w:tc>
+        <w:tc>
+          <w:p>
+            <w:pPr>
+              <w:jc w:val="center"/>
+            </w:pPr>
+            <w:r>
+              <w:rPr>
+                <w:rFonts w:ascii="Times New Roman" w:cs="Times New Roman" w:eastAsia="Times New Roman" w:hAnsi="Times New Roman"/>
+                <w:b w:val="false"/>
+                <w:bCs w:val="false"/>
+                <w:noProof/>
+                <w:sz w:val="18"/>
+                <w:szCs w:val="18"/>
+                <w:lang w:val="vi-VN"/>
+              </w:rPr>
+              <w:t xml:space="preserve">0,77</w:t>
+            </w:r>
+          </w:p>
+        </w:tc>
+        <w:tc>
+          <w:p>
+            <w:pPr>
+              <w:jc w:val="center"/>
+            </w:pPr>
+            <w:r>
+              <w:rPr>
+                <w:rFonts w:ascii="Times New Roman" w:cs="Times New Roman" w:eastAsia="Times New Roman" w:hAnsi="Times New Roman"/>
+                <w:b w:val="false"/>
+                <w:bCs w:val="false"/>
+                <w:noProof/>
+                <w:sz w:val="18"/>
+                <w:szCs w:val="18"/>
+                <w:lang w:val="vi-VN"/>
+              </w:rPr>
+              <w:t xml:space="preserve">0,63</w:t>
+            </w:r>
+          </w:p>
+        </w:tc>
+        <w:tc>
+          <w:p>
+            <w:pPr>
+              <w:jc w:val="center"/>
+            </w:pPr>
+            <w:r>
+              <w:rPr>
+                <w:rFonts w:ascii="Times New Roman" w:cs="Times New Roman" w:eastAsia="Times New Roman" w:hAnsi="Times New Roman"/>
+                <w:b w:val="false"/>
+                <w:bCs w:val="false"/>
+                <w:noProof/>
+                <w:sz w:val="18"/>
+                <w:szCs w:val="18"/>
+                <w:lang w:val="vi-VN"/>
+              </w:rPr>
+              <w:t xml:space="preserve">0,96</w:t>
+            </w:r>
+          </w:p>
+        </w:tc>
+        <w:tc>
+          <w:p>
+            <w:pPr>
+              <w:jc w:val="center"/>
+            </w:pPr>
+            <w:r>
+              <w:rPr>
+                <w:rFonts w:ascii="Times New Roman" w:cs="Times New Roman" w:eastAsia="Times New Roman" w:hAnsi="Times New Roman"/>
+                <w:b w:val="false"/>
+                <w:bCs w:val="false"/>
+                <w:noProof/>
+                <w:sz w:val="18"/>
+                <w:szCs w:val="18"/>
+                <w:lang w:val="vi-VN"/>
+              </w:rPr>
+              <w:t xml:space="preserve">0,62</w:t>
             </w:r>
           </w:p>
         </w:tc>
@@ -12427,7 +12505,7 @@
                 <w:szCs w:val="18"/>
                 <w:lang w:val="vi-VN"/>
               </w:rPr>
-              <w:t xml:space="preserve">92,8</w:t>
+              <w:t xml:space="preserve">84,7</w:t>
             </w:r>
           </w:p>
         </w:tc>
@@ -12465,7 +12543,7 @@
                 <w:szCs w:val="18"/>
                 <w:lang w:val="vi-VN"/>
               </w:rPr>
-              <w:t xml:space="preserve">1.643</w:t>
+              <w:t xml:space="preserve">1.368</w:t>
             </w:r>
           </w:p>
         </w:tc>
@@ -12578,7 +12656,7 @@
           <w:szCs w:val="20"/>
           <w:lang w:val="vi-VN"/>
         </w:rPr>
-        <w:t xml:space="preserve">Mỗi đế có 4 vít ống Ø89×5 ren Ø105, ngàm 3 m; tổng 128 vít, 474 m. Tổng sức chống nhổ 2.275 kN. Các cột Nhổ, Trượt, Lật, 1 vít là mức sử dụng lớn nhất trên mọi tổ hợp.</w:t>
+        <w:t xml:space="preserve">Mỗi đế có 4 vít ống Ø89×5 ren Ø105, ngàm 3 m; tổng 128 vít, 474 m. Tổng sức chống nhổ 2.165 kN. Các cột Nhổ, Trượt, Lật, 1 vít là mức sử dụng lớn nhất trên mọi tổ hợp.</w:t>
       </w:r>
     </w:p>
     <w:p>
@@ -12835,7 +12913,7 @@
                 <w:szCs w:val="18"/>
                 <w:lang w:val="vi-VN"/>
               </w:rPr>
-              <w:t xml:space="preserve">1.524,6</w:t>
+              <w:t xml:space="preserve">1.729,2</w:t>
             </w:r>
           </w:p>
         </w:tc>
@@ -12873,26 +12951,26 @@
                 <w:szCs w:val="18"/>
                 <w:lang w:val="vi-VN"/>
               </w:rPr>
-              <w:t xml:space="preserve">731.808.000</w:t>
-            </w:r>
-          </w:p>
-        </w:tc>
-        <w:tc>
-          <w:p>
-            <w:pPr>
-              <w:jc w:val="center"/>
-            </w:pPr>
-            <w:r>
-              <w:rPr>
-                <w:rFonts w:ascii="Times New Roman" w:cs="Times New Roman" w:eastAsia="Times New Roman" w:hAnsi="Times New Roman"/>
-                <w:b w:val="false"/>
-                <w:bCs w:val="false"/>
-                <w:noProof/>
-                <w:sz w:val="18"/>
-                <w:szCs w:val="18"/>
-                <w:lang w:val="vi-VN"/>
-              </w:rPr>
-              <w:t xml:space="preserve">Đơn giá trọn gói vật tư + nhân công; 231 cọc</w:t>
+              <w:t xml:space="preserve">830.016.000</w:t>
+            </w:r>
+          </w:p>
+        </w:tc>
+        <w:tc>
+          <w:p>
+            <w:pPr>
+              <w:jc w:val="center"/>
+            </w:pPr>
+            <w:r>
+              <w:rPr>
+                <w:rFonts w:ascii="Times New Roman" w:cs="Times New Roman" w:eastAsia="Times New Roman" w:hAnsi="Times New Roman"/>
+                <w:b w:val="false"/>
+                <w:bCs w:val="false"/>
+                <w:noProof/>
+                <w:sz w:val="18"/>
+                <w:szCs w:val="18"/>
+                <w:lang w:val="vi-VN"/>
+              </w:rPr>
+              <w:t xml:space="preserve">Đơn giá trọn gói vật tư + nhân công; 262 cọc</w:t>
             </w:r>
           </w:p>
         </w:tc>
@@ -12973,7 +13051,7 @@
                 <w:szCs w:val="18"/>
                 <w:lang w:val="vi-VN"/>
               </w:rPr>
-              <w:t xml:space="preserve">92,8</w:t>
+              <w:t xml:space="preserve">84,7</w:t>
             </w:r>
           </w:p>
         </w:tc>
@@ -13111,7 +13189,7 @@
                 <w:szCs w:val="18"/>
                 <w:lang w:val="vi-VN"/>
               </w:rPr>
-              <w:t xml:space="preserve">4.400,6</w:t>
+              <w:t xml:space="preserve">4.050,4</w:t>
             </w:r>
           </w:p>
         </w:tc>
@@ -13701,7 +13779,7 @@
                 <w:szCs w:val="18"/>
                 <w:lang w:val="vi-VN"/>
               </w:rPr>
-              <w:t xml:space="preserve">781.808.000</w:t>
+              <w:t xml:space="preserve">880.016.000</w:t>
             </w:r>
           </w:p>
         </w:tc>
@@ -13839,7 +13917,7 @@
                 <w:szCs w:val="18"/>
                 <w:lang w:val="vi-VN"/>
               </w:rPr>
-              <w:t xml:space="preserve">39.090.400</w:t>
+              <w:t xml:space="preserve">44.000.800</w:t>
             </w:r>
           </w:p>
         </w:tc>
@@ -13977,7 +14055,7 @@
                 <w:szCs w:val="18"/>
                 <w:lang w:val="vi-VN"/>
               </w:rPr>
-              <w:t xml:space="preserve">65.671.872</w:t>
+              <w:t xml:space="preserve">73.921.344</w:t>
             </w:r>
           </w:p>
         </w:tc>
@@ -14115,7 +14193,7 @@
                 <w:szCs w:val="18"/>
                 <w:lang w:val="vi-VN"/>
               </w:rPr>
-              <w:t xml:space="preserve">886.570.272</w:t>
+              <w:t xml:space="preserve">997.938.144</w:t>
             </w:r>
           </w:p>
         </w:tc>

--- a/docs/mat-bang-neo-9-be/THUYET_MINH_TINH_TOAN.docx
+++ b/docs/mat-bang-neo-9-be/THUYET_MINH_TINH_TOAN.docx
@@ -14245,7 +14245,7 @@
           <w:szCs w:val="20"/>
           <w:lang w:val="vi-VN"/>
         </w:rPr>
-        <w:t xml:space="preserve">Bảng từng cọc khoan nhồi (231 cọc), từng bước tính của mỗi đế và chiều dài cắt 295 dây: xem file HOHUOIVANH_BANG_TINH_PHUONG_AN_CHOT.xlsx.</w:t>
+        <w:t xml:space="preserve">Bảng từng cọc khoan nhồi (262 cọc), từng bước tính của mỗi đế và chiều dài cắt 295 dây: xem file HOHUOIVANH_BANG_TINH_PHUONG_AN_CHOT.xlsx.</w:t>
       </w:r>
     </w:p>
     <w:sectPr>

--- a/docs/mat-bang-neo-9-be/THUYET_MINH_TINH_TOAN.docx
+++ b/docs/mat-bang-neo-9-be/THUYET_MINH_TINH_TOAN.docx
@@ -588,7 +588,133 @@
           <w:szCs w:val="24"/>
           <w:lang w:val="vi-VN"/>
         </w:rPr>
-        <w:t xml:space="preserve">BÈ 3A (bè có lực dây lớn nhất): F = 356,8 kN; chi phối ở mực nước 385,00 m, tải đẩy về hướng 180°, dây B3A-D01 chịu 145,3 kN, 14 dây cùng căng; bè trôi 0,54 m. Mất dây B3A-D01: dây lớn nhất còn lại 147,3 kN.</w:t>
+        <w:t xml:space="preserve">Lực một dây: T = (EA / L</w:t>
+      </w:r>
+      <w:r>
+        <w:rPr>
+          <w:rFonts w:ascii="Times New Roman" w:cs="Times New Roman" w:eastAsia="Times New Roman" w:hAnsi="Times New Roman"/>
+          <w:noProof/>
+          <w:sz w:val="24"/>
+          <w:szCs w:val="24"/>
+          <w:vertAlign w:val="subscript"/>
+          <w:lang w:val="vi-VN"/>
+        </w:rPr>
+        <w:t xml:space="preserve">0</w:t>
+      </w:r>
+      <w:r>
+        <w:rPr>
+          <w:rFonts w:ascii="Times New Roman" w:cs="Times New Roman" w:eastAsia="Times New Roman" w:hAnsi="Times New Roman"/>
+          <w:noProof/>
+          <w:sz w:val="24"/>
+          <w:szCs w:val="24"/>
+          <w:lang w:val="vi-VN"/>
+        </w:rPr>
+        <w:t xml:space="preserve">) × (d − L</w:t>
+      </w:r>
+      <w:r>
+        <w:rPr>
+          <w:rFonts w:ascii="Times New Roman" w:cs="Times New Roman" w:eastAsia="Times New Roman" w:hAnsi="Times New Roman"/>
+          <w:noProof/>
+          <w:sz w:val="24"/>
+          <w:szCs w:val="24"/>
+          <w:vertAlign w:val="subscript"/>
+          <w:lang w:val="vi-VN"/>
+        </w:rPr>
+        <w:t xml:space="preserve">0</w:t>
+      </w:r>
+      <w:r>
+        <w:rPr>
+          <w:rFonts w:ascii="Times New Roman" w:cs="Times New Roman" w:eastAsia="Times New Roman" w:hAnsi="Times New Roman"/>
+          <w:noProof/>
+          <w:sz w:val="24"/>
+          <w:szCs w:val="24"/>
+          <w:lang w:val="vi-VN"/>
+        </w:rPr>
+        <w:t xml:space="preserve">) khi d &gt; L</w:t>
+      </w:r>
+      <w:r>
+        <w:rPr>
+          <w:rFonts w:ascii="Times New Roman" w:cs="Times New Roman" w:eastAsia="Times New Roman" w:hAnsi="Times New Roman"/>
+          <w:noProof/>
+          <w:sz w:val="24"/>
+          <w:szCs w:val="24"/>
+          <w:vertAlign w:val="subscript"/>
+          <w:lang w:val="vi-VN"/>
+        </w:rPr>
+        <w:t xml:space="preserve">0</w:t>
+      </w:r>
+      <w:r>
+        <w:rPr>
+          <w:rFonts w:ascii="Times New Roman" w:cs="Times New Roman" w:eastAsia="Times New Roman" w:hAnsi="Times New Roman"/>
+          <w:noProof/>
+          <w:sz w:val="24"/>
+          <w:szCs w:val="24"/>
+          <w:lang w:val="vi-VN"/>
+        </w:rPr>
+        <w:t xml:space="preserve">, T = 0 khi d ≤ L</w:t>
+      </w:r>
+      <w:r>
+        <w:rPr>
+          <w:rFonts w:ascii="Times New Roman" w:cs="Times New Roman" w:eastAsia="Times New Roman" w:hAnsi="Times New Roman"/>
+          <w:noProof/>
+          <w:sz w:val="24"/>
+          <w:szCs w:val="24"/>
+          <w:vertAlign w:val="subscript"/>
+          <w:lang w:val="vi-VN"/>
+        </w:rPr>
+        <w:t xml:space="preserve">0</w:t>
+      </w:r>
+      <w:r>
+        <w:rPr>
+          <w:rFonts w:ascii="Times New Roman" w:cs="Times New Roman" w:eastAsia="Times New Roman" w:hAnsi="Times New Roman"/>
+          <w:noProof/>
+          <w:sz w:val="24"/>
+          <w:szCs w:val="24"/>
+          <w:lang w:val="vi-VN"/>
+        </w:rPr>
+        <w:t xml:space="preserve"> (dây chùng). d là khoảng cách thẳng bích bè – chốt neo khi bè đã dịch đi, L</w:t>
+      </w:r>
+      <w:r>
+        <w:rPr>
+          <w:rFonts w:ascii="Times New Roman" w:cs="Times New Roman" w:eastAsia="Times New Roman" w:hAnsi="Times New Roman"/>
+          <w:noProof/>
+          <w:sz w:val="24"/>
+          <w:szCs w:val="24"/>
+          <w:vertAlign w:val="subscript"/>
+          <w:lang w:val="vi-VN"/>
+        </w:rPr>
+        <w:t xml:space="preserve">0</w:t>
+      </w:r>
+      <w:r>
+        <w:rPr>
+          <w:rFonts w:ascii="Times New Roman" w:cs="Times New Roman" w:eastAsia="Times New Roman" w:hAnsi="Times New Roman"/>
+          <w:noProof/>
+          <w:sz w:val="24"/>
+          <w:szCs w:val="24"/>
+          <w:lang w:val="vi-VN"/>
+        </w:rPr>
+        <w:t xml:space="preserve"> là chiều dài dây lúc vừa căng. Cáp PES-40: EA = 15 × 475 = 7.125 kN. Dây càng ngắn (L</w:t>
+      </w:r>
+      <w:r>
+        <w:rPr>
+          <w:rFonts w:ascii="Times New Roman" w:cs="Times New Roman" w:eastAsia="Times New Roman" w:hAnsi="Times New Roman"/>
+          <w:noProof/>
+          <w:sz w:val="24"/>
+          <w:szCs w:val="24"/>
+          <w:vertAlign w:val="subscript"/>
+          <w:lang w:val="vi-VN"/>
+        </w:rPr>
+        <w:t xml:space="preserve">0</w:t>
+      </w:r>
+      <w:r>
+        <w:rPr>
+          <w:rFonts w:ascii="Times New Roman" w:cs="Times New Roman" w:eastAsia="Times New Roman" w:hAnsi="Times New Roman"/>
+          <w:noProof/>
+          <w:sz w:val="24"/>
+          <w:szCs w:val="24"/>
+          <w:lang w:val="vi-VN"/>
+        </w:rPr>
+        <w:t xml:space="preserve"> nhỏ) càng cứng nên nhận càng nhiều lực.</w:t>
       </w:r>
     </w:p>
     <w:p>
@@ -608,7 +734,28 @@
           <w:szCs w:val="24"/>
           <w:lang w:val="vi-VN"/>
         </w:rPr>
-        <w:t xml:space="preserve">Lực dây thiết kế của BÈ 3A: T = 150,3 kN (đã cộng lực căng trước 5 kN; không nhỏ hơn F / (n × cos α) = 73,7 kN); khi đứt một dây: 152,3 kN. Cáp và cọc bờ của bè kiểm tra với lực này; mỗi đế vít xoắn kiểm tra với lực lớn nhất của chính (các) dây nối vào nó (bao mọi hướng, mọi mực nước).</w:t>
+        <w:t xml:space="preserve">Vị trí cân bằng: độ dịch u của bè sao cho tổng thành phần ngang của lực các dây đang căng bằng F theo hướng tải; T thiết kế = T lớn nhất trên mọi hướng, mọi mực nước + lực căng trước T</w:t>
+      </w:r>
+      <w:r>
+        <w:rPr>
+          <w:rFonts w:ascii="Times New Roman" w:cs="Times New Roman" w:eastAsia="Times New Roman" w:hAnsi="Times New Roman"/>
+          <w:noProof/>
+          <w:sz w:val="24"/>
+          <w:szCs w:val="24"/>
+          <w:vertAlign w:val="subscript"/>
+          <w:lang w:val="vi-VN"/>
+        </w:rPr>
+        <w:t xml:space="preserve">0</w:t>
+      </w:r>
+      <w:r>
+        <w:rPr>
+          <w:rFonts w:ascii="Times New Roman" w:cs="Times New Roman" w:eastAsia="Times New Roman" w:hAnsi="Times New Roman"/>
+          <w:noProof/>
+          <w:sz w:val="24"/>
+          <w:szCs w:val="24"/>
+          <w:lang w:val="vi-VN"/>
+        </w:rPr>
+        <w:t xml:space="preserve"> = 5 kN.</w:t>
       </w:r>
     </w:p>
     <w:p>
@@ -628,7 +775,7 @@
           <w:szCs w:val="24"/>
           <w:lang w:val="vi-VN"/>
         </w:rPr>
-        <w:t xml:space="preserve">Cáp PES-40, lực đứt 475 kN: hệ số an toàn 3,16 (yêu cầu ≥ 3,0); khi đứt một dây 3,12 (yêu cầu ≥ 2,0).</w:t>
+        <w:t xml:space="preserve">BÈ 3A (bè có lực dây lớn nhất): F = 356,8 kN; chi phối ở mực nước 385,00 m, tải đẩy về hướng 180°, dây B3A-D01 chịu 145,3 kN, 14 dây cùng căng; bè trôi 0,54 m. Mất dây B3A-D01: dây lớn nhất còn lại 147,3 kN.</w:t>
       </w:r>
     </w:p>
     <w:p>
@@ -648,7 +795,7 @@
           <w:szCs w:val="24"/>
           <w:lang w:val="vi-VN"/>
         </w:rPr>
-        <w:t xml:space="preserve">Độ trôi bè lớn nhất (mọi hướng, mọi mực nước): 0,3 – 0,9 m tùy bè (kiểm tra C12: ≤ nửa khoảng hở nhỏ nhất tới bè bên cạnh).</w:t>
+        <w:t xml:space="preserve">Lực dây thiết kế của BÈ 3A: T = 150,3 kN (đã cộng lực căng trước 5 kN; không nhỏ hơn F / (n × cos α) = 73,7 kN); khi đứt một dây: 152,3 kN. Cáp và cọc bờ của bè kiểm tra với lực này; mỗi đế vít xoắn kiểm tra với lực lớn nhất của chính (các) dây nối vào nó (bao mọi hướng, mọi mực nước).</w:t>
       </w:r>
     </w:p>
     <w:p>
@@ -668,26 +815,7 @@
           <w:szCs w:val="24"/>
           <w:lang w:val="vi-VN"/>
         </w:rPr>
-        <w:t xml:space="preserve">Dây ngắn hơn 4 m (B6-D04, B6-D29) không tính vào cân bằng: lắp làm dây dự phòng, cắt dài thêm 0,5 m — bè trôi chưa tới 0,5 m nên chúng không chịu lực.</w:t>
-      </w:r>
-    </w:p>
-    <w:p>
-      <w:pPr>
-        <w:pStyle w:val="Heading2"/>
-        <w:keepNext/>
-        <w:spacing w:after="100" w:before="240"/>
-      </w:pPr>
-      <w:r>
-        <w:rPr>
-          <w:rFonts w:ascii="Times New Roman" w:cs="Times New Roman" w:eastAsia="Times New Roman" w:hAnsi="Times New Roman"/>
-          <w:b/>
-          <w:bCs/>
-          <w:noProof/>
-          <w:sz w:val="26"/>
-          <w:szCs w:val="26"/>
-          <w:lang w:val="vi-VN"/>
-        </w:rPr>
-        <w:t xml:space="preserve">5. Cọc khoan nhồi ven bờ (ví dụ BÈ 3A)</w:t>
+        <w:t xml:space="preserve">Cáp PES-40, lực đứt 475 kN: hệ số an toàn MBL / T = 475 / 150,3 = 3,16 (yêu cầu ≥ 3,0); khi đứt một dây 475 / 152,3 = 3,12 (yêu cầu ≥ 2,0).</w:t>
       </w:r>
     </w:p>
     <w:p>
@@ -707,28 +835,7 @@
           <w:szCs w:val="24"/>
           <w:lang w:val="vi-VN"/>
         </w:rPr>
-        <w:t xml:space="preserve">Cọc tròn D350 đổ tại chỗ, ngàm L</w:t>
-      </w:r>
-      <w:r>
-        <w:rPr>
-          <w:rFonts w:ascii="Times New Roman" w:cs="Times New Roman" w:eastAsia="Times New Roman" w:hAnsi="Times New Roman"/>
-          <w:noProof/>
-          <w:sz w:val="24"/>
-          <w:szCs w:val="24"/>
-          <w:vertAlign w:val="subscript"/>
-          <w:lang w:val="vi-VN"/>
-        </w:rPr>
-        <w:t xml:space="preserve">tk</w:t>
-      </w:r>
-      <w:r>
-        <w:rPr>
-          <w:rFonts w:ascii="Times New Roman" w:cs="Times New Roman" w:eastAsia="Times New Roman" w:hAnsi="Times New Roman"/>
-          <w:noProof/>
-          <w:sz w:val="24"/>
-          <w:szCs w:val="24"/>
-          <w:lang w:val="vi-VN"/>
-        </w:rPr>
-        <w:t xml:space="preserve"> = 6,5 m, dài cả cọc 6,6 m; thép chủ 8Φ25 CB400-V, Đai xoắn Φ8 a150. Cáp móc cách mặt đất 0,1 m.</w:t>
+        <w:t xml:space="preserve">C9, khoảng cách trung bình giữa các dây: chu vi / số dây = 625,1 / 50 = 12,5 m ≤ 15 m (bắt buộc; các bè: 11,2–14,8 m).</w:t>
       </w:r>
     </w:p>
     <w:p>
@@ -748,7 +855,7 @@
           <w:szCs w:val="24"/>
           <w:lang w:val="vi-VN"/>
         </w:rPr>
-        <w:t xml:space="preserve">Điểm neo CỌC ĐÔI: 2 cọc cạnh nhau, vuông góc phương cáp, cách nhau ≥ 3D; mỗi cọc chịu P = T / (2 × 0,9) = 83,5 kN (hệ số nhóm là GIẢ ĐỊNH); đài BTCT nối hai đầu cọc: thiết kế sơ bộ ở bảng thống kê vật tư neo (twinPileCap.ts).</w:t>
+        <w:t xml:space="preserve">C8, khoảng hở đáy bè – đáy hồ = chiều sâu nước − mớn nước bè = 6,00 m ở MNDB ≥ 1,5 m; ở MNC còn 6,00 − (384,50 − 380,00) = 1,50 m (vừa đúng giới hạn).</w:t>
       </w:r>
     </w:p>
     <w:p>
@@ -768,49 +875,7 @@
           <w:szCs w:val="24"/>
           <w:lang w:val="vi-VN"/>
         </w:rPr>
-        <w:t xml:space="preserve">BP-1, sức chịu ngang theo Broms (cọc ngắn trong đất sét): H</w:t>
-      </w:r>
-      <w:r>
-        <w:rPr>
-          <w:rFonts w:ascii="Times New Roman" w:cs="Times New Roman" w:eastAsia="Times New Roman" w:hAnsi="Times New Roman"/>
-          <w:noProof/>
-          <w:sz w:val="24"/>
-          <w:szCs w:val="24"/>
-          <w:vertAlign w:val="subscript"/>
-          <w:lang w:val="vi-VN"/>
-        </w:rPr>
-        <w:t xml:space="preserve">u</w:t>
-      </w:r>
-      <w:r>
-        <w:rPr>
-          <w:rFonts w:ascii="Times New Roman" w:cs="Times New Roman" w:eastAsia="Times New Roman" w:hAnsi="Times New Roman"/>
-          <w:noProof/>
-          <w:sz w:val="24"/>
-          <w:szCs w:val="24"/>
-          <w:lang w:val="vi-VN"/>
-        </w:rPr>
-        <w:t xml:space="preserve"> = 290,2 kN; cho phép H</w:t>
-      </w:r>
-      <w:r>
-        <w:rPr>
-          <w:rFonts w:ascii="Times New Roman" w:cs="Times New Roman" w:eastAsia="Times New Roman" w:hAnsi="Times New Roman"/>
-          <w:noProof/>
-          <w:sz w:val="24"/>
-          <w:szCs w:val="24"/>
-          <w:vertAlign w:val="subscript"/>
-          <w:lang w:val="vi-VN"/>
-        </w:rPr>
-        <w:t xml:space="preserve">u</w:t>
-      </w:r>
-      <w:r>
-        <w:rPr>
-          <w:rFonts w:ascii="Times New Roman" w:cs="Times New Roman" w:eastAsia="Times New Roman" w:hAnsi="Times New Roman"/>
-          <w:noProof/>
-          <w:sz w:val="24"/>
-          <w:szCs w:val="24"/>
-          <w:lang w:val="vi-VN"/>
-        </w:rPr>
-        <w:t xml:space="preserve"> / 2,5 = 116,1 kN ≥ P = 83,5 kN; mức sử dụng 0,72.</w:t>
+        <w:t xml:space="preserve">Độ trôi bè lớn nhất (mọi hướng, mọi mực nước): 0,3 – 0,9 m tùy bè (kiểm tra C12: ≤ nửa khoảng hở nhỏ nhất tới bè bên cạnh).</w:t>
       </w:r>
     </w:p>
     <w:p>
@@ -830,49 +895,26 @@
           <w:szCs w:val="24"/>
           <w:lang w:val="vi-VN"/>
         </w:rPr>
-        <w:t xml:space="preserve">BP-2, uốn thân cọc (TCVN 5574:2018): 1,2 × M</w:t>
-      </w:r>
-      <w:r>
-        <w:rPr>
-          <w:rFonts w:ascii="Times New Roman" w:cs="Times New Roman" w:eastAsia="Times New Roman" w:hAnsi="Times New Roman"/>
-          <w:noProof/>
-          <w:sz w:val="24"/>
-          <w:szCs w:val="24"/>
-          <w:vertAlign w:val="subscript"/>
-          <w:lang w:val="vi-VN"/>
-        </w:rPr>
-        <w:t xml:space="preserve">max</w:t>
-      </w:r>
-      <w:r>
-        <w:rPr>
-          <w:rFonts w:ascii="Times New Roman" w:cs="Times New Roman" w:eastAsia="Times New Roman" w:hAnsi="Times New Roman"/>
-          <w:noProof/>
-          <w:sz w:val="24"/>
-          <w:szCs w:val="24"/>
-          <w:lang w:val="vi-VN"/>
-        </w:rPr>
-        <w:t xml:space="preserve"> = 1,2 × 79,9 = 95,8 kNm ≤ M</w:t>
-      </w:r>
-      <w:r>
-        <w:rPr>
-          <w:rFonts w:ascii="Times New Roman" w:cs="Times New Roman" w:eastAsia="Times New Roman" w:hAnsi="Times New Roman"/>
-          <w:noProof/>
-          <w:sz w:val="24"/>
-          <w:szCs w:val="24"/>
-          <w:vertAlign w:val="subscript"/>
-          <w:lang w:val="vi-VN"/>
-        </w:rPr>
-        <w:t xml:space="preserve">rd</w:t>
-      </w:r>
-      <w:r>
-        <w:rPr>
-          <w:rFonts w:ascii="Times New Roman" w:cs="Times New Roman" w:eastAsia="Times New Roman" w:hAnsi="Times New Roman"/>
-          <w:noProof/>
-          <w:sz w:val="24"/>
-          <w:szCs w:val="24"/>
-          <w:lang w:val="vi-VN"/>
-        </w:rPr>
-        <w:t xml:space="preserve"> = 103,7 kNm; mức sử dụng 0,92.</w:t>
+        <w:t xml:space="preserve">Dây ngắn hơn 4 m (B6-D04, B6-D29) không tính vào cân bằng: lắp làm dây dự phòng, cắt dài thêm 0,5 m — bè trôi chưa tới 0,5 m nên chúng không chịu lực.</w:t>
+      </w:r>
+    </w:p>
+    <w:p>
+      <w:pPr>
+        <w:pStyle w:val="Heading2"/>
+        <w:keepNext/>
+        <w:spacing w:after="100" w:before="240"/>
+      </w:pPr>
+      <w:r>
+        <w:rPr>
+          <w:rFonts w:ascii="Times New Roman" w:cs="Times New Roman" w:eastAsia="Times New Roman" w:hAnsi="Times New Roman"/>
+          <w:b/>
+          <w:bCs/>
+          <w:noProof/>
+          <w:sz w:val="26"/>
+          <w:szCs w:val="26"/>
+          <w:lang w:val="vi-VN"/>
+        </w:rPr>
+        <w:t xml:space="preserve">5. Cọc khoan nhồi ven bờ (ví dụ BÈ 3A)</w:t>
       </w:r>
     </w:p>
     <w:p>
@@ -892,26 +934,28 @@
           <w:szCs w:val="24"/>
           <w:lang w:val="vi-VN"/>
         </w:rPr>
-        <w:t xml:space="preserve">Cả hệ: 262 cọc, tổng dài 1.729,2 m, 166,4 m³ bê tông, 57,7 tấn thép. Lực kiểm tra cọc là toàn bộ lực dây (không giảm theo góc xiên), thiên về an toàn.</w:t>
-      </w:r>
-    </w:p>
-    <w:p>
-      <w:pPr>
-        <w:pStyle w:val="Heading2"/>
-        <w:keepNext/>
-        <w:spacing w:after="100" w:before="240"/>
-      </w:pPr>
-      <w:r>
-        <w:rPr>
-          <w:rFonts w:ascii="Times New Roman" w:cs="Times New Roman" w:eastAsia="Times New Roman" w:hAnsi="Times New Roman"/>
-          <w:b/>
-          <w:bCs/>
-          <w:noProof/>
-          <w:sz w:val="26"/>
-          <w:szCs w:val="26"/>
-          <w:lang w:val="vi-VN"/>
-        </w:rPr>
-        <w:t xml:space="preserve">6. Đế BTCT + vít xoắn (ví dụ HV-DV028, đế làm việc nặng nhất)</w:t>
+        <w:t xml:space="preserve">Cọc tròn D350 đổ tại chỗ, ngàm L</w:t>
+      </w:r>
+      <w:r>
+        <w:rPr>
+          <w:rFonts w:ascii="Times New Roman" w:cs="Times New Roman" w:eastAsia="Times New Roman" w:hAnsi="Times New Roman"/>
+          <w:noProof/>
+          <w:sz w:val="24"/>
+          <w:szCs w:val="24"/>
+          <w:vertAlign w:val="subscript"/>
+          <w:lang w:val="vi-VN"/>
+        </w:rPr>
+        <w:t xml:space="preserve">tk</w:t>
+      </w:r>
+      <w:r>
+        <w:rPr>
+          <w:rFonts w:ascii="Times New Roman" w:cs="Times New Roman" w:eastAsia="Times New Roman" w:hAnsi="Times New Roman"/>
+          <w:noProof/>
+          <w:sz w:val="24"/>
+          <w:szCs w:val="24"/>
+          <w:lang w:val="vi-VN"/>
+        </w:rPr>
+        <w:t xml:space="preserve"> = 6,5 m, dài cả cọc 6,6 m; thép chủ 8Φ25 CB400-V, Đai xoắn Φ8 a150. Cáp móc cách mặt đất 0,1 m.</w:t>
       </w:r>
     </w:p>
     <w:p>
@@ -931,133 +975,7 @@
           <w:szCs w:val="24"/>
           <w:lang w:val="vi-VN"/>
         </w:rPr>
-        <w:t xml:space="preserve">Một vít: ống Ø89×5, ren Ø105, ngàm 3,0 m. Sức chịu nhổ cực hạn Q</w:t>
-      </w:r>
-      <w:r>
-        <w:rPr>
-          <w:rFonts w:ascii="Times New Roman" w:cs="Times New Roman" w:eastAsia="Times New Roman" w:hAnsi="Times New Roman"/>
-          <w:noProof/>
-          <w:sz w:val="24"/>
-          <w:szCs w:val="24"/>
-          <w:vertAlign w:val="subscript"/>
-          <w:lang w:val="vi-VN"/>
-        </w:rPr>
-        <w:t xml:space="preserve">u</w:t>
-      </w:r>
-      <w:r>
-        <w:rPr>
-          <w:rFonts w:ascii="Times New Roman" w:cs="Times New Roman" w:eastAsia="Times New Roman" w:hAnsi="Times New Roman"/>
-          <w:noProof/>
-          <w:sz w:val="24"/>
-          <w:szCs w:val="24"/>
-          <w:lang w:val="vi-VN"/>
-        </w:rPr>
-        <w:t xml:space="preserve"> = α × c</w:t>
-      </w:r>
-      <w:r>
-        <w:rPr>
-          <w:rFonts w:ascii="Times New Roman" w:cs="Times New Roman" w:eastAsia="Times New Roman" w:hAnsi="Times New Roman"/>
-          <w:noProof/>
-          <w:sz w:val="24"/>
-          <w:szCs w:val="24"/>
-          <w:vertAlign w:val="subscript"/>
-          <w:lang w:val="vi-VN"/>
-        </w:rPr>
-        <w:t xml:space="preserve">u</w:t>
-      </w:r>
-      <w:r>
-        <w:rPr>
-          <w:rFonts w:ascii="Times New Roman" w:cs="Times New Roman" w:eastAsia="Times New Roman" w:hAnsi="Times New Roman"/>
-          <w:noProof/>
-          <w:sz w:val="24"/>
-          <w:szCs w:val="24"/>
-          <w:lang w:val="vi-VN"/>
-        </w:rPr>
-        <w:t xml:space="preserve"> × π × D</w:t>
-      </w:r>
-      <w:r>
-        <w:rPr>
-          <w:rFonts w:ascii="Times New Roman" w:cs="Times New Roman" w:eastAsia="Times New Roman" w:hAnsi="Times New Roman"/>
-          <w:noProof/>
-          <w:sz w:val="24"/>
-          <w:szCs w:val="24"/>
-          <w:vertAlign w:val="subscript"/>
-          <w:lang w:val="vi-VN"/>
-        </w:rPr>
-        <w:t xml:space="preserve">ren</w:t>
-      </w:r>
-      <w:r>
-        <w:rPr>
-          <w:rFonts w:ascii="Times New Roman" w:cs="Times New Roman" w:eastAsia="Times New Roman" w:hAnsi="Times New Roman"/>
-          <w:noProof/>
-          <w:sz w:val="24"/>
-          <w:szCs w:val="24"/>
-          <w:lang w:val="vi-VN"/>
-        </w:rPr>
-        <w:t xml:space="preserve"> × L = 0,8 × 20 × π × 0,105 × 3,0 = 15,8 kN; cho phép Q</w:t>
-      </w:r>
-      <w:r>
-        <w:rPr>
-          <w:rFonts w:ascii="Times New Roman" w:cs="Times New Roman" w:eastAsia="Times New Roman" w:hAnsi="Times New Roman"/>
-          <w:noProof/>
-          <w:sz w:val="24"/>
-          <w:szCs w:val="24"/>
-          <w:vertAlign w:val="subscript"/>
-          <w:lang w:val="vi-VN"/>
-        </w:rPr>
-        <w:t xml:space="preserve">a</w:t>
-      </w:r>
-      <w:r>
-        <w:rPr>
-          <w:rFonts w:ascii="Times New Roman" w:cs="Times New Roman" w:eastAsia="Times New Roman" w:hAnsi="Times New Roman"/>
-          <w:noProof/>
-          <w:sz w:val="24"/>
-          <w:szCs w:val="24"/>
-          <w:lang w:val="vi-VN"/>
-        </w:rPr>
-        <w:t xml:space="preserve"> = Q</w:t>
-      </w:r>
-      <w:r>
-        <w:rPr>
-          <w:rFonts w:ascii="Times New Roman" w:cs="Times New Roman" w:eastAsia="Times New Roman" w:hAnsi="Times New Roman"/>
-          <w:noProof/>
-          <w:sz w:val="24"/>
-          <w:szCs w:val="24"/>
-          <w:vertAlign w:val="subscript"/>
-          <w:lang w:val="vi-VN"/>
-        </w:rPr>
-        <w:t xml:space="preserve">u</w:t>
-      </w:r>
-      <w:r>
-        <w:rPr>
-          <w:rFonts w:ascii="Times New Roman" w:cs="Times New Roman" w:eastAsia="Times New Roman" w:hAnsi="Times New Roman"/>
-          <w:noProof/>
-          <w:sz w:val="24"/>
-          <w:szCs w:val="24"/>
-          <w:lang w:val="vi-VN"/>
-        </w:rPr>
-        <w:t xml:space="preserve"> / 2 = 7,9 kN. Sức chịu ngang cực hạn H</w:t>
-      </w:r>
-      <w:r>
-        <w:rPr>
-          <w:rFonts w:ascii="Times New Roman" w:cs="Times New Roman" w:eastAsia="Times New Roman" w:hAnsi="Times New Roman"/>
-          <w:noProof/>
-          <w:sz w:val="24"/>
-          <w:szCs w:val="24"/>
-          <w:vertAlign w:val="subscript"/>
-          <w:lang w:val="vi-VN"/>
-        </w:rPr>
-        <w:t xml:space="preserve">u</w:t>
-      </w:r>
-      <w:r>
-        <w:rPr>
-          <w:rFonts w:ascii="Times New Roman" w:cs="Times New Roman" w:eastAsia="Times New Roman" w:hAnsi="Times New Roman"/>
-          <w:noProof/>
-          <w:sz w:val="24"/>
-          <w:szCs w:val="24"/>
-          <w:lang w:val="vi-VN"/>
-        </w:rPr>
-        <w:t xml:space="preserve"> = 15,0 kN.</w:t>
+        <w:t xml:space="preserve">Điểm neo CỌC ĐÔI: 2 cọc cạnh nhau, vuông góc phương cáp, cách nhau ≥ 3D; mỗi cọc chịu P = T / (2 × 0,9) = 83,5 kN (hệ số nhóm là GIẢ ĐỊNH); đài BTCT nối hai đầu cọc: thiết kế sơ bộ ở bảng thống kê vật tư neo (twinPileCap.ts).</w:t>
       </w:r>
     </w:p>
     <w:p>
@@ -1077,7 +995,49 @@
           <w:szCs w:val="24"/>
           <w:lang w:val="vi-VN"/>
         </w:rPr>
-        <w:t xml:space="preserve">Đế HV-DV028 giữ hai dây B7-D20 (BÈ 7, T = 67,0 kN, dài 11,52 m) và B8-D31 (BÈ 8, T = 52,7 kN, dài 11,52 m). Bích bè cao hơn mặt nước 0,35 m.</w:t>
+        <w:t xml:space="preserve">BP-1, sức chịu ngang theo Broms (cọc ngắn trong đất sét). Sức kháng của đất trên 1 m cọc: p = 9 × c</w:t>
+      </w:r>
+      <w:r>
+        <w:rPr>
+          <w:rFonts w:ascii="Times New Roman" w:cs="Times New Roman" w:eastAsia="Times New Roman" w:hAnsi="Times New Roman"/>
+          <w:noProof/>
+          <w:sz w:val="24"/>
+          <w:szCs w:val="24"/>
+          <w:vertAlign w:val="subscript"/>
+          <w:lang w:val="vi-VN"/>
+        </w:rPr>
+        <w:t xml:space="preserve">u</w:t>
+      </w:r>
+      <w:r>
+        <w:rPr>
+          <w:rFonts w:ascii="Times New Roman" w:cs="Times New Roman" w:eastAsia="Times New Roman" w:hAnsi="Times New Roman"/>
+          <w:noProof/>
+          <w:sz w:val="24"/>
+          <w:szCs w:val="24"/>
+          <w:lang w:val="vi-VN"/>
+        </w:rPr>
+        <w:t xml:space="preserve"> × D = 9 × 40 × 0,35 = 126,0 kN/m; đoạn 1,5D = 0,525 m dưới mặt đất không tính, phần ngàm làm việc g = L</w:t>
+      </w:r>
+      <w:r>
+        <w:rPr>
+          <w:rFonts w:ascii="Times New Roman" w:cs="Times New Roman" w:eastAsia="Times New Roman" w:hAnsi="Times New Roman"/>
+          <w:noProof/>
+          <w:sz w:val="24"/>
+          <w:szCs w:val="24"/>
+          <w:vertAlign w:val="subscript"/>
+          <w:lang w:val="vi-VN"/>
+        </w:rPr>
+        <w:t xml:space="preserve">tk</w:t>
+      </w:r>
+      <w:r>
+        <w:rPr>
+          <w:rFonts w:ascii="Times New Roman" w:cs="Times New Roman" w:eastAsia="Times New Roman" w:hAnsi="Times New Roman"/>
+          <w:noProof/>
+          <w:sz w:val="24"/>
+          <w:szCs w:val="24"/>
+          <w:lang w:val="vi-VN"/>
+        </w:rPr>
+        <w:t xml:space="preserve"> − 1,5D = 6,5 − 0,525 = 5,975 m; tim chốt cáp cao e = 0,10 m trên mặt đất.</w:t>
       </w:r>
     </w:p>
     <w:p>
@@ -1097,7 +1057,7 @@
           <w:szCs w:val="24"/>
           <w:lang w:val="vi-VN"/>
         </w:rPr>
-        <w:t xml:space="preserve">Tổ hợp chi phối: cả hai dây căng (MN cao). Lực nhổ T</w:t>
+        <w:t xml:space="preserve">H</w:t>
       </w:r>
       <w:r>
         <w:rPr>
@@ -1108,17 +1068,17 @@
           <w:vertAlign w:val="subscript"/>
           <w:lang w:val="vi-VN"/>
         </w:rPr>
-        <w:t xml:space="preserve">v</w:t>
-      </w:r>
-      <w:r>
-        <w:rPr>
-          <w:rFonts w:ascii="Times New Roman" w:cs="Times New Roman" w:eastAsia="Times New Roman" w:hAnsi="Times New Roman"/>
-          <w:noProof/>
-          <w:sz w:val="24"/>
-          <w:szCs w:val="24"/>
-          <w:lang w:val="vi-VN"/>
-        </w:rPr>
-        <w:t xml:space="preserve"> = 65,3 kN (hai dây cộng lại), lực ngang T</w:t>
+        <w:t xml:space="preserve">u</w:t>
+      </w:r>
+      <w:r>
+        <w:rPr>
+          <w:rFonts w:ascii="Times New Roman" w:cs="Times New Roman" w:eastAsia="Times New Roman" w:hAnsi="Times New Roman"/>
+          <w:noProof/>
+          <w:sz w:val="24"/>
+          <w:szCs w:val="24"/>
+          <w:lang w:val="vi-VN"/>
+        </w:rPr>
+        <w:t xml:space="preserve"> là nghiệm dương của (0,5 / p) × H</w:t>
       </w:r>
       <w:r>
         <w:rPr>
@@ -1129,17 +1089,122 @@
           <w:vertAlign w:val="subscript"/>
           <w:lang w:val="vi-VN"/>
         </w:rPr>
-        <w:t xml:space="preserve">h</w:t>
-      </w:r>
-      <w:r>
-        <w:rPr>
-          <w:rFonts w:ascii="Times New Roman" w:cs="Times New Roman" w:eastAsia="Times New Roman" w:hAnsi="Times New Roman"/>
-          <w:noProof/>
-          <w:sz w:val="24"/>
-          <w:szCs w:val="24"/>
-          <w:lang w:val="vi-VN"/>
-        </w:rPr>
-        <w:t xml:space="preserve"> = 12,0 kN (cộng véc-tơ).</w:t>
+        <w:t xml:space="preserve">u</w:t>
+      </w:r>
+      <w:r>
+        <w:rPr>
+          <w:rFonts w:ascii="Times New Roman" w:cs="Times New Roman" w:eastAsia="Times New Roman" w:hAnsi="Times New Roman"/>
+          <w:noProof/>
+          <w:sz w:val="24"/>
+          <w:szCs w:val="24"/>
+          <w:lang w:val="vi-VN"/>
+        </w:rPr>
+        <w:t xml:space="preserve">² + (e + 1,5D + g) × H</w:t>
+      </w:r>
+      <w:r>
+        <w:rPr>
+          <w:rFonts w:ascii="Times New Roman" w:cs="Times New Roman" w:eastAsia="Times New Roman" w:hAnsi="Times New Roman"/>
+          <w:noProof/>
+          <w:sz w:val="24"/>
+          <w:szCs w:val="24"/>
+          <w:vertAlign w:val="subscript"/>
+          <w:lang w:val="vi-VN"/>
+        </w:rPr>
+        <w:t xml:space="preserve">u</w:t>
+      </w:r>
+      <w:r>
+        <w:rPr>
+          <w:rFonts w:ascii="Times New Roman" w:cs="Times New Roman" w:eastAsia="Times New Roman" w:hAnsi="Times New Roman"/>
+          <w:noProof/>
+          <w:sz w:val="24"/>
+          <w:szCs w:val="24"/>
+          <w:lang w:val="vi-VN"/>
+        </w:rPr>
+        <w:t xml:space="preserve"> − 0,5 × p × g² = 0, tức (0,5 / 126,0) × H</w:t>
+      </w:r>
+      <w:r>
+        <w:rPr>
+          <w:rFonts w:ascii="Times New Roman" w:cs="Times New Roman" w:eastAsia="Times New Roman" w:hAnsi="Times New Roman"/>
+          <w:noProof/>
+          <w:sz w:val="24"/>
+          <w:szCs w:val="24"/>
+          <w:vertAlign w:val="subscript"/>
+          <w:lang w:val="vi-VN"/>
+        </w:rPr>
+        <w:t xml:space="preserve">u</w:t>
+      </w:r>
+      <w:r>
+        <w:rPr>
+          <w:rFonts w:ascii="Times New Roman" w:cs="Times New Roman" w:eastAsia="Times New Roman" w:hAnsi="Times New Roman"/>
+          <w:noProof/>
+          <w:sz w:val="24"/>
+          <w:szCs w:val="24"/>
+          <w:lang w:val="vi-VN"/>
+        </w:rPr>
+        <w:t xml:space="preserve">² + 6,600 × H</w:t>
+      </w:r>
+      <w:r>
+        <w:rPr>
+          <w:rFonts w:ascii="Times New Roman" w:cs="Times New Roman" w:eastAsia="Times New Roman" w:hAnsi="Times New Roman"/>
+          <w:noProof/>
+          <w:sz w:val="24"/>
+          <w:szCs w:val="24"/>
+          <w:vertAlign w:val="subscript"/>
+          <w:lang w:val="vi-VN"/>
+        </w:rPr>
+        <w:t xml:space="preserve">u</w:t>
+      </w:r>
+      <w:r>
+        <w:rPr>
+          <w:rFonts w:ascii="Times New Roman" w:cs="Times New Roman" w:eastAsia="Times New Roman" w:hAnsi="Times New Roman"/>
+          <w:noProof/>
+          <w:sz w:val="24"/>
+          <w:szCs w:val="24"/>
+          <w:lang w:val="vi-VN"/>
+        </w:rPr>
+        <w:t xml:space="preserve"> − 2.249,1 = 0 → H</w:t>
+      </w:r>
+      <w:r>
+        <w:rPr>
+          <w:rFonts w:ascii="Times New Roman" w:cs="Times New Roman" w:eastAsia="Times New Roman" w:hAnsi="Times New Roman"/>
+          <w:noProof/>
+          <w:sz w:val="24"/>
+          <w:szCs w:val="24"/>
+          <w:vertAlign w:val="subscript"/>
+          <w:lang w:val="vi-VN"/>
+        </w:rPr>
+        <w:t xml:space="preserve">u</w:t>
+      </w:r>
+      <w:r>
+        <w:rPr>
+          <w:rFonts w:ascii="Times New Roman" w:cs="Times New Roman" w:eastAsia="Times New Roman" w:hAnsi="Times New Roman"/>
+          <w:noProof/>
+          <w:sz w:val="24"/>
+          <w:szCs w:val="24"/>
+          <w:lang w:val="vi-VN"/>
+        </w:rPr>
+        <w:t xml:space="preserve"> = 290,2 kN. Cho phép H</w:t>
+      </w:r>
+      <w:r>
+        <w:rPr>
+          <w:rFonts w:ascii="Times New Roman" w:cs="Times New Roman" w:eastAsia="Times New Roman" w:hAnsi="Times New Roman"/>
+          <w:noProof/>
+          <w:sz w:val="24"/>
+          <w:szCs w:val="24"/>
+          <w:vertAlign w:val="subscript"/>
+          <w:lang w:val="vi-VN"/>
+        </w:rPr>
+        <w:t xml:space="preserve">u</w:t>
+      </w:r>
+      <w:r>
+        <w:rPr>
+          <w:rFonts w:ascii="Times New Roman" w:cs="Times New Roman" w:eastAsia="Times New Roman" w:hAnsi="Times New Roman"/>
+          <w:noProof/>
+          <w:sz w:val="24"/>
+          <w:szCs w:val="24"/>
+          <w:lang w:val="vi-VN"/>
+        </w:rPr>
+        <w:t xml:space="preserve"> / 2,5 = 116,1 kN ≥ P = 83,5 kN; mức sử dụng = 83,5 / 116,1 = 0,72.</w:t>
       </w:r>
     </w:p>
     <w:p>
@@ -1159,7 +1224,28 @@
           <w:szCs w:val="24"/>
           <w:lang w:val="vi-VN"/>
         </w:rPr>
-        <w:t xml:space="preserve">Đế 2,75 × 2,75 × 0,4 m: thể tích 3,03 m³, nặng 75,6 kN trên cạn, W' = 3,03 × (25 − 10) = 45,4 kN trong nước (đã trừ lực đẩy nổi).</w:t>
+        <w:t xml:space="preserve">BP-2, uốn thân cọc (TCVN 5574:2018). Mô-men lớn nhất trong cọc: M</w:t>
+      </w:r>
+      <w:r>
+        <w:rPr>
+          <w:rFonts w:ascii="Times New Roman" w:cs="Times New Roman" w:eastAsia="Times New Roman" w:hAnsi="Times New Roman"/>
+          <w:noProof/>
+          <w:sz w:val="24"/>
+          <w:szCs w:val="24"/>
+          <w:vertAlign w:val="subscript"/>
+          <w:lang w:val="vi-VN"/>
+        </w:rPr>
+        <w:t xml:space="preserve">max</w:t>
+      </w:r>
+      <w:r>
+        <w:rPr>
+          <w:rFonts w:ascii="Times New Roman" w:cs="Times New Roman" w:eastAsia="Times New Roman" w:hAnsi="Times New Roman"/>
+          <w:noProof/>
+          <w:sz w:val="24"/>
+          <w:szCs w:val="24"/>
+          <w:lang w:val="vi-VN"/>
+        </w:rPr>
+        <w:t xml:space="preserve"> = P × (e + 1,5D + 0,5 × P / p) = 83,5 × (0,10 + 0,525 + 0,5 × 83,5 / 126,0) = 79,9 kNm.</w:t>
       </w:r>
     </w:p>
     <w:p>
@@ -1179,7 +1265,7 @@
           <w:szCs w:val="24"/>
           <w:lang w:val="vi-VN"/>
         </w:rPr>
-        <w:t xml:space="preserve">SV-1 nhổ: T</w:t>
+        <w:t xml:space="preserve">Khả năng chịu uốn của lồng 8 thanh Φ25 đặt trên vòng tròn: M</w:t>
       </w:r>
       <w:r>
         <w:rPr>
@@ -1190,17 +1276,17 @@
           <w:vertAlign w:val="subscript"/>
           <w:lang w:val="vi-VN"/>
         </w:rPr>
-        <w:t xml:space="preserve">v</w:t>
-      </w:r>
-      <w:r>
-        <w:rPr>
-          <w:rFonts w:ascii="Times New Roman" w:cs="Times New Roman" w:eastAsia="Times New Roman" w:hAnsi="Times New Roman"/>
-          <w:noProof/>
-          <w:sz w:val="24"/>
-          <w:szCs w:val="24"/>
-          <w:lang w:val="vi-VN"/>
-        </w:rPr>
-        <w:t xml:space="preserve"> ≤ 0,9 × W' + 4 × Q</w:t>
+        <w:t xml:space="preserve">rd</w:t>
+      </w:r>
+      <w:r>
+        <w:rPr>
+          <w:rFonts w:ascii="Times New Roman" w:cs="Times New Roman" w:eastAsia="Times New Roman" w:hAnsi="Times New Roman"/>
+          <w:noProof/>
+          <w:sz w:val="24"/>
+          <w:szCs w:val="24"/>
+          <w:lang w:val="vi-VN"/>
+        </w:rPr>
+        <w:t xml:space="preserve"> = A</w:t>
       </w:r>
       <w:r>
         <w:rPr>
@@ -1211,17 +1297,38 @@
           <w:vertAlign w:val="subscript"/>
           <w:lang w:val="vi-VN"/>
         </w:rPr>
-        <w:t xml:space="preserve">a</w:t>
-      </w:r>
-      <w:r>
-        <w:rPr>
-          <w:rFonts w:ascii="Times New Roman" w:cs="Times New Roman" w:eastAsia="Times New Roman" w:hAnsi="Times New Roman"/>
-          <w:noProof/>
-          <w:sz w:val="24"/>
-          <w:szCs w:val="24"/>
-          <w:lang w:val="vi-VN"/>
-        </w:rPr>
-        <w:t xml:space="preserve"> = 72,5 kN; mức sử dụng 0,90.</w:t>
+        <w:t xml:space="preserve">1</w:t>
+      </w:r>
+      <w:r>
+        <w:rPr>
+          <w:rFonts w:ascii="Times New Roman" w:cs="Times New Roman" w:eastAsia="Times New Roman" w:hAnsi="Times New Roman"/>
+          <w:noProof/>
+          <w:sz w:val="24"/>
+          <w:szCs w:val="24"/>
+          <w:lang w:val="vi-VN"/>
+        </w:rPr>
+        <w:t xml:space="preserve"> thanh × R</w:t>
+      </w:r>
+      <w:r>
+        <w:rPr>
+          <w:rFonts w:ascii="Times New Roman" w:cs="Times New Roman" w:eastAsia="Times New Roman" w:hAnsi="Times New Roman"/>
+          <w:noProof/>
+          <w:sz w:val="24"/>
+          <w:szCs w:val="24"/>
+          <w:vertAlign w:val="subscript"/>
+          <w:lang w:val="vi-VN"/>
+        </w:rPr>
+        <w:t xml:space="preserve">s</w:t>
+      </w:r>
+      <w:r>
+        <w:rPr>
+          <w:rFonts w:ascii="Times New Roman" w:cs="Times New Roman" w:eastAsia="Times New Roman" w:hAnsi="Times New Roman"/>
+          <w:noProof/>
+          <w:sz w:val="24"/>
+          <w:szCs w:val="24"/>
+          <w:lang w:val="vi-VN"/>
+        </w:rPr>
+        <w:t xml:space="preserve"> × r × k(n) = 490,9 mm² × 350 MPa × 0,125 m × 4,83 = 103,7 kNm (r = D/2 − 50 mm tới tim thép; k(n) = 2 / tan(π/n) là cánh tay đòn của n thanh ở hướng BẤT LỢI nhất, vì lồng thả vào lỗ khoan không định hướng được; bỏ qua bê tông chịu kéo).</w:t>
       </w:r>
     </w:p>
     <w:p>
@@ -1241,7 +1348,7 @@
           <w:szCs w:val="24"/>
           <w:lang w:val="vi-VN"/>
         </w:rPr>
-        <w:t xml:space="preserve">SV-2 trượt: 1,5 × T</w:t>
+        <w:t xml:space="preserve">Kiểm tra: 1,2 × M</w:t>
       </w:r>
       <w:r>
         <w:rPr>
@@ -1252,17 +1359,17 @@
           <w:vertAlign w:val="subscript"/>
           <w:lang w:val="vi-VN"/>
         </w:rPr>
-        <w:t xml:space="preserve">h</w:t>
-      </w:r>
-      <w:r>
-        <w:rPr>
-          <w:rFonts w:ascii="Times New Roman" w:cs="Times New Roman" w:eastAsia="Times New Roman" w:hAnsi="Times New Roman"/>
-          <w:noProof/>
-          <w:sz w:val="24"/>
-          <w:szCs w:val="24"/>
-          <w:lang w:val="vi-VN"/>
-        </w:rPr>
-        <w:t xml:space="preserve"> ≤ bám dính đáy + gờ + 4 × H</w:t>
+        <w:t xml:space="preserve">max</w:t>
+      </w:r>
+      <w:r>
+        <w:rPr>
+          <w:rFonts w:ascii="Times New Roman" w:cs="Times New Roman" w:eastAsia="Times New Roman" w:hAnsi="Times New Roman"/>
+          <w:noProof/>
+          <w:sz w:val="24"/>
+          <w:szCs w:val="24"/>
+          <w:lang w:val="vi-VN"/>
+        </w:rPr>
+        <w:t xml:space="preserve"> = 1,2 × 79,9 = 95,8 kNm ≤ M</w:t>
       </w:r>
       <w:r>
         <w:rPr>
@@ -1273,38 +1380,17 @@
           <w:vertAlign w:val="subscript"/>
           <w:lang w:val="vi-VN"/>
         </w:rPr>
-        <w:t xml:space="preserve">u</w:t>
-      </w:r>
-      <w:r>
-        <w:rPr>
-          <w:rFonts w:ascii="Times New Roman" w:cs="Times New Roman" w:eastAsia="Times New Roman" w:hAnsi="Times New Roman"/>
-          <w:noProof/>
-          <w:sz w:val="24"/>
-          <w:szCs w:val="24"/>
-          <w:lang w:val="vi-VN"/>
-        </w:rPr>
-        <w:t xml:space="preserve">; mức sử dụng 0,61 (bám dính đáy lấy bằng 0 khi T</w:t>
-      </w:r>
-      <w:r>
-        <w:rPr>
-          <w:rFonts w:ascii="Times New Roman" w:cs="Times New Roman" w:eastAsia="Times New Roman" w:hAnsi="Times New Roman"/>
-          <w:noProof/>
-          <w:sz w:val="24"/>
-          <w:szCs w:val="24"/>
-          <w:vertAlign w:val="subscript"/>
-          <w:lang w:val="vi-VN"/>
-        </w:rPr>
-        <w:t xml:space="preserve">v</w:t>
-      </w:r>
-      <w:r>
-        <w:rPr>
-          <w:rFonts w:ascii="Times New Roman" w:cs="Times New Roman" w:eastAsia="Times New Roman" w:hAnsi="Times New Roman"/>
-          <w:noProof/>
-          <w:sz w:val="24"/>
-          <w:szCs w:val="24"/>
-          <w:lang w:val="vi-VN"/>
-        </w:rPr>
-        <w:t xml:space="preserve"> &gt; W').</w:t>
+        <w:t xml:space="preserve">rd</w:t>
+      </w:r>
+      <w:r>
+        <w:rPr>
+          <w:rFonts w:ascii="Times New Roman" w:cs="Times New Roman" w:eastAsia="Times New Roman" w:hAnsi="Times New Roman"/>
+          <w:noProof/>
+          <w:sz w:val="24"/>
+          <w:szCs w:val="24"/>
+          <w:lang w:val="vi-VN"/>
+        </w:rPr>
+        <w:t xml:space="preserve"> = 103,7 kNm; mức sử dụng 0,92 (1,2 là hệ số tải trọng khi kiểm tra uốn).</w:t>
       </w:r>
     </w:p>
     <w:p>
@@ -1324,49 +1410,26 @@
           <w:szCs w:val="24"/>
           <w:lang w:val="vi-VN"/>
         </w:rPr>
-        <w:t xml:space="preserve">SV-3 lật quanh mép đế: 1,5 × M</w:t>
-      </w:r>
-      <w:r>
-        <w:rPr>
-          <w:rFonts w:ascii="Times New Roman" w:cs="Times New Roman" w:eastAsia="Times New Roman" w:hAnsi="Times New Roman"/>
-          <w:noProof/>
-          <w:sz w:val="24"/>
-          <w:szCs w:val="24"/>
-          <w:vertAlign w:val="subscript"/>
-          <w:lang w:val="vi-VN"/>
-        </w:rPr>
-        <w:t xml:space="preserve">lật</w:t>
-      </w:r>
-      <w:r>
-        <w:rPr>
-          <w:rFonts w:ascii="Times New Roman" w:cs="Times New Roman" w:eastAsia="Times New Roman" w:hAnsi="Times New Roman"/>
-          <w:noProof/>
-          <w:sz w:val="24"/>
-          <w:szCs w:val="24"/>
-          <w:lang w:val="vi-VN"/>
-        </w:rPr>
-        <w:t xml:space="preserve"> = 1,5 × 96,4 ≤ M</w:t>
-      </w:r>
-      <w:r>
-        <w:rPr>
-          <w:rFonts w:ascii="Times New Roman" w:cs="Times New Roman" w:eastAsia="Times New Roman" w:hAnsi="Times New Roman"/>
-          <w:noProof/>
-          <w:sz w:val="24"/>
-          <w:szCs w:val="24"/>
-          <w:vertAlign w:val="subscript"/>
-          <w:lang w:val="vi-VN"/>
-        </w:rPr>
-        <w:t xml:space="preserve">giữ</w:t>
-      </w:r>
-      <w:r>
-        <w:rPr>
-          <w:rFonts w:ascii="Times New Roman" w:cs="Times New Roman" w:eastAsia="Times New Roman" w:hAnsi="Times New Roman"/>
-          <w:noProof/>
-          <w:sz w:val="24"/>
-          <w:szCs w:val="24"/>
-          <w:lang w:val="vi-VN"/>
-        </w:rPr>
-        <w:t xml:space="preserve"> = 149,5 kNm; mức sử dụng 0,97.</w:t>
+        <w:t xml:space="preserve">Cả hệ: 262 cọc, tổng dài 1.729,2 m, 166,4 m³ bê tông, 57,7 tấn thép. Lực kiểm tra cọc là toàn bộ lực dây (không giảm theo góc xiên), thiên về an toàn.</w:t>
+      </w:r>
+    </w:p>
+    <w:p>
+      <w:pPr>
+        <w:pStyle w:val="Heading2"/>
+        <w:keepNext/>
+        <w:spacing w:after="100" w:before="240"/>
+      </w:pPr>
+      <w:r>
+        <w:rPr>
+          <w:rFonts w:ascii="Times New Roman" w:cs="Times New Roman" w:eastAsia="Times New Roman" w:hAnsi="Times New Roman"/>
+          <w:b/>
+          <w:bCs/>
+          <w:noProof/>
+          <w:sz w:val="26"/>
+          <w:szCs w:val="26"/>
+          <w:lang w:val="vi-VN"/>
+        </w:rPr>
+        <w:t xml:space="preserve">6. Đế BTCT + vít xoắn (ví dụ HV-DV028, đế làm việc nặng nhất)</w:t>
       </w:r>
     </w:p>
     <w:p>
@@ -1386,7 +1449,7 @@
           <w:szCs w:val="24"/>
           <w:lang w:val="vi-VN"/>
         </w:rPr>
-        <w:t xml:space="preserve">SV-4 một vít: N</w:t>
+        <w:t xml:space="preserve">Một vít: ống Ø89×5, ren Ø105, ngàm 3,0 m. Sức chịu nhổ cực hạn Q</w:t>
       </w:r>
       <w:r>
         <w:rPr>
@@ -1397,6 +1460,691 @@
           <w:vertAlign w:val="subscript"/>
           <w:lang w:val="vi-VN"/>
         </w:rPr>
+        <w:t xml:space="preserve">u</w:t>
+      </w:r>
+      <w:r>
+        <w:rPr>
+          <w:rFonts w:ascii="Times New Roman" w:cs="Times New Roman" w:eastAsia="Times New Roman" w:hAnsi="Times New Roman"/>
+          <w:noProof/>
+          <w:sz w:val="24"/>
+          <w:szCs w:val="24"/>
+          <w:lang w:val="vi-VN"/>
+        </w:rPr>
+        <w:t xml:space="preserve"> = α × c</w:t>
+      </w:r>
+      <w:r>
+        <w:rPr>
+          <w:rFonts w:ascii="Times New Roman" w:cs="Times New Roman" w:eastAsia="Times New Roman" w:hAnsi="Times New Roman"/>
+          <w:noProof/>
+          <w:sz w:val="24"/>
+          <w:szCs w:val="24"/>
+          <w:vertAlign w:val="subscript"/>
+          <w:lang w:val="vi-VN"/>
+        </w:rPr>
+        <w:t xml:space="preserve">u</w:t>
+      </w:r>
+      <w:r>
+        <w:rPr>
+          <w:rFonts w:ascii="Times New Roman" w:cs="Times New Roman" w:eastAsia="Times New Roman" w:hAnsi="Times New Roman"/>
+          <w:noProof/>
+          <w:sz w:val="24"/>
+          <w:szCs w:val="24"/>
+          <w:lang w:val="vi-VN"/>
+        </w:rPr>
+        <w:t xml:space="preserve"> × π × D</w:t>
+      </w:r>
+      <w:r>
+        <w:rPr>
+          <w:rFonts w:ascii="Times New Roman" w:cs="Times New Roman" w:eastAsia="Times New Roman" w:hAnsi="Times New Roman"/>
+          <w:noProof/>
+          <w:sz w:val="24"/>
+          <w:szCs w:val="24"/>
+          <w:vertAlign w:val="subscript"/>
+          <w:lang w:val="vi-VN"/>
+        </w:rPr>
+        <w:t xml:space="preserve">ren</w:t>
+      </w:r>
+      <w:r>
+        <w:rPr>
+          <w:rFonts w:ascii="Times New Roman" w:cs="Times New Roman" w:eastAsia="Times New Roman" w:hAnsi="Times New Roman"/>
+          <w:noProof/>
+          <w:sz w:val="24"/>
+          <w:szCs w:val="24"/>
+          <w:lang w:val="vi-VN"/>
+        </w:rPr>
+        <w:t xml:space="preserve"> × L = 0,8 × 20 × π × 0,105 × 3,0 = 15,8 kN; cho phép Q</w:t>
+      </w:r>
+      <w:r>
+        <w:rPr>
+          <w:rFonts w:ascii="Times New Roman" w:cs="Times New Roman" w:eastAsia="Times New Roman" w:hAnsi="Times New Roman"/>
+          <w:noProof/>
+          <w:sz w:val="24"/>
+          <w:szCs w:val="24"/>
+          <w:vertAlign w:val="subscript"/>
+          <w:lang w:val="vi-VN"/>
+        </w:rPr>
+        <w:t xml:space="preserve">a</w:t>
+      </w:r>
+      <w:r>
+        <w:rPr>
+          <w:rFonts w:ascii="Times New Roman" w:cs="Times New Roman" w:eastAsia="Times New Roman" w:hAnsi="Times New Roman"/>
+          <w:noProof/>
+          <w:sz w:val="24"/>
+          <w:szCs w:val="24"/>
+          <w:lang w:val="vi-VN"/>
+        </w:rPr>
+        <w:t xml:space="preserve"> = Q</w:t>
+      </w:r>
+      <w:r>
+        <w:rPr>
+          <w:rFonts w:ascii="Times New Roman" w:cs="Times New Roman" w:eastAsia="Times New Roman" w:hAnsi="Times New Roman"/>
+          <w:noProof/>
+          <w:sz w:val="24"/>
+          <w:szCs w:val="24"/>
+          <w:vertAlign w:val="subscript"/>
+          <w:lang w:val="vi-VN"/>
+        </w:rPr>
+        <w:t xml:space="preserve">u</w:t>
+      </w:r>
+      <w:r>
+        <w:rPr>
+          <w:rFonts w:ascii="Times New Roman" w:cs="Times New Roman" w:eastAsia="Times New Roman" w:hAnsi="Times New Roman"/>
+          <w:noProof/>
+          <w:sz w:val="24"/>
+          <w:szCs w:val="24"/>
+          <w:lang w:val="vi-VN"/>
+        </w:rPr>
+        <w:t xml:space="preserve"> / 2 = 7,9 kN. Sức chịu ngang cực hạn H</w:t>
+      </w:r>
+      <w:r>
+        <w:rPr>
+          <w:rFonts w:ascii="Times New Roman" w:cs="Times New Roman" w:eastAsia="Times New Roman" w:hAnsi="Times New Roman"/>
+          <w:noProof/>
+          <w:sz w:val="24"/>
+          <w:szCs w:val="24"/>
+          <w:vertAlign w:val="subscript"/>
+          <w:lang w:val="vi-VN"/>
+        </w:rPr>
+        <w:t xml:space="preserve">u</w:t>
+      </w:r>
+      <w:r>
+        <w:rPr>
+          <w:rFonts w:ascii="Times New Roman" w:cs="Times New Roman" w:eastAsia="Times New Roman" w:hAnsi="Times New Roman"/>
+          <w:noProof/>
+          <w:sz w:val="24"/>
+          <w:szCs w:val="24"/>
+          <w:lang w:val="vi-VN"/>
+        </w:rPr>
+        <w:t xml:space="preserve"> = 15,0 kN.</w:t>
+      </w:r>
+    </w:p>
+    <w:p>
+      <w:pPr>
+        <w:pStyle w:val="ListParagraph"/>
+        <w:numPr>
+          <w:ilvl w:val="0"/>
+          <w:numId w:val="1"/>
+        </w:numPr>
+        <w:spacing w:after="60"/>
+      </w:pPr>
+      <w:r>
+        <w:rPr>
+          <w:rFonts w:ascii="Times New Roman" w:cs="Times New Roman" w:eastAsia="Times New Roman" w:hAnsi="Times New Roman"/>
+          <w:noProof/>
+          <w:sz w:val="24"/>
+          <w:szCs w:val="24"/>
+          <w:lang w:val="vi-VN"/>
+        </w:rPr>
+        <w:t xml:space="preserve">Đế HV-DV028 giữ hai dây B7-D20 (BÈ 7, T = 67,0 kN, dài 11,52 m) và B8-D31 (BÈ 8, T = 52,7 kN, dài 11,52 m). Bích bè cao hơn mặt nước 0,35 m.</w:t>
+      </w:r>
+    </w:p>
+    <w:p>
+      <w:pPr>
+        <w:pStyle w:val="ListParagraph"/>
+        <w:numPr>
+          <w:ilvl w:val="0"/>
+          <w:numId w:val="1"/>
+        </w:numPr>
+        <w:spacing w:after="60"/>
+      </w:pPr>
+      <w:r>
+        <w:rPr>
+          <w:rFonts w:ascii="Times New Roman" w:cs="Times New Roman" w:eastAsia="Times New Roman" w:hAnsi="Times New Roman"/>
+          <w:noProof/>
+          <w:sz w:val="24"/>
+          <w:szCs w:val="24"/>
+          <w:lang w:val="vi-VN"/>
+        </w:rPr>
+        <w:t xml:space="preserve">Mỗi dây tách thành lực ngang T</w:t>
+      </w:r>
+      <w:r>
+        <w:rPr>
+          <w:rFonts w:ascii="Times New Roman" w:cs="Times New Roman" w:eastAsia="Times New Roman" w:hAnsi="Times New Roman"/>
+          <w:noProof/>
+          <w:sz w:val="24"/>
+          <w:szCs w:val="24"/>
+          <w:vertAlign w:val="subscript"/>
+          <w:lang w:val="vi-VN"/>
+        </w:rPr>
+        <w:t xml:space="preserve">h</w:t>
+      </w:r>
+      <w:r>
+        <w:rPr>
+          <w:rFonts w:ascii="Times New Roman" w:cs="Times New Roman" w:eastAsia="Times New Roman" w:hAnsi="Times New Roman"/>
+          <w:noProof/>
+          <w:sz w:val="24"/>
+          <w:szCs w:val="24"/>
+          <w:lang w:val="vi-VN"/>
+        </w:rPr>
+        <w:t xml:space="preserve"> = T × cos θ và lực nhổ T</w:t>
+      </w:r>
+      <w:r>
+        <w:rPr>
+          <w:rFonts w:ascii="Times New Roman" w:cs="Times New Roman" w:eastAsia="Times New Roman" w:hAnsi="Times New Roman"/>
+          <w:noProof/>
+          <w:sz w:val="24"/>
+          <w:szCs w:val="24"/>
+          <w:vertAlign w:val="subscript"/>
+          <w:lang w:val="vi-VN"/>
+        </w:rPr>
+        <w:t xml:space="preserve">v</w:t>
+      </w:r>
+      <w:r>
+        <w:rPr>
+          <w:rFonts w:ascii="Times New Roman" w:cs="Times New Roman" w:eastAsia="Times New Roman" w:hAnsi="Times New Roman"/>
+          <w:noProof/>
+          <w:sz w:val="24"/>
+          <w:szCs w:val="24"/>
+          <w:lang w:val="vi-VN"/>
+        </w:rPr>
+        <w:t xml:space="preserve"> = T × sin θ, θ là góc dốc của dây (tan θ = chênh cao bích bè – chốt đế / khoảng cách ngang): dây thoải khi nước thấp (trượt chi phối), dốc khi nước cao (nhổ, lật chi phối).</w:t>
+      </w:r>
+    </w:p>
+    <w:p>
+      <w:pPr>
+        <w:pStyle w:val="ListParagraph"/>
+        <w:numPr>
+          <w:ilvl w:val="0"/>
+          <w:numId w:val="1"/>
+        </w:numPr>
+        <w:spacing w:after="60"/>
+      </w:pPr>
+      <w:r>
+        <w:rPr>
+          <w:rFonts w:ascii="Times New Roman" w:cs="Times New Roman" w:eastAsia="Times New Roman" w:hAnsi="Times New Roman"/>
+          <w:noProof/>
+          <w:sz w:val="24"/>
+          <w:szCs w:val="24"/>
+          <w:lang w:val="vi-VN"/>
+        </w:rPr>
+        <w:t xml:space="preserve">Tổ hợp chi phối: cả hai dây căng (MN cao). Lực nhổ T</w:t>
+      </w:r>
+      <w:r>
+        <w:rPr>
+          <w:rFonts w:ascii="Times New Roman" w:cs="Times New Roman" w:eastAsia="Times New Roman" w:hAnsi="Times New Roman"/>
+          <w:noProof/>
+          <w:sz w:val="24"/>
+          <w:szCs w:val="24"/>
+          <w:vertAlign w:val="subscript"/>
+          <w:lang w:val="vi-VN"/>
+        </w:rPr>
+        <w:t xml:space="preserve">v</w:t>
+      </w:r>
+      <w:r>
+        <w:rPr>
+          <w:rFonts w:ascii="Times New Roman" w:cs="Times New Roman" w:eastAsia="Times New Roman" w:hAnsi="Times New Roman"/>
+          <w:noProof/>
+          <w:sz w:val="24"/>
+          <w:szCs w:val="24"/>
+          <w:lang w:val="vi-VN"/>
+        </w:rPr>
+        <w:t xml:space="preserve"> = 65,3 kN (hai dây cộng lại), lực ngang T</w:t>
+      </w:r>
+      <w:r>
+        <w:rPr>
+          <w:rFonts w:ascii="Times New Roman" w:cs="Times New Roman" w:eastAsia="Times New Roman" w:hAnsi="Times New Roman"/>
+          <w:noProof/>
+          <w:sz w:val="24"/>
+          <w:szCs w:val="24"/>
+          <w:vertAlign w:val="subscript"/>
+          <w:lang w:val="vi-VN"/>
+        </w:rPr>
+        <w:t xml:space="preserve">h</w:t>
+      </w:r>
+      <w:r>
+        <w:rPr>
+          <w:rFonts w:ascii="Times New Roman" w:cs="Times New Roman" w:eastAsia="Times New Roman" w:hAnsi="Times New Roman"/>
+          <w:noProof/>
+          <w:sz w:val="24"/>
+          <w:szCs w:val="24"/>
+          <w:lang w:val="vi-VN"/>
+        </w:rPr>
+        <w:t xml:space="preserve"> = 12,0 kN (cộng véc-tơ).</w:t>
+      </w:r>
+    </w:p>
+    <w:p>
+      <w:pPr>
+        <w:pStyle w:val="ListParagraph"/>
+        <w:numPr>
+          <w:ilvl w:val="0"/>
+          <w:numId w:val="1"/>
+        </w:numPr>
+        <w:spacing w:after="60"/>
+      </w:pPr>
+      <w:r>
+        <w:rPr>
+          <w:rFonts w:ascii="Times New Roman" w:cs="Times New Roman" w:eastAsia="Times New Roman" w:hAnsi="Times New Roman"/>
+          <w:noProof/>
+          <w:sz w:val="24"/>
+          <w:szCs w:val="24"/>
+          <w:lang w:val="vi-VN"/>
+        </w:rPr>
+        <w:t xml:space="preserve">Đế 2,75 × 2,75 × 0,4 m: thể tích 3,03 m³, nặng 75,6 kN trên cạn, W' = 3,03 × (25 − 10) = 45,4 kN trong nước (đã trừ lực đẩy nổi).</w:t>
+      </w:r>
+    </w:p>
+    <w:p>
+      <w:pPr>
+        <w:pStyle w:val="ListParagraph"/>
+        <w:numPr>
+          <w:ilvl w:val="0"/>
+          <w:numId w:val="1"/>
+        </w:numPr>
+        <w:spacing w:after="60"/>
+      </w:pPr>
+      <w:r>
+        <w:rPr>
+          <w:rFonts w:ascii="Times New Roman" w:cs="Times New Roman" w:eastAsia="Times New Roman" w:hAnsi="Times New Roman"/>
+          <w:noProof/>
+          <w:sz w:val="24"/>
+          <w:szCs w:val="24"/>
+          <w:lang w:val="vi-VN"/>
+        </w:rPr>
+        <w:t xml:space="preserve">SV-1 nhổ: T</w:t>
+      </w:r>
+      <w:r>
+        <w:rPr>
+          <w:rFonts w:ascii="Times New Roman" w:cs="Times New Roman" w:eastAsia="Times New Roman" w:hAnsi="Times New Roman"/>
+          <w:noProof/>
+          <w:sz w:val="24"/>
+          <w:szCs w:val="24"/>
+          <w:vertAlign w:val="subscript"/>
+          <w:lang w:val="vi-VN"/>
+        </w:rPr>
+        <w:t xml:space="preserve">v</w:t>
+      </w:r>
+      <w:r>
+        <w:rPr>
+          <w:rFonts w:ascii="Times New Roman" w:cs="Times New Roman" w:eastAsia="Times New Roman" w:hAnsi="Times New Roman"/>
+          <w:noProof/>
+          <w:sz w:val="24"/>
+          <w:szCs w:val="24"/>
+          <w:lang w:val="vi-VN"/>
+        </w:rPr>
+        <w:t xml:space="preserve"> ≤ 0,9 × W' + 4 × Q</w:t>
+      </w:r>
+      <w:r>
+        <w:rPr>
+          <w:rFonts w:ascii="Times New Roman" w:cs="Times New Roman" w:eastAsia="Times New Roman" w:hAnsi="Times New Roman"/>
+          <w:noProof/>
+          <w:sz w:val="24"/>
+          <w:szCs w:val="24"/>
+          <w:vertAlign w:val="subscript"/>
+          <w:lang w:val="vi-VN"/>
+        </w:rPr>
+        <w:t xml:space="preserve">a</w:t>
+      </w:r>
+      <w:r>
+        <w:rPr>
+          <w:rFonts w:ascii="Times New Roman" w:cs="Times New Roman" w:eastAsia="Times New Roman" w:hAnsi="Times New Roman"/>
+          <w:noProof/>
+          <w:sz w:val="24"/>
+          <w:szCs w:val="24"/>
+          <w:lang w:val="vi-VN"/>
+        </w:rPr>
+        <w:t xml:space="preserve"> = 72,5 kN; mức sử dụng 0,90.</w:t>
+      </w:r>
+    </w:p>
+    <w:p>
+      <w:pPr>
+        <w:pStyle w:val="ListParagraph"/>
+        <w:numPr>
+          <w:ilvl w:val="0"/>
+          <w:numId w:val="1"/>
+        </w:numPr>
+        <w:spacing w:after="60"/>
+      </w:pPr>
+      <w:r>
+        <w:rPr>
+          <w:rFonts w:ascii="Times New Roman" w:cs="Times New Roman" w:eastAsia="Times New Roman" w:hAnsi="Times New Roman"/>
+          <w:noProof/>
+          <w:sz w:val="24"/>
+          <w:szCs w:val="24"/>
+          <w:lang w:val="vi-VN"/>
+        </w:rPr>
+        <w:t xml:space="preserve">SV-2 trượt: 1,5 × T</w:t>
+      </w:r>
+      <w:r>
+        <w:rPr>
+          <w:rFonts w:ascii="Times New Roman" w:cs="Times New Roman" w:eastAsia="Times New Roman" w:hAnsi="Times New Roman"/>
+          <w:noProof/>
+          <w:sz w:val="24"/>
+          <w:szCs w:val="24"/>
+          <w:vertAlign w:val="subscript"/>
+          <w:lang w:val="vi-VN"/>
+        </w:rPr>
+        <w:t xml:space="preserve">h</w:t>
+      </w:r>
+      <w:r>
+        <w:rPr>
+          <w:rFonts w:ascii="Times New Roman" w:cs="Times New Roman" w:eastAsia="Times New Roman" w:hAnsi="Times New Roman"/>
+          <w:noProof/>
+          <w:sz w:val="24"/>
+          <w:szCs w:val="24"/>
+          <w:lang w:val="vi-VN"/>
+        </w:rPr>
+        <w:t xml:space="preserve"> ≤ bám dính đáy + gờ + 4 × H</w:t>
+      </w:r>
+      <w:r>
+        <w:rPr>
+          <w:rFonts w:ascii="Times New Roman" w:cs="Times New Roman" w:eastAsia="Times New Roman" w:hAnsi="Times New Roman"/>
+          <w:noProof/>
+          <w:sz w:val="24"/>
+          <w:szCs w:val="24"/>
+          <w:vertAlign w:val="subscript"/>
+          <w:lang w:val="vi-VN"/>
+        </w:rPr>
+        <w:t xml:space="preserve">u</w:t>
+      </w:r>
+      <w:r>
+        <w:rPr>
+          <w:rFonts w:ascii="Times New Roman" w:cs="Times New Roman" w:eastAsia="Times New Roman" w:hAnsi="Times New Roman"/>
+          <w:noProof/>
+          <w:sz w:val="24"/>
+          <w:szCs w:val="24"/>
+          <w:lang w:val="vi-VN"/>
+        </w:rPr>
+        <w:t xml:space="preserve">. Bám dính đáy = 0,5 × c</w:t>
+      </w:r>
+      <w:r>
+        <w:rPr>
+          <w:rFonts w:ascii="Times New Roman" w:cs="Times New Roman" w:eastAsia="Times New Roman" w:hAnsi="Times New Roman"/>
+          <w:noProof/>
+          <w:sz w:val="24"/>
+          <w:szCs w:val="24"/>
+          <w:vertAlign w:val="subscript"/>
+          <w:lang w:val="vi-VN"/>
+        </w:rPr>
+        <w:t xml:space="preserve">u</w:t>
+      </w:r>
+      <w:r>
+        <w:rPr>
+          <w:rFonts w:ascii="Times New Roman" w:cs="Times New Roman" w:eastAsia="Times New Roman" w:hAnsi="Times New Roman"/>
+          <w:noProof/>
+          <w:sz w:val="24"/>
+          <w:szCs w:val="24"/>
+          <w:lang w:val="vi-VN"/>
+        </w:rPr>
+        <w:t xml:space="preserve"> × B² = 0,0 kN (lấy bằng 0 khi T</w:t>
+      </w:r>
+      <w:r>
+        <w:rPr>
+          <w:rFonts w:ascii="Times New Roman" w:cs="Times New Roman" w:eastAsia="Times New Roman" w:hAnsi="Times New Roman"/>
+          <w:noProof/>
+          <w:sz w:val="24"/>
+          <w:szCs w:val="24"/>
+          <w:vertAlign w:val="subscript"/>
+          <w:lang w:val="vi-VN"/>
+        </w:rPr>
+        <w:t xml:space="preserve">v</w:t>
+      </w:r>
+      <w:r>
+        <w:rPr>
+          <w:rFonts w:ascii="Times New Roman" w:cs="Times New Roman" w:eastAsia="Times New Roman" w:hAnsi="Times New Roman"/>
+          <w:noProof/>
+          <w:sz w:val="24"/>
+          <w:szCs w:val="24"/>
+          <w:lang w:val="vi-VN"/>
+        </w:rPr>
+        <w:t xml:space="preserve"> &gt; W': đế bị nhấc khỏi bùn); gờ sâu z = 0,15 m: B × (0,5 × γ' × z² + 2 × c</w:t>
+      </w:r>
+      <w:r>
+        <w:rPr>
+          <w:rFonts w:ascii="Times New Roman" w:cs="Times New Roman" w:eastAsia="Times New Roman" w:hAnsi="Times New Roman"/>
+          <w:noProof/>
+          <w:sz w:val="24"/>
+          <w:szCs w:val="24"/>
+          <w:vertAlign w:val="subscript"/>
+          <w:lang w:val="vi-VN"/>
+        </w:rPr>
+        <w:t xml:space="preserve">u</w:t>
+      </w:r>
+      <w:r>
+        <w:rPr>
+          <w:rFonts w:ascii="Times New Roman" w:cs="Times New Roman" w:eastAsia="Times New Roman" w:hAnsi="Times New Roman"/>
+          <w:noProof/>
+          <w:sz w:val="24"/>
+          <w:szCs w:val="24"/>
+          <w:lang w:val="vi-VN"/>
+        </w:rPr>
+        <w:t xml:space="preserve"> × z) = 16,7 kN; H</w:t>
+      </w:r>
+      <w:r>
+        <w:rPr>
+          <w:rFonts w:ascii="Times New Roman" w:cs="Times New Roman" w:eastAsia="Times New Roman" w:hAnsi="Times New Roman"/>
+          <w:noProof/>
+          <w:sz w:val="24"/>
+          <w:szCs w:val="24"/>
+          <w:vertAlign w:val="subscript"/>
+          <w:lang w:val="vi-VN"/>
+        </w:rPr>
+        <w:t xml:space="preserve">u</w:t>
+      </w:r>
+      <w:r>
+        <w:rPr>
+          <w:rFonts w:ascii="Times New Roman" w:cs="Times New Roman" w:eastAsia="Times New Roman" w:hAnsi="Times New Roman"/>
+          <w:noProof/>
+          <w:sz w:val="24"/>
+          <w:szCs w:val="24"/>
+          <w:lang w:val="vi-VN"/>
+        </w:rPr>
+        <w:t xml:space="preserve"> một vít = 15,0 kN (Broms, đầu tự do ở mặt bùn). 1,5 × 12,0 = 18,1 ≤ 76,6 kN; mức sử dụng 0,61.</w:t>
+      </w:r>
+    </w:p>
+    <w:p>
+      <w:pPr>
+        <w:pStyle w:val="ListParagraph"/>
+        <w:numPr>
+          <w:ilvl w:val="0"/>
+          <w:numId w:val="1"/>
+        </w:numPr>
+        <w:spacing w:after="60"/>
+      </w:pPr>
+      <w:r>
+        <w:rPr>
+          <w:rFonts w:ascii="Times New Roman" w:cs="Times New Roman" w:eastAsia="Times New Roman" w:hAnsi="Times New Roman"/>
+          <w:noProof/>
+          <w:sz w:val="24"/>
+          <w:szCs w:val="24"/>
+          <w:lang w:val="vi-VN"/>
+        </w:rPr>
+        <w:t xml:space="preserve">SV-3 lật quanh mép đáy phía xa dây: M</w:t>
+      </w:r>
+      <w:r>
+        <w:rPr>
+          <w:rFonts w:ascii="Times New Roman" w:cs="Times New Roman" w:eastAsia="Times New Roman" w:hAnsi="Times New Roman"/>
+          <w:noProof/>
+          <w:sz w:val="24"/>
+          <w:szCs w:val="24"/>
+          <w:vertAlign w:val="subscript"/>
+          <w:lang w:val="vi-VN"/>
+        </w:rPr>
+        <w:t xml:space="preserve">lật</w:t>
+      </w:r>
+      <w:r>
+        <w:rPr>
+          <w:rFonts w:ascii="Times New Roman" w:cs="Times New Roman" w:eastAsia="Times New Roman" w:hAnsi="Times New Roman"/>
+          <w:noProof/>
+          <w:sz w:val="24"/>
+          <w:szCs w:val="24"/>
+          <w:lang w:val="vi-VN"/>
+        </w:rPr>
+        <w:t xml:space="preserve"> = T</w:t>
+      </w:r>
+      <w:r>
+        <w:rPr>
+          <w:rFonts w:ascii="Times New Roman" w:cs="Times New Roman" w:eastAsia="Times New Roman" w:hAnsi="Times New Roman"/>
+          <w:noProof/>
+          <w:sz w:val="24"/>
+          <w:szCs w:val="24"/>
+          <w:vertAlign w:val="subscript"/>
+          <w:lang w:val="vi-VN"/>
+        </w:rPr>
+        <w:t xml:space="preserve">h</w:t>
+      </w:r>
+      <w:r>
+        <w:rPr>
+          <w:rFonts w:ascii="Times New Roman" w:cs="Times New Roman" w:eastAsia="Times New Roman" w:hAnsi="Times New Roman"/>
+          <w:noProof/>
+          <w:sz w:val="24"/>
+          <w:szCs w:val="24"/>
+          <w:lang w:val="vi-VN"/>
+        </w:rPr>
+        <w:t xml:space="preserve"> × (t + h</w:t>
+      </w:r>
+      <w:r>
+        <w:rPr>
+          <w:rFonts w:ascii="Times New Roman" w:cs="Times New Roman" w:eastAsia="Times New Roman" w:hAnsi="Times New Roman"/>
+          <w:noProof/>
+          <w:sz w:val="24"/>
+          <w:szCs w:val="24"/>
+          <w:vertAlign w:val="subscript"/>
+          <w:lang w:val="vi-VN"/>
+        </w:rPr>
+        <w:t xml:space="preserve">tai</w:t>
+      </w:r>
+      <w:r>
+        <w:rPr>
+          <w:rFonts w:ascii="Times New Roman" w:cs="Times New Roman" w:eastAsia="Times New Roman" w:hAnsi="Times New Roman"/>
+          <w:noProof/>
+          <w:sz w:val="24"/>
+          <w:szCs w:val="24"/>
+          <w:lang w:val="vi-VN"/>
+        </w:rPr>
+        <w:t xml:space="preserve">) + T</w:t>
+      </w:r>
+      <w:r>
+        <w:rPr>
+          <w:rFonts w:ascii="Times New Roman" w:cs="Times New Roman" w:eastAsia="Times New Roman" w:hAnsi="Times New Roman"/>
+          <w:noProof/>
+          <w:sz w:val="24"/>
+          <w:szCs w:val="24"/>
+          <w:vertAlign w:val="subscript"/>
+          <w:lang w:val="vi-VN"/>
+        </w:rPr>
+        <w:t xml:space="preserve">v</w:t>
+      </w:r>
+      <w:r>
+        <w:rPr>
+          <w:rFonts w:ascii="Times New Roman" w:cs="Times New Roman" w:eastAsia="Times New Roman" w:hAnsi="Times New Roman"/>
+          <w:noProof/>
+          <w:sz w:val="24"/>
+          <w:szCs w:val="24"/>
+          <w:lang w:val="vi-VN"/>
+        </w:rPr>
+        <w:t xml:space="preserve"> × B / 2 = 12,0 × (0,4 + 0,15) + 65,3 × 2,75 / 2 = 96,4 kNm; M</w:t>
+      </w:r>
+      <w:r>
+        <w:rPr>
+          <w:rFonts w:ascii="Times New Roman" w:cs="Times New Roman" w:eastAsia="Times New Roman" w:hAnsi="Times New Roman"/>
+          <w:noProof/>
+          <w:sz w:val="24"/>
+          <w:szCs w:val="24"/>
+          <w:vertAlign w:val="subscript"/>
+          <w:lang w:val="vi-VN"/>
+        </w:rPr>
+        <w:t xml:space="preserve">giữ</w:t>
+      </w:r>
+      <w:r>
+        <w:rPr>
+          <w:rFonts w:ascii="Times New Roman" w:cs="Times New Roman" w:eastAsia="Times New Roman" w:hAnsi="Times New Roman"/>
+          <w:noProof/>
+          <w:sz w:val="24"/>
+          <w:szCs w:val="24"/>
+          <w:lang w:val="vi-VN"/>
+        </w:rPr>
+        <w:t xml:space="preserve"> = W' × B / 2 + (n/2) × Q</w:t>
+      </w:r>
+      <w:r>
+        <w:rPr>
+          <w:rFonts w:ascii="Times New Roman" w:cs="Times New Roman" w:eastAsia="Times New Roman" w:hAnsi="Times New Roman"/>
+          <w:noProof/>
+          <w:sz w:val="24"/>
+          <w:szCs w:val="24"/>
+          <w:vertAlign w:val="subscript"/>
+          <w:lang w:val="vi-VN"/>
+        </w:rPr>
+        <w:t xml:space="preserve">u</w:t>
+      </w:r>
+      <w:r>
+        <w:rPr>
+          <w:rFonts w:ascii="Times New Roman" w:cs="Times New Roman" w:eastAsia="Times New Roman" w:hAnsi="Times New Roman"/>
+          <w:noProof/>
+          <w:sz w:val="24"/>
+          <w:szCs w:val="24"/>
+          <w:lang w:val="vi-VN"/>
+        </w:rPr>
+        <w:t xml:space="preserve"> × (B − c) + (n/2) × Q</w:t>
+      </w:r>
+      <w:r>
+        <w:rPr>
+          <w:rFonts w:ascii="Times New Roman" w:cs="Times New Roman" w:eastAsia="Times New Roman" w:hAnsi="Times New Roman"/>
+          <w:noProof/>
+          <w:sz w:val="24"/>
+          <w:szCs w:val="24"/>
+          <w:vertAlign w:val="subscript"/>
+          <w:lang w:val="vi-VN"/>
+        </w:rPr>
+        <w:t xml:space="preserve">u</w:t>
+      </w:r>
+      <w:r>
+        <w:rPr>
+          <w:rFonts w:ascii="Times New Roman" w:cs="Times New Roman" w:eastAsia="Times New Roman" w:hAnsi="Times New Roman"/>
+          <w:noProof/>
+          <w:sz w:val="24"/>
+          <w:szCs w:val="24"/>
+          <w:lang w:val="vi-VN"/>
+        </w:rPr>
+        <w:t xml:space="preserve"> × c = 149,5 kNm (c = 0,15 m từ mép đế tới tim lỗ vít). 1,5 × 96,4 = 144,6 ≤ 149,5 kNm; mức sử dụng 0,97.</w:t>
+      </w:r>
+    </w:p>
+    <w:p>
+      <w:pPr>
+        <w:pStyle w:val="ListParagraph"/>
+        <w:numPr>
+          <w:ilvl w:val="0"/>
+          <w:numId w:val="1"/>
+        </w:numPr>
+        <w:spacing w:after="60"/>
+      </w:pPr>
+      <w:r>
+        <w:rPr>
+          <w:rFonts w:ascii="Times New Roman" w:cs="Times New Roman" w:eastAsia="Times New Roman" w:hAnsi="Times New Roman"/>
+          <w:noProof/>
+          <w:sz w:val="24"/>
+          <w:szCs w:val="24"/>
+          <w:lang w:val="vi-VN"/>
+        </w:rPr>
+        <w:t xml:space="preserve">SV-4 một vít: lực nhổ lên vít chịu nặng nhất N</w:t>
+      </w:r>
+      <w:r>
+        <w:rPr>
+          <w:rFonts w:ascii="Times New Roman" w:cs="Times New Roman" w:eastAsia="Times New Roman" w:hAnsi="Times New Roman"/>
+          <w:noProof/>
+          <w:sz w:val="24"/>
+          <w:szCs w:val="24"/>
+          <w:vertAlign w:val="subscript"/>
+          <w:lang w:val="vi-VN"/>
+        </w:rPr>
         <w:t xml:space="preserve">1</w:t>
       </w:r>
       <w:r>
@@ -1407,7 +2155,7 @@
           <w:szCs w:val="24"/>
           <w:lang w:val="vi-VN"/>
         </w:rPr>
-        <w:t xml:space="preserve"> = 7,7 kN ≤ Q</w:t>
+        <w:t xml:space="preserve"> = max[(T</w:t>
       </w:r>
       <w:r>
         <w:rPr>
@@ -1418,6 +2166,48 @@
           <w:vertAlign w:val="subscript"/>
           <w:lang w:val="vi-VN"/>
         </w:rPr>
+        <w:t xml:space="preserve">v</w:t>
+      </w:r>
+      <w:r>
+        <w:rPr>
+          <w:rFonts w:ascii="Times New Roman" w:cs="Times New Roman" w:eastAsia="Times New Roman" w:hAnsi="Times New Roman"/>
+          <w:noProof/>
+          <w:sz w:val="24"/>
+          <w:szCs w:val="24"/>
+          <w:lang w:val="vi-VN"/>
+        </w:rPr>
+        <w:t xml:space="preserve"> − 0,9 × W') / n ; (M</w:t>
+      </w:r>
+      <w:r>
+        <w:rPr>
+          <w:rFonts w:ascii="Times New Roman" w:cs="Times New Roman" w:eastAsia="Times New Roman" w:hAnsi="Times New Roman"/>
+          <w:noProof/>
+          <w:sz w:val="24"/>
+          <w:szCs w:val="24"/>
+          <w:vertAlign w:val="subscript"/>
+          <w:lang w:val="vi-VN"/>
+        </w:rPr>
+        <w:t xml:space="preserve">lật</w:t>
+      </w:r>
+      <w:r>
+        <w:rPr>
+          <w:rFonts w:ascii="Times New Roman" w:cs="Times New Roman" w:eastAsia="Times New Roman" w:hAnsi="Times New Roman"/>
+          <w:noProof/>
+          <w:sz w:val="24"/>
+          <w:szCs w:val="24"/>
+          <w:lang w:val="vi-VN"/>
+        </w:rPr>
+        <w:t xml:space="preserve"> − 0,9 × W' × B / 2) / (B − c) / (n/2)] = 7,7 kN ≤ Q</w:t>
+      </w:r>
+      <w:r>
+        <w:rPr>
+          <w:rFonts w:ascii="Times New Roman" w:cs="Times New Roman" w:eastAsia="Times New Roman" w:hAnsi="Times New Roman"/>
+          <w:noProof/>
+          <w:sz w:val="24"/>
+          <w:szCs w:val="24"/>
+          <w:vertAlign w:val="subscript"/>
+          <w:lang w:val="vi-VN"/>
+        </w:rPr>
         <w:t xml:space="preserve">a</w:t>
       </w:r>
       <w:r>
@@ -1428,7 +2218,152 @@
           <w:szCs w:val="24"/>
           <w:lang w:val="vi-VN"/>
         </w:rPr>
-        <w:t xml:space="preserve">; mức sử dụng 0,98. SV-5 nền: 0,15. SV-6 thép bản (lưới Ø12 a200, hai lớp): 0,62.</w:t>
+        <w:t xml:space="preserve"> = 7,9 kN; mức sử dụng 0,98.</w:t>
+      </w:r>
+    </w:p>
+    <w:p>
+      <w:pPr>
+        <w:pStyle w:val="ListParagraph"/>
+        <w:numPr>
+          <w:ilvl w:val="0"/>
+          <w:numId w:val="1"/>
+        </w:numPr>
+        <w:spacing w:after="60"/>
+      </w:pPr>
+      <w:r>
+        <w:rPr>
+          <w:rFonts w:ascii="Times New Roman" w:cs="Times New Roman" w:eastAsia="Times New Roman" w:hAnsi="Times New Roman"/>
+          <w:noProof/>
+          <w:sz w:val="24"/>
+          <w:szCs w:val="24"/>
+          <w:lang w:val="vi-VN"/>
+        </w:rPr>
+        <w:t xml:space="preserve">SV-5 áp lực lên nền bùn: W' / B² = 6,0 kPa ≤ 5,14 × c</w:t>
+      </w:r>
+      <w:r>
+        <w:rPr>
+          <w:rFonts w:ascii="Times New Roman" w:cs="Times New Roman" w:eastAsia="Times New Roman" w:hAnsi="Times New Roman"/>
+          <w:noProof/>
+          <w:sz w:val="24"/>
+          <w:szCs w:val="24"/>
+          <w:vertAlign w:val="subscript"/>
+          <w:lang w:val="vi-VN"/>
+        </w:rPr>
+        <w:t xml:space="preserve">u</w:t>
+      </w:r>
+      <w:r>
+        <w:rPr>
+          <w:rFonts w:ascii="Times New Roman" w:cs="Times New Roman" w:eastAsia="Times New Roman" w:hAnsi="Times New Roman"/>
+          <w:noProof/>
+          <w:sz w:val="24"/>
+          <w:szCs w:val="24"/>
+          <w:lang w:val="vi-VN"/>
+        </w:rPr>
+        <w:t xml:space="preserve"> / 2,5 = 41,1 kPa (sức chịu tải giới hạn của nền sét mềm); mức sử dụng 0,15.</w:t>
+      </w:r>
+    </w:p>
+    <w:p>
+      <w:pPr>
+        <w:pStyle w:val="ListParagraph"/>
+        <w:numPr>
+          <w:ilvl w:val="0"/>
+          <w:numId w:val="1"/>
+        </w:numPr>
+        <w:spacing w:after="60"/>
+      </w:pPr>
+      <w:r>
+        <w:rPr>
+          <w:rFonts w:ascii="Times New Roman" w:cs="Times New Roman" w:eastAsia="Times New Roman" w:hAnsi="Times New Roman"/>
+          <w:noProof/>
+          <w:sz w:val="24"/>
+          <w:szCs w:val="24"/>
+          <w:lang w:val="vi-VN"/>
+        </w:rPr>
+        <w:t xml:space="preserve">SV-6 thép bản đế: tai neo kéo lên ở giữa, 4 vít giữ ở các góc; mô-men trên 1 m bản M = (n/2) × Q</w:t>
+      </w:r>
+      <w:r>
+        <w:rPr>
+          <w:rFonts w:ascii="Times New Roman" w:cs="Times New Roman" w:eastAsia="Times New Roman" w:hAnsi="Times New Roman"/>
+          <w:noProof/>
+          <w:sz w:val="24"/>
+          <w:szCs w:val="24"/>
+          <w:vertAlign w:val="subscript"/>
+          <w:lang w:val="vi-VN"/>
+        </w:rPr>
+        <w:t xml:space="preserve">u</w:t>
+      </w:r>
+      <w:r>
+        <w:rPr>
+          <w:rFonts w:ascii="Times New Roman" w:cs="Times New Roman" w:eastAsia="Times New Roman" w:hAnsi="Times New Roman"/>
+          <w:noProof/>
+          <w:sz w:val="24"/>
+          <w:szCs w:val="24"/>
+          <w:lang w:val="vi-VN"/>
+        </w:rPr>
+        <w:t xml:space="preserve"> × (s/2) / B = 14,11 kNm/m (s = B − 2c); thép cần A</w:t>
+      </w:r>
+      <w:r>
+        <w:rPr>
+          <w:rFonts w:ascii="Times New Roman" w:cs="Times New Roman" w:eastAsia="Times New Roman" w:hAnsi="Times New Roman"/>
+          <w:noProof/>
+          <w:sz w:val="24"/>
+          <w:szCs w:val="24"/>
+          <w:vertAlign w:val="subscript"/>
+          <w:lang w:val="vi-VN"/>
+        </w:rPr>
+        <w:t xml:space="preserve">s</w:t>
+      </w:r>
+      <w:r>
+        <w:rPr>
+          <w:rFonts w:ascii="Times New Roman" w:cs="Times New Roman" w:eastAsia="Times New Roman" w:hAnsi="Times New Roman"/>
+          <w:noProof/>
+          <w:sz w:val="24"/>
+          <w:szCs w:val="24"/>
+          <w:lang w:val="vi-VN"/>
+        </w:rPr>
+        <w:t xml:space="preserve"> = M / (0,9 × h</w:t>
+      </w:r>
+      <w:r>
+        <w:rPr>
+          <w:rFonts w:ascii="Times New Roman" w:cs="Times New Roman" w:eastAsia="Times New Roman" w:hAnsi="Times New Roman"/>
+          <w:noProof/>
+          <w:sz w:val="24"/>
+          <w:szCs w:val="24"/>
+          <w:vertAlign w:val="subscript"/>
+          <w:lang w:val="vi-VN"/>
+        </w:rPr>
+        <w:t xml:space="preserve">0</w:t>
+      </w:r>
+      <w:r>
+        <w:rPr>
+          <w:rFonts w:ascii="Times New Roman" w:cs="Times New Roman" w:eastAsia="Times New Roman" w:hAnsi="Times New Roman"/>
+          <w:noProof/>
+          <w:sz w:val="24"/>
+          <w:szCs w:val="24"/>
+          <w:lang w:val="vi-VN"/>
+        </w:rPr>
+        <w:t xml:space="preserve"> × R</w:t>
+      </w:r>
+      <w:r>
+        <w:rPr>
+          <w:rFonts w:ascii="Times New Roman" w:cs="Times New Roman" w:eastAsia="Times New Roman" w:hAnsi="Times New Roman"/>
+          <w:noProof/>
+          <w:sz w:val="24"/>
+          <w:szCs w:val="24"/>
+          <w:vertAlign w:val="subscript"/>
+          <w:lang w:val="vi-VN"/>
+        </w:rPr>
+        <w:t xml:space="preserve">s</w:t>
+      </w:r>
+      <w:r>
+        <w:rPr>
+          <w:rFonts w:ascii="Times New Roman" w:cs="Times New Roman" w:eastAsia="Times New Roman" w:hAnsi="Times New Roman"/>
+          <w:noProof/>
+          <w:sz w:val="24"/>
+          <w:szCs w:val="24"/>
+          <w:lang w:val="vi-VN"/>
+        </w:rPr>
+        <w:t xml:space="preserve">) = 172 mm²/m, tối thiểu 0,1% = 350 mm²/m; bố trí lưới Ø12 a200 hai lớp = 565 mm²/m; mức sử dụng 0,62.</w:t>
       </w:r>
     </w:p>
     <w:p>

--- a/docs/mat-bang-neo-9-be/THUYET_MINH_TINH_TOAN.docx
+++ b/docs/mat-bang-neo-9-be/THUYET_MINH_TINH_TOAN.docx
@@ -2725,6 +2725,2185 @@
           <w:lang w:val="vi-VN"/>
         </w:rPr>
         <w:t xml:space="preserve">Lớp bê tông bảo vệ cọc bờ tới đai chỉ 26–30 mm (tính với 50 mm tới tim thép chủ).</w:t>
+      </w:r>
+    </w:p>
+    <w:p>
+      <w:pPr>
+        <w:pStyle w:val="Heading2"/>
+        <w:keepNext/>
+        <w:spacing w:after="100" w:before="240"/>
+      </w:pPr>
+      <w:r>
+        <w:rPr>
+          <w:rFonts w:ascii="Times New Roman" w:cs="Times New Roman" w:eastAsia="Times New Roman" w:hAnsi="Times New Roman"/>
+          <w:b/>
+          <w:bCs/>
+          <w:noProof/>
+          <w:sz w:val="26"/>
+          <w:szCs w:val="26"/>
+          <w:lang w:val="vi-VN"/>
+        </w:rPr>
+        <w:t xml:space="preserve">9. Giải thích bảng hạng mục kiểm tra (ví dụ BÈ 3A)</w:t>
+      </w:r>
+    </w:p>
+    <w:p>
+      <w:pPr>
+        <w:pStyle w:val="ListParagraph"/>
+        <w:numPr>
+          <w:ilvl w:val="0"/>
+          <w:numId w:val="1"/>
+        </w:numPr>
+        <w:spacing w:after="60"/>
+      </w:pPr>
+      <w:r>
+        <w:rPr>
+          <w:rFonts w:ascii="Times New Roman" w:cs="Times New Roman" w:eastAsia="Times New Roman" w:hAnsi="Times New Roman"/>
+          <w:noProof/>
+          <w:sz w:val="24"/>
+          <w:szCs w:val="24"/>
+          <w:lang w:val="vi-VN"/>
+        </w:rPr>
+        <w:t xml:space="preserve">Mỗi dòng của bảng kiểm tra trên web: công thức, ý nghĩa các ký hiệu và kết quả của bè ví dụ. Mức sử dụng = tải trọng phải chịu / khả năng chịu (đã chia hệ số an toàn): ≤ 1,00 là đạt. Dòng "KHÔNG ÁP DỤNG" là phép kiểm của loại neo khác, không dùng cho phương án cọc khoan nhồi + đế vít xoắn.</w:t>
+      </w:r>
+    </w:p>
+    <w:p>
+      <w:pPr>
+        <w:pStyle w:val="ListParagraph"/>
+        <w:numPr>
+          <w:ilvl w:val="0"/>
+          <w:numId w:val="1"/>
+        </w:numPr>
+        <w:spacing w:after="60"/>
+      </w:pPr>
+      <w:r>
+        <w:rPr>
+          <w:rFonts w:ascii="Times New Roman" w:cs="Times New Roman" w:eastAsia="Times New Roman" w:hAnsi="Times New Roman"/>
+          <w:noProof/>
+          <w:sz w:val="24"/>
+          <w:szCs w:val="24"/>
+          <w:lang w:val="vi-VN"/>
+        </w:rPr>
+        <w:t xml:space="preserve">C1 — Sức giữ neo (nguyên vẹn): SF = R</w:t>
+      </w:r>
+      <w:r>
+        <w:rPr>
+          <w:rFonts w:ascii="Times New Roman" w:cs="Times New Roman" w:eastAsia="Times New Roman" w:hAnsi="Times New Roman"/>
+          <w:noProof/>
+          <w:sz w:val="24"/>
+          <w:szCs w:val="24"/>
+          <w:vertAlign w:val="subscript"/>
+          <w:lang w:val="vi-VN"/>
+        </w:rPr>
+        <w:t xml:space="preserve">total</w:t>
+      </w:r>
+      <w:r>
+        <w:rPr>
+          <w:rFonts w:ascii="Times New Roman" w:cs="Times New Roman" w:eastAsia="Times New Roman" w:hAnsi="Times New Roman"/>
+          <w:noProof/>
+          <w:sz w:val="24"/>
+          <w:szCs w:val="24"/>
+          <w:lang w:val="vi-VN"/>
+        </w:rPr>
+        <w:t xml:space="preserve"> / H</w:t>
+      </w:r>
+      <w:r>
+        <w:rPr>
+          <w:rFonts w:ascii="Times New Roman" w:cs="Times New Roman" w:eastAsia="Times New Roman" w:hAnsi="Times New Roman"/>
+          <w:noProof/>
+          <w:sz w:val="24"/>
+          <w:szCs w:val="24"/>
+          <w:vertAlign w:val="subscript"/>
+          <w:lang w:val="vi-VN"/>
+        </w:rPr>
+        <w:t xml:space="preserve">line</w:t>
+      </w:r>
+      <w:r>
+        <w:rPr>
+          <w:rFonts w:ascii="Times New Roman" w:cs="Times New Roman" w:eastAsia="Times New Roman" w:hAnsi="Times New Roman"/>
+          <w:noProof/>
+          <w:sz w:val="24"/>
+          <w:szCs w:val="24"/>
+          <w:lang w:val="vi-VN"/>
+        </w:rPr>
+        <w:t xml:space="preserve"> ≥ [SF]. R</w:t>
+      </w:r>
+      <w:r>
+        <w:rPr>
+          <w:rFonts w:ascii="Times New Roman" w:cs="Times New Roman" w:eastAsia="Times New Roman" w:hAnsi="Times New Roman"/>
+          <w:noProof/>
+          <w:sz w:val="24"/>
+          <w:szCs w:val="24"/>
+          <w:vertAlign w:val="subscript"/>
+          <w:lang w:val="vi-VN"/>
+        </w:rPr>
+        <w:t xml:space="preserve">total</w:t>
+      </w:r>
+      <w:r>
+        <w:rPr>
+          <w:rFonts w:ascii="Times New Roman" w:cs="Times New Roman" w:eastAsia="Times New Roman" w:hAnsi="Times New Roman"/>
+          <w:noProof/>
+          <w:sz w:val="24"/>
+          <w:szCs w:val="24"/>
+          <w:lang w:val="vi-VN"/>
+        </w:rPr>
+        <w:t xml:space="preserve"> là tổng sức giữ của các neo, H</w:t>
+      </w:r>
+      <w:r>
+        <w:rPr>
+          <w:rFonts w:ascii="Times New Roman" w:cs="Times New Roman" w:eastAsia="Times New Roman" w:hAnsi="Times New Roman"/>
+          <w:noProof/>
+          <w:sz w:val="24"/>
+          <w:szCs w:val="24"/>
+          <w:vertAlign w:val="subscript"/>
+          <w:lang w:val="vi-VN"/>
+        </w:rPr>
+        <w:t xml:space="preserve">line</w:t>
+      </w:r>
+      <w:r>
+        <w:rPr>
+          <w:rFonts w:ascii="Times New Roman" w:cs="Times New Roman" w:eastAsia="Times New Roman" w:hAnsi="Times New Roman"/>
+          <w:noProof/>
+          <w:sz w:val="24"/>
+          <w:szCs w:val="24"/>
+          <w:lang w:val="vi-VN"/>
+        </w:rPr>
+        <w:t xml:space="preserve"> là lực ngang trong dây; [SF] là hệ số an toàn yêu cầu. Dùng cho neo thả kéo lê trên đáy (neo cày, khối thả). Kết quả BÈ 3A: KHÔNG ÁP DỤNG — hệ này không dùng neo thả: sức giữ là của cọc bờ (BP-1, BP-2) và đế vít xoắn (SV-1…SV-6).</w:t>
+      </w:r>
+    </w:p>
+    <w:p>
+      <w:pPr>
+        <w:pStyle w:val="ListParagraph"/>
+        <w:numPr>
+          <w:ilvl w:val="0"/>
+          <w:numId w:val="1"/>
+        </w:numPr>
+        <w:spacing w:after="60"/>
+      </w:pPr>
+      <w:r>
+        <w:rPr>
+          <w:rFonts w:ascii="Times New Roman" w:cs="Times New Roman" w:eastAsia="Times New Roman" w:hAnsi="Times New Roman"/>
+          <w:noProof/>
+          <w:sz w:val="24"/>
+          <w:szCs w:val="24"/>
+          <w:lang w:val="vi-VN"/>
+        </w:rPr>
+        <w:t xml:space="preserve">C2 — Bền dây/xích neo (nguyên vẹn): SF = MBL / T</w:t>
+      </w:r>
+      <w:r>
+        <w:rPr>
+          <w:rFonts w:ascii="Times New Roman" w:cs="Times New Roman" w:eastAsia="Times New Roman" w:hAnsi="Times New Roman"/>
+          <w:noProof/>
+          <w:sz w:val="24"/>
+          <w:szCs w:val="24"/>
+          <w:vertAlign w:val="subscript"/>
+          <w:lang w:val="vi-VN"/>
+        </w:rPr>
+        <w:t xml:space="preserve">max</w:t>
+      </w:r>
+      <w:r>
+        <w:rPr>
+          <w:rFonts w:ascii="Times New Roman" w:cs="Times New Roman" w:eastAsia="Times New Roman" w:hAnsi="Times New Roman"/>
+          <w:noProof/>
+          <w:sz w:val="24"/>
+          <w:szCs w:val="24"/>
+          <w:lang w:val="vi-VN"/>
+        </w:rPr>
+        <w:t xml:space="preserve"> ≥ [SF]. MBL là lực kéo đứt nhỏ nhất của cáp (nhà sản xuất công bố), T</w:t>
+      </w:r>
+      <w:r>
+        <w:rPr>
+          <w:rFonts w:ascii="Times New Roman" w:cs="Times New Roman" w:eastAsia="Times New Roman" w:hAnsi="Times New Roman"/>
+          <w:noProof/>
+          <w:sz w:val="24"/>
+          <w:szCs w:val="24"/>
+          <w:vertAlign w:val="subscript"/>
+          <w:lang w:val="vi-VN"/>
+        </w:rPr>
+        <w:t xml:space="preserve">max</w:t>
+      </w:r>
+      <w:r>
+        <w:rPr>
+          <w:rFonts w:ascii="Times New Roman" w:cs="Times New Roman" w:eastAsia="Times New Roman" w:hAnsi="Times New Roman"/>
+          <w:noProof/>
+          <w:sz w:val="24"/>
+          <w:szCs w:val="24"/>
+          <w:lang w:val="vi-VN"/>
+        </w:rPr>
+        <w:t xml:space="preserve"> là lực lớn nhất một dây phải chịu (mô hình cân bằng, đã cộng lực căng trước); [SF] = 3 khi đủ dây. Kết quả BÈ 3A: ĐẠT: giá trị 3,16, yêu cầu 3, mức sử dụng 0,95.</w:t>
+      </w:r>
+    </w:p>
+    <w:p>
+      <w:pPr>
+        <w:pStyle w:val="ListParagraph"/>
+        <w:numPr>
+          <w:ilvl w:val="0"/>
+          <w:numId w:val="1"/>
+        </w:numPr>
+        <w:spacing w:after="60"/>
+      </w:pPr>
+      <w:r>
+        <w:rPr>
+          <w:rFonts w:ascii="Times New Roman" w:cs="Times New Roman" w:eastAsia="Times New Roman" w:hAnsi="Times New Roman"/>
+          <w:noProof/>
+          <w:sz w:val="24"/>
+          <w:szCs w:val="24"/>
+          <w:lang w:val="vi-VN"/>
+        </w:rPr>
+        <w:t xml:space="preserve">C3 — Không nhổ neo (chiều dài dây nằm đáy): L</w:t>
+      </w:r>
+      <w:r>
+        <w:rPr>
+          <w:rFonts w:ascii="Times New Roman" w:cs="Times New Roman" w:eastAsia="Times New Roman" w:hAnsi="Times New Roman"/>
+          <w:noProof/>
+          <w:sz w:val="24"/>
+          <w:szCs w:val="24"/>
+          <w:vertAlign w:val="subscript"/>
+          <w:lang w:val="vi-VN"/>
+        </w:rPr>
+        <w:t xml:space="preserve">ground</w:t>
+      </w:r>
+      <w:r>
+        <w:rPr>
+          <w:rFonts w:ascii="Times New Roman" w:cs="Times New Roman" w:eastAsia="Times New Roman" w:hAnsi="Times New Roman"/>
+          <w:noProof/>
+          <w:sz w:val="24"/>
+          <w:szCs w:val="24"/>
+          <w:lang w:val="vi-VN"/>
+        </w:rPr>
+        <w:t xml:space="preserve"> ≥ L</w:t>
+      </w:r>
+      <w:r>
+        <w:rPr>
+          <w:rFonts w:ascii="Times New Roman" w:cs="Times New Roman" w:eastAsia="Times New Roman" w:hAnsi="Times New Roman"/>
+          <w:noProof/>
+          <w:sz w:val="24"/>
+          <w:szCs w:val="24"/>
+          <w:vertAlign w:val="subscript"/>
+          <w:lang w:val="vi-VN"/>
+        </w:rPr>
+        <w:t xml:space="preserve">ground</w:t>
+      </w:r>
+      <w:r>
+        <w:rPr>
+          <w:rFonts w:ascii="Times New Roman" w:cs="Times New Roman" w:eastAsia="Times New Roman" w:hAnsi="Times New Roman"/>
+          <w:noProof/>
+          <w:sz w:val="24"/>
+          <w:szCs w:val="24"/>
+          <w:lang w:val="vi-VN"/>
+        </w:rPr>
+        <w:t xml:space="preserve">,min. L</w:t>
+      </w:r>
+      <w:r>
+        <w:rPr>
+          <w:rFonts w:ascii="Times New Roman" w:cs="Times New Roman" w:eastAsia="Times New Roman" w:hAnsi="Times New Roman"/>
+          <w:noProof/>
+          <w:sz w:val="24"/>
+          <w:szCs w:val="24"/>
+          <w:vertAlign w:val="subscript"/>
+          <w:lang w:val="vi-VN"/>
+        </w:rPr>
+        <w:t xml:space="preserve">ground</w:t>
+      </w:r>
+      <w:r>
+        <w:rPr>
+          <w:rFonts w:ascii="Times New Roman" w:cs="Times New Roman" w:eastAsia="Times New Roman" w:hAnsi="Times New Roman"/>
+          <w:noProof/>
+          <w:sz w:val="24"/>
+          <w:szCs w:val="24"/>
+          <w:lang w:val="vi-VN"/>
+        </w:rPr>
+        <w:t xml:space="preserve"> là chiều dài xích / cáp nằm trên đáy trước neo, L</w:t>
+      </w:r>
+      <w:r>
+        <w:rPr>
+          <w:rFonts w:ascii="Times New Roman" w:cs="Times New Roman" w:eastAsia="Times New Roman" w:hAnsi="Times New Roman"/>
+          <w:noProof/>
+          <w:sz w:val="24"/>
+          <w:szCs w:val="24"/>
+          <w:vertAlign w:val="subscript"/>
+          <w:lang w:val="vi-VN"/>
+        </w:rPr>
+        <w:t xml:space="preserve">ground</w:t>
+      </w:r>
+      <w:r>
+        <w:rPr>
+          <w:rFonts w:ascii="Times New Roman" w:cs="Times New Roman" w:eastAsia="Times New Roman" w:hAnsi="Times New Roman"/>
+          <w:noProof/>
+          <w:sz w:val="24"/>
+          <w:szCs w:val="24"/>
+          <w:lang w:val="vi-VN"/>
+        </w:rPr>
+        <w:t xml:space="preserve">,min là chiều dài tối thiểu để neo kéo lê không bị nhấc lên. Dùng cho neo thả. Kết quả BÈ 3A: KHÔNG ÁP DỤNG — cọc và đế chịu được lực nhổ (kiểm ở SV-1, SV-4), không cần đoạn dây nằm trên đáy.</w:t>
+      </w:r>
+    </w:p>
+    <w:p>
+      <w:pPr>
+        <w:pStyle w:val="ListParagraph"/>
+        <w:numPr>
+          <w:ilvl w:val="0"/>
+          <w:numId w:val="1"/>
+        </w:numPr>
+        <w:spacing w:after="60"/>
+      </w:pPr>
+      <w:r>
+        <w:rPr>
+          <w:rFonts w:ascii="Times New Roman" w:cs="Times New Roman" w:eastAsia="Times New Roman" w:hAnsi="Times New Roman"/>
+          <w:noProof/>
+          <w:sz w:val="24"/>
+          <w:szCs w:val="24"/>
+          <w:lang w:val="vi-VN"/>
+        </w:rPr>
+        <w:t xml:space="preserve">C4 — Tỷ lệ chiều dài dây / chiều sâu nước (Scope ratio): L</w:t>
+      </w:r>
+      <w:r>
+        <w:rPr>
+          <w:rFonts w:ascii="Times New Roman" w:cs="Times New Roman" w:eastAsia="Times New Roman" w:hAnsi="Times New Roman"/>
+          <w:noProof/>
+          <w:sz w:val="24"/>
+          <w:szCs w:val="24"/>
+          <w:vertAlign w:val="subscript"/>
+          <w:lang w:val="vi-VN"/>
+        </w:rPr>
+        <w:t xml:space="preserve">total</w:t>
+      </w:r>
+      <w:r>
+        <w:rPr>
+          <w:rFonts w:ascii="Times New Roman" w:cs="Times New Roman" w:eastAsia="Times New Roman" w:hAnsi="Times New Roman"/>
+          <w:noProof/>
+          <w:sz w:val="24"/>
+          <w:szCs w:val="24"/>
+          <w:lang w:val="vi-VN"/>
+        </w:rPr>
+        <w:t xml:space="preserve"> / d ≥ [scope]. L</w:t>
+      </w:r>
+      <w:r>
+        <w:rPr>
+          <w:rFonts w:ascii="Times New Roman" w:cs="Times New Roman" w:eastAsia="Times New Roman" w:hAnsi="Times New Roman"/>
+          <w:noProof/>
+          <w:sz w:val="24"/>
+          <w:szCs w:val="24"/>
+          <w:vertAlign w:val="subscript"/>
+          <w:lang w:val="vi-VN"/>
+        </w:rPr>
+        <w:t xml:space="preserve">total</w:t>
+      </w:r>
+      <w:r>
+        <w:rPr>
+          <w:rFonts w:ascii="Times New Roman" w:cs="Times New Roman" w:eastAsia="Times New Roman" w:hAnsi="Times New Roman"/>
+          <w:noProof/>
+          <w:sz w:val="24"/>
+          <w:szCs w:val="24"/>
+          <w:lang w:val="vi-VN"/>
+        </w:rPr>
+        <w:t xml:space="preserve"> là chiều dài dây, d là chiều sâu nước; tỷ lệ [scope] (thường ≥ 5) bảo đảm dây xích đủ thoải cho neo thả. Kết quả BÈ 3A: KHÔNG ÁP DỤNG — dây căng thẳng tới cọc / đế, chiều dài dây do mặt bằng quyết định.</w:t>
+      </w:r>
+    </w:p>
+    <w:p>
+      <w:pPr>
+        <w:pStyle w:val="ListParagraph"/>
+        <w:numPr>
+          <w:ilvl w:val="0"/>
+          <w:numId w:val="1"/>
+        </w:numPr>
+        <w:spacing w:after="60"/>
+      </w:pPr>
+      <w:r>
+        <w:rPr>
+          <w:rFonts w:ascii="Times New Roman" w:cs="Times New Roman" w:eastAsia="Times New Roman" w:hAnsi="Times New Roman"/>
+          <w:noProof/>
+          <w:sz w:val="24"/>
+          <w:szCs w:val="24"/>
+          <w:lang w:val="vi-VN"/>
+        </w:rPr>
+        <w:t xml:space="preserve">C5 — Sức giữ neo (khi đứt 1 dây): SF = R</w:t>
+      </w:r>
+      <w:r>
+        <w:rPr>
+          <w:rFonts w:ascii="Times New Roman" w:cs="Times New Roman" w:eastAsia="Times New Roman" w:hAnsi="Times New Roman"/>
+          <w:noProof/>
+          <w:sz w:val="24"/>
+          <w:szCs w:val="24"/>
+          <w:vertAlign w:val="subscript"/>
+          <w:lang w:val="vi-VN"/>
+        </w:rPr>
+        <w:t xml:space="preserve">total</w:t>
+      </w:r>
+      <w:r>
+        <w:rPr>
+          <w:rFonts w:ascii="Times New Roman" w:cs="Times New Roman" w:eastAsia="Times New Roman" w:hAnsi="Times New Roman"/>
+          <w:noProof/>
+          <w:sz w:val="24"/>
+          <w:szCs w:val="24"/>
+          <w:lang w:val="vi-VN"/>
+        </w:rPr>
+        <w:t xml:space="preserve"> / H</w:t>
+      </w:r>
+      <w:r>
+        <w:rPr>
+          <w:rFonts w:ascii="Times New Roman" w:cs="Times New Roman" w:eastAsia="Times New Roman" w:hAnsi="Times New Roman"/>
+          <w:noProof/>
+          <w:sz w:val="24"/>
+          <w:szCs w:val="24"/>
+          <w:vertAlign w:val="subscript"/>
+          <w:lang w:val="vi-VN"/>
+        </w:rPr>
+        <w:t xml:space="preserve">line</w:t>
+      </w:r>
+      <w:r>
+        <w:rPr>
+          <w:rFonts w:ascii="Times New Roman" w:cs="Times New Roman" w:eastAsia="Times New Roman" w:hAnsi="Times New Roman"/>
+          <w:noProof/>
+          <w:sz w:val="24"/>
+          <w:szCs w:val="24"/>
+          <w:lang w:val="vi-VN"/>
+        </w:rPr>
+        <w:t xml:space="preserve">,dam ≥ [SF]. Như C1 nhưng với lực ngang H</w:t>
+      </w:r>
+      <w:r>
+        <w:rPr>
+          <w:rFonts w:ascii="Times New Roman" w:cs="Times New Roman" w:eastAsia="Times New Roman" w:hAnsi="Times New Roman"/>
+          <w:noProof/>
+          <w:sz w:val="24"/>
+          <w:szCs w:val="24"/>
+          <w:vertAlign w:val="subscript"/>
+          <w:lang w:val="vi-VN"/>
+        </w:rPr>
+        <w:t xml:space="preserve">line</w:t>
+      </w:r>
+      <w:r>
+        <w:rPr>
+          <w:rFonts w:ascii="Times New Roman" w:cs="Times New Roman" w:eastAsia="Times New Roman" w:hAnsi="Times New Roman"/>
+          <w:noProof/>
+          <w:sz w:val="24"/>
+          <w:szCs w:val="24"/>
+          <w:lang w:val="vi-VN"/>
+        </w:rPr>
+        <w:t xml:space="preserve">,dam khi đứt một dây. Kết quả BÈ 3A: KHÔNG ÁP DỤNG — hệ này không dùng neo thả: sức giữ là của cọc bờ (BP-1, BP-2) và đế vít xoắn (SV-1…SV-6).</w:t>
+      </w:r>
+    </w:p>
+    <w:p>
+      <w:pPr>
+        <w:pStyle w:val="ListParagraph"/>
+        <w:numPr>
+          <w:ilvl w:val="0"/>
+          <w:numId w:val="1"/>
+        </w:numPr>
+        <w:spacing w:after="60"/>
+      </w:pPr>
+      <w:r>
+        <w:rPr>
+          <w:rFonts w:ascii="Times New Roman" w:cs="Times New Roman" w:eastAsia="Times New Roman" w:hAnsi="Times New Roman"/>
+          <w:noProof/>
+          <w:sz w:val="24"/>
+          <w:szCs w:val="24"/>
+          <w:lang w:val="vi-VN"/>
+        </w:rPr>
+        <w:t xml:space="preserve">C6 — Bền dây/xích neo (khi đứt 1 dây): SF = MBL / T</w:t>
+      </w:r>
+      <w:r>
+        <w:rPr>
+          <w:rFonts w:ascii="Times New Roman" w:cs="Times New Roman" w:eastAsia="Times New Roman" w:hAnsi="Times New Roman"/>
+          <w:noProof/>
+          <w:sz w:val="24"/>
+          <w:szCs w:val="24"/>
+          <w:vertAlign w:val="subscript"/>
+          <w:lang w:val="vi-VN"/>
+        </w:rPr>
+        <w:t xml:space="preserve">max</w:t>
+      </w:r>
+      <w:r>
+        <w:rPr>
+          <w:rFonts w:ascii="Times New Roman" w:cs="Times New Roman" w:eastAsia="Times New Roman" w:hAnsi="Times New Roman"/>
+          <w:noProof/>
+          <w:sz w:val="24"/>
+          <w:szCs w:val="24"/>
+          <w:lang w:val="vi-VN"/>
+        </w:rPr>
+        <w:t xml:space="preserve">,dam ≥ [SF]. Như C2 nhưng T</w:t>
+      </w:r>
+      <w:r>
+        <w:rPr>
+          <w:rFonts w:ascii="Times New Roman" w:cs="Times New Roman" w:eastAsia="Times New Roman" w:hAnsi="Times New Roman"/>
+          <w:noProof/>
+          <w:sz w:val="24"/>
+          <w:szCs w:val="24"/>
+          <w:vertAlign w:val="subscript"/>
+          <w:lang w:val="vi-VN"/>
+        </w:rPr>
+        <w:t xml:space="preserve">max</w:t>
+      </w:r>
+      <w:r>
+        <w:rPr>
+          <w:rFonts w:ascii="Times New Roman" w:cs="Times New Roman" w:eastAsia="Times New Roman" w:hAnsi="Times New Roman"/>
+          <w:noProof/>
+          <w:sz w:val="24"/>
+          <w:szCs w:val="24"/>
+          <w:lang w:val="vi-VN"/>
+        </w:rPr>
+        <w:t xml:space="preserve">,dam là lực lớn nhất trong các dây còn lại khi dây chịu lực lớn nhất bị đứt (tính lại ở mọi mực nước); [SF] = 2. Kết quả BÈ 3A: ĐẠT: giá trị 3,12, yêu cầu 2, mức sử dụng 0,64.</w:t>
+      </w:r>
+    </w:p>
+    <w:p>
+      <w:pPr>
+        <w:pStyle w:val="ListParagraph"/>
+        <w:numPr>
+          <w:ilvl w:val="0"/>
+          <w:numId w:val="1"/>
+        </w:numPr>
+        <w:spacing w:after="60"/>
+      </w:pPr>
+      <w:r>
+        <w:rPr>
+          <w:rFonts w:ascii="Times New Roman" w:cs="Times New Roman" w:eastAsia="Times New Roman" w:hAnsi="Times New Roman"/>
+          <w:noProof/>
+          <w:sz w:val="24"/>
+          <w:szCs w:val="24"/>
+          <w:lang w:val="vi-VN"/>
+        </w:rPr>
+        <w:t xml:space="preserve">C7 — Độ thiếu chiều dài dây neo: X</w:t>
+      </w:r>
+      <w:r>
+        <w:rPr>
+          <w:rFonts w:ascii="Times New Roman" w:cs="Times New Roman" w:eastAsia="Times New Roman" w:hAnsi="Times New Roman"/>
+          <w:noProof/>
+          <w:sz w:val="24"/>
+          <w:szCs w:val="24"/>
+          <w:vertAlign w:val="subscript"/>
+          <w:lang w:val="vi-VN"/>
+        </w:rPr>
+        <w:t xml:space="preserve">deficit</w:t>
+      </w:r>
+      <w:r>
+        <w:rPr>
+          <w:rFonts w:ascii="Times New Roman" w:cs="Times New Roman" w:eastAsia="Times New Roman" w:hAnsi="Times New Roman"/>
+          <w:noProof/>
+          <w:sz w:val="24"/>
+          <w:szCs w:val="24"/>
+          <w:lang w:val="vi-VN"/>
+        </w:rPr>
+        <w:t xml:space="preserve"> ≤ [maxOffset]. X</w:t>
+      </w:r>
+      <w:r>
+        <w:rPr>
+          <w:rFonts w:ascii="Times New Roman" w:cs="Times New Roman" w:eastAsia="Times New Roman" w:hAnsi="Times New Roman"/>
+          <w:noProof/>
+          <w:sz w:val="24"/>
+          <w:szCs w:val="24"/>
+          <w:vertAlign w:val="subscript"/>
+          <w:lang w:val="vi-VN"/>
+        </w:rPr>
+        <w:t xml:space="preserve">deficit</w:t>
+      </w:r>
+      <w:r>
+        <w:rPr>
+          <w:rFonts w:ascii="Times New Roman" w:cs="Times New Roman" w:eastAsia="Times New Roman" w:hAnsi="Times New Roman"/>
+          <w:noProof/>
+          <w:sz w:val="24"/>
+          <w:szCs w:val="24"/>
+          <w:lang w:val="vi-VN"/>
+        </w:rPr>
+        <w:t xml:space="preserve"> là phần dây còn thiếu so với chiều dài cần của dây xích chùng (đường dây xích) ở độ trôi cho phép [maxOffset]. Kết quả BÈ 3A: KHÔNG ÁP DỤNG — không có đoạn dây xích dự trữ; cáp cắt theo bảng chiều dài cắt cáp (mục 7).</w:t>
+      </w:r>
+    </w:p>
+    <w:p>
+      <w:pPr>
+        <w:pStyle w:val="ListParagraph"/>
+        <w:numPr>
+          <w:ilvl w:val="0"/>
+          <w:numId w:val="1"/>
+        </w:numPr>
+        <w:spacing w:after="60"/>
+      </w:pPr>
+      <w:r>
+        <w:rPr>
+          <w:rFonts w:ascii="Times New Roman" w:cs="Times New Roman" w:eastAsia="Times New Roman" w:hAnsi="Times New Roman"/>
+          <w:noProof/>
+          <w:sz w:val="24"/>
+          <w:szCs w:val="24"/>
+          <w:lang w:val="vi-VN"/>
+        </w:rPr>
+        <w:t xml:space="preserve">C8 — Khoảng hở an toàn đáy bè – đáy hồ: Clearance = h</w:t>
+      </w:r>
+      <w:r>
+        <w:rPr>
+          <w:rFonts w:ascii="Times New Roman" w:cs="Times New Roman" w:eastAsia="Times New Roman" w:hAnsi="Times New Roman"/>
+          <w:noProof/>
+          <w:sz w:val="24"/>
+          <w:szCs w:val="24"/>
+          <w:vertAlign w:val="subscript"/>
+          <w:lang w:val="vi-VN"/>
+        </w:rPr>
+        <w:t xml:space="preserve">nước</w:t>
+      </w:r>
+      <w:r>
+        <w:rPr>
+          <w:rFonts w:ascii="Times New Roman" w:cs="Times New Roman" w:eastAsia="Times New Roman" w:hAnsi="Times New Roman"/>
+          <w:noProof/>
+          <w:sz w:val="24"/>
+          <w:szCs w:val="24"/>
+          <w:lang w:val="vi-VN"/>
+        </w:rPr>
+        <w:t xml:space="preserve"> − mớn nước bè ≥ [min]. h</w:t>
+      </w:r>
+      <w:r>
+        <w:rPr>
+          <w:rFonts w:ascii="Times New Roman" w:cs="Times New Roman" w:eastAsia="Times New Roman" w:hAnsi="Times New Roman"/>
+          <w:noProof/>
+          <w:sz w:val="24"/>
+          <w:szCs w:val="24"/>
+          <w:vertAlign w:val="subscript"/>
+          <w:lang w:val="vi-VN"/>
+        </w:rPr>
+        <w:t xml:space="preserve">nước</w:t>
+      </w:r>
+      <w:r>
+        <w:rPr>
+          <w:rFonts w:ascii="Times New Roman" w:cs="Times New Roman" w:eastAsia="Times New Roman" w:hAnsi="Times New Roman"/>
+          <w:noProof/>
+          <w:sz w:val="24"/>
+          <w:szCs w:val="24"/>
+          <w:lang w:val="vi-VN"/>
+        </w:rPr>
+        <w:t xml:space="preserve"> là chiều sâu nước dưới bè ở độ sâu thiết kế, mớn nước là phần bè chìm dưới nước; [min] là khoảng hở tối thiểu để đáy bè không chạm đáy hồ. Kết quả BÈ 3A: ĐẠT: giá trị 6,00 m, yêu cầu ≥ 1,5 m, mức sử dụng 0,25. Khoảng hở khi hồ xuống MNC: xem mục 4.</w:t>
+      </w:r>
+    </w:p>
+    <w:p>
+      <w:pPr>
+        <w:pStyle w:val="ListParagraph"/>
+        <w:numPr>
+          <w:ilvl w:val="0"/>
+          <w:numId w:val="1"/>
+        </w:numPr>
+        <w:spacing w:after="60"/>
+      </w:pPr>
+      <w:r>
+        <w:rPr>
+          <w:rFonts w:ascii="Times New Roman" w:cs="Times New Roman" w:eastAsia="Times New Roman" w:hAnsi="Times New Roman"/>
+          <w:noProof/>
+          <w:sz w:val="24"/>
+          <w:szCs w:val="24"/>
+          <w:lang w:val="vi-VN"/>
+        </w:rPr>
+        <w:t xml:space="preserve">C9 — Khoảng cách trung bình giữa các dây neo: P</w:t>
+      </w:r>
+      <w:r>
+        <w:rPr>
+          <w:rFonts w:ascii="Times New Roman" w:cs="Times New Roman" w:eastAsia="Times New Roman" w:hAnsi="Times New Roman"/>
+          <w:noProof/>
+          <w:sz w:val="24"/>
+          <w:szCs w:val="24"/>
+          <w:vertAlign w:val="subscript"/>
+          <w:lang w:val="vi-VN"/>
+        </w:rPr>
+        <w:t xml:space="preserve">bè</w:t>
+      </w:r>
+      <w:r>
+        <w:rPr>
+          <w:rFonts w:ascii="Times New Roman" w:cs="Times New Roman" w:eastAsia="Times New Roman" w:hAnsi="Times New Roman"/>
+          <w:noProof/>
+          <w:sz w:val="24"/>
+          <w:szCs w:val="24"/>
+          <w:lang w:val="vi-VN"/>
+        </w:rPr>
+        <w:t xml:space="preserve"> / N</w:t>
+      </w:r>
+      <w:r>
+        <w:rPr>
+          <w:rFonts w:ascii="Times New Roman" w:cs="Times New Roman" w:eastAsia="Times New Roman" w:hAnsi="Times New Roman"/>
+          <w:noProof/>
+          <w:sz w:val="24"/>
+          <w:szCs w:val="24"/>
+          <w:vertAlign w:val="subscript"/>
+          <w:lang w:val="vi-VN"/>
+        </w:rPr>
+        <w:t xml:space="preserve">dây</w:t>
+      </w:r>
+      <w:r>
+        <w:rPr>
+          <w:rFonts w:ascii="Times New Roman" w:cs="Times New Roman" w:eastAsia="Times New Roman" w:hAnsi="Times New Roman"/>
+          <w:noProof/>
+          <w:sz w:val="24"/>
+          <w:szCs w:val="24"/>
+          <w:lang w:val="vi-VN"/>
+        </w:rPr>
+        <w:t xml:space="preserve"> ≤ [maxSpacing]. P</w:t>
+      </w:r>
+      <w:r>
+        <w:rPr>
+          <w:rFonts w:ascii="Times New Roman" w:cs="Times New Roman" w:eastAsia="Times New Roman" w:hAnsi="Times New Roman"/>
+          <w:noProof/>
+          <w:sz w:val="24"/>
+          <w:szCs w:val="24"/>
+          <w:vertAlign w:val="subscript"/>
+          <w:lang w:val="vi-VN"/>
+        </w:rPr>
+        <w:t xml:space="preserve">bè</w:t>
+      </w:r>
+      <w:r>
+        <w:rPr>
+          <w:rFonts w:ascii="Times New Roman" w:cs="Times New Roman" w:eastAsia="Times New Roman" w:hAnsi="Times New Roman"/>
+          <w:noProof/>
+          <w:sz w:val="24"/>
+          <w:szCs w:val="24"/>
+          <w:lang w:val="vi-VN"/>
+        </w:rPr>
+        <w:t xml:space="preserve"> là chu vi đa giác bè đo trên mặt bằng, N</w:t>
+      </w:r>
+      <w:r>
+        <w:rPr>
+          <w:rFonts w:ascii="Times New Roman" w:cs="Times New Roman" w:eastAsia="Times New Roman" w:hAnsi="Times New Roman"/>
+          <w:noProof/>
+          <w:sz w:val="24"/>
+          <w:szCs w:val="24"/>
+          <w:vertAlign w:val="subscript"/>
+          <w:lang w:val="vi-VN"/>
+        </w:rPr>
+        <w:t xml:space="preserve">dây</w:t>
+      </w:r>
+      <w:r>
+        <w:rPr>
+          <w:rFonts w:ascii="Times New Roman" w:cs="Times New Roman" w:eastAsia="Times New Roman" w:hAnsi="Times New Roman"/>
+          <w:noProof/>
+          <w:sz w:val="24"/>
+          <w:szCs w:val="24"/>
+          <w:lang w:val="vi-VN"/>
+        </w:rPr>
+        <w:t xml:space="preserve"> là số dây neo của bè; [maxSpacing] = 15 m là yêu cầu bắt buộc để lực phân bố đều quanh bè. Kết quả BÈ 3A: ĐẠT: giá trị 12,5 m, yêu cầu ≤ 15 m, mức sử dụng 0,83.</w:t>
+      </w:r>
+    </w:p>
+    <w:p>
+      <w:pPr>
+        <w:pStyle w:val="ListParagraph"/>
+        <w:numPr>
+          <w:ilvl w:val="0"/>
+          <w:numId w:val="1"/>
+        </w:numPr>
+        <w:spacing w:after="60"/>
+      </w:pPr>
+      <w:r>
+        <w:rPr>
+          <w:rFonts w:ascii="Times New Roman" w:cs="Times New Roman" w:eastAsia="Times New Roman" w:hAnsi="Times New Roman"/>
+          <w:noProof/>
+          <w:sz w:val="24"/>
+          <w:szCs w:val="24"/>
+          <w:lang w:val="vi-VN"/>
+        </w:rPr>
+        <w:t xml:space="preserve">C12 — Độ trôi ngang của bè (cân bằng tĩnh, mọi mực nước): u</w:t>
+      </w:r>
+      <w:r>
+        <w:rPr>
+          <w:rFonts w:ascii="Times New Roman" w:cs="Times New Roman" w:eastAsia="Times New Roman" w:hAnsi="Times New Roman"/>
+          <w:noProof/>
+          <w:sz w:val="24"/>
+          <w:szCs w:val="24"/>
+          <w:vertAlign w:val="subscript"/>
+          <w:lang w:val="vi-VN"/>
+        </w:rPr>
+        <w:t xml:space="preserve">max</w:t>
+      </w:r>
+      <w:r>
+        <w:rPr>
+          <w:rFonts w:ascii="Times New Roman" w:cs="Times New Roman" w:eastAsia="Times New Roman" w:hAnsi="Times New Roman"/>
+          <w:noProof/>
+          <w:sz w:val="24"/>
+          <w:szCs w:val="24"/>
+          <w:lang w:val="vi-VN"/>
+        </w:rPr>
+        <w:t xml:space="preserve"> ≤ khe hở nhỏ nhất tới bè bên cạnh / 2. u</w:t>
+      </w:r>
+      <w:r>
+        <w:rPr>
+          <w:rFonts w:ascii="Times New Roman" w:cs="Times New Roman" w:eastAsia="Times New Roman" w:hAnsi="Times New Roman"/>
+          <w:noProof/>
+          <w:sz w:val="24"/>
+          <w:szCs w:val="24"/>
+          <w:vertAlign w:val="subscript"/>
+          <w:lang w:val="vi-VN"/>
+        </w:rPr>
+        <w:t xml:space="preserve">max</w:t>
+      </w:r>
+      <w:r>
+        <w:rPr>
+          <w:rFonts w:ascii="Times New Roman" w:cs="Times New Roman" w:eastAsia="Times New Roman" w:hAnsi="Times New Roman"/>
+          <w:noProof/>
+          <w:sz w:val="24"/>
+          <w:szCs w:val="24"/>
+          <w:lang w:val="vi-VN"/>
+        </w:rPr>
+        <w:t xml:space="preserve"> là độ trôi ngang lớn nhất của bè trong mô hình cân bằng (mọi hướng, mọi mực nước); hai bè cạnh nhau có thể cùng trôi về phía nhau nên mỗi bè chỉ được trôi nửa khe hở. Kết quả BÈ 3A: ĐẠT: giá trị 0,55 m, yêu cầu ≤ 6,86 m, mức sử dụng 0,08.</w:t>
+      </w:r>
+    </w:p>
+    <w:p>
+      <w:pPr>
+        <w:pStyle w:val="ListParagraph"/>
+        <w:numPr>
+          <w:ilvl w:val="0"/>
+          <w:numId w:val="1"/>
+        </w:numPr>
+        <w:spacing w:after="60"/>
+      </w:pPr>
+      <w:r>
+        <w:rPr>
+          <w:rFonts w:ascii="Times New Roman" w:cs="Times New Roman" w:eastAsia="Times New Roman" w:hAnsi="Times New Roman"/>
+          <w:noProof/>
+          <w:sz w:val="24"/>
+          <w:szCs w:val="24"/>
+          <w:lang w:val="vi-VN"/>
+        </w:rPr>
+        <w:t xml:space="preserve">C10 — Sức chịu tải cho phép của cọc BỜ (P</w:t>
+      </w:r>
+      <w:r>
+        <w:rPr>
+          <w:rFonts w:ascii="Times New Roman" w:cs="Times New Roman" w:eastAsia="Times New Roman" w:hAnsi="Times New Roman"/>
+          <w:noProof/>
+          <w:sz w:val="24"/>
+          <w:szCs w:val="24"/>
+          <w:vertAlign w:val="subscript"/>
+          <w:lang w:val="vi-VN"/>
+        </w:rPr>
+        <w:t xml:space="preserve">max</w:t>
+      </w:r>
+      <w:r>
+        <w:rPr>
+          <w:rFonts w:ascii="Times New Roman" w:cs="Times New Roman" w:eastAsia="Times New Roman" w:hAnsi="Times New Roman"/>
+          <w:noProof/>
+          <w:sz w:val="24"/>
+          <w:szCs w:val="24"/>
+          <w:lang w:val="vi-VN"/>
+        </w:rPr>
+        <w:t xml:space="preserve">): P</w:t>
+      </w:r>
+      <w:r>
+        <w:rPr>
+          <w:rFonts w:ascii="Times New Roman" w:cs="Times New Roman" w:eastAsia="Times New Roman" w:hAnsi="Times New Roman"/>
+          <w:noProof/>
+          <w:sz w:val="24"/>
+          <w:szCs w:val="24"/>
+          <w:vertAlign w:val="subscript"/>
+          <w:lang w:val="vi-VN"/>
+        </w:rPr>
+        <w:t xml:space="preserve">req</w:t>
+      </w:r>
+      <w:r>
+        <w:rPr>
+          <w:rFonts w:ascii="Times New Roman" w:cs="Times New Roman" w:eastAsia="Times New Roman" w:hAnsi="Times New Roman"/>
+          <w:noProof/>
+          <w:sz w:val="24"/>
+          <w:szCs w:val="24"/>
+          <w:lang w:val="vi-VN"/>
+        </w:rPr>
+        <w:t xml:space="preserve"> = T</w:t>
+      </w:r>
+      <w:r>
+        <w:rPr>
+          <w:rFonts w:ascii="Times New Roman" w:cs="Times New Roman" w:eastAsia="Times New Roman" w:hAnsi="Times New Roman"/>
+          <w:noProof/>
+          <w:sz w:val="24"/>
+          <w:szCs w:val="24"/>
+          <w:vertAlign w:val="subscript"/>
+          <w:lang w:val="vi-VN"/>
+        </w:rPr>
+        <w:t xml:space="preserve">dây</w:t>
+      </w:r>
+      <w:r>
+        <w:rPr>
+          <w:rFonts w:ascii="Times New Roman" w:cs="Times New Roman" w:eastAsia="Times New Roman" w:hAnsi="Times New Roman"/>
+          <w:noProof/>
+          <w:sz w:val="24"/>
+          <w:szCs w:val="24"/>
+          <w:lang w:val="vi-VN"/>
+        </w:rPr>
+        <w:t xml:space="preserve"> × SF ≤ P</w:t>
+      </w:r>
+      <w:r>
+        <w:rPr>
+          <w:rFonts w:ascii="Times New Roman" w:cs="Times New Roman" w:eastAsia="Times New Roman" w:hAnsi="Times New Roman"/>
+          <w:noProof/>
+          <w:sz w:val="24"/>
+          <w:szCs w:val="24"/>
+          <w:vertAlign w:val="subscript"/>
+          <w:lang w:val="vi-VN"/>
+        </w:rPr>
+        <w:t xml:space="preserve">max</w:t>
+      </w:r>
+      <w:r>
+        <w:rPr>
+          <w:rFonts w:ascii="Times New Roman" w:cs="Times New Roman" w:eastAsia="Times New Roman" w:hAnsi="Times New Roman"/>
+          <w:noProof/>
+          <w:sz w:val="24"/>
+          <w:szCs w:val="24"/>
+          <w:lang w:val="vi-VN"/>
+        </w:rPr>
+        <w:t xml:space="preserve">. P</w:t>
+      </w:r>
+      <w:r>
+        <w:rPr>
+          <w:rFonts w:ascii="Times New Roman" w:cs="Times New Roman" w:eastAsia="Times New Roman" w:hAnsi="Times New Roman"/>
+          <w:noProof/>
+          <w:sz w:val="24"/>
+          <w:szCs w:val="24"/>
+          <w:vertAlign w:val="subscript"/>
+          <w:lang w:val="vi-VN"/>
+        </w:rPr>
+        <w:t xml:space="preserve">max</w:t>
+      </w:r>
+      <w:r>
+        <w:rPr>
+          <w:rFonts w:ascii="Times New Roman" w:cs="Times New Roman" w:eastAsia="Times New Roman" w:hAnsi="Times New Roman"/>
+          <w:noProof/>
+          <w:sz w:val="24"/>
+          <w:szCs w:val="24"/>
+          <w:lang w:val="vi-VN"/>
+        </w:rPr>
+        <w:t xml:space="preserve"> là sức chịu tải cho phép của cọc bờ theo catalogue hoặc thí nghiệm thử tải; chỉ kiểm khi có nhập P</w:t>
+      </w:r>
+      <w:r>
+        <w:rPr>
+          <w:rFonts w:ascii="Times New Roman" w:cs="Times New Roman" w:eastAsia="Times New Roman" w:hAnsi="Times New Roman"/>
+          <w:noProof/>
+          <w:sz w:val="24"/>
+          <w:szCs w:val="24"/>
+          <w:vertAlign w:val="subscript"/>
+          <w:lang w:val="vi-VN"/>
+        </w:rPr>
+        <w:t xml:space="preserve">max</w:t>
+      </w:r>
+      <w:r>
+        <w:rPr>
+          <w:rFonts w:ascii="Times New Roman" w:cs="Times New Roman" w:eastAsia="Times New Roman" w:hAnsi="Times New Roman"/>
+          <w:noProof/>
+          <w:sz w:val="24"/>
+          <w:szCs w:val="24"/>
+          <w:lang w:val="vi-VN"/>
+        </w:rPr>
+        <w:t xml:space="preserve">. Kết quả BÈ 3A: KHÔNG ÁP DỤNG — chưa có catalogue hoặc thí nghiệm thử tải nên chưa có P</w:t>
+      </w:r>
+      <w:r>
+        <w:rPr>
+          <w:rFonts w:ascii="Times New Roman" w:cs="Times New Roman" w:eastAsia="Times New Roman" w:hAnsi="Times New Roman"/>
+          <w:noProof/>
+          <w:sz w:val="24"/>
+          <w:szCs w:val="24"/>
+          <w:vertAlign w:val="subscript"/>
+          <w:lang w:val="vi-VN"/>
+        </w:rPr>
+        <w:t xml:space="preserve">max</w:t>
+      </w:r>
+      <w:r>
+        <w:rPr>
+          <w:rFonts w:ascii="Times New Roman" w:cs="Times New Roman" w:eastAsia="Times New Roman" w:hAnsi="Times New Roman"/>
+          <w:noProof/>
+          <w:sz w:val="24"/>
+          <w:szCs w:val="24"/>
+          <w:lang w:val="vi-VN"/>
+        </w:rPr>
+        <w:t xml:space="preserve">; sức chịu cọc bờ đã kiểm bằng tính toán ở BP-1, BP-2.</w:t>
+      </w:r>
+    </w:p>
+    <w:p>
+      <w:pPr>
+        <w:pStyle w:val="ListParagraph"/>
+        <w:numPr>
+          <w:ilvl w:val="0"/>
+          <w:numId w:val="1"/>
+        </w:numPr>
+        <w:spacing w:after="60"/>
+      </w:pPr>
+      <w:r>
+        <w:rPr>
+          <w:rFonts w:ascii="Times New Roman" w:cs="Times New Roman" w:eastAsia="Times New Roman" w:hAnsi="Times New Roman"/>
+          <w:noProof/>
+          <w:sz w:val="24"/>
+          <w:szCs w:val="24"/>
+          <w:lang w:val="vi-VN"/>
+        </w:rPr>
+        <w:t xml:space="preserve">C11 — Sức chịu tải cho phép của cọc LÒNG HỒ (P</w:t>
+      </w:r>
+      <w:r>
+        <w:rPr>
+          <w:rFonts w:ascii="Times New Roman" w:cs="Times New Roman" w:eastAsia="Times New Roman" w:hAnsi="Times New Roman"/>
+          <w:noProof/>
+          <w:sz w:val="24"/>
+          <w:szCs w:val="24"/>
+          <w:vertAlign w:val="subscript"/>
+          <w:lang w:val="vi-VN"/>
+        </w:rPr>
+        <w:t xml:space="preserve">max</w:t>
+      </w:r>
+      <w:r>
+        <w:rPr>
+          <w:rFonts w:ascii="Times New Roman" w:cs="Times New Roman" w:eastAsia="Times New Roman" w:hAnsi="Times New Roman"/>
+          <w:noProof/>
+          <w:sz w:val="24"/>
+          <w:szCs w:val="24"/>
+          <w:lang w:val="vi-VN"/>
+        </w:rPr>
+        <w:t xml:space="preserve">): P</w:t>
+      </w:r>
+      <w:r>
+        <w:rPr>
+          <w:rFonts w:ascii="Times New Roman" w:cs="Times New Roman" w:eastAsia="Times New Roman" w:hAnsi="Times New Roman"/>
+          <w:noProof/>
+          <w:sz w:val="24"/>
+          <w:szCs w:val="24"/>
+          <w:vertAlign w:val="subscript"/>
+          <w:lang w:val="vi-VN"/>
+        </w:rPr>
+        <w:t xml:space="preserve">req</w:t>
+      </w:r>
+      <w:r>
+        <w:rPr>
+          <w:rFonts w:ascii="Times New Roman" w:cs="Times New Roman" w:eastAsia="Times New Roman" w:hAnsi="Times New Roman"/>
+          <w:noProof/>
+          <w:sz w:val="24"/>
+          <w:szCs w:val="24"/>
+          <w:lang w:val="vi-VN"/>
+        </w:rPr>
+        <w:t xml:space="preserve"> = T</w:t>
+      </w:r>
+      <w:r>
+        <w:rPr>
+          <w:rFonts w:ascii="Times New Roman" w:cs="Times New Roman" w:eastAsia="Times New Roman" w:hAnsi="Times New Roman"/>
+          <w:noProof/>
+          <w:sz w:val="24"/>
+          <w:szCs w:val="24"/>
+          <w:vertAlign w:val="subscript"/>
+          <w:lang w:val="vi-VN"/>
+        </w:rPr>
+        <w:t xml:space="preserve">dây</w:t>
+      </w:r>
+      <w:r>
+        <w:rPr>
+          <w:rFonts w:ascii="Times New Roman" w:cs="Times New Roman" w:eastAsia="Times New Roman" w:hAnsi="Times New Roman"/>
+          <w:noProof/>
+          <w:sz w:val="24"/>
+          <w:szCs w:val="24"/>
+          <w:lang w:val="vi-VN"/>
+        </w:rPr>
+        <w:t xml:space="preserve"> × SF ≤ P</w:t>
+      </w:r>
+      <w:r>
+        <w:rPr>
+          <w:rFonts w:ascii="Times New Roman" w:cs="Times New Roman" w:eastAsia="Times New Roman" w:hAnsi="Times New Roman"/>
+          <w:noProof/>
+          <w:sz w:val="24"/>
+          <w:szCs w:val="24"/>
+          <w:vertAlign w:val="subscript"/>
+          <w:lang w:val="vi-VN"/>
+        </w:rPr>
+        <w:t xml:space="preserve">max</w:t>
+      </w:r>
+      <w:r>
+        <w:rPr>
+          <w:rFonts w:ascii="Times New Roman" w:cs="Times New Roman" w:eastAsia="Times New Roman" w:hAnsi="Times New Roman"/>
+          <w:noProof/>
+          <w:sz w:val="24"/>
+          <w:szCs w:val="24"/>
+          <w:lang w:val="vi-VN"/>
+        </w:rPr>
+        <w:t xml:space="preserve">. Như C10 cho cọc đóng dưới đáy hồ (phương án PA1). Kết quả BÈ 3A: KHÔNG ÁP DỤNG — neo đáy hồ là đế BTCT + vít xoắn (SV-1…SV-6), không phải cọc đóng.</w:t>
+      </w:r>
+    </w:p>
+    <w:p>
+      <w:pPr>
+        <w:pStyle w:val="ListParagraph"/>
+        <w:numPr>
+          <w:ilvl w:val="0"/>
+          <w:numId w:val="1"/>
+        </w:numPr>
+        <w:spacing w:after="60"/>
+      </w:pPr>
+      <w:r>
+        <w:rPr>
+          <w:rFonts w:ascii="Times New Roman" w:cs="Times New Roman" w:eastAsia="Times New Roman" w:hAnsi="Times New Roman"/>
+          <w:noProof/>
+          <w:sz w:val="24"/>
+          <w:szCs w:val="24"/>
+          <w:lang w:val="vi-VN"/>
+        </w:rPr>
+        <w:t xml:space="preserve">BP-1 — Sức chịu ngang cọc neo BỜ (Broms): H</w:t>
+      </w:r>
+      <w:r>
+        <w:rPr>
+          <w:rFonts w:ascii="Times New Roman" w:cs="Times New Roman" w:eastAsia="Times New Roman" w:hAnsi="Times New Roman"/>
+          <w:noProof/>
+          <w:sz w:val="24"/>
+          <w:szCs w:val="24"/>
+          <w:vertAlign w:val="subscript"/>
+          <w:lang w:val="vi-VN"/>
+        </w:rPr>
+        <w:t xml:space="preserve">applied</w:t>
+      </w:r>
+      <w:r>
+        <w:rPr>
+          <w:rFonts w:ascii="Times New Roman" w:cs="Times New Roman" w:eastAsia="Times New Roman" w:hAnsi="Times New Roman"/>
+          <w:noProof/>
+          <w:sz w:val="24"/>
+          <w:szCs w:val="24"/>
+          <w:lang w:val="vi-VN"/>
+        </w:rPr>
+        <w:t xml:space="preserve"> / H</w:t>
+      </w:r>
+      <w:r>
+        <w:rPr>
+          <w:rFonts w:ascii="Times New Roman" w:cs="Times New Roman" w:eastAsia="Times New Roman" w:hAnsi="Times New Roman"/>
+          <w:noProof/>
+          <w:sz w:val="24"/>
+          <w:szCs w:val="24"/>
+          <w:vertAlign w:val="subscript"/>
+          <w:lang w:val="vi-VN"/>
+        </w:rPr>
+        <w:t xml:space="preserve">allow</w:t>
+      </w:r>
+      <w:r>
+        <w:rPr>
+          <w:rFonts w:ascii="Times New Roman" w:cs="Times New Roman" w:eastAsia="Times New Roman" w:hAnsi="Times New Roman"/>
+          <w:noProof/>
+          <w:sz w:val="24"/>
+          <w:szCs w:val="24"/>
+          <w:lang w:val="vi-VN"/>
+        </w:rPr>
+        <w:t xml:space="preserve"> ≤ 1,0. H</w:t>
+      </w:r>
+      <w:r>
+        <w:rPr>
+          <w:rFonts w:ascii="Times New Roman" w:cs="Times New Roman" w:eastAsia="Times New Roman" w:hAnsi="Times New Roman"/>
+          <w:noProof/>
+          <w:sz w:val="24"/>
+          <w:szCs w:val="24"/>
+          <w:vertAlign w:val="subscript"/>
+          <w:lang w:val="vi-VN"/>
+        </w:rPr>
+        <w:t xml:space="preserve">applied</w:t>
+      </w:r>
+      <w:r>
+        <w:rPr>
+          <w:rFonts w:ascii="Times New Roman" w:cs="Times New Roman" w:eastAsia="Times New Roman" w:hAnsi="Times New Roman"/>
+          <w:noProof/>
+          <w:sz w:val="24"/>
+          <w:szCs w:val="24"/>
+          <w:lang w:val="vi-VN"/>
+        </w:rPr>
+        <w:t xml:space="preserve"> là lực ngang vào một cọc (T, hoặc T / (2 × 0,9) ở điểm cọc đôi), H</w:t>
+      </w:r>
+      <w:r>
+        <w:rPr>
+          <w:rFonts w:ascii="Times New Roman" w:cs="Times New Roman" w:eastAsia="Times New Roman" w:hAnsi="Times New Roman"/>
+          <w:noProof/>
+          <w:sz w:val="24"/>
+          <w:szCs w:val="24"/>
+          <w:vertAlign w:val="subscript"/>
+          <w:lang w:val="vi-VN"/>
+        </w:rPr>
+        <w:t xml:space="preserve">allow</w:t>
+      </w:r>
+      <w:r>
+        <w:rPr>
+          <w:rFonts w:ascii="Times New Roman" w:cs="Times New Roman" w:eastAsia="Times New Roman" w:hAnsi="Times New Roman"/>
+          <w:noProof/>
+          <w:sz w:val="24"/>
+          <w:szCs w:val="24"/>
+          <w:lang w:val="vi-VN"/>
+        </w:rPr>
+        <w:t xml:space="preserve"> = H</w:t>
+      </w:r>
+      <w:r>
+        <w:rPr>
+          <w:rFonts w:ascii="Times New Roman" w:cs="Times New Roman" w:eastAsia="Times New Roman" w:hAnsi="Times New Roman"/>
+          <w:noProof/>
+          <w:sz w:val="24"/>
+          <w:szCs w:val="24"/>
+          <w:vertAlign w:val="subscript"/>
+          <w:lang w:val="vi-VN"/>
+        </w:rPr>
+        <w:t xml:space="preserve">u</w:t>
+      </w:r>
+      <w:r>
+        <w:rPr>
+          <w:rFonts w:ascii="Times New Roman" w:cs="Times New Roman" w:eastAsia="Times New Roman" w:hAnsi="Times New Roman"/>
+          <w:noProof/>
+          <w:sz w:val="24"/>
+          <w:szCs w:val="24"/>
+          <w:lang w:val="vi-VN"/>
+        </w:rPr>
+        <w:t xml:space="preserve"> / 2,5 với H</w:t>
+      </w:r>
+      <w:r>
+        <w:rPr>
+          <w:rFonts w:ascii="Times New Roman" w:cs="Times New Roman" w:eastAsia="Times New Roman" w:hAnsi="Times New Roman"/>
+          <w:noProof/>
+          <w:sz w:val="24"/>
+          <w:szCs w:val="24"/>
+          <w:vertAlign w:val="subscript"/>
+          <w:lang w:val="vi-VN"/>
+        </w:rPr>
+        <w:t xml:space="preserve">u</w:t>
+      </w:r>
+      <w:r>
+        <w:rPr>
+          <w:rFonts w:ascii="Times New Roman" w:cs="Times New Roman" w:eastAsia="Times New Roman" w:hAnsi="Times New Roman"/>
+          <w:noProof/>
+          <w:sz w:val="24"/>
+          <w:szCs w:val="24"/>
+          <w:lang w:val="vi-VN"/>
+        </w:rPr>
+        <w:t xml:space="preserve"> là sức chịu ngang giới hạn theo Broms (mục 5). Kết quả BÈ 3A: ĐẠT: giá trị 0,720, yêu cầu ≤ 1,0, mức sử dụng 0,72.</w:t>
+      </w:r>
+    </w:p>
+    <w:p>
+      <w:pPr>
+        <w:pStyle w:val="ListParagraph"/>
+        <w:numPr>
+          <w:ilvl w:val="0"/>
+          <w:numId w:val="1"/>
+        </w:numPr>
+        <w:spacing w:after="60"/>
+      </w:pPr>
+      <w:r>
+        <w:rPr>
+          <w:rFonts w:ascii="Times New Roman" w:cs="Times New Roman" w:eastAsia="Times New Roman" w:hAnsi="Times New Roman"/>
+          <w:noProof/>
+          <w:sz w:val="24"/>
+          <w:szCs w:val="24"/>
+          <w:lang w:val="vi-VN"/>
+        </w:rPr>
+        <w:t xml:space="preserve">BP-2 — Uốn tiết diện cọc BỜ (TCVN 5574:2018): γ·M</w:t>
+      </w:r>
+      <w:r>
+        <w:rPr>
+          <w:rFonts w:ascii="Times New Roman" w:cs="Times New Roman" w:eastAsia="Times New Roman" w:hAnsi="Times New Roman"/>
+          <w:noProof/>
+          <w:sz w:val="24"/>
+          <w:szCs w:val="24"/>
+          <w:vertAlign w:val="subscript"/>
+          <w:lang w:val="vi-VN"/>
+        </w:rPr>
+        <w:t xml:space="preserve">max</w:t>
+      </w:r>
+      <w:r>
+        <w:rPr>
+          <w:rFonts w:ascii="Times New Roman" w:cs="Times New Roman" w:eastAsia="Times New Roman" w:hAnsi="Times New Roman"/>
+          <w:noProof/>
+          <w:sz w:val="24"/>
+          <w:szCs w:val="24"/>
+          <w:lang w:val="vi-VN"/>
+        </w:rPr>
+        <w:t xml:space="preserve"> / M</w:t>
+      </w:r>
+      <w:r>
+        <w:rPr>
+          <w:rFonts w:ascii="Times New Roman" w:cs="Times New Roman" w:eastAsia="Times New Roman" w:hAnsi="Times New Roman"/>
+          <w:noProof/>
+          <w:sz w:val="24"/>
+          <w:szCs w:val="24"/>
+          <w:vertAlign w:val="subscript"/>
+          <w:lang w:val="vi-VN"/>
+        </w:rPr>
+        <w:t xml:space="preserve">rd</w:t>
+      </w:r>
+      <w:r>
+        <w:rPr>
+          <w:rFonts w:ascii="Times New Roman" w:cs="Times New Roman" w:eastAsia="Times New Roman" w:hAnsi="Times New Roman"/>
+          <w:noProof/>
+          <w:sz w:val="24"/>
+          <w:szCs w:val="24"/>
+          <w:lang w:val="vi-VN"/>
+        </w:rPr>
+        <w:t xml:space="preserve"> ≤ 1,0. M</w:t>
+      </w:r>
+      <w:r>
+        <w:rPr>
+          <w:rFonts w:ascii="Times New Roman" w:cs="Times New Roman" w:eastAsia="Times New Roman" w:hAnsi="Times New Roman"/>
+          <w:noProof/>
+          <w:sz w:val="24"/>
+          <w:szCs w:val="24"/>
+          <w:vertAlign w:val="subscript"/>
+          <w:lang w:val="vi-VN"/>
+        </w:rPr>
+        <w:t xml:space="preserve">max</w:t>
+      </w:r>
+      <w:r>
+        <w:rPr>
+          <w:rFonts w:ascii="Times New Roman" w:cs="Times New Roman" w:eastAsia="Times New Roman" w:hAnsi="Times New Roman"/>
+          <w:noProof/>
+          <w:sz w:val="24"/>
+          <w:szCs w:val="24"/>
+          <w:lang w:val="vi-VN"/>
+        </w:rPr>
+        <w:t xml:space="preserve"> là mô-men lớn nhất trong thân cọc, γ = 1,2 là hệ số tải trọng, M</w:t>
+      </w:r>
+      <w:r>
+        <w:rPr>
+          <w:rFonts w:ascii="Times New Roman" w:cs="Times New Roman" w:eastAsia="Times New Roman" w:hAnsi="Times New Roman"/>
+          <w:noProof/>
+          <w:sz w:val="24"/>
+          <w:szCs w:val="24"/>
+          <w:vertAlign w:val="subscript"/>
+          <w:lang w:val="vi-VN"/>
+        </w:rPr>
+        <w:t xml:space="preserve">rd</w:t>
+      </w:r>
+      <w:r>
+        <w:rPr>
+          <w:rFonts w:ascii="Times New Roman" w:cs="Times New Roman" w:eastAsia="Times New Roman" w:hAnsi="Times New Roman"/>
+          <w:noProof/>
+          <w:sz w:val="24"/>
+          <w:szCs w:val="24"/>
+          <w:lang w:val="vi-VN"/>
+        </w:rPr>
+        <w:t xml:space="preserve"> là khả năng chịu uốn của lồng thép theo TCVN 5574:2018 (mục 5). Kết quả BÈ 3A: ĐẠT: giá trị 0,924, yêu cầu ≤ 1,0, mức sử dụng 0,92.</w:t>
+      </w:r>
+    </w:p>
+    <w:p>
+      <w:pPr>
+        <w:pStyle w:val="ListParagraph"/>
+        <w:numPr>
+          <w:ilvl w:val="0"/>
+          <w:numId w:val="1"/>
+        </w:numPr>
+        <w:spacing w:after="60"/>
+      </w:pPr>
+      <w:r>
+        <w:rPr>
+          <w:rFonts w:ascii="Times New Roman" w:cs="Times New Roman" w:eastAsia="Times New Roman" w:hAnsi="Times New Roman"/>
+          <w:noProof/>
+          <w:sz w:val="24"/>
+          <w:szCs w:val="24"/>
+          <w:lang w:val="vi-VN"/>
+        </w:rPr>
+        <w:t xml:space="preserve">BP-3 — Sức chịu ngang cọc LÒNG HỒ (Cách 1): Th / H</w:t>
+      </w:r>
+      <w:r>
+        <w:rPr>
+          <w:rFonts w:ascii="Times New Roman" w:cs="Times New Roman" w:eastAsia="Times New Roman" w:hAnsi="Times New Roman"/>
+          <w:noProof/>
+          <w:sz w:val="24"/>
+          <w:szCs w:val="24"/>
+          <w:vertAlign w:val="subscript"/>
+          <w:lang w:val="vi-VN"/>
+        </w:rPr>
+        <w:t xml:space="preserve">allow</w:t>
+      </w:r>
+      <w:r>
+        <w:rPr>
+          <w:rFonts w:ascii="Times New Roman" w:cs="Times New Roman" w:eastAsia="Times New Roman" w:hAnsi="Times New Roman"/>
+          <w:noProof/>
+          <w:sz w:val="24"/>
+          <w:szCs w:val="24"/>
+          <w:lang w:val="vi-VN"/>
+        </w:rPr>
+        <w:t xml:space="preserve"> ≤ 1,0. Sức chịu ngang của cọc đóng dưới đáy hồ (phương án PA1): T</w:t>
+      </w:r>
+      <w:r>
+        <w:rPr>
+          <w:rFonts w:ascii="Times New Roman" w:cs="Times New Roman" w:eastAsia="Times New Roman" w:hAnsi="Times New Roman"/>
+          <w:noProof/>
+          <w:sz w:val="24"/>
+          <w:szCs w:val="24"/>
+          <w:vertAlign w:val="subscript"/>
+          <w:lang w:val="vi-VN"/>
+        </w:rPr>
+        <w:t xml:space="preserve">h</w:t>
+      </w:r>
+      <w:r>
+        <w:rPr>
+          <w:rFonts w:ascii="Times New Roman" w:cs="Times New Roman" w:eastAsia="Times New Roman" w:hAnsi="Times New Roman"/>
+          <w:noProof/>
+          <w:sz w:val="24"/>
+          <w:szCs w:val="24"/>
+          <w:lang w:val="vi-VN"/>
+        </w:rPr>
+        <w:t xml:space="preserve"> lực ngang, H</w:t>
+      </w:r>
+      <w:r>
+        <w:rPr>
+          <w:rFonts w:ascii="Times New Roman" w:cs="Times New Roman" w:eastAsia="Times New Roman" w:hAnsi="Times New Roman"/>
+          <w:noProof/>
+          <w:sz w:val="24"/>
+          <w:szCs w:val="24"/>
+          <w:vertAlign w:val="subscript"/>
+          <w:lang w:val="vi-VN"/>
+        </w:rPr>
+        <w:t xml:space="preserve">allow</w:t>
+      </w:r>
+      <w:r>
+        <w:rPr>
+          <w:rFonts w:ascii="Times New Roman" w:cs="Times New Roman" w:eastAsia="Times New Roman" w:hAnsi="Times New Roman"/>
+          <w:noProof/>
+          <w:sz w:val="24"/>
+          <w:szCs w:val="24"/>
+          <w:lang w:val="vi-VN"/>
+        </w:rPr>
+        <w:t xml:space="preserve"> sức chịu cho phép. Kết quả BÈ 3A: KHÔNG ÁP DỤNG — neo đáy hồ là đế BTCT + vít xoắn (SV-1…SV-6), không phải cọc đóng.</w:t>
+      </w:r>
+    </w:p>
+    <w:p>
+      <w:pPr>
+        <w:pStyle w:val="ListParagraph"/>
+        <w:numPr>
+          <w:ilvl w:val="0"/>
+          <w:numId w:val="1"/>
+        </w:numPr>
+        <w:spacing w:after="60"/>
+      </w:pPr>
+      <w:r>
+        <w:rPr>
+          <w:rFonts w:ascii="Times New Roman" w:cs="Times New Roman" w:eastAsia="Times New Roman" w:hAnsi="Times New Roman"/>
+          <w:noProof/>
+          <w:sz w:val="24"/>
+          <w:szCs w:val="24"/>
+          <w:lang w:val="vi-VN"/>
+        </w:rPr>
+        <w:t xml:space="preserve">BP-4 — Sức chịu NHỔ cọc LÒNG HỒ (ma sát thân): Tv / Q</w:t>
+      </w:r>
+      <w:r>
+        <w:rPr>
+          <w:rFonts w:ascii="Times New Roman" w:cs="Times New Roman" w:eastAsia="Times New Roman" w:hAnsi="Times New Roman"/>
+          <w:noProof/>
+          <w:sz w:val="24"/>
+          <w:szCs w:val="24"/>
+          <w:vertAlign w:val="subscript"/>
+          <w:lang w:val="vi-VN"/>
+        </w:rPr>
+        <w:t xml:space="preserve">uplift</w:t>
+      </w:r>
+      <w:r>
+        <w:rPr>
+          <w:rFonts w:ascii="Times New Roman" w:cs="Times New Roman" w:eastAsia="Times New Roman" w:hAnsi="Times New Roman"/>
+          <w:noProof/>
+          <w:sz w:val="24"/>
+          <w:szCs w:val="24"/>
+          <w:lang w:val="vi-VN"/>
+        </w:rPr>
+        <w:t xml:space="preserve">,all ≤ 1,0. Sức chịu nhổ của cọc đóng dưới đáy hồ (PA1): T</w:t>
+      </w:r>
+      <w:r>
+        <w:rPr>
+          <w:rFonts w:ascii="Times New Roman" w:cs="Times New Roman" w:eastAsia="Times New Roman" w:hAnsi="Times New Roman"/>
+          <w:noProof/>
+          <w:sz w:val="24"/>
+          <w:szCs w:val="24"/>
+          <w:vertAlign w:val="subscript"/>
+          <w:lang w:val="vi-VN"/>
+        </w:rPr>
+        <w:t xml:space="preserve">v</w:t>
+      </w:r>
+      <w:r>
+        <w:rPr>
+          <w:rFonts w:ascii="Times New Roman" w:cs="Times New Roman" w:eastAsia="Times New Roman" w:hAnsi="Times New Roman"/>
+          <w:noProof/>
+          <w:sz w:val="24"/>
+          <w:szCs w:val="24"/>
+          <w:lang w:val="vi-VN"/>
+        </w:rPr>
+        <w:t xml:space="preserve"> lực nhổ, Q</w:t>
+      </w:r>
+      <w:r>
+        <w:rPr>
+          <w:rFonts w:ascii="Times New Roman" w:cs="Times New Roman" w:eastAsia="Times New Roman" w:hAnsi="Times New Roman"/>
+          <w:noProof/>
+          <w:sz w:val="24"/>
+          <w:szCs w:val="24"/>
+          <w:vertAlign w:val="subscript"/>
+          <w:lang w:val="vi-VN"/>
+        </w:rPr>
+        <w:t xml:space="preserve">uplift</w:t>
+      </w:r>
+      <w:r>
+        <w:rPr>
+          <w:rFonts w:ascii="Times New Roman" w:cs="Times New Roman" w:eastAsia="Times New Roman" w:hAnsi="Times New Roman"/>
+          <w:noProof/>
+          <w:sz w:val="24"/>
+          <w:szCs w:val="24"/>
+          <w:lang w:val="vi-VN"/>
+        </w:rPr>
+        <w:t xml:space="preserve">,all sức chịu nhổ cho phép do ma sát thân cọc. Kết quả BÈ 3A: KHÔNG ÁP DỤNG — neo đáy hồ là đế BTCT + vít xoắn (SV-1…SV-6), không phải cọc đóng.</w:t>
+      </w:r>
+    </w:p>
+    <w:p>
+      <w:pPr>
+        <w:pStyle w:val="ListParagraph"/>
+        <w:numPr>
+          <w:ilvl w:val="0"/>
+          <w:numId w:val="1"/>
+        </w:numPr>
+        <w:spacing w:after="60"/>
+      </w:pPr>
+      <w:r>
+        <w:rPr>
+          <w:rFonts w:ascii="Times New Roman" w:cs="Times New Roman" w:eastAsia="Times New Roman" w:hAnsi="Times New Roman"/>
+          <w:noProof/>
+          <w:sz w:val="24"/>
+          <w:szCs w:val="24"/>
+          <w:lang w:val="vi-VN"/>
+        </w:rPr>
+        <w:t xml:space="preserve">BP-5 — Ứng suất uốn tiết diện cọc LÒNG HỒ: M</w:t>
+      </w:r>
+      <w:r>
+        <w:rPr>
+          <w:rFonts w:ascii="Times New Roman" w:cs="Times New Roman" w:eastAsia="Times New Roman" w:hAnsi="Times New Roman"/>
+          <w:noProof/>
+          <w:sz w:val="24"/>
+          <w:szCs w:val="24"/>
+          <w:vertAlign w:val="subscript"/>
+          <w:lang w:val="vi-VN"/>
+        </w:rPr>
+        <w:t xml:space="preserve">max</w:t>
+      </w:r>
+      <w:r>
+        <w:rPr>
+          <w:rFonts w:ascii="Times New Roman" w:cs="Times New Roman" w:eastAsia="Times New Roman" w:hAnsi="Times New Roman"/>
+          <w:noProof/>
+          <w:sz w:val="24"/>
+          <w:szCs w:val="24"/>
+          <w:lang w:val="vi-VN"/>
+        </w:rPr>
+        <w:t xml:space="preserve"> / M</w:t>
+      </w:r>
+      <w:r>
+        <w:rPr>
+          <w:rFonts w:ascii="Times New Roman" w:cs="Times New Roman" w:eastAsia="Times New Roman" w:hAnsi="Times New Roman"/>
+          <w:noProof/>
+          <w:sz w:val="24"/>
+          <w:szCs w:val="24"/>
+          <w:vertAlign w:val="subscript"/>
+          <w:lang w:val="vi-VN"/>
+        </w:rPr>
+        <w:t xml:space="preserve">rd</w:t>
+      </w:r>
+      <w:r>
+        <w:rPr>
+          <w:rFonts w:ascii="Times New Roman" w:cs="Times New Roman" w:eastAsia="Times New Roman" w:hAnsi="Times New Roman"/>
+          <w:noProof/>
+          <w:sz w:val="24"/>
+          <w:szCs w:val="24"/>
+          <w:lang w:val="vi-VN"/>
+        </w:rPr>
+        <w:t xml:space="preserve"> ≤ 1,0. Uốn thân cọc đóng dưới đáy hồ (PA1). Kết quả BÈ 3A: KHÔNG ÁP DỤNG — neo đáy hồ là đế BTCT + vít xoắn (SV-1…SV-6), không phải cọc đóng.</w:t>
+      </w:r>
+    </w:p>
+    <w:p>
+      <w:pPr>
+        <w:pStyle w:val="ListParagraph"/>
+        <w:numPr>
+          <w:ilvl w:val="0"/>
+          <w:numId w:val="1"/>
+        </w:numPr>
+        <w:spacing w:after="60"/>
+      </w:pPr>
+      <w:r>
+        <w:rPr>
+          <w:rFonts w:ascii="Times New Roman" w:cs="Times New Roman" w:eastAsia="Times New Roman" w:hAnsi="Times New Roman"/>
+          <w:noProof/>
+          <w:sz w:val="24"/>
+          <w:szCs w:val="24"/>
+          <w:lang w:val="vi-VN"/>
+        </w:rPr>
+        <w:t xml:space="preserve">SV-1 — Đế vít xoắn — chống NHỔ: Tv / (0,9·W' + n·Q</w:t>
+      </w:r>
+      <w:r>
+        <w:rPr>
+          <w:rFonts w:ascii="Times New Roman" w:cs="Times New Roman" w:eastAsia="Times New Roman" w:hAnsi="Times New Roman"/>
+          <w:noProof/>
+          <w:sz w:val="24"/>
+          <w:szCs w:val="24"/>
+          <w:vertAlign w:val="subscript"/>
+          <w:lang w:val="vi-VN"/>
+        </w:rPr>
+        <w:t xml:space="preserve">a</w:t>
+      </w:r>
+      <w:r>
+        <w:rPr>
+          <w:rFonts w:ascii="Times New Roman" w:cs="Times New Roman" w:eastAsia="Times New Roman" w:hAnsi="Times New Roman"/>
+          <w:noProof/>
+          <w:sz w:val="24"/>
+          <w:szCs w:val="24"/>
+          <w:lang w:val="vi-VN"/>
+        </w:rPr>
+        <w:t xml:space="preserve">) ≤ 1,0. T</w:t>
+      </w:r>
+      <w:r>
+        <w:rPr>
+          <w:rFonts w:ascii="Times New Roman" w:cs="Times New Roman" w:eastAsia="Times New Roman" w:hAnsi="Times New Roman"/>
+          <w:noProof/>
+          <w:sz w:val="24"/>
+          <w:szCs w:val="24"/>
+          <w:vertAlign w:val="subscript"/>
+          <w:lang w:val="vi-VN"/>
+        </w:rPr>
+        <w:t xml:space="preserve">v</w:t>
+      </w:r>
+      <w:r>
+        <w:rPr>
+          <w:rFonts w:ascii="Times New Roman" w:cs="Times New Roman" w:eastAsia="Times New Roman" w:hAnsi="Times New Roman"/>
+          <w:noProof/>
+          <w:sz w:val="24"/>
+          <w:szCs w:val="24"/>
+          <w:lang w:val="vi-VN"/>
+        </w:rPr>
+        <w:t xml:space="preserve"> là lực nhổ, W' là trọng lượng đế trong nước (đã trừ lực đẩy nổi, chỉ lấy 0,9), n vít × Q</w:t>
+      </w:r>
+      <w:r>
+        <w:rPr>
+          <w:rFonts w:ascii="Times New Roman" w:cs="Times New Roman" w:eastAsia="Times New Roman" w:hAnsi="Times New Roman"/>
+          <w:noProof/>
+          <w:sz w:val="24"/>
+          <w:szCs w:val="24"/>
+          <w:vertAlign w:val="subscript"/>
+          <w:lang w:val="vi-VN"/>
+        </w:rPr>
+        <w:t xml:space="preserve">a</w:t>
+      </w:r>
+      <w:r>
+        <w:rPr>
+          <w:rFonts w:ascii="Times New Roman" w:cs="Times New Roman" w:eastAsia="Times New Roman" w:hAnsi="Times New Roman"/>
+          <w:noProof/>
+          <w:sz w:val="24"/>
+          <w:szCs w:val="24"/>
+          <w:lang w:val="vi-VN"/>
+        </w:rPr>
+        <w:t xml:space="preserve"> là sức chịu nhổ cho phép của các vít (mục 6). Kết quả BÈ 3A: ĐẠT: giá trị 0,669, yêu cầu ≤ 1,0, mức sử dụng 0,67.</w:t>
+      </w:r>
+    </w:p>
+    <w:p>
+      <w:pPr>
+        <w:pStyle w:val="ListParagraph"/>
+        <w:numPr>
+          <w:ilvl w:val="0"/>
+          <w:numId w:val="1"/>
+        </w:numPr>
+        <w:spacing w:after="60"/>
+      </w:pPr>
+      <w:r>
+        <w:rPr>
+          <w:rFonts w:ascii="Times New Roman" w:cs="Times New Roman" w:eastAsia="Times New Roman" w:hAnsi="Times New Roman"/>
+          <w:noProof/>
+          <w:sz w:val="24"/>
+          <w:szCs w:val="24"/>
+          <w:lang w:val="vi-VN"/>
+        </w:rPr>
+        <w:t xml:space="preserve">SV-2 — Đế vít xoắn — chống TRƯỢT: 1,5·Th / (α·c</w:t>
+      </w:r>
+      <w:r>
+        <w:rPr>
+          <w:rFonts w:ascii="Times New Roman" w:cs="Times New Roman" w:eastAsia="Times New Roman" w:hAnsi="Times New Roman"/>
+          <w:noProof/>
+          <w:sz w:val="24"/>
+          <w:szCs w:val="24"/>
+          <w:vertAlign w:val="subscript"/>
+          <w:lang w:val="vi-VN"/>
+        </w:rPr>
+        <w:t xml:space="preserve">u</w:t>
+      </w:r>
+      <w:r>
+        <w:rPr>
+          <w:rFonts w:ascii="Times New Roman" w:cs="Times New Roman" w:eastAsia="Times New Roman" w:hAnsi="Times New Roman"/>
+          <w:noProof/>
+          <w:sz w:val="24"/>
+          <w:szCs w:val="24"/>
+          <w:lang w:val="vi-VN"/>
+        </w:rPr>
+        <w:t xml:space="preserve">·B² + R</w:t>
+      </w:r>
+      <w:r>
+        <w:rPr>
+          <w:rFonts w:ascii="Times New Roman" w:cs="Times New Roman" w:eastAsia="Times New Roman" w:hAnsi="Times New Roman"/>
+          <w:noProof/>
+          <w:sz w:val="24"/>
+          <w:szCs w:val="24"/>
+          <w:vertAlign w:val="subscript"/>
+          <w:lang w:val="vi-VN"/>
+        </w:rPr>
+        <w:t xml:space="preserve">gờ</w:t>
+      </w:r>
+      <w:r>
+        <w:rPr>
+          <w:rFonts w:ascii="Times New Roman" w:cs="Times New Roman" w:eastAsia="Times New Roman" w:hAnsi="Times New Roman"/>
+          <w:noProof/>
+          <w:sz w:val="24"/>
+          <w:szCs w:val="24"/>
+          <w:lang w:val="vi-VN"/>
+        </w:rPr>
+        <w:t xml:space="preserve"> + n·H</w:t>
+      </w:r>
+      <w:r>
+        <w:rPr>
+          <w:rFonts w:ascii="Times New Roman" w:cs="Times New Roman" w:eastAsia="Times New Roman" w:hAnsi="Times New Roman"/>
+          <w:noProof/>
+          <w:sz w:val="24"/>
+          <w:szCs w:val="24"/>
+          <w:vertAlign w:val="subscript"/>
+          <w:lang w:val="vi-VN"/>
+        </w:rPr>
+        <w:t xml:space="preserve">u</w:t>
+      </w:r>
+      <w:r>
+        <w:rPr>
+          <w:rFonts w:ascii="Times New Roman" w:cs="Times New Roman" w:eastAsia="Times New Roman" w:hAnsi="Times New Roman"/>
+          <w:noProof/>
+          <w:sz w:val="24"/>
+          <w:szCs w:val="24"/>
+          <w:lang w:val="vi-VN"/>
+        </w:rPr>
+        <w:t xml:space="preserve">) ≤ 1,0. T</w:t>
+      </w:r>
+      <w:r>
+        <w:rPr>
+          <w:rFonts w:ascii="Times New Roman" w:cs="Times New Roman" w:eastAsia="Times New Roman" w:hAnsi="Times New Roman"/>
+          <w:noProof/>
+          <w:sz w:val="24"/>
+          <w:szCs w:val="24"/>
+          <w:vertAlign w:val="subscript"/>
+          <w:lang w:val="vi-VN"/>
+        </w:rPr>
+        <w:t xml:space="preserve">h</w:t>
+      </w:r>
+      <w:r>
+        <w:rPr>
+          <w:rFonts w:ascii="Times New Roman" w:cs="Times New Roman" w:eastAsia="Times New Roman" w:hAnsi="Times New Roman"/>
+          <w:noProof/>
+          <w:sz w:val="24"/>
+          <w:szCs w:val="24"/>
+          <w:lang w:val="vi-VN"/>
+        </w:rPr>
+        <w:t xml:space="preserve"> là lực ngang nhân hệ số 1,5; chống trượt gồm bám dính đáy α·c</w:t>
+      </w:r>
+      <w:r>
+        <w:rPr>
+          <w:rFonts w:ascii="Times New Roman" w:cs="Times New Roman" w:eastAsia="Times New Roman" w:hAnsi="Times New Roman"/>
+          <w:noProof/>
+          <w:sz w:val="24"/>
+          <w:szCs w:val="24"/>
+          <w:vertAlign w:val="subscript"/>
+          <w:lang w:val="vi-VN"/>
+        </w:rPr>
+        <w:t xml:space="preserve">u</w:t>
+      </w:r>
+      <w:r>
+        <w:rPr>
+          <w:rFonts w:ascii="Times New Roman" w:cs="Times New Roman" w:eastAsia="Times New Roman" w:hAnsi="Times New Roman"/>
+          <w:noProof/>
+          <w:sz w:val="24"/>
+          <w:szCs w:val="24"/>
+          <w:lang w:val="vi-VN"/>
+        </w:rPr>
+        <w:t xml:space="preserve">·B² (bằng 0 khi đế bị nhấc), gờ đế R</w:t>
+      </w:r>
+      <w:r>
+        <w:rPr>
+          <w:rFonts w:ascii="Times New Roman" w:cs="Times New Roman" w:eastAsia="Times New Roman" w:hAnsi="Times New Roman"/>
+          <w:noProof/>
+          <w:sz w:val="24"/>
+          <w:szCs w:val="24"/>
+          <w:vertAlign w:val="subscript"/>
+          <w:lang w:val="vi-VN"/>
+        </w:rPr>
+        <w:t xml:space="preserve">gờ</w:t>
+      </w:r>
+      <w:r>
+        <w:rPr>
+          <w:rFonts w:ascii="Times New Roman" w:cs="Times New Roman" w:eastAsia="Times New Roman" w:hAnsi="Times New Roman"/>
+          <w:noProof/>
+          <w:sz w:val="24"/>
+          <w:szCs w:val="24"/>
+          <w:lang w:val="vi-VN"/>
+        </w:rPr>
+        <w:t xml:space="preserve"> và sức chịu ngang của n vít H</w:t>
+      </w:r>
+      <w:r>
+        <w:rPr>
+          <w:rFonts w:ascii="Times New Roman" w:cs="Times New Roman" w:eastAsia="Times New Roman" w:hAnsi="Times New Roman"/>
+          <w:noProof/>
+          <w:sz w:val="24"/>
+          <w:szCs w:val="24"/>
+          <w:vertAlign w:val="subscript"/>
+          <w:lang w:val="vi-VN"/>
+        </w:rPr>
+        <w:t xml:space="preserve">u</w:t>
+      </w:r>
+      <w:r>
+        <w:rPr>
+          <w:rFonts w:ascii="Times New Roman" w:cs="Times New Roman" w:eastAsia="Times New Roman" w:hAnsi="Times New Roman"/>
+          <w:noProof/>
+          <w:sz w:val="24"/>
+          <w:szCs w:val="24"/>
+          <w:lang w:val="vi-VN"/>
+        </w:rPr>
+        <w:t xml:space="preserve"> (mục 6). Kết quả BÈ 3A: ĐẠT: giá trị 0,771, yêu cầu ≤ 1,0, mức sử dụng 0,77.</w:t>
+      </w:r>
+    </w:p>
+    <w:p>
+      <w:pPr>
+        <w:pStyle w:val="ListParagraph"/>
+        <w:numPr>
+          <w:ilvl w:val="0"/>
+          <w:numId w:val="1"/>
+        </w:numPr>
+        <w:spacing w:after="60"/>
+      </w:pPr>
+      <w:r>
+        <w:rPr>
+          <w:rFonts w:ascii="Times New Roman" w:cs="Times New Roman" w:eastAsia="Times New Roman" w:hAnsi="Times New Roman"/>
+          <w:noProof/>
+          <w:sz w:val="24"/>
+          <w:szCs w:val="24"/>
+          <w:lang w:val="vi-VN"/>
+        </w:rPr>
+        <w:t xml:space="preserve">SV-3 — Đế vít xoắn — chống LẬT: 1,5·M</w:t>
+      </w:r>
+      <w:r>
+        <w:rPr>
+          <w:rFonts w:ascii="Times New Roman" w:cs="Times New Roman" w:eastAsia="Times New Roman" w:hAnsi="Times New Roman"/>
+          <w:noProof/>
+          <w:sz w:val="24"/>
+          <w:szCs w:val="24"/>
+          <w:vertAlign w:val="subscript"/>
+          <w:lang w:val="vi-VN"/>
+        </w:rPr>
+        <w:t xml:space="preserve">o</w:t>
+      </w:r>
+      <w:r>
+        <w:rPr>
+          <w:rFonts w:ascii="Times New Roman" w:cs="Times New Roman" w:eastAsia="Times New Roman" w:hAnsi="Times New Roman"/>
+          <w:noProof/>
+          <w:sz w:val="24"/>
+          <w:szCs w:val="24"/>
+          <w:lang w:val="vi-VN"/>
+        </w:rPr>
+        <w:t xml:space="preserve"> / M</w:t>
+      </w:r>
+      <w:r>
+        <w:rPr>
+          <w:rFonts w:ascii="Times New Roman" w:cs="Times New Roman" w:eastAsia="Times New Roman" w:hAnsi="Times New Roman"/>
+          <w:noProof/>
+          <w:sz w:val="24"/>
+          <w:szCs w:val="24"/>
+          <w:vertAlign w:val="subscript"/>
+          <w:lang w:val="vi-VN"/>
+        </w:rPr>
+        <w:t xml:space="preserve">r</w:t>
+      </w:r>
+      <w:r>
+        <w:rPr>
+          <w:rFonts w:ascii="Times New Roman" w:cs="Times New Roman" w:eastAsia="Times New Roman" w:hAnsi="Times New Roman"/>
+          <w:noProof/>
+          <w:sz w:val="24"/>
+          <w:szCs w:val="24"/>
+          <w:lang w:val="vi-VN"/>
+        </w:rPr>
+        <w:t xml:space="preserve"> ≤ 1,0. M</w:t>
+      </w:r>
+      <w:r>
+        <w:rPr>
+          <w:rFonts w:ascii="Times New Roman" w:cs="Times New Roman" w:eastAsia="Times New Roman" w:hAnsi="Times New Roman"/>
+          <w:noProof/>
+          <w:sz w:val="24"/>
+          <w:szCs w:val="24"/>
+          <w:vertAlign w:val="subscript"/>
+          <w:lang w:val="vi-VN"/>
+        </w:rPr>
+        <w:t xml:space="preserve">o</w:t>
+      </w:r>
+      <w:r>
+        <w:rPr>
+          <w:rFonts w:ascii="Times New Roman" w:cs="Times New Roman" w:eastAsia="Times New Roman" w:hAnsi="Times New Roman"/>
+          <w:noProof/>
+          <w:sz w:val="24"/>
+          <w:szCs w:val="24"/>
+          <w:lang w:val="vi-VN"/>
+        </w:rPr>
+        <w:t xml:space="preserve"> là mô-men lật quanh mép đáy phía xa dây (nhân 1,5), M</w:t>
+      </w:r>
+      <w:r>
+        <w:rPr>
+          <w:rFonts w:ascii="Times New Roman" w:cs="Times New Roman" w:eastAsia="Times New Roman" w:hAnsi="Times New Roman"/>
+          <w:noProof/>
+          <w:sz w:val="24"/>
+          <w:szCs w:val="24"/>
+          <w:vertAlign w:val="subscript"/>
+          <w:lang w:val="vi-VN"/>
+        </w:rPr>
+        <w:t xml:space="preserve">r</w:t>
+      </w:r>
+      <w:r>
+        <w:rPr>
+          <w:rFonts w:ascii="Times New Roman" w:cs="Times New Roman" w:eastAsia="Times New Roman" w:hAnsi="Times New Roman"/>
+          <w:noProof/>
+          <w:sz w:val="24"/>
+          <w:szCs w:val="24"/>
+          <w:lang w:val="vi-VN"/>
+        </w:rPr>
+        <w:t xml:space="preserve"> là mô-men giữ do trọng lượng đế và các vít (mục 6). Kết quả BÈ 3A: ĐẠT: giá trị 0,998, yêu cầu ≤ 1,0, mức sử dụng 1,00.</w:t>
+      </w:r>
+    </w:p>
+    <w:p>
+      <w:pPr>
+        <w:pStyle w:val="ListParagraph"/>
+        <w:numPr>
+          <w:ilvl w:val="0"/>
+          <w:numId w:val="1"/>
+        </w:numPr>
+        <w:spacing w:after="60"/>
+      </w:pPr>
+      <w:r>
+        <w:rPr>
+          <w:rFonts w:ascii="Times New Roman" w:cs="Times New Roman" w:eastAsia="Times New Roman" w:hAnsi="Times New Roman"/>
+          <w:noProof/>
+          <w:sz w:val="24"/>
+          <w:szCs w:val="24"/>
+          <w:lang w:val="vi-VN"/>
+        </w:rPr>
+        <w:t xml:space="preserve">SV-4 — Đế vít xoắn — lực nhổ một vít: N</w:t>
+      </w:r>
+      <w:r>
+        <w:rPr>
+          <w:rFonts w:ascii="Times New Roman" w:cs="Times New Roman" w:eastAsia="Times New Roman" w:hAnsi="Times New Roman"/>
+          <w:noProof/>
+          <w:sz w:val="24"/>
+          <w:szCs w:val="24"/>
+          <w:vertAlign w:val="subscript"/>
+          <w:lang w:val="vi-VN"/>
+        </w:rPr>
+        <w:t xml:space="preserve">1</w:t>
+      </w:r>
+      <w:r>
+        <w:rPr>
+          <w:rFonts w:ascii="Times New Roman" w:cs="Times New Roman" w:eastAsia="Times New Roman" w:hAnsi="Times New Roman"/>
+          <w:noProof/>
+          <w:sz w:val="24"/>
+          <w:szCs w:val="24"/>
+          <w:lang w:val="vi-VN"/>
+        </w:rPr>
+        <w:t xml:space="preserve"> / Q</w:t>
+      </w:r>
+      <w:r>
+        <w:rPr>
+          <w:rFonts w:ascii="Times New Roman" w:cs="Times New Roman" w:eastAsia="Times New Roman" w:hAnsi="Times New Roman"/>
+          <w:noProof/>
+          <w:sz w:val="24"/>
+          <w:szCs w:val="24"/>
+          <w:vertAlign w:val="subscript"/>
+          <w:lang w:val="vi-VN"/>
+        </w:rPr>
+        <w:t xml:space="preserve">a</w:t>
+      </w:r>
+      <w:r>
+        <w:rPr>
+          <w:rFonts w:ascii="Times New Roman" w:cs="Times New Roman" w:eastAsia="Times New Roman" w:hAnsi="Times New Roman"/>
+          <w:noProof/>
+          <w:sz w:val="24"/>
+          <w:szCs w:val="24"/>
+          <w:lang w:val="vi-VN"/>
+        </w:rPr>
+        <w:t xml:space="preserve"> ≤ 1,0. N</w:t>
+      </w:r>
+      <w:r>
+        <w:rPr>
+          <w:rFonts w:ascii="Times New Roman" w:cs="Times New Roman" w:eastAsia="Times New Roman" w:hAnsi="Times New Roman"/>
+          <w:noProof/>
+          <w:sz w:val="24"/>
+          <w:szCs w:val="24"/>
+          <w:vertAlign w:val="subscript"/>
+          <w:lang w:val="vi-VN"/>
+        </w:rPr>
+        <w:t xml:space="preserve">1</w:t>
+      </w:r>
+      <w:r>
+        <w:rPr>
+          <w:rFonts w:ascii="Times New Roman" w:cs="Times New Roman" w:eastAsia="Times New Roman" w:hAnsi="Times New Roman"/>
+          <w:noProof/>
+          <w:sz w:val="24"/>
+          <w:szCs w:val="24"/>
+          <w:lang w:val="vi-VN"/>
+        </w:rPr>
+        <w:t xml:space="preserve"> là lực nhổ lên vít chịu nặng nhất sau khi trừ phần trọng lượng đế gánh, Q</w:t>
+      </w:r>
+      <w:r>
+        <w:rPr>
+          <w:rFonts w:ascii="Times New Roman" w:cs="Times New Roman" w:eastAsia="Times New Roman" w:hAnsi="Times New Roman"/>
+          <w:noProof/>
+          <w:sz w:val="24"/>
+          <w:szCs w:val="24"/>
+          <w:vertAlign w:val="subscript"/>
+          <w:lang w:val="vi-VN"/>
+        </w:rPr>
+        <w:t xml:space="preserve">a</w:t>
+      </w:r>
+      <w:r>
+        <w:rPr>
+          <w:rFonts w:ascii="Times New Roman" w:cs="Times New Roman" w:eastAsia="Times New Roman" w:hAnsi="Times New Roman"/>
+          <w:noProof/>
+          <w:sz w:val="24"/>
+          <w:szCs w:val="24"/>
+          <w:lang w:val="vi-VN"/>
+        </w:rPr>
+        <w:t xml:space="preserve"> là sức chịu nhổ cho phép của một vít (mục 6). Kết quả BÈ 3A: ĐẠT: giá trị 0,445, yêu cầu ≤ 1,0, mức sử dụng 0,44.</w:t>
+      </w:r>
+    </w:p>
+    <w:p>
+      <w:pPr>
+        <w:pStyle w:val="ListParagraph"/>
+        <w:numPr>
+          <w:ilvl w:val="0"/>
+          <w:numId w:val="1"/>
+        </w:numPr>
+        <w:spacing w:after="60"/>
+      </w:pPr>
+      <w:r>
+        <w:rPr>
+          <w:rFonts w:ascii="Times New Roman" w:cs="Times New Roman" w:eastAsia="Times New Roman" w:hAnsi="Times New Roman"/>
+          <w:noProof/>
+          <w:sz w:val="24"/>
+          <w:szCs w:val="24"/>
+          <w:lang w:val="vi-VN"/>
+        </w:rPr>
+        <w:t xml:space="preserve">SV-5 — Đế vít xoắn — áp lực lên nền bùn: W'/B² ≤ 5,14·c</w:t>
+      </w:r>
+      <w:r>
+        <w:rPr>
+          <w:rFonts w:ascii="Times New Roman" w:cs="Times New Roman" w:eastAsia="Times New Roman" w:hAnsi="Times New Roman"/>
+          <w:noProof/>
+          <w:sz w:val="24"/>
+          <w:szCs w:val="24"/>
+          <w:vertAlign w:val="subscript"/>
+          <w:lang w:val="vi-VN"/>
+        </w:rPr>
+        <w:t xml:space="preserve">u</w:t>
+      </w:r>
+      <w:r>
+        <w:rPr>
+          <w:rFonts w:ascii="Times New Roman" w:cs="Times New Roman" w:eastAsia="Times New Roman" w:hAnsi="Times New Roman"/>
+          <w:noProof/>
+          <w:sz w:val="24"/>
+          <w:szCs w:val="24"/>
+          <w:lang w:val="vi-VN"/>
+        </w:rPr>
+        <w:t xml:space="preserve"> / 2,5. W'/B² là áp lực đế lên nền bùn, 5,14·c</w:t>
+      </w:r>
+      <w:r>
+        <w:rPr>
+          <w:rFonts w:ascii="Times New Roman" w:cs="Times New Roman" w:eastAsia="Times New Roman" w:hAnsi="Times New Roman"/>
+          <w:noProof/>
+          <w:sz w:val="24"/>
+          <w:szCs w:val="24"/>
+          <w:vertAlign w:val="subscript"/>
+          <w:lang w:val="vi-VN"/>
+        </w:rPr>
+        <w:t xml:space="preserve">u</w:t>
+      </w:r>
+      <w:r>
+        <w:rPr>
+          <w:rFonts w:ascii="Times New Roman" w:cs="Times New Roman" w:eastAsia="Times New Roman" w:hAnsi="Times New Roman"/>
+          <w:noProof/>
+          <w:sz w:val="24"/>
+          <w:szCs w:val="24"/>
+          <w:lang w:val="vi-VN"/>
+        </w:rPr>
+        <w:t xml:space="preserve"> là sức chịu tải giới hạn của nền sét mềm, chia hệ số an toàn (mục 6). Kết quả BÈ 3A: ĐẠT: giá trị 6,0, yêu cầu ≤ 41,1 kPa, mức sử dụng 0,15.</w:t>
+      </w:r>
+    </w:p>
+    <w:p>
+      <w:pPr>
+        <w:pStyle w:val="ListParagraph"/>
+        <w:numPr>
+          <w:ilvl w:val="0"/>
+          <w:numId w:val="1"/>
+        </w:numPr>
+        <w:spacing w:after="60"/>
+      </w:pPr>
+      <w:r>
+        <w:rPr>
+          <w:rFonts w:ascii="Times New Roman" w:cs="Times New Roman" w:eastAsia="Times New Roman" w:hAnsi="Times New Roman"/>
+          <w:noProof/>
+          <w:sz w:val="24"/>
+          <w:szCs w:val="24"/>
+          <w:lang w:val="vi-VN"/>
+        </w:rPr>
+        <w:t xml:space="preserve">SV-6 — Đế vít xoắn — cốt thép bản đế: max(A</w:t>
+      </w:r>
+      <w:r>
+        <w:rPr>
+          <w:rFonts w:ascii="Times New Roman" w:cs="Times New Roman" w:eastAsia="Times New Roman" w:hAnsi="Times New Roman"/>
+          <w:noProof/>
+          <w:sz w:val="24"/>
+          <w:szCs w:val="24"/>
+          <w:vertAlign w:val="subscript"/>
+          <w:lang w:val="vi-VN"/>
+        </w:rPr>
+        <w:t xml:space="preserve">s</w:t>
+      </w:r>
+      <w:r>
+        <w:rPr>
+          <w:rFonts w:ascii="Times New Roman" w:cs="Times New Roman" w:eastAsia="Times New Roman" w:hAnsi="Times New Roman"/>
+          <w:noProof/>
+          <w:sz w:val="24"/>
+          <w:szCs w:val="24"/>
+          <w:lang w:val="vi-VN"/>
+        </w:rPr>
+        <w:t xml:space="preserve"> yc ; 0,1%) / A</w:t>
+      </w:r>
+      <w:r>
+        <w:rPr>
+          <w:rFonts w:ascii="Times New Roman" w:cs="Times New Roman" w:eastAsia="Times New Roman" w:hAnsi="Times New Roman"/>
+          <w:noProof/>
+          <w:sz w:val="24"/>
+          <w:szCs w:val="24"/>
+          <w:vertAlign w:val="subscript"/>
+          <w:lang w:val="vi-VN"/>
+        </w:rPr>
+        <w:t xml:space="preserve">s</w:t>
+      </w:r>
+      <w:r>
+        <w:rPr>
+          <w:rFonts w:ascii="Times New Roman" w:cs="Times New Roman" w:eastAsia="Times New Roman" w:hAnsi="Times New Roman"/>
+          <w:noProof/>
+          <w:sz w:val="24"/>
+          <w:szCs w:val="24"/>
+          <w:lang w:val="vi-VN"/>
+        </w:rPr>
+        <w:t xml:space="preserve"> bố trí ≤ 1,0. A</w:t>
+      </w:r>
+      <w:r>
+        <w:rPr>
+          <w:rFonts w:ascii="Times New Roman" w:cs="Times New Roman" w:eastAsia="Times New Roman" w:hAnsi="Times New Roman"/>
+          <w:noProof/>
+          <w:sz w:val="24"/>
+          <w:szCs w:val="24"/>
+          <w:vertAlign w:val="subscript"/>
+          <w:lang w:val="vi-VN"/>
+        </w:rPr>
+        <w:t xml:space="preserve">s</w:t>
+      </w:r>
+      <w:r>
+        <w:rPr>
+          <w:rFonts w:ascii="Times New Roman" w:cs="Times New Roman" w:eastAsia="Times New Roman" w:hAnsi="Times New Roman"/>
+          <w:noProof/>
+          <w:sz w:val="24"/>
+          <w:szCs w:val="24"/>
+          <w:lang w:val="vi-VN"/>
+        </w:rPr>
+        <w:t xml:space="preserve"> yc là thép bản đế cần theo mô-men uốn, 0,1% là hàm lượng tối thiểu, A</w:t>
+      </w:r>
+      <w:r>
+        <w:rPr>
+          <w:rFonts w:ascii="Times New Roman" w:cs="Times New Roman" w:eastAsia="Times New Roman" w:hAnsi="Times New Roman"/>
+          <w:noProof/>
+          <w:sz w:val="24"/>
+          <w:szCs w:val="24"/>
+          <w:vertAlign w:val="subscript"/>
+          <w:lang w:val="vi-VN"/>
+        </w:rPr>
+        <w:t xml:space="preserve">s</w:t>
+      </w:r>
+      <w:r>
+        <w:rPr>
+          <w:rFonts w:ascii="Times New Roman" w:cs="Times New Roman" w:eastAsia="Times New Roman" w:hAnsi="Times New Roman"/>
+          <w:noProof/>
+          <w:sz w:val="24"/>
+          <w:szCs w:val="24"/>
+          <w:lang w:val="vi-VN"/>
+        </w:rPr>
+        <w:t xml:space="preserve"> bố trí là lưới thép đặt trong bản (mục 6). Kết quả BÈ 3A: ĐẠT: giá trị 0,619, yêu cầu ≤ 1,0, mức sử dụng 0,62.</w:t>
       </w:r>
     </w:p>
     <w:p>
